--- a/outputs/publication/reports/00_main.docx
+++ b/outputs/publication/reports/00_main.docx
@@ -137,13 +137,13 @@
         <w:t xml:space="preserve">2. Related Literature</w:t>
       </w:r>
     </w:p>
-    <w:bookmarkStart w:id="22" w:name="comparative-benchmarks"/>
+    <w:bookmarkStart w:id="22" w:name="why-educational-mobility-matters"/>
     <w:p>
       <w:pPr>
         <w:pStyle w:val="Heading3"/>
       </w:pPr>
       <w:r>
-        <w:t xml:space="preserve">Comparative benchmarks</w:t>
+        <w:t xml:space="preserve">Why educational mobility matters</w:t>
       </w:r>
     </w:p>
     <w:p>
@@ -151,7 +151,7 @@
         <w:pStyle w:val="FirstParagraph"/>
       </w:pPr>
       <w:r>
-        <w:t xml:space="preserve">The paper sits in the literature on intergenerational educational mobility, which studies how strongly parents’ schooling predicts the schooling eventually attained by adult children. This literature matters for both equity and efficiency: schooling is a major channel through which advantage is transmitted across generations, and it is often measured more comparably than income or wealth in lower- and middle-income settings. Comparative evidence shows that educational persistence remains substantial and varies widely across countries rather than falling uniformly over time. Hertz et al.</w:t>
+        <w:t xml:space="preserve">Intergenerational educational mobility is central to both equity and productivity. When parent-child schooling links are strong, educational attainment reflects inherited background as much as individual ability, which can slow skill allocation and long-run growth. Cross-country evidence consistently shows that educational persistence is substantial and uneven across development levels rather than mechanically declining over time. Hertz et al.</w:t>
       </w:r>
       <w:r>
         <w:t xml:space="preserve"> </w:t>
@@ -174,7 +174,7 @@
         <w:t xml:space="preserve"> </w:t>
       </w:r>
       <w:r>
-        <w:t xml:space="preserve">document large cross-country differences in parent-child schooling association, and Causa and Johansson</w:t>
+        <w:t xml:space="preserve">and Causa and Johansson</w:t>
       </w:r>
       <w:r>
         <w:t xml:space="preserve"> </w:t>
@@ -197,7 +197,7 @@
         <w:t xml:space="preserve"> </w:t>
       </w:r>
       <w:r>
-        <w:t xml:space="preserve">reach a similar conclusion for OECD settings. The GDIM database assembled by van der Weide et al.</w:t>
+        <w:t xml:space="preserve">document large variation across countries, and the GDIM database by van der Weide et al.</w:t>
       </w:r>
       <w:r>
         <w:t xml:space="preserve"> </w:t>
@@ -220,17 +220,17 @@
         <w:t xml:space="preserve"> </w:t>
       </w:r>
       <w:r>
-        <w:t xml:space="preserve">extends that benchmark to 153 economies and reinforces the value of country-specific evidence where national mobility studies remain thin.</w:t>
+        <w:t xml:space="preserve">confirms that mobility remains lower, on average, in many developing contexts.</w:t>
       </w:r>
     </w:p>
     <w:bookmarkEnd w:id="22"/>
-    <w:bookmarkStart w:id="23" w:name="measure-choice-and-design-discipline"/>
+    <w:bookmarkStart w:id="23" w:name="Xf7cc99bfb492b7b9d87e84d4bb99a8893a21bb6"/>
     <w:p>
       <w:pPr>
         <w:pStyle w:val="Heading3"/>
       </w:pPr>
       <w:r>
-        <w:t xml:space="preserve">Measure choice and design discipline</w:t>
+        <w:t xml:space="preserve">Measurement choices and contribution discipline</w:t>
       </w:r>
     </w:p>
     <w:p>
@@ -238,7 +238,7 @@
         <w:pStyle w:val="FirstParagraph"/>
       </w:pPr>
       <w:r>
-        <w:t xml:space="preserve">The literature also cautions against relying on a single mobility statistic. Torche</w:t>
+        <w:t xml:space="preserve">The mobility literature also warns against one-number interpretations. Torche</w:t>
       </w:r>
       <w:r>
         <w:t xml:space="preserve"> </w:t>
@@ -261,7 +261,7 @@
         <w:t xml:space="preserve"> </w:t>
       </w:r>
       <w:r>
-        <w:t xml:space="preserve">emphasizes that intergenerational mobility measures are useful descriptors of opportunity structures but should not be treated as complete measures of equality of opportunity. Stromberg and Engzell</w:t>
+        <w:t xml:space="preserve">emphasizes that mobility metrics summarize intergenerational association but do not by themselves recover a full model of equality of opportunity. Recent measurement work further shows that country rankings can move with coding and estimator choices</w:t>
       </w:r>
       <w:r>
         <w:t xml:space="preserve"> </w:t>
@@ -281,20 +281,71 @@
         <w:t xml:space="preserve">)</w:t>
       </w:r>
       <w:r>
-        <w:t xml:space="preserve"> </w:t>
-      </w:r>
-      <w:r>
-        <w:t xml:space="preserve">show that country rankings in educational mobility can move with coding, ranking, and modeling choices. That methodological point maps directly onto this paper’s design. A small locked bundle of measures, centered on a rank-rank slope, directional mobility rates, and same-category persistence, is more credible than a one-metric story, especially when questionnaire wording around parental schooling differs somewhat across LiTS waves.</w:t>
+        <w:t xml:space="preserve">. This motivates the paper’s locked measure bundle: rank-rank persistence as the core statistic, complemented by directional category measures (upward, downward, same-category persistence). The rank measure is more robust to modest cross-wave questionnaire differences, while category rates preserve an interpretable notion of educational transitions. Using both, with explicit weighting of reliability, is more defensible than relying on either in isolation.</w:t>
+      </w:r>
+    </w:p>
+    <w:p>
+      <w:pPr>
+        <w:pStyle w:val="BodyText"/>
+      </w:pPr>
+      <w:r>
+        <w:t xml:space="preserve">A related point from comparative studies is that mobility can differ across cohorts even when average schooling expands. Chevalier, Denny, and McMahon</w:t>
+      </w:r>
+      <w:r>
+        <w:t xml:space="preserve"> </w:t>
+      </w:r>
+      <w:r>
+        <w:t xml:space="preserve">(</w:t>
+      </w:r>
+      <w:hyperlink w:anchor="ref-chevalier_denny_mcmahon_2009">
+        <w:r>
+          <w:rPr>
+            <w:rStyle w:val="Hyperlink"/>
+          </w:rPr>
+          <w:t xml:space="preserve">Chevalier, Denny, and McMahon 2009</w:t>
+        </w:r>
+      </w:hyperlink>
+      <w:r>
+        <w:t xml:space="preserve">)</w:t>
+      </w:r>
+      <w:r>
+        <w:t xml:space="preserve"> </w:t>
+      </w:r>
+      <w:r>
+        <w:t xml:space="preserve">and Razzu and Wambile</w:t>
+      </w:r>
+      <w:r>
+        <w:t xml:space="preserve"> </w:t>
+      </w:r>
+      <w:r>
+        <w:t xml:space="preserve">(</w:t>
+      </w:r>
+      <w:hyperlink w:anchor="ref-razzu_wambile_2022">
+        <w:r>
+          <w:rPr>
+            <w:rStyle w:val="Hyperlink"/>
+          </w:rPr>
+          <w:t xml:space="preserve">Razzu and Wambile 2022</w:t>
+        </w:r>
+      </w:hyperlink>
+      <w:r>
+        <w:t xml:space="preserve">)</w:t>
+      </w:r>
+      <w:r>
+        <w:t xml:space="preserve"> </w:t>
+      </w:r>
+      <w:r>
+        <w:t xml:space="preserve">highlight that expansion in enrollment does not automatically imply weaker intergenerational persistence. This directly supports the paper’s caution that descriptive increases in persistence should not be over-interpreted as a precisely estimated structural trend.</w:t>
       </w:r>
     </w:p>
     <w:bookmarkEnd w:id="23"/>
-    <w:bookmarkStart w:id="24" w:name="Xca6ff8af291edf304bb4bd92ee8fd0dfff33d8f"/>
+    <w:bookmarkStart w:id="24" w:name="X860bec3a4fe6febda157ac1960898ecb61a6e30"/>
     <w:p>
       <w:pPr>
         <w:pStyle w:val="Heading3"/>
       </w:pPr>
       <w:r>
-        <w:t xml:space="preserve">Transition settings and the Uzbekistan case</w:t>
+        <w:t xml:space="preserve">Transition economies and regional comparators</w:t>
       </w:r>
     </w:p>
     <w:p>
@@ -302,7 +353,7 @@
         <w:pStyle w:val="FirstParagraph"/>
       </w:pPr>
       <w:r>
-        <w:t xml:space="preserve">Evidence from transition economies suggests no single post-socialist mobility trajectory. Verashchagina</w:t>
+        <w:t xml:space="preserve">Transition settings are especially relevant for Uzbekistan because schooling systems, labor-market returns, and household strategies changed rapidly after socialism. Comparative evidence does not support a single post-socialist trajectory. Verashchagina</w:t>
       </w:r>
       <w:r>
         <w:t xml:space="preserve"> </w:t>
@@ -325,7 +376,7 @@
         <w:t xml:space="preserve"> </w:t>
       </w:r>
       <w:r>
-        <w:t xml:space="preserve">shows substantial cross-country variation in educational inheritance across post-communist settings, and Bruck and Esenaliev</w:t>
+        <w:t xml:space="preserve">reports substantial heterogeneity in educational inheritance across post-communist countries, while Bruck and Esenaliev</w:t>
       </w:r>
       <w:r>
         <w:t xml:space="preserve"> </w:t>
@@ -348,7 +399,7 @@
         <w:t xml:space="preserve"> </w:t>
       </w:r>
       <w:r>
-        <w:t xml:space="preserve">find that Kyrgyzstan maintained relatively high educational mobility through transition. Turkey offers a complementary middle-income comparator: Aydemir and Yazici</w:t>
+        <w:t xml:space="preserve">show a distinct Kyrgyz trajectory. Turkey offers a close middle-income comparator: Aydemir and Yazici</w:t>
       </w:r>
       <w:r>
         <w:t xml:space="preserve"> </w:t>
@@ -371,7 +422,7 @@
         <w:t xml:space="preserve"> </w:t>
       </w:r>
       <w:r>
-        <w:t xml:space="preserve">show strong regional and family-background gradients in educational mobility, while Akarcay-Gurbuz and Polat</w:t>
+        <w:t xml:space="preserve">document strong regional and family-background gradients, and Akarcay-Gurbuz and Polat</w:t>
       </w:r>
       <w:r>
         <w:t xml:space="preserve"> </w:t>
@@ -394,17 +445,71 @@
         <w:t xml:space="preserve"> </w:t>
       </w:r>
       <w:r>
-        <w:t xml:space="preserve">illustrate what a stronger causal design requires by using exogenous provincial variation in schooling opportunities. Together, this literature supports treating Uzbekistan as an under-documented transition case rather than as a setting with a mechanically predictable mobility path.</w:t>
+        <w:t xml:space="preserve">illustrate how causal claims require explicit exogenous variation.</w:t>
+      </w:r>
+    </w:p>
+    <w:p>
+      <w:pPr>
+        <w:pStyle w:val="BodyText"/>
+      </w:pPr>
+      <w:r>
+        <w:t xml:space="preserve">Broader regional evidence also links mobility to local opportunity structures. Guell et al.</w:t>
+      </w:r>
+      <w:r>
+        <w:t xml:space="preserve"> </w:t>
+      </w:r>
+      <w:r>
+        <w:t xml:space="preserve">(</w:t>
+      </w:r>
+      <w:hyperlink w:anchor="ref-guell_etal_2018">
+        <w:r>
+          <w:rPr>
+            <w:rStyle w:val="Hyperlink"/>
+          </w:rPr>
+          <w:t xml:space="preserve">Guell et al. 2018</w:t>
+        </w:r>
+      </w:hyperlink>
+      <w:r>
+        <w:t xml:space="preserve">)</w:t>
+      </w:r>
+      <w:r>
+        <w:t xml:space="preserve"> </w:t>
+      </w:r>
+      <w:r>
+        <w:t xml:space="preserve">and Neidhoefer et al.</w:t>
+      </w:r>
+      <w:r>
+        <w:t xml:space="preserve"> </w:t>
+      </w:r>
+      <w:r>
+        <w:t xml:space="preserve">(</w:t>
+      </w:r>
+      <w:hyperlink w:anchor="ref-neidhoefer_etal_2024">
+        <w:r>
+          <w:rPr>
+            <w:rStyle w:val="Hyperlink"/>
+          </w:rPr>
+          <w:t xml:space="preserve">Neidhoefer et al. 2024</w:t>
+        </w:r>
+      </w:hyperlink>
+      <w:r>
+        <w:t xml:space="preserve">)</w:t>
+      </w:r>
+      <w:r>
+        <w:t xml:space="preserve"> </w:t>
+      </w:r>
+      <w:r>
+        <w:t xml:space="preserve">show that mobility covaries with local development conditions, inequality, and institutional context. These findings motivate including region and cohort fixed effects in pooled correlates models while keeping interpretation associational.</w:t>
       </w:r>
     </w:p>
     <w:bookmarkEnd w:id="24"/>
-    <w:bookmarkStart w:id="25" w:name="uzbekistans-education-context"/>
+    <w:bookmarkStart w:id="25" w:name="uzbekistan-specific-relevance"/>
     <w:p>
       <w:pPr>
         <w:pStyle w:val="Heading3"/>
       </w:pPr>
       <w:r>
-        <w:t xml:space="preserve">Uzbekistan’s education context</w:t>
+        <w:t xml:space="preserve">Uzbekistan-specific relevance</w:t>
       </w:r>
     </w:p>
     <w:p>
@@ -412,7 +517,7 @@
         <w:pStyle w:val="FirstParagraph"/>
       </w:pPr>
       <w:r>
-        <w:t xml:space="preserve">Country diagnostics explain why the question matters in Uzbekistan. World Bank</w:t>
+        <w:t xml:space="preserve">Country diagnostics explain why the Uzbek case is substantively important. World Bank and UNICEF assessments point to persistent disparities in tertiary access, gendered constraints, and rural-urban differences in educational opportunity</w:t>
       </w:r>
       <w:r>
         <w:t xml:space="preserve"> </w:t>
@@ -429,19 +534,24 @@
         </w:r>
       </w:hyperlink>
       <w:r>
-        <w:t xml:space="preserve">)</w:t>
-      </w:r>
-      <w:r>
-        <w:t xml:space="preserve"> </w:t>
-      </w:r>
-      <w:r>
-        <w:t xml:space="preserve">and UNICEF</w:t>
-      </w:r>
-      <w:r>
-        <w:t xml:space="preserve"> </w:t>
-      </w:r>
-      <w:r>
-        <w:t xml:space="preserve">(</w:t>
+        <w:t xml:space="preserve">,</w:t>
+      </w:r>
+      <w:r>
+        <w:t xml:space="preserve"> </w:t>
+      </w:r>
+      <w:hyperlink w:anchor="ref-wb_gender_2024">
+        <w:r>
+          <w:rPr>
+            <w:rStyle w:val="Hyperlink"/>
+          </w:rPr>
+          <w:t xml:space="preserve">2024</w:t>
+        </w:r>
+      </w:hyperlink>
+      <w:r>
+        <w:t xml:space="preserve">;</w:t>
+      </w:r>
+      <w:r>
+        <w:t xml:space="preserve"> </w:t>
       </w:r>
       <w:hyperlink w:anchor="ref-unicef_uzb_2021">
         <w:r>
@@ -452,69 +562,34 @@
         </w:r>
       </w:hyperlink>
       <w:r>
-        <w:t xml:space="preserve">)</w:t>
-      </w:r>
-      <w:r>
-        <w:t xml:space="preserve"> </w:t>
-      </w:r>
-      <w:r>
-        <w:t xml:space="preserve">document severe tertiary access constraints before the recent expansion of higher education, while UNICEF</w:t>
-      </w:r>
-      <w:r>
-        <w:t xml:space="preserve"> </w:t>
-      </w:r>
-      <w:r>
-        <w:t xml:space="preserve">(</w:t>
+        <w:t xml:space="preserve">,</w:t>
+      </w:r>
+      <w:r>
+        <w:t xml:space="preserve"> </w:t>
       </w:r>
       <w:hyperlink w:anchor="ref-unicef_sitan_2023">
         <w:r>
           <w:rPr>
             <w:rStyle w:val="Hyperlink"/>
           </w:rPr>
-          <w:t xml:space="preserve">UNICEF 2023</w:t>
+          <w:t xml:space="preserve">2023</w:t>
         </w:r>
       </w:hyperlink>
       <w:r>
         <w:t xml:space="preserve">)</w:t>
       </w:r>
       <w:r>
-        <w:t xml:space="preserve"> </w:t>
-      </w:r>
-      <w:r>
-        <w:t xml:space="preserve">and World Bank</w:t>
-      </w:r>
-      <w:r>
-        <w:t xml:space="preserve"> </w:t>
-      </w:r>
-      <w:r>
-        <w:t xml:space="preserve">(</w:t>
-      </w:r>
-      <w:hyperlink w:anchor="ref-wb_gender_2024">
-        <w:r>
-          <w:rPr>
-            <w:rStyle w:val="Hyperlink"/>
-          </w:rPr>
-          <w:t xml:space="preserve">World Bank 2024</w:t>
-        </w:r>
-      </w:hyperlink>
-      <w:r>
-        <w:t xml:space="preserve">)</w:t>
-      </w:r>
-      <w:r>
-        <w:t xml:space="preserve"> </w:t>
-      </w:r>
-      <w:r>
-        <w:t xml:space="preserve">highlight persistent rural-urban, migration-related, and gendered inequalities in the conditions that shape educational opportunity. These reports do not estimate intergenerational mobility directly. Their value for this paper is to show why parental background, place, and household support are plausible correlates of educational attainment in the Uzbek context.</w:t>
+        <w:t xml:space="preserve">. These sources are not mobility designs themselves, but they establish why parental education, household resources, and place-based conditions are plausible correlates in this setting.</w:t>
       </w:r>
     </w:p>
     <w:bookmarkEnd w:id="25"/>
-    <w:bookmarkStart w:id="26" w:name="Xd9fdc2e2ed07e55d8e78bee43faabf9bce76073"/>
+    <w:bookmarkStart w:id="26" w:name="X42679dabf73d04686fcbf45baf2aa97ef885a13"/>
     <w:p>
       <w:pPr>
         <w:pStyle w:val="Heading3"/>
       </w:pPr>
       <w:r>
-        <w:t xml:space="preserve">Pandemic background and the bounded role of Module C</w:t>
+        <w:t xml:space="preserve">Pandemic learning background and bounded Module C framing</w:t>
       </w:r>
     </w:p>
     <w:p>
@@ -522,7 +597,7 @@
         <w:pStyle w:val="FirstParagraph"/>
       </w:pPr>
       <w:r>
-        <w:t xml:space="preserve">The pandemic literature is relevant only as background for the LiTS IV child-module extension. UNICEF</w:t>
+        <w:t xml:space="preserve">The pandemic-learning literature is included only to frame Module C’s limited role. Evidence from global and country studies shows that remote schooling amplified differences in household support, connectivity, and device access</w:t>
       </w:r>
       <w:r>
         <w:t xml:space="preserve"> </w:t>
@@ -539,19 +614,10 @@
         </w:r>
       </w:hyperlink>
       <w:r>
-        <w:t xml:space="preserve">)</w:t>
-      </w:r>
-      <w:r>
-        <w:t xml:space="preserve"> </w:t>
-      </w:r>
-      <w:r>
-        <w:t xml:space="preserve">and Munoz-Najar et al.</w:t>
-      </w:r>
-      <w:r>
-        <w:t xml:space="preserve"> </w:t>
-      </w:r>
-      <w:r>
-        <w:t xml:space="preserve">(</w:t>
+        <w:t xml:space="preserve">;</w:t>
+      </w:r>
+      <w:r>
+        <w:t xml:space="preserve"> </w:t>
       </w:r>
       <w:hyperlink w:anchor="ref-munoznajar_2021">
         <w:r>
@@ -565,10 +631,7 @@
         <w:t xml:space="preserve">)</w:t>
       </w:r>
       <w:r>
-        <w:t xml:space="preserve"> </w:t>
-      </w:r>
-      <w:r>
-        <w:t xml:space="preserve">emphasize that remote learning increased the salience of household support, devices, and connectivity. Survey evidence from Latvia and Poland likewise shows that parents absorbed a large share of the home-learning burden during school closures</w:t>
+        <w:t xml:space="preserve">. Studies from Europe similarly report that parents absorbed a large share of the learning-adjustment burden during closures</w:t>
       </w:r>
       <w:r>
         <w:t xml:space="preserve"> </w:t>
@@ -602,7 +665,7 @@
         <w:t xml:space="preserve">)</w:t>
       </w:r>
       <w:r>
-        <w:t xml:space="preserve">. For Uzbekistan, Meliboeva, Patrinos, and Teixeira</w:t>
+        <w:t xml:space="preserve">. For Uzbekistan, policy-response and learning-recovery evidence provides context but does not resolve household-level causal channels</w:t>
       </w:r>
       <w:r>
         <w:t xml:space="preserve"> </w:t>
@@ -619,46 +682,34 @@
         </w:r>
       </w:hyperlink>
       <w:r>
-        <w:t xml:space="preserve">)</w:t>
-      </w:r>
-      <w:r>
-        <w:t xml:space="preserve"> </w:t>
-      </w:r>
-      <w:r>
-        <w:t xml:space="preserve">document the early policy response, while Iqbal, Patrinos, and coauthors</w:t>
-      </w:r>
-      <w:r>
-        <w:t xml:space="preserve"> </w:t>
-      </w:r>
-      <w:r>
-        <w:t xml:space="preserve">(</w:t>
+        <w:t xml:space="preserve">;</w:t>
+      </w:r>
+      <w:r>
+        <w:t xml:space="preserve"> </w:t>
       </w:r>
       <w:hyperlink w:anchor="ref-iqbal_patrinos_2025">
         <w:r>
           <w:rPr>
             <w:rStyle w:val="Hyperlink"/>
           </w:rPr>
-          <w:t xml:space="preserve">Iqbal, Patrinos, et al. 2025</w:t>
+          <w:t xml:space="preserve">Iqbal, Patrinos, and coauthors 2025</w:t>
         </w:r>
       </w:hyperlink>
       <w:r>
         <w:t xml:space="preserve">)</w:t>
       </w:r>
       <w:r>
-        <w:t xml:space="preserve"> </w:t>
-      </w:r>
-      <w:r>
-        <w:t xml:space="preserve">show that pandemic-era learning outcomes do not reduce to a simple average-loss narrative. This literature justifies a short descriptive extension on disruption and support patterns, not a co-equal pandemic paper.</w:t>
+        <w:t xml:space="preserve">.</w:t>
       </w:r>
     </w:p>
     <w:bookmarkEnd w:id="26"/>
-    <w:bookmarkStart w:id="27" w:name="positioning-the-paper"/>
+    <w:bookmarkStart w:id="27" w:name="positioning-this-paper"/>
     <w:p>
       <w:pPr>
         <w:pStyle w:val="Heading3"/>
       </w:pPr>
       <w:r>
-        <w:t xml:space="preserve">Positioning the paper</w:t>
+        <w:t xml:space="preserve">Positioning this paper</w:t>
       </w:r>
     </w:p>
     <w:p>
@@ -666,7 +717,7 @@
         <w:pStyle w:val="FirstParagraph"/>
       </w:pPr>
       <w:r>
-        <w:t xml:space="preserve">The literature therefore supports a narrow contribution. The paper’s most defensible contribution is a transparent multi-wave profile of educational persistence in Uzbekistan using repeated LiTS cross-sections, multiple complementary measures, and explicit limits on interpretation. Modules A and B belong in the descriptive and associational mobility literature; Module C is best read as a bounded, suggestive extension on household conditions during school disruption.</w:t>
+        <w:t xml:space="preserve">The literature supports a deliberately narrow contribution: a transparent multi-wave descriptive and associational profile of educational mobility in Uzbekistan. Module A documents persistence levels, Module B evaluates pooled correlates under fixed effects, and Module C provides bounded descriptive mechanism evidence from the LiTS IV child module. This framing is aligned with what the data can identify and avoids conflating suggestive household patterns with causal claims.</w:t>
       </w:r>
     </w:p>
     <w:bookmarkEnd w:id="27"/>
@@ -684,7 +735,7 @@
         <w:pStyle w:val="FirstParagraph"/>
       </w:pPr>
       <w:r>
-        <w:t xml:space="preserve">The literature supports a deliberately cautious empirical stance. Mobility statistics describe the strength of intergenerational association, but they do not by themselves identify a complete causal model of equality of opportunity. Torche</w:t>
+        <w:t xml:space="preserve">The literature supports a cautious interpretation strategy. Mobility statistics are informative summaries of intergenerational association, but they are not causal estimates of equality of opportunity</w:t>
       </w:r>
       <w:r>
         <w:t xml:space="preserve"> </w:t>
@@ -704,10 +755,7 @@
         <w:t xml:space="preserve">)</w:t>
       </w:r>
       <w:r>
-        <w:t xml:space="preserve"> </w:t>
-      </w:r>
-      <w:r>
-        <w:t xml:space="preserve">is especially clear on this point, and Stromberg and Engzell</w:t>
+        <w:t xml:space="preserve">. Measurement studies also show that mobility rankings can shift with coding and estimator choices</w:t>
       </w:r>
       <w:r>
         <w:t xml:space="preserve"> </w:t>
@@ -727,10 +775,7 @@
         <w:t xml:space="preserve">)</w:t>
       </w:r>
       <w:r>
-        <w:t xml:space="preserve"> </w:t>
-      </w:r>
-      <w:r>
-        <w:t xml:space="preserve">reinforce it by showing how sensitive educational mobility rankings can be to measurement choices.</w:t>
+        <w:t xml:space="preserve">, which is why this paper reports a locked bundle of complementary metrics rather than a single headline statistic.</w:t>
       </w:r>
     </w:p>
     <w:p>
@@ -738,7 +783,7 @@
         <w:pStyle w:val="BodyText"/>
       </w:pPr>
       <w:r>
-        <w:t xml:space="preserve">The core data in this paper are repeated LiTS cross-sections rather than a panel that follows fixed parents and children over time. The design can therefore describe population-level persistence patterns across waves, but it cannot trace within-family change under a stable treatment regime. That distinction matters most for time-trend claims: descriptive persistence measures rise across waves, but the pooled models do not estimate the change precisely.</w:t>
+        <w:t xml:space="preserve">The core evidence uses repeated LiTS cross-sections, not a panel following fixed families. The design can therefore characterize population-level persistence patterns by wave, but it cannot isolate within-family causal change over time. This distinction is central for trend claims: descriptive persistence measures rise across waves, but pooled models do not estimate the change precisely once controls and fixed effects are added.</w:t>
       </w:r>
     </w:p>
     <w:p>
@@ -746,7 +791,7 @@
         <w:pStyle w:val="BodyText"/>
       </w:pPr>
       <w:r>
-        <w:t xml:space="preserve">The causal mobility literature also shows what stronger identification would require. Akarcay-Gurbuz and Polat</w:t>
+        <w:t xml:space="preserve">The causal literature shows what stronger identification would require. For example, Akarcay-Gurbuz and Polat</w:t>
       </w:r>
       <w:r>
         <w:t xml:space="preserve"> </w:t>
@@ -766,7 +811,10 @@
         <w:t xml:space="preserve">)</w:t>
       </w:r>
       <w:r>
-        <w:t xml:space="preserve">, for example, use external provincial variation in schooling opportunity in Turkey. The current Uzbekistan paper does not have comparable region-time policy variation for the main design, so Modules A and B are more credibly framed as descriptive and associational.</w:t>
+        <w:t xml:space="preserve"> </w:t>
+      </w:r>
+      <w:r>
+        <w:t xml:space="preserve">exploit exogenous provincial variation in schooling opportunity. The current Uzbekistan design does not include comparable exogenous region-time variation, so Modules A and B are appropriately interpreted as descriptive and associational.</w:t>
       </w:r>
     </w:p>
     <w:p>
@@ -774,7 +822,7 @@
         <w:pStyle w:val="BodyText"/>
       </w:pPr>
       <w:r>
-        <w:t xml:space="preserve">The same logic applies to the pandemic extension. The remote-learning literature strongly motivates attention to household support, devices, and connectivity</w:t>
+        <w:t xml:space="preserve">The same boundary applies to the pandemic extension. Remote-learning studies motivate attention to devices, internet quality, and household support</w:t>
       </w:r>
       <w:r>
         <w:t xml:space="preserve"> </w:t>
@@ -808,7 +856,7 @@
         <w:t xml:space="preserve">)</w:t>
       </w:r>
       <w:r>
-        <w:t xml:space="preserve">, but the LiTS IV child module remains a small cross-sectional subsample. Module C can show which disruption patterns are associated with parental background, especially around education stoppage, but it cannot separately identify the causal effect of parental education from other correlated household constraints.</w:t>
+        <w:t xml:space="preserve">, but the LiTS IV child module remains a small cross-sectional subsample. Module C can flag household vulnerability patterns, especially around education stoppage, but it cannot identify the causal effect of parental education net of all correlated constraints.</w:t>
       </w:r>
     </w:p>
     <w:p>
@@ -816,7 +864,7 @@
         <w:pStyle w:val="BodyText"/>
       </w:pPr>
       <w:r>
-        <w:t xml:space="preserve">That framing is not only conservative. It is analytically cleaner, and it keeps the paper’s contribution aligned with what the data can actually support.</w:t>
+        <w:t xml:space="preserve">These limits are substantive design choices, not weaknesses to conceal. They keep the paper’s claims aligned with what the available data can credibly support.</w:t>
       </w:r>
     </w:p>
     <w:bookmarkEnd w:id="28"/>
@@ -878,7 +926,7 @@
         <w:pStyle w:val="FirstParagraph"/>
       </w:pPr>
       <w:r>
-        <w:t xml:space="preserve">The paper uses two related education measures. Cross-wave parental education harmonization follows a common rule. Within each wave, mothers’ and fathers’ schooling responses are mapped into a shared six-category ladder: no formal education, primary, lower secondary, upper secondary, post-secondary non-tertiary, and tertiary. The harmonized parental measure takes the higher observed parental category. Rank-based measures are then constructed within wave using survey weights, so the rank-rank estimates compare respondents’ and parents’ relative position inside each survey rather than imposing exact equivalence on raw questionnaire categories across waves.</w:t>
+        <w:t xml:space="preserve">The paper uses two complementary education-measure families built from one harmonization rule. Within each wave, mothers’ and fathers’ schooling responses are mapped to a shared six-category ladder (no formal education, primary, lower secondary, upper secondary, post-secondary non-tertiary, tertiary). The parental education variable is the higher observed parental category, which stabilizes coding when one parent’s schooling is missing or reported with less detail.</w:t>
       </w:r>
     </w:p>
     <w:p>
@@ -886,33 +934,7 @@
         <w:pStyle w:val="BodyText"/>
       </w:pPr>
       <w:r>
-        <w:t xml:space="preserve">First, it constructs a harmonized ordered education score from the common categories above. This score supports the categorical mobility measures and the attainment-score regressions.</w:t>
-      </w:r>
-    </w:p>
-    <w:p>
-      <w:pPr>
-        <w:pStyle w:val="BodyText"/>
-      </w:pPr>
-      <w:r>
-        <w:t xml:space="preserve">Second, it constructs within-wave weighted ranks for respondents’ own schooling and parental schooling. These are used to summarize relative persistence in a way that is less sensitive to small cross-wave differences in questionnaire coding.</w:t>
-      </w:r>
-    </w:p>
-    <w:bookmarkEnd w:id="31"/>
-    <w:bookmarkStart w:id="32" w:name="mobility-outcomes"/>
-    <w:p>
-      <w:pPr>
-        <w:pStyle w:val="Heading3"/>
-      </w:pPr>
-      <w:r>
-        <w:t xml:space="preserve">3.3 Mobility outcomes</w:t>
-      </w:r>
-    </w:p>
-    <w:p>
-      <w:pPr>
-        <w:pStyle w:val="FirstParagraph"/>
-      </w:pPr>
-      <w:r>
-        <w:t xml:space="preserve">The main outcomes are:</w:t>
+        <w:t xml:space="preserve">From that harmonized scale, the analysis constructs:</w:t>
       </w:r>
     </w:p>
     <w:p>
@@ -924,7 +946,7 @@
         </w:numPr>
       </w:pPr>
       <w:r>
-        <w:t xml:space="preserve">Rank-rank slope: the relationship between own education rank and parental education rank within each wave.</w:t>
+        <w:t xml:space="preserve">an ordered attainment score used for category-based mobility rates and pooled attainment regressions;</w:t>
       </w:r>
     </w:p>
     <w:p>
@@ -936,7 +958,33 @@
         </w:numPr>
       </w:pPr>
       <w:r>
-        <w:t xml:space="preserve">Upward mobility: an indicator that own education exceeds parental education.</w:t>
+        <w:t xml:space="preserve">within-wave weighted percentile ranks for own and parental schooling used in rank-rank persistence models.</w:t>
+      </w:r>
+    </w:p>
+    <w:p>
+      <w:pPr>
+        <w:pStyle w:val="FirstParagraph"/>
+      </w:pPr>
+      <w:r>
+        <w:t xml:space="preserve">The category-based outcomes retain intuitive transition interpretation (upward, downward, same-category), while rank-based outcomes improve comparability across waves by focusing on relative position inside each survey distribution. Reporting both allows the paper to preserve substantive interpretability and measurement robustness.</w:t>
+      </w:r>
+    </w:p>
+    <w:bookmarkEnd w:id="31"/>
+    <w:bookmarkStart w:id="32" w:name="mobility-outcomes"/>
+    <w:p>
+      <w:pPr>
+        <w:pStyle w:val="Heading3"/>
+      </w:pPr>
+      <w:r>
+        <w:t xml:space="preserve">3.3 Mobility outcomes</w:t>
+      </w:r>
+    </w:p>
+    <w:p>
+      <w:pPr>
+        <w:pStyle w:val="FirstParagraph"/>
+      </w:pPr>
+      <w:r>
+        <w:t xml:space="preserve">The main outcomes are:</w:t>
       </w:r>
     </w:p>
     <w:p>
@@ -944,11 +992,11 @@
         <w:pStyle w:val="Compact"/>
         <w:numPr>
           <w:ilvl w:val="0"/>
-          <w:numId w:val="1001"/>
+          <w:numId w:val="1002"/>
         </w:numPr>
       </w:pPr>
       <w:r>
-        <w:t xml:space="preserve">Downward mobility: an indicator that own education is lower than parental education.</w:t>
+        <w:t xml:space="preserve">Rank-rank slope: the relationship between own education rank and parental education rank within each wave.</w:t>
       </w:r>
     </w:p>
     <w:p>
@@ -956,7 +1004,31 @@
         <w:pStyle w:val="Compact"/>
         <w:numPr>
           <w:ilvl w:val="0"/>
-          <w:numId w:val="1001"/>
+          <w:numId w:val="1002"/>
+        </w:numPr>
+      </w:pPr>
+      <w:r>
+        <w:t xml:space="preserve">Upward mobility: an indicator that own education exceeds parental education.</w:t>
+      </w:r>
+    </w:p>
+    <w:p>
+      <w:pPr>
+        <w:pStyle w:val="Compact"/>
+        <w:numPr>
+          <w:ilvl w:val="0"/>
+          <w:numId w:val="1002"/>
+        </w:numPr>
+      </w:pPr>
+      <w:r>
+        <w:t xml:space="preserve">Downward mobility: an indicator that own education is lower than parental education.</w:t>
+      </w:r>
+    </w:p>
+    <w:p>
+      <w:pPr>
+        <w:pStyle w:val="Compact"/>
+        <w:numPr>
+          <w:ilvl w:val="0"/>
+          <w:numId w:val="1002"/>
         </w:numPr>
       </w:pPr>
       <w:r>
@@ -1034,6 +1106,36 @@
         <w:t xml:space="preserve">The empirical strategy has three modules.</w:t>
       </w:r>
     </w:p>
+    <w:p>
+      <w:pPr>
+        <w:pStyle w:val="BodyText"/>
+      </w:pPr>
+      <w:r>
+        <w:t xml:space="preserve">Notation is shared across modules. Index (i) denotes respondents, (w) survey waves, (r) regions, and (c) birth cohorts. (R^{C}</w:t>
+      </w:r>
+      <w:r>
+        <w:rPr>
+          <w:i/>
+          <w:iCs/>
+        </w:rPr>
+        <w:t xml:space="preserve">{iw}) is the within-wave weighted rank of respondents’ own education, and (R^{P}</w:t>
+      </w:r>
+      <w:r>
+        <w:t xml:space="preserve">{iw}) is the corresponding parental rank. (</w:t>
+      </w:r>
+      <w:r>
+        <w:t xml:space="preserve">_i) collects the core covariates (urban residence, female, migration exposure, multigenerational household). Region, cohort, and wave fixed effects are denoted by (</w:t>
+      </w:r>
+      <w:r>
+        <w:t xml:space="preserve">_r), (</w:t>
+      </w:r>
+      <w:r>
+        <w:t xml:space="preserve">_c), and (</w:t>
+      </w:r>
+      <w:r>
+        <w:t xml:space="preserve">_w). In Module C, (L_i) indicates low parental education.</w:t>
+      </w:r>
+    </w:p>
     <w:bookmarkStart w:id="36" w:name="module-a-mobility-levels-and-trends"/>
     <w:p>
       <w:pPr>
@@ -1062,10 +1164,7 @@
         <w:t xml:space="preserve"> </w:t>
       </w:r>
       <w:r>
-        <w:t xml:space="preserve">R^{</w:t>
-      </w:r>
-      <w:r>
-        <w:t xml:space="preserve">}_{iw} =</w:t>
+        <w:t xml:space="preserve">R^{C}_{iw} =</w:t>
       </w:r>
       <w:r>
         <w:t xml:space="preserve"> </w:t>
@@ -1091,16 +1190,7 @@
           <w:iCs/>
           <w:iCs/>
         </w:rPr>
-        <w:t xml:space="preserve">w R^{</w:t>
-      </w:r>
-      <w:r>
-        <w:rPr>
-          <w:i/>
-          <w:i/>
-          <w:iCs/>
-          <w:iCs/>
-        </w:rPr>
-        <w:t xml:space="preserve">}</w:t>
+        <w:t xml:space="preserve">w R^{P}</w:t>
       </w:r>
       <w:r>
         <w:rPr>
@@ -1131,30 +1221,10 @@
         <w:pStyle w:val="BodyText"/>
       </w:pPr>
       <w:r>
-        <w:t xml:space="preserve">where (R^{</w:t>
-      </w:r>
-      <w:r>
-        <w:t xml:space="preserve">}</w:t>
-      </w:r>
-      <w:r>
-        <w:rPr>
-          <w:i/>
-          <w:iCs/>
-        </w:rPr>
-        <w:t xml:space="preserve">{iw}) is the respondent’s within-wave education rank and (R^{</w:t>
-      </w:r>
-      <w:r>
-        <w:rPr>
-          <w:i/>
-          <w:iCs/>
-        </w:rPr>
-        <w:t xml:space="preserve">}</w:t>
-      </w:r>
-      <w:r>
-        <w:t xml:space="preserve">{iw}) is the parental education rank in wave (w). A larger (</w:t>
-      </w:r>
-      <w:r>
-        <w:t xml:space="preserve">_w) implies greater intergenerational persistence and lower relative mobility.</w:t>
+        <w:t xml:space="preserve">where (</w:t>
+      </w:r>
+      <w:r>
+        <w:t xml:space="preserve">_w) summarizes intergenerational persistence in wave (w): larger values imply stronger parent-child rank linkage and lower relative mobility.</w:t>
       </w:r>
     </w:p>
     <w:p>
@@ -1194,10 +1264,7 @@
         <w:t xml:space="preserve"> </w:t>
       </w:r>
       <w:r>
-        <w:t xml:space="preserve">R^{</w:t>
-      </w:r>
-      <w:r>
-        <w:t xml:space="preserve">}</w:t>
+        <w:t xml:space="preserve">R^{C}</w:t>
       </w:r>
       <w:r>
         <w:rPr>
@@ -1246,14 +1313,7 @@
           <w:i/>
           <w:iCs/>
         </w:rPr>
-        <w:t xml:space="preserve">R^{</w:t>
-      </w:r>
-      <w:r>
-        <w:rPr>
-          <w:i/>
-          <w:iCs/>
-        </w:rPr>
-        <w:t xml:space="preserve">}</w:t>
+        <w:t xml:space="preserve">R^{P}</w:t>
       </w:r>
       <w:r>
         <w:t xml:space="preserve">{i}</w:t>
@@ -1286,14 +1346,7 @@
           <w:i/>
           <w:iCs/>
         </w:rPr>
-        <w:t xml:space="preserve">(R^{</w:t>
-      </w:r>
-      <w:r>
-        <w:rPr>
-          <w:i/>
-          <w:iCs/>
-        </w:rPr>
-        <w:t xml:space="preserve">}</w:t>
+        <w:t xml:space="preserve">(R^{P}</w:t>
       </w:r>
       <w:r>
         <w:t xml:space="preserve">{i}</w:t>
@@ -1335,14 +1388,7 @@
           <w:i/>
           <w:iCs/>
         </w:rPr>
-        <w:t xml:space="preserve">(R^{</w:t>
-      </w:r>
-      <w:r>
-        <w:rPr>
-          <w:i/>
-          <w:iCs/>
-        </w:rPr>
-        <w:t xml:space="preserve">}</w:t>
+        <w:t xml:space="preserve">(R^{P}</w:t>
       </w:r>
       <w:r>
         <w:t xml:space="preserve">{i}</w:t>
@@ -1366,7 +1412,13 @@
         <w:t xml:space="preserve"> </w:t>
       </w:r>
       <w:r>
-        <w:t xml:space="preserve">X_i +</w:t>
+        <w:t xml:space="preserve">’</w:t>
+      </w:r>
+      <w:r>
+        <w:t xml:space="preserve"> </w:t>
+      </w:r>
+      <w:r>
+        <w:t xml:space="preserve">_i +</w:t>
       </w:r>
       <w:r>
         <w:t xml:space="preserve"> </w:t>
@@ -1412,7 +1464,7 @@
         <w:pStyle w:val="Compact"/>
         <w:numPr>
           <w:ilvl w:val="0"/>
-          <w:numId w:val="1002"/>
+          <w:numId w:val="1003"/>
         </w:numPr>
       </w:pPr>
       <w:r>
@@ -1424,7 +1476,7 @@
         <w:pStyle w:val="Compact"/>
         <w:numPr>
           <w:ilvl w:val="0"/>
-          <w:numId w:val="1002"/>
+          <w:numId w:val="1003"/>
         </w:numPr>
       </w:pPr>
       <w:r>
@@ -1436,7 +1488,7 @@
         <w:pStyle w:val="Compact"/>
         <w:numPr>
           <w:ilvl w:val="0"/>
-          <w:numId w:val="1002"/>
+          <w:numId w:val="1003"/>
         </w:numPr>
       </w:pPr>
       <w:r>
@@ -1492,7 +1544,7 @@
         <w:t xml:space="preserve"> </w:t>
       </w:r>
       <w:r>
-        <w:t xml:space="preserve">LowParentEdu_i +</w:t>
+        <w:t xml:space="preserve">L_i +</w:t>
       </w:r>
       <w:r>
         <w:t xml:space="preserve"> </w:t>
@@ -1510,7 +1562,7 @@
         <w:t xml:space="preserve"> </w:t>
       </w:r>
       <w:r>
-        <w:t xml:space="preserve">(LowParentEdu_i</w:t>
+        <w:t xml:space="preserve">(L_i</w:t>
       </w:r>
       <w:r>
         <w:t xml:space="preserve"> </w:t>
@@ -1647,7 +1699,7 @@
         <w:pStyle w:val="FirstParagraph"/>
       </w:pPr>
       <w:r>
-        <w:t xml:space="preserve">The category-based measures move in the same direction, though with an important caveat about denominator size.</w:t>
+        <w:t xml:space="preserve">The category-based measures broadly move in the same direction as the rank-based profile, but they receive lower evidentiary weight in 2022-23 because of denominator size.</w:t>
       </w:r>
     </w:p>
     <w:p>
@@ -1681,7 +1733,7 @@
         <w:t xml:space="preserve">13.5 percent</w:t>
       </w:r>
       <w:r>
-        <w:t xml:space="preserve">, and the persistence probability is</w:t>
+        <w:t xml:space="preserve">, and persistence is</w:t>
       </w:r>
       <w:r>
         <w:t xml:space="preserve"> </w:t>
@@ -1720,7 +1772,7 @@
         <w:t xml:space="preserve">5.8 percent</w:t>
       </w:r>
       <w:r>
-        <w:t xml:space="preserve">, and persistence rises to</w:t>
+        <w:t xml:space="preserve">, and persistence is</w:t>
       </w:r>
       <w:r>
         <w:t xml:space="preserve"> </w:t>
@@ -1733,7 +1785,7 @@
         <w:t xml:space="preserve">69.5 percent</w:t>
       </w:r>
       <w:r>
-        <w:t xml:space="preserve">. In 2022-23, the category-based rates indicate</w:t>
+        <w:t xml:space="preserve">. In 2022-23, category-based rates indicate</w:t>
       </w:r>
       <w:r>
         <w:t xml:space="preserve"> </w:t>
@@ -1789,7 +1841,7 @@
         <w:pStyle w:val="BodyText"/>
       </w:pPr>
       <w:r>
-        <w:t xml:space="preserve">These 2022-23 category-based results should be treated carefully. The valid denominator for the rank-rank slope in 2022-23 is 782, but the valid denominator for the category-based mobility rates is only 124. The 2022 categorical estimates are therefore best treated as a noisy cross-check rather than as standalone headline evidence.</w:t>
+        <w:t xml:space="preserve">These 2022-23 category-based results should be treated very cautiously. The valid denominator for the 2022 rank-rank slope is 782, while the valid denominator for 2022 category-based mobility rates is only 124. The 2022 category rates are therefore used as a directional cross-check, not as primary headline evidence.</w:t>
       </w:r>
     </w:p>
     <w:tbl>
@@ -3010,7 +3062,7 @@
         <w:pStyle w:val="FirstParagraph"/>
       </w:pPr>
       <w:r>
-        <w:t xml:space="preserve">The pooled rank-based persistence model does not provide statistically precise evidence that persistence changed relative to 2010 once the controls and fixed effects are added. The coefficient on parental rank is positive at</w:t>
+        <w:t xml:space="preserve">The pooled rank-based persistence model does not provide precise evidence that persistence changed relative to 2010 once controls and fixed effects are added. The coefficient on parental rank is positive at</w:t>
       </w:r>
       <w:r>
         <w:t xml:space="preserve"> </w:t>
@@ -3023,7 +3075,7 @@
         <w:t xml:space="preserve">0.080</w:t>
       </w:r>
       <w:r>
-        <w:t xml:space="preserve">, but the interaction terms for 2016 and 2022 relative to 2010 are not statistically distinguishable from zero in this specification (p = 0.670 and p = 0.680, respectively).</w:t>
+        <w:t xml:space="preserve">, but the interaction terms for 2016 and 2022 relative to 2010 are imprecisely estimated in this specification.</w:t>
       </w:r>
     </w:p>
     <w:p>
@@ -3032,6 +3084,14 @@
       </w:pPr>
       <w:r>
         <w:t xml:space="preserve">This result matters for interpretation. The descriptive by-wave rank-rank slopes clearly rise across the three surveys, but once the model adds region, cohort, wave fixed effects, and the selected covariates, the change in persistence over time is estimated less precisely. That suggests that part of the raw trend may reflect shifts in composition or limited power rather than a simple structural break.</w:t>
+      </w:r>
+    </w:p>
+    <w:p>
+      <w:pPr>
+        <w:pStyle w:val="BodyText"/>
+      </w:pPr>
+      <w:r>
+        <w:t xml:space="preserve">Takeaway: descriptive persistence rises across waves, but pooled interaction models do not estimate the change precisely.</w:t>
       </w:r>
     </w:p>
     <w:bookmarkEnd w:id="53"/>
@@ -3065,7 +3125,7 @@
         <w:t xml:space="preserve"> </w:t>
       </w:r>
       <w:r>
-        <w:t xml:space="preserve">and statistically significant (p = 0.002). This is the clearest correlates result in the paper: better-educated parents are associated with higher educational attainment among adult children even after adding fixed effects and the active covariates.</w:t>
+        <w:t xml:space="preserve">and is precisely estimated. This is the clearest correlates result in the paper: better-educated parents are associated with higher educational attainment among adult children even after adding fixed effects and the active covariates.</w:t>
       </w:r>
     </w:p>
     <w:p>
@@ -3094,7 +3154,7 @@
         <w:pStyle w:val="BodyText"/>
       </w:pPr>
       <w:r>
-        <w:t xml:space="preserve">The main takeaway is that parental educational background remains the strongest predictor in the model. Household structure and migration may still matter, but the current data do not deliver equally strong statistical evidence for those channels in the core pooled attainment specification.</w:t>
+        <w:t xml:space="preserve">Takeaway: parental educational background is the strongest and most stable correlate in the pooled attainment model.</w:t>
       </w:r>
     </w:p>
     <w:bookmarkEnd w:id="54"/>
@@ -3160,6 +3220,14 @@
         <w:t xml:space="preserve">These results suggest that most of the upward-mobility variation in the pooled model is driven by where the household starts in the parental education distribution rather than by the additional correlates included here.</w:t>
       </w:r>
     </w:p>
+    <w:p>
+      <w:pPr>
+        <w:pStyle w:val="BodyText"/>
+      </w:pPr>
+      <w:r>
+        <w:t xml:space="preserve">Takeaway: upward-mobility coefficients mostly capture baseline parental-education position rather than strong independent effects of other covariates.</w:t>
+      </w:r>
+    </w:p>
     <w:bookmarkEnd w:id="55"/>
     <w:bookmarkStart w:id="57" w:name="heterogeneity-in-persistence"/>
     <w:p>
@@ -3199,7 +3267,7 @@
         <w:pStyle w:val="BodyText"/>
       </w:pPr>
       <w:r>
-        <w:t xml:space="preserve">There is some suggestive evidence that persistence is stronger in urban settings and weaker for women. The interaction between parent education and urban residence is positive at</w:t>
+        <w:t xml:space="preserve">There is suggestive heterogeneity by subgroup. The interaction between parent education and urban residence is positive at</w:t>
       </w:r>
       <w:r>
         <w:t xml:space="preserve"> </w:t>
@@ -3212,10 +3280,7 @@
         <w:t xml:space="preserve">0.076</w:t>
       </w:r>
       <w:r>
-        <w:t xml:space="preserve"> </w:t>
-      </w:r>
-      <w:r>
-        <w:t xml:space="preserve">and statistically significant (p = 0.052), while the interaction between parent education and female is negative at</w:t>
+        <w:t xml:space="preserve">, while the interaction between parent education and female is negative at</w:t>
       </w:r>
       <w:r>
         <w:t xml:space="preserve"> </w:t>
@@ -3228,10 +3293,7 @@
         <w:t xml:space="preserve">-0.081</w:t>
       </w:r>
       <w:r>
-        <w:t xml:space="preserve"> </w:t>
-      </w:r>
-      <w:r>
-        <w:t xml:space="preserve">and statistically significant (p = 0.029). By contrast, the interaction between parent education and the 2022 wave is not statistically precise.</w:t>
+        <w:t xml:space="preserve">. By contrast, the interaction between parent education and the 2022 wave is not precisely estimated.</w:t>
       </w:r>
     </w:p>
     <w:p>
@@ -3239,7 +3301,7 @@
         <w:pStyle w:val="BodyText"/>
       </w:pPr>
       <w:r>
-        <w:t xml:space="preserve">A cautious reading is that parental education translates into same-category persistence across the entire sample, but the strength of that translation may vary by subgroup. In this dataset, the strongest subgroup evidence points to weaker persistence among women and somewhat stronger persistence in urban settings. Table</w:t>
+        <w:t xml:space="preserve">A cautious reading is that parental education translates into same-category persistence across the entire sample, but the strength of that translation may vary by subgroup. In this dataset, the strongest subgroup signal points to weaker persistence among women and somewhat stronger persistence in urban settings. Takeaway: heterogeneity is plausible, but the central result remains the overall persistence gradient by parental education. Table</w:t>
       </w:r>
       <w:r>
         <w:t xml:space="preserve"> </w:t>
@@ -4235,55 +4297,7 @@
         <w:pStyle w:val="BodyText"/>
       </w:pPr>
       <w:r>
-        <w:t xml:space="preserve">Within this sample, disruption was widespread. About</w:t>
-      </w:r>
-      <w:r>
-        <w:t xml:space="preserve"> </w:t>
-      </w:r>
-      <w:r>
-        <w:rPr>
-          <w:b/>
-          <w:bCs/>
-        </w:rPr>
-        <w:t xml:space="preserve">93.0 percent</w:t>
-      </w:r>
-      <w:r>
-        <w:t xml:space="preserve"> </w:t>
-      </w:r>
-      <w:r>
-        <w:t xml:space="preserve">report switching to online learning,</w:t>
-      </w:r>
-      <w:r>
-        <w:t xml:space="preserve"> </w:t>
-      </w:r>
-      <w:r>
-        <w:rPr>
-          <w:b/>
-          <w:bCs/>
-        </w:rPr>
-        <w:t xml:space="preserve">83.3 percent</w:t>
-      </w:r>
-      <w:r>
-        <w:t xml:space="preserve"> </w:t>
-      </w:r>
-      <w:r>
-        <w:t xml:space="preserve">report switching to hybrid learning,</w:t>
-      </w:r>
-      <w:r>
-        <w:t xml:space="preserve"> </w:t>
-      </w:r>
-      <w:r>
-        <w:rPr>
-          <w:b/>
-          <w:bCs/>
-        </w:rPr>
-        <w:t xml:space="preserve">85.2 percent</w:t>
-      </w:r>
-      <w:r>
-        <w:t xml:space="preserve"> </w:t>
-      </w:r>
-      <w:r>
-        <w:t xml:space="preserve">report school closure without online learning, and</w:t>
+        <w:t xml:space="preserve">Within this sample, disruption and household substitution were substantial:</w:t>
       </w:r>
       <w:r>
         <w:t xml:space="preserve"> </w:t>
@@ -4299,7 +4313,7 @@
         <w:t xml:space="preserve"> </w:t>
       </w:r>
       <w:r>
-        <w:t xml:space="preserve">report that the child stopped education during COVID. Constraints were also common:</w:t>
+        <w:t xml:space="preserve">report education stoppage during COVID,</w:t>
       </w:r>
       <w:r>
         <w:t xml:space="preserve"> </w:t>
@@ -4309,61 +4323,13 @@
           <w:b/>
           <w:bCs/>
         </w:rPr>
-        <w:t xml:space="preserve">72.6 percent</w:t>
-      </w:r>
-      <w:r>
-        <w:t xml:space="preserve"> </w:t>
-      </w:r>
-      <w:r>
-        <w:t xml:space="preserve">report internet challenges,</w:t>
-      </w:r>
-      <w:r>
-        <w:t xml:space="preserve"> </w:t>
-      </w:r>
-      <w:r>
-        <w:rPr>
-          <w:b/>
-          <w:bCs/>
-        </w:rPr>
-        <w:t xml:space="preserve">66.3 percent</w:t>
-      </w:r>
-      <w:r>
-        <w:t xml:space="preserve"> </w:t>
-      </w:r>
-      <w:r>
-        <w:t xml:space="preserve">cost-related challenges,</w:t>
-      </w:r>
-      <w:r>
-        <w:t xml:space="preserve"> </w:t>
-      </w:r>
-      <w:r>
-        <w:rPr>
-          <w:b/>
-          <w:bCs/>
-        </w:rPr>
-        <w:t xml:space="preserve">63.5 percent</w:t>
-      </w:r>
-      <w:r>
-        <w:t xml:space="preserve"> </w:t>
-      </w:r>
-      <w:r>
-        <w:t xml:space="preserve">device challenges, and</w:t>
-      </w:r>
-      <w:r>
-        <w:t xml:space="preserve"> </w:t>
-      </w:r>
-      <w:r>
-        <w:rPr>
-          <w:b/>
-          <w:bCs/>
-        </w:rPr>
-        <w:t xml:space="preserve">60.5 percent</w:t>
-      </w:r>
-      <w:r>
-        <w:t xml:space="preserve"> </w:t>
-      </w:r>
-      <w:r>
-        <w:t xml:space="preserve">shared-device use. Learning support was overwhelmingly household-based, with mothers reported as the support channel in</w:t>
+        <w:t xml:space="preserve">75.8 percent</w:t>
+      </w:r>
+      <w:r>
+        <w:t xml:space="preserve"> </w:t>
+      </w:r>
+      <w:r>
+        <w:t xml:space="preserve">report at least one remote-learning challenge, and mothers are reported as the learning-support channel in</w:t>
       </w:r>
       <w:r>
         <w:t xml:space="preserve"> </w:t>
@@ -4379,39 +4345,7 @@
         <w:t xml:space="preserve"> </w:t>
       </w:r>
       <w:r>
-        <w:t xml:space="preserve">of cases, compared with</w:t>
-      </w:r>
-      <w:r>
-        <w:t xml:space="preserve"> </w:t>
-      </w:r>
-      <w:r>
-        <w:rPr>
-          <w:b/>
-          <w:bCs/>
-        </w:rPr>
-        <w:t xml:space="preserve">3.7 percent</w:t>
-      </w:r>
-      <w:r>
-        <w:t xml:space="preserve"> </w:t>
-      </w:r>
-      <w:r>
-        <w:t xml:space="preserve">for fathers and</w:t>
-      </w:r>
-      <w:r>
-        <w:t xml:space="preserve"> </w:t>
-      </w:r>
-      <w:r>
-        <w:rPr>
-          <w:b/>
-          <w:bCs/>
-        </w:rPr>
-        <w:t xml:space="preserve">6.6 percent</w:t>
-      </w:r>
-      <w:r>
-        <w:t xml:space="preserve"> </w:t>
-      </w:r>
-      <w:r>
-        <w:t xml:space="preserve">for grandparents or relatives.</w:t>
+        <w:t xml:space="preserve">of cases. Detailed descriptive breakdowns for additional Module C outcomes are reported in the technical appendix to keep the main text focused on the strongest descriptive facts.</w:t>
       </w:r>
     </w:p>
     <w:tbl>
@@ -4700,7 +4634,7 @@
         <w:pStyle w:val="FirstParagraph"/>
       </w:pPr>
       <w:r>
-        <w:t xml:space="preserve">One regression result deserves emphasis. Low parental education is positively and significantly associated with the probability that a child’s education stopped during COVID. The corresponding coefficient is</w:t>
+        <w:t xml:space="preserve">One regression result deserves emphasis. Low parental education is positively associated with the probability that a child’s education stopped during COVID, with a coefficient of</w:t>
       </w:r>
       <w:r>
         <w:t xml:space="preserve"> </w:t>
@@ -4716,7 +4650,7 @@
         <w:t xml:space="preserve"> </w:t>
       </w:r>
       <w:r>
-        <w:t xml:space="preserve">with p = 0.003. That result is substantively consistent with the descriptive split: the stoppage rate is</w:t>
+        <w:t xml:space="preserve">in the stoppage model. This aligns with the descriptive split: the stoppage rate is</w:t>
       </w:r>
       <w:r>
         <w:t xml:space="preserve"> </w:t>
@@ -4756,7 +4690,7 @@
         <w:pStyle w:val="BodyText"/>
       </w:pPr>
       <w:r>
-        <w:t xml:space="preserve">Beyond this stoppage result, the remaining mechanism regressions are secondary, less precise, or both, and are therefore reported in the technical appendix rather than emphasized in the main text. The extension is useful for showing that household vulnerability mattered during disruption, but it remains suggestive rather than causal.</w:t>
+        <w:t xml:space="preserve">Beyond this stoppage result, remaining mechanism regressions are secondary and less precise, so they are reported in the technical appendix rather than emphasized in the main text. Takeaway: Module C contributes bounded descriptive mechanism evidence on household vulnerability, not causal inference.</w:t>
       </w:r>
     </w:p>
     <w:bookmarkEnd w:id="61"/>
@@ -4815,7 +4749,7 @@
         <w:pStyle w:val="Compact"/>
         <w:numPr>
           <w:ilvl w:val="0"/>
-          <w:numId w:val="1003"/>
+          <w:numId w:val="1004"/>
         </w:numPr>
       </w:pPr>
       <w:r>
@@ -4827,7 +4761,7 @@
         <w:pStyle w:val="Compact"/>
         <w:numPr>
           <w:ilvl w:val="0"/>
-          <w:numId w:val="1003"/>
+          <w:numId w:val="1004"/>
         </w:numPr>
       </w:pPr>
       <w:r>
@@ -4839,7 +4773,7 @@
         <w:pStyle w:val="Compact"/>
         <w:numPr>
           <w:ilvl w:val="0"/>
-          <w:numId w:val="1003"/>
+          <w:numId w:val="1004"/>
         </w:numPr>
       </w:pPr>
       <w:r>
@@ -4851,7 +4785,7 @@
         <w:pStyle w:val="Compact"/>
         <w:numPr>
           <w:ilvl w:val="0"/>
-          <w:numId w:val="1003"/>
+          <w:numId w:val="1004"/>
         </w:numPr>
       </w:pPr>
       <w:r>
@@ -4951,7 +4885,7 @@
       </w:r>
     </w:p>
     <w:bookmarkEnd w:id="65"/>
-    <w:bookmarkStart w:id="86" w:name="bibliography"/>
+    <w:bookmarkStart w:id="96" w:name="bibliography"/>
     <w:p>
       <w:pPr>
         <w:pStyle w:val="Heading1"/>
@@ -4960,14 +4894,14 @@
         <w:t xml:space="preserve">References</w:t>
       </w:r>
     </w:p>
-    <w:bookmarkStart w:id="85" w:name="refs"/>
+    <w:bookmarkStart w:id="95" w:name="refs"/>
     <w:bookmarkStart w:id="66" w:name="ref-akarcay_polat_2017"/>
     <w:p>
       <w:pPr>
         <w:pStyle w:val="Bibliography"/>
       </w:pPr>
       <w:r>
-        <w:t xml:space="preserve">Akarcay-Gurbuz, A., and S. Polat. 2017.</w:t>
+        <w:t xml:space="preserve">Akarcay-Gurbuz, Asli, and Seher Polat. 2017.</w:t>
       </w:r>
       <w:r>
         <w:t xml:space="preserve"> </w:t>
@@ -4977,13 +4911,13 @@
       </w:r>
     </w:p>
     <w:bookmarkEnd w:id="66"/>
-    <w:bookmarkStart w:id="67" w:name="ref-aydemir_yazici_2019"/>
+    <w:bookmarkStart w:id="68" w:name="ref-aydemir_yazici_2019"/>
     <w:p>
       <w:pPr>
         <w:pStyle w:val="Bibliography"/>
       </w:pPr>
       <w:r>
-        <w:t xml:space="preserve">Aydemir, A. B., and H. Yazici. 2019.</w:t>
+        <w:t xml:space="preserve">Aydemir, Abdurrahman B., and Huseyin Yazici. 2019.</w:t>
       </w:r>
       <w:r>
         <w:t xml:space="preserve"> </w:t>
@@ -4991,9 +4925,39 @@
       <w:r>
         <w:t xml:space="preserve">“Intergenerational Education Mobility and the Level of Development: Evidence from Turkey.”</w:t>
       </w:r>
-    </w:p>
-    <w:bookmarkEnd w:id="67"/>
-    <w:bookmarkStart w:id="68" w:name="ref-bruck_esenaliev_2018"/>
+      <w:r>
+        <w:t xml:space="preserve"> </w:t>
+      </w:r>
+      <w:r>
+        <w:rPr>
+          <w:i/>
+          <w:iCs/>
+        </w:rPr>
+        <w:t xml:space="preserve">European Economic Review</w:t>
+      </w:r>
+      <w:r>
+        <w:t xml:space="preserve"> </w:t>
+      </w:r>
+      <w:r>
+        <w:t xml:space="preserve">116: 160–85.</w:t>
+      </w:r>
+      <w:r>
+        <w:t xml:space="preserve"> </w:t>
+      </w:r>
+      <w:hyperlink r:id="rId67">
+        <w:r>
+          <w:rPr>
+            <w:rStyle w:val="Hyperlink"/>
+          </w:rPr>
+          <w:t xml:space="preserve">https://doi.org/10.1016/j.euroecorev.2019.04.003</w:t>
+        </w:r>
+      </w:hyperlink>
+      <w:r>
+        <w:t xml:space="preserve">.</w:t>
+      </w:r>
+    </w:p>
+    <w:bookmarkEnd w:id="68"/>
+    <w:bookmarkStart w:id="69" w:name="ref-bruck_esenaliev_2018"/>
     <w:p>
       <w:pPr>
         <w:pStyle w:val="Bibliography"/>
@@ -5008,8 +4972,8 @@
         <w:t xml:space="preserve">“Post-Socialist Transition and Intergenerational Educational Mobility in Kyrgyzstan.”</w:t>
       </w:r>
     </w:p>
-    <w:bookmarkEnd w:id="68"/>
-    <w:bookmarkStart w:id="69" w:name="ref-causa_johansson_2010"/>
+    <w:bookmarkEnd w:id="69"/>
+    <w:bookmarkStart w:id="71" w:name="ref-causa_johansson_2010"/>
     <w:p>
       <w:pPr>
         <w:pStyle w:val="Bibliography"/>
@@ -5023,14 +4987,69 @@
       <w:r>
         <w:t xml:space="preserve">“Intergenerational Social Mobility in OECD Countries.”</w:t>
       </w:r>
-    </w:p>
-    <w:bookmarkEnd w:id="69"/>
-    <w:bookmarkStart w:id="70" w:name="ref-daniela_2021"/>
+      <w:r>
+        <w:t xml:space="preserve"> </w:t>
+      </w:r>
+      <w:r>
+        <w:t xml:space="preserve">Working Paper 707. OECD Economics Department.</w:t>
+      </w:r>
+      <w:r>
+        <w:t xml:space="preserve"> </w:t>
+      </w:r>
+      <w:hyperlink r:id="rId70">
+        <w:r>
+          <w:rPr>
+            <w:rStyle w:val="Hyperlink"/>
+          </w:rPr>
+          <w:t xml:space="preserve">https://doi.org/10.1787/223106258208</w:t>
+        </w:r>
+      </w:hyperlink>
+      <w:r>
+        <w:t xml:space="preserve">.</w:t>
+      </w:r>
+    </w:p>
+    <w:bookmarkEnd w:id="71"/>
+    <w:bookmarkStart w:id="72" w:name="ref-chevalier_denny_mcmahon_2009"/>
     <w:p>
       <w:pPr>
         <w:pStyle w:val="Bibliography"/>
       </w:pPr>
       <w:r>
+        <w:t xml:space="preserve">Chevalier, Arnaud, Kevin Denny, and Dorren McMahon. 2009.</w:t>
+      </w:r>
+      <w:r>
+        <w:t xml:space="preserve"> </w:t>
+      </w:r>
+      <w:r>
+        <w:t xml:space="preserve">“A Multi-Country Study of Inter-Generational Educational Mobility.”</w:t>
+      </w:r>
+      <w:r>
+        <w:t xml:space="preserve"> </w:t>
+      </w:r>
+      <w:r>
+        <w:t xml:space="preserve">In</w:t>
+      </w:r>
+      <w:r>
+        <w:t xml:space="preserve"> </w:t>
+      </w:r>
+      <w:r>
+        <w:rPr>
+          <w:i/>
+          <w:iCs/>
+        </w:rPr>
+        <w:t xml:space="preserve">Education and Inequality Across Europe</w:t>
+      </w:r>
+      <w:r>
+        <w:t xml:space="preserve">, edited by Peter Dolton, Rita Asplund, and Erling Barth. Edward Elgar.</w:t>
+      </w:r>
+    </w:p>
+    <w:bookmarkEnd w:id="72"/>
+    <w:bookmarkStart w:id="73" w:name="ref-daniela_2021"/>
+    <w:p>
+      <w:pPr>
+        <w:pStyle w:val="Bibliography"/>
+      </w:pPr>
+      <w:r>
         <w:t xml:space="preserve">Daniela, Linda et al. 2021.</w:t>
       </w:r>
       <w:r>
@@ -5039,14 +5058,76 @@
       <w:r>
         <w:t xml:space="preserve">“Parents’ Perspectives on Remote Learning in the Pandemic Context.”</w:t>
       </w:r>
-    </w:p>
-    <w:bookmarkEnd w:id="70"/>
-    <w:bookmarkStart w:id="71" w:name="ref-hertz_2008"/>
+      <w:r>
+        <w:t xml:space="preserve"> </w:t>
+      </w:r>
+      <w:r>
+        <w:rPr>
+          <w:i/>
+          <w:iCs/>
+        </w:rPr>
+        <w:t xml:space="preserve">Sustainability</w:t>
+      </w:r>
+      <w:r>
+        <w:t xml:space="preserve"> </w:t>
+      </w:r>
+      <w:r>
+        <w:t xml:space="preserve">13 (7): 3640.</w:t>
+      </w:r>
+    </w:p>
+    <w:bookmarkEnd w:id="73"/>
+    <w:bookmarkStart w:id="75" w:name="ref-guell_etal_2018"/>
     <w:p>
       <w:pPr>
         <w:pStyle w:val="Bibliography"/>
       </w:pPr>
       <w:r>
+        <w:t xml:space="preserve">Guell, Maia, Michele Pellizzari, Giovanni Pica, and Jose V. Rodriguez Mora. 2018.</w:t>
+      </w:r>
+      <w:r>
+        <w:t xml:space="preserve"> </w:t>
+      </w:r>
+      <w:r>
+        <w:t xml:space="preserve">“Correlating Social Mobility and Economic Outcomes.”</w:t>
+      </w:r>
+      <w:r>
+        <w:t xml:space="preserve"> </w:t>
+      </w:r>
+      <w:r>
+        <w:rPr>
+          <w:i/>
+          <w:iCs/>
+        </w:rPr>
+        <w:t xml:space="preserve">The Economic Journal</w:t>
+      </w:r>
+      <w:r>
+        <w:t xml:space="preserve"> </w:t>
+      </w:r>
+      <w:r>
+        <w:t xml:space="preserve">128 (612): F353–403.</w:t>
+      </w:r>
+      <w:r>
+        <w:t xml:space="preserve"> </w:t>
+      </w:r>
+      <w:hyperlink r:id="rId74">
+        <w:r>
+          <w:rPr>
+            <w:rStyle w:val="Hyperlink"/>
+          </w:rPr>
+          <w:t xml:space="preserve">https://doi.org/10.1111/ecoj.12599</w:t>
+        </w:r>
+      </w:hyperlink>
+      <w:r>
+        <w:t xml:space="preserve">.</w:t>
+      </w:r>
+    </w:p>
+    <w:bookmarkEnd w:id="75"/>
+    <w:bookmarkStart w:id="77" w:name="ref-hertz_2008"/>
+    <w:p>
+      <w:pPr>
+        <w:pStyle w:val="Bibliography"/>
+      </w:pPr>
+      <w:r>
         <w:t xml:space="preserve">Hertz, Tom, Tamara Jayasundera, Patrizio Piraino, Sibel Selcuk, Nicole Smith, and Alina Verashchagina. 2008.</w:t>
       </w:r>
       <w:r>
@@ -5055,15 +5136,45 @@
       <w:r>
         <w:t xml:space="preserve">“The Inheritance of Educational Inequality: International Comparisons and Fifty-Year Trends.”</w:t>
       </w:r>
-    </w:p>
-    <w:bookmarkEnd w:id="71"/>
-    <w:bookmarkStart w:id="72" w:name="ref-iqbal_patrinos_2025"/>
+      <w:r>
+        <w:t xml:space="preserve"> </w:t>
+      </w:r>
+      <w:r>
+        <w:rPr>
+          <w:i/>
+          <w:iCs/>
+        </w:rPr>
+        <w:t xml:space="preserve">The B.E. Journal of Economic Analysis and Policy</w:t>
+      </w:r>
+      <w:r>
+        <w:t xml:space="preserve"> </w:t>
+      </w:r>
+      <w:r>
+        <w:t xml:space="preserve">7 (2).</w:t>
+      </w:r>
+      <w:r>
+        <w:t xml:space="preserve"> </w:t>
+      </w:r>
+      <w:hyperlink r:id="rId76">
+        <w:r>
+          <w:rPr>
+            <w:rStyle w:val="Hyperlink"/>
+          </w:rPr>
+          <w:t xml:space="preserve">https://doi.org/10.2202/1935-1682.1775</w:t>
+        </w:r>
+      </w:hyperlink>
+      <w:r>
+        <w:t xml:space="preserve">.</w:t>
+      </w:r>
+    </w:p>
+    <w:bookmarkEnd w:id="77"/>
+    <w:bookmarkStart w:id="78" w:name="ref-iqbal_patrinos_2025"/>
     <w:p>
       <w:pPr>
         <w:pStyle w:val="Bibliography"/>
       </w:pPr>
       <w:r>
-        <w:t xml:space="preserve">Iqbal, Sarah A., Harry Anthony Patrinos, et al. 2025.</w:t>
+        <w:t xml:space="preserve">Iqbal, Sarah A., Harry Anthony Patrinos, and coauthors. 2025.</w:t>
       </w:r>
       <w:r>
         <w:t xml:space="preserve"> </w:t>
@@ -5072,8 +5183,8 @@
         <w:t xml:space="preserve">“Learning During the Pandemic: Evidence from Uzbekistan.”</w:t>
       </w:r>
     </w:p>
-    <w:bookmarkEnd w:id="72"/>
-    <w:bookmarkStart w:id="73" w:name="ref-knopik_2021"/>
+    <w:bookmarkEnd w:id="78"/>
+    <w:bookmarkStart w:id="79" w:name="ref-knopik_2021"/>
     <w:p>
       <w:pPr>
         <w:pStyle w:val="Bibliography"/>
@@ -5087,9 +5198,25 @@
       <w:r>
         <w:t xml:space="preserve">“Parental Involvement in Remote Learning During the COVID-19 Pandemic.”</w:t>
       </w:r>
-    </w:p>
-    <w:bookmarkEnd w:id="73"/>
-    <w:bookmarkStart w:id="74" w:name="ref-wb_blog_2020"/>
+      <w:r>
+        <w:t xml:space="preserve"> </w:t>
+      </w:r>
+      <w:r>
+        <w:rPr>
+          <w:i/>
+          <w:iCs/>
+        </w:rPr>
+        <w:t xml:space="preserve">European Journal of Educational Research</w:t>
+      </w:r>
+      <w:r>
+        <w:t xml:space="preserve"> </w:t>
+      </w:r>
+      <w:r>
+        <w:t xml:space="preserve">10 (4): 1985–2000.</w:t>
+      </w:r>
+    </w:p>
+    <w:bookmarkEnd w:id="79"/>
+    <w:bookmarkStart w:id="80" w:name="ref-wb_blog_2020"/>
     <w:p>
       <w:pPr>
         <w:pStyle w:val="Bibliography"/>
@@ -5104,8 +5231,8 @@
         <w:t xml:space="preserve">“Uzbekistan: A Timely Response on Learning During School Closures.”</w:t>
       </w:r>
     </w:p>
-    <w:bookmarkEnd w:id="74"/>
-    <w:bookmarkStart w:id="75" w:name="ref-munoznajar_2021"/>
+    <w:bookmarkEnd w:id="80"/>
+    <w:bookmarkStart w:id="81" w:name="ref-munoznajar_2021"/>
     <w:p>
       <w:pPr>
         <w:pStyle w:val="Bibliography"/>
@@ -5119,14 +5246,82 @@
       <w:r>
         <w:t xml:space="preserve">“Remote Learning During COVID-19: Lessons from Today, Principles for Tomorrow.”</w:t>
       </w:r>
-    </w:p>
-    <w:bookmarkEnd w:id="75"/>
-    <w:bookmarkStart w:id="76" w:name="ref-stromberg_engzell_2025"/>
+      <w:r>
+        <w:t xml:space="preserve"> </w:t>
+      </w:r>
+      <w:r>
+        <w:t xml:space="preserve">World Bank.</w:t>
+      </w:r>
+    </w:p>
+    <w:bookmarkEnd w:id="81"/>
+    <w:bookmarkStart w:id="83" w:name="ref-neidhoefer_etal_2024"/>
     <w:p>
       <w:pPr>
         <w:pStyle w:val="Bibliography"/>
       </w:pPr>
       <w:r>
+        <w:t xml:space="preserve">Neidhoefer, Guido, Matias Ciaschi, Leonardo Gasparini, and Jorge Serrano. 2024.</w:t>
+      </w:r>
+      <w:r>
+        <w:t xml:space="preserve"> </w:t>
+      </w:r>
+      <w:r>
+        <w:t xml:space="preserve">“Social Mobility and Economic Development.”</w:t>
+      </w:r>
+      <w:r>
+        <w:t xml:space="preserve"> </w:t>
+      </w:r>
+      <w:r>
+        <w:rPr>
+          <w:i/>
+          <w:iCs/>
+        </w:rPr>
+        <w:t xml:space="preserve">Journal of Economic Growth</w:t>
+      </w:r>
+      <w:r>
+        <w:t xml:space="preserve"> </w:t>
+      </w:r>
+      <w:r>
+        <w:t xml:space="preserve">29 (2): 327–59.</w:t>
+      </w:r>
+      <w:r>
+        <w:t xml:space="preserve"> </w:t>
+      </w:r>
+      <w:hyperlink r:id="rId82">
+        <w:r>
+          <w:rPr>
+            <w:rStyle w:val="Hyperlink"/>
+          </w:rPr>
+          <w:t xml:space="preserve">https://doi.org/10.1007/s10887-023-09234-8</w:t>
+        </w:r>
+      </w:hyperlink>
+      <w:r>
+        <w:t xml:space="preserve">.</w:t>
+      </w:r>
+    </w:p>
+    <w:bookmarkEnd w:id="83"/>
+    <w:bookmarkStart w:id="84" w:name="ref-razzu_wambile_2022"/>
+    <w:p>
+      <w:pPr>
+        <w:pStyle w:val="Bibliography"/>
+      </w:pPr>
+      <w:r>
+        <w:t xml:space="preserve">Razzu, Giovanni, and Albert Wambile. 2022.</w:t>
+      </w:r>
+      <w:r>
+        <w:t xml:space="preserve"> </w:t>
+      </w:r>
+      <w:r>
+        <w:t xml:space="preserve">“Intergenerational Educational Persistence and Cohort Change.”</w:t>
+      </w:r>
+    </w:p>
+    <w:bookmarkEnd w:id="84"/>
+    <w:bookmarkStart w:id="85" w:name="ref-stromberg_engzell_2025"/>
+    <w:p>
+      <w:pPr>
+        <w:pStyle w:val="Bibliography"/>
+      </w:pPr>
+      <w:r>
         <w:t xml:space="preserve">Stromberg, E., and Per Engzell. 2025.</w:t>
       </w:r>
       <w:r>
@@ -5136,8 +5331,8 @@
         <w:t xml:space="preserve">“How Robust Are Country Rankings in Educational Mobility?”</w:t>
       </w:r>
     </w:p>
-    <w:bookmarkEnd w:id="76"/>
-    <w:bookmarkStart w:id="77" w:name="ref-torche_2015"/>
+    <w:bookmarkEnd w:id="85"/>
+    <w:bookmarkStart w:id="86" w:name="ref-torche_2015"/>
     <w:p>
       <w:pPr>
         <w:pStyle w:val="Bibliography"/>
@@ -5152,8 +5347,8 @@
         <w:t xml:space="preserve">“Intergenerational Mobility and Equality of Opportunity.”</w:t>
       </w:r>
     </w:p>
-    <w:bookmarkEnd w:id="77"/>
-    <w:bookmarkStart w:id="78" w:name="ref-unicef_remote_2020"/>
+    <w:bookmarkEnd w:id="86"/>
+    <w:bookmarkStart w:id="87" w:name="ref-unicef_remote_2020"/>
     <w:p>
       <w:pPr>
         <w:pStyle w:val="Bibliography"/>
@@ -5167,9 +5362,15 @@
       <w:r>
         <w:t xml:space="preserve">“Putting the Learning Back in Remote Learning.”</w:t>
       </w:r>
-    </w:p>
-    <w:bookmarkEnd w:id="78"/>
-    <w:bookmarkStart w:id="79" w:name="ref-unicef_uzb_2021"/>
+      <w:r>
+        <w:t xml:space="preserve"> </w:t>
+      </w:r>
+      <w:r>
+        <w:t xml:space="preserve">UNICEF.</w:t>
+      </w:r>
+    </w:p>
+    <w:bookmarkEnd w:id="87"/>
+    <w:bookmarkStart w:id="88" w:name="ref-unicef_uzb_2021"/>
     <w:p>
       <w:pPr>
         <w:pStyle w:val="Bibliography"/>
@@ -5183,9 +5384,15 @@
       <w:r>
         <w:t xml:space="preserve">“Uzbekistan Education Sector Analysis.”</w:t>
       </w:r>
-    </w:p>
-    <w:bookmarkEnd w:id="79"/>
-    <w:bookmarkStart w:id="80" w:name="ref-unicef_sitan_2023"/>
+      <w:r>
+        <w:t xml:space="preserve"> </w:t>
+      </w:r>
+      <w:r>
+        <w:t xml:space="preserve">UNICEF.</w:t>
+      </w:r>
+    </w:p>
+    <w:bookmarkEnd w:id="88"/>
+    <w:bookmarkStart w:id="89" w:name="ref-unicef_sitan_2023"/>
     <w:p>
       <w:pPr>
         <w:pStyle w:val="Bibliography"/>
@@ -5199,9 +5406,15 @@
       <w:r>
         <w:t xml:space="preserve">“Situation Analysis of Children and Adolescents in Uzbekistan.”</w:t>
       </w:r>
-    </w:p>
-    <w:bookmarkEnd w:id="80"/>
-    <w:bookmarkStart w:id="81" w:name="ref-verashchagina_2009"/>
+      <w:r>
+        <w:t xml:space="preserve"> </w:t>
+      </w:r>
+      <w:r>
+        <w:t xml:space="preserve">UNICEF.</w:t>
+      </w:r>
+    </w:p>
+    <w:bookmarkEnd w:id="89"/>
+    <w:bookmarkStart w:id="90" w:name="ref-verashchagina_2009"/>
     <w:p>
       <w:pPr>
         <w:pStyle w:val="Bibliography"/>
@@ -5216,8 +5429,8 @@
         <w:t xml:space="preserve">“Education and Socioeconomic Mobility in Post-Communist Countries.”</w:t>
       </w:r>
     </w:p>
-    <w:bookmarkEnd w:id="81"/>
-    <w:bookmarkStart w:id="82" w:name="ref-weide_etal_2024"/>
+    <w:bookmarkEnd w:id="90"/>
+    <w:bookmarkStart w:id="92" w:name="ref-weide_etal_2024"/>
     <w:p>
       <w:pPr>
         <w:pStyle w:val="Bibliography"/>
@@ -5231,9 +5444,39 @@
       <w:r>
         <w:t xml:space="preserve">“Intergenerational Mobility Around the World: A New Database.”</w:t>
       </w:r>
-    </w:p>
-    <w:bookmarkEnd w:id="82"/>
-    <w:bookmarkStart w:id="83" w:name="ref-wb_uzb_2018"/>
+      <w:r>
+        <w:t xml:space="preserve"> </w:t>
+      </w:r>
+      <w:r>
+        <w:rPr>
+          <w:i/>
+          <w:iCs/>
+        </w:rPr>
+        <w:t xml:space="preserve">Journal of Development Economics</w:t>
+      </w:r>
+      <w:r>
+        <w:t xml:space="preserve"> </w:t>
+      </w:r>
+      <w:r>
+        <w:t xml:space="preserve">166: 103167.</w:t>
+      </w:r>
+      <w:r>
+        <w:t xml:space="preserve"> </w:t>
+      </w:r>
+      <w:hyperlink r:id="rId91">
+        <w:r>
+          <w:rPr>
+            <w:rStyle w:val="Hyperlink"/>
+          </w:rPr>
+          <w:t xml:space="preserve">https://doi.org/10.1016/j.jdeveco.2023.103167</w:t>
+        </w:r>
+      </w:hyperlink>
+      <w:r>
+        <w:t xml:space="preserve">.</w:t>
+      </w:r>
+    </w:p>
+    <w:bookmarkEnd w:id="92"/>
+    <w:bookmarkStart w:id="93" w:name="ref-wb_uzb_2018"/>
     <w:p>
       <w:pPr>
         <w:pStyle w:val="Bibliography"/>
@@ -5247,9 +5490,15 @@
       <w:r>
         <w:t xml:space="preserve">“Uzbekistan Education Sector Analysis.”</w:t>
       </w:r>
-    </w:p>
-    <w:bookmarkEnd w:id="83"/>
-    <w:bookmarkStart w:id="84" w:name="ref-wb_gender_2024"/>
+      <w:r>
+        <w:t xml:space="preserve"> </w:t>
+      </w:r>
+      <w:r>
+        <w:t xml:space="preserve">World Bank.</w:t>
+      </w:r>
+    </w:p>
+    <w:bookmarkEnd w:id="93"/>
+    <w:bookmarkStart w:id="94" w:name="ref-wb_gender_2024"/>
     <w:p>
       <w:pPr>
         <w:pStyle w:val="Bibliography"/>
@@ -5263,10 +5512,16 @@
       <w:r>
         <w:t xml:space="preserve">“Country Gender Assessment: Uzbekistan.”</w:t>
       </w:r>
-    </w:p>
-    <w:bookmarkEnd w:id="84"/>
-    <w:bookmarkEnd w:id="85"/>
-    <w:bookmarkEnd w:id="86"/>
+      <w:r>
+        <w:t xml:space="preserve"> </w:t>
+      </w:r>
+      <w:r>
+        <w:t xml:space="preserve">World Bank.</w:t>
+      </w:r>
+    </w:p>
+    <w:bookmarkEnd w:id="94"/>
+    <w:bookmarkEnd w:id="95"/>
+    <w:bookmarkEnd w:id="96"/>
     <w:sectPr>
       <w:footnotePr>
         <w:numRestart w:val="eachSect"/>
@@ -5377,6 +5632,91 @@
       </w:pPr>
     </w:lvl>
   </w:abstractNum>
+  <w:abstractNum w:abstractNumId="99411">
+    <w:nsid w:val="00A99411"/>
+    <w:multiLevelType w:val="multilevel"/>
+    <w:lvl w:ilvl="0">
+      <w:start w:val="1"/>
+      <w:numFmt w:val="decimal"/>
+      <w:lvlText w:val="%1."/>
+      <w:lvlJc w:val="left"/>
+      <w:pPr>
+        <w:ind w:left="720" w:hanging="360"/>
+      </w:pPr>
+    </w:lvl>
+    <w:lvl w:ilvl="1">
+      <w:start w:val="1"/>
+      <w:numFmt w:val="decimal"/>
+      <w:lvlText w:val="%2."/>
+      <w:lvlJc w:val="left"/>
+      <w:pPr>
+        <w:ind w:left="1440" w:hanging="360"/>
+      </w:pPr>
+    </w:lvl>
+    <w:lvl w:ilvl="2">
+      <w:start w:val="1"/>
+      <w:numFmt w:val="decimal"/>
+      <w:lvlText w:val="%3."/>
+      <w:lvlJc w:val="left"/>
+      <w:pPr>
+        <w:ind w:left="2160" w:hanging="360"/>
+      </w:pPr>
+    </w:lvl>
+    <w:lvl w:ilvl="3">
+      <w:start w:val="1"/>
+      <w:numFmt w:val="decimal"/>
+      <w:lvlText w:val="%4."/>
+      <w:lvlJc w:val="left"/>
+      <w:pPr>
+        <w:ind w:left="2880" w:hanging="360"/>
+      </w:pPr>
+    </w:lvl>
+    <w:lvl w:ilvl="4">
+      <w:start w:val="1"/>
+      <w:numFmt w:val="decimal"/>
+      <w:lvlText w:val="%5."/>
+      <w:lvlJc w:val="left"/>
+      <w:pPr>
+        <w:ind w:left="3600" w:hanging="360"/>
+      </w:pPr>
+    </w:lvl>
+    <w:lvl w:ilvl="5">
+      <w:start w:val="1"/>
+      <w:numFmt w:val="decimal"/>
+      <w:lvlText w:val="%6."/>
+      <w:lvlJc w:val="left"/>
+      <w:pPr>
+        <w:ind w:left="4320" w:hanging="360"/>
+      </w:pPr>
+    </w:lvl>
+    <w:lvl w:ilvl="6">
+      <w:start w:val="1"/>
+      <w:numFmt w:val="decimal"/>
+      <w:lvlText w:val="%7."/>
+      <w:lvlJc w:val="left"/>
+      <w:pPr>
+        <w:ind w:left="5040" w:hanging="360"/>
+      </w:pPr>
+    </w:lvl>
+    <w:lvl w:ilvl="7">
+      <w:start w:val="1"/>
+      <w:numFmt w:val="decimal"/>
+      <w:lvlText w:val="%8."/>
+      <w:lvlJc w:val="left"/>
+      <w:pPr>
+        <w:ind w:left="5760" w:hanging="360"/>
+      </w:pPr>
+    </w:lvl>
+    <w:lvl w:ilvl="8">
+      <w:start w:val="1"/>
+      <w:numFmt w:val="decimal"/>
+      <w:lvlText w:val="%9."/>
+      <w:lvlJc w:val="left"/>
+      <w:pPr>
+        <w:ind w:left="6480" w:hanging="360"/>
+      </w:pPr>
+    </w:lvl>
+  </w:abstractNum>
   <w:abstractNum w:abstractNumId="991">
     <w:nsid w:val="0000A991"/>
     <w:multiLevelType w:val="multilevel"/>
@@ -5480,98 +5820,10 @@
       </w:rPr>
     </w:lvl>
   </w:abstractNum>
-  <w:abstractNum w:abstractNumId="99411">
-    <w:nsid w:val="00A99411"/>
-    <w:multiLevelType w:val="multilevel"/>
-    <w:lvl w:ilvl="0">
-      <w:start w:val="1"/>
-      <w:numFmt w:val="decimal"/>
-      <w:lvlText w:val="%1."/>
-      <w:lvlJc w:val="left"/>
-      <w:pPr>
-        <w:ind w:left="720" w:hanging="360"/>
-      </w:pPr>
-    </w:lvl>
-    <w:lvl w:ilvl="1">
-      <w:start w:val="1"/>
-      <w:numFmt w:val="decimal"/>
-      <w:lvlText w:val="%2."/>
-      <w:lvlJc w:val="left"/>
-      <w:pPr>
-        <w:ind w:left="1440" w:hanging="360"/>
-      </w:pPr>
-    </w:lvl>
-    <w:lvl w:ilvl="2">
-      <w:start w:val="1"/>
-      <w:numFmt w:val="decimal"/>
-      <w:lvlText w:val="%3."/>
-      <w:lvlJc w:val="left"/>
-      <w:pPr>
-        <w:ind w:left="2160" w:hanging="360"/>
-      </w:pPr>
-    </w:lvl>
-    <w:lvl w:ilvl="3">
-      <w:start w:val="1"/>
-      <w:numFmt w:val="decimal"/>
-      <w:lvlText w:val="%4."/>
-      <w:lvlJc w:val="left"/>
-      <w:pPr>
-        <w:ind w:left="2880" w:hanging="360"/>
-      </w:pPr>
-    </w:lvl>
-    <w:lvl w:ilvl="4">
-      <w:start w:val="1"/>
-      <w:numFmt w:val="decimal"/>
-      <w:lvlText w:val="%5."/>
-      <w:lvlJc w:val="left"/>
-      <w:pPr>
-        <w:ind w:left="3600" w:hanging="360"/>
-      </w:pPr>
-    </w:lvl>
-    <w:lvl w:ilvl="5">
-      <w:start w:val="1"/>
-      <w:numFmt w:val="decimal"/>
-      <w:lvlText w:val="%6."/>
-      <w:lvlJc w:val="left"/>
-      <w:pPr>
-        <w:ind w:left="4320" w:hanging="360"/>
-      </w:pPr>
-    </w:lvl>
-    <w:lvl w:ilvl="6">
-      <w:start w:val="1"/>
-      <w:numFmt w:val="decimal"/>
-      <w:lvlText w:val="%7."/>
-      <w:lvlJc w:val="left"/>
-      <w:pPr>
-        <w:ind w:left="5040" w:hanging="360"/>
-      </w:pPr>
-    </w:lvl>
-    <w:lvl w:ilvl="7">
-      <w:start w:val="1"/>
-      <w:numFmt w:val="decimal"/>
-      <w:lvlText w:val="%8."/>
-      <w:lvlJc w:val="left"/>
-      <w:pPr>
-        <w:ind w:left="5760" w:hanging="360"/>
-      </w:pPr>
-    </w:lvl>
-    <w:lvl w:ilvl="8">
-      <w:start w:val="1"/>
-      <w:numFmt w:val="decimal"/>
-      <w:lvlText w:val="%9."/>
-      <w:lvlJc w:val="left"/>
-      <w:pPr>
-        <w:ind w:left="6480" w:hanging="360"/>
-      </w:pPr>
-    </w:lvl>
-  </w:abstractNum>
   <w:num w:numId="1000">
     <w:abstractNumId w:val="990"/>
   </w:num>
   <w:num w:numId="1001">
-    <w:abstractNumId w:val="991"/>
-  </w:num>
-  <w:num w:numId="1002">
     <w:abstractNumId w:val="99411"/>
     <w:lvlOverride w:ilvl="0">
       <w:startOverride w:val="1"/>
@@ -5601,7 +5853,40 @@
       <w:startOverride w:val="1"/>
     </w:lvlOverride>
   </w:num>
+  <w:num w:numId="1002">
+    <w:abstractNumId w:val="991"/>
+  </w:num>
   <w:num w:numId="1003">
+    <w:abstractNumId w:val="99411"/>
+    <w:lvlOverride w:ilvl="0">
+      <w:startOverride w:val="1"/>
+    </w:lvlOverride>
+    <w:lvlOverride w:ilvl="1">
+      <w:startOverride w:val="1"/>
+    </w:lvlOverride>
+    <w:lvlOverride w:ilvl="2">
+      <w:startOverride w:val="1"/>
+    </w:lvlOverride>
+    <w:lvlOverride w:ilvl="3">
+      <w:startOverride w:val="1"/>
+    </w:lvlOverride>
+    <w:lvlOverride w:ilvl="4">
+      <w:startOverride w:val="1"/>
+    </w:lvlOverride>
+    <w:lvlOverride w:ilvl="5">
+      <w:startOverride w:val="1"/>
+    </w:lvlOverride>
+    <w:lvlOverride w:ilvl="6">
+      <w:startOverride w:val="1"/>
+    </w:lvlOverride>
+    <w:lvlOverride w:ilvl="7">
+      <w:startOverride w:val="1"/>
+    </w:lvlOverride>
+    <w:lvlOverride w:ilvl="8">
+      <w:startOverride w:val="1"/>
+    </w:lvlOverride>
+  </w:num>
+  <w:num w:numId="1004">
     <w:abstractNumId w:val="99411"/>
     <w:lvlOverride w:ilvl="0">
       <w:startOverride w:val="1"/>

--- a/outputs/publication/reports/00_main.docx
+++ b/outputs/publication/reports/00_main.docx
@@ -143,7 +143,7 @@
         <w:pStyle w:val="Heading3"/>
       </w:pPr>
       <w:r>
-        <w:t xml:space="preserve">Why educational mobility matters</w:t>
+        <w:t xml:space="preserve">Why Educational Mobility Matters</w:t>
       </w:r>
     </w:p>
     <w:p>
@@ -151,7 +151,41 @@
         <w:pStyle w:val="FirstParagraph"/>
       </w:pPr>
       <w:r>
-        <w:t xml:space="preserve">Intergenerational educational mobility is central to both equity and productivity. When parent-child schooling links are strong, educational attainment reflects inherited background as much as individual ability, which can slow skill allocation and long-run growth. Cross-country evidence consistently shows that educational persistence is substantial and uneven across development levels rather than mechanically declining over time. Hertz et al.</w:t>
+        <w:t xml:space="preserve">Intergenerational educational mobility matters because it links family background to both equality of opportunity and the allocation of skills. When parent-child schooling links are strong, educational attainment reflects inherited circumstance as much as individual effort or talent. That makes mobility relevant not only for fairness, but also for long-run productivity and the conversion of human potential into completed schooling and labor-market opportunity</w:t>
+      </w:r>
+      <w:r>
+        <w:t xml:space="preserve"> </w:t>
+      </w:r>
+      <w:r>
+        <w:t xml:space="preserve">(</w:t>
+      </w:r>
+      <w:hyperlink w:anchor="ref-torche_2015">
+        <w:r>
+          <w:rPr>
+            <w:rStyle w:val="Hyperlink"/>
+          </w:rPr>
+          <w:t xml:space="preserve">Torche 2015</w:t>
+        </w:r>
+      </w:hyperlink>
+      <w:r>
+        <w:t xml:space="preserve">;</w:t>
+      </w:r>
+      <w:r>
+        <w:t xml:space="preserve"> </w:t>
+      </w:r>
+      <w:hyperlink w:anchor="ref-causa_johansson_2010">
+        <w:r>
+          <w:rPr>
+            <w:rStyle w:val="Hyperlink"/>
+          </w:rPr>
+          <w:t xml:space="preserve">Causa and Johansson 2010</w:t>
+        </w:r>
+      </w:hyperlink>
+      <w:r>
+        <w:t xml:space="preserve">)</w:t>
+      </w:r>
+      <w:r>
+        <w:t xml:space="preserve">. Cross-country evidence consistently shows that educational persistence remains substantial and highly uneven rather than mechanically converging as countries develop. Hertz et al.</w:t>
       </w:r>
       <w:r>
         <w:t xml:space="preserve"> </w:t>
@@ -174,7 +208,38 @@
         <w:t xml:space="preserve"> </w:t>
       </w:r>
       <w:r>
-        <w:t xml:space="preserve">and Causa and Johansson</w:t>
+        <w:t xml:space="preserve">document large cross-country variation over a long horizon, and van der Weide et al.</w:t>
+      </w:r>
+      <w:r>
+        <w:t xml:space="preserve"> </w:t>
+      </w:r>
+      <w:r>
+        <w:t xml:space="preserve">(</w:t>
+      </w:r>
+      <w:hyperlink w:anchor="ref-weide_etal_2024">
+        <w:r>
+          <w:rPr>
+            <w:rStyle w:val="Hyperlink"/>
+          </w:rPr>
+          <w:t xml:space="preserve">Weide et al. 2024</w:t>
+        </w:r>
+      </w:hyperlink>
+      <w:r>
+        <w:t xml:space="preserve">)</w:t>
+      </w:r>
+      <w:r>
+        <w:t xml:space="preserve"> </w:t>
+      </w:r>
+      <w:r>
+        <w:t xml:space="preserve">show that average mobility remains lower in many developing settings than in higher-income ones.</w:t>
+      </w:r>
+    </w:p>
+    <w:p>
+      <w:pPr>
+        <w:pStyle w:val="BodyText"/>
+      </w:pPr>
+      <w:r>
+        <w:t xml:space="preserve">This literature also clarifies why the question is substantively important for Uzbekistan. Educational mobility is one way of asking whether a young and expanding population can translate schooling opportunity into broader social mobility, or whether the distribution of education remains tightly tied to family origin. In that sense, mobility is not a side issue to development; it is a compact summary of how inherited background interacts with schooling systems, local opportunity structures, and household support capacity</w:t>
       </w:r>
       <w:r>
         <w:t xml:space="preserve"> </w:t>
@@ -191,19 +256,116 @@
         </w:r>
       </w:hyperlink>
       <w:r>
+        <w:t xml:space="preserve">;</w:t>
+      </w:r>
+      <w:r>
+        <w:t xml:space="preserve"> </w:t>
+      </w:r>
+      <w:hyperlink w:anchor="ref-neidhoefer_etal_2024">
+        <w:r>
+          <w:rPr>
+            <w:rStyle w:val="Hyperlink"/>
+          </w:rPr>
+          <w:t xml:space="preserve">Neidhöfer et al. 2024</w:t>
+        </w:r>
+      </w:hyperlink>
+      <w:r>
         <w:t xml:space="preserve">)</w:t>
       </w:r>
       <w:r>
-        <w:t xml:space="preserve"> </w:t>
-      </w:r>
-      <w:r>
-        <w:t xml:space="preserve">document large variation across countries, and the GDIM database by van der Weide et al.</w:t>
+        <w:t xml:space="preserve">.</w:t>
+      </w:r>
+    </w:p>
+    <w:bookmarkEnd w:id="22"/>
+    <w:bookmarkStart w:id="23" w:name="Xf7cc99bfb492b7b9d87e84d4bb99a8893a21bb6"/>
+    <w:p>
+      <w:pPr>
+        <w:pStyle w:val="Heading3"/>
+      </w:pPr>
+      <w:r>
+        <w:t xml:space="preserve">Measurement Choices and Contribution Discipline</w:t>
+      </w:r>
+    </w:p>
+    <w:p>
+      <w:pPr>
+        <w:pStyle w:val="FirstParagraph"/>
+      </w:pPr>
+      <w:r>
+        <w:t xml:space="preserve">The mobility literature further cautions against treating any single statistic as a complete description of opportunity. Torche</w:t>
       </w:r>
       <w:r>
         <w:t xml:space="preserve"> </w:t>
       </w:r>
       <w:r>
         <w:t xml:space="preserve">(</w:t>
+      </w:r>
+      <w:hyperlink w:anchor="ref-torche_2015">
+        <w:r>
+          <w:rPr>
+            <w:rStyle w:val="Hyperlink"/>
+          </w:rPr>
+          <w:t xml:space="preserve">Torche 2015</w:t>
+        </w:r>
+      </w:hyperlink>
+      <w:r>
+        <w:t xml:space="preserve">)</w:t>
+      </w:r>
+      <w:r>
+        <w:t xml:space="preserve"> </w:t>
+      </w:r>
+      <w:r>
+        <w:t xml:space="preserve">emphasizes that mobility measures summarize intergenerational association rather than directly recovering a full structural model of equality of opportunity. Recent measurement work strengthens that warning: Stromberg and Engzell</w:t>
+      </w:r>
+      <w:r>
+        <w:t xml:space="preserve"> </w:t>
+      </w:r>
+      <w:r>
+        <w:t xml:space="preserve">(</w:t>
+      </w:r>
+      <w:hyperlink w:anchor="ref-stromberg_engzell_2025">
+        <w:r>
+          <w:rPr>
+            <w:rStyle w:val="Hyperlink"/>
+          </w:rPr>
+          <w:t xml:space="preserve">Strömberg and Engzell 2025</w:t>
+        </w:r>
+      </w:hyperlink>
+      <w:r>
+        <w:t xml:space="preserve">)</w:t>
+      </w:r>
+      <w:r>
+        <w:t xml:space="preserve"> </w:t>
+      </w:r>
+      <w:r>
+        <w:t xml:space="preserve">show that country rankings can move materially with coding, sample, and estimator choices. For a paper based on repeated surveys with modest cross-wave questionnaire differences, that is a direct argument against relying on one headline number.</w:t>
+      </w:r>
+    </w:p>
+    <w:p>
+      <w:pPr>
+        <w:pStyle w:val="BodyText"/>
+      </w:pPr>
+      <w:r>
+        <w:t xml:space="preserve">This is why the manuscript uses a deliberately locked measure bundle rather than a single preferred statistic. Category-based measures retain the intuitive language of educational transitions by asking whether respondents surpass, match, or fall below parental schooling categories. Rank-based measures, in contrast, are better suited to cross-wave comparison because they locate respondents within the educational distribution of each wave. The two families therefore answer related but not identical questions: category rates preserve substantive interpretation, while rank-based persistence is more robust to shifts in educational expansion and coding detail</w:t>
+      </w:r>
+      <w:r>
+        <w:t xml:space="preserve"> </w:t>
+      </w:r>
+      <w:r>
+        <w:t xml:space="preserve">(</w:t>
+      </w:r>
+      <w:hyperlink w:anchor="ref-torche_2015">
+        <w:r>
+          <w:rPr>
+            <w:rStyle w:val="Hyperlink"/>
+          </w:rPr>
+          <w:t xml:space="preserve">Torche 2015</w:t>
+        </w:r>
+      </w:hyperlink>
+      <w:r>
+        <w:t xml:space="preserve">;</w:t>
+      </w:r>
+      <w:r>
+        <w:t xml:space="preserve"> </w:t>
       </w:r>
       <w:hyperlink w:anchor="ref-weide_etal_2024">
         <w:r>
@@ -217,20 +379,71 @@
         <w:t xml:space="preserve">)</w:t>
       </w:r>
       <w:r>
-        <w:t xml:space="preserve"> </w:t>
-      </w:r>
-      <w:r>
-        <w:t xml:space="preserve">confirms that mobility remains lower, on average, in many developing contexts.</w:t>
-      </w:r>
-    </w:p>
-    <w:bookmarkEnd w:id="22"/>
-    <w:bookmarkStart w:id="23" w:name="Xf7cc99bfb492b7b9d87e84d4bb99a8893a21bb6"/>
+        <w:t xml:space="preserve">.</w:t>
+      </w:r>
+    </w:p>
+    <w:p>
+      <w:pPr>
+        <w:pStyle w:val="BodyText"/>
+      </w:pPr>
+      <w:r>
+        <w:t xml:space="preserve">A related lesson from the earlier comparative literature is that educational expansion does not automatically imply weaker persistence. Chevalier, Denny, and McMahon</w:t>
+      </w:r>
+      <w:r>
+        <w:t xml:space="preserve"> </w:t>
+      </w:r>
+      <w:r>
+        <w:t xml:space="preserve">(</w:t>
+      </w:r>
+      <w:hyperlink w:anchor="ref-chevalier_denny_mcmahon_2009">
+        <w:r>
+          <w:rPr>
+            <w:rStyle w:val="Hyperlink"/>
+          </w:rPr>
+          <w:t xml:space="preserve">Chevalier, Denny, and McMahon 2009</w:t>
+        </w:r>
+      </w:hyperlink>
+      <w:r>
+        <w:t xml:space="preserve">)</w:t>
+      </w:r>
+      <w:r>
+        <w:t xml:space="preserve"> </w:t>
+      </w:r>
+      <w:r>
+        <w:t xml:space="preserve">show that broader access to higher education need not erase family-background gradients, and Razzu and Wambile</w:t>
+      </w:r>
+      <w:r>
+        <w:t xml:space="preserve"> </w:t>
+      </w:r>
+      <w:r>
+        <w:t xml:space="preserve">(</w:t>
+      </w:r>
+      <w:hyperlink w:anchor="ref-razzu_wambile_2022">
+        <w:r>
+          <w:rPr>
+            <w:rStyle w:val="Hyperlink"/>
+          </w:rPr>
+          <w:t xml:space="preserve">Razzu and Wambile 2022</w:t>
+        </w:r>
+      </w:hyperlink>
+      <w:r>
+        <w:t xml:space="preserve">)</w:t>
+      </w:r>
+      <w:r>
+        <w:t xml:space="preserve"> </w:t>
+      </w:r>
+      <w:r>
+        <w:t xml:space="preserve">similarly stress that cohort change can coexist with persistent intergenerational gradients. That point is important for this paper’s contribution discipline: descriptive increases in persistence across LiTS waves are informative, but they are not by themselves proof of a precisely estimated structural trend.</w:t>
+      </w:r>
+    </w:p>
+    <w:bookmarkEnd w:id="23"/>
+    <w:bookmarkStart w:id="24" w:name="X860bec3a4fe6febda157ac1960898ecb61a6e30"/>
     <w:p>
       <w:pPr>
         <w:pStyle w:val="Heading3"/>
       </w:pPr>
       <w:r>
-        <w:t xml:space="preserve">Measurement choices and contribution discipline</w:t>
+        <w:t xml:space="preserve">Transition Economies and Regional Comparators</w:t>
       </w:r>
     </w:p>
     <w:p>
@@ -238,7 +451,414 @@
         <w:pStyle w:val="FirstParagraph"/>
       </w:pPr>
       <w:r>
-        <w:t xml:space="preserve">The mobility literature also warns against one-number interpretations. Torche</w:t>
+        <w:t xml:space="preserve">Transition settings are especially relevant for Uzbekistan because market transition, institutional restructuring, and uneven regional development can alter both schooling opportunities and the household strategies through which education is reproduced. Comparative post-communist evidence does not suggest a single mobility path. Verashchagina</w:t>
+      </w:r>
+      <w:r>
+        <w:t xml:space="preserve"> </w:t>
+      </w:r>
+      <w:r>
+        <w:t xml:space="preserve">(</w:t>
+      </w:r>
+      <w:hyperlink w:anchor="ref-verashchagina_2012">
+        <w:r>
+          <w:rPr>
+            <w:rStyle w:val="Hyperlink"/>
+          </w:rPr>
+          <w:t xml:space="preserve">Verashchagina 2012</w:t>
+        </w:r>
+      </w:hyperlink>
+      <w:r>
+        <w:t xml:space="preserve">)</w:t>
+      </w:r>
+      <w:r>
+        <w:t xml:space="preserve"> </w:t>
+      </w:r>
+      <w:r>
+        <w:t xml:space="preserve">finds substantial heterogeneity in educational inheritance across post-communist countries, while Bruck and Esenaliev</w:t>
+      </w:r>
+      <w:r>
+        <w:t xml:space="preserve"> </w:t>
+      </w:r>
+      <w:r>
+        <w:t xml:space="preserve">(</w:t>
+      </w:r>
+      <w:hyperlink w:anchor="ref-bruck_esenaliev_2018">
+        <w:r>
+          <w:rPr>
+            <w:rStyle w:val="Hyperlink"/>
+          </w:rPr>
+          <w:t xml:space="preserve">Brück and Esenaliev 2018</w:t>
+        </w:r>
+      </w:hyperlink>
+      <w:r>
+        <w:t xml:space="preserve">)</w:t>
+      </w:r>
+      <w:r>
+        <w:t xml:space="preserve"> </w:t>
+      </w:r>
+      <w:r>
+        <w:t xml:space="preserve">document a distinct trajectory for Kyrgyzstan, the closest Central Asian comparator in the published literature currently cited here. Together, these studies suggest that Soviet legacy alone does not determine current mobility outcomes.</w:t>
+      </w:r>
+    </w:p>
+    <w:p>
+      <w:pPr>
+        <w:pStyle w:val="BodyText"/>
+      </w:pPr>
+      <w:r>
+        <w:t xml:space="preserve">Turkey provides a second useful comparator because it combines middle-income status, strong spatial disparities, and variation in local schooling opportunity. Aydemir and Yazici</w:t>
+      </w:r>
+      <w:r>
+        <w:t xml:space="preserve"> </w:t>
+      </w:r>
+      <w:r>
+        <w:t xml:space="preserve">(</w:t>
+      </w:r>
+      <w:hyperlink w:anchor="ref-aydemir_yazici_2019">
+        <w:r>
+          <w:rPr>
+            <w:rStyle w:val="Hyperlink"/>
+          </w:rPr>
+          <w:t xml:space="preserve">Aydemir and Yazici 2019</w:t>
+        </w:r>
+      </w:hyperlink>
+      <w:r>
+        <w:t xml:space="preserve">)</w:t>
+      </w:r>
+      <w:r>
+        <w:t xml:space="preserve"> </w:t>
+      </w:r>
+      <w:r>
+        <w:t xml:space="preserve">show that intergenerational educational mobility is higher in Turkish regions with better school availability, stronger home resources, and lower educational inequality. Akarcay-Gurbuz and Polat</w:t>
+      </w:r>
+      <w:r>
+        <w:t xml:space="preserve"> </w:t>
+      </w:r>
+      <w:r>
+        <w:t xml:space="preserve">(</w:t>
+      </w:r>
+      <w:hyperlink w:anchor="ref-akarcay_polat_2017">
+        <w:r>
+          <w:rPr>
+            <w:rStyle w:val="Hyperlink"/>
+          </w:rPr>
+          <w:t xml:space="preserve">Akarçay-Gürbüz and Polat 2017</w:t>
+        </w:r>
+      </w:hyperlink>
+      <w:r>
+        <w:t xml:space="preserve">)</w:t>
+      </w:r>
+      <w:r>
+        <w:t xml:space="preserve"> </w:t>
+      </w:r>
+      <w:r>
+        <w:t xml:space="preserve">go further by using exogenous provincial variation in schooling opportunity, which is helpful here not because the paper adopts that design, but because it clarifies what a causal architecture would require and why the present manuscript does not claim one.</w:t>
+      </w:r>
+    </w:p>
+    <w:p>
+      <w:pPr>
+        <w:pStyle w:val="BodyText"/>
+      </w:pPr>
+      <w:r>
+        <w:t xml:space="preserve">Broader evidence also links mobility to local development conditions rather than to family background alone. Guell et al.</w:t>
+      </w:r>
+      <w:r>
+        <w:t xml:space="preserve"> </w:t>
+      </w:r>
+      <w:r>
+        <w:t xml:space="preserve">(</w:t>
+      </w:r>
+      <w:hyperlink w:anchor="ref-guell_etal_2018">
+        <w:r>
+          <w:rPr>
+            <w:rStyle w:val="Hyperlink"/>
+          </w:rPr>
+          <w:t xml:space="preserve">Guell et al. 2018</w:t>
+        </w:r>
+      </w:hyperlink>
+      <w:r>
+        <w:t xml:space="preserve">)</w:t>
+      </w:r>
+      <w:r>
+        <w:t xml:space="preserve"> </w:t>
+      </w:r>
+      <w:r>
+        <w:t xml:space="preserve">show that intergenerational mobility covaries with provincial inequality, social capital, and economic activity, and Neidhoefer et al.</w:t>
+      </w:r>
+      <w:r>
+        <w:t xml:space="preserve"> </w:t>
+      </w:r>
+      <w:r>
+        <w:t xml:space="preserve">(</w:t>
+      </w:r>
+      <w:hyperlink w:anchor="ref-neidhoefer_etal_2024">
+        <w:r>
+          <w:rPr>
+            <w:rStyle w:val="Hyperlink"/>
+          </w:rPr>
+          <w:t xml:space="preserve">Neidhöfer et al. 2024</w:t>
+        </w:r>
+      </w:hyperlink>
+      <w:r>
+        <w:t xml:space="preserve">)</w:t>
+      </w:r>
+      <w:r>
+        <w:t xml:space="preserve"> </w:t>
+      </w:r>
+      <w:r>
+        <w:t xml:space="preserve">connect changes in mobility to regional development indicators. That literature supports the inclusion of region, cohort, and wave effects in the pooled correlates models while reinforcing the paper’s decision to treat those coefficients as associational rather than causal.</w:t>
+      </w:r>
+    </w:p>
+    <w:bookmarkEnd w:id="24"/>
+    <w:bookmarkStart w:id="25" w:name="why-uzbekistan-matters"/>
+    <w:p>
+      <w:pPr>
+        <w:pStyle w:val="Heading3"/>
+      </w:pPr>
+      <w:r>
+        <w:t xml:space="preserve">Why Uzbekistan Matters</w:t>
+      </w:r>
+    </w:p>
+    <w:p>
+      <w:pPr>
+        <w:pStyle w:val="FirstParagraph"/>
+      </w:pPr>
+      <w:r>
+        <w:t xml:space="preserve">Country diagnostics explain why the Uzbek case deserves separate attention rather than inference from neighboring settings alone. World Bank and UNICEF assessments point to persistent disparities in access, tertiary pathways, gendered constraints, and rural-urban differences in educational opportunity</w:t>
+      </w:r>
+      <w:r>
+        <w:t xml:space="preserve"> </w:t>
+      </w:r>
+      <w:r>
+        <w:t xml:space="preserve">(</w:t>
+      </w:r>
+      <w:hyperlink w:anchor="ref-wb_uzb_2018">
+        <w:r>
+          <w:rPr>
+            <w:rStyle w:val="Hyperlink"/>
+          </w:rPr>
+          <w:t xml:space="preserve">World Bank 2018</w:t>
+        </w:r>
+      </w:hyperlink>
+      <w:r>
+        <w:t xml:space="preserve">,</w:t>
+      </w:r>
+      <w:r>
+        <w:t xml:space="preserve"> </w:t>
+      </w:r>
+      <w:hyperlink w:anchor="ref-wb_gender_2024">
+        <w:r>
+          <w:rPr>
+            <w:rStyle w:val="Hyperlink"/>
+          </w:rPr>
+          <w:t xml:space="preserve">2024</w:t>
+        </w:r>
+      </w:hyperlink>
+      <w:r>
+        <w:t xml:space="preserve">;</w:t>
+      </w:r>
+      <w:r>
+        <w:t xml:space="preserve"> </w:t>
+      </w:r>
+      <w:hyperlink w:anchor="ref-unicef_sitan_2020">
+        <w:r>
+          <w:rPr>
+            <w:rStyle w:val="Hyperlink"/>
+          </w:rPr>
+          <w:t xml:space="preserve">UNICEF Uzbekistan 2020</w:t>
+        </w:r>
+      </w:hyperlink>
+      <w:r>
+        <w:t xml:space="preserve">,</w:t>
+      </w:r>
+      <w:r>
+        <w:t xml:space="preserve"> </w:t>
+      </w:r>
+      <w:hyperlink w:anchor="ref-unicef_sitan_2024">
+        <w:r>
+          <w:rPr>
+            <w:rStyle w:val="Hyperlink"/>
+          </w:rPr>
+          <w:t xml:space="preserve">2024</w:t>
+        </w:r>
+      </w:hyperlink>
+      <w:r>
+        <w:t xml:space="preserve">)</w:t>
+      </w:r>
+      <w:r>
+        <w:t xml:space="preserve">. These sources are not mobility designs, but they establish why parental education, household support, and place-based conditions are plausible correlates in Uzbekistan and why a descriptive mobility profile is policy-relevant even without a causal design.</w:t>
+      </w:r>
+    </w:p>
+    <w:bookmarkEnd w:id="25"/>
+    <w:bookmarkStart w:id="26" w:name="X42679dabf73d04686fcbf45baf2aa97ef885a13"/>
+    <w:p>
+      <w:pPr>
+        <w:pStyle w:val="Heading3"/>
+      </w:pPr>
+      <w:r>
+        <w:t xml:space="preserve">Pandemic Learning Background and Bounded Module C Framing</w:t>
+      </w:r>
+    </w:p>
+    <w:p>
+      <w:pPr>
+        <w:pStyle w:val="FirstParagraph"/>
+      </w:pPr>
+      <w:r>
+        <w:t xml:space="preserve">The pandemic-learning literature is used here only to motivate the limited role of Module C. Global evidence shows that remote schooling shifted a large share of learning support back into the household and amplified differences in connectivity, device access, supervision time, and caregiver capacity</w:t>
+      </w:r>
+      <w:r>
+        <w:t xml:space="preserve"> </w:t>
+      </w:r>
+      <w:r>
+        <w:t xml:space="preserve">(</w:t>
+      </w:r>
+      <w:hyperlink w:anchor="ref-alam_tiwari_2020">
+        <w:r>
+          <w:rPr>
+            <w:rStyle w:val="Hyperlink"/>
+          </w:rPr>
+          <w:t xml:space="preserve">Alam and Tiwari 2020</w:t>
+        </w:r>
+      </w:hyperlink>
+      <w:r>
+        <w:t xml:space="preserve">;</w:t>
+      </w:r>
+      <w:r>
+        <w:t xml:space="preserve"> </w:t>
+      </w:r>
+      <w:hyperlink w:anchor="ref-munoz_najar_etal_2021">
+        <w:r>
+          <w:rPr>
+            <w:rStyle w:val="Hyperlink"/>
+          </w:rPr>
+          <w:t xml:space="preserve">Muñoz-Najar et al. 2021</w:t>
+        </w:r>
+      </w:hyperlink>
+      <w:r>
+        <w:t xml:space="preserve">)</w:t>
+      </w:r>
+      <w:r>
+        <w:t xml:space="preserve">. Parent-survey evidence from Europe similarly finds that parents became active learning agents during school closures and faced uneven burdens in sustaining children’s study routines</w:t>
+      </w:r>
+      <w:r>
+        <w:t xml:space="preserve"> </w:t>
+      </w:r>
+      <w:r>
+        <w:t xml:space="preserve">(</w:t>
+      </w:r>
+      <w:hyperlink w:anchor="ref-daniela_etal_2021">
+        <w:r>
+          <w:rPr>
+            <w:rStyle w:val="Hyperlink"/>
+          </w:rPr>
+          <w:t xml:space="preserve">Daniela, Rubene, and Rudolfa 2021</w:t>
+        </w:r>
+      </w:hyperlink>
+      <w:r>
+        <w:t xml:space="preserve">;</w:t>
+      </w:r>
+      <w:r>
+        <w:t xml:space="preserve"> </w:t>
+      </w:r>
+      <w:hyperlink w:anchor="ref-knopik_etal_2021">
+        <w:r>
+          <w:rPr>
+            <w:rStyle w:val="Hyperlink"/>
+          </w:rPr>
+          <w:t xml:space="preserve">Knopik et al. 2021</w:t>
+        </w:r>
+      </w:hyperlink>
+      <w:r>
+        <w:t xml:space="preserve">)</w:t>
+      </w:r>
+      <w:r>
+        <w:t xml:space="preserve">.</w:t>
+      </w:r>
+    </w:p>
+    <w:p>
+      <w:pPr>
+        <w:pStyle w:val="BodyText"/>
+      </w:pPr>
+      <w:r>
+        <w:t xml:space="preserve">For Uzbekistan, policy-response and learning-recovery evidence provide useful background but do not identify household causal channels on their own. World Bank reporting documents the country’s rapid emergency response during school closures</w:t>
+      </w:r>
+      <w:r>
+        <w:t xml:space="preserve"> </w:t>
+      </w:r>
+      <w:r>
+        <w:t xml:space="preserve">(</w:t>
+      </w:r>
+      <w:hyperlink w:anchor="ref-wb_blog_2020">
+        <w:r>
+          <w:rPr>
+            <w:rStyle w:val="Hyperlink"/>
+          </w:rPr>
+          <w:t xml:space="preserve">Meliboeva, Patrinos, and Teixeira 2020</w:t>
+        </w:r>
+      </w:hyperlink>
+      <w:r>
+        <w:t xml:space="preserve">)</w:t>
+      </w:r>
+      <w:r>
+        <w:t xml:space="preserve">, while Iqbal and Patrinos</w:t>
+      </w:r>
+      <w:r>
+        <w:t xml:space="preserve"> </w:t>
+      </w:r>
+      <w:r>
+        <w:t xml:space="preserve">(</w:t>
+      </w:r>
+      <w:hyperlink w:anchor="ref-iqbal_patrinos_2025">
+        <w:r>
+          <w:rPr>
+            <w:rStyle w:val="Hyperlink"/>
+          </w:rPr>
+          <w:t xml:space="preserve">Iqbal and Patrinos 2025</w:t>
+        </w:r>
+      </w:hyperlink>
+      <w:r>
+        <w:t xml:space="preserve">)</w:t>
+      </w:r>
+      <w:r>
+        <w:t xml:space="preserve"> </w:t>
+      </w:r>
+      <w:r>
+        <w:t xml:space="preserve">show that pandemic-era learning outcomes were unevenly distributed across students and household conditions. Those studies justify asking whether lower-parent-education households in the LiTS child module report more disruption, but they do not convert the present child-module exercise into a causal design.</w:t>
+      </w:r>
+    </w:p>
+    <w:bookmarkEnd w:id="26"/>
+    <w:bookmarkStart w:id="27" w:name="positioning-this-paper"/>
+    <w:p>
+      <w:pPr>
+        <w:pStyle w:val="Heading3"/>
+      </w:pPr>
+      <w:r>
+        <w:t xml:space="preserve">Positioning This Paper</w:t>
+      </w:r>
+    </w:p>
+    <w:p>
+      <w:pPr>
+        <w:pStyle w:val="FirstParagraph"/>
+      </w:pPr>
+      <w:r>
+        <w:t xml:space="preserve">Taken together, the literature supports a narrow but meaningful contribution: a transparent multi-wave profile of intergenerational educational mobility in Uzbekistan that combines descriptive persistence measures, pooled associational correlates, and a short descriptive child-module extension. Module A shows the levels of persistence, Module B asks how those patterns covary with household and regional characteristics, and Module C adds bounded evidence on pandemic-era household vulnerability. The manuscript’s contribution is therefore not to offer a broad review or a causal identification strategy, but to provide a disciplined empirical benchmark for an important transition-economy case that remains understudied in the mobility literature.</w:t>
+      </w:r>
+    </w:p>
+    <w:bookmarkEnd w:id="27"/>
+    <w:bookmarkStart w:id="28" w:name="scope-and-identification-limits"/>
+    <w:p>
+      <w:pPr>
+        <w:pStyle w:val="Heading3"/>
+      </w:pPr>
+      <w:r>
+        <w:t xml:space="preserve">Scope and Identification Limits</w:t>
+      </w:r>
+    </w:p>
+    <w:p>
+      <w:pPr>
+        <w:pStyle w:val="FirstParagraph"/>
+      </w:pPr>
+      <w:r>
+        <w:t xml:space="preserve">The literature also disciplines what these data can and cannot identify. Mobility statistics are informative summaries of intergenerational association, but they are not themselves causal estimates of equality of opportunity</w:t>
       </w:r>
       <w:r>
         <w:t xml:space="preserve"> </w:t>
@@ -258,10 +878,7 @@
         <w:t xml:space="preserve">)</w:t>
       </w:r>
       <w:r>
-        <w:t xml:space="preserve"> </w:t>
-      </w:r>
-      <w:r>
-        <w:t xml:space="preserve">emphasizes that mobility metrics summarize intergenerational association but do not by themselves recover a full model of equality of opportunity. Recent measurement work further shows that country rankings can move with coding and estimator choices</w:t>
+        <w:t xml:space="preserve">. Measurement studies likewise show that cross-country or cross-study rankings can move materially with coding, sample, and estimator choices</w:t>
       </w:r>
       <w:r>
         <w:t xml:space="preserve"> </w:t>
@@ -274,14 +891,14 @@
           <w:rPr>
             <w:rStyle w:val="Hyperlink"/>
           </w:rPr>
-          <w:t xml:space="preserve">Stromberg and Engzell 2025</w:t>
+          <w:t xml:space="preserve">Strömberg and Engzell 2025</w:t>
         </w:r>
       </w:hyperlink>
       <w:r>
         <w:t xml:space="preserve">)</w:t>
       </w:r>
       <w:r>
-        <w:t xml:space="preserve">. This motivates the paper’s locked measure bundle: rank-rank persistence as the core statistic, complemented by directional category measures (upward, downward, same-category persistence). The rank measure is more robust to modest cross-wave questionnaire differences, while category rates preserve an interpretable notion of educational transitions. Using both, with explicit weighting of reliability, is more defensible than relying on either in isolation.</w:t>
+        <w:t xml:space="preserve">. That is why this paper reports a locked bundle of complementary metrics rather than a single headline measure.</w:t>
       </w:r>
     </w:p>
     <w:p>
@@ -289,140 +906,15 @@
         <w:pStyle w:val="BodyText"/>
       </w:pPr>
       <w:r>
-        <w:t xml:space="preserve">A related point from comparative studies is that mobility can differ across cohorts even when average schooling expands. Chevalier, Denny, and McMahon</w:t>
-      </w:r>
-      <w:r>
-        <w:t xml:space="preserve"> </w:t>
-      </w:r>
-      <w:r>
-        <w:t xml:space="preserve">(</w:t>
-      </w:r>
-      <w:hyperlink w:anchor="ref-chevalier_denny_mcmahon_2009">
-        <w:r>
-          <w:rPr>
-            <w:rStyle w:val="Hyperlink"/>
-          </w:rPr>
-          <w:t xml:space="preserve">Chevalier, Denny, and McMahon 2009</w:t>
-        </w:r>
-      </w:hyperlink>
-      <w:r>
-        <w:t xml:space="preserve">)</w:t>
-      </w:r>
-      <w:r>
-        <w:t xml:space="preserve"> </w:t>
-      </w:r>
-      <w:r>
-        <w:t xml:space="preserve">and Razzu and Wambile</w:t>
-      </w:r>
-      <w:r>
-        <w:t xml:space="preserve"> </w:t>
-      </w:r>
-      <w:r>
-        <w:t xml:space="preserve">(</w:t>
-      </w:r>
-      <w:hyperlink w:anchor="ref-razzu_wambile_2022">
-        <w:r>
-          <w:rPr>
-            <w:rStyle w:val="Hyperlink"/>
-          </w:rPr>
-          <w:t xml:space="preserve">Razzu and Wambile 2022</w:t>
-        </w:r>
-      </w:hyperlink>
-      <w:r>
-        <w:t xml:space="preserve">)</w:t>
-      </w:r>
-      <w:r>
-        <w:t xml:space="preserve"> </w:t>
-      </w:r>
-      <w:r>
-        <w:t xml:space="preserve">highlight that expansion in enrollment does not automatically imply weaker intergenerational persistence. This directly supports the paper’s caution that descriptive increases in persistence should not be over-interpreted as a precisely estimated structural trend.</w:t>
-      </w:r>
-    </w:p>
-    <w:bookmarkEnd w:id="23"/>
-    <w:bookmarkStart w:id="24" w:name="X860bec3a4fe6febda157ac1960898ecb61a6e30"/>
-    <w:p>
-      <w:pPr>
-        <w:pStyle w:val="Heading3"/>
-      </w:pPr>
-      <w:r>
-        <w:t xml:space="preserve">Transition economies and regional comparators</w:t>
-      </w:r>
-    </w:p>
-    <w:p>
-      <w:pPr>
-        <w:pStyle w:val="FirstParagraph"/>
-      </w:pPr>
-      <w:r>
-        <w:t xml:space="preserve">Transition settings are especially relevant for Uzbekistan because schooling systems, labor-market returns, and household strategies changed rapidly after socialism. Comparative evidence does not support a single post-socialist trajectory. Verashchagina</w:t>
-      </w:r>
-      <w:r>
-        <w:t xml:space="preserve"> </w:t>
-      </w:r>
-      <w:r>
-        <w:t xml:space="preserve">(</w:t>
-      </w:r>
-      <w:hyperlink w:anchor="ref-verashchagina_2009">
-        <w:r>
-          <w:rPr>
-            <w:rStyle w:val="Hyperlink"/>
-          </w:rPr>
-          <w:t xml:space="preserve">Verashchagina 2009</w:t>
-        </w:r>
-      </w:hyperlink>
-      <w:r>
-        <w:t xml:space="preserve">)</w:t>
-      </w:r>
-      <w:r>
-        <w:t xml:space="preserve"> </w:t>
-      </w:r>
-      <w:r>
-        <w:t xml:space="preserve">reports substantial heterogeneity in educational inheritance across post-communist countries, while Bruck and Esenaliev</w:t>
-      </w:r>
-      <w:r>
-        <w:t xml:space="preserve"> </w:t>
-      </w:r>
-      <w:r>
-        <w:t xml:space="preserve">(</w:t>
-      </w:r>
-      <w:hyperlink w:anchor="ref-bruck_esenaliev_2018">
-        <w:r>
-          <w:rPr>
-            <w:rStyle w:val="Hyperlink"/>
-          </w:rPr>
-          <w:t xml:space="preserve">Bruck and Esenaliev 2018</w:t>
-        </w:r>
-      </w:hyperlink>
-      <w:r>
-        <w:t xml:space="preserve">)</w:t>
-      </w:r>
-      <w:r>
-        <w:t xml:space="preserve"> </w:t>
-      </w:r>
-      <w:r>
-        <w:t xml:space="preserve">show a distinct Kyrgyz trajectory. Turkey offers a close middle-income comparator: Aydemir and Yazici</w:t>
-      </w:r>
-      <w:r>
-        <w:t xml:space="preserve"> </w:t>
-      </w:r>
-      <w:r>
-        <w:t xml:space="preserve">(</w:t>
-      </w:r>
-      <w:hyperlink w:anchor="ref-aydemir_yazici_2019">
-        <w:r>
-          <w:rPr>
-            <w:rStyle w:val="Hyperlink"/>
-          </w:rPr>
-          <w:t xml:space="preserve">Aydemir and Yazici 2019</w:t>
-        </w:r>
-      </w:hyperlink>
-      <w:r>
-        <w:t xml:space="preserve">)</w:t>
-      </w:r>
-      <w:r>
-        <w:t xml:space="preserve"> </w:t>
-      </w:r>
-      <w:r>
-        <w:t xml:space="preserve">document strong regional and family-background gradients, and Akarcay-Gurbuz and Polat</w:t>
+        <w:t xml:space="preserve">The core evidence is based on repeated LiTS cross-sections rather than a panel following fixed families over time. The design can therefore characterize population-level persistence in each survey wave, but it cannot isolate within-family causal change. This distinction is central for the manuscript’s time-trend language: descriptive persistence measures rise across waves, but pooled models do not estimate the change precisely once controls and fixed effects are added.</w:t>
+      </w:r>
+    </w:p>
+    <w:p>
+      <w:pPr>
+        <w:pStyle w:val="BodyText"/>
+      </w:pPr>
+      <w:r>
+        <w:t xml:space="preserve">The causal literature clarifies the boundary even more sharply. Akarcay-Gurbuz and Polat</w:t>
       </w:r>
       <w:r>
         <w:t xml:space="preserve"> </w:t>
@@ -435,7 +927,7 @@
           <w:rPr>
             <w:rStyle w:val="Hyperlink"/>
           </w:rPr>
-          <w:t xml:space="preserve">Akarcay-Gurbuz and Polat 2017</w:t>
+          <w:t xml:space="preserve">Akarçay-Gürbüz and Polat 2017</w:t>
         </w:r>
       </w:hyperlink>
       <w:r>
@@ -445,15 +937,7 @@
         <w:t xml:space="preserve"> </w:t>
       </w:r>
       <w:r>
-        <w:t xml:space="preserve">illustrate how causal claims require explicit exogenous variation.</w:t>
-      </w:r>
-    </w:p>
-    <w:p>
-      <w:pPr>
-        <w:pStyle w:val="BodyText"/>
-      </w:pPr>
-      <w:r>
-        <w:t xml:space="preserve">Broader regional evidence also links mobility to local opportunity structures. Guell et al.</w:t>
+        <w:t xml:space="preserve">identify schooling-opportunity effects using exogenous provincial variation. The Uzbekistan design does not contain a comparable source of plausibly exogenous region-time exposure, so Modules A and B are appropriately interpreted as descriptive and associational. The same logic applies to Module C. Pandemic-learning studies motivate attention to devices, internet quality, and household support</w:t>
       </w:r>
       <w:r>
         <w:t xml:space="preserve"> </w:t>
@@ -461,321 +945,33 @@
       <w:r>
         <w:t xml:space="preserve">(</w:t>
       </w:r>
-      <w:hyperlink w:anchor="ref-guell_etal_2018">
+      <w:hyperlink w:anchor="ref-alam_tiwari_2020">
         <w:r>
           <w:rPr>
             <w:rStyle w:val="Hyperlink"/>
           </w:rPr>
-          <w:t xml:space="preserve">Guell et al. 2018</w:t>
+          <w:t xml:space="preserve">Alam and Tiwari 2020</w:t>
         </w:r>
       </w:hyperlink>
       <w:r>
-        <w:t xml:space="preserve">)</w:t>
-      </w:r>
-      <w:r>
-        <w:t xml:space="preserve"> </w:t>
-      </w:r>
-      <w:r>
-        <w:t xml:space="preserve">and Neidhoefer et al.</w:t>
-      </w:r>
-      <w:r>
-        <w:t xml:space="preserve"> </w:t>
-      </w:r>
-      <w:r>
-        <w:t xml:space="preserve">(</w:t>
-      </w:r>
-      <w:hyperlink w:anchor="ref-neidhoefer_etal_2024">
+        <w:t xml:space="preserve">;</w:t>
+      </w:r>
+      <w:r>
+        <w:t xml:space="preserve"> </w:t>
+      </w:r>
+      <w:hyperlink w:anchor="ref-munoz_najar_etal_2021">
         <w:r>
           <w:rPr>
             <w:rStyle w:val="Hyperlink"/>
           </w:rPr>
-          <w:t xml:space="preserve">Neidhoefer et al. 2024</w:t>
+          <w:t xml:space="preserve">Muñoz-Najar et al. 2021</w:t>
         </w:r>
       </w:hyperlink>
       <w:r>
         <w:t xml:space="preserve">)</w:t>
       </w:r>
       <w:r>
-        <w:t xml:space="preserve"> </w:t>
-      </w:r>
-      <w:r>
-        <w:t xml:space="preserve">show that mobility covaries with local development conditions, inequality, and institutional context. These findings motivate including region and cohort fixed effects in pooled correlates models while keeping interpretation associational.</w:t>
-      </w:r>
-    </w:p>
-    <w:bookmarkEnd w:id="24"/>
-    <w:bookmarkStart w:id="25" w:name="uzbekistan-specific-relevance"/>
-    <w:p>
-      <w:pPr>
-        <w:pStyle w:val="Heading3"/>
-      </w:pPr>
-      <w:r>
-        <w:t xml:space="preserve">Uzbekistan-specific relevance</w:t>
-      </w:r>
-    </w:p>
-    <w:p>
-      <w:pPr>
-        <w:pStyle w:val="FirstParagraph"/>
-      </w:pPr>
-      <w:r>
-        <w:t xml:space="preserve">Country diagnostics explain why the Uzbek case is substantively important. World Bank and UNICEF assessments point to persistent disparities in tertiary access, gendered constraints, and rural-urban differences in educational opportunity</w:t>
-      </w:r>
-      <w:r>
-        <w:t xml:space="preserve"> </w:t>
-      </w:r>
-      <w:r>
-        <w:t xml:space="preserve">(</w:t>
-      </w:r>
-      <w:hyperlink w:anchor="ref-wb_uzb_2018">
-        <w:r>
-          <w:rPr>
-            <w:rStyle w:val="Hyperlink"/>
-          </w:rPr>
-          <w:t xml:space="preserve">World Bank 2018</w:t>
-        </w:r>
-      </w:hyperlink>
-      <w:r>
-        <w:t xml:space="preserve">,</w:t>
-      </w:r>
-      <w:r>
-        <w:t xml:space="preserve"> </w:t>
-      </w:r>
-      <w:hyperlink w:anchor="ref-wb_gender_2024">
-        <w:r>
-          <w:rPr>
-            <w:rStyle w:val="Hyperlink"/>
-          </w:rPr>
-          <w:t xml:space="preserve">2024</w:t>
-        </w:r>
-      </w:hyperlink>
-      <w:r>
-        <w:t xml:space="preserve">;</w:t>
-      </w:r>
-      <w:r>
-        <w:t xml:space="preserve"> </w:t>
-      </w:r>
-      <w:hyperlink w:anchor="ref-unicef_uzb_2021">
-        <w:r>
-          <w:rPr>
-            <w:rStyle w:val="Hyperlink"/>
-          </w:rPr>
-          <w:t xml:space="preserve">UNICEF 2021</w:t>
-        </w:r>
-      </w:hyperlink>
-      <w:r>
-        <w:t xml:space="preserve">,</w:t>
-      </w:r>
-      <w:r>
-        <w:t xml:space="preserve"> </w:t>
-      </w:r>
-      <w:hyperlink w:anchor="ref-unicef_sitan_2023">
-        <w:r>
-          <w:rPr>
-            <w:rStyle w:val="Hyperlink"/>
-          </w:rPr>
-          <w:t xml:space="preserve">2023</w:t>
-        </w:r>
-      </w:hyperlink>
-      <w:r>
-        <w:t xml:space="preserve">)</w:t>
-      </w:r>
-      <w:r>
-        <w:t xml:space="preserve">. These sources are not mobility designs themselves, but they establish why parental education, household resources, and place-based conditions are plausible correlates in this setting.</w:t>
-      </w:r>
-    </w:p>
-    <w:bookmarkEnd w:id="25"/>
-    <w:bookmarkStart w:id="26" w:name="X42679dabf73d04686fcbf45baf2aa97ef885a13"/>
-    <w:p>
-      <w:pPr>
-        <w:pStyle w:val="Heading3"/>
-      </w:pPr>
-      <w:r>
-        <w:t xml:space="preserve">Pandemic learning background and bounded Module C framing</w:t>
-      </w:r>
-    </w:p>
-    <w:p>
-      <w:pPr>
-        <w:pStyle w:val="FirstParagraph"/>
-      </w:pPr>
-      <w:r>
-        <w:t xml:space="preserve">The pandemic-learning literature is included only to frame Module C’s limited role. Evidence from global and country studies shows that remote schooling amplified differences in household support, connectivity, and device access</w:t>
-      </w:r>
-      <w:r>
-        <w:t xml:space="preserve"> </w:t>
-      </w:r>
-      <w:r>
-        <w:t xml:space="preserve">(</w:t>
-      </w:r>
-      <w:hyperlink w:anchor="ref-unicef_remote_2020">
-        <w:r>
-          <w:rPr>
-            <w:rStyle w:val="Hyperlink"/>
-          </w:rPr>
-          <w:t xml:space="preserve">UNICEF 2020</w:t>
-        </w:r>
-      </w:hyperlink>
-      <w:r>
-        <w:t xml:space="preserve">;</w:t>
-      </w:r>
-      <w:r>
-        <w:t xml:space="preserve"> </w:t>
-      </w:r>
-      <w:hyperlink w:anchor="ref-munoznajar_2021">
-        <w:r>
-          <w:rPr>
-            <w:rStyle w:val="Hyperlink"/>
-          </w:rPr>
-          <w:t xml:space="preserve">Munoz-Najar et al. 2021</w:t>
-        </w:r>
-      </w:hyperlink>
-      <w:r>
-        <w:t xml:space="preserve">)</w:t>
-      </w:r>
-      <w:r>
-        <w:t xml:space="preserve">. Studies from Europe similarly report that parents absorbed a large share of the learning-adjustment burden during closures</w:t>
-      </w:r>
-      <w:r>
-        <w:t xml:space="preserve"> </w:t>
-      </w:r>
-      <w:r>
-        <w:t xml:space="preserve">(</w:t>
-      </w:r>
-      <w:hyperlink w:anchor="ref-daniela_2021">
-        <w:r>
-          <w:rPr>
-            <w:rStyle w:val="Hyperlink"/>
-          </w:rPr>
-          <w:t xml:space="preserve">Daniela et al. 2021</w:t>
-        </w:r>
-      </w:hyperlink>
-      <w:r>
-        <w:t xml:space="preserve">;</w:t>
-      </w:r>
-      <w:r>
-        <w:t xml:space="preserve"> </w:t>
-      </w:r>
-      <w:hyperlink w:anchor="ref-knopik_2021">
-        <w:r>
-          <w:rPr>
-            <w:rStyle w:val="Hyperlink"/>
-          </w:rPr>
-          <w:t xml:space="preserve">Knopik et al. 2021</w:t>
-        </w:r>
-      </w:hyperlink>
-      <w:r>
-        <w:t xml:space="preserve">)</w:t>
-      </w:r>
-      <w:r>
-        <w:t xml:space="preserve">. For Uzbekistan, policy-response and learning-recovery evidence provides context but does not resolve household-level causal channels</w:t>
-      </w:r>
-      <w:r>
-        <w:t xml:space="preserve"> </w:t>
-      </w:r>
-      <w:r>
-        <w:t xml:space="preserve">(</w:t>
-      </w:r>
-      <w:hyperlink w:anchor="ref-wb_blog_2020">
-        <w:r>
-          <w:rPr>
-            <w:rStyle w:val="Hyperlink"/>
-          </w:rPr>
-          <w:t xml:space="preserve">Meliboeva, Patrinos, and Teixeira 2020</w:t>
-        </w:r>
-      </w:hyperlink>
-      <w:r>
-        <w:t xml:space="preserve">;</w:t>
-      </w:r>
-      <w:r>
-        <w:t xml:space="preserve"> </w:t>
-      </w:r>
-      <w:hyperlink w:anchor="ref-iqbal_patrinos_2025">
-        <w:r>
-          <w:rPr>
-            <w:rStyle w:val="Hyperlink"/>
-          </w:rPr>
-          <w:t xml:space="preserve">Iqbal, Patrinos, and coauthors 2025</w:t>
-        </w:r>
-      </w:hyperlink>
-      <w:r>
-        <w:t xml:space="preserve">)</w:t>
-      </w:r>
-      <w:r>
-        <w:t xml:space="preserve">.</w:t>
-      </w:r>
-    </w:p>
-    <w:bookmarkEnd w:id="26"/>
-    <w:bookmarkStart w:id="27" w:name="positioning-this-paper"/>
-    <w:p>
-      <w:pPr>
-        <w:pStyle w:val="Heading3"/>
-      </w:pPr>
-      <w:r>
-        <w:t xml:space="preserve">Positioning this paper</w:t>
-      </w:r>
-    </w:p>
-    <w:p>
-      <w:pPr>
-        <w:pStyle w:val="FirstParagraph"/>
-      </w:pPr>
-      <w:r>
-        <w:t xml:space="preserve">The literature supports a deliberately narrow contribution: a transparent multi-wave descriptive and associational profile of educational mobility in Uzbekistan. Module A documents persistence levels, Module B evaluates pooled correlates under fixed effects, and Module C provides bounded descriptive mechanism evidence from the LiTS IV child module. This framing is aligned with what the data can identify and avoids conflating suggestive household patterns with causal claims.</w:t>
-      </w:r>
-    </w:p>
-    <w:bookmarkEnd w:id="27"/>
-    <w:bookmarkStart w:id="28" w:name="scope-and-identification-limits"/>
-    <w:p>
-      <w:pPr>
-        <w:pStyle w:val="Heading3"/>
-      </w:pPr>
-      <w:r>
-        <w:t xml:space="preserve">Scope and Identification Limits</w:t>
-      </w:r>
-    </w:p>
-    <w:p>
-      <w:pPr>
-        <w:pStyle w:val="FirstParagraph"/>
-      </w:pPr>
-      <w:r>
-        <w:t xml:space="preserve">The literature supports a cautious interpretation strategy. Mobility statistics are informative summaries of intergenerational association, but they are not causal estimates of equality of opportunity</w:t>
-      </w:r>
-      <w:r>
-        <w:t xml:space="preserve"> </w:t>
-      </w:r>
-      <w:r>
-        <w:t xml:space="preserve">(</w:t>
-      </w:r>
-      <w:hyperlink w:anchor="ref-torche_2015">
-        <w:r>
-          <w:rPr>
-            <w:rStyle w:val="Hyperlink"/>
-          </w:rPr>
-          <w:t xml:space="preserve">Torche 2015</w:t>
-        </w:r>
-      </w:hyperlink>
-      <w:r>
-        <w:t xml:space="preserve">)</w:t>
-      </w:r>
-      <w:r>
-        <w:t xml:space="preserve">. Measurement studies also show that mobility rankings can shift with coding and estimator choices</w:t>
-      </w:r>
-      <w:r>
-        <w:t xml:space="preserve"> </w:t>
-      </w:r>
-      <w:r>
-        <w:t xml:space="preserve">(</w:t>
-      </w:r>
-      <w:hyperlink w:anchor="ref-stromberg_engzell_2025">
-        <w:r>
-          <w:rPr>
-            <w:rStyle w:val="Hyperlink"/>
-          </w:rPr>
-          <w:t xml:space="preserve">Stromberg and Engzell 2025</w:t>
-        </w:r>
-      </w:hyperlink>
-      <w:r>
-        <w:t xml:space="preserve">)</w:t>
-      </w:r>
-      <w:r>
-        <w:t xml:space="preserve">, which is why this paper reports a locked bundle of complementary metrics rather than a single headline statistic.</w:t>
+        <w:t xml:space="preserve">, but the LiTS IV child module remains a small cross-sectional subsample. It can identify descriptive vulnerability gaps, especially around education stoppage, but not the causal effect of parental education net of all correlated household constraints.</w:t>
       </w:r>
     </w:p>
     <w:p>
@@ -783,88 +979,7 @@
         <w:pStyle w:val="BodyText"/>
       </w:pPr>
       <w:r>
-        <w:t xml:space="preserve">The core evidence uses repeated LiTS cross-sections, not a panel following fixed families. The design can therefore characterize population-level persistence patterns by wave, but it cannot isolate within-family causal change over time. This distinction is central for trend claims: descriptive persistence measures rise across waves, but pooled models do not estimate the change precisely once controls and fixed effects are added.</w:t>
-      </w:r>
-    </w:p>
-    <w:p>
-      <w:pPr>
-        <w:pStyle w:val="BodyText"/>
-      </w:pPr>
-      <w:r>
-        <w:t xml:space="preserve">The causal literature shows what stronger identification would require. For example, Akarcay-Gurbuz and Polat</w:t>
-      </w:r>
-      <w:r>
-        <w:t xml:space="preserve"> </w:t>
-      </w:r>
-      <w:r>
-        <w:t xml:space="preserve">(</w:t>
-      </w:r>
-      <w:hyperlink w:anchor="ref-akarcay_polat_2017">
-        <w:r>
-          <w:rPr>
-            <w:rStyle w:val="Hyperlink"/>
-          </w:rPr>
-          <w:t xml:space="preserve">Akarcay-Gurbuz and Polat 2017</w:t>
-        </w:r>
-      </w:hyperlink>
-      <w:r>
-        <w:t xml:space="preserve">)</w:t>
-      </w:r>
-      <w:r>
-        <w:t xml:space="preserve"> </w:t>
-      </w:r>
-      <w:r>
-        <w:t xml:space="preserve">exploit exogenous provincial variation in schooling opportunity. The current Uzbekistan design does not include comparable exogenous region-time variation, so Modules A and B are appropriately interpreted as descriptive and associational.</w:t>
-      </w:r>
-    </w:p>
-    <w:p>
-      <w:pPr>
-        <w:pStyle w:val="BodyText"/>
-      </w:pPr>
-      <w:r>
-        <w:t xml:space="preserve">The same boundary applies to the pandemic extension. Remote-learning studies motivate attention to devices, internet quality, and household support</w:t>
-      </w:r>
-      <w:r>
-        <w:t xml:space="preserve"> </w:t>
-      </w:r>
-      <w:r>
-        <w:t xml:space="preserve">(</w:t>
-      </w:r>
-      <w:hyperlink w:anchor="ref-unicef_remote_2020">
-        <w:r>
-          <w:rPr>
-            <w:rStyle w:val="Hyperlink"/>
-          </w:rPr>
-          <w:t xml:space="preserve">UNICEF 2020</w:t>
-        </w:r>
-      </w:hyperlink>
-      <w:r>
-        <w:t xml:space="preserve">;</w:t>
-      </w:r>
-      <w:r>
-        <w:t xml:space="preserve"> </w:t>
-      </w:r>
-      <w:hyperlink w:anchor="ref-munoznajar_2021">
-        <w:r>
-          <w:rPr>
-            <w:rStyle w:val="Hyperlink"/>
-          </w:rPr>
-          <w:t xml:space="preserve">Munoz-Najar et al. 2021</w:t>
-        </w:r>
-      </w:hyperlink>
-      <w:r>
-        <w:t xml:space="preserve">)</w:t>
-      </w:r>
-      <w:r>
-        <w:t xml:space="preserve">, but the LiTS IV child module remains a small cross-sectional subsample. Module C can flag household vulnerability patterns, especially around education stoppage, but it cannot identify the causal effect of parental education net of all correlated constraints.</w:t>
-      </w:r>
-    </w:p>
-    <w:p>
-      <w:pPr>
-        <w:pStyle w:val="BodyText"/>
-      </w:pPr>
-      <w:r>
-        <w:t xml:space="preserve">These limits are substantive design choices, not weaknesses to conceal. They keep the paper’s claims aligned with what the available data can credibly support.</w:t>
+        <w:t xml:space="preserve">These limits are substantive design choices rather than caveats added after the fact. They keep the paper’s claims aligned with what the available data can credibly support.</w:t>
       </w:r>
     </w:p>
     <w:bookmarkEnd w:id="28"/>
@@ -926,7 +1041,7 @@
         <w:pStyle w:val="FirstParagraph"/>
       </w:pPr>
       <w:r>
-        <w:t xml:space="preserve">The paper uses two complementary education-measure families built from one harmonization rule. Within each wave, mothers’ and fathers’ schooling responses are mapped to a shared six-category ladder (no formal education, primary, lower secondary, upper secondary, post-secondary non-tertiary, tertiary). The parental education variable is the higher observed parental category, which stabilizes coding when one parent’s schooling is missing or reported with less detail.</w:t>
+        <w:t xml:space="preserve">The paper uses two measurement families built from a single parental-education harmonization rule. LiTS parental-schooling responses vary somewhat across waves in wording and granularity, so all observed mother and father responses are first mapped onto a common six-category ladder: no formal education, primary, lower secondary, upper secondary, post-secondary non-tertiary, and tertiary. When both parents are observed, the analysis uses the higher reported category as the parental education measure; when only one parent’s schooling is available, the observed value is retained. This rule keeps the comparison consistent across waves while limiting attrition from asymmetric parental reporting.</w:t>
       </w:r>
     </w:p>
     <w:p>
@@ -934,7 +1049,25 @@
         <w:pStyle w:val="BodyText"/>
       </w:pPr>
       <w:r>
-        <w:t xml:space="preserve">From that harmonized scale, the analysis constructs:</w:t>
+        <w:t xml:space="preserve">That harmonized ladder then supports two complementary measures. First, the paper constructs an ordered education score used for category-based mobility rates and pooled attainment regressions. Second, it converts both respondent and parental schooling into within-wave weighted percentile ranks for the rank-rank persistence models. The category-based outcomes preserve the intuitive language of upward mobility, downward mobility, and same-category persistence. The rank-based outcomes, by contrast, are better suited to cross-wave comparison because they are less sensitive to modest questionnaire differences and to aggregate educational expansion. Reporting both is therefore deliberate rather than redundant: one family preserves substantive interpretability, while the other provides the paper’s preferred cross-wave benchmark.</w:t>
+      </w:r>
+    </w:p>
+    <w:bookmarkEnd w:id="31"/>
+    <w:bookmarkStart w:id="32" w:name="mobility-outcomes"/>
+    <w:p>
+      <w:pPr>
+        <w:pStyle w:val="Heading3"/>
+      </w:pPr>
+      <w:r>
+        <w:t xml:space="preserve">3.3 Mobility outcomes</w:t>
+      </w:r>
+    </w:p>
+    <w:p>
+      <w:pPr>
+        <w:pStyle w:val="FirstParagraph"/>
+      </w:pPr>
+      <w:r>
+        <w:t xml:space="preserve">The main outcomes are:</w:t>
       </w:r>
     </w:p>
     <w:p>
@@ -946,7 +1079,7 @@
         </w:numPr>
       </w:pPr>
       <w:r>
-        <w:t xml:space="preserve">an ordered attainment score used for category-based mobility rates and pooled attainment regressions;</w:t>
+        <w:t xml:space="preserve">Rank-rank slope: the relationship between own education rank and parental education rank within each wave.</w:t>
       </w:r>
     </w:p>
     <w:p>
@@ -958,33 +1091,7 @@
         </w:numPr>
       </w:pPr>
       <w:r>
-        <w:t xml:space="preserve">within-wave weighted percentile ranks for own and parental schooling used in rank-rank persistence models.</w:t>
-      </w:r>
-    </w:p>
-    <w:p>
-      <w:pPr>
-        <w:pStyle w:val="FirstParagraph"/>
-      </w:pPr>
-      <w:r>
-        <w:t xml:space="preserve">The category-based outcomes retain intuitive transition interpretation (upward, downward, same-category), while rank-based outcomes improve comparability across waves by focusing on relative position inside each survey distribution. Reporting both allows the paper to preserve substantive interpretability and measurement robustness.</w:t>
-      </w:r>
-    </w:p>
-    <w:bookmarkEnd w:id="31"/>
-    <w:bookmarkStart w:id="32" w:name="mobility-outcomes"/>
-    <w:p>
-      <w:pPr>
-        <w:pStyle w:val="Heading3"/>
-      </w:pPr>
-      <w:r>
-        <w:t xml:space="preserve">3.3 Mobility outcomes</w:t>
-      </w:r>
-    </w:p>
-    <w:p>
-      <w:pPr>
-        <w:pStyle w:val="FirstParagraph"/>
-      </w:pPr>
-      <w:r>
-        <w:t xml:space="preserve">The main outcomes are:</w:t>
+        <w:t xml:space="preserve">Upward mobility: an indicator that own education exceeds parental education.</w:t>
       </w:r>
     </w:p>
     <w:p>
@@ -992,11 +1099,11 @@
         <w:pStyle w:val="Compact"/>
         <w:numPr>
           <w:ilvl w:val="0"/>
-          <w:numId w:val="1002"/>
+          <w:numId w:val="1001"/>
         </w:numPr>
       </w:pPr>
       <w:r>
-        <w:t xml:space="preserve">Rank-rank slope: the relationship between own education rank and parental education rank within each wave.</w:t>
+        <w:t xml:space="preserve">Downward mobility: an indicator that own education is lower than parental education.</w:t>
       </w:r>
     </w:p>
     <w:p>
@@ -1004,31 +1111,7 @@
         <w:pStyle w:val="Compact"/>
         <w:numPr>
           <w:ilvl w:val="0"/>
-          <w:numId w:val="1002"/>
-        </w:numPr>
-      </w:pPr>
-      <w:r>
-        <w:t xml:space="preserve">Upward mobility: an indicator that own education exceeds parental education.</w:t>
-      </w:r>
-    </w:p>
-    <w:p>
-      <w:pPr>
-        <w:pStyle w:val="Compact"/>
-        <w:numPr>
-          <w:ilvl w:val="0"/>
-          <w:numId w:val="1002"/>
-        </w:numPr>
-      </w:pPr>
-      <w:r>
-        <w:t xml:space="preserve">Downward mobility: an indicator that own education is lower than parental education.</w:t>
-      </w:r>
-    </w:p>
-    <w:p>
-      <w:pPr>
-        <w:pStyle w:val="Compact"/>
-        <w:numPr>
-          <w:ilvl w:val="0"/>
-          <w:numId w:val="1002"/>
+          <w:numId w:val="1001"/>
         </w:numPr>
       </w:pPr>
       <w:r>
@@ -1103,7 +1186,33 @@
         <w:pStyle w:val="FirstParagraph"/>
       </w:pPr>
       <w:r>
-        <w:t xml:space="preserve">The empirical strategy has three modules.</w:t>
+        <w:t xml:space="preserve">The empirical strategy has three modules built around a common notation. Let (Y_{iw}) denote respondent (i)’s educational outcome in wave (w). Depending on the specification, (Y) is either the respondent’s within-wave education rank, the harmonized education score, an indicator for upward mobility or same-category persistence, or a child-module disruption outcome. (P_{iw}) denotes parental education in the corresponding metric: parental rank in the rank models, the harmonized parental education score in the attainment and persistence models, and parental-education-category indicators in the upward-mobility model. (X_i) collects migration exposure and multigenerational household structure, (U_i) indicates urban residence, (F_i) indicates a female respondent, and (</w:t>
+      </w:r>
+      <w:r>
+        <w:t xml:space="preserve">_r), (</w:t>
+      </w:r>
+      <w:r>
+        <w:t xml:space="preserve">_c), and (</w:t>
+      </w:r>
+      <w:r>
+        <w:t xml:space="preserve">_w) denote region, cohort, and wave effects. In Module C, (L_i) indicates low parental education and (M_i) indicates a male child.</w:t>
+      </w:r>
+    </w:p>
+    <w:bookmarkStart w:id="36" w:name="module-a-mobility-levels-and-trends"/>
+    <w:p>
+      <w:pPr>
+        <w:pStyle w:val="Heading3"/>
+      </w:pPr>
+      <w:r>
+        <w:t xml:space="preserve">4.1 Module A: mobility levels and trends</w:t>
+      </w:r>
+    </w:p>
+    <w:p>
+      <w:pPr>
+        <w:pStyle w:val="FirstParagraph"/>
+      </w:pPr>
+      <w:r>
+        <w:t xml:space="preserve">The first module estimates national mobility levels by wave. The core descriptive specification is:</w:t>
       </w:r>
     </w:p>
     <w:p>
@@ -1111,60 +1220,13 @@
         <w:pStyle w:val="BodyText"/>
       </w:pPr>
       <w:r>
-        <w:t xml:space="preserve">Notation is shared across modules. Index (i) denotes respondents, (w) survey waves, (r) regions, and (c) birth cohorts. (R^{C}</w:t>
-      </w:r>
-      <w:r>
-        <w:rPr>
-          <w:i/>
-          <w:iCs/>
-        </w:rPr>
-        <w:t xml:space="preserve">{iw}) is the within-wave weighted rank of respondents’ own education, and (R^{P}</w:t>
-      </w:r>
-      <w:r>
-        <w:t xml:space="preserve">{iw}) is the corresponding parental rank. (</w:t>
-      </w:r>
-      <w:r>
-        <w:t xml:space="preserve">_i) collects the core covariates (urban residence, female, migration exposure, multigenerational household). Region, cohort, and wave fixed effects are denoted by (</w:t>
-      </w:r>
-      <w:r>
-        <w:t xml:space="preserve">_r), (</w:t>
-      </w:r>
-      <w:r>
-        <w:t xml:space="preserve">_c), and (</w:t>
-      </w:r>
-      <w:r>
-        <w:t xml:space="preserve">_w). In Module C, (L_i) indicates low parental education.</w:t>
-      </w:r>
-    </w:p>
-    <w:bookmarkStart w:id="36" w:name="module-a-mobility-levels-and-trends"/>
-    <w:p>
-      <w:pPr>
-        <w:pStyle w:val="Heading3"/>
-      </w:pPr>
-      <w:r>
-        <w:t xml:space="preserve">4.1 Module A: mobility levels and trends</w:t>
-      </w:r>
-    </w:p>
-    <w:p>
-      <w:pPr>
-        <w:pStyle w:val="FirstParagraph"/>
-      </w:pPr>
-      <w:r>
-        <w:t xml:space="preserve">The first module estimates national mobility levels by wave. The core rank-based specification is:</w:t>
-      </w:r>
-    </w:p>
-    <w:p>
-      <w:pPr>
-        <w:pStyle w:val="BodyText"/>
-      </w:pPr>
-      <w:r>
         <w:t xml:space="preserve">[</w:t>
       </w:r>
       <w:r>
         <w:t xml:space="preserve"> </w:t>
       </w:r>
       <w:r>
-        <w:t xml:space="preserve">R^{C}_{iw} =</w:t>
+        <w:t xml:space="preserve">Y_{iw} =</w:t>
       </w:r>
       <w:r>
         <w:t xml:space="preserve"> </w:t>
@@ -1190,7 +1252,7 @@
           <w:iCs/>
           <w:iCs/>
         </w:rPr>
-        <w:t xml:space="preserve">w R^{P}</w:t>
+        <w:t xml:space="preserve">w P</w:t>
       </w:r>
       <w:r>
         <w:rPr>
@@ -1221,18 +1283,10 @@
         <w:pStyle w:val="BodyText"/>
       </w:pPr>
       <w:r>
-        <w:t xml:space="preserve">where (</w:t>
-      </w:r>
-      <w:r>
-        <w:t xml:space="preserve">_w) summarizes intergenerational persistence in wave (w): larger values imply stronger parent-child rank linkage and lower relative mobility.</w:t>
-      </w:r>
-    </w:p>
-    <w:p>
-      <w:pPr>
-        <w:pStyle w:val="BodyText"/>
-      </w:pPr>
-      <w:r>
-        <w:t xml:space="preserve">The module also reports the weighted rates of upward mobility, downward mobility, and persistence using harmonized education categories.</w:t>
+        <w:t xml:space="preserve">where (Y_{iw}) and (P_{iw}) are respondent and parental education ranks within wave (w). The slope (</w:t>
+      </w:r>
+      <w:r>
+        <w:t xml:space="preserve">_w) is the main persistence statistic: larger values imply a tighter parent-child rank linkage and therefore lower relative mobility. The same module also reports weighted rates of upward mobility, downward mobility, and same-category persistence using the harmonized education categories.</w:t>
       </w:r>
     </w:p>
     <w:bookmarkEnd w:id="36"/>
@@ -1250,7 +1304,7 @@
         <w:pStyle w:val="FirstParagraph"/>
       </w:pPr>
       <w:r>
-        <w:t xml:space="preserve">The second module estimates pooled correlates models with region, cohort, and wave fixed effects. The baseline pooled rank specification is:</w:t>
+        <w:t xml:space="preserve">The second module estimates pooled correlates models with region, cohort, and wave fixed effects. Its baseline pooled specification is:</w:t>
       </w:r>
     </w:p>
     <w:p>
@@ -1264,59 +1318,25 @@
         <w:t xml:space="preserve"> </w:t>
       </w:r>
       <w:r>
-        <w:t xml:space="preserve">R^{C}</w:t>
-      </w:r>
-      <w:r>
-        <w:rPr>
-          <w:i/>
-          <w:iCs/>
-        </w:rPr>
-        <w:t xml:space="preserve">{i}</w:t>
-      </w:r>
-      <w:r>
-        <w:rPr>
-          <w:i/>
-          <w:iCs/>
-        </w:rPr>
-        <w:t xml:space="preserve"> </w:t>
-      </w:r>
-      <w:r>
-        <w:rPr>
-          <w:i/>
-          <w:iCs/>
-        </w:rPr>
+        <w:t xml:space="preserve">Y_i</w:t>
+      </w:r>
+      <w:r>
+        <w:t xml:space="preserve"> </w:t>
+      </w:r>
+      <w:r>
         <w:t xml:space="preserve">=</w:t>
       </w:r>
       <w:r>
-        <w:rPr>
-          <w:i/>
-          <w:iCs/>
-        </w:rPr>
-        <w:t xml:space="preserve"> </w:t>
-      </w:r>
-      <w:r>
-        <w:rPr>
-          <w:i/>
-          <w:iCs/>
-        </w:rPr>
+        <w:t xml:space="preserve"> </w:t>
+      </w:r>
+      <w:r>
         <w:t xml:space="preserve">+</w:t>
       </w:r>
       <w:r>
-        <w:rPr>
-          <w:i/>
-          <w:iCs/>
-        </w:rPr>
-        <w:t xml:space="preserve"> </w:t>
-      </w:r>
-      <w:r>
-        <w:rPr>
-          <w:i/>
-          <w:iCs/>
-        </w:rPr>
-        <w:t xml:space="preserve">R^{P}</w:t>
-      </w:r>
-      <w:r>
-        <w:t xml:space="preserve">{i}</w:t>
+        <w:t xml:space="preserve"> </w:t>
+      </w:r>
+      <w:r>
+        <w:t xml:space="preserve">P_i</w:t>
       </w:r>
       <w:r>
         <w:t xml:space="preserve"> </w:t>
@@ -1346,16 +1366,24 @@
           <w:i/>
           <w:iCs/>
         </w:rPr>
-        <w:t xml:space="preserve">(R^{P}</w:t>
-      </w:r>
-      <w:r>
-        <w:t xml:space="preserve">{i}</w:t>
-      </w:r>
-      <w:r>
-        <w:t xml:space="preserve"> </w:t>
-      </w:r>
-      <w:r>
-        <w:t xml:space="preserve">D_{2016}</w:t>
+        <w:t xml:space="preserve">(P_i</w:t>
+      </w:r>
+      <w:r>
+        <w:rPr>
+          <w:i/>
+          <w:iCs/>
+        </w:rPr>
+        <w:t xml:space="preserve"> </w:t>
+      </w:r>
+      <w:r>
+        <w:rPr>
+          <w:i/>
+          <w:iCs/>
+        </w:rPr>
+        <w:t xml:space="preserve">D</w:t>
+      </w:r>
+      <w:r>
+        <w:t xml:space="preserve">{2016,i}</w:t>
       </w:r>
       <w:r>
         <w:t xml:space="preserve">)</w:t>
@@ -1388,16 +1416,24 @@
           <w:i/>
           <w:iCs/>
         </w:rPr>
-        <w:t xml:space="preserve">(R^{P}</w:t>
-      </w:r>
-      <w:r>
-        <w:t xml:space="preserve">{i}</w:t>
-      </w:r>
-      <w:r>
-        <w:t xml:space="preserve"> </w:t>
-      </w:r>
-      <w:r>
-        <w:t xml:space="preserve">D_{2022}</w:t>
+        <w:t xml:space="preserve">(P_i</w:t>
+      </w:r>
+      <w:r>
+        <w:rPr>
+          <w:i/>
+          <w:iCs/>
+        </w:rPr>
+        <w:t xml:space="preserve"> </w:t>
+      </w:r>
+      <w:r>
+        <w:rPr>
+          <w:i/>
+          <w:iCs/>
+        </w:rPr>
+        <w:t xml:space="preserve">D</w:t>
+      </w:r>
+      <w:r>
+        <w:t xml:space="preserve">{2022,i}</w:t>
       </w:r>
       <w:r>
         <w:t xml:space="preserve">)</w:t>
@@ -1412,13 +1448,19 @@
         <w:t xml:space="preserve"> </w:t>
       </w:r>
       <w:r>
-        <w:t xml:space="preserve">’</w:t>
-      </w:r>
-      <w:r>
-        <w:t xml:space="preserve"> </w:t>
-      </w:r>
-      <w:r>
-        <w:t xml:space="preserve">_i +</w:t>
+        <w:t xml:space="preserve">_1 U_i +</w:t>
+      </w:r>
+      <w:r>
+        <w:t xml:space="preserve"> </w:t>
+      </w:r>
+      <w:r>
+        <w:t xml:space="preserve">_2 F_i + X_i’</w:t>
+      </w:r>
+      <w:r>
+        <w:t xml:space="preserve"> </w:t>
+      </w:r>
+      <w:r>
+        <w:t xml:space="preserve">+</w:t>
       </w:r>
       <w:r>
         <w:t xml:space="preserve"> </w:t>
@@ -1456,51 +1498,17 @@
         <w:pStyle w:val="BodyText"/>
       </w:pPr>
       <w:r>
-        <w:t xml:space="preserve">The paper also estimates:</w:t>
-      </w:r>
-    </w:p>
-    <w:p>
-      <w:pPr>
-        <w:pStyle w:val="Compact"/>
-        <w:numPr>
-          <w:ilvl w:val="0"/>
-          <w:numId w:val="1003"/>
-        </w:numPr>
-      </w:pPr>
-      <w:r>
-        <w:t xml:space="preserve">an attainment-score regression,</w:t>
-      </w:r>
-    </w:p>
-    <w:p>
-      <w:pPr>
-        <w:pStyle w:val="Compact"/>
-        <w:numPr>
-          <w:ilvl w:val="0"/>
-          <w:numId w:val="1003"/>
-        </w:numPr>
-      </w:pPr>
-      <w:r>
-        <w:t xml:space="preserve">an upward-mobility linear probability model,</w:t>
-      </w:r>
-    </w:p>
-    <w:p>
-      <w:pPr>
-        <w:pStyle w:val="Compact"/>
-        <w:numPr>
-          <w:ilvl w:val="0"/>
-          <w:numId w:val="1003"/>
-        </w:numPr>
-      </w:pPr>
-      <w:r>
-        <w:t xml:space="preserve">a persistence heterogeneity model with interactions for urban residence, female, and the 2022 wave.</w:t>
-      </w:r>
-    </w:p>
-    <w:p>
-      <w:pPr>
-        <w:pStyle w:val="FirstParagraph"/>
-      </w:pPr>
-      <w:r>
-        <w:t xml:space="preserve">These models are interpreted as correlates, not causal effects.</w:t>
+        <w:t xml:space="preserve">In the persistence-trend model, (Y_i) is respondent rank and (P_i) is parental rank, so (</w:t>
+      </w:r>
+      <w:r>
+        <w:rPr>
+          <w:i/>
+          <w:iCs/>
+        </w:rPr>
+        <w:t xml:space="preserve">{2016}) and (</w:t>
+      </w:r>
+      <w:r>
+        <w:t xml:space="preserve">{2022}) measure whether the parent-child gradient differs from 2010 after conditioning on fixed effects and controls. The attainment specification replaces (Y_i) with the harmonized education score and (P_i) with the parental education score. The upward-mobility model keeps the same control structure but replaces (P_i) with parental-education-category indicators, while the persistence heterogeneity model augments the pooled equation with interactions between parental education and urban residence, female, and the 2022-23 wave. Across all variants, the coefficients are interpreted as conditional correlates rather than causal effects.</w:t>
       </w:r>
     </w:p>
     <w:bookmarkEnd w:id="37"/>
@@ -1518,7 +1526,7 @@
         <w:pStyle w:val="FirstParagraph"/>
       </w:pPr>
       <w:r>
-        <w:t xml:space="preserve">The third module uses the 2022-23 child module to examine whether disruption and support patterns differ by parental education. The baseline mechanism equation is:</w:t>
+        <w:t xml:space="preserve">The third module uses the 2022-23 child module to examine whether disruption and support patterns differ by parental education. Its descriptive heterogeneity specification is:</w:t>
       </w:r>
     </w:p>
     <w:p>
@@ -1532,7 +1540,7 @@
         <w:t xml:space="preserve"> </w:t>
       </w:r>
       <w:r>
-        <w:t xml:space="preserve">M_i =</w:t>
+        <w:t xml:space="preserve">Y_i =</w:t>
       </w:r>
       <w:r>
         <w:t xml:space="preserve"> </w:t>
@@ -1550,13 +1558,13 @@
         <w:t xml:space="preserve"> </w:t>
       </w:r>
       <w:r>
-        <w:t xml:space="preserve">Urban_i +</w:t>
-      </w:r>
-      <w:r>
-        <w:t xml:space="preserve"> </w:t>
-      </w:r>
-      <w:r>
-        <w:t xml:space="preserve">Male_i +</w:t>
+        <w:t xml:space="preserve">_1 U_i +</w:t>
+      </w:r>
+      <w:r>
+        <w:t xml:space="preserve"> </w:t>
+      </w:r>
+      <w:r>
+        <w:t xml:space="preserve">_2 M_i +</w:t>
       </w:r>
       <w:r>
         <w:t xml:space="preserve"> </w:t>
@@ -1568,7 +1576,7 @@
         <w:t xml:space="preserve"> </w:t>
       </w:r>
       <w:r>
-        <w:t xml:space="preserve">Urban_i</w:t>
+        <w:t xml:space="preserve">U_i</w:t>
       </w:r>
       <w:r>
         <w:t xml:space="preserve">) +</w:t>
@@ -1597,7 +1605,10 @@
         <w:pStyle w:val="BodyText"/>
       </w:pPr>
       <w:r>
-        <w:t xml:space="preserve">where (M_i) is a binary disruption or support outcome. These models are best treated as descriptive heterogeneity exercises rather than as identification strategies.</w:t>
+        <w:t xml:space="preserve">where (Y_i) is a binary disruption or support outcome. In the main text, the emphasis falls on the education-stoppage specification, so (</w:t>
+      </w:r>
+      <w:r>
+        <w:t xml:space="preserve">) is read as the conditional gap in the probability that schooling stopped during COVID between lower- and higher-parent-education households. Parallel estimates for online switching, school closure without online learning, and a broad remote-learning-challenge indicator are reported in the appendix. These models are descriptive heterogeneity exercises rather than identification strategies.</w:t>
       </w:r>
     </w:p>
     <w:bookmarkEnd w:id="38"/>
@@ -1681,7 +1692,7 @@
         <w:pStyle w:val="BodyText"/>
       </w:pPr>
       <w:r>
-        <w:t xml:space="preserve">That pattern should not, however, be read as precise evidence of a monotonic time trend. The by-wave estimates are informative about levels in each survey, while the pooled models in Section 6 do not estimate the change precisely once controls and fixed effects are added. The safest conclusion is therefore that educational persistence remains substantial across all three waves.</w:t>
+        <w:t xml:space="preserve">That pattern should not, however, be read as precise evidence of a monotonic time trend. The by-wave estimates are informative about levels in each survey, while the pooled models in Section 6 do not estimate the change precisely once controls and fixed effects are added. The substantive conclusion is that educational persistence is high in every wave, even though the change in that gradient is not precisely estimated in the pooled models.</w:t>
       </w:r>
     </w:p>
     <w:bookmarkEnd w:id="40"/>
@@ -1841,7 +1852,7 @@
         <w:pStyle w:val="BodyText"/>
       </w:pPr>
       <w:r>
-        <w:t xml:space="preserve">These 2022-23 category-based results should be treated very cautiously. The valid denominator for the 2022 rank-rank slope is 782, while the valid denominator for 2022 category-based mobility rates is only 124. The 2022 category rates are therefore used as a directional cross-check, not as primary headline evidence.</w:t>
+        <w:t xml:space="preserve">These 2022-23 category-based results should be treated very cautiously. The valid denominator for the 2022 rank-rank slope is 782, while the valid denominator for 2022 category-based mobility rates is only 124. The 2022 category rates are therefore used as a directional cross-check, not as primary headline evidence. Substantively, the category profile supports the rank-based pattern but is too thin in 2022-23 to anchor the headline claim.</w:t>
       </w:r>
     </w:p>
     <w:tbl>
@@ -2764,16 +2775,6 @@
         <w:pStyle w:val="BodyText"/>
       </w:pPr>
       <w:r>
-        <w:rPr>
-          <w:b/>
-          <w:bCs/>
-        </w:rPr>
-        <w:t xml:space="preserve">Reporting note.</w:t>
-      </w:r>
-      <w:r>
-        <w:t xml:space="preserve"> </w:t>
-      </w:r>
-      <w:r>
         <w:t xml:space="preserve">Table</w:t>
       </w:r>
       <w:r>
@@ -2791,7 +2792,7 @@
         <w:t xml:space="preserve"> </w:t>
       </w:r>
       <w:r>
-        <w:t xml:space="preserve">summarizes the headline mobility estimates. Current reporting outputs provide Module A point estimates and valid denominators, but not design-consistent standard errors or confidence intervals for the weighted mobility measures. Adding uncertainty for these headline estimates is the next recommended reporting improvement.</w:t>
+        <w:t xml:space="preserve">reports the point estimates and valid denominators that anchor the descriptive discussion. The current reporting outputs do not provide design-consistent standard errors for these weighted headline mobility measures, so the table is interpreted as descriptive accounting rather than as a basis for formal inference.</w:t>
       </w:r>
     </w:p>
     <w:bookmarkEnd w:id="42"/>
@@ -3083,15 +3084,7 @@
         <w:pStyle w:val="BodyText"/>
       </w:pPr>
       <w:r>
-        <w:t xml:space="preserve">This result matters for interpretation. The descriptive by-wave rank-rank slopes clearly rise across the three surveys, but once the model adds region, cohort, wave fixed effects, and the selected covariates, the change in persistence over time is estimated less precisely. That suggests that part of the raw trend may reflect shifts in composition or limited power rather than a simple structural break.</w:t>
-      </w:r>
-    </w:p>
-    <w:p>
-      <w:pPr>
-        <w:pStyle w:val="BodyText"/>
-      </w:pPr>
-      <w:r>
-        <w:t xml:space="preserve">Takeaway: descriptive persistence rises across waves, but pooled interaction models do not estimate the change precisely.</w:t>
+        <w:t xml:space="preserve">This result matters for interpretation. The descriptive by-wave rank-rank slopes clearly rise across the three surveys, but once the model adds region, cohort, wave fixed effects, and the selected covariates, the change in persistence over time is estimated less precisely. That suggests that part of the raw trend may reflect shifts in composition or limited power rather than a simple structural break. Descriptive persistence measures rise across waves, but pooled models do not estimate the change precisely.</w:t>
       </w:r>
     </w:p>
     <w:bookmarkEnd w:id="53"/>
@@ -3133,7 +3126,7 @@
         <w:pStyle w:val="BodyText"/>
       </w:pPr>
       <w:r>
-        <w:t xml:space="preserve">Among the covariates, the female coefficient is negative and statistically significant at</w:t>
+        <w:t xml:space="preserve">Among the covariates, the female coefficient is negative at</w:t>
       </w:r>
       <w:r>
         <w:t xml:space="preserve"> </w:t>
@@ -3146,15 +3139,7 @@
         <w:t xml:space="preserve">-0.045</w:t>
       </w:r>
       <w:r>
-        <w:t xml:space="preserve">, while the urban coefficient is positive but not statistically precise. Migration exposure and multigenerational household structure are not estimated precisely in this specification.</w:t>
-      </w:r>
-    </w:p>
-    <w:p>
-      <w:pPr>
-        <w:pStyle w:val="BodyText"/>
-      </w:pPr>
-      <w:r>
-        <w:t xml:space="preserve">Takeaway: parental educational background is the strongest and most stable correlate in the pooled attainment model.</w:t>
+        <w:t xml:space="preserve">, while the urban coefficient is positive but not estimated precisely. Migration exposure and multigenerational household structure are also imprecisely estimated in this specification. The central correlates result is that parental educational background remains the strongest and most stable predictor in the pooled attainment model.</w:t>
       </w:r>
     </w:p>
     <w:bookmarkEnd w:id="54"/>
@@ -3209,23 +3194,7 @@
         <w:pStyle w:val="BodyText"/>
       </w:pPr>
       <w:r>
-        <w:t xml:space="preserve">The non-parental covariates in the upward-mobility models are weaker. Urban residence is close to zero, the female coefficient is negative but only marginally significant, migration exposure is not precise, and multigenerational household structure is positive but not strongly estimated.</w:t>
-      </w:r>
-    </w:p>
-    <w:p>
-      <w:pPr>
-        <w:pStyle w:val="BodyText"/>
-      </w:pPr>
-      <w:r>
-        <w:t xml:space="preserve">These results suggest that most of the upward-mobility variation in the pooled model is driven by where the household starts in the parental education distribution rather than by the additional correlates included here.</w:t>
-      </w:r>
-    </w:p>
-    <w:p>
-      <w:pPr>
-        <w:pStyle w:val="BodyText"/>
-      </w:pPr>
-      <w:r>
-        <w:t xml:space="preserve">Takeaway: upward-mobility coefficients mostly capture baseline parental-education position rather than strong independent effects of other covariates.</w:t>
+        <w:t xml:space="preserve">The non-parental covariates in the upward-mobility models are weaker. Urban residence is close to zero, the female coefficient is negative but only modestly estimated, migration exposure is not precise, and multigenerational household structure is positive but not strongly estimated. In substantive terms, the upward-mobility models mostly reflect where households begin in the parental education ladder rather than strong independent roles for the additional covariates.</w:t>
       </w:r>
     </w:p>
     <w:bookmarkEnd w:id="55"/>
@@ -3301,7 +3270,7 @@
         <w:pStyle w:val="BodyText"/>
       </w:pPr>
       <w:r>
-        <w:t xml:space="preserve">A cautious reading is that parental education translates into same-category persistence across the entire sample, but the strength of that translation may vary by subgroup. In this dataset, the strongest subgroup signal points to weaker persistence among women and somewhat stronger persistence in urban settings. Takeaway: heterogeneity is plausible, but the central result remains the overall persistence gradient by parental education. Table</w:t>
+        <w:t xml:space="preserve">A cautious reading is that parental education translates into same-category persistence across the entire sample, but the strength of that translation may vary by subgroup. In this dataset, the strongest subgroup signal points to weaker persistence among women and somewhat stronger persistence in urban settings. The broader result, however, remains the overall persistence gradient by parental education. Table</w:t>
       </w:r>
       <w:r>
         <w:t xml:space="preserve"> </w:t>
@@ -4297,7 +4266,7 @@
         <w:pStyle w:val="BodyText"/>
       </w:pPr>
       <w:r>
-        <w:t xml:space="preserve">Within this sample, disruption and household substitution were substantial:</w:t>
+        <w:t xml:space="preserve">Within this restricted sample, disruption and household substitution were substantial:</w:t>
       </w:r>
       <w:r>
         <w:t xml:space="preserve"> </w:t>
@@ -4345,7 +4314,7 @@
         <w:t xml:space="preserve"> </w:t>
       </w:r>
       <w:r>
-        <w:t xml:space="preserve">of cases. Detailed descriptive breakdowns for additional Module C outcomes are reported in the technical appendix to keep the main text focused on the strongest descriptive facts.</w:t>
+        <w:t xml:space="preserve">of cases. Additional descriptive splits and the lower-value mechanism details are reported in the technical appendix so that the main text remains focused on the strongest facts.</w:t>
       </w:r>
     </w:p>
     <w:tbl>
@@ -4690,7 +4659,7 @@
         <w:pStyle w:val="BodyText"/>
       </w:pPr>
       <w:r>
-        <w:t xml:space="preserve">Beyond this stoppage result, remaining mechanism regressions are secondary and less precise, so they are reported in the technical appendix rather than emphasized in the main text. Takeaway: Module C contributes bounded descriptive mechanism evidence on household vulnerability, not causal inference.</w:t>
+        <w:t xml:space="preserve">Beyond this stoppage result, the remaining mechanism regressions are secondary and less precise, so they are reported in the technical appendix rather than emphasized in the main text. Module C therefore contributes bounded descriptive evidence on household vulnerability, not causal evidence on pandemic mechanisms.</w:t>
       </w:r>
     </w:p>
     <w:bookmarkEnd w:id="61"/>
@@ -4741,55 +4710,15 @@
         <w:pStyle w:val="BodyText"/>
       </w:pPr>
       <w:r>
-        <w:t xml:space="preserve">These findings imply several policy priorities.</w:t>
-      </w:r>
-    </w:p>
-    <w:p>
-      <w:pPr>
-        <w:pStyle w:val="Compact"/>
-        <w:numPr>
-          <w:ilvl w:val="0"/>
-          <w:numId w:val="1004"/>
-        </w:numPr>
-      </w:pPr>
-      <w:r>
-        <w:t xml:space="preserve">Reduce the dependence of educational attainment on parental background. This requires support mechanisms that reach children before inequalities become locked in, including targeted remedial support, better transitions across schooling stages, and greater access to quality secondary and post-secondary pathways.</w:t>
-      </w:r>
-    </w:p>
-    <w:p>
-      <w:pPr>
-        <w:pStyle w:val="Compact"/>
-        <w:numPr>
-          <w:ilvl w:val="0"/>
-          <w:numId w:val="1004"/>
-        </w:numPr>
-      </w:pPr>
-      <w:r>
-        <w:t xml:space="preserve">Address spatial and household bottlenecks. Even when the pooled urban coefficient is imprecise, the broader evidence suggests that regional and household conditions matter. Policies should therefore focus on infrastructure, support services, and local inequalities rather than only on average national provision.</w:t>
-      </w:r>
-    </w:p>
-    <w:p>
-      <w:pPr>
-        <w:pStyle w:val="Compact"/>
-        <w:numPr>
-          <w:ilvl w:val="0"/>
-          <w:numId w:val="1004"/>
-        </w:numPr>
-      </w:pPr>
-      <w:r>
-        <w:t xml:space="preserve">Strengthen household support capacity in periods of disruption. The child module highlights that digital access is not only about whether a household has internet, but about quality, device availability, and the ability of adults to help children learn. Policies that support digital inclusion, device access, and flexible learning support can reduce the educational cost of future shocks.</w:t>
-      </w:r>
-    </w:p>
-    <w:p>
-      <w:pPr>
-        <w:pStyle w:val="Compact"/>
-        <w:numPr>
-          <w:ilvl w:val="0"/>
-          <w:numId w:val="1004"/>
-        </w:numPr>
-      </w:pPr>
-      <w:r>
-        <w:t xml:space="preserve">Treat mothers’ support burden as a real education policy issue. The mechanism evidence suggests that mothers carried most of the home-learning burden during the pandemic. Education policy and social policy should recognize this support role rather than assume that learning continuity is costless inside the household.</w:t>
+        <w:t xml:space="preserve">These findings imply several policy priorities. The first is to reduce the degree to which educational attainment depends on parental background through earlier remedial support, stronger transitions across schooling stages, and wider access to quality secondary and post-secondary pathways. The second is to address spatial and household bottlenecks directly. Even when the pooled urban coefficient is imprecise, the broader pattern points to local infrastructure, service access, and household support conditions as meaningful constraints on mobility.</w:t>
+      </w:r>
+    </w:p>
+    <w:p>
+      <w:pPr>
+        <w:pStyle w:val="BodyText"/>
+      </w:pPr>
+      <w:r>
+        <w:t xml:space="preserve">The third priority is to strengthen household support capacity in periods of disruption. The child module shows that digital inclusion is not only a question of nominal internet access, but also of connection quality, device availability, and adults’ ability to help children learn. A related implication is that education policy should recognize mothers’ support burden as a real part of learning continuity rather than assume that home-based adjustment is costless inside the household.</w:t>
       </w:r>
     </w:p>
     <w:bookmarkEnd w:id="63"/>
@@ -4885,7 +4814,7 @@
       </w:r>
     </w:p>
     <w:bookmarkEnd w:id="65"/>
-    <w:bookmarkStart w:id="96" w:name="bibliography"/>
+    <w:bookmarkStart w:id="110" w:name="bibliography"/>
     <w:p>
       <w:pPr>
         <w:pStyle w:val="Heading1"/>
@@ -4894,36 +4823,108 @@
         <w:t xml:space="preserve">References</w:t>
       </w:r>
     </w:p>
-    <w:bookmarkStart w:id="95" w:name="refs"/>
+    <w:bookmarkStart w:id="109" w:name="refs"/>
     <w:bookmarkStart w:id="66" w:name="ref-akarcay_polat_2017"/>
     <w:p>
       <w:pPr>
         <w:pStyle w:val="Bibliography"/>
       </w:pPr>
       <w:r>
-        <w:t xml:space="preserve">Akarcay-Gurbuz, Asli, and Seher Polat. 2017.</w:t>
-      </w:r>
-      <w:r>
-        <w:t xml:space="preserve"> </w:t>
-      </w:r>
-      <w:r>
-        <w:t xml:space="preserve">“Schooling Opportunities and Intergenerational Educational Mobility in Turkey.”</w:t>
+        <w:t xml:space="preserve">Akarçay-Gürbüz, Asli, and Seher Polat. 2017.</w:t>
+      </w:r>
+      <w:r>
+        <w:t xml:space="preserve"> </w:t>
+      </w:r>
+      <w:r>
+        <w:t xml:space="preserve">“Schooling Opportunities and Intergenerational Educational Mobility in</w:t>
+      </w:r>
+      <w:r>
+        <w:t xml:space="preserve"> </w:t>
+      </w:r>
+      <w:r>
+        <w:t xml:space="preserve">T</w:t>
+      </w:r>
+      <w:r>
+        <w:t xml:space="preserve">urkey.”</w:t>
+      </w:r>
+      <w:r>
+        <w:t xml:space="preserve"> </w:t>
+      </w:r>
+      <w:r>
+        <w:t xml:space="preserve">Working Paper. Piri Reis University; Yildiz Technical University.</w:t>
       </w:r>
     </w:p>
     <w:bookmarkEnd w:id="66"/>
-    <w:bookmarkStart w:id="68" w:name="ref-aydemir_yazici_2019"/>
+    <w:bookmarkStart w:id="68" w:name="ref-alam_tiwari_2020"/>
     <w:p>
       <w:pPr>
         <w:pStyle w:val="Bibliography"/>
       </w:pPr>
       <w:r>
+        <w:t xml:space="preserve">Alam, Andaleeb, and Priyanka Tiwari. 2020.</w:t>
+      </w:r>
+      <w:r>
+        <w:t xml:space="preserve"> </w:t>
+      </w:r>
+      <w:r>
+        <w:t xml:space="preserve">“Putting the</w:t>
+      </w:r>
+      <w:r>
+        <w:t xml:space="preserve"> </w:t>
+      </w:r>
+      <w:r>
+        <w:t xml:space="preserve">‘Learning’</w:t>
+      </w:r>
+      <w:r>
+        <w:t xml:space="preserve"> </w:t>
+      </w:r>
+      <w:r>
+        <w:t xml:space="preserve">Back in Remote Learning.”</w:t>
+      </w:r>
+      <w:r>
+        <w:t xml:space="preserve"> </w:t>
+      </w:r>
+      <w:r>
+        <w:t xml:space="preserve">UNICEF Office of Global Insight; Policy.</w:t>
+      </w:r>
+      <w:r>
+        <w:t xml:space="preserve"> </w:t>
+      </w:r>
+      <w:hyperlink r:id="rId67">
+        <w:r>
+          <w:rPr>
+            <w:rStyle w:val="Hyperlink"/>
+          </w:rPr>
+          <w:t xml:space="preserve">https://www.unicef.org/globalinsight/media/1086/file/UNICEF-Global-Insight-remote-learning-issue-brief-2020.pdf</w:t>
+        </w:r>
+      </w:hyperlink>
+      <w:r>
+        <w:t xml:space="preserve">.</w:t>
+      </w:r>
+    </w:p>
+    <w:bookmarkEnd w:id="68"/>
+    <w:bookmarkStart w:id="70" w:name="ref-aydemir_yazici_2019"/>
+    <w:p>
+      <w:pPr>
+        <w:pStyle w:val="Bibliography"/>
+      </w:pPr>
+      <w:r>
         <w:t xml:space="preserve">Aydemir, Abdurrahman B., and Huseyin Yazici. 2019.</w:t>
       </w:r>
       <w:r>
         <w:t xml:space="preserve"> </w:t>
       </w:r>
       <w:r>
-        <w:t xml:space="preserve">“Intergenerational Education Mobility and the Level of Development: Evidence from Turkey.”</w:t>
+        <w:t xml:space="preserve">“Intergenerational Education Mobility and the Level of Development: Evidence from</w:t>
+      </w:r>
+      <w:r>
+        <w:t xml:space="preserve"> </w:t>
+      </w:r>
+      <w:r>
+        <w:t xml:space="preserve">T</w:t>
+      </w:r>
+      <w:r>
+        <w:t xml:space="preserve">urkey.”</w:t>
       </w:r>
       <w:r>
         <w:t xml:space="preserve"> </w:t>
@@ -4944,7 +4945,7 @@
       <w:r>
         <w:t xml:space="preserve"> </w:t>
       </w:r>
-      <w:hyperlink r:id="rId67">
+      <w:hyperlink r:id="rId69">
         <w:r>
           <w:rPr>
             <w:rStyle w:val="Hyperlink"/>
@@ -4956,24 +4957,63 @@
         <w:t xml:space="preserve">.</w:t>
       </w:r>
     </w:p>
-    <w:bookmarkEnd w:id="68"/>
-    <w:bookmarkStart w:id="69" w:name="ref-bruck_esenaliev_2018"/>
+    <w:bookmarkEnd w:id="70"/>
+    <w:bookmarkStart w:id="72" w:name="ref-bruck_esenaliev_2018"/>
     <w:p>
       <w:pPr>
         <w:pStyle w:val="Bibliography"/>
       </w:pPr>
       <w:r>
-        <w:t xml:space="preserve">Bruck, Tilman, and Damir Esenaliev. 2018.</w:t>
-      </w:r>
-      <w:r>
-        <w:t xml:space="preserve"> </w:t>
-      </w:r>
-      <w:r>
-        <w:t xml:space="preserve">“Post-Socialist Transition and Intergenerational Educational Mobility in Kyrgyzstan.”</w:t>
-      </w:r>
-    </w:p>
-    <w:bookmarkEnd w:id="69"/>
-    <w:bookmarkStart w:id="71" w:name="ref-causa_johansson_2010"/>
+        <w:t xml:space="preserve">Brück, Tilman, and Damir Esenaliev. 2018.</w:t>
+      </w:r>
+      <w:r>
+        <w:t xml:space="preserve"> </w:t>
+      </w:r>
+      <w:r>
+        <w:t xml:space="preserve">“Post-Socialist Transition and Intergenerational Educational Mobility in</w:t>
+      </w:r>
+      <w:r>
+        <w:t xml:space="preserve"> </w:t>
+      </w:r>
+      <w:r>
+        <w:t xml:space="preserve">K</w:t>
+      </w:r>
+      <w:r>
+        <w:t xml:space="preserve">yrgyzstan.”</w:t>
+      </w:r>
+      <w:r>
+        <w:t xml:space="preserve"> </w:t>
+      </w:r>
+      <w:r>
+        <w:rPr>
+          <w:i/>
+          <w:iCs/>
+        </w:rPr>
+        <w:t xml:space="preserve">Economics of Transition</w:t>
+      </w:r>
+      <w:r>
+        <w:t xml:space="preserve"> </w:t>
+      </w:r>
+      <w:r>
+        <w:t xml:space="preserve">26 (1): 61–89.</w:t>
+      </w:r>
+      <w:r>
+        <w:t xml:space="preserve"> </w:t>
+      </w:r>
+      <w:hyperlink r:id="rId71">
+        <w:r>
+          <w:rPr>
+            <w:rStyle w:val="Hyperlink"/>
+          </w:rPr>
+          <w:t xml:space="preserve">https://doi.org/10.1111/ecot.12136</w:t>
+        </w:r>
+      </w:hyperlink>
+      <w:r>
+        <w:t xml:space="preserve">.</w:t>
+      </w:r>
+    </w:p>
+    <w:bookmarkEnd w:id="72"/>
+    <w:bookmarkStart w:id="74" w:name="ref-causa_johansson_2010"/>
     <w:p>
       <w:pPr>
         <w:pStyle w:val="Bibliography"/>
@@ -4985,7 +5025,19 @@
         <w:t xml:space="preserve"> </w:t>
       </w:r>
       <w:r>
-        <w:t xml:space="preserve">“Intergenerational Social Mobility in OECD Countries.”</w:t>
+        <w:t xml:space="preserve">“Intergenerational Social Mobility in</w:t>
+      </w:r>
+      <w:r>
+        <w:t xml:space="preserve"> </w:t>
+      </w:r>
+      <w:r>
+        <w:t xml:space="preserve">OECD</w:t>
+      </w:r>
+      <w:r>
+        <w:t xml:space="preserve"> </w:t>
+      </w:r>
+      <w:r>
+        <w:t xml:space="preserve">Countries.”</w:t>
       </w:r>
       <w:r>
         <w:t xml:space="preserve"> </w:t>
@@ -4996,7 +5048,7 @@
       <w:r>
         <w:t xml:space="preserve"> </w:t>
       </w:r>
-      <w:hyperlink r:id="rId70">
+      <w:hyperlink r:id="rId73">
         <w:r>
           <w:rPr>
             <w:rStyle w:val="Hyperlink"/>
@@ -5008,8 +5060,8 @@
         <w:t xml:space="preserve">.</w:t>
       </w:r>
     </w:p>
-    <w:bookmarkEnd w:id="71"/>
-    <w:bookmarkStart w:id="72" w:name="ref-chevalier_denny_mcmahon_2009"/>
+    <w:bookmarkEnd w:id="74"/>
+    <w:bookmarkStart w:id="75" w:name="ref-chevalier_denny_mcmahon_2009"/>
     <w:p>
       <w:pPr>
         <w:pStyle w:val="Bibliography"/>
@@ -5040,17 +5092,17 @@
         <w:t xml:space="preserve">Education and Inequality Across Europe</w:t>
       </w:r>
       <w:r>
-        <w:t xml:space="preserve">, edited by Peter Dolton, Rita Asplund, and Erling Barth. Edward Elgar.</w:t>
-      </w:r>
-    </w:p>
-    <w:bookmarkEnd w:id="72"/>
-    <w:bookmarkStart w:id="73" w:name="ref-daniela_2021"/>
+        <w:t xml:space="preserve">, edited by Peter Dolton, Rita Asplund, and Erling Barth. Cheltenham: Edward Elgar.</w:t>
+      </w:r>
+    </w:p>
+    <w:bookmarkEnd w:id="75"/>
+    <w:bookmarkStart w:id="77" w:name="ref-daniela_etal_2021"/>
     <w:p>
       <w:pPr>
         <w:pStyle w:val="Bibliography"/>
       </w:pPr>
       <w:r>
-        <w:t xml:space="preserve">Daniela, Linda et al. 2021.</w:t>
+        <w:t xml:space="preserve">Daniela, Linda, Zanda Rubene, and Arta Rudolfa. 2021.</w:t>
       </w:r>
       <w:r>
         <w:t xml:space="preserve"> </w:t>
@@ -5074,9 +5126,23 @@
       <w:r>
         <w:t xml:space="preserve">13 (7): 3640.</w:t>
       </w:r>
-    </w:p>
-    <w:bookmarkEnd w:id="73"/>
-    <w:bookmarkStart w:id="75" w:name="ref-guell_etal_2018"/>
+      <w:r>
+        <w:t xml:space="preserve"> </w:t>
+      </w:r>
+      <w:hyperlink r:id="rId76">
+        <w:r>
+          <w:rPr>
+            <w:rStyle w:val="Hyperlink"/>
+          </w:rPr>
+          <w:t xml:space="preserve">https://doi.org/10.3390/su13073640</w:t>
+        </w:r>
+      </w:hyperlink>
+      <w:r>
+        <w:t xml:space="preserve">.</w:t>
+      </w:r>
+    </w:p>
+    <w:bookmarkEnd w:id="77"/>
+    <w:bookmarkStart w:id="79" w:name="ref-guell_etal_2018"/>
     <w:p>
       <w:pPr>
         <w:pStyle w:val="Bibliography"/>
@@ -5109,7 +5175,7 @@
       <w:r>
         <w:t xml:space="preserve"> </w:t>
       </w:r>
-      <w:hyperlink r:id="rId74">
+      <w:hyperlink r:id="rId78">
         <w:r>
           <w:rPr>
             <w:rStyle w:val="Hyperlink"/>
@@ -5121,8 +5187,8 @@
         <w:t xml:space="preserve">.</w:t>
       </w:r>
     </w:p>
-    <w:bookmarkEnd w:id="75"/>
-    <w:bookmarkStart w:id="77" w:name="ref-hertz_2008"/>
+    <w:bookmarkEnd w:id="79"/>
+    <w:bookmarkStart w:id="81" w:name="ref-hertz_2008"/>
     <w:p>
       <w:pPr>
         <w:pStyle w:val="Bibliography"/>
@@ -5144,7 +5210,7 @@
           <w:i/>
           <w:iCs/>
         </w:rPr>
-        <w:t xml:space="preserve">The B.E. Journal of Economic Analysis and Policy</w:t>
+        <w:t xml:space="preserve">The B.E. Journal of Economic Analysis &amp; Policy</w:t>
       </w:r>
       <w:r>
         <w:t xml:space="preserve"> </w:t>
@@ -5155,7 +5221,7 @@
       <w:r>
         <w:t xml:space="preserve"> </w:t>
       </w:r>
-      <w:hyperlink r:id="rId76">
+      <w:hyperlink r:id="rId80">
         <w:r>
           <w:rPr>
             <w:rStyle w:val="Hyperlink"/>
@@ -5167,36 +5233,29 @@
         <w:t xml:space="preserve">.</w:t>
       </w:r>
     </w:p>
-    <w:bookmarkEnd w:id="77"/>
-    <w:bookmarkStart w:id="78" w:name="ref-iqbal_patrinos_2025"/>
+    <w:bookmarkEnd w:id="81"/>
+    <w:bookmarkStart w:id="83" w:name="ref-iqbal_patrinos_2025"/>
     <w:p>
       <w:pPr>
         <w:pStyle w:val="Bibliography"/>
       </w:pPr>
       <w:r>
-        <w:t xml:space="preserve">Iqbal, Sarah A., Harry Anthony Patrinos, and coauthors. 2025.</w:t>
-      </w:r>
-      <w:r>
-        <w:t xml:space="preserve"> </w:t>
-      </w:r>
-      <w:r>
-        <w:t xml:space="preserve">“Learning During the Pandemic: Evidence from Uzbekistan.”</w:t>
-      </w:r>
-    </w:p>
-    <w:bookmarkEnd w:id="78"/>
-    <w:bookmarkStart w:id="79" w:name="ref-knopik_2021"/>
-    <w:p>
-      <w:pPr>
-        <w:pStyle w:val="Bibliography"/>
-      </w:pPr>
-      <w:r>
-        <w:t xml:space="preserve">Knopik, Tomasz et al. 2021.</w:t>
-      </w:r>
-      <w:r>
-        <w:t xml:space="preserve"> </w:t>
-      </w:r>
-      <w:r>
-        <w:t xml:space="preserve">“Parental Involvement in Remote Learning During the COVID-19 Pandemic.”</w:t>
+        <w:t xml:space="preserve">Iqbal, Syedah Aroob, and Harry Anthony Patrinos. 2025.</w:t>
+      </w:r>
+      <w:r>
+        <w:t xml:space="preserve"> </w:t>
+      </w:r>
+      <w:r>
+        <w:t xml:space="preserve">“Learning During the Pandemic: Evidence from</w:t>
+      </w:r>
+      <w:r>
+        <w:t xml:space="preserve"> </w:t>
+      </w:r>
+      <w:r>
+        <w:t xml:space="preserve">U</w:t>
+      </w:r>
+      <w:r>
+        <w:t xml:space="preserve">zbekistan.”</w:t>
       </w:r>
       <w:r>
         <w:t xml:space="preserve"> </w:t>
@@ -5206,45 +5265,140 @@
           <w:i/>
           <w:iCs/>
         </w:rPr>
-        <w:t xml:space="preserve">European Journal of Educational Research</w:t>
-      </w:r>
-      <w:r>
-        <w:t xml:space="preserve"> </w:t>
-      </w:r>
-      <w:r>
-        <w:t xml:space="preserve">10 (4): 1985–2000.</w:t>
-      </w:r>
-    </w:p>
-    <w:bookmarkEnd w:id="79"/>
-    <w:bookmarkStart w:id="80" w:name="ref-wb_blog_2020"/>
+        <w:t xml:space="preserve">Prospects</w:t>
+      </w:r>
+      <w:r>
+        <w:t xml:space="preserve">.</w:t>
+      </w:r>
+      <w:r>
+        <w:t xml:space="preserve"> </w:t>
+      </w:r>
+      <w:hyperlink r:id="rId82">
+        <w:r>
+          <w:rPr>
+            <w:rStyle w:val="Hyperlink"/>
+          </w:rPr>
+          <w:t xml:space="preserve">https://doi.org/10.1007/s11125-025-09736-w</w:t>
+        </w:r>
+      </w:hyperlink>
+      <w:r>
+        <w:t xml:space="preserve">.</w:t>
+      </w:r>
+    </w:p>
+    <w:bookmarkEnd w:id="83"/>
+    <w:bookmarkStart w:id="85" w:name="ref-knopik_etal_2021"/>
     <w:p>
       <w:pPr>
         <w:pStyle w:val="Bibliography"/>
       </w:pPr>
       <w:r>
-        <w:t xml:space="preserve">Meliboeva, Nilufar, Harry Anthony Patrinos, and Joao Teixeira. 2020.</w:t>
-      </w:r>
-      <w:r>
-        <w:t xml:space="preserve"> </w:t>
-      </w:r>
-      <w:r>
-        <w:t xml:space="preserve">“Uzbekistan: A Timely Response on Learning During School Closures.”</w:t>
-      </w:r>
-    </w:p>
-    <w:bookmarkEnd w:id="80"/>
-    <w:bookmarkStart w:id="81" w:name="ref-munoznajar_2021"/>
+        <w:t xml:space="preserve">Knopik, Tomasz, Agnieszka Blaszczak, Renata Maksymiuk, and Urszula Oszwa. 2021.</w:t>
+      </w:r>
+      <w:r>
+        <w:t xml:space="preserve"> </w:t>
+      </w:r>
+      <w:r>
+        <w:t xml:space="preserve">“Parental Involvement in Remote Learning During the</w:t>
+      </w:r>
+      <w:r>
+        <w:t xml:space="preserve"> </w:t>
+      </w:r>
+      <w:r>
+        <w:t xml:space="preserve">COVID</w:t>
+      </w:r>
+      <w:r>
+        <w:t xml:space="preserve">-19 Pandemic: Dominant Approaches and Their Diverse Implications.”</w:t>
+      </w:r>
+      <w:r>
+        <w:t xml:space="preserve"> </w:t>
+      </w:r>
+      <w:r>
+        <w:rPr>
+          <w:i/>
+          <w:iCs/>
+        </w:rPr>
+        <w:t xml:space="preserve">European Journal of Education</w:t>
+      </w:r>
+      <w:r>
+        <w:t xml:space="preserve"> </w:t>
+      </w:r>
+      <w:r>
+        <w:t xml:space="preserve">56 (4): 623–40.</w:t>
+      </w:r>
+      <w:r>
+        <w:t xml:space="preserve"> </w:t>
+      </w:r>
+      <w:hyperlink r:id="rId84">
+        <w:r>
+          <w:rPr>
+            <w:rStyle w:val="Hyperlink"/>
+          </w:rPr>
+          <w:t xml:space="preserve">https://doi.org/10.1111/ejed.12474</w:t>
+        </w:r>
+      </w:hyperlink>
+      <w:r>
+        <w:t xml:space="preserve">.</w:t>
+      </w:r>
+    </w:p>
+    <w:bookmarkEnd w:id="85"/>
+    <w:bookmarkStart w:id="87" w:name="ref-wb_blog_2020"/>
     <w:p>
       <w:pPr>
         <w:pStyle w:val="Bibliography"/>
       </w:pPr>
       <w:r>
-        <w:t xml:space="preserve">Munoz-Najar, Alberto et al. 2021.</w:t>
-      </w:r>
-      <w:r>
-        <w:t xml:space="preserve"> </w:t>
-      </w:r>
-      <w:r>
-        <w:t xml:space="preserve">“Remote Learning During COVID-19: Lessons from Today, Principles for Tomorrow.”</w:t>
+        <w:t xml:space="preserve">Meliboeva, Nodira, Harry Anthony Patrinos, and Janssen Teixeira. 2020.</w:t>
+      </w:r>
+      <w:r>
+        <w:t xml:space="preserve"> </w:t>
+      </w:r>
+      <w:r>
+        <w:t xml:space="preserve">“</w:t>
+      </w:r>
+      <w:r>
+        <w:t xml:space="preserve">Uzbekistan</w:t>
+      </w:r>
+      <w:r>
+        <w:t xml:space="preserve">: A Timely Response on Learning During School Closures.”</w:t>
+      </w:r>
+      <w:r>
+        <w:t xml:space="preserve"> </w:t>
+      </w:r>
+      <w:hyperlink r:id="rId86">
+        <w:r>
+          <w:rPr>
+            <w:rStyle w:val="Hyperlink"/>
+          </w:rPr>
+          <w:t xml:space="preserve">https://blogs.worldbank.org/en/europeandcentralasia/uzbekistan-timely-response-learning-during-school-closures</w:t>
+        </w:r>
+      </w:hyperlink>
+      <w:r>
+        <w:t xml:space="preserve">.</w:t>
+      </w:r>
+    </w:p>
+    <w:bookmarkEnd w:id="87"/>
+    <w:bookmarkStart w:id="89" w:name="ref-munoz_najar_etal_2021"/>
+    <w:p>
+      <w:pPr>
+        <w:pStyle w:val="Bibliography"/>
+      </w:pPr>
+      <w:r>
+        <w:t xml:space="preserve">Muñoz-Najar, Alberto, Alison Gilberto, Amer Hasan, Cristobal Cobo, João Pedro Azevedo, and Maryam Akmal. 2021.</w:t>
+      </w:r>
+      <w:r>
+        <w:t xml:space="preserve"> </w:t>
+      </w:r>
+      <w:r>
+        <w:t xml:space="preserve">“Remote Learning During</w:t>
+      </w:r>
+      <w:r>
+        <w:t xml:space="preserve"> </w:t>
+      </w:r>
+      <w:r>
+        <w:t xml:space="preserve">COVID</w:t>
+      </w:r>
+      <w:r>
+        <w:t xml:space="preserve">-19: Lessons from Today, Principles for Tomorrow.”</w:t>
       </w:r>
       <w:r>
         <w:t xml:space="preserve"> </w:t>
@@ -5252,15 +5406,29 @@
       <w:r>
         <w:t xml:space="preserve">World Bank.</w:t>
       </w:r>
-    </w:p>
-    <w:bookmarkEnd w:id="81"/>
-    <w:bookmarkStart w:id="83" w:name="ref-neidhoefer_etal_2024"/>
+      <w:r>
+        <w:t xml:space="preserve"> </w:t>
+      </w:r>
+      <w:hyperlink r:id="rId88">
+        <w:r>
+          <w:rPr>
+            <w:rStyle w:val="Hyperlink"/>
+          </w:rPr>
+          <w:t xml:space="preserve">https://documents.worldbank.org/en/publication/documents-reports/documentdetail/160271637074230077/remote-learning-during-covid-19-lessons-from-today-principles-for-tomorrow</w:t>
+        </w:r>
+      </w:hyperlink>
+      <w:r>
+        <w:t xml:space="preserve">.</w:t>
+      </w:r>
+    </w:p>
+    <w:bookmarkEnd w:id="89"/>
+    <w:bookmarkStart w:id="91" w:name="ref-neidhoefer_etal_2024"/>
     <w:p>
       <w:pPr>
         <w:pStyle w:val="Bibliography"/>
       </w:pPr>
       <w:r>
-        <w:t xml:space="preserve">Neidhoefer, Guido, Matias Ciaschi, Leonardo Gasparini, and Jorge Serrano. 2024.</w:t>
+        <w:t xml:space="preserve">Neidhöfer, Guido, Matias Ciaschi, Leonardo Gasparini, and Jorge Serrano. 2024.</w:t>
       </w:r>
       <w:r>
         <w:t xml:space="preserve"> </w:t>
@@ -5287,7 +5455,7 @@
       <w:r>
         <w:t xml:space="preserve"> </w:t>
       </w:r>
-      <w:hyperlink r:id="rId82">
+      <w:hyperlink r:id="rId90">
         <w:r>
           <w:rPr>
             <w:rStyle w:val="Hyperlink"/>
@@ -5299,30 +5467,75 @@
         <w:t xml:space="preserve">.</w:t>
       </w:r>
     </w:p>
-    <w:bookmarkEnd w:id="83"/>
-    <w:bookmarkStart w:id="84" w:name="ref-razzu_wambile_2022"/>
+    <w:bookmarkEnd w:id="91"/>
+    <w:bookmarkStart w:id="93" w:name="ref-razzu_wambile_2022"/>
     <w:p>
       <w:pPr>
         <w:pStyle w:val="Bibliography"/>
       </w:pPr>
       <w:r>
-        <w:t xml:space="preserve">Razzu, Giovanni, and Albert Wambile. 2022.</w:t>
-      </w:r>
-      <w:r>
-        <w:t xml:space="preserve"> </w:t>
-      </w:r>
-      <w:r>
-        <w:t xml:space="preserve">“Intergenerational Educational Persistence and Cohort Change.”</w:t>
-      </w:r>
-    </w:p>
-    <w:bookmarkEnd w:id="84"/>
-    <w:bookmarkStart w:id="85" w:name="ref-stromberg_engzell_2025"/>
+        <w:t xml:space="preserve">Razzu, Giovanni, and Ayago Wambile. 2022.</w:t>
+      </w:r>
+      <w:r>
+        <w:t xml:space="preserve"> </w:t>
+      </w:r>
+      <w:r>
+        <w:t xml:space="preserve">“Four Decades of Intergenerational Educational Mobility in Sub-</w:t>
+      </w:r>
+      <w:r>
+        <w:t xml:space="preserve">S</w:t>
+      </w:r>
+      <w:r>
+        <w:t xml:space="preserve">aharan</w:t>
+      </w:r>
+      <w:r>
+        <w:t xml:space="preserve"> </w:t>
+      </w:r>
+      <w:r>
+        <w:t xml:space="preserve">A</w:t>
+      </w:r>
+      <w:r>
+        <w:t xml:space="preserve">frica.”</w:t>
+      </w:r>
+      <w:r>
+        <w:t xml:space="preserve"> </w:t>
+      </w:r>
+      <w:r>
+        <w:rPr>
+          <w:i/>
+          <w:iCs/>
+        </w:rPr>
+        <w:t xml:space="preserve">The Journal of Development Studies</w:t>
+      </w:r>
+      <w:r>
+        <w:t xml:space="preserve"> </w:t>
+      </w:r>
+      <w:r>
+        <w:t xml:space="preserve">58 (5): 931–50.</w:t>
+      </w:r>
+      <w:r>
+        <w:t xml:space="preserve"> </w:t>
+      </w:r>
+      <w:hyperlink r:id="rId92">
+        <w:r>
+          <w:rPr>
+            <w:rStyle w:val="Hyperlink"/>
+          </w:rPr>
+          <w:t xml:space="preserve">https://doi.org/10.1080/00220388.2021.2008366</w:t>
+        </w:r>
+      </w:hyperlink>
+      <w:r>
+        <w:t xml:space="preserve">.</w:t>
+      </w:r>
+    </w:p>
+    <w:bookmarkEnd w:id="93"/>
+    <w:bookmarkStart w:id="95" w:name="ref-stromberg_engzell_2025"/>
     <w:p>
       <w:pPr>
         <w:pStyle w:val="Bibliography"/>
       </w:pPr>
       <w:r>
-        <w:t xml:space="preserve">Stromberg, E., and Per Engzell. 2025.</w:t>
+        <w:t xml:space="preserve">Strömberg, Ely, and Per Engzell. 2025.</w:t>
       </w:r>
       <w:r>
         <w:t xml:space="preserve"> </w:t>
@@ -5330,9 +5543,39 @@
       <w:r>
         <w:t xml:space="preserve">“How Robust Are Country Rankings in Educational Mobility?”</w:t>
       </w:r>
-    </w:p>
-    <w:bookmarkEnd w:id="85"/>
-    <w:bookmarkStart w:id="86" w:name="ref-torche_2015"/>
+      <w:r>
+        <w:t xml:space="preserve"> </w:t>
+      </w:r>
+      <w:r>
+        <w:rPr>
+          <w:i/>
+          <w:iCs/>
+        </w:rPr>
+        <w:t xml:space="preserve">Sociological Science</w:t>
+      </w:r>
+      <w:r>
+        <w:t xml:space="preserve"> </w:t>
+      </w:r>
+      <w:r>
+        <w:t xml:space="preserve">12: 891–922.</w:t>
+      </w:r>
+      <w:r>
+        <w:t xml:space="preserve"> </w:t>
+      </w:r>
+      <w:hyperlink r:id="rId94">
+        <w:r>
+          <w:rPr>
+            <w:rStyle w:val="Hyperlink"/>
+          </w:rPr>
+          <w:t xml:space="preserve">https://doi.org/10.15195/v12.a36</w:t>
+        </w:r>
+      </w:hyperlink>
+      <w:r>
+        <w:t xml:space="preserve">.</w:t>
+      </w:r>
+    </w:p>
+    <w:bookmarkEnd w:id="95"/>
+    <w:bookmarkStart w:id="97" w:name="ref-torche_2015"/>
     <w:p>
       <w:pPr>
         <w:pStyle w:val="Bibliography"/>
@@ -5346,81 +5589,149 @@
       <w:r>
         <w:t xml:space="preserve">“Intergenerational Mobility and Equality of Opportunity.”</w:t>
       </w:r>
-    </w:p>
-    <w:bookmarkEnd w:id="86"/>
-    <w:bookmarkStart w:id="87" w:name="ref-unicef_remote_2020"/>
+      <w:r>
+        <w:t xml:space="preserve"> </w:t>
+      </w:r>
+      <w:r>
+        <w:rPr>
+          <w:i/>
+          <w:iCs/>
+        </w:rPr>
+        <w:t xml:space="preserve">Archives Europ</w:t>
+      </w:r>
+      <w:r>
+        <w:rPr>
+          <w:i/>
+          <w:iCs/>
+        </w:rPr>
+        <w:t xml:space="preserve">é</w:t>
+      </w:r>
+      <w:r>
+        <w:rPr>
+          <w:i/>
+          <w:iCs/>
+        </w:rPr>
+        <w:t xml:space="preserve">ennes de Sociologie</w:t>
+      </w:r>
+      <w:r>
+        <w:t xml:space="preserve"> </w:t>
+      </w:r>
+      <w:r>
+        <w:t xml:space="preserve">56 (3): 343–71.</w:t>
+      </w:r>
+      <w:r>
+        <w:t xml:space="preserve"> </w:t>
+      </w:r>
+      <w:hyperlink r:id="rId96">
+        <w:r>
+          <w:rPr>
+            <w:rStyle w:val="Hyperlink"/>
+          </w:rPr>
+          <w:t xml:space="preserve">https://doi.org/10.1017/S0003975615000181</w:t>
+        </w:r>
+      </w:hyperlink>
+      <w:r>
+        <w:t xml:space="preserve">.</w:t>
+      </w:r>
+    </w:p>
+    <w:bookmarkEnd w:id="97"/>
+    <w:bookmarkStart w:id="99" w:name="ref-unicef_sitan_2020"/>
     <w:p>
       <w:pPr>
         <w:pStyle w:val="Bibliography"/>
       </w:pPr>
       <w:r>
-        <w:t xml:space="preserve">UNICEF. 2020.</w:t>
-      </w:r>
-      <w:r>
-        <w:t xml:space="preserve"> </w:t>
-      </w:r>
-      <w:r>
-        <w:t xml:space="preserve">“Putting the Learning Back in Remote Learning.”</w:t>
-      </w:r>
-      <w:r>
-        <w:t xml:space="preserve"> </w:t>
-      </w:r>
-      <w:r>
-        <w:t xml:space="preserve">UNICEF.</w:t>
-      </w:r>
-    </w:p>
-    <w:bookmarkEnd w:id="87"/>
-    <w:bookmarkStart w:id="88" w:name="ref-unicef_uzb_2021"/>
+        <w:t xml:space="preserve">UNICEF Uzbekistan. 2020.</w:t>
+      </w:r>
+      <w:r>
+        <w:t xml:space="preserve"> </w:t>
+      </w:r>
+      <w:r>
+        <w:t xml:space="preserve">“Situation Analysis of Children in</w:t>
+      </w:r>
+      <w:r>
+        <w:t xml:space="preserve"> </w:t>
+      </w:r>
+      <w:r>
+        <w:t xml:space="preserve">U</w:t>
+      </w:r>
+      <w:r>
+        <w:t xml:space="preserve">zbekistan 2019/2020.”</w:t>
+      </w:r>
+      <w:r>
+        <w:t xml:space="preserve"> </w:t>
+      </w:r>
+      <w:r>
+        <w:t xml:space="preserve">UNICEF Uzbekistan.</w:t>
+      </w:r>
+      <w:r>
+        <w:t xml:space="preserve"> </w:t>
+      </w:r>
+      <w:hyperlink r:id="rId98">
+        <w:r>
+          <w:rPr>
+            <w:rStyle w:val="Hyperlink"/>
+          </w:rPr>
+          <w:t xml:space="preserve">https://www.unicef.org/uzbekistan/en/press-releases/unicef-launches-situation-analysis-uzbekistan-children-and-warns-covid-19-pandemic</w:t>
+        </w:r>
+      </w:hyperlink>
+      <w:r>
+        <w:t xml:space="preserve">.</w:t>
+      </w:r>
+    </w:p>
+    <w:bookmarkEnd w:id="99"/>
+    <w:bookmarkStart w:id="101" w:name="ref-unicef_sitan_2024"/>
     <w:p>
       <w:pPr>
         <w:pStyle w:val="Bibliography"/>
       </w:pPr>
       <w:r>
-        <w:t xml:space="preserve">———. 2021.</w:t>
-      </w:r>
-      <w:r>
-        <w:t xml:space="preserve"> </w:t>
-      </w:r>
-      <w:r>
-        <w:t xml:space="preserve">“Uzbekistan Education Sector Analysis.”</w:t>
-      </w:r>
-      <w:r>
-        <w:t xml:space="preserve"> </w:t>
-      </w:r>
-      <w:r>
-        <w:t xml:space="preserve">UNICEF.</w:t>
-      </w:r>
-    </w:p>
-    <w:bookmarkEnd w:id="88"/>
-    <w:bookmarkStart w:id="89" w:name="ref-unicef_sitan_2023"/>
+        <w:t xml:space="preserve">———. 2024.</w:t>
+      </w:r>
+      <w:r>
+        <w:t xml:space="preserve"> </w:t>
+      </w:r>
+      <w:r>
+        <w:t xml:space="preserve">“Situation Analysis of Children and Adolescents in</w:t>
+      </w:r>
+      <w:r>
+        <w:t xml:space="preserve"> </w:t>
+      </w:r>
+      <w:r>
+        <w:t xml:space="preserve">U</w:t>
+      </w:r>
+      <w:r>
+        <w:t xml:space="preserve">zbekistan.”</w:t>
+      </w:r>
+      <w:r>
+        <w:t xml:space="preserve"> </w:t>
+      </w:r>
+      <w:r>
+        <w:t xml:space="preserve">UNICEF Uzbekistan.</w:t>
+      </w:r>
+      <w:r>
+        <w:t xml:space="preserve"> </w:t>
+      </w:r>
+      <w:hyperlink r:id="rId100">
+        <w:r>
+          <w:rPr>
+            <w:rStyle w:val="Hyperlink"/>
+          </w:rPr>
+          <w:t xml:space="preserve">https://www.unicef.org/uzbekistan/en/reports/situation-analysis-children-and-adolescents-uzbekistan</w:t>
+        </w:r>
+      </w:hyperlink>
+      <w:r>
+        <w:t xml:space="preserve">.</w:t>
+      </w:r>
+    </w:p>
+    <w:bookmarkEnd w:id="101"/>
+    <w:bookmarkStart w:id="102" w:name="ref-verashchagina_2012"/>
     <w:p>
       <w:pPr>
         <w:pStyle w:val="Bibliography"/>
       </w:pPr>
       <w:r>
-        <w:t xml:space="preserve">———. 2023.</w:t>
-      </w:r>
-      <w:r>
-        <w:t xml:space="preserve"> </w:t>
-      </w:r>
-      <w:r>
-        <w:t xml:space="preserve">“Situation Analysis of Children and Adolescents in Uzbekistan.”</w:t>
-      </w:r>
-      <w:r>
-        <w:t xml:space="preserve"> </w:t>
-      </w:r>
-      <w:r>
-        <w:t xml:space="preserve">UNICEF.</w:t>
-      </w:r>
-    </w:p>
-    <w:bookmarkEnd w:id="89"/>
-    <w:bookmarkStart w:id="90" w:name="ref-verashchagina_2009"/>
-    <w:p>
-      <w:pPr>
-        <w:pStyle w:val="Bibliography"/>
-      </w:pPr>
-      <w:r>
-        <w:t xml:space="preserve">Verashchagina, Alina. 2009.</w:t>
+        <w:t xml:space="preserve">Verashchagina, Alina. 2012.</w:t>
       </w:r>
       <w:r>
         <w:t xml:space="preserve"> </w:t>
@@ -5428,9 +5739,28 @@
       <w:r>
         <w:t xml:space="preserve">“Education and Socioeconomic Mobility in Post-Communist Countries.”</w:t>
       </w:r>
-    </w:p>
-    <w:bookmarkEnd w:id="90"/>
-    <w:bookmarkStart w:id="92" w:name="ref-weide_etal_2024"/>
+      <w:r>
+        <w:t xml:space="preserve"> </w:t>
+      </w:r>
+      <w:r>
+        <w:t xml:space="preserve">In</w:t>
+      </w:r>
+      <w:r>
+        <w:t xml:space="preserve"> </w:t>
+      </w:r>
+      <w:r>
+        <w:rPr>
+          <w:i/>
+          <w:iCs/>
+        </w:rPr>
+        <w:t xml:space="preserve">Social Exclusion: Short and Long-Term Causes and Consequences</w:t>
+      </w:r>
+      <w:r>
+        <w:t xml:space="preserve">, edited by Giuliana Parodi and Dario Sciulli. AIEL Series in Labour Economics. Heidelberg: Springer.</w:t>
+      </w:r>
+    </w:p>
+    <w:bookmarkEnd w:id="102"/>
+    <w:bookmarkStart w:id="104" w:name="ref-weide_etal_2024"/>
     <w:p>
       <w:pPr>
         <w:pStyle w:val="Bibliography"/>
@@ -5463,7 +5793,7 @@
       <w:r>
         <w:t xml:space="preserve"> </w:t>
       </w:r>
-      <w:hyperlink r:id="rId91">
+      <w:hyperlink r:id="rId103">
         <w:r>
           <w:rPr>
             <w:rStyle w:val="Hyperlink"/>
@@ -5475,8 +5805,8 @@
         <w:t xml:space="preserve">.</w:t>
       </w:r>
     </w:p>
-    <w:bookmarkEnd w:id="92"/>
-    <w:bookmarkStart w:id="93" w:name="ref-wb_uzb_2018"/>
+    <w:bookmarkEnd w:id="104"/>
+    <w:bookmarkStart w:id="106" w:name="ref-wb_uzb_2018"/>
     <w:p>
       <w:pPr>
         <w:pStyle w:val="Bibliography"/>
@@ -5494,34 +5824,71 @@
         <w:t xml:space="preserve"> </w:t>
       </w:r>
       <w:r>
+        <w:t xml:space="preserve">AUS0000586. World Bank.</w:t>
+      </w:r>
+      <w:r>
+        <w:t xml:space="preserve"> </w:t>
+      </w:r>
+      <w:hyperlink r:id="rId105">
+        <w:r>
+          <w:rPr>
+            <w:rStyle w:val="Hyperlink"/>
+          </w:rPr>
+          <w:t xml:space="preserve">https://documents.worldbank.org/en/publication/documents-reports/documentdetail/648681587857648494/uzbekistan-education-sector-analysis-final-report</w:t>
+        </w:r>
+      </w:hyperlink>
+      <w:r>
+        <w:t xml:space="preserve">.</w:t>
+      </w:r>
+    </w:p>
+    <w:bookmarkEnd w:id="106"/>
+    <w:bookmarkStart w:id="108" w:name="ref-wb_gender_2024"/>
+    <w:p>
+      <w:pPr>
+        <w:pStyle w:val="Bibliography"/>
+      </w:pPr>
+      <w:r>
+        <w:t xml:space="preserve">———. 2024.</w:t>
+      </w:r>
+      <w:r>
+        <w:t xml:space="preserve"> </w:t>
+      </w:r>
+      <w:r>
+        <w:t xml:space="preserve">“Country Gender Assessment:</w:t>
+      </w:r>
+      <w:r>
+        <w:t xml:space="preserve"> </w:t>
+      </w:r>
+      <w:r>
+        <w:t xml:space="preserve">U</w:t>
+      </w:r>
+      <w:r>
+        <w:t xml:space="preserve">zbekistan.”</w:t>
+      </w:r>
+      <w:r>
+        <w:t xml:space="preserve"> </w:t>
+      </w:r>
+      <w:r>
         <w:t xml:space="preserve">World Bank.</w:t>
       </w:r>
-    </w:p>
-    <w:bookmarkEnd w:id="93"/>
-    <w:bookmarkStart w:id="94" w:name="ref-wb_gender_2024"/>
-    <w:p>
-      <w:pPr>
-        <w:pStyle w:val="Bibliography"/>
-      </w:pPr>
-      <w:r>
-        <w:t xml:space="preserve">———. 2024.</w:t>
-      </w:r>
-      <w:r>
-        <w:t xml:space="preserve"> </w:t>
-      </w:r>
-      <w:r>
-        <w:t xml:space="preserve">“Country Gender Assessment: Uzbekistan.”</w:t>
-      </w:r>
-      <w:r>
-        <w:t xml:space="preserve"> </w:t>
-      </w:r>
-      <w:r>
-        <w:t xml:space="preserve">World Bank.</w:t>
-      </w:r>
-    </w:p>
-    <w:bookmarkEnd w:id="94"/>
-    <w:bookmarkEnd w:id="95"/>
-    <w:bookmarkEnd w:id="96"/>
+      <w:r>
+        <w:t xml:space="preserve"> </w:t>
+      </w:r>
+      <w:hyperlink r:id="rId107">
+        <w:r>
+          <w:rPr>
+            <w:rStyle w:val="Hyperlink"/>
+          </w:rPr>
+          <w:t xml:space="preserve">https://thedocs.worldbank.org/en/doc/752717e92c8ad1476bc6cb007bae8f1a-0080012024/original/uz-country-gender-assessment-2024-uz-pdf.pdf</w:t>
+        </w:r>
+      </w:hyperlink>
+      <w:r>
+        <w:t xml:space="preserve">.</w:t>
+      </w:r>
+    </w:p>
+    <w:bookmarkEnd w:id="108"/>
+    <w:bookmarkEnd w:id="109"/>
+    <w:bookmarkEnd w:id="110"/>
     <w:sectPr>
       <w:footnotePr>
         <w:numRestart w:val="eachSect"/>
@@ -5632,91 +5999,6 @@
       </w:pPr>
     </w:lvl>
   </w:abstractNum>
-  <w:abstractNum w:abstractNumId="99411">
-    <w:nsid w:val="00A99411"/>
-    <w:multiLevelType w:val="multilevel"/>
-    <w:lvl w:ilvl="0">
-      <w:start w:val="1"/>
-      <w:numFmt w:val="decimal"/>
-      <w:lvlText w:val="%1."/>
-      <w:lvlJc w:val="left"/>
-      <w:pPr>
-        <w:ind w:left="720" w:hanging="360"/>
-      </w:pPr>
-    </w:lvl>
-    <w:lvl w:ilvl="1">
-      <w:start w:val="1"/>
-      <w:numFmt w:val="decimal"/>
-      <w:lvlText w:val="%2."/>
-      <w:lvlJc w:val="left"/>
-      <w:pPr>
-        <w:ind w:left="1440" w:hanging="360"/>
-      </w:pPr>
-    </w:lvl>
-    <w:lvl w:ilvl="2">
-      <w:start w:val="1"/>
-      <w:numFmt w:val="decimal"/>
-      <w:lvlText w:val="%3."/>
-      <w:lvlJc w:val="left"/>
-      <w:pPr>
-        <w:ind w:left="2160" w:hanging="360"/>
-      </w:pPr>
-    </w:lvl>
-    <w:lvl w:ilvl="3">
-      <w:start w:val="1"/>
-      <w:numFmt w:val="decimal"/>
-      <w:lvlText w:val="%4."/>
-      <w:lvlJc w:val="left"/>
-      <w:pPr>
-        <w:ind w:left="2880" w:hanging="360"/>
-      </w:pPr>
-    </w:lvl>
-    <w:lvl w:ilvl="4">
-      <w:start w:val="1"/>
-      <w:numFmt w:val="decimal"/>
-      <w:lvlText w:val="%5."/>
-      <w:lvlJc w:val="left"/>
-      <w:pPr>
-        <w:ind w:left="3600" w:hanging="360"/>
-      </w:pPr>
-    </w:lvl>
-    <w:lvl w:ilvl="5">
-      <w:start w:val="1"/>
-      <w:numFmt w:val="decimal"/>
-      <w:lvlText w:val="%6."/>
-      <w:lvlJc w:val="left"/>
-      <w:pPr>
-        <w:ind w:left="4320" w:hanging="360"/>
-      </w:pPr>
-    </w:lvl>
-    <w:lvl w:ilvl="6">
-      <w:start w:val="1"/>
-      <w:numFmt w:val="decimal"/>
-      <w:lvlText w:val="%7."/>
-      <w:lvlJc w:val="left"/>
-      <w:pPr>
-        <w:ind w:left="5040" w:hanging="360"/>
-      </w:pPr>
-    </w:lvl>
-    <w:lvl w:ilvl="7">
-      <w:start w:val="1"/>
-      <w:numFmt w:val="decimal"/>
-      <w:lvlText w:val="%8."/>
-      <w:lvlJc w:val="left"/>
-      <w:pPr>
-        <w:ind w:left="5760" w:hanging="360"/>
-      </w:pPr>
-    </w:lvl>
-    <w:lvl w:ilvl="8">
-      <w:start w:val="1"/>
-      <w:numFmt w:val="decimal"/>
-      <w:lvlText w:val="%9."/>
-      <w:lvlJc w:val="left"/>
-      <w:pPr>
-        <w:ind w:left="6480" w:hanging="360"/>
-      </w:pPr>
-    </w:lvl>
-  </w:abstractNum>
   <w:abstractNum w:abstractNumId="991">
     <w:nsid w:val="0000A991"/>
     <w:multiLevelType w:val="multilevel"/>
@@ -5824,97 +6106,7 @@
     <w:abstractNumId w:val="990"/>
   </w:num>
   <w:num w:numId="1001">
-    <w:abstractNumId w:val="99411"/>
-    <w:lvlOverride w:ilvl="0">
-      <w:startOverride w:val="1"/>
-    </w:lvlOverride>
-    <w:lvlOverride w:ilvl="1">
-      <w:startOverride w:val="1"/>
-    </w:lvlOverride>
-    <w:lvlOverride w:ilvl="2">
-      <w:startOverride w:val="1"/>
-    </w:lvlOverride>
-    <w:lvlOverride w:ilvl="3">
-      <w:startOverride w:val="1"/>
-    </w:lvlOverride>
-    <w:lvlOverride w:ilvl="4">
-      <w:startOverride w:val="1"/>
-    </w:lvlOverride>
-    <w:lvlOverride w:ilvl="5">
-      <w:startOverride w:val="1"/>
-    </w:lvlOverride>
-    <w:lvlOverride w:ilvl="6">
-      <w:startOverride w:val="1"/>
-    </w:lvlOverride>
-    <w:lvlOverride w:ilvl="7">
-      <w:startOverride w:val="1"/>
-    </w:lvlOverride>
-    <w:lvlOverride w:ilvl="8">
-      <w:startOverride w:val="1"/>
-    </w:lvlOverride>
-  </w:num>
-  <w:num w:numId="1002">
     <w:abstractNumId w:val="991"/>
-  </w:num>
-  <w:num w:numId="1003">
-    <w:abstractNumId w:val="99411"/>
-    <w:lvlOverride w:ilvl="0">
-      <w:startOverride w:val="1"/>
-    </w:lvlOverride>
-    <w:lvlOverride w:ilvl="1">
-      <w:startOverride w:val="1"/>
-    </w:lvlOverride>
-    <w:lvlOverride w:ilvl="2">
-      <w:startOverride w:val="1"/>
-    </w:lvlOverride>
-    <w:lvlOverride w:ilvl="3">
-      <w:startOverride w:val="1"/>
-    </w:lvlOverride>
-    <w:lvlOverride w:ilvl="4">
-      <w:startOverride w:val="1"/>
-    </w:lvlOverride>
-    <w:lvlOverride w:ilvl="5">
-      <w:startOverride w:val="1"/>
-    </w:lvlOverride>
-    <w:lvlOverride w:ilvl="6">
-      <w:startOverride w:val="1"/>
-    </w:lvlOverride>
-    <w:lvlOverride w:ilvl="7">
-      <w:startOverride w:val="1"/>
-    </w:lvlOverride>
-    <w:lvlOverride w:ilvl="8">
-      <w:startOverride w:val="1"/>
-    </w:lvlOverride>
-  </w:num>
-  <w:num w:numId="1004">
-    <w:abstractNumId w:val="99411"/>
-    <w:lvlOverride w:ilvl="0">
-      <w:startOverride w:val="1"/>
-    </w:lvlOverride>
-    <w:lvlOverride w:ilvl="1">
-      <w:startOverride w:val="1"/>
-    </w:lvlOverride>
-    <w:lvlOverride w:ilvl="2">
-      <w:startOverride w:val="1"/>
-    </w:lvlOverride>
-    <w:lvlOverride w:ilvl="3">
-      <w:startOverride w:val="1"/>
-    </w:lvlOverride>
-    <w:lvlOverride w:ilvl="4">
-      <w:startOverride w:val="1"/>
-    </w:lvlOverride>
-    <w:lvlOverride w:ilvl="5">
-      <w:startOverride w:val="1"/>
-    </w:lvlOverride>
-    <w:lvlOverride w:ilvl="6">
-      <w:startOverride w:val="1"/>
-    </w:lvlOverride>
-    <w:lvlOverride w:ilvl="7">
-      <w:startOverride w:val="1"/>
-    </w:lvlOverride>
-    <w:lvlOverride w:ilvl="8">
-      <w:startOverride w:val="1"/>
-    </w:lvlOverride>
   </w:num>
 </w:numbering>
 </file>

--- a/outputs/publication/reports/00_main.docx
+++ b/outputs/publication/reports/00_main.docx
@@ -92,7 +92,7 @@
         <w:pStyle w:val="Heading2"/>
       </w:pPr>
       <w:r>
-        <w:t xml:space="preserve">1. Introduction</w:t>
+        <w:t xml:space="preserve">Introduction</w:t>
       </w:r>
     </w:p>
     <w:p>
@@ -134,7 +134,7 @@
         <w:pStyle w:val="Heading2"/>
       </w:pPr>
       <w:r>
-        <w:t xml:space="preserve">2. Related Literature</w:t>
+        <w:t xml:space="preserve">Related Literature</w:t>
       </w:r>
     </w:p>
     <w:bookmarkStart w:id="22" w:name="why-educational-mobility-matters"/>
@@ -990,7 +990,7 @@
         <w:pStyle w:val="Heading2"/>
       </w:pPr>
       <w:r>
-        <w:t xml:space="preserve">3. Data and Measurement</w:t>
+        <w:t xml:space="preserve">Data and Measurement</w:t>
       </w:r>
     </w:p>
     <w:bookmarkStart w:id="30" w:name="core-data"/>
@@ -999,7 +999,7 @@
         <w:pStyle w:val="Heading3"/>
       </w:pPr>
       <w:r>
-        <w:t xml:space="preserve">3.1 Core data</w:t>
+        <w:t xml:space="preserve">Core Data</w:t>
       </w:r>
     </w:p>
     <w:p>
@@ -1033,7 +1033,7 @@
         <w:pStyle w:val="Heading3"/>
       </w:pPr>
       <w:r>
-        <w:t xml:space="preserve">3.2 Education measures</w:t>
+        <w:t xml:space="preserve">Education Measures</w:t>
       </w:r>
     </w:p>
     <w:p>
@@ -1059,7 +1059,7 @@
         <w:pStyle w:val="Heading3"/>
       </w:pPr>
       <w:r>
-        <w:t xml:space="preserve">3.3 Mobility outcomes</w:t>
+        <w:t xml:space="preserve">Mobility Outcomes</w:t>
       </w:r>
     </w:p>
     <w:p>
@@ -1133,7 +1133,7 @@
         <w:pStyle w:val="Heading3"/>
       </w:pPr>
       <w:r>
-        <w:t xml:space="preserve">3.4 Covariates</w:t>
+        <w:t xml:space="preserve">Covariates</w:t>
       </w:r>
     </w:p>
     <w:p>
@@ -1151,7 +1151,7 @@
         <w:pStyle w:val="Heading3"/>
       </w:pPr>
       <w:r>
-        <w:t xml:space="preserve">3.5 Pandemic mechanism variables</w:t>
+        <w:t xml:space="preserve">Pandemic Mechanism Variables</w:t>
       </w:r>
     </w:p>
     <w:p>
@@ -1178,7 +1178,7 @@
         <w:pStyle w:val="Heading2"/>
       </w:pPr>
       <w:r>
-        <w:t xml:space="preserve">4. Empirical Strategy</w:t>
+        <w:t xml:space="preserve">Empirical Strategy</w:t>
       </w:r>
     </w:p>
     <w:p>
@@ -1186,16 +1186,427 @@
         <w:pStyle w:val="FirstParagraph"/>
       </w:pPr>
       <w:r>
-        <w:t xml:space="preserve">The empirical strategy has three modules built around a common notation. Let (Y_{iw}) denote respondent (i)’s educational outcome in wave (w). Depending on the specification, (Y) is either the respondent’s within-wave education rank, the harmonized education score, an indicator for upward mobility or same-category persistence, or a child-module disruption outcome. (P_{iw}) denotes parental education in the corresponding metric: parental rank in the rank models, the harmonized parental education score in the attainment and persistence models, and parental-education-category indicators in the upward-mobility model. (X_i) collects migration exposure and multigenerational household structure, (U_i) indicates urban residence, (F_i) indicates a female respondent, and (</w:t>
-      </w:r>
-      <w:r>
-        <w:t xml:space="preserve">_r), (</w:t>
-      </w:r>
-      <w:r>
-        <w:t xml:space="preserve">_c), and (</w:t>
-      </w:r>
-      <w:r>
-        <w:t xml:space="preserve">_w) denote region, cohort, and wave effects. In Module C, (L_i) indicates low parental education and (M_i) indicates a male child.</w:t>
+        <w:t xml:space="preserve">The empirical strategy has three modules and uses one compact notation throughout. Let</w:t>
+      </w:r>
+      <w:r>
+        <w:t xml:space="preserve"> </w:t>
+      </w:r>
+      <m:oMath>
+        <m:sSub>
+          <m:e>
+            <m:r>
+              <m:t>Y</m:t>
+            </m:r>
+          </m:e>
+          <m:sub>
+            <m:r>
+              <m:t>i</m:t>
+            </m:r>
+            <m:r>
+              <m:t>w</m:t>
+            </m:r>
+          </m:sub>
+        </m:sSub>
+      </m:oMath>
+      <w:r>
+        <w:t xml:space="preserve"> </w:t>
+      </w:r>
+      <w:r>
+        <w:t xml:space="preserve">denote respondent</w:t>
+      </w:r>
+      <w:r>
+        <w:t xml:space="preserve"> </w:t>
+      </w:r>
+      <m:oMath>
+        <m:r>
+          <m:t>i</m:t>
+        </m:r>
+      </m:oMath>
+      <w:r>
+        <w:t xml:space="preserve">’s educational outcome in wave</w:t>
+      </w:r>
+      <w:r>
+        <w:t xml:space="preserve"> </w:t>
+      </w:r>
+      <m:oMath>
+        <m:r>
+          <m:t>w</m:t>
+        </m:r>
+      </m:oMath>
+      <w:r>
+        <w:t xml:space="preserve">, and let</w:t>
+      </w:r>
+      <w:r>
+        <w:t xml:space="preserve"> </w:t>
+      </w:r>
+      <m:oMath>
+        <m:sSub>
+          <m:e>
+            <m:r>
+              <m:t>P</m:t>
+            </m:r>
+          </m:e>
+          <m:sub>
+            <m:r>
+              <m:t>i</m:t>
+            </m:r>
+            <m:r>
+              <m:t>w</m:t>
+            </m:r>
+          </m:sub>
+        </m:sSub>
+      </m:oMath>
+      <w:r>
+        <w:t xml:space="preserve"> </w:t>
+      </w:r>
+      <w:r>
+        <w:t xml:space="preserve">denote parental education measured on the corresponding scale. In Module A,</w:t>
+      </w:r>
+      <w:r>
+        <w:t xml:space="preserve"> </w:t>
+      </w:r>
+      <m:oMath>
+        <m:sSub>
+          <m:e>
+            <m:r>
+              <m:t>Y</m:t>
+            </m:r>
+          </m:e>
+          <m:sub>
+            <m:r>
+              <m:t>i</m:t>
+            </m:r>
+            <m:r>
+              <m:t>w</m:t>
+            </m:r>
+          </m:sub>
+        </m:sSub>
+      </m:oMath>
+      <w:r>
+        <w:t xml:space="preserve"> </w:t>
+      </w:r>
+      <w:r>
+        <w:t xml:space="preserve">and</w:t>
+      </w:r>
+      <w:r>
+        <w:t xml:space="preserve"> </w:t>
+      </w:r>
+      <m:oMath>
+        <m:sSub>
+          <m:e>
+            <m:r>
+              <m:t>P</m:t>
+            </m:r>
+          </m:e>
+          <m:sub>
+            <m:r>
+              <m:t>i</m:t>
+            </m:r>
+            <m:r>
+              <m:t>w</m:t>
+            </m:r>
+          </m:sub>
+        </m:sSub>
+      </m:oMath>
+      <w:r>
+        <w:t xml:space="preserve"> </w:t>
+      </w:r>
+      <w:r>
+        <w:t xml:space="preserve">are within-wave education ranks. In Module B,</w:t>
+      </w:r>
+      <w:r>
+        <w:t xml:space="preserve"> </w:t>
+      </w:r>
+      <m:oMath>
+        <m:sSub>
+          <m:e>
+            <m:r>
+              <m:t>Y</m:t>
+            </m:r>
+          </m:e>
+          <m:sub>
+            <m:r>
+              <m:t>i</m:t>
+            </m:r>
+          </m:sub>
+        </m:sSub>
+      </m:oMath>
+      <w:r>
+        <w:t xml:space="preserve"> </w:t>
+      </w:r>
+      <w:r>
+        <w:t xml:space="preserve">alternates across respondent rank, the harmonized education score, an indicator for upward mobility, and an indicator for same-category persistence;</w:t>
+      </w:r>
+      <w:r>
+        <w:t xml:space="preserve"> </w:t>
+      </w:r>
+      <m:oMath>
+        <m:sSub>
+          <m:e>
+            <m:r>
+              <m:t>P</m:t>
+            </m:r>
+          </m:e>
+          <m:sub>
+            <m:r>
+              <m:t>i</m:t>
+            </m:r>
+          </m:sub>
+        </m:sSub>
+      </m:oMath>
+      <w:r>
+        <w:t xml:space="preserve"> </w:t>
+      </w:r>
+      <w:r>
+        <w:t xml:space="preserve">likewise denotes parental rank, the parental education score, or a set of parental education-category indicators.</w:t>
+      </w:r>
+      <w:r>
+        <w:t xml:space="preserve"> </w:t>
+      </w:r>
+      <m:oMath>
+        <m:sSub>
+          <m:e>
+            <m:r>
+              <m:t>U</m:t>
+            </m:r>
+          </m:e>
+          <m:sub>
+            <m:r>
+              <m:t>i</m:t>
+            </m:r>
+          </m:sub>
+        </m:sSub>
+      </m:oMath>
+      <w:r>
+        <w:t xml:space="preserve"> </w:t>
+      </w:r>
+      <w:r>
+        <w:t xml:space="preserve">and</w:t>
+      </w:r>
+      <w:r>
+        <w:t xml:space="preserve"> </w:t>
+      </w:r>
+      <m:oMath>
+        <m:sSub>
+          <m:e>
+            <m:r>
+              <m:t>F</m:t>
+            </m:r>
+          </m:e>
+          <m:sub>
+            <m:r>
+              <m:t>i</m:t>
+            </m:r>
+          </m:sub>
+        </m:sSub>
+      </m:oMath>
+      <w:r>
+        <w:t xml:space="preserve"> </w:t>
+      </w:r>
+      <w:r>
+        <w:t xml:space="preserve">indicate urban residence and female,</w:t>
+      </w:r>
+      <w:r>
+        <w:t xml:space="preserve"> </w:t>
+      </w:r>
+      <m:oMath>
+        <m:sSub>
+          <m:e>
+            <m:r>
+              <m:t>X</m:t>
+            </m:r>
+          </m:e>
+          <m:sub>
+            <m:r>
+              <m:t>i</m:t>
+            </m:r>
+          </m:sub>
+        </m:sSub>
+      </m:oMath>
+      <w:r>
+        <w:t xml:space="preserve"> </w:t>
+      </w:r>
+      <w:r>
+        <w:t xml:space="preserve">collects migration exposure and multigenerational household structure,</w:t>
+      </w:r>
+      <w:r>
+        <w:t xml:space="preserve"> </w:t>
+      </w:r>
+      <m:oMath>
+        <m:sSub>
+          <m:e>
+            <m:r>
+              <m:t>D</m:t>
+            </m:r>
+          </m:e>
+          <m:sub>
+            <m:r>
+              <m:t>t</m:t>
+            </m:r>
+            <m:r>
+              <m:t>i</m:t>
+            </m:r>
+          </m:sub>
+        </m:sSub>
+      </m:oMath>
+      <w:r>
+        <w:t xml:space="preserve"> </w:t>
+      </w:r>
+      <w:r>
+        <w:t xml:space="preserve">is a wave indicator for</w:t>
+      </w:r>
+      <w:r>
+        <w:t xml:space="preserve"> </w:t>
+      </w:r>
+      <m:oMath>
+        <m:r>
+          <m:t>t</m:t>
+        </m:r>
+        <m:r>
+          <m:rPr>
+            <m:sty m:val="p"/>
+          </m:rPr>
+          <m:t>∈</m:t>
+        </m:r>
+        <m:r>
+          <m:rPr>
+            <m:sty m:val="p"/>
+          </m:rPr>
+          <m:t>{</m:t>
+        </m:r>
+        <m:r>
+          <m:t>2016</m:t>
+        </m:r>
+        <m:r>
+          <m:rPr>
+            <m:sty m:val="p"/>
+          </m:rPr>
+          <m:t>,</m:t>
+        </m:r>
+        <m:r>
+          <m:t>2022</m:t>
+        </m:r>
+        <m:r>
+          <m:rPr>
+            <m:sty m:val="p"/>
+          </m:rPr>
+          <m:t>}</m:t>
+        </m:r>
+      </m:oMath>
+      <w:r>
+        <w:t xml:space="preserve"> </w:t>
+      </w:r>
+      <w:r>
+        <w:t xml:space="preserve">with 2010 as the omitted category, and</w:t>
+      </w:r>
+      <w:r>
+        <w:t xml:space="preserve"> </w:t>
+      </w:r>
+      <m:oMath>
+        <m:sSub>
+          <m:e>
+            <m:r>
+              <m:t>μ</m:t>
+            </m:r>
+          </m:e>
+          <m:sub>
+            <m:r>
+              <m:t>r</m:t>
+            </m:r>
+          </m:sub>
+        </m:sSub>
+      </m:oMath>
+      <w:r>
+        <w:t xml:space="preserve">,</w:t>
+      </w:r>
+      <w:r>
+        <w:t xml:space="preserve"> </w:t>
+      </w:r>
+      <m:oMath>
+        <m:sSub>
+          <m:e>
+            <m:r>
+              <m:t>λ</m:t>
+            </m:r>
+          </m:e>
+          <m:sub>
+            <m:r>
+              <m:t>c</m:t>
+            </m:r>
+          </m:sub>
+        </m:sSub>
+      </m:oMath>
+      <w:r>
+        <w:t xml:space="preserve">, and</w:t>
+      </w:r>
+      <w:r>
+        <w:t xml:space="preserve"> </w:t>
+      </w:r>
+      <m:oMath>
+        <m:sSub>
+          <m:e>
+            <m:r>
+              <m:t>τ</m:t>
+            </m:r>
+          </m:e>
+          <m:sub>
+            <m:r>
+              <m:t>w</m:t>
+            </m:r>
+          </m:sub>
+        </m:sSub>
+      </m:oMath>
+      <w:r>
+        <w:t xml:space="preserve"> </w:t>
+      </w:r>
+      <w:r>
+        <w:t xml:space="preserve">denote region, cohort, and wave effects. In Module C,</w:t>
+      </w:r>
+      <w:r>
+        <w:t xml:space="preserve"> </w:t>
+      </w:r>
+      <m:oMath>
+        <m:sSub>
+          <m:e>
+            <m:r>
+              <m:t>L</m:t>
+            </m:r>
+          </m:e>
+          <m:sub>
+            <m:r>
+              <m:t>i</m:t>
+            </m:r>
+          </m:sub>
+        </m:sSub>
+      </m:oMath>
+      <w:r>
+        <w:t xml:space="preserve"> </w:t>
+      </w:r>
+      <w:r>
+        <w:t xml:space="preserve">indicates low parental education and</w:t>
+      </w:r>
+      <w:r>
+        <w:t xml:space="preserve"> </w:t>
+      </w:r>
+      <m:oMath>
+        <m:sSub>
+          <m:e>
+            <m:r>
+              <m:t>M</m:t>
+            </m:r>
+          </m:e>
+          <m:sub>
+            <m:r>
+              <m:t>i</m:t>
+            </m:r>
+          </m:sub>
+        </m:sSub>
+      </m:oMath>
+      <w:r>
+        <w:t xml:space="preserve"> </w:t>
+      </w:r>
+      <w:r>
+        <w:t xml:space="preserve">a male child.</w:t>
       </w:r>
     </w:p>
     <w:bookmarkStart w:id="36" w:name="module-a-mobility-levels-and-trends"/>
@@ -1204,7 +1615,7 @@
         <w:pStyle w:val="Heading3"/>
       </w:pPr>
       <w:r>
-        <w:t xml:space="preserve">4.1 Module A: mobility levels and trends</w:t>
+        <w:t xml:space="preserve">Module A: Mobility Levels and Trends</w:t>
       </w:r>
     </w:p>
     <w:p>
@@ -1212,81 +1623,200 @@
         <w:pStyle w:val="FirstParagraph"/>
       </w:pPr>
       <w:r>
-        <w:t xml:space="preserve">The first module estimates national mobility levels by wave. The core descriptive specification is:</w:t>
+        <w:t xml:space="preserve">The first module estimates national mobility levels by wave. Its core descriptive specification is:</w:t>
       </w:r>
     </w:p>
     <w:p>
       <w:pPr>
         <w:pStyle w:val="BodyText"/>
       </w:pPr>
-      <w:r>
-        <w:t xml:space="preserve">[</w:t>
-      </w:r>
-      <w:r>
-        <w:t xml:space="preserve"> </w:t>
-      </w:r>
-      <w:r>
-        <w:t xml:space="preserve">Y_{iw} =</w:t>
-      </w:r>
-      <w:r>
-        <w:t xml:space="preserve"> </w:t>
-      </w:r>
-      <w:r>
-        <w:rPr>
-          <w:i/>
-          <w:iCs/>
-        </w:rPr>
-        <w:t xml:space="preserve">w +</w:t>
-      </w:r>
-      <w:r>
-        <w:rPr>
-          <w:i/>
-          <w:iCs/>
-        </w:rPr>
-        <w:t xml:space="preserve"> </w:t>
-      </w:r>
-      <w:r>
-        <w:rPr>
-          <w:i/>
-          <w:i/>
-          <w:iCs/>
-          <w:iCs/>
-        </w:rPr>
-        <w:t xml:space="preserve">w P</w:t>
-      </w:r>
-      <w:r>
-        <w:rPr>
-          <w:i/>
-          <w:iCs/>
-        </w:rPr>
-        <w:t xml:space="preserve">{iw} +</w:t>
-      </w:r>
-      <w:r>
-        <w:rPr>
-          <w:i/>
-          <w:iCs/>
-        </w:rPr>
-        <w:t xml:space="preserve"> </w:t>
-      </w:r>
-      <w:r>
-        <w:t xml:space="preserve">{iw}</w:t>
-      </w:r>
-      <w:r>
-        <w:t xml:space="preserve"> </w:t>
-      </w:r>
-      <w:r>
-        <w:t xml:space="preserve">]</w:t>
-      </w:r>
-    </w:p>
-    <w:p>
-      <w:pPr>
-        <w:pStyle w:val="BodyText"/>
-      </w:pPr>
-      <w:r>
-        <w:t xml:space="preserve">where (Y_{iw}) and (P_{iw}) are respondent and parental education ranks within wave (w). The slope (</w:t>
-      </w:r>
-      <w:r>
-        <w:t xml:space="preserve">_w) is the main persistence statistic: larger values imply a tighter parent-child rank linkage and therefore lower relative mobility. The same module also reports weighted rates of upward mobility, downward mobility, and same-category persistence using the harmonized education categories.</w:t>
+      <m:oMathPara>
+        <m:oMathParaPr>
+          <m:jc m:val="center"/>
+        </m:oMathParaPr>
+        <m:oMath>
+          <m:sSub>
+            <m:e>
+              <m:r>
+                <m:t>Y</m:t>
+              </m:r>
+            </m:e>
+            <m:sub>
+              <m:r>
+                <m:t>i</m:t>
+              </m:r>
+              <m:r>
+                <m:t>w</m:t>
+              </m:r>
+            </m:sub>
+          </m:sSub>
+          <m:r>
+            <m:rPr>
+              <m:sty m:val="p"/>
+            </m:rPr>
+            <m:t>=</m:t>
+          </m:r>
+          <m:sSub>
+            <m:e>
+              <m:r>
+                <m:t>α</m:t>
+              </m:r>
+            </m:e>
+            <m:sub>
+              <m:r>
+                <m:t>w</m:t>
+              </m:r>
+            </m:sub>
+          </m:sSub>
+          <m:r>
+            <m:rPr>
+              <m:sty m:val="p"/>
+            </m:rPr>
+            <m:t>+</m:t>
+          </m:r>
+          <m:sSub>
+            <m:e>
+              <m:r>
+                <m:t>β</m:t>
+              </m:r>
+            </m:e>
+            <m:sub>
+              <m:r>
+                <m:t>w</m:t>
+              </m:r>
+            </m:sub>
+          </m:sSub>
+          <m:sSub>
+            <m:e>
+              <m:r>
+                <m:t>P</m:t>
+              </m:r>
+            </m:e>
+            <m:sub>
+              <m:r>
+                <m:t>i</m:t>
+              </m:r>
+              <m:r>
+                <m:t>w</m:t>
+              </m:r>
+            </m:sub>
+          </m:sSub>
+          <m:r>
+            <m:rPr>
+              <m:sty m:val="p"/>
+            </m:rPr>
+            <m:t>+</m:t>
+          </m:r>
+          <m:sSub>
+            <m:e>
+              <m:r>
+                <m:t>ε</m:t>
+              </m:r>
+            </m:e>
+            <m:sub>
+              <m:r>
+                <m:t>i</m:t>
+              </m:r>
+              <m:r>
+                <m:t>w</m:t>
+              </m:r>
+            </m:sub>
+          </m:sSub>
+        </m:oMath>
+      </m:oMathPara>
+    </w:p>
+    <w:p>
+      <w:pPr>
+        <w:pStyle w:val="FirstParagraph"/>
+      </w:pPr>
+      <w:r>
+        <w:t xml:space="preserve">where</w:t>
+      </w:r>
+      <w:r>
+        <w:t xml:space="preserve"> </w:t>
+      </w:r>
+      <m:oMath>
+        <m:sSub>
+          <m:e>
+            <m:r>
+              <m:t>Y</m:t>
+            </m:r>
+          </m:e>
+          <m:sub>
+            <m:r>
+              <m:t>i</m:t>
+            </m:r>
+            <m:r>
+              <m:t>w</m:t>
+            </m:r>
+          </m:sub>
+        </m:sSub>
+      </m:oMath>
+      <w:r>
+        <w:t xml:space="preserve"> </w:t>
+      </w:r>
+      <w:r>
+        <w:t xml:space="preserve">and</w:t>
+      </w:r>
+      <w:r>
+        <w:t xml:space="preserve"> </w:t>
+      </w:r>
+      <m:oMath>
+        <m:sSub>
+          <m:e>
+            <m:r>
+              <m:t>P</m:t>
+            </m:r>
+          </m:e>
+          <m:sub>
+            <m:r>
+              <m:t>i</m:t>
+            </m:r>
+            <m:r>
+              <m:t>w</m:t>
+            </m:r>
+          </m:sub>
+        </m:sSub>
+      </m:oMath>
+      <w:r>
+        <w:t xml:space="preserve"> </w:t>
+      </w:r>
+      <w:r>
+        <w:t xml:space="preserve">are respondent and parental education ranks within wave</w:t>
+      </w:r>
+      <w:r>
+        <w:t xml:space="preserve"> </w:t>
+      </w:r>
+      <m:oMath>
+        <m:r>
+          <m:t>w</m:t>
+        </m:r>
+      </m:oMath>
+      <w:r>
+        <w:t xml:space="preserve">. The coefficient</w:t>
+      </w:r>
+      <w:r>
+        <w:t xml:space="preserve"> </w:t>
+      </w:r>
+      <m:oMath>
+        <m:sSub>
+          <m:e>
+            <m:r>
+              <m:t>β</m:t>
+            </m:r>
+          </m:e>
+          <m:sub>
+            <m:r>
+              <m:t>w</m:t>
+            </m:r>
+          </m:sub>
+        </m:sSub>
+      </m:oMath>
+      <w:r>
+        <w:t xml:space="preserve"> </w:t>
+      </w:r>
+      <w:r>
+        <w:t xml:space="preserve">is the within-wave persistence slope: larger values imply that respondent rank tracks parental rank more closely and therefore signal lower relative mobility. The same module also reports weighted rates of upward mobility, downward mobility, and same-category persistence on the harmonized categorical scale.</w:t>
       </w:r>
     </w:p>
     <w:bookmarkEnd w:id="36"/>
@@ -1296,7 +1826,7 @@
         <w:pStyle w:val="Heading3"/>
       </w:pPr>
       <w:r>
-        <w:t xml:space="preserve">4.2 Module B: correlates of mobility</w:t>
+        <w:t xml:space="preserve">Module B: Correlates of Mobility</w:t>
       </w:r>
     </w:p>
     <w:p>
@@ -1304,211 +1834,605 @@
         <w:pStyle w:val="FirstParagraph"/>
       </w:pPr>
       <w:r>
-        <w:t xml:space="preserve">The second module estimates pooled correlates models with region, cohort, and wave fixed effects. Its baseline pooled specification is:</w:t>
+        <w:t xml:space="preserve">The second module estimates pooled correlates models with region, cohort, and wave fixed effects. Its pooled benchmark is:</w:t>
       </w:r>
     </w:p>
     <w:p>
       <w:pPr>
         <w:pStyle w:val="BodyText"/>
       </w:pPr>
-      <w:r>
-        <w:t xml:space="preserve">[</w:t>
-      </w:r>
-      <w:r>
-        <w:t xml:space="preserve"> </w:t>
-      </w:r>
-      <w:r>
-        <w:t xml:space="preserve">Y_i</w:t>
-      </w:r>
-      <w:r>
-        <w:t xml:space="preserve"> </w:t>
-      </w:r>
-      <w:r>
-        <w:t xml:space="preserve">=</w:t>
-      </w:r>
-      <w:r>
-        <w:t xml:space="preserve"> </w:t>
-      </w:r>
-      <w:r>
-        <w:t xml:space="preserve">+</w:t>
-      </w:r>
-      <w:r>
-        <w:t xml:space="preserve"> </w:t>
-      </w:r>
-      <w:r>
-        <w:t xml:space="preserve">P_i</w:t>
-      </w:r>
-      <w:r>
-        <w:t xml:space="preserve"> </w:t>
-      </w:r>
-      <w:r>
-        <w:t xml:space="preserve">+</w:t>
-      </w:r>
-      <w:r>
-        <w:t xml:space="preserve"> </w:t>
-      </w:r>
-      <w:r>
-        <w:rPr>
-          <w:i/>
-          <w:iCs/>
-        </w:rPr>
-        <w:t xml:space="preserve">{2016}</w:t>
-      </w:r>
-      <w:r>
-        <w:rPr>
-          <w:i/>
-          <w:iCs/>
-        </w:rPr>
-        <w:t xml:space="preserve"> </w:t>
-      </w:r>
-      <w:r>
-        <w:rPr>
-          <w:i/>
-          <w:iCs/>
-        </w:rPr>
-        <w:t xml:space="preserve">(P_i</w:t>
-      </w:r>
-      <w:r>
-        <w:rPr>
-          <w:i/>
-          <w:iCs/>
-        </w:rPr>
-        <w:t xml:space="preserve"> </w:t>
-      </w:r>
-      <w:r>
-        <w:rPr>
-          <w:i/>
-          <w:iCs/>
-        </w:rPr>
-        <w:t xml:space="preserve">D</w:t>
-      </w:r>
-      <w:r>
-        <w:t xml:space="preserve">{2016,i}</w:t>
-      </w:r>
-      <w:r>
-        <w:t xml:space="preserve">)</w:t>
-      </w:r>
-      <w:r>
-        <w:t xml:space="preserve"> </w:t>
-      </w:r>
-      <w:r>
-        <w:t xml:space="preserve">+</w:t>
-      </w:r>
-      <w:r>
-        <w:t xml:space="preserve"> </w:t>
-      </w:r>
-      <w:r>
-        <w:rPr>
-          <w:i/>
-          <w:iCs/>
-        </w:rPr>
-        <w:t xml:space="preserve">{2022}</w:t>
-      </w:r>
-      <w:r>
-        <w:rPr>
-          <w:i/>
-          <w:iCs/>
-        </w:rPr>
-        <w:t xml:space="preserve"> </w:t>
-      </w:r>
-      <w:r>
-        <w:rPr>
-          <w:i/>
-          <w:iCs/>
-        </w:rPr>
-        <w:t xml:space="preserve">(P_i</w:t>
-      </w:r>
-      <w:r>
-        <w:rPr>
-          <w:i/>
-          <w:iCs/>
-        </w:rPr>
-        <w:t xml:space="preserve"> </w:t>
-      </w:r>
-      <w:r>
-        <w:rPr>
-          <w:i/>
-          <w:iCs/>
-        </w:rPr>
-        <w:t xml:space="preserve">D</w:t>
-      </w:r>
-      <w:r>
-        <w:t xml:space="preserve">{2022,i}</w:t>
-      </w:r>
-      <w:r>
-        <w:t xml:space="preserve">)</w:t>
-      </w:r>
-      <w:r>
-        <w:t xml:space="preserve"> </w:t>
-      </w:r>
-      <w:r>
-        <w:t xml:space="preserve">+</w:t>
-      </w:r>
-      <w:r>
-        <w:t xml:space="preserve"> </w:t>
-      </w:r>
-      <w:r>
-        <w:t xml:space="preserve">_1 U_i +</w:t>
-      </w:r>
-      <w:r>
-        <w:t xml:space="preserve"> </w:t>
-      </w:r>
-      <w:r>
-        <w:t xml:space="preserve">_2 F_i + X_i’</w:t>
-      </w:r>
-      <w:r>
-        <w:t xml:space="preserve"> </w:t>
-      </w:r>
-      <w:r>
-        <w:t xml:space="preserve">+</w:t>
-      </w:r>
-      <w:r>
-        <w:t xml:space="preserve"> </w:t>
-      </w:r>
-      <w:r>
-        <w:t xml:space="preserve">_r +</w:t>
-      </w:r>
-      <w:r>
-        <w:t xml:space="preserve"> </w:t>
-      </w:r>
-      <w:r>
-        <w:t xml:space="preserve">_c +</w:t>
-      </w:r>
-      <w:r>
-        <w:t xml:space="preserve"> </w:t>
-      </w:r>
-      <w:r>
-        <w:t xml:space="preserve">_w +</w:t>
-      </w:r>
-      <w:r>
-        <w:t xml:space="preserve"> </w:t>
-      </w:r>
-      <w:r>
-        <w:t xml:space="preserve">_i</w:t>
-      </w:r>
-      <w:r>
-        <w:t xml:space="preserve"> </w:t>
-      </w:r>
-      <w:r>
-        <w:t xml:space="preserve">]</w:t>
-      </w:r>
-    </w:p>
-    <w:p>
-      <w:pPr>
-        <w:pStyle w:val="BodyText"/>
-      </w:pPr>
-      <w:r>
-        <w:t xml:space="preserve">In the persistence-trend model, (Y_i) is respondent rank and (P_i) is parental rank, so (</w:t>
-      </w:r>
-      <w:r>
-        <w:rPr>
-          <w:i/>
-          <w:iCs/>
-        </w:rPr>
-        <w:t xml:space="preserve">{2016}) and (</w:t>
-      </w:r>
-      <w:r>
-        <w:t xml:space="preserve">{2022}) measure whether the parent-child gradient differs from 2010 after conditioning on fixed effects and controls. The attainment specification replaces (Y_i) with the harmonized education score and (P_i) with the parental education score. The upward-mobility model keeps the same control structure but replaces (P_i) with parental-education-category indicators, while the persistence heterogeneity model augments the pooled equation with interactions between parental education and urban residence, female, and the 2022-23 wave. Across all variants, the coefficients are interpreted as conditional correlates rather than causal effects.</w:t>
+      <m:oMathPara>
+        <m:oMathParaPr>
+          <m:jc m:val="center"/>
+        </m:oMathParaPr>
+        <m:oMath>
+          <m:sSub>
+            <m:e>
+              <m:r>
+                <m:t>Y</m:t>
+              </m:r>
+            </m:e>
+            <m:sub>
+              <m:r>
+                <m:t>i</m:t>
+              </m:r>
+            </m:sub>
+          </m:sSub>
+          <m:r>
+            <m:rPr>
+              <m:sty m:val="p"/>
+            </m:rPr>
+            <m:t>=</m:t>
+          </m:r>
+          <m:r>
+            <m:t>α</m:t>
+          </m:r>
+          <m:r>
+            <m:rPr>
+              <m:sty m:val="p"/>
+            </m:rPr>
+            <m:t>+</m:t>
+          </m:r>
+          <m:r>
+            <m:t>β</m:t>
+          </m:r>
+          <m:sSub>
+            <m:e>
+              <m:r>
+                <m:t>P</m:t>
+              </m:r>
+            </m:e>
+            <m:sub>
+              <m:r>
+                <m:t>i</m:t>
+              </m:r>
+            </m:sub>
+          </m:sSub>
+          <m:r>
+            <m:rPr>
+              <m:sty m:val="p"/>
+            </m:rPr>
+            <m:t>+</m:t>
+          </m:r>
+          <m:nary>
+            <m:naryPr>
+              <m:chr m:val="∑"/>
+              <m:limLoc m:val="undOvr"/>
+              <m:subHide m:val="off"/>
+              <m:supHide m:val="on"/>
+            </m:naryPr>
+            <m:sub>
+              <m:r>
+                <m:t>t</m:t>
+              </m:r>
+              <m:r>
+                <m:rPr>
+                  <m:sty m:val="p"/>
+                </m:rPr>
+                <m:t>∈</m:t>
+              </m:r>
+              <m:r>
+                <m:rPr>
+                  <m:sty m:val="p"/>
+                </m:rPr>
+                <m:t>{</m:t>
+              </m:r>
+              <m:r>
+                <m:t>2016</m:t>
+              </m:r>
+              <m:r>
+                <m:rPr>
+                  <m:sty m:val="p"/>
+                </m:rPr>
+                <m:t>,</m:t>
+              </m:r>
+              <m:r>
+                <m:t>2022</m:t>
+              </m:r>
+              <m:r>
+                <m:rPr>
+                  <m:sty m:val="p"/>
+                </m:rPr>
+                <m:t>}</m:t>
+              </m:r>
+            </m:sub>
+            <m:sup>
+              <m:r>
+                <m:t>​</m:t>
+              </m:r>
+            </m:sup>
+            <m:e>
+              <m:sSub>
+                <m:e>
+                  <m:r>
+                    <m:t>θ</m:t>
+                  </m:r>
+                </m:e>
+                <m:sub>
+                  <m:r>
+                    <m:t>t</m:t>
+                  </m:r>
+                </m:sub>
+              </m:sSub>
+            </m:e>
+          </m:nary>
+          <m:d>
+            <m:dPr>
+              <m:begChr m:val="("/>
+              <m:sepChr m:val=""/>
+              <m:endChr m:val=")"/>
+              <m:grow/>
+            </m:dPr>
+            <m:e>
+              <m:sSub>
+                <m:e>
+                  <m:r>
+                    <m:t>P</m:t>
+                  </m:r>
+                </m:e>
+                <m:sub>
+                  <m:r>
+                    <m:t>i</m:t>
+                  </m:r>
+                </m:sub>
+              </m:sSub>
+              <m:r>
+                <m:rPr>
+                  <m:sty m:val="p"/>
+                </m:rPr>
+                <m:t>×</m:t>
+              </m:r>
+              <m:sSub>
+                <m:e>
+                  <m:r>
+                    <m:t>D</m:t>
+                  </m:r>
+                </m:e>
+                <m:sub>
+                  <m:r>
+                    <m:t>t</m:t>
+                  </m:r>
+                  <m:r>
+                    <m:t>i</m:t>
+                  </m:r>
+                </m:sub>
+              </m:sSub>
+            </m:e>
+          </m:d>
+          <m:r>
+            <m:rPr>
+              <m:sty m:val="p"/>
+            </m:rPr>
+            <m:t>+</m:t>
+          </m:r>
+          <m:sSub>
+            <m:e>
+              <m:r>
+                <m:t>ρ</m:t>
+              </m:r>
+            </m:e>
+            <m:sub>
+              <m:r>
+                <m:t>1</m:t>
+              </m:r>
+            </m:sub>
+          </m:sSub>
+          <m:sSub>
+            <m:e>
+              <m:r>
+                <m:t>U</m:t>
+              </m:r>
+            </m:e>
+            <m:sub>
+              <m:r>
+                <m:t>i</m:t>
+              </m:r>
+            </m:sub>
+          </m:sSub>
+          <m:r>
+            <m:rPr>
+              <m:sty m:val="p"/>
+            </m:rPr>
+            <m:t>+</m:t>
+          </m:r>
+          <m:sSub>
+            <m:e>
+              <m:r>
+                <m:t>ρ</m:t>
+              </m:r>
+            </m:e>
+            <m:sub>
+              <m:r>
+                <m:t>2</m:t>
+              </m:r>
+            </m:sub>
+          </m:sSub>
+          <m:sSub>
+            <m:e>
+              <m:r>
+                <m:t>F</m:t>
+              </m:r>
+            </m:e>
+            <m:sub>
+              <m:r>
+                <m:t>i</m:t>
+              </m:r>
+            </m:sub>
+          </m:sSub>
+          <m:r>
+            <m:rPr>
+              <m:sty m:val="p"/>
+            </m:rPr>
+            <m:t>+</m:t>
+          </m:r>
+          <m:sSub>
+            <m:e>
+              <m:r>
+                <m:t>X</m:t>
+              </m:r>
+            </m:e>
+            <m:sub>
+              <m:r>
+                <m:t>i</m:t>
+              </m:r>
+            </m:sub>
+          </m:sSub>
+          <m:r>
+            <m:rPr>
+              <m:sty m:val="p"/>
+            </m:rPr>
+            <m:t>′</m:t>
+          </m:r>
+          <m:r>
+            <m:t>γ</m:t>
+          </m:r>
+          <m:r>
+            <m:rPr>
+              <m:sty m:val="p"/>
+            </m:rPr>
+            <m:t>+</m:t>
+          </m:r>
+          <m:sSub>
+            <m:e>
+              <m:r>
+                <m:t>μ</m:t>
+              </m:r>
+            </m:e>
+            <m:sub>
+              <m:r>
+                <m:t>r</m:t>
+              </m:r>
+            </m:sub>
+          </m:sSub>
+          <m:r>
+            <m:rPr>
+              <m:sty m:val="p"/>
+            </m:rPr>
+            <m:t>+</m:t>
+          </m:r>
+          <m:sSub>
+            <m:e>
+              <m:r>
+                <m:t>λ</m:t>
+              </m:r>
+            </m:e>
+            <m:sub>
+              <m:r>
+                <m:t>c</m:t>
+              </m:r>
+            </m:sub>
+          </m:sSub>
+          <m:r>
+            <m:rPr>
+              <m:sty m:val="p"/>
+            </m:rPr>
+            <m:t>+</m:t>
+          </m:r>
+          <m:sSub>
+            <m:e>
+              <m:r>
+                <m:t>τ</m:t>
+              </m:r>
+            </m:e>
+            <m:sub>
+              <m:r>
+                <m:t>w</m:t>
+              </m:r>
+            </m:sub>
+          </m:sSub>
+          <m:r>
+            <m:rPr>
+              <m:sty m:val="p"/>
+            </m:rPr>
+            <m:t>+</m:t>
+          </m:r>
+          <m:sSub>
+            <m:e>
+              <m:r>
+                <m:t>ε</m:t>
+              </m:r>
+            </m:e>
+            <m:sub>
+              <m:r>
+                <m:t>i</m:t>
+              </m:r>
+            </m:sub>
+          </m:sSub>
+        </m:oMath>
+      </m:oMathPara>
+    </w:p>
+    <w:p>
+      <w:pPr>
+        <w:pStyle w:val="FirstParagraph"/>
+      </w:pPr>
+      <w:r>
+        <w:t xml:space="preserve">In the persistence-trend specification,</w:t>
+      </w:r>
+      <w:r>
+        <w:t xml:space="preserve"> </w:t>
+      </w:r>
+      <m:oMath>
+        <m:sSub>
+          <m:e>
+            <m:r>
+              <m:t>Y</m:t>
+            </m:r>
+          </m:e>
+          <m:sub>
+            <m:r>
+              <m:t>i</m:t>
+            </m:r>
+          </m:sub>
+        </m:sSub>
+      </m:oMath>
+      <w:r>
+        <w:t xml:space="preserve"> </w:t>
+      </w:r>
+      <w:r>
+        <w:t xml:space="preserve">is respondent rank and</w:t>
+      </w:r>
+      <w:r>
+        <w:t xml:space="preserve"> </w:t>
+      </w:r>
+      <m:oMath>
+        <m:sSub>
+          <m:e>
+            <m:r>
+              <m:t>P</m:t>
+            </m:r>
+          </m:e>
+          <m:sub>
+            <m:r>
+              <m:t>i</m:t>
+            </m:r>
+          </m:sub>
+        </m:sSub>
+      </m:oMath>
+      <w:r>
+        <w:t xml:space="preserve"> </w:t>
+      </w:r>
+      <w:r>
+        <w:t xml:space="preserve">is parental rank, so</w:t>
+      </w:r>
+      <w:r>
+        <w:t xml:space="preserve"> </w:t>
+      </w:r>
+      <m:oMath>
+        <m:sSub>
+          <m:e>
+            <m:r>
+              <m:t>θ</m:t>
+            </m:r>
+          </m:e>
+          <m:sub>
+            <m:r>
+              <m:t>t</m:t>
+            </m:r>
+          </m:sub>
+        </m:sSub>
+      </m:oMath>
+      <w:r>
+        <w:t xml:space="preserve"> </w:t>
+      </w:r>
+      <w:r>
+        <w:t xml:space="preserve">captures whether the parent-child gradient in wave</w:t>
+      </w:r>
+      <w:r>
+        <w:t xml:space="preserve"> </w:t>
+      </w:r>
+      <m:oMath>
+        <m:r>
+          <m:t>t</m:t>
+        </m:r>
+      </m:oMath>
+      <w:r>
+        <w:t xml:space="preserve"> </w:t>
+      </w:r>
+      <w:r>
+        <w:t xml:space="preserve">differs from 2010 after conditioning on controls and fixed effects. In the attainment model,</w:t>
+      </w:r>
+      <w:r>
+        <w:t xml:space="preserve"> </w:t>
+      </w:r>
+      <m:oMath>
+        <m:sSub>
+          <m:e>
+            <m:r>
+              <m:t>Y</m:t>
+            </m:r>
+          </m:e>
+          <m:sub>
+            <m:r>
+              <m:t>i</m:t>
+            </m:r>
+          </m:sub>
+        </m:sSub>
+      </m:oMath>
+      <w:r>
+        <w:t xml:space="preserve"> </w:t>
+      </w:r>
+      <w:r>
+        <w:t xml:space="preserve">becomes the harmonized education score and</w:t>
+      </w:r>
+      <w:r>
+        <w:t xml:space="preserve"> </w:t>
+      </w:r>
+      <m:oMath>
+        <m:r>
+          <m:t>β</m:t>
+        </m:r>
+      </m:oMath>
+      <w:r>
+        <w:t xml:space="preserve"> </w:t>
+      </w:r>
+      <w:r>
+        <w:t xml:space="preserve">is the conditional association between parental and respondent schooling. In the upward-mobility model,</w:t>
+      </w:r>
+      <w:r>
+        <w:t xml:space="preserve"> </w:t>
+      </w:r>
+      <m:oMath>
+        <m:sSub>
+          <m:e>
+            <m:r>
+              <m:t>P</m:t>
+            </m:r>
+          </m:e>
+          <m:sub>
+            <m:r>
+              <m:t>i</m:t>
+            </m:r>
+          </m:sub>
+        </m:sSub>
+      </m:oMath>
+      <w:r>
+        <w:t xml:space="preserve"> </w:t>
+      </w:r>
+      <w:r>
+        <w:t xml:space="preserve">is replaced by parental education-category indicators, so the coefficients compare transition probabilities relative to the upper-secondary reference group. The persistence heterogeneity model keeps the same pooled structure but augments it with</w:t>
+      </w:r>
+      <w:r>
+        <w:t xml:space="preserve"> </w:t>
+      </w:r>
+      <m:oMath>
+        <m:sSub>
+          <m:e>
+            <m:r>
+              <m:t>P</m:t>
+            </m:r>
+          </m:e>
+          <m:sub>
+            <m:r>
+              <m:t>i</m:t>
+            </m:r>
+          </m:sub>
+        </m:sSub>
+        <m:r>
+          <m:rPr>
+            <m:sty m:val="p"/>
+          </m:rPr>
+          <m:t>×</m:t>
+        </m:r>
+        <m:sSub>
+          <m:e>
+            <m:r>
+              <m:t>U</m:t>
+            </m:r>
+          </m:e>
+          <m:sub>
+            <m:r>
+              <m:t>i</m:t>
+            </m:r>
+          </m:sub>
+        </m:sSub>
+      </m:oMath>
+      <w:r>
+        <w:t xml:space="preserve">,</w:t>
+      </w:r>
+      <w:r>
+        <w:t xml:space="preserve"> </w:t>
+      </w:r>
+      <m:oMath>
+        <m:sSub>
+          <m:e>
+            <m:r>
+              <m:t>P</m:t>
+            </m:r>
+          </m:e>
+          <m:sub>
+            <m:r>
+              <m:t>i</m:t>
+            </m:r>
+          </m:sub>
+        </m:sSub>
+        <m:r>
+          <m:rPr>
+            <m:sty m:val="p"/>
+          </m:rPr>
+          <m:t>×</m:t>
+        </m:r>
+        <m:sSub>
+          <m:e>
+            <m:r>
+              <m:t>F</m:t>
+            </m:r>
+          </m:e>
+          <m:sub>
+            <m:r>
+              <m:t>i</m:t>
+            </m:r>
+          </m:sub>
+        </m:sSub>
+      </m:oMath>
+      <w:r>
+        <w:t xml:space="preserve">, and</w:t>
+      </w:r>
+      <w:r>
+        <w:t xml:space="preserve"> </w:t>
+      </w:r>
+      <m:oMath>
+        <m:sSub>
+          <m:e>
+            <m:r>
+              <m:t>P</m:t>
+            </m:r>
+          </m:e>
+          <m:sub>
+            <m:r>
+              <m:t>i</m:t>
+            </m:r>
+          </m:sub>
+        </m:sSub>
+        <m:r>
+          <m:rPr>
+            <m:sty m:val="p"/>
+          </m:rPr>
+          <m:t>×</m:t>
+        </m:r>
+        <m:sSub>
+          <m:e>
+            <m:r>
+              <m:t>D</m:t>
+            </m:r>
+          </m:e>
+          <m:sub>
+            <m:r>
+              <m:t>2022</m:t>
+            </m:r>
+            <m:r>
+              <m:rPr>
+                <m:sty m:val="p"/>
+              </m:rPr>
+              <m:t>,</m:t>
+            </m:r>
+            <m:r>
+              <m:t>i</m:t>
+            </m:r>
+          </m:sub>
+        </m:sSub>
+      </m:oMath>
+      <w:r>
+        <w:t xml:space="preserve">. Throughout, the coefficients are interpreted as conditional associations rather than causal effects.</w:t>
       </w:r>
     </w:p>
     <w:bookmarkEnd w:id="37"/>
@@ -1518,7 +2442,7 @@
         <w:pStyle w:val="Heading3"/>
       </w:pPr>
       <w:r>
-        <w:t xml:space="preserve">4.3 Module C: pandemic-era mechanisms</w:t>
+        <w:t xml:space="preserve">Module C: Pandemic-Era Mechanisms</w:t>
       </w:r>
     </w:p>
     <w:p>
@@ -1533,102 +2457,278 @@
       <w:pPr>
         <w:pStyle w:val="BodyText"/>
       </w:pPr>
-      <w:r>
-        <w:t xml:space="preserve">[</w:t>
-      </w:r>
-      <w:r>
-        <w:t xml:space="preserve"> </w:t>
-      </w:r>
-      <w:r>
-        <w:t xml:space="preserve">Y_i =</w:t>
-      </w:r>
-      <w:r>
-        <w:t xml:space="preserve"> </w:t>
-      </w:r>
-      <w:r>
-        <w:t xml:space="preserve">+</w:t>
-      </w:r>
-      <w:r>
-        <w:t xml:space="preserve"> </w:t>
-      </w:r>
-      <w:r>
-        <w:t xml:space="preserve">L_i +</w:t>
-      </w:r>
-      <w:r>
-        <w:t xml:space="preserve"> </w:t>
-      </w:r>
-      <w:r>
-        <w:t xml:space="preserve">_1 U_i +</w:t>
-      </w:r>
-      <w:r>
-        <w:t xml:space="preserve"> </w:t>
-      </w:r>
-      <w:r>
-        <w:t xml:space="preserve">_2 M_i +</w:t>
-      </w:r>
-      <w:r>
-        <w:t xml:space="preserve"> </w:t>
-      </w:r>
-      <w:r>
-        <w:t xml:space="preserve">(L_i</w:t>
-      </w:r>
-      <w:r>
-        <w:t xml:space="preserve"> </w:t>
-      </w:r>
-      <w:r>
-        <w:t xml:space="preserve">U_i</w:t>
-      </w:r>
-      <w:r>
-        <w:t xml:space="preserve">) +</w:t>
-      </w:r>
-      <w:r>
-        <w:t xml:space="preserve"> </w:t>
-      </w:r>
-      <w:r>
-        <w:t xml:space="preserve">_r +</w:t>
-      </w:r>
-      <w:r>
-        <w:t xml:space="preserve"> </w:t>
-      </w:r>
-      <w:r>
-        <w:t xml:space="preserve">_i</w:t>
-      </w:r>
-      <w:r>
-        <w:t xml:space="preserve"> </w:t>
-      </w:r>
-      <w:r>
-        <w:t xml:space="preserve">]</w:t>
-      </w:r>
-    </w:p>
-    <w:p>
-      <w:pPr>
-        <w:pStyle w:val="BodyText"/>
-      </w:pPr>
-      <w:r>
-        <w:t xml:space="preserve">where (Y_i) is a binary disruption or support outcome. In the main text, the emphasis falls on the education-stoppage specification, so (</w:t>
-      </w:r>
-      <w:r>
-        <w:t xml:space="preserve">) is read as the conditional gap in the probability that schooling stopped during COVID between lower- and higher-parent-education households. Parallel estimates for online switching, school closure without online learning, and a broad remote-learning-challenge indicator are reported in the appendix. These models are descriptive heterogeneity exercises rather than identification strategies.</w:t>
+      <m:oMathPara>
+        <m:oMathParaPr>
+          <m:jc m:val="center"/>
+        </m:oMathParaPr>
+        <m:oMath>
+          <m:sSub>
+            <m:e>
+              <m:r>
+                <m:t>Y</m:t>
+              </m:r>
+            </m:e>
+            <m:sub>
+              <m:r>
+                <m:t>i</m:t>
+              </m:r>
+            </m:sub>
+          </m:sSub>
+          <m:r>
+            <m:rPr>
+              <m:sty m:val="p"/>
+            </m:rPr>
+            <m:t>=</m:t>
+          </m:r>
+          <m:r>
+            <m:t>α</m:t>
+          </m:r>
+          <m:r>
+            <m:rPr>
+              <m:sty m:val="p"/>
+            </m:rPr>
+            <m:t>+</m:t>
+          </m:r>
+          <m:r>
+            <m:t>β</m:t>
+          </m:r>
+          <m:sSub>
+            <m:e>
+              <m:r>
+                <m:t>L</m:t>
+              </m:r>
+            </m:e>
+            <m:sub>
+              <m:r>
+                <m:t>i</m:t>
+              </m:r>
+            </m:sub>
+          </m:sSub>
+          <m:r>
+            <m:rPr>
+              <m:sty m:val="p"/>
+            </m:rPr>
+            <m:t>+</m:t>
+          </m:r>
+          <m:sSub>
+            <m:e>
+              <m:r>
+                <m:t>δ</m:t>
+              </m:r>
+            </m:e>
+            <m:sub>
+              <m:r>
+                <m:t>1</m:t>
+              </m:r>
+            </m:sub>
+          </m:sSub>
+          <m:sSub>
+            <m:e>
+              <m:r>
+                <m:t>U</m:t>
+              </m:r>
+            </m:e>
+            <m:sub>
+              <m:r>
+                <m:t>i</m:t>
+              </m:r>
+            </m:sub>
+          </m:sSub>
+          <m:r>
+            <m:rPr>
+              <m:sty m:val="p"/>
+            </m:rPr>
+            <m:t>+</m:t>
+          </m:r>
+          <m:sSub>
+            <m:e>
+              <m:r>
+                <m:t>δ</m:t>
+              </m:r>
+            </m:e>
+            <m:sub>
+              <m:r>
+                <m:t>2</m:t>
+              </m:r>
+            </m:sub>
+          </m:sSub>
+          <m:sSub>
+            <m:e>
+              <m:r>
+                <m:t>M</m:t>
+              </m:r>
+            </m:e>
+            <m:sub>
+              <m:r>
+                <m:t>i</m:t>
+              </m:r>
+            </m:sub>
+          </m:sSub>
+          <m:r>
+            <m:rPr>
+              <m:sty m:val="p"/>
+            </m:rPr>
+            <m:t>+</m:t>
+          </m:r>
+          <m:r>
+            <m:t>κ</m:t>
+          </m:r>
+          <m:d>
+            <m:dPr>
+              <m:begChr m:val="("/>
+              <m:sepChr m:val=""/>
+              <m:endChr m:val=")"/>
+              <m:grow/>
+            </m:dPr>
+            <m:e>
+              <m:sSub>
+                <m:e>
+                  <m:r>
+                    <m:t>L</m:t>
+                  </m:r>
+                </m:e>
+                <m:sub>
+                  <m:r>
+                    <m:t>i</m:t>
+                  </m:r>
+                </m:sub>
+              </m:sSub>
+              <m:r>
+                <m:rPr>
+                  <m:sty m:val="p"/>
+                </m:rPr>
+                <m:t>×</m:t>
+              </m:r>
+              <m:sSub>
+                <m:e>
+                  <m:r>
+                    <m:t>U</m:t>
+                  </m:r>
+                </m:e>
+                <m:sub>
+                  <m:r>
+                    <m:t>i</m:t>
+                  </m:r>
+                </m:sub>
+              </m:sSub>
+            </m:e>
+          </m:d>
+          <m:r>
+            <m:rPr>
+              <m:sty m:val="p"/>
+            </m:rPr>
+            <m:t>+</m:t>
+          </m:r>
+          <m:sSub>
+            <m:e>
+              <m:r>
+                <m:t>μ</m:t>
+              </m:r>
+            </m:e>
+            <m:sub>
+              <m:r>
+                <m:t>r</m:t>
+              </m:r>
+            </m:sub>
+          </m:sSub>
+          <m:r>
+            <m:rPr>
+              <m:sty m:val="p"/>
+            </m:rPr>
+            <m:t>+</m:t>
+          </m:r>
+          <m:sSub>
+            <m:e>
+              <m:r>
+                <m:t>ε</m:t>
+              </m:r>
+            </m:e>
+            <m:sub>
+              <m:r>
+                <m:t>i</m:t>
+              </m:r>
+            </m:sub>
+          </m:sSub>
+        </m:oMath>
+      </m:oMathPara>
+    </w:p>
+    <w:p>
+      <w:pPr>
+        <w:pStyle w:val="FirstParagraph"/>
+      </w:pPr>
+      <w:r>
+        <w:t xml:space="preserve">where</w:t>
+      </w:r>
+      <w:r>
+        <w:t xml:space="preserve"> </w:t>
+      </w:r>
+      <m:oMath>
+        <m:sSub>
+          <m:e>
+            <m:r>
+              <m:t>Y</m:t>
+            </m:r>
+          </m:e>
+          <m:sub>
+            <m:r>
+              <m:t>i</m:t>
+            </m:r>
+          </m:sub>
+        </m:sSub>
+      </m:oMath>
+      <w:r>
+        <w:t xml:space="preserve"> </w:t>
+      </w:r>
+      <w:r>
+        <w:t xml:space="preserve">is a binary child-module outcome. In the main text, the focal case is education stoppage during COVID, so</w:t>
+      </w:r>
+      <w:r>
+        <w:t xml:space="preserve"> </w:t>
+      </w:r>
+      <m:oMath>
+        <m:r>
+          <m:t>β</m:t>
+        </m:r>
+      </m:oMath>
+      <w:r>
+        <w:t xml:space="preserve"> </w:t>
+      </w:r>
+      <w:r>
+        <w:t xml:space="preserve">is the conditional difference in stoppage risk between lower- and higher-parent-education households, while</w:t>
+      </w:r>
+      <w:r>
+        <w:t xml:space="preserve"> </w:t>
+      </w:r>
+      <m:oMath>
+        <m:r>
+          <m:t>κ</m:t>
+        </m:r>
+      </m:oMath>
+      <w:r>
+        <w:t xml:space="preserve"> </w:t>
+      </w:r>
+      <w:r>
+        <w:t xml:space="preserve">indicates whether that gap differs between urban and non-urban households. Parallel estimates for online switching, school closure without online learning, and the broad remote-learning-challenge indicator are reported in the appendix. These regressions are descriptive heterogeneity exercises rather than identification strategies.</w:t>
       </w:r>
     </w:p>
     <w:bookmarkEnd w:id="38"/>
     <w:bookmarkEnd w:id="39"/>
-    <w:bookmarkStart w:id="52" w:name="mobility-levels-and-trends"/>
+    <w:bookmarkStart w:id="70" w:name="descriptive-results"/>
     <w:p>
       <w:pPr>
         <w:pStyle w:val="Heading2"/>
       </w:pPr>
       <w:r>
-        <w:t xml:space="preserve">5. Mobility Levels and Trends</w:t>
-      </w:r>
-    </w:p>
-    <w:bookmarkStart w:id="40" w:name="rank-based-persistence"/>
+        <w:t xml:space="preserve">Descriptive Results</w:t>
+      </w:r>
+    </w:p>
+    <w:bookmarkStart w:id="41" w:name="sample-composition-and-completeness"/>
     <w:p>
       <w:pPr>
         <w:pStyle w:val="Heading3"/>
       </w:pPr>
       <w:r>
-        <w:t xml:space="preserve">5.1 Rank-based persistence</w:t>
+        <w:t xml:space="preserve">Sample Composition and Completeness</w:t>
       </w:r>
     </w:p>
     <w:p>
@@ -1636,55 +2736,24 @@
         <w:pStyle w:val="FirstParagraph"/>
       </w:pPr>
       <w:r>
-        <w:t xml:space="preserve">The rank-rank slope is the paper’s most stable descriptive mobility measure. It rises from</w:t>
-      </w:r>
-      <w:r>
-        <w:t xml:space="preserve"> </w:t>
-      </w:r>
-      <w:r>
-        <w:rPr>
-          <w:b/>
-          <w:bCs/>
-        </w:rPr>
-        <w:t xml:space="preserve">0.133</w:t>
-      </w:r>
-      <w:r>
-        <w:t xml:space="preserve"> </w:t>
-      </w:r>
-      <w:r>
-        <w:t xml:space="preserve">in 2010 to</w:t>
-      </w:r>
-      <w:r>
-        <w:t xml:space="preserve"> </w:t>
-      </w:r>
-      <w:r>
-        <w:rPr>
-          <w:b/>
-          <w:bCs/>
-        </w:rPr>
-        <w:t xml:space="preserve">0.299</w:t>
-      </w:r>
-      <w:r>
-        <w:t xml:space="preserve"> </w:t>
-      </w:r>
-      <w:r>
-        <w:t xml:space="preserve">in 2016 and</w:t>
-      </w:r>
-      <w:r>
-        <w:t xml:space="preserve"> </w:t>
-      </w:r>
-      <w:r>
-        <w:rPr>
-          <w:b/>
-          <w:bCs/>
-        </w:rPr>
-        <w:t xml:space="preserve">0.350</w:t>
-      </w:r>
-      <w:r>
-        <w:t xml:space="preserve"> </w:t>
-      </w:r>
-      <w:r>
-        <w:t xml:space="preserve">in 2022-23. Read descriptively, later waves show a stronger parent-child rank association than 2010.</w:t>
+        <w:t xml:space="preserve">Before turning to the mobility estimates, Table</w:t>
+      </w:r>
+      <w:r>
+        <w:t xml:space="preserve"> </w:t>
+      </w:r>
+      <w:hyperlink w:anchor="tbl-sample-composition">
+        <w:r>
+          <w:rPr>
+            <w:rStyle w:val="Hyperlink"/>
+          </w:rPr>
+          <w:t xml:space="preserve">Table 1</w:t>
+        </w:r>
+      </w:hyperlink>
+      <w:r>
+        <w:t xml:space="preserve"> </w:t>
+      </w:r>
+      <w:r>
+        <w:t xml:space="preserve">establishes the analytical base by wave. The age-restricted Uzbekistan LiTS samples contain 1,157 respondents in 2010, 1,240 in 2016, and 797 in 2022-23. The 2022-23 wave is notably more female in the harmonized adult sample, while the cohort mix remains centered on the younger and middle adult cohorts in all three surveys.</w:t>
       </w:r>
     </w:p>
     <w:p>
@@ -1692,167 +2761,7 @@
         <w:pStyle w:val="BodyText"/>
       </w:pPr>
       <w:r>
-        <w:t xml:space="preserve">That pattern should not, however, be read as precise evidence of a monotonic time trend. The by-wave estimates are informative about levels in each survey, while the pooled models in Section 6 do not estimate the change precisely once controls and fixed effects are added. The substantive conclusion is that educational persistence is high in every wave, even though the change in that gradient is not precisely estimated in the pooled models.</w:t>
-      </w:r>
-    </w:p>
-    <w:bookmarkEnd w:id="40"/>
-    <w:bookmarkStart w:id="42" w:name="category-based-mobility-measures"/>
-    <w:p>
-      <w:pPr>
-        <w:pStyle w:val="Heading3"/>
-      </w:pPr>
-      <w:r>
-        <w:t xml:space="preserve">5.2 Category-based mobility measures</w:t>
-      </w:r>
-    </w:p>
-    <w:p>
-      <w:pPr>
-        <w:pStyle w:val="FirstParagraph"/>
-      </w:pPr>
-      <w:r>
-        <w:t xml:space="preserve">The category-based measures broadly move in the same direction as the rank-based profile, but they receive lower evidentiary weight in 2022-23 because of denominator size.</w:t>
-      </w:r>
-    </w:p>
-    <w:p>
-      <w:pPr>
-        <w:pStyle w:val="BodyText"/>
-      </w:pPr>
-      <w:r>
-        <w:t xml:space="preserve">In 2010, the weighted upward mobility rate is</w:t>
-      </w:r>
-      <w:r>
-        <w:t xml:space="preserve"> </w:t>
-      </w:r>
-      <w:r>
-        <w:rPr>
-          <w:b/>
-          <w:bCs/>
-        </w:rPr>
-        <w:t xml:space="preserve">26.2 percent</w:t>
-      </w:r>
-      <w:r>
-        <w:t xml:space="preserve">, the downward mobility rate is</w:t>
-      </w:r>
-      <w:r>
-        <w:t xml:space="preserve"> </w:t>
-      </w:r>
-      <w:r>
-        <w:rPr>
-          <w:b/>
-          <w:bCs/>
-        </w:rPr>
-        <w:t xml:space="preserve">13.5 percent</w:t>
-      </w:r>
-      <w:r>
-        <w:t xml:space="preserve">, and persistence is</w:t>
-      </w:r>
-      <w:r>
-        <w:t xml:space="preserve"> </w:t>
-      </w:r>
-      <w:r>
-        <w:rPr>
-          <w:b/>
-          <w:bCs/>
-        </w:rPr>
-        <w:t xml:space="preserve">60.3 percent</w:t>
-      </w:r>
-      <w:r>
-        <w:t xml:space="preserve">. In 2016, upward mobility is</w:t>
-      </w:r>
-      <w:r>
-        <w:t xml:space="preserve"> </w:t>
-      </w:r>
-      <w:r>
-        <w:rPr>
-          <w:b/>
-          <w:bCs/>
-        </w:rPr>
-        <w:t xml:space="preserve">24.7 percent</w:t>
-      </w:r>
-      <w:r>
-        <w:t xml:space="preserve">, downward mobility is</w:t>
-      </w:r>
-      <w:r>
-        <w:t xml:space="preserve"> </w:t>
-      </w:r>
-      <w:r>
-        <w:rPr>
-          <w:b/>
-          <w:bCs/>
-        </w:rPr>
-        <w:t xml:space="preserve">5.8 percent</w:t>
-      </w:r>
-      <w:r>
-        <w:t xml:space="preserve">, and persistence is</w:t>
-      </w:r>
-      <w:r>
-        <w:t xml:space="preserve"> </w:t>
-      </w:r>
-      <w:r>
-        <w:rPr>
-          <w:b/>
-          <w:bCs/>
-        </w:rPr>
-        <w:t xml:space="preserve">69.5 percent</w:t>
-      </w:r>
-      <w:r>
-        <w:t xml:space="preserve">. In 2022-23, category-based rates indicate</w:t>
-      </w:r>
-      <w:r>
-        <w:t xml:space="preserve"> </w:t>
-      </w:r>
-      <w:r>
-        <w:rPr>
-          <w:b/>
-          <w:bCs/>
-        </w:rPr>
-        <w:t xml:space="preserve">3.0 percent</w:t>
-      </w:r>
-      <w:r>
-        <w:t xml:space="preserve"> </w:t>
-      </w:r>
-      <w:r>
-        <w:t xml:space="preserve">upward mobility,</w:t>
-      </w:r>
-      <w:r>
-        <w:t xml:space="preserve"> </w:t>
-      </w:r>
-      <w:r>
-        <w:rPr>
-          <w:b/>
-          <w:bCs/>
-        </w:rPr>
-        <w:t xml:space="preserve">1.6 percent</w:t>
-      </w:r>
-      <w:r>
-        <w:t xml:space="preserve"> </w:t>
-      </w:r>
-      <w:r>
-        <w:t xml:space="preserve">downward mobility, and</w:t>
-      </w:r>
-      <w:r>
-        <w:t xml:space="preserve"> </w:t>
-      </w:r>
-      <w:r>
-        <w:rPr>
-          <w:b/>
-          <w:bCs/>
-        </w:rPr>
-        <w:t xml:space="preserve">95.3 percent</w:t>
-      </w:r>
-      <w:r>
-        <w:t xml:space="preserve"> </w:t>
-      </w:r>
-      <w:r>
-        <w:t xml:space="preserve">persistence.</w:t>
-      </w:r>
-    </w:p>
-    <w:p>
-      <w:pPr>
-        <w:pStyle w:val="BodyText"/>
-      </w:pPr>
-      <w:r>
-        <w:t xml:space="preserve">These 2022-23 category-based results should be treated very cautiously. The valid denominator for the 2022 rank-rank slope is 782, while the valid denominator for 2022 category-based mobility rates is only 124. The 2022 category rates are therefore used as a directional cross-check, not as primary headline evidence. Substantively, the category profile supports the rank-based pattern but is too thin in 2022-23 to anchor the headline claim.</w:t>
+        <w:t xml:space="preserve">The more consequential descriptive issue is completeness rather than headline sample size. Missingness in respondents’ own education rises to 74.3 percent in 2022-23, and missingness in parental education reaches 65.9 percent, which helps explain why category-based mobility denominators deteriorate more sharply than the rank-based sample in the latest wave.</w:t>
       </w:r>
     </w:p>
     <w:tbl>
@@ -1868,7 +2777,7 @@
       <w:tr>
         <w:tc>
           <w:tcPr/>
-          <w:bookmarkStart w:id="41" w:name="tbl-mobility-metrics"/>
+          <w:bookmarkStart w:id="40" w:name="tbl-sample-composition"/>
           <w:p>
             <w:pPr>
               <w:jc w:val="center"/>
@@ -1879,21 +2788,24 @@
               <w:pStyle w:val="ImageCaption"/>
             </w:pPr>
             <w:r>
-              <w:t xml:space="preserve">Table 1: National mobility metrics by LiTS wave.</w:t>
+              <w:t xml:space="preserve">Table 1: Analytical sample composition and completeness by LiTS wave.</w:t>
             </w:r>
           </w:p>
           <w:tbl>
             <w:tblPr>
               <w:tblStyle w:val="Table"/>
-              <w:tblW w:type="auto" w:w="0"/>
+              <w:tblW w:type="pct" w:w="5000"/>
+              <w:tblLayout w:type="fixed"/>
               <w:tblLook w:firstRow="1" w:lastRow="0" w:firstColumn="0" w:lastColumn="0" w:noHBand="0" w:noVBand="0" w:val="0020"/>
             </w:tblPr>
             <w:tblGrid>
-              <w:gridCol w:w="1584"/>
-              <w:gridCol w:w="1584"/>
-              <w:gridCol w:w="1584"/>
-              <w:gridCol w:w="1584"/>
-              <w:gridCol w:w="1584"/>
+              <w:gridCol w:w="462"/>
+              <w:gridCol w:w="462"/>
+              <w:gridCol w:w="751"/>
+              <w:gridCol w:w="751"/>
+              <w:gridCol w:w="2659"/>
+              <w:gridCol w:w="1271"/>
+              <w:gridCol w:w="1560"/>
             </w:tblGrid>
             <w:tr>
               <w:trPr>
@@ -1904,14 +2816,6 @@
                 <w:p>
                   <w:pPr>
                     <w:pStyle w:val="Compact"/>
-                  </w:pPr>
-                </w:p>
-              </w:tc>
-              <w:tc>
-                <w:tcPr/>
-                <w:p>
-                  <w:pPr>
-                    <w:pStyle w:val="Compact"/>
                     <w:jc w:val="left"/>
                     <w:jc w:val="center"/>
                   </w:pPr>
@@ -1929,33 +2833,72 @@
                     <w:jc w:val="center"/>
                   </w:pPr>
                   <w:r>
-                    <w:t xml:space="preserve">Metric</w:t>
-                  </w:r>
-                </w:p>
-              </w:tc>
-              <w:tc>
-                <w:tcPr/>
-                <w:p>
-                  <w:pPr>
-                    <w:pStyle w:val="Compact"/>
-                    <w:jc w:val="left"/>
-                    <w:jc w:val="center"/>
-                  </w:pPr>
-                  <w:r>
-                    <w:t xml:space="preserve">Estimate</w:t>
-                  </w:r>
-                </w:p>
-              </w:tc>
-              <w:tc>
-                <w:tcPr/>
-                <w:p>
-                  <w:pPr>
-                    <w:pStyle w:val="Compact"/>
-                    <w:jc w:val="right"/>
-                    <w:jc w:val="center"/>
-                  </w:pPr>
-                  <w:r>
                     <w:t xml:space="preserve">Valid N</w:t>
+                  </w:r>
+                </w:p>
+              </w:tc>
+              <w:tc>
+                <w:tcPr/>
+                <w:p>
+                  <w:pPr>
+                    <w:pStyle w:val="Compact"/>
+                    <w:jc w:val="left"/>
+                    <w:jc w:val="center"/>
+                  </w:pPr>
+                  <w:r>
+                    <w:t xml:space="preserve">Female share</w:t>
+                  </w:r>
+                </w:p>
+              </w:tc>
+              <w:tc>
+                <w:tcPr/>
+                <w:p>
+                  <w:pPr>
+                    <w:pStyle w:val="Compact"/>
+                    <w:jc w:val="left"/>
+                    <w:jc w:val="center"/>
+                  </w:pPr>
+                  <w:r>
+                    <w:t xml:space="preserve">Urban share</w:t>
+                  </w:r>
+                </w:p>
+              </w:tc>
+              <w:tc>
+                <w:tcPr/>
+                <w:p>
+                  <w:pPr>
+                    <w:pStyle w:val="Compact"/>
+                    <w:jc w:val="left"/>
+                    <w:jc w:val="center"/>
+                  </w:pPr>
+                  <w:r>
+                    <w:t xml:space="preserve">Cohort shares (25-34 / 35-44 / 45-54 / 55-64)</w:t>
+                  </w:r>
+                </w:p>
+              </w:tc>
+              <w:tc>
+                <w:tcPr/>
+                <w:p>
+                  <w:pPr>
+                    <w:pStyle w:val="Compact"/>
+                    <w:jc w:val="left"/>
+                    <w:jc w:val="center"/>
+                  </w:pPr>
+                  <w:r>
+                    <w:t xml:space="preserve">Own education missing</w:t>
+                  </w:r>
+                </w:p>
+              </w:tc>
+              <w:tc>
+                <w:tcPr/>
+                <w:p>
+                  <w:pPr>
+                    <w:pStyle w:val="Compact"/>
+                    <w:jc w:val="left"/>
+                    <w:jc w:val="center"/>
+                  </w:pPr>
+                  <w:r>
+                    <w:t xml:space="preserve">Parental education missing</w:t>
                   </w:r>
                 </w:p>
               </w:tc>
@@ -1970,19 +2913,6 @@
                     <w:jc w:val="center"/>
                   </w:pPr>
                   <w:r>
-                    <w:t xml:space="preserve">1</w:t>
-                  </w:r>
-                </w:p>
-              </w:tc>
-              <w:tc>
-                <w:tcPr/>
-                <w:p>
-                  <w:pPr>
-                    <w:pStyle w:val="Compact"/>
-                    <w:jc w:val="left"/>
-                    <w:jc w:val="center"/>
-                  </w:pPr>
-                  <w:r>
                     <w:t xml:space="preserve">2010</w:t>
                   </w:r>
                 </w:p>
@@ -1996,33 +2926,72 @@
                     <w:jc w:val="center"/>
                   </w:pPr>
                   <w:r>
-                    <w:t xml:space="preserve">Rank-rank slope</w:t>
-                  </w:r>
-                </w:p>
-              </w:tc>
-              <w:tc>
-                <w:tcPr/>
-                <w:p>
-                  <w:pPr>
-                    <w:pStyle w:val="Compact"/>
-                    <w:jc w:val="left"/>
-                    <w:jc w:val="center"/>
-                  </w:pPr>
-                  <w:r>
-                    <w:t xml:space="preserve">0.133</w:t>
-                  </w:r>
-                </w:p>
-              </w:tc>
-              <w:tc>
-                <w:tcPr/>
-                <w:p>
-                  <w:pPr>
-                    <w:pStyle w:val="Compact"/>
-                    <w:jc w:val="right"/>
-                    <w:jc w:val="center"/>
-                  </w:pPr>
-                  <w:r>
-                    <w:t xml:space="preserve">936</w:t>
+                    <w:t xml:space="preserve">1,157</w:t>
+                  </w:r>
+                </w:p>
+              </w:tc>
+              <w:tc>
+                <w:tcPr/>
+                <w:p>
+                  <w:pPr>
+                    <w:pStyle w:val="Compact"/>
+                    <w:jc w:val="left"/>
+                    <w:jc w:val="center"/>
+                  </w:pPr>
+                  <w:r>
+                    <w:t xml:space="preserve">61.6 percent</w:t>
+                  </w:r>
+                </w:p>
+              </w:tc>
+              <w:tc>
+                <w:tcPr/>
+                <w:p>
+                  <w:pPr>
+                    <w:pStyle w:val="Compact"/>
+                    <w:jc w:val="left"/>
+                    <w:jc w:val="center"/>
+                  </w:pPr>
+                  <w:r>
+                    <w:t xml:space="preserve">33.4 percent</w:t>
+                  </w:r>
+                </w:p>
+              </w:tc>
+              <w:tc>
+                <w:tcPr/>
+                <w:p>
+                  <w:pPr>
+                    <w:pStyle w:val="Compact"/>
+                    <w:jc w:val="left"/>
+                    <w:jc w:val="center"/>
+                  </w:pPr>
+                  <w:r>
+                    <w:t xml:space="preserve">33.8 / 30.3 / 22.9 / 13.1</w:t>
+                  </w:r>
+                </w:p>
+              </w:tc>
+              <w:tc>
+                <w:tcPr/>
+                <w:p>
+                  <w:pPr>
+                    <w:pStyle w:val="Compact"/>
+                    <w:jc w:val="left"/>
+                    <w:jc w:val="center"/>
+                  </w:pPr>
+                  <w:r>
+                    <w:t xml:space="preserve">16.7 percent</w:t>
+                  </w:r>
+                </w:p>
+              </w:tc>
+              <w:tc>
+                <w:tcPr/>
+                <w:p>
+                  <w:pPr>
+                    <w:pStyle w:val="Compact"/>
+                    <w:jc w:val="left"/>
+                    <w:jc w:val="center"/>
+                  </w:pPr>
+                  <w:r>
+                    <w:t xml:space="preserve">38.2 percent</w:t>
                   </w:r>
                 </w:p>
               </w:tc>
@@ -2037,19 +3006,6 @@
                     <w:jc w:val="center"/>
                   </w:pPr>
                   <w:r>
-                    <w:t xml:space="preserve">2</w:t>
-                  </w:r>
-                </w:p>
-              </w:tc>
-              <w:tc>
-                <w:tcPr/>
-                <w:p>
-                  <w:pPr>
-                    <w:pStyle w:val="Compact"/>
-                    <w:jc w:val="left"/>
-                    <w:jc w:val="center"/>
-                  </w:pPr>
-                  <w:r>
                     <w:t xml:space="preserve">2016</w:t>
                   </w:r>
                 </w:p>
@@ -2063,33 +3019,72 @@
                     <w:jc w:val="center"/>
                   </w:pPr>
                   <w:r>
-                    <w:t xml:space="preserve">Rank-rank slope</w:t>
-                  </w:r>
-                </w:p>
-              </w:tc>
-              <w:tc>
-                <w:tcPr/>
-                <w:p>
-                  <w:pPr>
-                    <w:pStyle w:val="Compact"/>
-                    <w:jc w:val="left"/>
-                    <w:jc w:val="center"/>
-                  </w:pPr>
-                  <w:r>
-                    <w:t xml:space="preserve">0.299</w:t>
-                  </w:r>
-                </w:p>
-              </w:tc>
-              <w:tc>
-                <w:tcPr/>
-                <w:p>
-                  <w:pPr>
-                    <w:pStyle w:val="Compact"/>
-                    <w:jc w:val="right"/>
-                    <w:jc w:val="center"/>
-                  </w:pPr>
-                  <w:r>
-                    <w:t xml:space="preserve">1186</w:t>
+                    <w:t xml:space="preserve">1,240</w:t>
+                  </w:r>
+                </w:p>
+              </w:tc>
+              <w:tc>
+                <w:tcPr/>
+                <w:p>
+                  <w:pPr>
+                    <w:pStyle w:val="Compact"/>
+                    <w:jc w:val="left"/>
+                    <w:jc w:val="center"/>
+                  </w:pPr>
+                  <w:r>
+                    <w:t xml:space="preserve">54.7 percent</w:t>
+                  </w:r>
+                </w:p>
+              </w:tc>
+              <w:tc>
+                <w:tcPr/>
+                <w:p>
+                  <w:pPr>
+                    <w:pStyle w:val="Compact"/>
+                    <w:jc w:val="left"/>
+                    <w:jc w:val="center"/>
+                  </w:pPr>
+                  <w:r>
+                    <w:t xml:space="preserve">41.7 percent</w:t>
+                  </w:r>
+                </w:p>
+              </w:tc>
+              <w:tc>
+                <w:tcPr/>
+                <w:p>
+                  <w:pPr>
+                    <w:pStyle w:val="Compact"/>
+                    <w:jc w:val="left"/>
+                    <w:jc w:val="center"/>
+                  </w:pPr>
+                  <w:r>
+                    <w:t xml:space="preserve">25.6 / 26.6 / 24.5 / 23.3</w:t>
+                  </w:r>
+                </w:p>
+              </w:tc>
+              <w:tc>
+                <w:tcPr/>
+                <w:p>
+                  <w:pPr>
+                    <w:pStyle w:val="Compact"/>
+                    <w:jc w:val="left"/>
+                    <w:jc w:val="center"/>
+                  </w:pPr>
+                  <w:r>
+                    <w:t xml:space="preserve">45.9 percent</w:t>
+                  </w:r>
+                </w:p>
+              </w:tc>
+              <w:tc>
+                <w:tcPr/>
+                <w:p>
+                  <w:pPr>
+                    <w:pStyle w:val="Compact"/>
+                    <w:jc w:val="left"/>
+                    <w:jc w:val="center"/>
+                  </w:pPr>
+                  <w:r>
+                    <w:t xml:space="preserve">47.2 percent</w:t>
                   </w:r>
                 </w:p>
               </w:tc>
@@ -2104,19 +3099,6 @@
                     <w:jc w:val="center"/>
                   </w:pPr>
                   <w:r>
-                    <w:t xml:space="preserve">3</w:t>
-                  </w:r>
-                </w:p>
-              </w:tc>
-              <w:tc>
-                <w:tcPr/>
-                <w:p>
-                  <w:pPr>
-                    <w:pStyle w:val="Compact"/>
-                    <w:jc w:val="left"/>
-                    <w:jc w:val="center"/>
-                  </w:pPr>
-                  <w:r>
                     <w:t xml:space="preserve">2022-23</w:t>
                   </w:r>
                 </w:p>
@@ -2130,642 +3112,78 @@
                     <w:jc w:val="center"/>
                   </w:pPr>
                   <w:r>
-                    <w:t xml:space="preserve">Rank-rank slope</w:t>
-                  </w:r>
-                </w:p>
-              </w:tc>
-              <w:tc>
-                <w:tcPr/>
-                <w:p>
-                  <w:pPr>
-                    <w:pStyle w:val="Compact"/>
-                    <w:jc w:val="left"/>
-                    <w:jc w:val="center"/>
-                  </w:pPr>
-                  <w:r>
-                    <w:t xml:space="preserve">0.350</w:t>
-                  </w:r>
-                </w:p>
-              </w:tc>
-              <w:tc>
-                <w:tcPr/>
-                <w:p>
-                  <w:pPr>
-                    <w:pStyle w:val="Compact"/>
-                    <w:jc w:val="right"/>
-                    <w:jc w:val="center"/>
-                  </w:pPr>
-                  <w:r>
-                    <w:t xml:space="preserve">782</w:t>
-                  </w:r>
-                </w:p>
-              </w:tc>
-            </w:tr>
-            <w:tr>
-              <w:tc>
-                <w:tcPr/>
-                <w:p>
-                  <w:pPr>
-                    <w:pStyle w:val="Compact"/>
-                    <w:jc w:val="left"/>
-                    <w:jc w:val="center"/>
-                  </w:pPr>
-                  <w:r>
-                    <w:t xml:space="preserve">4</w:t>
-                  </w:r>
-                </w:p>
-              </w:tc>
-              <w:tc>
-                <w:tcPr/>
-                <w:p>
-                  <w:pPr>
-                    <w:pStyle w:val="Compact"/>
-                    <w:jc w:val="left"/>
-                    <w:jc w:val="center"/>
-                  </w:pPr>
-                  <w:r>
-                    <w:t xml:space="preserve">2010</w:t>
-                  </w:r>
-                </w:p>
-              </w:tc>
-              <w:tc>
-                <w:tcPr/>
-                <w:p>
-                  <w:pPr>
-                    <w:pStyle w:val="Compact"/>
-                    <w:jc w:val="left"/>
-                    <w:jc w:val="center"/>
-                  </w:pPr>
-                  <w:r>
-                    <w:t xml:space="preserve">Upward mobility rate</w:t>
-                  </w:r>
-                </w:p>
-              </w:tc>
-              <w:tc>
-                <w:tcPr/>
-                <w:p>
-                  <w:pPr>
-                    <w:pStyle w:val="Compact"/>
-                    <w:jc w:val="left"/>
-                    <w:jc w:val="center"/>
-                  </w:pPr>
-                  <w:r>
-                    <w:t xml:space="preserve">26.2 percent</w:t>
-                  </w:r>
-                </w:p>
-              </w:tc>
-              <w:tc>
-                <w:tcPr/>
-                <w:p>
-                  <w:pPr>
-                    <w:pStyle w:val="Compact"/>
-                    <w:jc w:val="right"/>
-                    <w:jc w:val="center"/>
-                  </w:pPr>
-                  <w:r>
-                    <w:t xml:space="preserve">612</w:t>
-                  </w:r>
-                </w:p>
-              </w:tc>
-            </w:tr>
-            <w:tr>
-              <w:tc>
-                <w:tcPr/>
-                <w:p>
-                  <w:pPr>
-                    <w:pStyle w:val="Compact"/>
-                    <w:jc w:val="left"/>
-                    <w:jc w:val="center"/>
-                  </w:pPr>
-                  <w:r>
-                    <w:t xml:space="preserve">7</w:t>
-                  </w:r>
-                </w:p>
-              </w:tc>
-              <w:tc>
-                <w:tcPr/>
-                <w:p>
-                  <w:pPr>
-                    <w:pStyle w:val="Compact"/>
-                    <w:jc w:val="left"/>
-                    <w:jc w:val="center"/>
-                  </w:pPr>
-                  <w:r>
-                    <w:t xml:space="preserve">2016</w:t>
-                  </w:r>
-                </w:p>
-              </w:tc>
-              <w:tc>
-                <w:tcPr/>
-                <w:p>
-                  <w:pPr>
-                    <w:pStyle w:val="Compact"/>
-                    <w:jc w:val="left"/>
-                    <w:jc w:val="center"/>
-                  </w:pPr>
-                  <w:r>
-                    <w:t xml:space="preserve">Upward mobility rate</w:t>
-                  </w:r>
-                </w:p>
-              </w:tc>
-              <w:tc>
-                <w:tcPr/>
-                <w:p>
-                  <w:pPr>
-                    <w:pStyle w:val="Compact"/>
-                    <w:jc w:val="left"/>
-                    <w:jc w:val="center"/>
-                  </w:pPr>
-                  <w:r>
-                    <w:t xml:space="preserve">24.7 percent</w:t>
-                  </w:r>
-                </w:p>
-              </w:tc>
-              <w:tc>
-                <w:tcPr/>
-                <w:p>
-                  <w:pPr>
-                    <w:pStyle w:val="Compact"/>
-                    <w:jc w:val="right"/>
-                    <w:jc w:val="center"/>
-                  </w:pPr>
-                  <w:r>
-                    <w:t xml:space="preserve">439</w:t>
-                  </w:r>
-                </w:p>
-              </w:tc>
-            </w:tr>
-            <w:tr>
-              <w:tc>
-                <w:tcPr/>
-                <w:p>
-                  <w:pPr>
-                    <w:pStyle w:val="Compact"/>
-                    <w:jc w:val="left"/>
-                    <w:jc w:val="center"/>
-                  </w:pPr>
-                  <w:r>
-                    <w:t xml:space="preserve">10</w:t>
-                  </w:r>
-                </w:p>
-              </w:tc>
-              <w:tc>
-                <w:tcPr/>
-                <w:p>
-                  <w:pPr>
-                    <w:pStyle w:val="Compact"/>
-                    <w:jc w:val="left"/>
-                    <w:jc w:val="center"/>
-                  </w:pPr>
-                  <w:r>
-                    <w:t xml:space="preserve">2022-23</w:t>
-                  </w:r>
-                </w:p>
-              </w:tc>
-              <w:tc>
-                <w:tcPr/>
-                <w:p>
-                  <w:pPr>
-                    <w:pStyle w:val="Compact"/>
-                    <w:jc w:val="left"/>
-                    <w:jc w:val="center"/>
-                  </w:pPr>
-                  <w:r>
-                    <w:t xml:space="preserve">Upward mobility rate</w:t>
-                  </w:r>
-                </w:p>
-              </w:tc>
-              <w:tc>
-                <w:tcPr/>
-                <w:p>
-                  <w:pPr>
-                    <w:pStyle w:val="Compact"/>
-                    <w:jc w:val="left"/>
-                    <w:jc w:val="center"/>
-                  </w:pPr>
-                  <w:r>
-                    <w:t xml:space="preserve">3.0 percent</w:t>
-                  </w:r>
-                </w:p>
-              </w:tc>
-              <w:tc>
-                <w:tcPr/>
-                <w:p>
-                  <w:pPr>
-                    <w:pStyle w:val="Compact"/>
-                    <w:jc w:val="right"/>
-                    <w:jc w:val="center"/>
-                  </w:pPr>
-                  <w:r>
-                    <w:t xml:space="preserve">124</w:t>
-                  </w:r>
-                </w:p>
-              </w:tc>
-            </w:tr>
-            <w:tr>
-              <w:tc>
-                <w:tcPr/>
-                <w:p>
-                  <w:pPr>
-                    <w:pStyle w:val="Compact"/>
-                    <w:jc w:val="left"/>
-                    <w:jc w:val="center"/>
-                  </w:pPr>
-                  <w:r>
-                    <w:t xml:space="preserve">5</w:t>
-                  </w:r>
-                </w:p>
-              </w:tc>
-              <w:tc>
-                <w:tcPr/>
-                <w:p>
-                  <w:pPr>
-                    <w:pStyle w:val="Compact"/>
-                    <w:jc w:val="left"/>
-                    <w:jc w:val="center"/>
-                  </w:pPr>
-                  <w:r>
-                    <w:t xml:space="preserve">2010</w:t>
-                  </w:r>
-                </w:p>
-              </w:tc>
-              <w:tc>
-                <w:tcPr/>
-                <w:p>
-                  <w:pPr>
-                    <w:pStyle w:val="Compact"/>
-                    <w:jc w:val="left"/>
-                    <w:jc w:val="center"/>
-                  </w:pPr>
-                  <w:r>
-                    <w:t xml:space="preserve">Downward mobility rate</w:t>
-                  </w:r>
-                </w:p>
-              </w:tc>
-              <w:tc>
-                <w:tcPr/>
-                <w:p>
-                  <w:pPr>
-                    <w:pStyle w:val="Compact"/>
-                    <w:jc w:val="left"/>
-                    <w:jc w:val="center"/>
-                  </w:pPr>
-                  <w:r>
-                    <w:t xml:space="preserve">13.5 percent</w:t>
-                  </w:r>
-                </w:p>
-              </w:tc>
-              <w:tc>
-                <w:tcPr/>
-                <w:p>
-                  <w:pPr>
-                    <w:pStyle w:val="Compact"/>
-                    <w:jc w:val="right"/>
-                    <w:jc w:val="center"/>
-                  </w:pPr>
-                  <w:r>
-                    <w:t xml:space="preserve">612</w:t>
-                  </w:r>
-                </w:p>
-              </w:tc>
-            </w:tr>
-            <w:tr>
-              <w:tc>
-                <w:tcPr/>
-                <w:p>
-                  <w:pPr>
-                    <w:pStyle w:val="Compact"/>
-                    <w:jc w:val="left"/>
-                    <w:jc w:val="center"/>
-                  </w:pPr>
-                  <w:r>
-                    <w:t xml:space="preserve">8</w:t>
-                  </w:r>
-                </w:p>
-              </w:tc>
-              <w:tc>
-                <w:tcPr/>
-                <w:p>
-                  <w:pPr>
-                    <w:pStyle w:val="Compact"/>
-                    <w:jc w:val="left"/>
-                    <w:jc w:val="center"/>
-                  </w:pPr>
-                  <w:r>
-                    <w:t xml:space="preserve">2016</w:t>
-                  </w:r>
-                </w:p>
-              </w:tc>
-              <w:tc>
-                <w:tcPr/>
-                <w:p>
-                  <w:pPr>
-                    <w:pStyle w:val="Compact"/>
-                    <w:jc w:val="left"/>
-                    <w:jc w:val="center"/>
-                  </w:pPr>
-                  <w:r>
-                    <w:t xml:space="preserve">Downward mobility rate</w:t>
-                  </w:r>
-                </w:p>
-              </w:tc>
-              <w:tc>
-                <w:tcPr/>
-                <w:p>
-                  <w:pPr>
-                    <w:pStyle w:val="Compact"/>
-                    <w:jc w:val="left"/>
-                    <w:jc w:val="center"/>
-                  </w:pPr>
-                  <w:r>
-                    <w:t xml:space="preserve">5.8 percent</w:t>
-                  </w:r>
-                </w:p>
-              </w:tc>
-              <w:tc>
-                <w:tcPr/>
-                <w:p>
-                  <w:pPr>
-                    <w:pStyle w:val="Compact"/>
-                    <w:jc w:val="right"/>
-                    <w:jc w:val="center"/>
-                  </w:pPr>
-                  <w:r>
-                    <w:t xml:space="preserve">439</w:t>
-                  </w:r>
-                </w:p>
-              </w:tc>
-            </w:tr>
-            <w:tr>
-              <w:tc>
-                <w:tcPr/>
-                <w:p>
-                  <w:pPr>
-                    <w:pStyle w:val="Compact"/>
-                    <w:jc w:val="left"/>
-                    <w:jc w:val="center"/>
-                  </w:pPr>
-                  <w:r>
-                    <w:t xml:space="preserve">11</w:t>
-                  </w:r>
-                </w:p>
-              </w:tc>
-              <w:tc>
-                <w:tcPr/>
-                <w:p>
-                  <w:pPr>
-                    <w:pStyle w:val="Compact"/>
-                    <w:jc w:val="left"/>
-                    <w:jc w:val="center"/>
-                  </w:pPr>
-                  <w:r>
-                    <w:t xml:space="preserve">2022-23</w:t>
-                  </w:r>
-                </w:p>
-              </w:tc>
-              <w:tc>
-                <w:tcPr/>
-                <w:p>
-                  <w:pPr>
-                    <w:pStyle w:val="Compact"/>
-                    <w:jc w:val="left"/>
-                    <w:jc w:val="center"/>
-                  </w:pPr>
-                  <w:r>
-                    <w:t xml:space="preserve">Downward mobility rate</w:t>
-                  </w:r>
-                </w:p>
-              </w:tc>
-              <w:tc>
-                <w:tcPr/>
-                <w:p>
-                  <w:pPr>
-                    <w:pStyle w:val="Compact"/>
-                    <w:jc w:val="left"/>
-                    <w:jc w:val="center"/>
-                  </w:pPr>
-                  <w:r>
-                    <w:t xml:space="preserve">1.6 percent</w:t>
-                  </w:r>
-                </w:p>
-              </w:tc>
-              <w:tc>
-                <w:tcPr/>
-                <w:p>
-                  <w:pPr>
-                    <w:pStyle w:val="Compact"/>
-                    <w:jc w:val="right"/>
-                    <w:jc w:val="center"/>
-                  </w:pPr>
-                  <w:r>
-                    <w:t xml:space="preserve">124</w:t>
-                  </w:r>
-                </w:p>
-              </w:tc>
-            </w:tr>
-            <w:tr>
-              <w:tc>
-                <w:tcPr/>
-                <w:p>
-                  <w:pPr>
-                    <w:pStyle w:val="Compact"/>
-                    <w:jc w:val="left"/>
-                    <w:jc w:val="center"/>
-                  </w:pPr>
-                  <w:r>
-                    <w:t xml:space="preserve">6</w:t>
-                  </w:r>
-                </w:p>
-              </w:tc>
-              <w:tc>
-                <w:tcPr/>
-                <w:p>
-                  <w:pPr>
-                    <w:pStyle w:val="Compact"/>
-                    <w:jc w:val="left"/>
-                    <w:jc w:val="center"/>
-                  </w:pPr>
-                  <w:r>
-                    <w:t xml:space="preserve">2010</w:t>
-                  </w:r>
-                </w:p>
-              </w:tc>
-              <w:tc>
-                <w:tcPr/>
-                <w:p>
-                  <w:pPr>
-                    <w:pStyle w:val="Compact"/>
-                    <w:jc w:val="left"/>
-                    <w:jc w:val="center"/>
-                  </w:pPr>
-                  <w:r>
-                    <w:t xml:space="preserve">Persistence probability</w:t>
-                  </w:r>
-                </w:p>
-              </w:tc>
-              <w:tc>
-                <w:tcPr/>
-                <w:p>
-                  <w:pPr>
-                    <w:pStyle w:val="Compact"/>
-                    <w:jc w:val="left"/>
-                    <w:jc w:val="center"/>
-                  </w:pPr>
-                  <w:r>
-                    <w:t xml:space="preserve">60.3 percent</w:t>
-                  </w:r>
-                </w:p>
-              </w:tc>
-              <w:tc>
-                <w:tcPr/>
-                <w:p>
-                  <w:pPr>
-                    <w:pStyle w:val="Compact"/>
-                    <w:jc w:val="right"/>
-                    <w:jc w:val="center"/>
-                  </w:pPr>
-                  <w:r>
-                    <w:t xml:space="preserve">612</w:t>
-                  </w:r>
-                </w:p>
-              </w:tc>
-            </w:tr>
-            <w:tr>
-              <w:tc>
-                <w:tcPr/>
-                <w:p>
-                  <w:pPr>
-                    <w:pStyle w:val="Compact"/>
-                    <w:jc w:val="left"/>
-                    <w:jc w:val="center"/>
-                  </w:pPr>
-                  <w:r>
-                    <w:t xml:space="preserve">9</w:t>
-                  </w:r>
-                </w:p>
-              </w:tc>
-              <w:tc>
-                <w:tcPr/>
-                <w:p>
-                  <w:pPr>
-                    <w:pStyle w:val="Compact"/>
-                    <w:jc w:val="left"/>
-                    <w:jc w:val="center"/>
-                  </w:pPr>
-                  <w:r>
-                    <w:t xml:space="preserve">2016</w:t>
-                  </w:r>
-                </w:p>
-              </w:tc>
-              <w:tc>
-                <w:tcPr/>
-                <w:p>
-                  <w:pPr>
-                    <w:pStyle w:val="Compact"/>
-                    <w:jc w:val="left"/>
-                    <w:jc w:val="center"/>
-                  </w:pPr>
-                  <w:r>
-                    <w:t xml:space="preserve">Persistence probability</w:t>
-                  </w:r>
-                </w:p>
-              </w:tc>
-              <w:tc>
-                <w:tcPr/>
-                <w:p>
-                  <w:pPr>
-                    <w:pStyle w:val="Compact"/>
-                    <w:jc w:val="left"/>
-                    <w:jc w:val="center"/>
-                  </w:pPr>
-                  <w:r>
-                    <w:t xml:space="preserve">69.5 percent</w:t>
-                  </w:r>
-                </w:p>
-              </w:tc>
-              <w:tc>
-                <w:tcPr/>
-                <w:p>
-                  <w:pPr>
-                    <w:pStyle w:val="Compact"/>
-                    <w:jc w:val="right"/>
-                    <w:jc w:val="center"/>
-                  </w:pPr>
-                  <w:r>
-                    <w:t xml:space="preserve">439</w:t>
-                  </w:r>
-                </w:p>
-              </w:tc>
-            </w:tr>
-            <w:tr>
-              <w:tc>
-                <w:tcPr/>
-                <w:p>
-                  <w:pPr>
-                    <w:pStyle w:val="Compact"/>
-                    <w:jc w:val="left"/>
-                    <w:jc w:val="center"/>
-                  </w:pPr>
-                  <w:r>
-                    <w:t xml:space="preserve">12</w:t>
-                  </w:r>
-                </w:p>
-              </w:tc>
-              <w:tc>
-                <w:tcPr/>
-                <w:p>
-                  <w:pPr>
-                    <w:pStyle w:val="Compact"/>
-                    <w:jc w:val="left"/>
-                    <w:jc w:val="center"/>
-                  </w:pPr>
-                  <w:r>
-                    <w:t xml:space="preserve">2022-23</w:t>
-                  </w:r>
-                </w:p>
-              </w:tc>
-              <w:tc>
-                <w:tcPr/>
-                <w:p>
-                  <w:pPr>
-                    <w:pStyle w:val="Compact"/>
-                    <w:jc w:val="left"/>
-                    <w:jc w:val="center"/>
-                  </w:pPr>
-                  <w:r>
-                    <w:t xml:space="preserve">Persistence probability</w:t>
-                  </w:r>
-                </w:p>
-              </w:tc>
-              <w:tc>
-                <w:tcPr/>
-                <w:p>
-                  <w:pPr>
-                    <w:pStyle w:val="Compact"/>
-                    <w:jc w:val="left"/>
-                    <w:jc w:val="center"/>
-                  </w:pPr>
-                  <w:r>
-                    <w:t xml:space="preserve">95.3 percent</w:t>
-                  </w:r>
-                </w:p>
-              </w:tc>
-              <w:tc>
-                <w:tcPr/>
-                <w:p>
-                  <w:pPr>
-                    <w:pStyle w:val="Compact"/>
-                    <w:jc w:val="right"/>
-                    <w:jc w:val="center"/>
-                  </w:pPr>
-                  <w:r>
-                    <w:t xml:space="preserve">124</w:t>
+                    <w:t xml:space="preserve">797</w:t>
+                  </w:r>
+                </w:p>
+              </w:tc>
+              <w:tc>
+                <w:tcPr/>
+                <w:p>
+                  <w:pPr>
+                    <w:pStyle w:val="Compact"/>
+                    <w:jc w:val="left"/>
+                    <w:jc w:val="center"/>
+                  </w:pPr>
+                  <w:r>
+                    <w:t xml:space="preserve">91.2 percent</w:t>
+                  </w:r>
+                </w:p>
+              </w:tc>
+              <w:tc>
+                <w:tcPr/>
+                <w:p>
+                  <w:pPr>
+                    <w:pStyle w:val="Compact"/>
+                    <w:jc w:val="left"/>
+                    <w:jc w:val="center"/>
+                  </w:pPr>
+                  <w:r>
+                    <w:t xml:space="preserve">36.4 percent</w:t>
+                  </w:r>
+                </w:p>
+              </w:tc>
+              <w:tc>
+                <w:tcPr/>
+                <w:p>
+                  <w:pPr>
+                    <w:pStyle w:val="Compact"/>
+                    <w:jc w:val="left"/>
+                    <w:jc w:val="center"/>
+                  </w:pPr>
+                  <w:r>
+                    <w:t xml:space="preserve">32.6 / 29.1 / 23.7 / 14.6</w:t>
+                  </w:r>
+                </w:p>
+              </w:tc>
+              <w:tc>
+                <w:tcPr/>
+                <w:p>
+                  <w:pPr>
+                    <w:pStyle w:val="Compact"/>
+                    <w:jc w:val="left"/>
+                    <w:jc w:val="center"/>
+                  </w:pPr>
+                  <w:r>
+                    <w:t xml:space="preserve">74.3 percent</w:t>
+                  </w:r>
+                </w:p>
+              </w:tc>
+              <w:tc>
+                <w:tcPr/>
+                <w:p>
+                  <w:pPr>
+                    <w:pStyle w:val="Compact"/>
+                    <w:jc w:val="left"/>
+                    <w:jc w:val="center"/>
+                  </w:pPr>
+                  <w:r>
+                    <w:t xml:space="preserve">65.9 percent</w:t>
                   </w:r>
                 </w:p>
               </w:tc>
             </w:tr>
           </w:tbl>
-          <w:bookmarkEnd w:id="41"/>
+          <w:bookmarkEnd w:id="40"/>
           <w:p/>
         </w:tc>
       </w:tr>
@@ -2780,7 +3198,7 @@
       <w:r>
         <w:t xml:space="preserve"> </w:t>
       </w:r>
-      <w:hyperlink w:anchor="tbl-mobility-metrics">
+      <w:hyperlink w:anchor="tbl-sample-composition">
         <w:r>
           <w:rPr>
             <w:rStyle w:val="Hyperlink"/>
@@ -2792,17 +3210,17 @@
         <w:t xml:space="preserve"> </w:t>
       </w:r>
       <w:r>
-        <w:t xml:space="preserve">reports the point estimates and valid denominators that anchor the descriptive discussion. The current reporting outputs do not provide design-consistent standard errors for these weighted headline mobility measures, so the table is interpreted as descriptive accounting rather than as a basis for formal inference.</w:t>
-      </w:r>
-    </w:p>
-    <w:bookmarkEnd w:id="42"/>
-    <w:bookmarkStart w:id="51" w:name="interpretation"/>
+        <w:t xml:space="preserve">combines the published Tier A sample and completeness outputs with simple analytical-sample composition shares from the harmonized LiTS file; the main takeaway is that the descriptive section rests on usable national samples in every wave, but 2022-23 has substantially weaker education completeness than the earlier surveys.</w:t>
+      </w:r>
+    </w:p>
+    <w:bookmarkEnd w:id="41"/>
+    <w:bookmarkStart w:id="51" w:name="national-mobility-metrics-by-wave"/>
     <w:p>
       <w:pPr>
         <w:pStyle w:val="Heading3"/>
       </w:pPr>
       <w:r>
-        <w:t xml:space="preserve">5.3 Interpretation</w:t>
+        <w:t xml:space="preserve">National Mobility Metrics by Wave</w:t>
       </w:r>
     </w:p>
     <w:p>
@@ -2820,7 +3238,459 @@
           <w:rPr>
             <w:rStyle w:val="Hyperlink"/>
           </w:rPr>
-          <w:t xml:space="preserve">Table 1</w:t>
+          <w:t xml:space="preserve">Table 2</w:t>
+        </w:r>
+      </w:hyperlink>
+      <w:r>
+        <w:t xml:space="preserve"> </w:t>
+      </w:r>
+      <w:r>
+        <w:t xml:space="preserve">reports the paper’s locked national mobility measures in a by-wave layout. The rank-rank slope rises from</w:t>
+      </w:r>
+      <w:r>
+        <w:t xml:space="preserve"> </w:t>
+      </w:r>
+      <w:r>
+        <w:rPr>
+          <w:b/>
+          <w:bCs/>
+        </w:rPr>
+        <w:t xml:space="preserve">0.133</w:t>
+      </w:r>
+      <w:r>
+        <w:t xml:space="preserve"> </w:t>
+      </w:r>
+      <w:r>
+        <w:t xml:space="preserve">in 2010 to</w:t>
+      </w:r>
+      <w:r>
+        <w:t xml:space="preserve"> </w:t>
+      </w:r>
+      <w:r>
+        <w:rPr>
+          <w:b/>
+          <w:bCs/>
+        </w:rPr>
+        <w:t xml:space="preserve">0.299</w:t>
+      </w:r>
+      <w:r>
+        <w:t xml:space="preserve"> </w:t>
+      </w:r>
+      <w:r>
+        <w:t xml:space="preserve">in 2016 and</w:t>
+      </w:r>
+      <w:r>
+        <w:t xml:space="preserve"> </w:t>
+      </w:r>
+      <w:r>
+        <w:rPr>
+          <w:b/>
+          <w:bCs/>
+        </w:rPr>
+        <w:t xml:space="preserve">0.350</w:t>
+      </w:r>
+      <w:r>
+        <w:t xml:space="preserve"> </w:t>
+      </w:r>
+      <w:r>
+        <w:t xml:space="preserve">in 2022-23, while the category-based measures move in the same direction but with much thinner support in the latest wave.</w:t>
+      </w:r>
+    </w:p>
+    <w:p>
+      <w:pPr>
+        <w:pStyle w:val="BodyText"/>
+      </w:pPr>
+      <w:r>
+        <w:t xml:space="preserve">The 2022-23 category profile therefore remains strictly secondary. The valid denominator for the 2022 rank-rank slope is 782, whereas the valid denominator for the 2022 category-based rates is only 124. As a result, the rank-based series is the paper’s preferred descriptive benchmark across waves.</w:t>
+      </w:r>
+    </w:p>
+    <w:tbl>
+      <w:tblPr>
+        <w:tblStyle w:val="Table"/>
+        <w:tblW w:type="pct" w:w="5000"/>
+        <w:tblLayout w:type="fixed"/>
+        <w:tblLook w:firstRow="0" w:lastRow="0" w:firstColumn="0" w:lastColumn="0" w:noHBand="0" w:noVBand="0" w:val="0000"/>
+      </w:tblPr>
+      <w:tblGrid>
+        <w:gridCol w:w="7920"/>
+      </w:tblGrid>
+      <w:tr>
+        <w:tc>
+          <w:tcPr/>
+          <w:bookmarkStart w:id="42" w:name="tbl-mobility-metrics"/>
+          <w:p>
+            <w:pPr>
+              <w:jc w:val="center"/>
+            </w:pPr>
+            <w:pPr>
+              <w:jc w:val="left"/>
+              <w:spacing w:before="200"/>
+              <w:pStyle w:val="ImageCaption"/>
+            </w:pPr>
+            <w:r>
+              <w:t xml:space="preserve">Table 2: National mobility metrics by LiTS wave.</w:t>
+            </w:r>
+          </w:p>
+          <w:tbl>
+            <w:tblPr>
+              <w:tblStyle w:val="Table"/>
+              <w:tblW w:type="pct" w:w="5000"/>
+              <w:tblLayout w:type="fixed"/>
+              <w:tblLook w:firstRow="1" w:lastRow="0" w:firstColumn="0" w:lastColumn="0" w:noHBand="0" w:noVBand="0" w:val="0020"/>
+            </w:tblPr>
+            <w:tblGrid>
+              <w:gridCol w:w="653"/>
+              <w:gridCol w:w="1306"/>
+              <w:gridCol w:w="1306"/>
+              <w:gridCol w:w="1469"/>
+              <w:gridCol w:w="1061"/>
+              <w:gridCol w:w="2122"/>
+            </w:tblGrid>
+            <w:tr>
+              <w:trPr>
+                <w:tblHeader w:val="on"/>
+              </w:trPr>
+              <w:tc>
+                <w:tcPr/>
+                <w:p>
+                  <w:pPr>
+                    <w:pStyle w:val="Compact"/>
+                    <w:jc w:val="left"/>
+                    <w:jc w:val="center"/>
+                  </w:pPr>
+                  <w:r>
+                    <w:t xml:space="preserve">Wave</w:t>
+                  </w:r>
+                </w:p>
+              </w:tc>
+              <w:tc>
+                <w:tcPr/>
+                <w:p>
+                  <w:pPr>
+                    <w:pStyle w:val="Compact"/>
+                    <w:jc w:val="left"/>
+                    <w:jc w:val="center"/>
+                  </w:pPr>
+                  <w:r>
+                    <w:t xml:space="preserve">Rank-rank slope</w:t>
+                  </w:r>
+                </w:p>
+              </w:tc>
+              <w:tc>
+                <w:tcPr/>
+                <w:p>
+                  <w:pPr>
+                    <w:pStyle w:val="Compact"/>
+                    <w:jc w:val="left"/>
+                    <w:jc w:val="center"/>
+                  </w:pPr>
+                  <w:r>
+                    <w:t xml:space="preserve">Upward mobility</w:t>
+                  </w:r>
+                </w:p>
+              </w:tc>
+              <w:tc>
+                <w:tcPr/>
+                <w:p>
+                  <w:pPr>
+                    <w:pStyle w:val="Compact"/>
+                    <w:jc w:val="left"/>
+                    <w:jc w:val="center"/>
+                  </w:pPr>
+                  <w:r>
+                    <w:t xml:space="preserve">Downward mobility</w:t>
+                  </w:r>
+                </w:p>
+              </w:tc>
+              <w:tc>
+                <w:tcPr/>
+                <w:p>
+                  <w:pPr>
+                    <w:pStyle w:val="Compact"/>
+                    <w:jc w:val="left"/>
+                    <w:jc w:val="center"/>
+                  </w:pPr>
+                  <w:r>
+                    <w:t xml:space="preserve">Persistence</w:t>
+                  </w:r>
+                </w:p>
+              </w:tc>
+              <w:tc>
+                <w:tcPr/>
+                <w:p>
+                  <w:pPr>
+                    <w:pStyle w:val="Compact"/>
+                    <w:jc w:val="left"/>
+                    <w:jc w:val="center"/>
+                  </w:pPr>
+                  <w:r>
+                    <w:t xml:space="preserve">Valid N (rank / category)</w:t>
+                  </w:r>
+                </w:p>
+              </w:tc>
+            </w:tr>
+            <w:tr>
+              <w:tc>
+                <w:tcPr/>
+                <w:p>
+                  <w:pPr>
+                    <w:pStyle w:val="Compact"/>
+                    <w:jc w:val="left"/>
+                    <w:jc w:val="center"/>
+                  </w:pPr>
+                  <w:r>
+                    <w:t xml:space="preserve">2010</w:t>
+                  </w:r>
+                </w:p>
+              </w:tc>
+              <w:tc>
+                <w:tcPr/>
+                <w:p>
+                  <w:pPr>
+                    <w:pStyle w:val="Compact"/>
+                    <w:jc w:val="left"/>
+                    <w:jc w:val="center"/>
+                  </w:pPr>
+                  <w:r>
+                    <w:t xml:space="preserve">0.133</w:t>
+                  </w:r>
+                </w:p>
+              </w:tc>
+              <w:tc>
+                <w:tcPr/>
+                <w:p>
+                  <w:pPr>
+                    <w:pStyle w:val="Compact"/>
+                    <w:jc w:val="left"/>
+                    <w:jc w:val="center"/>
+                  </w:pPr>
+                  <w:r>
+                    <w:t xml:space="preserve">26.2 percent</w:t>
+                  </w:r>
+                </w:p>
+              </w:tc>
+              <w:tc>
+                <w:tcPr/>
+                <w:p>
+                  <w:pPr>
+                    <w:pStyle w:val="Compact"/>
+                    <w:jc w:val="left"/>
+                    <w:jc w:val="center"/>
+                  </w:pPr>
+                  <w:r>
+                    <w:t xml:space="preserve">13.5 percent</w:t>
+                  </w:r>
+                </w:p>
+              </w:tc>
+              <w:tc>
+                <w:tcPr/>
+                <w:p>
+                  <w:pPr>
+                    <w:pStyle w:val="Compact"/>
+                    <w:jc w:val="left"/>
+                    <w:jc w:val="center"/>
+                  </w:pPr>
+                  <w:r>
+                    <w:t xml:space="preserve">60.3 percent</w:t>
+                  </w:r>
+                </w:p>
+              </w:tc>
+              <w:tc>
+                <w:tcPr/>
+                <w:p>
+                  <w:pPr>
+                    <w:pStyle w:val="Compact"/>
+                    <w:jc w:val="left"/>
+                    <w:jc w:val="center"/>
+                  </w:pPr>
+                  <w:r>
+                    <w:t xml:space="preserve">936 / 612</w:t>
+                  </w:r>
+                </w:p>
+              </w:tc>
+            </w:tr>
+            <w:tr>
+              <w:tc>
+                <w:tcPr/>
+                <w:p>
+                  <w:pPr>
+                    <w:pStyle w:val="Compact"/>
+                    <w:jc w:val="left"/>
+                    <w:jc w:val="center"/>
+                  </w:pPr>
+                  <w:r>
+                    <w:t xml:space="preserve">2016</w:t>
+                  </w:r>
+                </w:p>
+              </w:tc>
+              <w:tc>
+                <w:tcPr/>
+                <w:p>
+                  <w:pPr>
+                    <w:pStyle w:val="Compact"/>
+                    <w:jc w:val="left"/>
+                    <w:jc w:val="center"/>
+                  </w:pPr>
+                  <w:r>
+                    <w:t xml:space="preserve">0.299</w:t>
+                  </w:r>
+                </w:p>
+              </w:tc>
+              <w:tc>
+                <w:tcPr/>
+                <w:p>
+                  <w:pPr>
+                    <w:pStyle w:val="Compact"/>
+                    <w:jc w:val="left"/>
+                    <w:jc w:val="center"/>
+                  </w:pPr>
+                  <w:r>
+                    <w:t xml:space="preserve">24.7 percent</w:t>
+                  </w:r>
+                </w:p>
+              </w:tc>
+              <w:tc>
+                <w:tcPr/>
+                <w:p>
+                  <w:pPr>
+                    <w:pStyle w:val="Compact"/>
+                    <w:jc w:val="left"/>
+                    <w:jc w:val="center"/>
+                  </w:pPr>
+                  <w:r>
+                    <w:t xml:space="preserve">5.8 percent</w:t>
+                  </w:r>
+                </w:p>
+              </w:tc>
+              <w:tc>
+                <w:tcPr/>
+                <w:p>
+                  <w:pPr>
+                    <w:pStyle w:val="Compact"/>
+                    <w:jc w:val="left"/>
+                    <w:jc w:val="center"/>
+                  </w:pPr>
+                  <w:r>
+                    <w:t xml:space="preserve">69.5 percent</w:t>
+                  </w:r>
+                </w:p>
+              </w:tc>
+              <w:tc>
+                <w:tcPr/>
+                <w:p>
+                  <w:pPr>
+                    <w:pStyle w:val="Compact"/>
+                    <w:jc w:val="left"/>
+                    <w:jc w:val="center"/>
+                  </w:pPr>
+                  <w:r>
+                    <w:t xml:space="preserve">1,186 / 439</w:t>
+                  </w:r>
+                </w:p>
+              </w:tc>
+            </w:tr>
+            <w:tr>
+              <w:tc>
+                <w:tcPr/>
+                <w:p>
+                  <w:pPr>
+                    <w:pStyle w:val="Compact"/>
+                    <w:jc w:val="left"/>
+                    <w:jc w:val="center"/>
+                  </w:pPr>
+                  <w:r>
+                    <w:t xml:space="preserve">2022-23</w:t>
+                  </w:r>
+                </w:p>
+              </w:tc>
+              <w:tc>
+                <w:tcPr/>
+                <w:p>
+                  <w:pPr>
+                    <w:pStyle w:val="Compact"/>
+                    <w:jc w:val="left"/>
+                    <w:jc w:val="center"/>
+                  </w:pPr>
+                  <w:r>
+                    <w:t xml:space="preserve">0.350</w:t>
+                  </w:r>
+                </w:p>
+              </w:tc>
+              <w:tc>
+                <w:tcPr/>
+                <w:p>
+                  <w:pPr>
+                    <w:pStyle w:val="Compact"/>
+                    <w:jc w:val="left"/>
+                    <w:jc w:val="center"/>
+                  </w:pPr>
+                  <w:r>
+                    <w:t xml:space="preserve">3.0 percent</w:t>
+                  </w:r>
+                </w:p>
+              </w:tc>
+              <w:tc>
+                <w:tcPr/>
+                <w:p>
+                  <w:pPr>
+                    <w:pStyle w:val="Compact"/>
+                    <w:jc w:val="left"/>
+                    <w:jc w:val="center"/>
+                  </w:pPr>
+                  <w:r>
+                    <w:t xml:space="preserve">1.6 percent</w:t>
+                  </w:r>
+                </w:p>
+              </w:tc>
+              <w:tc>
+                <w:tcPr/>
+                <w:p>
+                  <w:pPr>
+                    <w:pStyle w:val="Compact"/>
+                    <w:jc w:val="left"/>
+                    <w:jc w:val="center"/>
+                  </w:pPr>
+                  <w:r>
+                    <w:t xml:space="preserve">95.3 percent</w:t>
+                  </w:r>
+                </w:p>
+              </w:tc>
+              <w:tc>
+                <w:tcPr/>
+                <w:p>
+                  <w:pPr>
+                    <w:pStyle w:val="Compact"/>
+                    <w:jc w:val="left"/>
+                    <w:jc w:val="center"/>
+                  </w:pPr>
+                  <w:r>
+                    <w:t xml:space="preserve">782 / 124</w:t>
+                  </w:r>
+                </w:p>
+              </w:tc>
+            </w:tr>
+          </w:tbl>
+          <w:bookmarkEnd w:id="42"/>
+          <w:p/>
+        </w:tc>
+      </w:tr>
+    </w:tbl>
+    <w:p>
+      <w:pPr>
+        <w:pStyle w:val="BodyText"/>
+      </w:pPr>
+      <w:r>
+        <w:t xml:space="preserve">Table</w:t>
+      </w:r>
+      <w:r>
+        <w:t xml:space="preserve"> </w:t>
+      </w:r>
+      <w:hyperlink w:anchor="tbl-mobility-metrics">
+        <w:r>
+          <w:rPr>
+            <w:rStyle w:val="Hyperlink"/>
+          </w:rPr>
+          <w:t xml:space="preserve">Table 2</w:t>
         </w:r>
       </w:hyperlink>
       <w:r>
@@ -2861,15 +3731,7 @@
         <w:t xml:space="preserve"> </w:t>
       </w:r>
       <w:r>
-        <w:t xml:space="preserve">tell a consistent high-level story: intergenerational persistence is substantial in Uzbekistan, and the descriptive measures do not suggest a weakening over time. The rank-based pattern is the more informative part of this result because it uses much larger valid samples and is less vulnerable to sparse category cells.</w:t>
-      </w:r>
-    </w:p>
-    <w:p>
-      <w:pPr>
-        <w:pStyle w:val="BodyText"/>
-      </w:pPr>
-      <w:r>
-        <w:t xml:space="preserve">The descriptive profile does not, however, identify why persistence differs across waves. Composition changes, regional inequality, tertiary expansion, and measurement noise all remain plausible explanations. The rest of the paper therefore turns to pooled correlates rather than causal explanations.</w:t>
+        <w:t xml:space="preserve">tell the same high-level story: educational persistence is substantial in every wave, and the rise in descriptive persistence is clearer in the rank-based series than in the much thinner 2022-23 category measures. The main takeaway is that descriptive persistence measures rise across waves, but pooled models do not estimate the change precisely.</w:t>
       </w:r>
     </w:p>
     <w:tbl>
@@ -3039,23 +3901,13 @@
       </w:tr>
     </w:tbl>
     <w:bookmarkEnd w:id="51"/>
-    <w:bookmarkEnd w:id="52"/>
-    <w:bookmarkStart w:id="58" w:name="correlates-of-educational-mobility"/>
-    <w:p>
-      <w:pPr>
-        <w:pStyle w:val="Heading2"/>
-      </w:pPr>
-      <w:r>
-        <w:t xml:space="preserve">6. Correlates of Educational Mobility</w:t>
-      </w:r>
-    </w:p>
-    <w:bookmarkStart w:id="53" w:name="pooled-persistence-trend-model"/>
+    <w:bookmarkStart w:id="53" w:name="transition-structure"/>
     <w:p>
       <w:pPr>
         <w:pStyle w:val="Heading3"/>
       </w:pPr>
       <w:r>
-        <w:t xml:space="preserve">6.1 Pooled persistence-trend model</w:t>
+        <w:t xml:space="preserve">Transition Structure</w:t>
       </w:r>
     </w:p>
     <w:p>
@@ -3063,231 +3915,29 @@
         <w:pStyle w:val="FirstParagraph"/>
       </w:pPr>
       <w:r>
-        <w:t xml:space="preserve">The pooled rank-based persistence model does not provide precise evidence that persistence changed relative to 2010 once controls and fixed effects are added. The coefficient on parental rank is positive at</w:t>
-      </w:r>
-      <w:r>
-        <w:t xml:space="preserve"> </w:t>
-      </w:r>
-      <w:r>
-        <w:rPr>
-          <w:b/>
-          <w:bCs/>
-        </w:rPr>
-        <w:t xml:space="preserve">0.080</w:t>
-      </w:r>
-      <w:r>
-        <w:t xml:space="preserve">, but the interaction terms for 2016 and 2022 relative to 2010 are imprecisely estimated in this specification.</w:t>
-      </w:r>
-    </w:p>
-    <w:p>
-      <w:pPr>
-        <w:pStyle w:val="BodyText"/>
-      </w:pPr>
-      <w:r>
-        <w:t xml:space="preserve">This result matters for interpretation. The descriptive by-wave rank-rank slopes clearly rise across the three surveys, but once the model adds region, cohort, wave fixed effects, and the selected covariates, the change in persistence over time is estimated less precisely. That suggests that part of the raw trend may reflect shifts in composition or limited power rather than a simple structural break. Descriptive persistence measures rise across waves, but pooled models do not estimate the change precisely.</w:t>
-      </w:r>
-    </w:p>
-    <w:bookmarkEnd w:id="53"/>
-    <w:bookmarkStart w:id="54" w:name="attainment-score-model"/>
-    <w:p>
-      <w:pPr>
-        <w:pStyle w:val="Heading3"/>
-      </w:pPr>
-      <w:r>
-        <w:t xml:space="preserve">6.2 Attainment-score model</w:t>
-      </w:r>
-    </w:p>
-    <w:p>
-      <w:pPr>
-        <w:pStyle w:val="FirstParagraph"/>
-      </w:pPr>
-      <w:r>
-        <w:t xml:space="preserve">The attainment-score regression shows a robust positive association between parental education and own educational attainment. The coefficient on parental education score is</w:t>
-      </w:r>
-      <w:r>
-        <w:t xml:space="preserve"> </w:t>
-      </w:r>
-      <w:r>
-        <w:rPr>
-          <w:b/>
-          <w:bCs/>
-        </w:rPr>
-        <w:t xml:space="preserve">0.082</w:t>
-      </w:r>
-      <w:r>
-        <w:t xml:space="preserve"> </w:t>
-      </w:r>
-      <w:r>
-        <w:t xml:space="preserve">and is precisely estimated. This is the clearest correlates result in the paper: better-educated parents are associated with higher educational attainment among adult children even after adding fixed effects and the active covariates.</w:t>
-      </w:r>
-    </w:p>
-    <w:p>
-      <w:pPr>
-        <w:pStyle w:val="BodyText"/>
-      </w:pPr>
-      <w:r>
-        <w:t xml:space="preserve">Among the covariates, the female coefficient is negative at</w:t>
-      </w:r>
-      <w:r>
-        <w:t xml:space="preserve"> </w:t>
-      </w:r>
-      <w:r>
-        <w:rPr>
-          <w:b/>
-          <w:bCs/>
-        </w:rPr>
-        <w:t xml:space="preserve">-0.045</w:t>
-      </w:r>
-      <w:r>
-        <w:t xml:space="preserve">, while the urban coefficient is positive but not estimated precisely. Migration exposure and multigenerational household structure are also imprecisely estimated in this specification. The central correlates result is that parental educational background remains the strongest and most stable predictor in the pooled attainment model.</w:t>
-      </w:r>
-    </w:p>
-    <w:bookmarkEnd w:id="54"/>
-    <w:bookmarkStart w:id="55" w:name="upward-mobility-models"/>
-    <w:p>
-      <w:pPr>
-        <w:pStyle w:val="Heading3"/>
-      </w:pPr>
-      <w:r>
-        <w:t xml:space="preserve">6.3 Upward mobility models</w:t>
-      </w:r>
-    </w:p>
-    <w:p>
-      <w:pPr>
-        <w:pStyle w:val="FirstParagraph"/>
-      </w:pPr>
-      <w:r>
-        <w:t xml:space="preserve">The upward-mobility linear probability models are useful mainly for showing where upward transitions are mechanically more likely. Relative to the upper-secondary reference group, respondents from primary-educated households and lower-secondary households have much higher estimated probabilities of upward mobility, with coefficients of</w:t>
-      </w:r>
-      <w:r>
-        <w:t xml:space="preserve"> </w:t>
-      </w:r>
-      <w:r>
-        <w:rPr>
-          <w:b/>
-          <w:bCs/>
-        </w:rPr>
-        <w:t xml:space="preserve">0.974</w:t>
-      </w:r>
-      <w:r>
-        <w:t xml:space="preserve"> </w:t>
-      </w:r>
-      <w:r>
-        <w:t xml:space="preserve">and</w:t>
-      </w:r>
-      <w:r>
-        <w:t xml:space="preserve"> </w:t>
-      </w:r>
-      <w:r>
-        <w:rPr>
-          <w:b/>
-          <w:bCs/>
-        </w:rPr>
-        <w:t xml:space="preserve">0.736</w:t>
-      </w:r>
-      <w:r>
-        <w:t xml:space="preserve">, respectively.</w:t>
-      </w:r>
-    </w:p>
-    <w:p>
-      <w:pPr>
-        <w:pStyle w:val="BodyText"/>
-      </w:pPr>
-      <w:r>
-        <w:t xml:space="preserve">The non-parental covariates in the upward-mobility models are weaker. Urban residence is close to zero, the female coefficient is negative but only modestly estimated, migration exposure is not precise, and multigenerational household structure is positive but not strongly estimated. In substantive terms, the upward-mobility models mostly reflect where households begin in the parental education ladder rather than strong independent roles for the additional covariates.</w:t>
-      </w:r>
-    </w:p>
-    <w:bookmarkEnd w:id="55"/>
-    <w:bookmarkStart w:id="57" w:name="heterogeneity-in-persistence"/>
-    <w:p>
-      <w:pPr>
-        <w:pStyle w:val="Heading3"/>
-      </w:pPr>
-      <w:r>
-        <w:t xml:space="preserve">6.4 Heterogeneity in persistence</w:t>
-      </w:r>
-    </w:p>
-    <w:p>
-      <w:pPr>
-        <w:pStyle w:val="FirstParagraph"/>
-      </w:pPr>
-      <w:r>
-        <w:t xml:space="preserve">The persistence heterogeneity model shows a strong positive association between parental education score and the probability of remaining in the same education category as one’s parents. The coefficient on parental education score is</w:t>
-      </w:r>
-      <w:r>
-        <w:t xml:space="preserve"> </w:t>
-      </w:r>
-      <w:r>
-        <w:rPr>
-          <w:b/>
-          <w:bCs/>
-        </w:rPr>
-        <w:t xml:space="preserve">0.512</w:t>
-      </w:r>
-      <w:r>
-        <w:t xml:space="preserve"> </w:t>
-      </w:r>
-      <w:r>
-        <w:t xml:space="preserve">and is precisely estimated.</w:t>
-      </w:r>
-    </w:p>
-    <w:p>
-      <w:pPr>
-        <w:pStyle w:val="BodyText"/>
-      </w:pPr>
-      <w:r>
-        <w:t xml:space="preserve">There is suggestive heterogeneity by subgroup. The interaction between parent education and urban residence is positive at</w:t>
-      </w:r>
-      <w:r>
-        <w:t xml:space="preserve"> </w:t>
-      </w:r>
-      <w:r>
-        <w:rPr>
-          <w:b/>
-          <w:bCs/>
-        </w:rPr>
-        <w:t xml:space="preserve">0.076</w:t>
-      </w:r>
-      <w:r>
-        <w:t xml:space="preserve">, while the interaction between parent education and female is negative at</w:t>
-      </w:r>
-      <w:r>
-        <w:t xml:space="preserve"> </w:t>
-      </w:r>
-      <w:r>
-        <w:rPr>
-          <w:b/>
-          <w:bCs/>
-        </w:rPr>
-        <w:t xml:space="preserve">-0.081</w:t>
-      </w:r>
-      <w:r>
-        <w:t xml:space="preserve">. By contrast, the interaction between parent education and the 2022 wave is not precisely estimated.</w:t>
-      </w:r>
-    </w:p>
-    <w:p>
-      <w:pPr>
-        <w:pStyle w:val="BodyText"/>
-      </w:pPr>
-      <w:r>
-        <w:t xml:space="preserve">A cautious reading is that parental education translates into same-category persistence across the entire sample, but the strength of that translation may vary by subgroup. In this dataset, the strongest subgroup signal points to weaker persistence among women and somewhat stronger persistence in urban settings. The broader result, however, remains the overall persistence gradient by parental education. Table</w:t>
-      </w:r>
-      <w:r>
-        <w:t xml:space="preserve"> </w:t>
-      </w:r>
-      <w:hyperlink w:anchor="tbl-pooled-correlates">
+        <w:t xml:space="preserve">The by-wave rates are easier to interpret alongside the transition structure in Table</w:t>
+      </w:r>
+      <w:r>
+        <w:t xml:space="preserve"> </w:t>
+      </w:r>
+      <w:hyperlink w:anchor="tbl-transition-structure">
         <w:r>
           <w:rPr>
             <w:rStyle w:val="Hyperlink"/>
           </w:rPr>
-          <w:t xml:space="preserve">Table 2</w:t>
+          <w:t xml:space="preserve">Table 3</w:t>
         </w:r>
       </w:hyperlink>
       <w:r>
-        <w:t xml:space="preserve"> </w:t>
-      </w:r>
-      <w:r>
-        <w:t xml:space="preserve">collects the selected coefficients discussed in Section 6.</w:t>
+        <w:t xml:space="preserve">. In both 2010 and 2016, respondents from lower-secondary and primary parental origins most often reach upper secondary, while respondents from upper-secondary parental origins remain concentrated in the same category. This is consistent with a system that permits some upward movement from lower origins but still exhibits strong persistence around the upper-secondary category that dominates the analytical sample.</w:t>
+      </w:r>
+    </w:p>
+    <w:p>
+      <w:pPr>
+        <w:pStyle w:val="BodyText"/>
+      </w:pPr>
+      <w:r>
+        <w:t xml:space="preserve">The 2022-23 transition matrix is too sparse to serve as a persuasive main-text exhibit. Only the upper-secondary parental-origin row clears the reporting threshold, and within that row the table shows 98.3 percent persistence out of 121 valid cases. The main takeaway is that the transition evidence reinforces high persistence in the upper-middle of the education ladder, while the latest-wave category detail is too sparse to anchor a time-trend claim.</w:t>
       </w:r>
     </w:p>
     <w:tbl>
@@ -3303,7 +3953,7 @@
       <w:tr>
         <w:tc>
           <w:tcPr/>
-          <w:bookmarkStart w:id="56" w:name="tbl-pooled-correlates"/>
+          <w:bookmarkStart w:id="52" w:name="tbl-transition-structure"/>
           <w:p>
             <w:pPr>
               <w:jc w:val="center"/>
@@ -3314,7 +3964,1412 @@
               <w:pStyle w:val="ImageCaption"/>
             </w:pPr>
             <w:r>
-              <w:t xml:space="preserve">Table 2: Selected pooled correlates estimates.</w:t>
+              <w:t xml:space="preserve">Table 3: Transition structure for parental-origin categories with usable cell counts.</w:t>
+            </w:r>
+          </w:p>
+          <w:tbl>
+            <w:tblPr>
+              <w:tblStyle w:val="Table"/>
+              <w:tblW w:type="pct" w:w="5000"/>
+              <w:tblLayout w:type="fixed"/>
+              <w:tblLook w:firstRow="1" w:lastRow="0" w:firstColumn="0" w:lastColumn="0" w:noHBand="0" w:noVBand="0" w:val="0020"/>
+            </w:tblPr>
+            <w:tblGrid>
+              <w:gridCol w:w="250"/>
+              <w:gridCol w:w="416"/>
+              <w:gridCol w:w="1333"/>
+              <w:gridCol w:w="1083"/>
+              <w:gridCol w:w="1750"/>
+              <w:gridCol w:w="1750"/>
+              <w:gridCol w:w="1333"/>
+            </w:tblGrid>
+            <w:tr>
+              <w:trPr>
+                <w:tblHeader w:val="on"/>
+              </w:trPr>
+              <w:tc>
+                <w:tcPr/>
+                <w:p>
+                  <w:pPr>
+                    <w:pStyle w:val="Compact"/>
+                  </w:pPr>
+                </w:p>
+              </w:tc>
+              <w:tc>
+                <w:tcPr/>
+                <w:p>
+                  <w:pPr>
+                    <w:pStyle w:val="Compact"/>
+                    <w:jc w:val="left"/>
+                    <w:jc w:val="center"/>
+                  </w:pPr>
+                  <w:r>
+                    <w:t xml:space="preserve">Wave</w:t>
+                  </w:r>
+                </w:p>
+              </w:tc>
+              <w:tc>
+                <w:tcPr/>
+                <w:p>
+                  <w:pPr>
+                    <w:pStyle w:val="Compact"/>
+                    <w:jc w:val="left"/>
+                    <w:jc w:val="center"/>
+                  </w:pPr>
+                  <w:r>
+                    <w:t xml:space="preserve">Parental origin</w:t>
+                  </w:r>
+                </w:p>
+              </w:tc>
+              <w:tc>
+                <w:tcPr/>
+                <w:p>
+                  <w:pPr>
+                    <w:pStyle w:val="Compact"/>
+                    <w:jc w:val="left"/>
+                    <w:jc w:val="center"/>
+                  </w:pPr>
+                  <w:r>
+                    <w:t xml:space="preserve">Own: Primary</w:t>
+                  </w:r>
+                </w:p>
+              </w:tc>
+              <w:tc>
+                <w:tcPr/>
+                <w:p>
+                  <w:pPr>
+                    <w:pStyle w:val="Compact"/>
+                    <w:jc w:val="left"/>
+                    <w:jc w:val="center"/>
+                  </w:pPr>
+                  <w:r>
+                    <w:t xml:space="preserve">Own: Lower secondary</w:t>
+                  </w:r>
+                </w:p>
+              </w:tc>
+              <w:tc>
+                <w:tcPr/>
+                <w:p>
+                  <w:pPr>
+                    <w:pStyle w:val="Compact"/>
+                    <w:jc w:val="left"/>
+                    <w:jc w:val="center"/>
+                  </w:pPr>
+                  <w:r>
+                    <w:t xml:space="preserve">Own: Upper secondary</w:t>
+                  </w:r>
+                </w:p>
+              </w:tc>
+              <w:tc>
+                <w:tcPr/>
+                <w:p>
+                  <w:pPr>
+                    <w:pStyle w:val="Compact"/>
+                    <w:jc w:val="left"/>
+                    <w:jc w:val="center"/>
+                  </w:pPr>
+                  <w:r>
+                    <w:t xml:space="preserve">Parent-origin N</w:t>
+                  </w:r>
+                </w:p>
+              </w:tc>
+            </w:tr>
+            <w:tr>
+              <w:tc>
+                <w:tcPr/>
+                <w:p>
+                  <w:pPr>
+                    <w:pStyle w:val="Compact"/>
+                    <w:jc w:val="left"/>
+                    <w:jc w:val="center"/>
+                  </w:pPr>
+                  <w:r>
+                    <w:t xml:space="preserve">2</w:t>
+                  </w:r>
+                </w:p>
+              </w:tc>
+              <w:tc>
+                <w:tcPr/>
+                <w:p>
+                  <w:pPr>
+                    <w:pStyle w:val="Compact"/>
+                    <w:jc w:val="left"/>
+                    <w:jc w:val="center"/>
+                  </w:pPr>
+                  <w:r>
+                    <w:t xml:space="preserve">2010</w:t>
+                  </w:r>
+                </w:p>
+              </w:tc>
+              <w:tc>
+                <w:tcPr/>
+                <w:p>
+                  <w:pPr>
+                    <w:pStyle w:val="Compact"/>
+                    <w:jc w:val="left"/>
+                    <w:jc w:val="center"/>
+                  </w:pPr>
+                  <w:r>
+                    <w:t xml:space="preserve">Primary</w:t>
+                  </w:r>
+                </w:p>
+              </w:tc>
+              <w:tc>
+                <w:tcPr/>
+                <w:p>
+                  <w:pPr>
+                    <w:pStyle w:val="Compact"/>
+                    <w:jc w:val="left"/>
+                    <w:jc w:val="center"/>
+                  </w:pPr>
+                  <w:r>
+                    <w:t xml:space="preserve">3.1 percent</w:t>
+                  </w:r>
+                </w:p>
+              </w:tc>
+              <w:tc>
+                <w:tcPr/>
+                <w:p>
+                  <w:pPr>
+                    <w:pStyle w:val="Compact"/>
+                    <w:jc w:val="left"/>
+                    <w:jc w:val="center"/>
+                  </w:pPr>
+                  <w:r>
+                    <w:t xml:space="preserve">22.7 percent</w:t>
+                  </w:r>
+                </w:p>
+              </w:tc>
+              <w:tc>
+                <w:tcPr/>
+                <w:p>
+                  <w:pPr>
+                    <w:pStyle w:val="Compact"/>
+                    <w:jc w:val="left"/>
+                    <w:jc w:val="center"/>
+                  </w:pPr>
+                  <w:r>
+                    <w:t xml:space="preserve">74.3 percent</w:t>
+                  </w:r>
+                </w:p>
+              </w:tc>
+              <w:tc>
+                <w:tcPr/>
+                <w:p>
+                  <w:pPr>
+                    <w:pStyle w:val="Compact"/>
+                    <w:jc w:val="left"/>
+                    <w:jc w:val="center"/>
+                  </w:pPr>
+                  <w:r>
+                    <w:t xml:space="preserve">42</w:t>
+                  </w:r>
+                </w:p>
+              </w:tc>
+            </w:tr>
+            <w:tr>
+              <w:tc>
+                <w:tcPr/>
+                <w:p>
+                  <w:pPr>
+                    <w:pStyle w:val="Compact"/>
+                    <w:jc w:val="left"/>
+                    <w:jc w:val="center"/>
+                  </w:pPr>
+                  <w:r>
+                    <w:t xml:space="preserve">1</w:t>
+                  </w:r>
+                </w:p>
+              </w:tc>
+              <w:tc>
+                <w:tcPr/>
+                <w:p>
+                  <w:pPr>
+                    <w:pStyle w:val="Compact"/>
+                    <w:jc w:val="left"/>
+                    <w:jc w:val="center"/>
+                  </w:pPr>
+                  <w:r>
+                    <w:t xml:space="preserve">2010</w:t>
+                  </w:r>
+                </w:p>
+              </w:tc>
+              <w:tc>
+                <w:tcPr/>
+                <w:p>
+                  <w:pPr>
+                    <w:pStyle w:val="Compact"/>
+                    <w:jc w:val="left"/>
+                    <w:jc w:val="center"/>
+                  </w:pPr>
+                  <w:r>
+                    <w:t xml:space="preserve">Lower secondary</w:t>
+                  </w:r>
+                </w:p>
+              </w:tc>
+              <w:tc>
+                <w:tcPr/>
+                <w:p>
+                  <w:pPr>
+                    <w:pStyle w:val="Compact"/>
+                    <w:jc w:val="left"/>
+                    <w:jc w:val="center"/>
+                  </w:pPr>
+                  <w:r>
+                    <w:t xml:space="preserve">0.7 percent</w:t>
+                  </w:r>
+                </w:p>
+              </w:tc>
+              <w:tc>
+                <w:tcPr/>
+                <w:p>
+                  <w:pPr>
+                    <w:pStyle w:val="Compact"/>
+                    <w:jc w:val="left"/>
+                    <w:jc w:val="center"/>
+                  </w:pPr>
+                  <w:r>
+                    <w:t xml:space="preserve">29.3 percent</w:t>
+                  </w:r>
+                </w:p>
+              </w:tc>
+              <w:tc>
+                <w:tcPr/>
+                <w:p>
+                  <w:pPr>
+                    <w:pStyle w:val="Compact"/>
+                    <w:jc w:val="left"/>
+                    <w:jc w:val="center"/>
+                  </w:pPr>
+                  <w:r>
+                    <w:t xml:space="preserve">70.0 percent</w:t>
+                  </w:r>
+                </w:p>
+              </w:tc>
+              <w:tc>
+                <w:tcPr/>
+                <w:p>
+                  <w:pPr>
+                    <w:pStyle w:val="Compact"/>
+                    <w:jc w:val="left"/>
+                    <w:jc w:val="center"/>
+                  </w:pPr>
+                  <w:r>
+                    <w:t xml:space="preserve">198</w:t>
+                  </w:r>
+                </w:p>
+              </w:tc>
+            </w:tr>
+            <w:tr>
+              <w:tc>
+                <w:tcPr/>
+                <w:p>
+                  <w:pPr>
+                    <w:pStyle w:val="Compact"/>
+                    <w:jc w:val="left"/>
+                    <w:jc w:val="center"/>
+                  </w:pPr>
+                  <w:r>
+                    <w:t xml:space="preserve">3</w:t>
+                  </w:r>
+                </w:p>
+              </w:tc>
+              <w:tc>
+                <w:tcPr/>
+                <w:p>
+                  <w:pPr>
+                    <w:pStyle w:val="Compact"/>
+                    <w:jc w:val="left"/>
+                    <w:jc w:val="center"/>
+                  </w:pPr>
+                  <w:r>
+                    <w:t xml:space="preserve">2010</w:t>
+                  </w:r>
+                </w:p>
+              </w:tc>
+              <w:tc>
+                <w:tcPr/>
+                <w:p>
+                  <w:pPr>
+                    <w:pStyle w:val="Compact"/>
+                    <w:jc w:val="left"/>
+                    <w:jc w:val="center"/>
+                  </w:pPr>
+                  <w:r>
+                    <w:t xml:space="preserve">Upper secondary</w:t>
+                  </w:r>
+                </w:p>
+              </w:tc>
+              <w:tc>
+                <w:tcPr/>
+                <w:p>
+                  <w:pPr>
+                    <w:pStyle w:val="Compact"/>
+                    <w:jc w:val="left"/>
+                    <w:jc w:val="center"/>
+                  </w:pPr>
+                  <w:r>
+                    <w:t xml:space="preserve">NA</w:t>
+                  </w:r>
+                </w:p>
+              </w:tc>
+              <w:tc>
+                <w:tcPr/>
+                <w:p>
+                  <w:pPr>
+                    <w:pStyle w:val="Compact"/>
+                    <w:jc w:val="left"/>
+                    <w:jc w:val="center"/>
+                  </w:pPr>
+                  <w:r>
+                    <w:t xml:space="preserve">20.6 percent</w:t>
+                  </w:r>
+                </w:p>
+              </w:tc>
+              <w:tc>
+                <w:tcPr/>
+                <w:p>
+                  <w:pPr>
+                    <w:pStyle w:val="Compact"/>
+                    <w:jc w:val="left"/>
+                    <w:jc w:val="center"/>
+                  </w:pPr>
+                  <w:r>
+                    <w:t xml:space="preserve">79.4 percent</w:t>
+                  </w:r>
+                </w:p>
+              </w:tc>
+              <w:tc>
+                <w:tcPr/>
+                <w:p>
+                  <w:pPr>
+                    <w:pStyle w:val="Compact"/>
+                    <w:jc w:val="left"/>
+                    <w:jc w:val="center"/>
+                  </w:pPr>
+                  <w:r>
+                    <w:t xml:space="preserve">372</w:t>
+                  </w:r>
+                </w:p>
+              </w:tc>
+            </w:tr>
+            <w:tr>
+              <w:tc>
+                <w:tcPr/>
+                <w:p>
+                  <w:pPr>
+                    <w:pStyle w:val="Compact"/>
+                    <w:jc w:val="left"/>
+                    <w:jc w:val="center"/>
+                  </w:pPr>
+                  <w:r>
+                    <w:t xml:space="preserve">5</w:t>
+                  </w:r>
+                </w:p>
+              </w:tc>
+              <w:tc>
+                <w:tcPr/>
+                <w:p>
+                  <w:pPr>
+                    <w:pStyle w:val="Compact"/>
+                    <w:jc w:val="left"/>
+                    <w:jc w:val="center"/>
+                  </w:pPr>
+                  <w:r>
+                    <w:t xml:space="preserve">2016</w:t>
+                  </w:r>
+                </w:p>
+              </w:tc>
+              <w:tc>
+                <w:tcPr/>
+                <w:p>
+                  <w:pPr>
+                    <w:pStyle w:val="Compact"/>
+                    <w:jc w:val="left"/>
+                    <w:jc w:val="center"/>
+                  </w:pPr>
+                  <w:r>
+                    <w:t xml:space="preserve">Primary</w:t>
+                  </w:r>
+                </w:p>
+              </w:tc>
+              <w:tc>
+                <w:tcPr/>
+                <w:p>
+                  <w:pPr>
+                    <w:pStyle w:val="Compact"/>
+                    <w:jc w:val="left"/>
+                    <w:jc w:val="center"/>
+                  </w:pPr>
+                  <w:r>
+                    <w:t xml:space="preserve">NA</w:t>
+                  </w:r>
+                </w:p>
+              </w:tc>
+              <w:tc>
+                <w:tcPr/>
+                <w:p>
+                  <w:pPr>
+                    <w:pStyle w:val="Compact"/>
+                    <w:jc w:val="left"/>
+                    <w:jc w:val="center"/>
+                  </w:pPr>
+                  <w:r>
+                    <w:t xml:space="preserve">Suppressed</w:t>
+                  </w:r>
+                </w:p>
+              </w:tc>
+              <w:tc>
+                <w:tcPr/>
+                <w:p>
+                  <w:pPr>
+                    <w:pStyle w:val="Compact"/>
+                    <w:jc w:val="left"/>
+                    <w:jc w:val="center"/>
+                  </w:pPr>
+                  <w:r>
+                    <w:t xml:space="preserve">Suppressed</w:t>
+                  </w:r>
+                </w:p>
+              </w:tc>
+              <w:tc>
+                <w:tcPr/>
+                <w:p>
+                  <w:pPr>
+                    <w:pStyle w:val="Compact"/>
+                    <w:jc w:val="left"/>
+                    <w:jc w:val="center"/>
+                  </w:pPr>
+                  <w:r>
+                    <w:t xml:space="preserve">26</w:t>
+                  </w:r>
+                </w:p>
+              </w:tc>
+            </w:tr>
+            <w:tr>
+              <w:tc>
+                <w:tcPr/>
+                <w:p>
+                  <w:pPr>
+                    <w:pStyle w:val="Compact"/>
+                    <w:jc w:val="left"/>
+                    <w:jc w:val="center"/>
+                  </w:pPr>
+                  <w:r>
+                    <w:t xml:space="preserve">4</w:t>
+                  </w:r>
+                </w:p>
+              </w:tc>
+              <w:tc>
+                <w:tcPr/>
+                <w:p>
+                  <w:pPr>
+                    <w:pStyle w:val="Compact"/>
+                    <w:jc w:val="left"/>
+                    <w:jc w:val="center"/>
+                  </w:pPr>
+                  <w:r>
+                    <w:t xml:space="preserve">2016</w:t>
+                  </w:r>
+                </w:p>
+              </w:tc>
+              <w:tc>
+                <w:tcPr/>
+                <w:p>
+                  <w:pPr>
+                    <w:pStyle w:val="Compact"/>
+                    <w:jc w:val="left"/>
+                    <w:jc w:val="center"/>
+                  </w:pPr>
+                  <w:r>
+                    <w:t xml:space="preserve">Lower secondary</w:t>
+                  </w:r>
+                </w:p>
+              </w:tc>
+              <w:tc>
+                <w:tcPr/>
+                <w:p>
+                  <w:pPr>
+                    <w:pStyle w:val="Compact"/>
+                    <w:jc w:val="left"/>
+                    <w:jc w:val="center"/>
+                  </w:pPr>
+                  <w:r>
+                    <w:t xml:space="preserve">NA</w:t>
+                  </w:r>
+                </w:p>
+              </w:tc>
+              <w:tc>
+                <w:tcPr/>
+                <w:p>
+                  <w:pPr>
+                    <w:pStyle w:val="Compact"/>
+                    <w:jc w:val="left"/>
+                    <w:jc w:val="center"/>
+                  </w:pPr>
+                  <w:r>
+                    <w:t xml:space="preserve">25.7 percent</w:t>
+                  </w:r>
+                </w:p>
+              </w:tc>
+              <w:tc>
+                <w:tcPr/>
+                <w:p>
+                  <w:pPr>
+                    <w:pStyle w:val="Compact"/>
+                    <w:jc w:val="left"/>
+                    <w:jc w:val="center"/>
+                  </w:pPr>
+                  <w:r>
+                    <w:t xml:space="preserve">74.3 percent</w:t>
+                  </w:r>
+                </w:p>
+              </w:tc>
+              <w:tc>
+                <w:tcPr/>
+                <w:p>
+                  <w:pPr>
+                    <w:pStyle w:val="Compact"/>
+                    <w:jc w:val="left"/>
+                    <w:jc w:val="center"/>
+                  </w:pPr>
+                  <w:r>
+                    <w:t xml:space="preserve">122</w:t>
+                  </w:r>
+                </w:p>
+              </w:tc>
+            </w:tr>
+            <w:tr>
+              <w:tc>
+                <w:tcPr/>
+                <w:p>
+                  <w:pPr>
+                    <w:pStyle w:val="Compact"/>
+                    <w:jc w:val="left"/>
+                    <w:jc w:val="center"/>
+                  </w:pPr>
+                  <w:r>
+                    <w:t xml:space="preserve">6</w:t>
+                  </w:r>
+                </w:p>
+              </w:tc>
+              <w:tc>
+                <w:tcPr/>
+                <w:p>
+                  <w:pPr>
+                    <w:pStyle w:val="Compact"/>
+                    <w:jc w:val="left"/>
+                    <w:jc w:val="center"/>
+                  </w:pPr>
+                  <w:r>
+                    <w:t xml:space="preserve">2016</w:t>
+                  </w:r>
+                </w:p>
+              </w:tc>
+              <w:tc>
+                <w:tcPr/>
+                <w:p>
+                  <w:pPr>
+                    <w:pStyle w:val="Compact"/>
+                    <w:jc w:val="left"/>
+                    <w:jc w:val="center"/>
+                  </w:pPr>
+                  <w:r>
+                    <w:t xml:space="preserve">Upper secondary</w:t>
+                  </w:r>
+                </w:p>
+              </w:tc>
+              <w:tc>
+                <w:tcPr/>
+                <w:p>
+                  <w:pPr>
+                    <w:pStyle w:val="Compact"/>
+                    <w:jc w:val="left"/>
+                    <w:jc w:val="center"/>
+                  </w:pPr>
+                  <w:r>
+                    <w:t xml:space="preserve">NA</w:t>
+                  </w:r>
+                </w:p>
+              </w:tc>
+              <w:tc>
+                <w:tcPr/>
+                <w:p>
+                  <w:pPr>
+                    <w:pStyle w:val="Compact"/>
+                    <w:jc w:val="left"/>
+                    <w:jc w:val="center"/>
+                  </w:pPr>
+                  <w:r>
+                    <w:t xml:space="preserve">8.5 percent</w:t>
+                  </w:r>
+                </w:p>
+              </w:tc>
+              <w:tc>
+                <w:tcPr/>
+                <w:p>
+                  <w:pPr>
+                    <w:pStyle w:val="Compact"/>
+                    <w:jc w:val="left"/>
+                    <w:jc w:val="center"/>
+                  </w:pPr>
+                  <w:r>
+                    <w:t xml:space="preserve">91.5 percent</w:t>
+                  </w:r>
+                </w:p>
+              </w:tc>
+              <w:tc>
+                <w:tcPr/>
+                <w:p>
+                  <w:pPr>
+                    <w:pStyle w:val="Compact"/>
+                    <w:jc w:val="left"/>
+                    <w:jc w:val="center"/>
+                  </w:pPr>
+                  <w:r>
+                    <w:t xml:space="preserve">291</w:t>
+                  </w:r>
+                </w:p>
+              </w:tc>
+            </w:tr>
+          </w:tbl>
+          <w:bookmarkEnd w:id="52"/>
+          <w:p/>
+        </w:tc>
+      </w:tr>
+    </w:tbl>
+    <w:bookmarkEnd w:id="53"/>
+    <w:bookmarkStart w:id="69" w:name="descriptive-heterogeneity"/>
+    <w:p>
+      <w:pPr>
+        <w:pStyle w:val="Heading3"/>
+      </w:pPr>
+      <w:r>
+        <w:t xml:space="preserve">Descriptive Heterogeneity</w:t>
+      </w:r>
+    </w:p>
+    <w:bookmarkStart w:id="58" w:name="cohort-profiles"/>
+    <w:p>
+      <w:pPr>
+        <w:pStyle w:val="Heading4"/>
+      </w:pPr>
+      <w:r>
+        <w:t xml:space="preserve">Cohort Profiles</w:t>
+      </w:r>
+    </w:p>
+    <w:p>
+      <w:pPr>
+        <w:pStyle w:val="FirstParagraph"/>
+      </w:pPr>
+      <w:r>
+        <w:t xml:space="preserve">Figure</w:t>
+      </w:r>
+      <w:r>
+        <w:t xml:space="preserve"> </w:t>
+      </w:r>
+      <w:hyperlink w:anchor="fig-cohort-rank-rank">
+        <w:r>
+          <w:rPr>
+            <w:rStyle w:val="Hyperlink"/>
+          </w:rPr>
+          <w:t xml:space="preserve">Figure 3</w:t>
+        </w:r>
+      </w:hyperlink>
+      <w:r>
+        <w:t xml:space="preserve"> </w:t>
+      </w:r>
+      <w:r>
+        <w:t xml:space="preserve">shows that the rank-based persistence gradient differs across cohorts, even though all cohort profiles remain positive. The youngest adult cohort moves from a slope of</w:t>
+      </w:r>
+      <w:r>
+        <w:t xml:space="preserve"> </w:t>
+      </w:r>
+      <w:r>
+        <w:rPr>
+          <w:b/>
+          <w:bCs/>
+        </w:rPr>
+        <w:t xml:space="preserve">0.181</w:t>
+      </w:r>
+      <w:r>
+        <w:t xml:space="preserve"> </w:t>
+      </w:r>
+      <w:r>
+        <w:t xml:space="preserve">in 2010 to</w:t>
+      </w:r>
+      <w:r>
+        <w:t xml:space="preserve"> </w:t>
+      </w:r>
+      <w:r>
+        <w:rPr>
+          <w:b/>
+          <w:bCs/>
+        </w:rPr>
+        <w:t xml:space="preserve">0.409</w:t>
+      </w:r>
+      <w:r>
+        <w:t xml:space="preserve"> </w:t>
+      </w:r>
+      <w:r>
+        <w:t xml:space="preserve">in 2022-23, while the oldest cohort stays closer to one quarter throughout the period. These are descriptive cross-cohort differences rather than cohort effects identified from a panel.</w:t>
+      </w:r>
+    </w:p>
+    <w:tbl>
+      <w:tblPr>
+        <w:tblStyle w:val="Table"/>
+        <w:tblW w:type="pct" w:w="5000"/>
+        <w:tblLayout w:type="fixed"/>
+        <w:tblLook w:firstRow="0" w:lastRow="0" w:firstColumn="0" w:lastColumn="0" w:noHBand="0" w:noVBand="0" w:val="0000"/>
+      </w:tblPr>
+      <w:tblGrid>
+        <w:gridCol w:w="7920"/>
+      </w:tblGrid>
+      <w:tr>
+        <w:tc>
+          <w:tcPr/>
+          <w:bookmarkStart w:id="57" w:name="fig-cohort-rank-rank"/>
+          <w:p>
+            <w:pPr>
+              <w:pStyle w:val="Compact"/>
+              <w:jc w:val="center"/>
+            </w:pPr>
+            <w:r>
+              <w:drawing>
+                <wp:inline>
+                  <wp:extent cx="4620126" cy="3696101"/>
+                  <wp:effectExtent b="0" l="0" r="0" t="0"/>
+                  <wp:docPr descr="" title="" id="55" name="Picture"/>
+                  <a:graphic>
+                    <a:graphicData uri="http://schemas.openxmlformats.org/drawingml/2006/picture">
+                      <pic:pic>
+                        <pic:nvPicPr>
+                          <pic:cNvPr descr="00_main_files/figure-docx/fig-cohort-rank-rank-1.png" id="56" name="Picture"/>
+                          <pic:cNvPicPr>
+                            <a:picLocks noChangeArrowheads="1" noChangeAspect="1"/>
+                          </pic:cNvPicPr>
+                        </pic:nvPicPr>
+                        <pic:blipFill>
+                          <a:blip r:embed="rId54"/>
+                          <a:stretch>
+                            <a:fillRect/>
+                          </a:stretch>
+                        </pic:blipFill>
+                        <pic:spPr bwMode="auto">
+                          <a:xfrm>
+                            <a:off x="0" y="0"/>
+                            <a:ext cx="4620126" cy="3696101"/>
+                          </a:xfrm>
+                          <a:prstGeom prst="rect">
+                            <a:avLst/>
+                          </a:prstGeom>
+                          <a:noFill/>
+                          <a:ln w="9525">
+                            <a:noFill/>
+                            <a:headEnd/>
+                            <a:tailEnd/>
+                          </a:ln>
+                        </pic:spPr>
+                      </pic:pic>
+                    </a:graphicData>
+                  </a:graphic>
+                </wp:inline>
+              </w:drawing>
+            </w:r>
+          </w:p>
+          <w:p>
+            <w:pPr>
+              <w:jc w:val="center"/>
+            </w:pPr>
+            <w:pPr>
+              <w:jc w:val="left"/>
+              <w:spacing w:before="200"/>
+              <w:pStyle w:val="ImageCaption"/>
+            </w:pPr>
+            <w:r>
+              <w:t xml:space="preserve">Figure 3: Rank-rank persistence by cohort and LiTS wave.</w:t>
+            </w:r>
+          </w:p>
+          <w:bookmarkEnd w:id="57"/>
+        </w:tc>
+      </w:tr>
+    </w:tbl>
+    <w:p>
+      <w:pPr>
+        <w:pStyle w:val="BodyText"/>
+      </w:pPr>
+      <w:r>
+        <w:t xml:space="preserve">The main takeaway is that cohort profiles are heterogeneous in levels, but they do not overturn the broader descriptive picture of substantial persistence across all waves.</w:t>
+      </w:r>
+    </w:p>
+    <w:bookmarkEnd w:id="58"/>
+    <w:bookmarkStart w:id="63" w:name="regional-variation"/>
+    <w:p>
+      <w:pPr>
+        <w:pStyle w:val="Heading4"/>
+      </w:pPr>
+      <w:r>
+        <w:t xml:space="preserve">Regional Variation</w:t>
+      </w:r>
+    </w:p>
+    <w:p>
+      <w:pPr>
+        <w:pStyle w:val="FirstParagraph"/>
+      </w:pPr>
+      <w:r>
+        <w:t xml:space="preserve">Regional dispersion is most legible in the rank-based measure, because the 2022 category-based regional outputs are sparse for most origin cells. Figure</w:t>
+      </w:r>
+      <w:r>
+        <w:t xml:space="preserve"> </w:t>
+      </w:r>
+      <w:hyperlink w:anchor="fig-region-rank-rank">
+        <w:r>
+          <w:rPr>
+            <w:rStyle w:val="Hyperlink"/>
+          </w:rPr>
+          <w:t xml:space="preserve">Figure 4</w:t>
+        </w:r>
+      </w:hyperlink>
+      <w:r>
+        <w:t xml:space="preserve"> </w:t>
+      </w:r>
+      <w:r>
+        <w:t xml:space="preserve">ranks the 2022-23 regional slopes and shows a wide descriptive spread around the national slope of</w:t>
+      </w:r>
+      <w:r>
+        <w:t xml:space="preserve"> </w:t>
+      </w:r>
+      <w:r>
+        <w:rPr>
+          <w:b/>
+          <w:bCs/>
+        </w:rPr>
+        <w:t xml:space="preserve">0.350</w:t>
+      </w:r>
+      <w:r>
+        <w:t xml:space="preserve">. The highest observed persistence appears in Andijan region at</w:t>
+      </w:r>
+      <w:r>
+        <w:t xml:space="preserve"> </w:t>
+      </w:r>
+      <w:r>
+        <w:rPr>
+          <w:b/>
+          <w:bCs/>
+        </w:rPr>
+        <w:t xml:space="preserve">0.592</w:t>
+      </w:r>
+      <w:r>
+        <w:t xml:space="preserve">, while Surkhandarya region sits at</w:t>
+      </w:r>
+      <w:r>
+        <w:t xml:space="preserve"> </w:t>
+      </w:r>
+      <w:r>
+        <w:rPr>
+          <w:b/>
+          <w:bCs/>
+        </w:rPr>
+        <w:t xml:space="preserve">0.124</w:t>
+      </w:r>
+      <w:r>
+        <w:t xml:space="preserve">.</w:t>
+      </w:r>
+    </w:p>
+    <w:tbl>
+      <w:tblPr>
+        <w:tblStyle w:val="Table"/>
+        <w:tblW w:type="pct" w:w="5000"/>
+        <w:tblLayout w:type="fixed"/>
+        <w:tblLook w:firstRow="0" w:lastRow="0" w:firstColumn="0" w:lastColumn="0" w:noHBand="0" w:noVBand="0" w:val="0000"/>
+      </w:tblPr>
+      <w:tblGrid>
+        <w:gridCol w:w="7920"/>
+      </w:tblGrid>
+      <w:tr>
+        <w:tc>
+          <w:tcPr/>
+          <w:bookmarkStart w:id="62" w:name="fig-region-rank-rank"/>
+          <w:p>
+            <w:pPr>
+              <w:pStyle w:val="Compact"/>
+              <w:jc w:val="center"/>
+            </w:pPr>
+            <w:r>
+              <w:drawing>
+                <wp:inline>
+                  <wp:extent cx="4620126" cy="3696101"/>
+                  <wp:effectExtent b="0" l="0" r="0" t="0"/>
+                  <wp:docPr descr="" title="" id="60" name="Picture"/>
+                  <a:graphic>
+                    <a:graphicData uri="http://schemas.openxmlformats.org/drawingml/2006/picture">
+                      <pic:pic>
+                        <pic:nvPicPr>
+                          <pic:cNvPr descr="00_main_files/figure-docx/fig-region-rank-rank-1.png" id="61" name="Picture"/>
+                          <pic:cNvPicPr>
+                            <a:picLocks noChangeArrowheads="1" noChangeAspect="1"/>
+                          </pic:cNvPicPr>
+                        </pic:nvPicPr>
+                        <pic:blipFill>
+                          <a:blip r:embed="rId59"/>
+                          <a:stretch>
+                            <a:fillRect/>
+                          </a:stretch>
+                        </pic:blipFill>
+                        <pic:spPr bwMode="auto">
+                          <a:xfrm>
+                            <a:off x="0" y="0"/>
+                            <a:ext cx="4620126" cy="3696101"/>
+                          </a:xfrm>
+                          <a:prstGeom prst="rect">
+                            <a:avLst/>
+                          </a:prstGeom>
+                          <a:noFill/>
+                          <a:ln w="9525">
+                            <a:noFill/>
+                            <a:headEnd/>
+                            <a:tailEnd/>
+                          </a:ln>
+                        </pic:spPr>
+                      </pic:pic>
+                    </a:graphicData>
+                  </a:graphic>
+                </wp:inline>
+              </w:drawing>
+            </w:r>
+          </w:p>
+          <w:p>
+            <w:pPr>
+              <w:jc w:val="center"/>
+            </w:pPr>
+            <w:pPr>
+              <w:jc w:val="left"/>
+              <w:spacing w:before="200"/>
+              <w:pStyle w:val="ImageCaption"/>
+            </w:pPr>
+            <w:r>
+              <w:t xml:space="preserve">Figure 4: Regional dispersion in the 2022-23 rank-rank slope.</w:t>
+            </w:r>
+          </w:p>
+          <w:bookmarkEnd w:id="62"/>
+        </w:tc>
+      </w:tr>
+    </w:tbl>
+    <w:p>
+      <w:pPr>
+        <w:pStyle w:val="BodyText"/>
+      </w:pPr>
+      <w:r>
+        <w:t xml:space="preserve">The main takeaway is that regional differences are descriptively large enough to matter for interpretation, even though the paper does not treat them as identified regional effects.</w:t>
+      </w:r>
+    </w:p>
+    <w:bookmarkEnd w:id="63"/>
+    <w:bookmarkStart w:id="68" w:name="subgroup-split"/>
+    <w:p>
+      <w:pPr>
+        <w:pStyle w:val="Heading4"/>
+      </w:pPr>
+      <w:r>
+        <w:t xml:space="preserve">Subgroup Split</w:t>
+      </w:r>
+    </w:p>
+    <w:p>
+      <w:pPr>
+        <w:pStyle w:val="FirstParagraph"/>
+      </w:pPr>
+      <w:r>
+        <w:t xml:space="preserve">Figure</w:t>
+      </w:r>
+      <w:r>
+        <w:t xml:space="preserve"> </w:t>
+      </w:r>
+      <w:hyperlink w:anchor="fig-upward-urban-rural">
+        <w:r>
+          <w:rPr>
+            <w:rStyle w:val="Hyperlink"/>
+          </w:rPr>
+          <w:t xml:space="preserve">Figure 5</w:t>
+        </w:r>
+      </w:hyperlink>
+      <w:r>
+        <w:t xml:space="preserve"> </w:t>
+      </w:r>
+      <w:r>
+        <w:t xml:space="preserve">brings one existing subgroup visual into the main text. The urban-rural split is worth showing because it connects directly to the paper’s pooled correlates framework, but it should still be read as descriptive because the figure is based on the category-coded upward-mobility rate rather than the paper’s preferred rank-based trend benchmark.</w:t>
+      </w:r>
+    </w:p>
+    <w:p>
+      <w:pPr>
+        <w:pStyle w:val="BodyText"/>
+      </w:pPr>
+      <w:r>
+        <w:t xml:space="preserve">The companion gender split is not promoted to the main text because the 2022-23 male denominator for category-based upward mobility is only 11, which makes that panel less informative than the urban-rural comparison.</w:t>
+      </w:r>
+    </w:p>
+    <w:tbl>
+      <w:tblPr>
+        <w:tblStyle w:val="Table"/>
+        <w:tblW w:type="pct" w:w="5000"/>
+        <w:tblLayout w:type="fixed"/>
+        <w:tblLook w:firstRow="0" w:lastRow="0" w:firstColumn="0" w:lastColumn="0" w:noHBand="0" w:noVBand="0" w:val="0000"/>
+      </w:tblPr>
+      <w:tblGrid>
+        <w:gridCol w:w="7920"/>
+      </w:tblGrid>
+      <w:tr>
+        <w:tc>
+          <w:tcPr/>
+          <w:bookmarkStart w:id="67" w:name="fig-upward-urban-rural"/>
+          <w:p>
+            <w:pPr>
+              <w:pStyle w:val="Compact"/>
+              <w:jc w:val="center"/>
+            </w:pPr>
+            <w:r>
+              <w:drawing>
+                <wp:inline>
+                  <wp:extent cx="5334000" cy="3555999"/>
+                  <wp:effectExtent b="0" l="0" r="0" t="0"/>
+                  <wp:docPr descr="" title="" id="65" name="Picture"/>
+                  <a:graphic>
+                    <a:graphicData uri="http://schemas.openxmlformats.org/drawingml/2006/picture">
+                      <pic:pic>
+                        <pic:nvPicPr>
+                          <pic:cNvPr descr="../outputs/figures/tier_a_upward_by_urban_rural.png" id="66" name="Picture"/>
+                          <pic:cNvPicPr>
+                            <a:picLocks noChangeArrowheads="1" noChangeAspect="1"/>
+                          </pic:cNvPicPr>
+                        </pic:nvPicPr>
+                        <pic:blipFill>
+                          <a:blip r:embed="rId64"/>
+                          <a:stretch>
+                            <a:fillRect/>
+                          </a:stretch>
+                        </pic:blipFill>
+                        <pic:spPr bwMode="auto">
+                          <a:xfrm>
+                            <a:off x="0" y="0"/>
+                            <a:ext cx="5334000" cy="3555999"/>
+                          </a:xfrm>
+                          <a:prstGeom prst="rect">
+                            <a:avLst/>
+                          </a:prstGeom>
+                          <a:noFill/>
+                          <a:ln w="9525">
+                            <a:noFill/>
+                            <a:headEnd/>
+                            <a:tailEnd/>
+                          </a:ln>
+                        </pic:spPr>
+                      </pic:pic>
+                    </a:graphicData>
+                  </a:graphic>
+                </wp:inline>
+              </w:drawing>
+            </w:r>
+          </w:p>
+          <w:p>
+            <w:pPr>
+              <w:jc w:val="center"/>
+            </w:pPr>
+            <w:pPr>
+              <w:jc w:val="left"/>
+              <w:spacing w:before="200"/>
+              <w:pStyle w:val="ImageCaption"/>
+            </w:pPr>
+            <w:r>
+              <w:t xml:space="preserve">Figure 5: Upward mobility by urban and rural residence.</w:t>
+            </w:r>
+          </w:p>
+          <w:bookmarkEnd w:id="67"/>
+        </w:tc>
+      </w:tr>
+    </w:tbl>
+    <w:p>
+      <w:pPr>
+        <w:pStyle w:val="BodyText"/>
+      </w:pPr>
+      <w:r>
+        <w:t xml:space="preserve">The main takeaway is that subgroup descriptives are useful for orientation, but the rank-based national series remains the most reliable summary of cross-wave mobility levels.</w:t>
+      </w:r>
+    </w:p>
+    <w:bookmarkEnd w:id="68"/>
+    <w:bookmarkEnd w:id="69"/>
+    <w:bookmarkEnd w:id="70"/>
+    <w:bookmarkStart w:id="76" w:name="correlates-of-educational-mobility"/>
+    <w:p>
+      <w:pPr>
+        <w:pStyle w:val="Heading2"/>
+      </w:pPr>
+      <w:r>
+        <w:t xml:space="preserve">Correlates of Educational Mobility</w:t>
+      </w:r>
+    </w:p>
+    <w:bookmarkStart w:id="71" w:name="pooled-persistence-trend-model"/>
+    <w:p>
+      <w:pPr>
+        <w:pStyle w:val="Heading3"/>
+      </w:pPr>
+      <w:r>
+        <w:t xml:space="preserve">Pooled Persistence-Trend Model</w:t>
+      </w:r>
+    </w:p>
+    <w:p>
+      <w:pPr>
+        <w:pStyle w:val="FirstParagraph"/>
+      </w:pPr>
+      <w:r>
+        <w:t xml:space="preserve">The pooled rank-based persistence model does not provide precise evidence that persistence changed relative to 2010 once controls and fixed effects are added. The coefficient on parental rank is positive at</w:t>
+      </w:r>
+      <w:r>
+        <w:t xml:space="preserve"> </w:t>
+      </w:r>
+      <w:r>
+        <w:rPr>
+          <w:b/>
+          <w:bCs/>
+        </w:rPr>
+        <w:t xml:space="preserve">0.080</w:t>
+      </w:r>
+      <w:r>
+        <w:t xml:space="preserve">, but the interaction terms for 2016 and 2022 relative to 2010 are imprecisely estimated in this specification.</w:t>
+      </w:r>
+    </w:p>
+    <w:p>
+      <w:pPr>
+        <w:pStyle w:val="BodyText"/>
+      </w:pPr>
+      <w:r>
+        <w:t xml:space="preserve">This result matters for interpretation. The descriptive by-wave rank-rank slopes clearly rise across the three surveys, but once the model adds region, cohort, wave fixed effects, and the selected covariates, the change in persistence over time is estimated less precisely. That suggests that part of the raw trend may reflect shifts in composition or limited power rather than a simple structural break. Descriptive persistence measures rise across waves, but pooled models do not estimate the change precisely.</w:t>
+      </w:r>
+    </w:p>
+    <w:bookmarkEnd w:id="71"/>
+    <w:bookmarkStart w:id="72" w:name="attainment-score-model"/>
+    <w:p>
+      <w:pPr>
+        <w:pStyle w:val="Heading3"/>
+      </w:pPr>
+      <w:r>
+        <w:t xml:space="preserve">Attainment-Score Model</w:t>
+      </w:r>
+    </w:p>
+    <w:p>
+      <w:pPr>
+        <w:pStyle w:val="FirstParagraph"/>
+      </w:pPr>
+      <w:r>
+        <w:t xml:space="preserve">The attainment-score regression shows a robust positive association between parental education and own educational attainment. The coefficient on parental education score is</w:t>
+      </w:r>
+      <w:r>
+        <w:t xml:space="preserve"> </w:t>
+      </w:r>
+      <w:r>
+        <w:rPr>
+          <w:b/>
+          <w:bCs/>
+        </w:rPr>
+        <w:t xml:space="preserve">0.082</w:t>
+      </w:r>
+      <w:r>
+        <w:t xml:space="preserve"> </w:t>
+      </w:r>
+      <w:r>
+        <w:t xml:space="preserve">and is precisely estimated. This is the clearest correlates result in the paper: better-educated parents are associated with higher educational attainment among adult children even after adding fixed effects and the active covariates.</w:t>
+      </w:r>
+    </w:p>
+    <w:p>
+      <w:pPr>
+        <w:pStyle w:val="BodyText"/>
+      </w:pPr>
+      <w:r>
+        <w:t xml:space="preserve">Among the covariates, the female coefficient is negative at</w:t>
+      </w:r>
+      <w:r>
+        <w:t xml:space="preserve"> </w:t>
+      </w:r>
+      <w:r>
+        <w:rPr>
+          <w:b/>
+          <w:bCs/>
+        </w:rPr>
+        <w:t xml:space="preserve">-0.045</w:t>
+      </w:r>
+      <w:r>
+        <w:t xml:space="preserve">, while the urban coefficient is positive but not estimated precisely. Migration exposure and multigenerational household structure are also imprecisely estimated in this specification. The central correlates result is that parental educational background remains the strongest and most stable predictor in the pooled attainment model.</w:t>
+      </w:r>
+    </w:p>
+    <w:bookmarkEnd w:id="72"/>
+    <w:bookmarkStart w:id="73" w:name="upward-mobility-models"/>
+    <w:p>
+      <w:pPr>
+        <w:pStyle w:val="Heading3"/>
+      </w:pPr>
+      <w:r>
+        <w:t xml:space="preserve">Upward Mobility Models</w:t>
+      </w:r>
+    </w:p>
+    <w:p>
+      <w:pPr>
+        <w:pStyle w:val="FirstParagraph"/>
+      </w:pPr>
+      <w:r>
+        <w:t xml:space="preserve">The upward-mobility linear probability models are useful mainly for showing where upward transitions are mechanically more likely. Relative to the upper-secondary reference group, respondents from primary-educated households and lower-secondary households have much higher estimated probabilities of upward mobility, with coefficients of</w:t>
+      </w:r>
+      <w:r>
+        <w:t xml:space="preserve"> </w:t>
+      </w:r>
+      <w:r>
+        <w:rPr>
+          <w:b/>
+          <w:bCs/>
+        </w:rPr>
+        <w:t xml:space="preserve">0.974</w:t>
+      </w:r>
+      <w:r>
+        <w:t xml:space="preserve"> </w:t>
+      </w:r>
+      <w:r>
+        <w:t xml:space="preserve">and</w:t>
+      </w:r>
+      <w:r>
+        <w:t xml:space="preserve"> </w:t>
+      </w:r>
+      <w:r>
+        <w:rPr>
+          <w:b/>
+          <w:bCs/>
+        </w:rPr>
+        <w:t xml:space="preserve">0.736</w:t>
+      </w:r>
+      <w:r>
+        <w:t xml:space="preserve">, respectively.</w:t>
+      </w:r>
+    </w:p>
+    <w:p>
+      <w:pPr>
+        <w:pStyle w:val="BodyText"/>
+      </w:pPr>
+      <w:r>
+        <w:t xml:space="preserve">The non-parental covariates in the upward-mobility models are weaker. Urban residence is close to zero, the female coefficient is negative but only modestly estimated, migration exposure is not precise, and multigenerational household structure is positive but not strongly estimated. In substantive terms, the upward-mobility models mostly reflect where households begin in the parental education ladder rather than strong independent roles for the additional covariates.</w:t>
+      </w:r>
+    </w:p>
+    <w:bookmarkEnd w:id="73"/>
+    <w:bookmarkStart w:id="75" w:name="heterogeneity-in-persistence"/>
+    <w:p>
+      <w:pPr>
+        <w:pStyle w:val="Heading3"/>
+      </w:pPr>
+      <w:r>
+        <w:t xml:space="preserve">Heterogeneity in Persistence</w:t>
+      </w:r>
+    </w:p>
+    <w:p>
+      <w:pPr>
+        <w:pStyle w:val="FirstParagraph"/>
+      </w:pPr>
+      <w:r>
+        <w:t xml:space="preserve">The persistence heterogeneity model shows a strong positive association between parental education score and the probability of remaining in the same education category as one’s parents. The coefficient on parental education score is</w:t>
+      </w:r>
+      <w:r>
+        <w:t xml:space="preserve"> </w:t>
+      </w:r>
+      <w:r>
+        <w:rPr>
+          <w:b/>
+          <w:bCs/>
+        </w:rPr>
+        <w:t xml:space="preserve">0.512</w:t>
+      </w:r>
+      <w:r>
+        <w:t xml:space="preserve"> </w:t>
+      </w:r>
+      <w:r>
+        <w:t xml:space="preserve">and is precisely estimated.</w:t>
+      </w:r>
+    </w:p>
+    <w:p>
+      <w:pPr>
+        <w:pStyle w:val="BodyText"/>
+      </w:pPr>
+      <w:r>
+        <w:t xml:space="preserve">There is suggestive heterogeneity by subgroup. The interaction between parent education and urban residence is positive at</w:t>
+      </w:r>
+      <w:r>
+        <w:t xml:space="preserve"> </w:t>
+      </w:r>
+      <w:r>
+        <w:rPr>
+          <w:b/>
+          <w:bCs/>
+        </w:rPr>
+        <w:t xml:space="preserve">0.076</w:t>
+      </w:r>
+      <w:r>
+        <w:t xml:space="preserve">, while the interaction between parent education and female is negative at</w:t>
+      </w:r>
+      <w:r>
+        <w:t xml:space="preserve"> </w:t>
+      </w:r>
+      <w:r>
+        <w:rPr>
+          <w:b/>
+          <w:bCs/>
+        </w:rPr>
+        <w:t xml:space="preserve">-0.081</w:t>
+      </w:r>
+      <w:r>
+        <w:t xml:space="preserve">. By contrast, the interaction between parent education and the 2022 wave is not precisely estimated.</w:t>
+      </w:r>
+    </w:p>
+    <w:p>
+      <w:pPr>
+        <w:pStyle w:val="BodyText"/>
+      </w:pPr>
+      <w:r>
+        <w:t xml:space="preserve">A cautious reading is that parental education translates into same-category persistence across the entire sample, but the strength of that translation may vary by subgroup. In this dataset, the strongest subgroup signal points to weaker persistence among women and somewhat stronger persistence in urban settings. The broader result, however, remains the overall persistence gradient by parental education. Table</w:t>
+      </w:r>
+      <w:r>
+        <w:t xml:space="preserve"> </w:t>
+      </w:r>
+      <w:hyperlink w:anchor="tbl-pooled-correlates">
+        <w:r>
+          <w:rPr>
+            <w:rStyle w:val="Hyperlink"/>
+          </w:rPr>
+          <w:t xml:space="preserve">Table 4</w:t>
+        </w:r>
+      </w:hyperlink>
+      <w:r>
+        <w:t xml:space="preserve"> </w:t>
+      </w:r>
+      <w:r>
+        <w:t xml:space="preserve">collects the selected coefficients discussed in Section 6.</w:t>
+      </w:r>
+    </w:p>
+    <w:tbl>
+      <w:tblPr>
+        <w:tblStyle w:val="Table"/>
+        <w:tblW w:type="pct" w:w="5000"/>
+        <w:tblLayout w:type="fixed"/>
+        <w:tblLook w:firstRow="0" w:lastRow="0" w:firstColumn="0" w:lastColumn="0" w:noHBand="0" w:noVBand="0" w:val="0000"/>
+      </w:tblPr>
+      <w:tblGrid>
+        <w:gridCol w:w="7920"/>
+      </w:tblGrid>
+      <w:tr>
+        <w:tc>
+          <w:tcPr/>
+          <w:bookmarkStart w:id="74" w:name="tbl-pooled-correlates"/>
+          <w:p>
+            <w:pPr>
+              <w:jc w:val="center"/>
+            </w:pPr>
+            <w:pPr>
+              <w:jc w:val="left"/>
+              <w:spacing w:before="200"/>
+              <w:pStyle w:val="ImageCaption"/>
+            </w:pPr>
+            <w:r>
+              <w:t xml:space="preserve">Table 4: Selected pooled correlates estimates.</w:t>
             </w:r>
           </w:p>
           <w:tbl>
@@ -4211,29 +6266,29 @@
               </w:tc>
             </w:tr>
           </w:tbl>
-          <w:bookmarkEnd w:id="56"/>
+          <w:bookmarkEnd w:id="74"/>
           <w:p/>
         </w:tc>
       </w:tr>
     </w:tbl>
-    <w:bookmarkEnd w:id="57"/>
-    <w:bookmarkEnd w:id="58"/>
-    <w:bookmarkStart w:id="62" w:name="bounded-lits-iv-child-module-extension"/>
+    <w:bookmarkEnd w:id="75"/>
+    <w:bookmarkEnd w:id="76"/>
+    <w:bookmarkStart w:id="80" w:name="bounded-lits-iv-child-module-extension"/>
     <w:p>
       <w:pPr>
         <w:pStyle w:val="Heading2"/>
       </w:pPr>
       <w:r>
-        <w:t xml:space="preserve">7. Bounded LiTS IV Child Module Extension</w:t>
-      </w:r>
-    </w:p>
-    <w:bookmarkStart w:id="60" w:name="sample-and-disruption-profile"/>
+        <w:t xml:space="preserve">Bounded LiTS IV Child Module Extension</w:t>
+      </w:r>
+    </w:p>
+    <w:bookmarkStart w:id="78" w:name="sample-and-disruption-profile"/>
     <w:p>
       <w:pPr>
         <w:pStyle w:val="Heading3"/>
       </w:pPr>
       <w:r>
-        <w:t xml:space="preserve">7.1 Sample and disruption profile</w:t>
+        <w:t xml:space="preserve">Sample and Disruption Profile</w:t>
       </w:r>
     </w:p>
     <w:p>
@@ -4251,7 +6306,7 @@
           <w:rPr>
             <w:rStyle w:val="Hyperlink"/>
           </w:rPr>
-          <w:t xml:space="preserve">Table 3</w:t>
+          <w:t xml:space="preserve">Table 5</w:t>
         </w:r>
       </w:hyperlink>
       <w:r>
@@ -4330,7 +6385,7 @@
       <w:tr>
         <w:tc>
           <w:tcPr/>
-          <w:bookmarkStart w:id="59" w:name="tbl-modulec-sample"/>
+          <w:bookmarkStart w:id="77" w:name="tbl-modulec-sample"/>
           <w:p>
             <w:pPr>
               <w:jc w:val="center"/>
@@ -4341,7 +6396,7 @@
               <w:pStyle w:val="ImageCaption"/>
             </w:pPr>
             <w:r>
-              <w:t xml:space="preserve">Table 3: LiTS IV child-module sample construction for Uzbekistan.</w:t>
+              <w:t xml:space="preserve">Table 5: LiTS IV child-module sample construction for Uzbekistan.</w:t>
             </w:r>
           </w:p>
           <w:tbl>
@@ -4583,19 +6638,19 @@
               </w:tc>
             </w:tr>
           </w:tbl>
-          <w:bookmarkEnd w:id="59"/>
+          <w:bookmarkEnd w:id="77"/>
           <w:p/>
         </w:tc>
       </w:tr>
     </w:tbl>
-    <w:bookmarkEnd w:id="60"/>
-    <w:bookmarkStart w:id="61" w:name="main-regression-takeaway"/>
+    <w:bookmarkEnd w:id="78"/>
+    <w:bookmarkStart w:id="79" w:name="main-regression-takeaway"/>
     <w:p>
       <w:pPr>
         <w:pStyle w:val="Heading3"/>
       </w:pPr>
       <w:r>
-        <w:t xml:space="preserve">7.2 Main regression takeaway</w:t>
+        <w:t xml:space="preserve">Main Regression Takeaway</w:t>
       </w:r>
     </w:p>
     <w:p>
@@ -4662,15 +6717,15 @@
         <w:t xml:space="preserve">Beyond this stoppage result, the remaining mechanism regressions are secondary and less precise, so they are reported in the technical appendix rather than emphasized in the main text. Module C therefore contributes bounded descriptive evidence on household vulnerability, not causal evidence on pandemic mechanisms.</w:t>
       </w:r>
     </w:p>
-    <w:bookmarkEnd w:id="61"/>
-    <w:bookmarkEnd w:id="62"/>
-    <w:bookmarkStart w:id="63" w:name="discussion-and-policy-implications"/>
+    <w:bookmarkEnd w:id="79"/>
+    <w:bookmarkEnd w:id="80"/>
+    <w:bookmarkStart w:id="81" w:name="discussion-and-policy-implications"/>
     <w:p>
       <w:pPr>
         <w:pStyle w:val="Heading2"/>
       </w:pPr>
       <w:r>
-        <w:t xml:space="preserve">8. Discussion and Policy Implications</w:t>
+        <w:t xml:space="preserve">Discussion and Policy Implications</w:t>
       </w:r>
     </w:p>
     <w:p>
@@ -4721,14 +6776,14 @@
         <w:t xml:space="preserve">The third priority is to strengthen household support capacity in periods of disruption. The child module shows that digital inclusion is not only a question of nominal internet access, but also of connection quality, device availability, and adults’ ability to help children learn. A related implication is that education policy should recognize mothers’ support burden as a real part of learning continuity rather than assume that home-based adjustment is costless inside the household.</w:t>
       </w:r>
     </w:p>
-    <w:bookmarkEnd w:id="63"/>
-    <w:bookmarkStart w:id="64" w:name="limitations"/>
+    <w:bookmarkEnd w:id="81"/>
+    <w:bookmarkStart w:id="82" w:name="limitations"/>
     <w:p>
       <w:pPr>
         <w:pStyle w:val="Heading2"/>
       </w:pPr>
       <w:r>
-        <w:t xml:space="preserve">9. Limitations</w:t>
+        <w:t xml:space="preserve">Limitations</w:t>
       </w:r>
     </w:p>
     <w:p>
@@ -4779,14 +6834,14 @@
         <w:t xml:space="preserve">These limitations do not undermine the central contribution of the paper, but they do shape the appropriate scope of the conclusions.</w:t>
       </w:r>
     </w:p>
-    <w:bookmarkEnd w:id="64"/>
-    <w:bookmarkStart w:id="65" w:name="conclusion"/>
+    <w:bookmarkEnd w:id="82"/>
+    <w:bookmarkStart w:id="83" w:name="conclusion"/>
     <w:p>
       <w:pPr>
         <w:pStyle w:val="Heading2"/>
       </w:pPr>
       <w:r>
-        <w:t xml:space="preserve">10. Conclusion</w:t>
+        <w:t xml:space="preserve">Conclusion</w:t>
       </w:r>
     </w:p>
     <w:p>
@@ -4813,8 +6868,8 @@
         <w:t xml:space="preserve">The broader message is that improving educational mobility in Uzbekistan will require more than expanding formal access. It will require reducing the degree to which family background governs educational trajectories, especially through the unequal household conditions under which children study, recover from shocks, and convert schooling opportunities into completed attainment.</w:t>
       </w:r>
     </w:p>
-    <w:bookmarkEnd w:id="65"/>
-    <w:bookmarkStart w:id="110" w:name="bibliography"/>
+    <w:bookmarkEnd w:id="83"/>
+    <w:bookmarkStart w:id="128" w:name="bibliography"/>
     <w:p>
       <w:pPr>
         <w:pStyle w:val="Heading1"/>
@@ -4823,8 +6878,8 @@
         <w:t xml:space="preserve">References</w:t>
       </w:r>
     </w:p>
-    <w:bookmarkStart w:id="109" w:name="refs"/>
-    <w:bookmarkStart w:id="66" w:name="ref-akarcay_polat_2017"/>
+    <w:bookmarkStart w:id="127" w:name="refs"/>
+    <w:bookmarkStart w:id="84" w:name="ref-akarcay_polat_2017"/>
     <w:p>
       <w:pPr>
         <w:pStyle w:val="Bibliography"/>
@@ -4854,8 +6909,8 @@
         <w:t xml:space="preserve">Working Paper. Piri Reis University; Yildiz Technical University.</w:t>
       </w:r>
     </w:p>
-    <w:bookmarkEnd w:id="66"/>
-    <w:bookmarkStart w:id="68" w:name="ref-alam_tiwari_2020"/>
+    <w:bookmarkEnd w:id="84"/>
+    <w:bookmarkStart w:id="86" w:name="ref-alam_tiwari_2020"/>
     <w:p>
       <w:pPr>
         <w:pStyle w:val="Bibliography"/>
@@ -4890,7 +6945,7 @@
       <w:r>
         <w:t xml:space="preserve"> </w:t>
       </w:r>
-      <w:hyperlink r:id="rId67">
+      <w:hyperlink r:id="rId85">
         <w:r>
           <w:rPr>
             <w:rStyle w:val="Hyperlink"/>
@@ -4902,8 +6957,8 @@
         <w:t xml:space="preserve">.</w:t>
       </w:r>
     </w:p>
-    <w:bookmarkEnd w:id="68"/>
-    <w:bookmarkStart w:id="70" w:name="ref-aydemir_yazici_2019"/>
+    <w:bookmarkEnd w:id="86"/>
+    <w:bookmarkStart w:id="88" w:name="ref-aydemir_yazici_2019"/>
     <w:p>
       <w:pPr>
         <w:pStyle w:val="Bibliography"/>
@@ -4945,7 +7000,7 @@
       <w:r>
         <w:t xml:space="preserve"> </w:t>
       </w:r>
-      <w:hyperlink r:id="rId69">
+      <w:hyperlink r:id="rId87">
         <w:r>
           <w:rPr>
             <w:rStyle w:val="Hyperlink"/>
@@ -4957,8 +7012,8 @@
         <w:t xml:space="preserve">.</w:t>
       </w:r>
     </w:p>
-    <w:bookmarkEnd w:id="70"/>
-    <w:bookmarkStart w:id="72" w:name="ref-bruck_esenaliev_2018"/>
+    <w:bookmarkEnd w:id="88"/>
+    <w:bookmarkStart w:id="90" w:name="ref-bruck_esenaliev_2018"/>
     <w:p>
       <w:pPr>
         <w:pStyle w:val="Bibliography"/>
@@ -5000,7 +7055,7 @@
       <w:r>
         <w:t xml:space="preserve"> </w:t>
       </w:r>
-      <w:hyperlink r:id="rId71">
+      <w:hyperlink r:id="rId89">
         <w:r>
           <w:rPr>
             <w:rStyle w:val="Hyperlink"/>
@@ -5012,8 +7067,8 @@
         <w:t xml:space="preserve">.</w:t>
       </w:r>
     </w:p>
-    <w:bookmarkEnd w:id="72"/>
-    <w:bookmarkStart w:id="74" w:name="ref-causa_johansson_2010"/>
+    <w:bookmarkEnd w:id="90"/>
+    <w:bookmarkStart w:id="92" w:name="ref-causa_johansson_2010"/>
     <w:p>
       <w:pPr>
         <w:pStyle w:val="Bibliography"/>
@@ -5048,7 +7103,7 @@
       <w:r>
         <w:t xml:space="preserve"> </w:t>
       </w:r>
-      <w:hyperlink r:id="rId73">
+      <w:hyperlink r:id="rId91">
         <w:r>
           <w:rPr>
             <w:rStyle w:val="Hyperlink"/>
@@ -5060,8 +7115,8 @@
         <w:t xml:space="preserve">.</w:t>
       </w:r>
     </w:p>
-    <w:bookmarkEnd w:id="74"/>
-    <w:bookmarkStart w:id="75" w:name="ref-chevalier_denny_mcmahon_2009"/>
+    <w:bookmarkEnd w:id="92"/>
+    <w:bookmarkStart w:id="93" w:name="ref-chevalier_denny_mcmahon_2009"/>
     <w:p>
       <w:pPr>
         <w:pStyle w:val="Bibliography"/>
@@ -5095,8 +7150,8 @@
         <w:t xml:space="preserve">, edited by Peter Dolton, Rita Asplund, and Erling Barth. Cheltenham: Edward Elgar.</w:t>
       </w:r>
     </w:p>
-    <w:bookmarkEnd w:id="75"/>
-    <w:bookmarkStart w:id="77" w:name="ref-daniela_etal_2021"/>
+    <w:bookmarkEnd w:id="93"/>
+    <w:bookmarkStart w:id="95" w:name="ref-daniela_etal_2021"/>
     <w:p>
       <w:pPr>
         <w:pStyle w:val="Bibliography"/>
@@ -5129,7 +7184,7 @@
       <w:r>
         <w:t xml:space="preserve"> </w:t>
       </w:r>
-      <w:hyperlink r:id="rId76">
+      <w:hyperlink r:id="rId94">
         <w:r>
           <w:rPr>
             <w:rStyle w:val="Hyperlink"/>
@@ -5141,8 +7196,8 @@
         <w:t xml:space="preserve">.</w:t>
       </w:r>
     </w:p>
-    <w:bookmarkEnd w:id="77"/>
-    <w:bookmarkStart w:id="79" w:name="ref-guell_etal_2018"/>
+    <w:bookmarkEnd w:id="95"/>
+    <w:bookmarkStart w:id="97" w:name="ref-guell_etal_2018"/>
     <w:p>
       <w:pPr>
         <w:pStyle w:val="Bibliography"/>
@@ -5175,7 +7230,7 @@
       <w:r>
         <w:t xml:space="preserve"> </w:t>
       </w:r>
-      <w:hyperlink r:id="rId78">
+      <w:hyperlink r:id="rId96">
         <w:r>
           <w:rPr>
             <w:rStyle w:val="Hyperlink"/>
@@ -5187,8 +7242,8 @@
         <w:t xml:space="preserve">.</w:t>
       </w:r>
     </w:p>
-    <w:bookmarkEnd w:id="79"/>
-    <w:bookmarkStart w:id="81" w:name="ref-hertz_2008"/>
+    <w:bookmarkEnd w:id="97"/>
+    <w:bookmarkStart w:id="99" w:name="ref-hertz_2008"/>
     <w:p>
       <w:pPr>
         <w:pStyle w:val="Bibliography"/>
@@ -5221,7 +7276,7 @@
       <w:r>
         <w:t xml:space="preserve"> </w:t>
       </w:r>
-      <w:hyperlink r:id="rId80">
+      <w:hyperlink r:id="rId98">
         <w:r>
           <w:rPr>
             <w:rStyle w:val="Hyperlink"/>
@@ -5233,8 +7288,8 @@
         <w:t xml:space="preserve">.</w:t>
       </w:r>
     </w:p>
-    <w:bookmarkEnd w:id="81"/>
-    <w:bookmarkStart w:id="83" w:name="ref-iqbal_patrinos_2025"/>
+    <w:bookmarkEnd w:id="99"/>
+    <w:bookmarkStart w:id="101" w:name="ref-iqbal_patrinos_2025"/>
     <w:p>
       <w:pPr>
         <w:pStyle w:val="Bibliography"/>
@@ -5273,7 +7328,7 @@
       <w:r>
         <w:t xml:space="preserve"> </w:t>
       </w:r>
-      <w:hyperlink r:id="rId82">
+      <w:hyperlink r:id="rId100">
         <w:r>
           <w:rPr>
             <w:rStyle w:val="Hyperlink"/>
@@ -5285,8 +7340,8 @@
         <w:t xml:space="preserve">.</w:t>
       </w:r>
     </w:p>
-    <w:bookmarkEnd w:id="83"/>
-    <w:bookmarkStart w:id="85" w:name="ref-knopik_etal_2021"/>
+    <w:bookmarkEnd w:id="101"/>
+    <w:bookmarkStart w:id="103" w:name="ref-knopik_etal_2021"/>
     <w:p>
       <w:pPr>
         <w:pStyle w:val="Bibliography"/>
@@ -5328,7 +7383,7 @@
       <w:r>
         <w:t xml:space="preserve"> </w:t>
       </w:r>
-      <w:hyperlink r:id="rId84">
+      <w:hyperlink r:id="rId102">
         <w:r>
           <w:rPr>
             <w:rStyle w:val="Hyperlink"/>
@@ -5340,8 +7395,8 @@
         <w:t xml:space="preserve">.</w:t>
       </w:r>
     </w:p>
-    <w:bookmarkEnd w:id="85"/>
-    <w:bookmarkStart w:id="87" w:name="ref-wb_blog_2020"/>
+    <w:bookmarkEnd w:id="103"/>
+    <w:bookmarkStart w:id="105" w:name="ref-wb_blog_2020"/>
     <w:p>
       <w:pPr>
         <w:pStyle w:val="Bibliography"/>
@@ -5364,7 +7419,7 @@
       <w:r>
         <w:t xml:space="preserve"> </w:t>
       </w:r>
-      <w:hyperlink r:id="rId86">
+      <w:hyperlink r:id="rId104">
         <w:r>
           <w:rPr>
             <w:rStyle w:val="Hyperlink"/>
@@ -5376,8 +7431,8 @@
         <w:t xml:space="preserve">.</w:t>
       </w:r>
     </w:p>
-    <w:bookmarkEnd w:id="87"/>
-    <w:bookmarkStart w:id="89" w:name="ref-munoz_najar_etal_2021"/>
+    <w:bookmarkEnd w:id="105"/>
+    <w:bookmarkStart w:id="107" w:name="ref-munoz_najar_etal_2021"/>
     <w:p>
       <w:pPr>
         <w:pStyle w:val="Bibliography"/>
@@ -5409,7 +7464,7 @@
       <w:r>
         <w:t xml:space="preserve"> </w:t>
       </w:r>
-      <w:hyperlink r:id="rId88">
+      <w:hyperlink r:id="rId106">
         <w:r>
           <w:rPr>
             <w:rStyle w:val="Hyperlink"/>
@@ -5421,8 +7476,8 @@
         <w:t xml:space="preserve">.</w:t>
       </w:r>
     </w:p>
-    <w:bookmarkEnd w:id="89"/>
-    <w:bookmarkStart w:id="91" w:name="ref-neidhoefer_etal_2024"/>
+    <w:bookmarkEnd w:id="107"/>
+    <w:bookmarkStart w:id="109" w:name="ref-neidhoefer_etal_2024"/>
     <w:p>
       <w:pPr>
         <w:pStyle w:val="Bibliography"/>
@@ -5455,7 +7510,7 @@
       <w:r>
         <w:t xml:space="preserve"> </w:t>
       </w:r>
-      <w:hyperlink r:id="rId90">
+      <w:hyperlink r:id="rId108">
         <w:r>
           <w:rPr>
             <w:rStyle w:val="Hyperlink"/>
@@ -5467,8 +7522,8 @@
         <w:t xml:space="preserve">.</w:t>
       </w:r>
     </w:p>
-    <w:bookmarkEnd w:id="91"/>
-    <w:bookmarkStart w:id="93" w:name="ref-razzu_wambile_2022"/>
+    <w:bookmarkEnd w:id="109"/>
+    <w:bookmarkStart w:id="111" w:name="ref-razzu_wambile_2022"/>
     <w:p>
       <w:pPr>
         <w:pStyle w:val="Bibliography"/>
@@ -5516,7 +7571,7 @@
       <w:r>
         <w:t xml:space="preserve"> </w:t>
       </w:r>
-      <w:hyperlink r:id="rId92">
+      <w:hyperlink r:id="rId110">
         <w:r>
           <w:rPr>
             <w:rStyle w:val="Hyperlink"/>
@@ -5528,8 +7583,8 @@
         <w:t xml:space="preserve">.</w:t>
       </w:r>
     </w:p>
-    <w:bookmarkEnd w:id="93"/>
-    <w:bookmarkStart w:id="95" w:name="ref-stromberg_engzell_2025"/>
+    <w:bookmarkEnd w:id="111"/>
+    <w:bookmarkStart w:id="113" w:name="ref-stromberg_engzell_2025"/>
     <w:p>
       <w:pPr>
         <w:pStyle w:val="Bibliography"/>
@@ -5562,7 +7617,7 @@
       <w:r>
         <w:t xml:space="preserve"> </w:t>
       </w:r>
-      <w:hyperlink r:id="rId94">
+      <w:hyperlink r:id="rId112">
         <w:r>
           <w:rPr>
             <w:rStyle w:val="Hyperlink"/>
@@ -5574,8 +7629,8 @@
         <w:t xml:space="preserve">.</w:t>
       </w:r>
     </w:p>
-    <w:bookmarkEnd w:id="95"/>
-    <w:bookmarkStart w:id="97" w:name="ref-torche_2015"/>
+    <w:bookmarkEnd w:id="113"/>
+    <w:bookmarkStart w:id="115" w:name="ref-torche_2015"/>
     <w:p>
       <w:pPr>
         <w:pStyle w:val="Bibliography"/>
@@ -5622,7 +7677,7 @@
       <w:r>
         <w:t xml:space="preserve"> </w:t>
       </w:r>
-      <w:hyperlink r:id="rId96">
+      <w:hyperlink r:id="rId114">
         <w:r>
           <w:rPr>
             <w:rStyle w:val="Hyperlink"/>
@@ -5634,8 +7689,8 @@
         <w:t xml:space="preserve">.</w:t>
       </w:r>
     </w:p>
-    <w:bookmarkEnd w:id="97"/>
-    <w:bookmarkStart w:id="99" w:name="ref-unicef_sitan_2020"/>
+    <w:bookmarkEnd w:id="115"/>
+    <w:bookmarkStart w:id="117" w:name="ref-unicef_sitan_2020"/>
     <w:p>
       <w:pPr>
         <w:pStyle w:val="Bibliography"/>
@@ -5667,7 +7722,7 @@
       <w:r>
         <w:t xml:space="preserve"> </w:t>
       </w:r>
-      <w:hyperlink r:id="rId98">
+      <w:hyperlink r:id="rId116">
         <w:r>
           <w:rPr>
             <w:rStyle w:val="Hyperlink"/>
@@ -5679,8 +7734,8 @@
         <w:t xml:space="preserve">.</w:t>
       </w:r>
     </w:p>
-    <w:bookmarkEnd w:id="99"/>
-    <w:bookmarkStart w:id="101" w:name="ref-unicef_sitan_2024"/>
+    <w:bookmarkEnd w:id="117"/>
+    <w:bookmarkStart w:id="119" w:name="ref-unicef_sitan_2024"/>
     <w:p>
       <w:pPr>
         <w:pStyle w:val="Bibliography"/>
@@ -5712,7 +7767,7 @@
       <w:r>
         <w:t xml:space="preserve"> </w:t>
       </w:r>
-      <w:hyperlink r:id="rId100">
+      <w:hyperlink r:id="rId118">
         <w:r>
           <w:rPr>
             <w:rStyle w:val="Hyperlink"/>
@@ -5724,8 +7779,8 @@
         <w:t xml:space="preserve">.</w:t>
       </w:r>
     </w:p>
-    <w:bookmarkEnd w:id="101"/>
-    <w:bookmarkStart w:id="102" w:name="ref-verashchagina_2012"/>
+    <w:bookmarkEnd w:id="119"/>
+    <w:bookmarkStart w:id="120" w:name="ref-verashchagina_2012"/>
     <w:p>
       <w:pPr>
         <w:pStyle w:val="Bibliography"/>
@@ -5759,8 +7814,8 @@
         <w:t xml:space="preserve">, edited by Giuliana Parodi and Dario Sciulli. AIEL Series in Labour Economics. Heidelberg: Springer.</w:t>
       </w:r>
     </w:p>
-    <w:bookmarkEnd w:id="102"/>
-    <w:bookmarkStart w:id="104" w:name="ref-weide_etal_2024"/>
+    <w:bookmarkEnd w:id="120"/>
+    <w:bookmarkStart w:id="122" w:name="ref-weide_etal_2024"/>
     <w:p>
       <w:pPr>
         <w:pStyle w:val="Bibliography"/>
@@ -5793,7 +7848,7 @@
       <w:r>
         <w:t xml:space="preserve"> </w:t>
       </w:r>
-      <w:hyperlink r:id="rId103">
+      <w:hyperlink r:id="rId121">
         <w:r>
           <w:rPr>
             <w:rStyle w:val="Hyperlink"/>
@@ -5805,8 +7860,8 @@
         <w:t xml:space="preserve">.</w:t>
       </w:r>
     </w:p>
-    <w:bookmarkEnd w:id="104"/>
-    <w:bookmarkStart w:id="106" w:name="ref-wb_uzb_2018"/>
+    <w:bookmarkEnd w:id="122"/>
+    <w:bookmarkStart w:id="124" w:name="ref-wb_uzb_2018"/>
     <w:p>
       <w:pPr>
         <w:pStyle w:val="Bibliography"/>
@@ -5829,7 +7884,7 @@
       <w:r>
         <w:t xml:space="preserve"> </w:t>
       </w:r>
-      <w:hyperlink r:id="rId105">
+      <w:hyperlink r:id="rId123">
         <w:r>
           <w:rPr>
             <w:rStyle w:val="Hyperlink"/>
@@ -5841,8 +7896,8 @@
         <w:t xml:space="preserve">.</w:t>
       </w:r>
     </w:p>
-    <w:bookmarkEnd w:id="106"/>
-    <w:bookmarkStart w:id="108" w:name="ref-wb_gender_2024"/>
+    <w:bookmarkEnd w:id="124"/>
+    <w:bookmarkStart w:id="126" w:name="ref-wb_gender_2024"/>
     <w:p>
       <w:pPr>
         <w:pStyle w:val="Bibliography"/>
@@ -5874,7 +7929,7 @@
       <w:r>
         <w:t xml:space="preserve"> </w:t>
       </w:r>
-      <w:hyperlink r:id="rId107">
+      <w:hyperlink r:id="rId125">
         <w:r>
           <w:rPr>
             <w:rStyle w:val="Hyperlink"/>
@@ -5886,9 +7941,9 @@
         <w:t xml:space="preserve">.</w:t>
       </w:r>
     </w:p>
-    <w:bookmarkEnd w:id="108"/>
-    <w:bookmarkEnd w:id="109"/>
-    <w:bookmarkEnd w:id="110"/>
+    <w:bookmarkEnd w:id="126"/>
+    <w:bookmarkEnd w:id="127"/>
+    <w:bookmarkEnd w:id="128"/>
     <w:sectPr>
       <w:footnotePr>
         <w:numRestart w:val="eachSect"/>

--- a/outputs/publication/reports/00_main.docx
+++ b/outputs/publication/reports/00_main.docx
@@ -5095,7 +5095,7 @@
     <w:bookmarkEnd w:id="68"/>
     <w:bookmarkEnd w:id="69"/>
     <w:bookmarkEnd w:id="70"/>
-    <w:bookmarkStart w:id="76" w:name="correlates-of-educational-mobility"/>
+    <w:bookmarkStart w:id="78" w:name="correlates-of-educational-mobility"/>
     <w:p>
       <w:pPr>
         <w:pStyle w:val="Heading2"/>
@@ -6272,23 +6272,13 @@
       </w:tr>
     </w:tbl>
     <w:bookmarkEnd w:id="75"/>
-    <w:bookmarkEnd w:id="76"/>
-    <w:bookmarkStart w:id="80" w:name="bounded-lits-iv-child-module-extension"/>
-    <w:p>
-      <w:pPr>
-        <w:pStyle w:val="Heading2"/>
-      </w:pPr>
-      <w:r>
-        <w:t xml:space="preserve">Bounded LiTS IV Child Module Extension</w:t>
-      </w:r>
-    </w:p>
-    <w:bookmarkStart w:id="78" w:name="sample-and-disruption-profile"/>
+    <w:bookmarkStart w:id="77" w:name="household-support-environment-from-hbs"/>
     <w:p>
       <w:pPr>
         <w:pStyle w:val="Heading3"/>
       </w:pPr>
       <w:r>
-        <w:t xml:space="preserve">Sample and Disruption Profile</w:t>
+        <w:t xml:space="preserve">Household Support Environment from HBS</w:t>
       </w:r>
     </w:p>
     <w:p>
@@ -6296,24 +6286,7 @@
         <w:pStyle w:val="FirstParagraph"/>
       </w:pPr>
       <w:r>
-        <w:t xml:space="preserve">The child-module extension is deliberately kept secondary to Modules A and B. It is based on 183 respondents with a child enrolled before COVID and non-missing parental schooling. Table</w:t>
-      </w:r>
-      <w:r>
-        <w:t xml:space="preserve"> </w:t>
-      </w:r>
-      <w:hyperlink w:anchor="tbl-modulec-sample">
-        <w:r>
-          <w:rPr>
-            <w:rStyle w:val="Hyperlink"/>
-          </w:rPr>
-          <w:t xml:space="preserve">Table 5</w:t>
-        </w:r>
-      </w:hyperlink>
-      <w:r>
-        <w:t xml:space="preserve"> </w:t>
-      </w:r>
-      <w:r>
-        <w:t xml:space="preserve">reports the sample flow.</w:t>
+        <w:t xml:space="preserve">Supplementary HBS evidence is used here only to characterize the household support environment around schooling, not to replace the core LiTS intergenerational estimates. Across pooled HBS 2021-2025 households, 65.7 percent had an enrolled member, 62.6 percent reported positive education spending, 14.2 percent reported tutoring, 16.3 percent had an emigrant member, and 14.8 percent received remittances; internet access is observed for 79.7 percent of households in the 2021-2024 internet module. These patterns provide context for interpretation by showing that schooling support, migration-linked resources, and connectivity constraints sit inside the same household environment as the LiTS persistence patterns.</w:t>
       </w:r>
     </w:p>
     <w:p>
@@ -6321,55 +6294,7 @@
         <w:pStyle w:val="BodyText"/>
       </w:pPr>
       <w:r>
-        <w:t xml:space="preserve">Within this restricted sample, disruption and household substitution were substantial:</w:t>
-      </w:r>
-      <w:r>
-        <w:t xml:space="preserve"> </w:t>
-      </w:r>
-      <w:r>
-        <w:rPr>
-          <w:b/>
-          <w:bCs/>
-        </w:rPr>
-        <w:t xml:space="preserve">78.3 percent</w:t>
-      </w:r>
-      <w:r>
-        <w:t xml:space="preserve"> </w:t>
-      </w:r>
-      <w:r>
-        <w:t xml:space="preserve">report education stoppage during COVID,</w:t>
-      </w:r>
-      <w:r>
-        <w:t xml:space="preserve"> </w:t>
-      </w:r>
-      <w:r>
-        <w:rPr>
-          <w:b/>
-          <w:bCs/>
-        </w:rPr>
-        <w:t xml:space="preserve">75.8 percent</w:t>
-      </w:r>
-      <w:r>
-        <w:t xml:space="preserve"> </w:t>
-      </w:r>
-      <w:r>
-        <w:t xml:space="preserve">report at least one remote-learning challenge, and mothers are reported as the learning-support channel in</w:t>
-      </w:r>
-      <w:r>
-        <w:t xml:space="preserve"> </w:t>
-      </w:r>
-      <w:r>
-        <w:rPr>
-          <w:b/>
-          <w:bCs/>
-        </w:rPr>
-        <w:t xml:space="preserve">87.0 percent</w:t>
-      </w:r>
-      <w:r>
-        <w:t xml:space="preserve"> </w:t>
-      </w:r>
-      <w:r>
-        <w:t xml:space="preserve">of cases. Additional descriptive splits and the lower-value mechanism details are reported in the technical appendix so that the main text remains focused on the strongest facts.</w:t>
+        <w:t xml:space="preserve">The HBS linkage diagnostics in Appendix H also show why HBS remains supplementary. Under a conservative co-resident linkage rule, only 9.3 percent of HBS adults ages 25-64 are linkable, and that linked sample is materially younger and much less female than the full adult sample. HBS therefore informs the household support environment, but it is not a direct substitute for the headline LiTS intergenerational estimates.</w:t>
       </w:r>
     </w:p>
     <w:tbl>
@@ -6385,7 +6310,7 @@
       <w:tr>
         <w:tc>
           <w:tcPr/>
-          <w:bookmarkStart w:id="77" w:name="tbl-modulec-sample"/>
+          <w:bookmarkStart w:id="76" w:name="tbl-hbs-context"/>
           <w:p>
             <w:pPr>
               <w:jc w:val="center"/>
@@ -6396,7 +6321,589 @@
               <w:pStyle w:val="ImageCaption"/>
             </w:pPr>
             <w:r>
-              <w:t xml:space="preserve">Table 5: LiTS IV child-module sample construction for Uzbekistan.</w:t>
+              <w:t xml:space="preserve">Table 5: Supplementary HBS household support environment, pooled 2021-2025.</w:t>
+            </w:r>
+          </w:p>
+          <w:tbl>
+            <w:tblPr>
+              <w:tblStyle w:val="Table"/>
+              <w:tblW w:type="pct" w:w="5000"/>
+              <w:tblLayout w:type="fixed"/>
+              <w:tblLook w:firstRow="1" w:lastRow="0" w:firstColumn="0" w:lastColumn="0" w:noHBand="0" w:noVBand="0" w:val="0020"/>
+            </w:tblPr>
+            <w:tblGrid>
+              <w:gridCol w:w="4598"/>
+              <w:gridCol w:w="1107"/>
+              <w:gridCol w:w="1107"/>
+              <w:gridCol w:w="1107"/>
+            </w:tblGrid>
+            <w:tr>
+              <w:trPr>
+                <w:tblHeader w:val="on"/>
+              </w:trPr>
+              <w:tc>
+                <w:tcPr/>
+                <w:p>
+                  <w:pPr>
+                    <w:pStyle w:val="Compact"/>
+                    <w:jc w:val="left"/>
+                    <w:jc w:val="center"/>
+                  </w:pPr>
+                  <w:r>
+                    <w:t xml:space="preserve">Household support indicator</w:t>
+                  </w:r>
+                </w:p>
+              </w:tc>
+              <w:tc>
+                <w:tcPr/>
+                <w:p>
+                  <w:pPr>
+                    <w:pStyle w:val="Compact"/>
+                    <w:jc w:val="left"/>
+                    <w:jc w:val="center"/>
+                  </w:pPr>
+                  <w:r>
+                    <w:t xml:space="preserve">National</w:t>
+                  </w:r>
+                </w:p>
+              </w:tc>
+              <w:tc>
+                <w:tcPr/>
+                <w:p>
+                  <w:pPr>
+                    <w:pStyle w:val="Compact"/>
+                    <w:jc w:val="left"/>
+                    <w:jc w:val="center"/>
+                  </w:pPr>
+                  <w:r>
+                    <w:t xml:space="preserve">Urban</w:t>
+                  </w:r>
+                </w:p>
+              </w:tc>
+              <w:tc>
+                <w:tcPr/>
+                <w:p>
+                  <w:pPr>
+                    <w:pStyle w:val="Compact"/>
+                    <w:jc w:val="left"/>
+                    <w:jc w:val="center"/>
+                  </w:pPr>
+                  <w:r>
+                    <w:t xml:space="preserve">Rural</w:t>
+                  </w:r>
+                </w:p>
+              </w:tc>
+            </w:tr>
+            <w:tr>
+              <w:tc>
+                <w:tcPr/>
+                <w:p>
+                  <w:pPr>
+                    <w:pStyle w:val="Compact"/>
+                    <w:jc w:val="left"/>
+                    <w:jc w:val="center"/>
+                  </w:pPr>
+                  <w:r>
+                    <w:t xml:space="preserve">Households with enrolled members</w:t>
+                  </w:r>
+                </w:p>
+              </w:tc>
+              <w:tc>
+                <w:tcPr/>
+                <w:p>
+                  <w:pPr>
+                    <w:pStyle w:val="Compact"/>
+                    <w:jc w:val="left"/>
+                    <w:jc w:val="center"/>
+                  </w:pPr>
+                  <w:r>
+                    <w:t xml:space="preserve">65.7 percent</w:t>
+                  </w:r>
+                </w:p>
+              </w:tc>
+              <w:tc>
+                <w:tcPr/>
+                <w:p>
+                  <w:pPr>
+                    <w:pStyle w:val="Compact"/>
+                    <w:jc w:val="left"/>
+                    <w:jc w:val="center"/>
+                  </w:pPr>
+                  <w:r>
+                    <w:t xml:space="preserve">63.5 percent</w:t>
+                  </w:r>
+                </w:p>
+              </w:tc>
+              <w:tc>
+                <w:tcPr/>
+                <w:p>
+                  <w:pPr>
+                    <w:pStyle w:val="Compact"/>
+                    <w:jc w:val="left"/>
+                    <w:jc w:val="center"/>
+                  </w:pPr>
+                  <w:r>
+                    <w:t xml:space="preserve">67.9 percent</w:t>
+                  </w:r>
+                </w:p>
+              </w:tc>
+            </w:tr>
+            <w:tr>
+              <w:tc>
+                <w:tcPr/>
+                <w:p>
+                  <w:pPr>
+                    <w:pStyle w:val="Compact"/>
+                    <w:jc w:val="left"/>
+                    <w:jc w:val="center"/>
+                  </w:pPr>
+                  <w:r>
+                    <w:t xml:space="preserve">Households with positive education spending</w:t>
+                  </w:r>
+                </w:p>
+              </w:tc>
+              <w:tc>
+                <w:tcPr/>
+                <w:p>
+                  <w:pPr>
+                    <w:pStyle w:val="Compact"/>
+                    <w:jc w:val="left"/>
+                    <w:jc w:val="center"/>
+                  </w:pPr>
+                  <w:r>
+                    <w:t xml:space="preserve">62.6 percent</w:t>
+                  </w:r>
+                </w:p>
+              </w:tc>
+              <w:tc>
+                <w:tcPr/>
+                <w:p>
+                  <w:pPr>
+                    <w:pStyle w:val="Compact"/>
+                    <w:jc w:val="left"/>
+                    <w:jc w:val="center"/>
+                  </w:pPr>
+                  <w:r>
+                    <w:t xml:space="preserve">60.3 percent</w:t>
+                  </w:r>
+                </w:p>
+              </w:tc>
+              <w:tc>
+                <w:tcPr/>
+                <w:p>
+                  <w:pPr>
+                    <w:pStyle w:val="Compact"/>
+                    <w:jc w:val="left"/>
+                    <w:jc w:val="center"/>
+                  </w:pPr>
+                  <w:r>
+                    <w:t xml:space="preserve">64.9 percent</w:t>
+                  </w:r>
+                </w:p>
+              </w:tc>
+            </w:tr>
+            <w:tr>
+              <w:tc>
+                <w:tcPr/>
+                <w:p>
+                  <w:pPr>
+                    <w:pStyle w:val="Compact"/>
+                    <w:jc w:val="left"/>
+                    <w:jc w:val="center"/>
+                  </w:pPr>
+                  <w:r>
+                    <w:t xml:space="preserve">Households with tutoring</w:t>
+                  </w:r>
+                </w:p>
+              </w:tc>
+              <w:tc>
+                <w:tcPr/>
+                <w:p>
+                  <w:pPr>
+                    <w:pStyle w:val="Compact"/>
+                    <w:jc w:val="left"/>
+                    <w:jc w:val="center"/>
+                  </w:pPr>
+                  <w:r>
+                    <w:t xml:space="preserve">14.2 percent</w:t>
+                  </w:r>
+                </w:p>
+              </w:tc>
+              <w:tc>
+                <w:tcPr/>
+                <w:p>
+                  <w:pPr>
+                    <w:pStyle w:val="Compact"/>
+                    <w:jc w:val="left"/>
+                    <w:jc w:val="center"/>
+                  </w:pPr>
+                  <w:r>
+                    <w:t xml:space="preserve">14.2 percent</w:t>
+                  </w:r>
+                </w:p>
+              </w:tc>
+              <w:tc>
+                <w:tcPr/>
+                <w:p>
+                  <w:pPr>
+                    <w:pStyle w:val="Compact"/>
+                    <w:jc w:val="left"/>
+                    <w:jc w:val="center"/>
+                  </w:pPr>
+                  <w:r>
+                    <w:t xml:space="preserve">14.1 percent</w:t>
+                  </w:r>
+                </w:p>
+              </w:tc>
+            </w:tr>
+            <w:tr>
+              <w:tc>
+                <w:tcPr/>
+                <w:p>
+                  <w:pPr>
+                    <w:pStyle w:val="Compact"/>
+                    <w:jc w:val="left"/>
+                    <w:jc w:val="center"/>
+                  </w:pPr>
+                  <w:r>
+                    <w:t xml:space="preserve">Households with emigrant member</w:t>
+                  </w:r>
+                </w:p>
+              </w:tc>
+              <w:tc>
+                <w:tcPr/>
+                <w:p>
+                  <w:pPr>
+                    <w:pStyle w:val="Compact"/>
+                    <w:jc w:val="left"/>
+                    <w:jc w:val="center"/>
+                  </w:pPr>
+                  <w:r>
+                    <w:t xml:space="preserve">16.3 percent</w:t>
+                  </w:r>
+                </w:p>
+              </w:tc>
+              <w:tc>
+                <w:tcPr/>
+                <w:p>
+                  <w:pPr>
+                    <w:pStyle w:val="Compact"/>
+                    <w:jc w:val="left"/>
+                    <w:jc w:val="center"/>
+                  </w:pPr>
+                  <w:r>
+                    <w:t xml:space="preserve">13.2 percent</w:t>
+                  </w:r>
+                </w:p>
+              </w:tc>
+              <w:tc>
+                <w:tcPr/>
+                <w:p>
+                  <w:pPr>
+                    <w:pStyle w:val="Compact"/>
+                    <w:jc w:val="left"/>
+                    <w:jc w:val="center"/>
+                  </w:pPr>
+                  <w:r>
+                    <w:t xml:space="preserve">19.4 percent</w:t>
+                  </w:r>
+                </w:p>
+              </w:tc>
+            </w:tr>
+            <w:tr>
+              <w:tc>
+                <w:tcPr/>
+                <w:p>
+                  <w:pPr>
+                    <w:pStyle w:val="Compact"/>
+                    <w:jc w:val="left"/>
+                    <w:jc w:val="center"/>
+                  </w:pPr>
+                  <w:r>
+                    <w:t xml:space="preserve">Households receiving remittances</w:t>
+                  </w:r>
+                </w:p>
+              </w:tc>
+              <w:tc>
+                <w:tcPr/>
+                <w:p>
+                  <w:pPr>
+                    <w:pStyle w:val="Compact"/>
+                    <w:jc w:val="left"/>
+                    <w:jc w:val="center"/>
+                  </w:pPr>
+                  <w:r>
+                    <w:t xml:space="preserve">14.8 percent</w:t>
+                  </w:r>
+                </w:p>
+              </w:tc>
+              <w:tc>
+                <w:tcPr/>
+                <w:p>
+                  <w:pPr>
+                    <w:pStyle w:val="Compact"/>
+                    <w:jc w:val="left"/>
+                    <w:jc w:val="center"/>
+                  </w:pPr>
+                  <w:r>
+                    <w:t xml:space="preserve">11.9 percent</w:t>
+                  </w:r>
+                </w:p>
+              </w:tc>
+              <w:tc>
+                <w:tcPr/>
+                <w:p>
+                  <w:pPr>
+                    <w:pStyle w:val="Compact"/>
+                    <w:jc w:val="left"/>
+                    <w:jc w:val="center"/>
+                  </w:pPr>
+                  <w:r>
+                    <w:t xml:space="preserve">17.8 percent</w:t>
+                  </w:r>
+                </w:p>
+              </w:tc>
+            </w:tr>
+            <w:tr>
+              <w:tc>
+                <w:tcPr/>
+                <w:p>
+                  <w:pPr>
+                    <w:pStyle w:val="Compact"/>
+                    <w:jc w:val="left"/>
+                    <w:jc w:val="center"/>
+                  </w:pPr>
+                  <w:r>
+                    <w:t xml:space="preserve">Remittance households using remittances for education</w:t>
+                  </w:r>
+                </w:p>
+              </w:tc>
+              <w:tc>
+                <w:tcPr/>
+                <w:p>
+                  <w:pPr>
+                    <w:pStyle w:val="Compact"/>
+                    <w:jc w:val="left"/>
+                    <w:jc w:val="center"/>
+                  </w:pPr>
+                  <w:r>
+                    <w:t xml:space="preserve">19.6 percent</w:t>
+                  </w:r>
+                </w:p>
+              </w:tc>
+              <w:tc>
+                <w:tcPr/>
+                <w:p>
+                  <w:pPr>
+                    <w:pStyle w:val="Compact"/>
+                    <w:jc w:val="left"/>
+                    <w:jc w:val="center"/>
+                  </w:pPr>
+                  <w:r>
+                    <w:t xml:space="preserve">20.3 percent</w:t>
+                  </w:r>
+                </w:p>
+              </w:tc>
+              <w:tc>
+                <w:tcPr/>
+                <w:p>
+                  <w:pPr>
+                    <w:pStyle w:val="Compact"/>
+                    <w:jc w:val="left"/>
+                    <w:jc w:val="center"/>
+                  </w:pPr>
+                  <w:r>
+                    <w:t xml:space="preserve">19.1 percent</w:t>
+                  </w:r>
+                </w:p>
+              </w:tc>
+            </w:tr>
+            <w:tr>
+              <w:tc>
+                <w:tcPr/>
+                <w:p>
+                  <w:pPr>
+                    <w:pStyle w:val="Compact"/>
+                    <w:jc w:val="left"/>
+                    <w:jc w:val="center"/>
+                  </w:pPr>
+                  <w:r>
+                    <w:t xml:space="preserve">Households with internet access</w:t>
+                  </w:r>
+                </w:p>
+              </w:tc>
+              <w:tc>
+                <w:tcPr/>
+                <w:p>
+                  <w:pPr>
+                    <w:pStyle w:val="Compact"/>
+                    <w:jc w:val="left"/>
+                    <w:jc w:val="center"/>
+                  </w:pPr>
+                  <w:r>
+                    <w:t xml:space="preserve">79.7 percent</w:t>
+                  </w:r>
+                </w:p>
+              </w:tc>
+              <w:tc>
+                <w:tcPr/>
+                <w:p>
+                  <w:pPr>
+                    <w:pStyle w:val="Compact"/>
+                    <w:jc w:val="left"/>
+                    <w:jc w:val="center"/>
+                  </w:pPr>
+                  <w:r>
+                    <w:t xml:space="preserve">79.6 percent</w:t>
+                  </w:r>
+                </w:p>
+              </w:tc>
+              <w:tc>
+                <w:tcPr/>
+                <w:p>
+                  <w:pPr>
+                    <w:pStyle w:val="Compact"/>
+                    <w:jc w:val="left"/>
+                    <w:jc w:val="center"/>
+                  </w:pPr>
+                  <w:r>
+                    <w:t xml:space="preserve">79.8 percent</w:t>
+                  </w:r>
+                </w:p>
+              </w:tc>
+            </w:tr>
+          </w:tbl>
+          <w:bookmarkEnd w:id="76"/>
+          <w:p/>
+        </w:tc>
+      </w:tr>
+    </w:tbl>
+    <w:bookmarkEnd w:id="77"/>
+    <w:bookmarkEnd w:id="78"/>
+    <w:bookmarkStart w:id="82" w:name="bounded-lits-iv-child-module-extension"/>
+    <w:p>
+      <w:pPr>
+        <w:pStyle w:val="Heading2"/>
+      </w:pPr>
+      <w:r>
+        <w:t xml:space="preserve">Bounded LiTS IV Child Module Extension</w:t>
+      </w:r>
+    </w:p>
+    <w:bookmarkStart w:id="80" w:name="sample-and-disruption-profile"/>
+    <w:p>
+      <w:pPr>
+        <w:pStyle w:val="Heading3"/>
+      </w:pPr>
+      <w:r>
+        <w:t xml:space="preserve">Sample and Disruption Profile</w:t>
+      </w:r>
+    </w:p>
+    <w:p>
+      <w:pPr>
+        <w:pStyle w:val="FirstParagraph"/>
+      </w:pPr>
+      <w:r>
+        <w:t xml:space="preserve">The child-module extension is deliberately kept secondary to Modules A and B. It is based on 183 respondents with a child enrolled before COVID and non-missing parental schooling. Table</w:t>
+      </w:r>
+      <w:r>
+        <w:t xml:space="preserve"> </w:t>
+      </w:r>
+      <w:hyperlink w:anchor="tbl-modulec-sample">
+        <w:r>
+          <w:rPr>
+            <w:rStyle w:val="Hyperlink"/>
+          </w:rPr>
+          <w:t xml:space="preserve">Table 6</w:t>
+        </w:r>
+      </w:hyperlink>
+      <w:r>
+        <w:t xml:space="preserve"> </w:t>
+      </w:r>
+      <w:r>
+        <w:t xml:space="preserve">reports the sample flow.</w:t>
+      </w:r>
+    </w:p>
+    <w:p>
+      <w:pPr>
+        <w:pStyle w:val="BodyText"/>
+      </w:pPr>
+      <w:r>
+        <w:t xml:space="preserve">Within this restricted sample, disruption and household substitution were substantial:</w:t>
+      </w:r>
+      <w:r>
+        <w:t xml:space="preserve"> </w:t>
+      </w:r>
+      <w:r>
+        <w:rPr>
+          <w:b/>
+          <w:bCs/>
+        </w:rPr>
+        <w:t xml:space="preserve">78.3 percent</w:t>
+      </w:r>
+      <w:r>
+        <w:t xml:space="preserve"> </w:t>
+      </w:r>
+      <w:r>
+        <w:t xml:space="preserve">report education stoppage during COVID,</w:t>
+      </w:r>
+      <w:r>
+        <w:t xml:space="preserve"> </w:t>
+      </w:r>
+      <w:r>
+        <w:rPr>
+          <w:b/>
+          <w:bCs/>
+        </w:rPr>
+        <w:t xml:space="preserve">75.8 percent</w:t>
+      </w:r>
+      <w:r>
+        <w:t xml:space="preserve"> </w:t>
+      </w:r>
+      <w:r>
+        <w:t xml:space="preserve">report at least one remote-learning challenge, and mothers are reported as the learning-support channel in</w:t>
+      </w:r>
+      <w:r>
+        <w:t xml:space="preserve"> </w:t>
+      </w:r>
+      <w:r>
+        <w:rPr>
+          <w:b/>
+          <w:bCs/>
+        </w:rPr>
+        <w:t xml:space="preserve">87.0 percent</w:t>
+      </w:r>
+      <w:r>
+        <w:t xml:space="preserve"> </w:t>
+      </w:r>
+      <w:r>
+        <w:t xml:space="preserve">of cases. Additional descriptive splits and the lower-value mechanism details are reported in the technical appendix so that the main text remains focused on the strongest facts.</w:t>
+      </w:r>
+    </w:p>
+    <w:tbl>
+      <w:tblPr>
+        <w:tblStyle w:val="Table"/>
+        <w:tblW w:type="pct" w:w="5000"/>
+        <w:tblLayout w:type="fixed"/>
+        <w:tblLook w:firstRow="0" w:lastRow="0" w:firstColumn="0" w:lastColumn="0" w:noHBand="0" w:noVBand="0" w:val="0000"/>
+      </w:tblPr>
+      <w:tblGrid>
+        <w:gridCol w:w="7920"/>
+      </w:tblGrid>
+      <w:tr>
+        <w:tc>
+          <w:tcPr/>
+          <w:bookmarkStart w:id="79" w:name="tbl-modulec-sample"/>
+          <w:p>
+            <w:pPr>
+              <w:jc w:val="center"/>
+            </w:pPr>
+            <w:pPr>
+              <w:jc w:val="left"/>
+              <w:spacing w:before="200"/>
+              <w:pStyle w:val="ImageCaption"/>
+            </w:pPr>
+            <w:r>
+              <w:t xml:space="preserve">Table 6: LiTS IV child-module sample construction for Uzbekistan.</w:t>
             </w:r>
           </w:p>
           <w:tbl>
@@ -6638,13 +7145,13 @@
               </w:tc>
             </w:tr>
           </w:tbl>
-          <w:bookmarkEnd w:id="77"/>
+          <w:bookmarkEnd w:id="79"/>
           <w:p/>
         </w:tc>
       </w:tr>
     </w:tbl>
-    <w:bookmarkEnd w:id="78"/>
-    <w:bookmarkStart w:id="79" w:name="main-regression-takeaway"/>
+    <w:bookmarkEnd w:id="80"/>
+    <w:bookmarkStart w:id="81" w:name="main-regression-takeaway"/>
     <w:p>
       <w:pPr>
         <w:pStyle w:val="Heading3"/>
@@ -6717,9 +7224,9 @@
         <w:t xml:space="preserve">Beyond this stoppage result, the remaining mechanism regressions are secondary and less precise, so they are reported in the technical appendix rather than emphasized in the main text. Module C therefore contributes bounded descriptive evidence on household vulnerability, not causal evidence on pandemic mechanisms.</w:t>
       </w:r>
     </w:p>
-    <w:bookmarkEnd w:id="79"/>
-    <w:bookmarkEnd w:id="80"/>
-    <w:bookmarkStart w:id="81" w:name="discussion-and-policy-implications"/>
+    <w:bookmarkEnd w:id="81"/>
+    <w:bookmarkEnd w:id="82"/>
+    <w:bookmarkStart w:id="83" w:name="discussion-and-policy-implications"/>
     <w:p>
       <w:pPr>
         <w:pStyle w:val="Heading2"/>
@@ -6776,8 +7283,8 @@
         <w:t xml:space="preserve">The third priority is to strengthen household support capacity in periods of disruption. The child module shows that digital inclusion is not only a question of nominal internet access, but also of connection quality, device availability, and adults’ ability to help children learn. A related implication is that education policy should recognize mothers’ support burden as a real part of learning continuity rather than assume that home-based adjustment is costless inside the household.</w:t>
       </w:r>
     </w:p>
-    <w:bookmarkEnd w:id="81"/>
-    <w:bookmarkStart w:id="82" w:name="limitations"/>
+    <w:bookmarkEnd w:id="83"/>
+    <w:bookmarkStart w:id="84" w:name="limitations"/>
     <w:p>
       <w:pPr>
         <w:pStyle w:val="Heading2"/>
@@ -6834,8 +7341,8 @@
         <w:t xml:space="preserve">These limitations do not undermine the central contribution of the paper, but they do shape the appropriate scope of the conclusions.</w:t>
       </w:r>
     </w:p>
-    <w:bookmarkEnd w:id="82"/>
-    <w:bookmarkStart w:id="83" w:name="conclusion"/>
+    <w:bookmarkEnd w:id="84"/>
+    <w:bookmarkStart w:id="85" w:name="conclusion"/>
     <w:p>
       <w:pPr>
         <w:pStyle w:val="Heading2"/>
@@ -6868,8 +7375,8 @@
         <w:t xml:space="preserve">The broader message is that improving educational mobility in Uzbekistan will require more than expanding formal access. It will require reducing the degree to which family background governs educational trajectories, especially through the unequal household conditions under which children study, recover from shocks, and convert schooling opportunities into completed attainment.</w:t>
       </w:r>
     </w:p>
-    <w:bookmarkEnd w:id="83"/>
-    <w:bookmarkStart w:id="128" w:name="bibliography"/>
+    <w:bookmarkEnd w:id="85"/>
+    <w:bookmarkStart w:id="130" w:name="bibliography"/>
     <w:p>
       <w:pPr>
         <w:pStyle w:val="Heading1"/>
@@ -6878,8 +7385,8 @@
         <w:t xml:space="preserve">References</w:t>
       </w:r>
     </w:p>
-    <w:bookmarkStart w:id="127" w:name="refs"/>
-    <w:bookmarkStart w:id="84" w:name="ref-akarcay_polat_2017"/>
+    <w:bookmarkStart w:id="129" w:name="refs"/>
+    <w:bookmarkStart w:id="86" w:name="ref-akarcay_polat_2017"/>
     <w:p>
       <w:pPr>
         <w:pStyle w:val="Bibliography"/>
@@ -6909,8 +7416,8 @@
         <w:t xml:space="preserve">Working Paper. Piri Reis University; Yildiz Technical University.</w:t>
       </w:r>
     </w:p>
-    <w:bookmarkEnd w:id="84"/>
-    <w:bookmarkStart w:id="86" w:name="ref-alam_tiwari_2020"/>
+    <w:bookmarkEnd w:id="86"/>
+    <w:bookmarkStart w:id="88" w:name="ref-alam_tiwari_2020"/>
     <w:p>
       <w:pPr>
         <w:pStyle w:val="Bibliography"/>
@@ -6945,7 +7452,7 @@
       <w:r>
         <w:t xml:space="preserve"> </w:t>
       </w:r>
-      <w:hyperlink r:id="rId85">
+      <w:hyperlink r:id="rId87">
         <w:r>
           <w:rPr>
             <w:rStyle w:val="Hyperlink"/>
@@ -6957,8 +7464,8 @@
         <w:t xml:space="preserve">.</w:t>
       </w:r>
     </w:p>
-    <w:bookmarkEnd w:id="86"/>
-    <w:bookmarkStart w:id="88" w:name="ref-aydemir_yazici_2019"/>
+    <w:bookmarkEnd w:id="88"/>
+    <w:bookmarkStart w:id="90" w:name="ref-aydemir_yazici_2019"/>
     <w:p>
       <w:pPr>
         <w:pStyle w:val="Bibliography"/>
@@ -7000,7 +7507,7 @@
       <w:r>
         <w:t xml:space="preserve"> </w:t>
       </w:r>
-      <w:hyperlink r:id="rId87">
+      <w:hyperlink r:id="rId89">
         <w:r>
           <w:rPr>
             <w:rStyle w:val="Hyperlink"/>
@@ -7012,8 +7519,8 @@
         <w:t xml:space="preserve">.</w:t>
       </w:r>
     </w:p>
-    <w:bookmarkEnd w:id="88"/>
-    <w:bookmarkStart w:id="90" w:name="ref-bruck_esenaliev_2018"/>
+    <w:bookmarkEnd w:id="90"/>
+    <w:bookmarkStart w:id="92" w:name="ref-bruck_esenaliev_2018"/>
     <w:p>
       <w:pPr>
         <w:pStyle w:val="Bibliography"/>
@@ -7055,7 +7562,7 @@
       <w:r>
         <w:t xml:space="preserve"> </w:t>
       </w:r>
-      <w:hyperlink r:id="rId89">
+      <w:hyperlink r:id="rId91">
         <w:r>
           <w:rPr>
             <w:rStyle w:val="Hyperlink"/>
@@ -7067,8 +7574,8 @@
         <w:t xml:space="preserve">.</w:t>
       </w:r>
     </w:p>
-    <w:bookmarkEnd w:id="90"/>
-    <w:bookmarkStart w:id="92" w:name="ref-causa_johansson_2010"/>
+    <w:bookmarkEnd w:id="92"/>
+    <w:bookmarkStart w:id="94" w:name="ref-causa_johansson_2010"/>
     <w:p>
       <w:pPr>
         <w:pStyle w:val="Bibliography"/>
@@ -7103,7 +7610,7 @@
       <w:r>
         <w:t xml:space="preserve"> </w:t>
       </w:r>
-      <w:hyperlink r:id="rId91">
+      <w:hyperlink r:id="rId93">
         <w:r>
           <w:rPr>
             <w:rStyle w:val="Hyperlink"/>
@@ -7115,8 +7622,8 @@
         <w:t xml:space="preserve">.</w:t>
       </w:r>
     </w:p>
-    <w:bookmarkEnd w:id="92"/>
-    <w:bookmarkStart w:id="93" w:name="ref-chevalier_denny_mcmahon_2009"/>
+    <w:bookmarkEnd w:id="94"/>
+    <w:bookmarkStart w:id="95" w:name="ref-chevalier_denny_mcmahon_2009"/>
     <w:p>
       <w:pPr>
         <w:pStyle w:val="Bibliography"/>
@@ -7150,8 +7657,8 @@
         <w:t xml:space="preserve">, edited by Peter Dolton, Rita Asplund, and Erling Barth. Cheltenham: Edward Elgar.</w:t>
       </w:r>
     </w:p>
-    <w:bookmarkEnd w:id="93"/>
-    <w:bookmarkStart w:id="95" w:name="ref-daniela_etal_2021"/>
+    <w:bookmarkEnd w:id="95"/>
+    <w:bookmarkStart w:id="97" w:name="ref-daniela_etal_2021"/>
     <w:p>
       <w:pPr>
         <w:pStyle w:val="Bibliography"/>
@@ -7184,7 +7691,7 @@
       <w:r>
         <w:t xml:space="preserve"> </w:t>
       </w:r>
-      <w:hyperlink r:id="rId94">
+      <w:hyperlink r:id="rId96">
         <w:r>
           <w:rPr>
             <w:rStyle w:val="Hyperlink"/>
@@ -7196,8 +7703,8 @@
         <w:t xml:space="preserve">.</w:t>
       </w:r>
     </w:p>
-    <w:bookmarkEnd w:id="95"/>
-    <w:bookmarkStart w:id="97" w:name="ref-guell_etal_2018"/>
+    <w:bookmarkEnd w:id="97"/>
+    <w:bookmarkStart w:id="99" w:name="ref-guell_etal_2018"/>
     <w:p>
       <w:pPr>
         <w:pStyle w:val="Bibliography"/>
@@ -7230,7 +7737,7 @@
       <w:r>
         <w:t xml:space="preserve"> </w:t>
       </w:r>
-      <w:hyperlink r:id="rId96">
+      <w:hyperlink r:id="rId98">
         <w:r>
           <w:rPr>
             <w:rStyle w:val="Hyperlink"/>
@@ -7242,8 +7749,8 @@
         <w:t xml:space="preserve">.</w:t>
       </w:r>
     </w:p>
-    <w:bookmarkEnd w:id="97"/>
-    <w:bookmarkStart w:id="99" w:name="ref-hertz_2008"/>
+    <w:bookmarkEnd w:id="99"/>
+    <w:bookmarkStart w:id="101" w:name="ref-hertz_2008"/>
     <w:p>
       <w:pPr>
         <w:pStyle w:val="Bibliography"/>
@@ -7276,7 +7783,7 @@
       <w:r>
         <w:t xml:space="preserve"> </w:t>
       </w:r>
-      <w:hyperlink r:id="rId98">
+      <w:hyperlink r:id="rId100">
         <w:r>
           <w:rPr>
             <w:rStyle w:val="Hyperlink"/>
@@ -7288,8 +7795,8 @@
         <w:t xml:space="preserve">.</w:t>
       </w:r>
     </w:p>
-    <w:bookmarkEnd w:id="99"/>
-    <w:bookmarkStart w:id="101" w:name="ref-iqbal_patrinos_2025"/>
+    <w:bookmarkEnd w:id="101"/>
+    <w:bookmarkStart w:id="103" w:name="ref-iqbal_patrinos_2025"/>
     <w:p>
       <w:pPr>
         <w:pStyle w:val="Bibliography"/>
@@ -7328,7 +7835,7 @@
       <w:r>
         <w:t xml:space="preserve"> </w:t>
       </w:r>
-      <w:hyperlink r:id="rId100">
+      <w:hyperlink r:id="rId102">
         <w:r>
           <w:rPr>
             <w:rStyle w:val="Hyperlink"/>
@@ -7340,8 +7847,8 @@
         <w:t xml:space="preserve">.</w:t>
       </w:r>
     </w:p>
-    <w:bookmarkEnd w:id="101"/>
-    <w:bookmarkStart w:id="103" w:name="ref-knopik_etal_2021"/>
+    <w:bookmarkEnd w:id="103"/>
+    <w:bookmarkStart w:id="105" w:name="ref-knopik_etal_2021"/>
     <w:p>
       <w:pPr>
         <w:pStyle w:val="Bibliography"/>
@@ -7383,7 +7890,7 @@
       <w:r>
         <w:t xml:space="preserve"> </w:t>
       </w:r>
-      <w:hyperlink r:id="rId102">
+      <w:hyperlink r:id="rId104">
         <w:r>
           <w:rPr>
             <w:rStyle w:val="Hyperlink"/>
@@ -7395,8 +7902,8 @@
         <w:t xml:space="preserve">.</w:t>
       </w:r>
     </w:p>
-    <w:bookmarkEnd w:id="103"/>
-    <w:bookmarkStart w:id="105" w:name="ref-wb_blog_2020"/>
+    <w:bookmarkEnd w:id="105"/>
+    <w:bookmarkStart w:id="107" w:name="ref-wb_blog_2020"/>
     <w:p>
       <w:pPr>
         <w:pStyle w:val="Bibliography"/>
@@ -7419,7 +7926,7 @@
       <w:r>
         <w:t xml:space="preserve"> </w:t>
       </w:r>
-      <w:hyperlink r:id="rId104">
+      <w:hyperlink r:id="rId106">
         <w:r>
           <w:rPr>
             <w:rStyle w:val="Hyperlink"/>
@@ -7431,8 +7938,8 @@
         <w:t xml:space="preserve">.</w:t>
       </w:r>
     </w:p>
-    <w:bookmarkEnd w:id="105"/>
-    <w:bookmarkStart w:id="107" w:name="ref-munoz_najar_etal_2021"/>
+    <w:bookmarkEnd w:id="107"/>
+    <w:bookmarkStart w:id="109" w:name="ref-munoz_najar_etal_2021"/>
     <w:p>
       <w:pPr>
         <w:pStyle w:val="Bibliography"/>
@@ -7464,7 +7971,7 @@
       <w:r>
         <w:t xml:space="preserve"> </w:t>
       </w:r>
-      <w:hyperlink r:id="rId106">
+      <w:hyperlink r:id="rId108">
         <w:r>
           <w:rPr>
             <w:rStyle w:val="Hyperlink"/>
@@ -7476,8 +7983,8 @@
         <w:t xml:space="preserve">.</w:t>
       </w:r>
     </w:p>
-    <w:bookmarkEnd w:id="107"/>
-    <w:bookmarkStart w:id="109" w:name="ref-neidhoefer_etal_2024"/>
+    <w:bookmarkEnd w:id="109"/>
+    <w:bookmarkStart w:id="111" w:name="ref-neidhoefer_etal_2024"/>
     <w:p>
       <w:pPr>
         <w:pStyle w:val="Bibliography"/>
@@ -7510,7 +8017,7 @@
       <w:r>
         <w:t xml:space="preserve"> </w:t>
       </w:r>
-      <w:hyperlink r:id="rId108">
+      <w:hyperlink r:id="rId110">
         <w:r>
           <w:rPr>
             <w:rStyle w:val="Hyperlink"/>
@@ -7522,8 +8029,8 @@
         <w:t xml:space="preserve">.</w:t>
       </w:r>
     </w:p>
-    <w:bookmarkEnd w:id="109"/>
-    <w:bookmarkStart w:id="111" w:name="ref-razzu_wambile_2022"/>
+    <w:bookmarkEnd w:id="111"/>
+    <w:bookmarkStart w:id="113" w:name="ref-razzu_wambile_2022"/>
     <w:p>
       <w:pPr>
         <w:pStyle w:val="Bibliography"/>
@@ -7571,7 +8078,7 @@
       <w:r>
         <w:t xml:space="preserve"> </w:t>
       </w:r>
-      <w:hyperlink r:id="rId110">
+      <w:hyperlink r:id="rId112">
         <w:r>
           <w:rPr>
             <w:rStyle w:val="Hyperlink"/>
@@ -7583,8 +8090,8 @@
         <w:t xml:space="preserve">.</w:t>
       </w:r>
     </w:p>
-    <w:bookmarkEnd w:id="111"/>
-    <w:bookmarkStart w:id="113" w:name="ref-stromberg_engzell_2025"/>
+    <w:bookmarkEnd w:id="113"/>
+    <w:bookmarkStart w:id="115" w:name="ref-stromberg_engzell_2025"/>
     <w:p>
       <w:pPr>
         <w:pStyle w:val="Bibliography"/>
@@ -7617,7 +8124,7 @@
       <w:r>
         <w:t xml:space="preserve"> </w:t>
       </w:r>
-      <w:hyperlink r:id="rId112">
+      <w:hyperlink r:id="rId114">
         <w:r>
           <w:rPr>
             <w:rStyle w:val="Hyperlink"/>
@@ -7629,8 +8136,8 @@
         <w:t xml:space="preserve">.</w:t>
       </w:r>
     </w:p>
-    <w:bookmarkEnd w:id="113"/>
-    <w:bookmarkStart w:id="115" w:name="ref-torche_2015"/>
+    <w:bookmarkEnd w:id="115"/>
+    <w:bookmarkStart w:id="117" w:name="ref-torche_2015"/>
     <w:p>
       <w:pPr>
         <w:pStyle w:val="Bibliography"/>
@@ -7677,7 +8184,7 @@
       <w:r>
         <w:t xml:space="preserve"> </w:t>
       </w:r>
-      <w:hyperlink r:id="rId114">
+      <w:hyperlink r:id="rId116">
         <w:r>
           <w:rPr>
             <w:rStyle w:val="Hyperlink"/>
@@ -7689,8 +8196,8 @@
         <w:t xml:space="preserve">.</w:t>
       </w:r>
     </w:p>
-    <w:bookmarkEnd w:id="115"/>
-    <w:bookmarkStart w:id="117" w:name="ref-unicef_sitan_2020"/>
+    <w:bookmarkEnd w:id="117"/>
+    <w:bookmarkStart w:id="119" w:name="ref-unicef_sitan_2020"/>
     <w:p>
       <w:pPr>
         <w:pStyle w:val="Bibliography"/>
@@ -7722,7 +8229,7 @@
       <w:r>
         <w:t xml:space="preserve"> </w:t>
       </w:r>
-      <w:hyperlink r:id="rId116">
+      <w:hyperlink r:id="rId118">
         <w:r>
           <w:rPr>
             <w:rStyle w:val="Hyperlink"/>
@@ -7734,8 +8241,8 @@
         <w:t xml:space="preserve">.</w:t>
       </w:r>
     </w:p>
-    <w:bookmarkEnd w:id="117"/>
-    <w:bookmarkStart w:id="119" w:name="ref-unicef_sitan_2024"/>
+    <w:bookmarkEnd w:id="119"/>
+    <w:bookmarkStart w:id="121" w:name="ref-unicef_sitan_2024"/>
     <w:p>
       <w:pPr>
         <w:pStyle w:val="Bibliography"/>
@@ -7767,7 +8274,7 @@
       <w:r>
         <w:t xml:space="preserve"> </w:t>
       </w:r>
-      <w:hyperlink r:id="rId118">
+      <w:hyperlink r:id="rId120">
         <w:r>
           <w:rPr>
             <w:rStyle w:val="Hyperlink"/>
@@ -7779,8 +8286,8 @@
         <w:t xml:space="preserve">.</w:t>
       </w:r>
     </w:p>
-    <w:bookmarkEnd w:id="119"/>
-    <w:bookmarkStart w:id="120" w:name="ref-verashchagina_2012"/>
+    <w:bookmarkEnd w:id="121"/>
+    <w:bookmarkStart w:id="122" w:name="ref-verashchagina_2012"/>
     <w:p>
       <w:pPr>
         <w:pStyle w:val="Bibliography"/>
@@ -7814,8 +8321,8 @@
         <w:t xml:space="preserve">, edited by Giuliana Parodi and Dario Sciulli. AIEL Series in Labour Economics. Heidelberg: Springer.</w:t>
       </w:r>
     </w:p>
-    <w:bookmarkEnd w:id="120"/>
-    <w:bookmarkStart w:id="122" w:name="ref-weide_etal_2024"/>
+    <w:bookmarkEnd w:id="122"/>
+    <w:bookmarkStart w:id="124" w:name="ref-weide_etal_2024"/>
     <w:p>
       <w:pPr>
         <w:pStyle w:val="Bibliography"/>
@@ -7848,7 +8355,7 @@
       <w:r>
         <w:t xml:space="preserve"> </w:t>
       </w:r>
-      <w:hyperlink r:id="rId121">
+      <w:hyperlink r:id="rId123">
         <w:r>
           <w:rPr>
             <w:rStyle w:val="Hyperlink"/>
@@ -7860,8 +8367,8 @@
         <w:t xml:space="preserve">.</w:t>
       </w:r>
     </w:p>
-    <w:bookmarkEnd w:id="122"/>
-    <w:bookmarkStart w:id="124" w:name="ref-wb_uzb_2018"/>
+    <w:bookmarkEnd w:id="124"/>
+    <w:bookmarkStart w:id="126" w:name="ref-wb_uzb_2018"/>
     <w:p>
       <w:pPr>
         <w:pStyle w:val="Bibliography"/>
@@ -7884,7 +8391,7 @@
       <w:r>
         <w:t xml:space="preserve"> </w:t>
       </w:r>
-      <w:hyperlink r:id="rId123">
+      <w:hyperlink r:id="rId125">
         <w:r>
           <w:rPr>
             <w:rStyle w:val="Hyperlink"/>
@@ -7896,8 +8403,8 @@
         <w:t xml:space="preserve">.</w:t>
       </w:r>
     </w:p>
-    <w:bookmarkEnd w:id="124"/>
-    <w:bookmarkStart w:id="126" w:name="ref-wb_gender_2024"/>
+    <w:bookmarkEnd w:id="126"/>
+    <w:bookmarkStart w:id="128" w:name="ref-wb_gender_2024"/>
     <w:p>
       <w:pPr>
         <w:pStyle w:val="Bibliography"/>
@@ -7929,7 +8436,7 @@
       <w:r>
         <w:t xml:space="preserve"> </w:t>
       </w:r>
-      <w:hyperlink r:id="rId125">
+      <w:hyperlink r:id="rId127">
         <w:r>
           <w:rPr>
             <w:rStyle w:val="Hyperlink"/>
@@ -7941,9 +8448,9 @@
         <w:t xml:space="preserve">.</w:t>
       </w:r>
     </w:p>
-    <w:bookmarkEnd w:id="126"/>
-    <w:bookmarkEnd w:id="127"/>
     <w:bookmarkEnd w:id="128"/>
+    <w:bookmarkEnd w:id="129"/>
+    <w:bookmarkEnd w:id="130"/>
     <w:sectPr>
       <w:footnotePr>
         <w:numRestart w:val="eachSect"/>

--- a/outputs/publication/reports/00_main.docx
+++ b/outputs/publication/reports/00_main.docx
@@ -23,7 +23,7 @@
         <w:pStyle w:val="Date"/>
       </w:pPr>
       <w:r>
-        <w:t xml:space="preserve">2026-03-27</w:t>
+        <w:t xml:space="preserve">2026-03-28</w:t>
       </w:r>
     </w:p>
     <w:sdt>
@@ -128,7 +128,7 @@
       </w:r>
     </w:p>
     <w:bookmarkEnd w:id="21"/>
-    <w:bookmarkStart w:id="29" w:name="related-literature"/>
+    <w:bookmarkStart w:id="26" w:name="related-literature"/>
     <w:p>
       <w:pPr>
         <w:pStyle w:val="Heading2"/>
@@ -137,13 +137,13 @@
         <w:t xml:space="preserve">Related Literature</w:t>
       </w:r>
     </w:p>
-    <w:bookmarkStart w:id="22" w:name="why-educational-mobility-matters"/>
+    <w:bookmarkStart w:id="22" w:name="concepts-and-measurement"/>
     <w:p>
       <w:pPr>
         <w:pStyle w:val="Heading3"/>
       </w:pPr>
       <w:r>
-        <w:t xml:space="preserve">Why Educational Mobility Matters</w:t>
+        <w:t xml:space="preserve">Concepts and Measurement</w:t>
       </w:r>
     </w:p>
     <w:p>
@@ -151,7 +151,7 @@
         <w:pStyle w:val="FirstParagraph"/>
       </w:pPr>
       <w:r>
-        <w:t xml:space="preserve">Intergenerational educational mobility matters because it links family background to both equality of opportunity and the allocation of skills. When parent-child schooling links are strong, educational attainment reflects inherited circumstance as much as individual effort or talent. That makes mobility relevant not only for fairness, but also for long-run productivity and the conversion of human potential into completed schooling and labor-market opportunity</w:t>
+        <w:t xml:space="preserve">Intergenerational educational mobility links family background to both equality of opportunity and the allocation of skills. When parental schooling strongly predicts children’s attainment, educational outcomes reflect inherited circumstances as well as effort and talent. For that reason, mobility matters not only as a fairness concern, but also as a compact way to ask whether schooling systems convert demographic growth and human potential into broadly shared opportunity or instead reproduce educational advantage across generations</w:t>
       </w:r>
       <w:r>
         <w:t xml:space="preserve"> </w:t>
@@ -182,10 +182,140 @@
         </w:r>
       </w:hyperlink>
       <w:r>
+        <w:t xml:space="preserve">;</w:t>
+      </w:r>
+      <w:r>
+        <w:t xml:space="preserve"> </w:t>
+      </w:r>
+      <w:hyperlink w:anchor="ref-neidhoefer_etal_2024">
+        <w:r>
+          <w:rPr>
+            <w:rStyle w:val="Hyperlink"/>
+          </w:rPr>
+          <w:t xml:space="preserve">Neidhöfer et al. 2024</w:t>
+        </w:r>
+      </w:hyperlink>
+      <w:r>
         <w:t xml:space="preserve">)</w:t>
       </w:r>
       <w:r>
-        <w:t xml:space="preserve">. Cross-country evidence consistently shows that educational persistence remains substantial and highly uneven rather than mechanically converging as countries develop. Hertz et al.</w:t>
+        <w:t xml:space="preserve">.</w:t>
+      </w:r>
+    </w:p>
+    <w:p>
+      <w:pPr>
+        <w:pStyle w:val="BodyText"/>
+      </w:pPr>
+      <w:r>
+        <w:t xml:space="preserve">The literature also cautions against treating any single statistic as a complete description of opportunity. Mobility measures summarize intergenerational association rather than recovering a full structural account of equality of opportunity, and recent evidence shows that cross-country rankings can move materially with coding choices, estimator selection, and sample definitions</w:t>
+      </w:r>
+      <w:r>
+        <w:t xml:space="preserve"> </w:t>
+      </w:r>
+      <w:r>
+        <w:t xml:space="preserve">(</w:t>
+      </w:r>
+      <w:hyperlink w:anchor="ref-torche_2015">
+        <w:r>
+          <w:rPr>
+            <w:rStyle w:val="Hyperlink"/>
+          </w:rPr>
+          <w:t xml:space="preserve">Torche 2015</w:t>
+        </w:r>
+      </w:hyperlink>
+      <w:r>
+        <w:t xml:space="preserve">;</w:t>
+      </w:r>
+      <w:r>
+        <w:t xml:space="preserve"> </w:t>
+      </w:r>
+      <w:hyperlink w:anchor="ref-stromberg_engzell_2025">
+        <w:r>
+          <w:rPr>
+            <w:rStyle w:val="Hyperlink"/>
+          </w:rPr>
+          <w:t xml:space="preserve">Strömberg and Engzell 2025</w:t>
+        </w:r>
+      </w:hyperlink>
+      <w:r>
+        <w:t xml:space="preserve">)</w:t>
+      </w:r>
+      <w:r>
+        <w:t xml:space="preserve">. For a study built on repeated cross-sections with modest questionnaire differences across waves, that is a direct argument against relying on one headline number.</w:t>
+      </w:r>
+    </w:p>
+    <w:p>
+      <w:pPr>
+        <w:pStyle w:val="BodyText"/>
+      </w:pPr>
+      <w:r>
+        <w:t xml:space="preserve">This paper therefore uses a locked bundle of category-based and rank-based measures. Category transitions retain an intuitive interpretation by asking whether respondents surpass, match, or fall below parental schooling categories. Rank-based measures are better suited to cross-wave comparison because they locate respondents within each wave’s educational distribution and are less sensitive to aggregate educational expansion and minor coding differences. The two families answer related but not identical questions: category rates preserve substantive interpretability, whereas rank-based persistence provides the preferred benchmark for comparing waves</w:t>
+      </w:r>
+      <w:r>
+        <w:t xml:space="preserve"> </w:t>
+      </w:r>
+      <w:r>
+        <w:t xml:space="preserve">(</w:t>
+      </w:r>
+      <w:hyperlink w:anchor="ref-torche_2015">
+        <w:r>
+          <w:rPr>
+            <w:rStyle w:val="Hyperlink"/>
+          </w:rPr>
+          <w:t xml:space="preserve">Torche 2015</w:t>
+        </w:r>
+      </w:hyperlink>
+      <w:r>
+        <w:t xml:space="preserve">;</w:t>
+      </w:r>
+      <w:r>
+        <w:t xml:space="preserve"> </w:t>
+      </w:r>
+      <w:hyperlink w:anchor="ref-weide_etal_2024">
+        <w:r>
+          <w:rPr>
+            <w:rStyle w:val="Hyperlink"/>
+          </w:rPr>
+          <w:t xml:space="preserve">Weide et al. 2024</w:t>
+        </w:r>
+      </w:hyperlink>
+      <w:r>
+        <w:t xml:space="preserve">;</w:t>
+      </w:r>
+      <w:r>
+        <w:t xml:space="preserve"> </w:t>
+      </w:r>
+      <w:hyperlink w:anchor="ref-stromberg_engzell_2025">
+        <w:r>
+          <w:rPr>
+            <w:rStyle w:val="Hyperlink"/>
+          </w:rPr>
+          <w:t xml:space="preserve">Strömberg and Engzell 2025</w:t>
+        </w:r>
+      </w:hyperlink>
+      <w:r>
+        <w:t xml:space="preserve">)</w:t>
+      </w:r>
+      <w:r>
+        <w:t xml:space="preserve">.</w:t>
+      </w:r>
+    </w:p>
+    <w:bookmarkEnd w:id="22"/>
+    <w:bookmarkStart w:id="23" w:name="Xea12b7bf3930273e56d03cce85b87f77def7306"/>
+    <w:p>
+      <w:pPr>
+        <w:pStyle w:val="Heading3"/>
+      </w:pPr>
+      <w:r>
+        <w:t xml:space="preserve">Global Evidence and Developing-Country Patterns</w:t>
+      </w:r>
+    </w:p>
+    <w:p>
+      <w:pPr>
+        <w:pStyle w:val="FirstParagraph"/>
+      </w:pPr>
+      <w:r>
+        <w:t xml:space="preserve">Comparative evidence establishes three regularities. First, educational mobility varies widely across countries and cohorts rather than converging mechanically with development. Second, many developing settings still display lower average mobility than richer economies even after substantial educational expansion. Third, rising schooling access does not automatically weaken intergenerational persistence; broader participation can coexist with durable family-background gradients in who reaches upper-secondary and tertiary levels</w:t>
       </w:r>
       <w:r>
         <w:t xml:space="preserve"> </w:t>
@@ -202,19 +332,10 @@
         </w:r>
       </w:hyperlink>
       <w:r>
-        <w:t xml:space="preserve">)</w:t>
-      </w:r>
-      <w:r>
-        <w:t xml:space="preserve"> </w:t>
-      </w:r>
-      <w:r>
-        <w:t xml:space="preserve">document large cross-country variation over a long horizon, and van der Weide et al.</w:t>
-      </w:r>
-      <w:r>
-        <w:t xml:space="preserve"> </w:t>
-      </w:r>
-      <w:r>
-        <w:t xml:space="preserve">(</w:t>
+        <w:t xml:space="preserve">;</w:t>
+      </w:r>
+      <w:r>
+        <w:t xml:space="preserve"> </w:t>
       </w:r>
       <w:hyperlink w:anchor="ref-weide_etal_2024">
         <w:r>
@@ -225,34 +346,193 @@
         </w:r>
       </w:hyperlink>
       <w:r>
-        <w:t xml:space="preserve">)</w:t>
-      </w:r>
-      <w:r>
-        <w:t xml:space="preserve"> </w:t>
-      </w:r>
-      <w:r>
-        <w:t xml:space="preserve">show that average mobility remains lower in many developing settings than in higher-income ones.</w:t>
-      </w:r>
-    </w:p>
-    <w:p>
-      <w:pPr>
-        <w:pStyle w:val="BodyText"/>
-      </w:pPr>
-      <w:r>
-        <w:t xml:space="preserve">This literature also clarifies why the question is substantively important for Uzbekistan. Educational mobility is one way of asking whether a young and expanding population can translate schooling opportunity into broader social mobility, or whether the distribution of education remains tightly tied to family origin. In that sense, mobility is not a side issue to development; it is a compact summary of how inherited background interacts with schooling systems, local opportunity structures, and household support capacity</w:t>
-      </w:r>
-      <w:r>
-        <w:t xml:space="preserve"> </w:t>
-      </w:r>
-      <w:r>
-        <w:t xml:space="preserve">(</w:t>
-      </w:r>
-      <w:hyperlink w:anchor="ref-causa_johansson_2010">
+        <w:t xml:space="preserve">;</w:t>
+      </w:r>
+      <w:r>
+        <w:t xml:space="preserve"> </w:t>
+      </w:r>
+      <w:hyperlink w:anchor="ref-duong_2024">
         <w:r>
           <w:rPr>
             <w:rStyle w:val="Hyperlink"/>
           </w:rPr>
-          <w:t xml:space="preserve">Causa and Johansson 2010</w:t>
+          <w:t xml:space="preserve">Duong 2024</w:t>
+        </w:r>
+      </w:hyperlink>
+      <w:r>
+        <w:t xml:space="preserve">)</w:t>
+      </w:r>
+      <w:r>
+        <w:t xml:space="preserve">.</w:t>
+      </w:r>
+    </w:p>
+    <w:p>
+      <w:pPr>
+        <w:pStyle w:val="BodyText"/>
+      </w:pPr>
+      <w:r>
+        <w:t xml:space="preserve">That point matters for interpretation. Expansion in average schooling is not itself evidence that opportunity has become less dependent on parental background. Earlier comparative work and more recent evidence from developing regions both show that cohort progress and persistent gradients can coexist for long periods</w:t>
+      </w:r>
+      <w:r>
+        <w:t xml:space="preserve"> </w:t>
+      </w:r>
+      <w:r>
+        <w:t xml:space="preserve">(</w:t>
+      </w:r>
+      <w:hyperlink w:anchor="ref-chevalier_denny_mcmahon_2009">
+        <w:r>
+          <w:rPr>
+            <w:rStyle w:val="Hyperlink"/>
+          </w:rPr>
+          <w:t xml:space="preserve">Chevalier, Denny, and McMahon 2009</w:t>
+        </w:r>
+      </w:hyperlink>
+      <w:r>
+        <w:t xml:space="preserve">;</w:t>
+      </w:r>
+      <w:r>
+        <w:t xml:space="preserve"> </w:t>
+      </w:r>
+      <w:hyperlink w:anchor="ref-razzu_wambile_2022">
+        <w:r>
+          <w:rPr>
+            <w:rStyle w:val="Hyperlink"/>
+          </w:rPr>
+          <w:t xml:space="preserve">Razzu and Wambile 2022</w:t>
+        </w:r>
+      </w:hyperlink>
+      <w:r>
+        <w:t xml:space="preserve">)</w:t>
+      </w:r>
+      <w:r>
+        <w:t xml:space="preserve">. For the present paper, the lesson is that Uzbekistan should not be read through a simple modernization narrative in which broader access mechanically implies weaker educational inheritance.</w:t>
+      </w:r>
+    </w:p>
+    <w:bookmarkEnd w:id="23"/>
+    <w:bookmarkStart w:id="24" w:name="X39aba8760a7f59719f544b591497a771588dea4"/>
+    <w:p>
+      <w:pPr>
+        <w:pStyle w:val="Heading3"/>
+      </w:pPr>
+      <w:r>
+        <w:t xml:space="preserve">Transition Economies, Comparator Settings, and the Uzbek Case</w:t>
+      </w:r>
+    </w:p>
+    <w:p>
+      <w:pPr>
+        <w:pStyle w:val="FirstParagraph"/>
+      </w:pPr>
+      <w:r>
+        <w:t xml:space="preserve">Transition settings are especially relevant because market liberalization, institutional restructuring, and uneven regional adjustment can alter both schooling opportunity and the household strategies through which education is reproduced. The post-socialist literature does not point to a single mobility path. Comparative evidence shows substantial heterogeneity across former socialist settings, and country studies suggest that common Soviet legacies do not determine later mobility outcomes on their own</w:t>
+      </w:r>
+      <w:r>
+        <w:t xml:space="preserve"> </w:t>
+      </w:r>
+      <w:r>
+        <w:t xml:space="preserve">(</w:t>
+      </w:r>
+      <w:hyperlink w:anchor="ref-verashchagina_2012">
+        <w:r>
+          <w:rPr>
+            <w:rStyle w:val="Hyperlink"/>
+          </w:rPr>
+          <w:t xml:space="preserve">Verashchagina 2012</w:t>
+        </w:r>
+      </w:hyperlink>
+      <w:r>
+        <w:t xml:space="preserve">;</w:t>
+      </w:r>
+      <w:r>
+        <w:t xml:space="preserve"> </w:t>
+      </w:r>
+      <w:hyperlink w:anchor="ref-bruck_esenaliev_2018">
+        <w:r>
+          <w:rPr>
+            <w:rStyle w:val="Hyperlink"/>
+          </w:rPr>
+          <w:t xml:space="preserve">Brück and Esenaliev 2018</w:t>
+        </w:r>
+      </w:hyperlink>
+      <w:r>
+        <w:t xml:space="preserve">)</w:t>
+      </w:r>
+      <w:r>
+        <w:t xml:space="preserve">.</w:t>
+      </w:r>
+    </w:p>
+    <w:p>
+      <w:pPr>
+        <w:pStyle w:val="BodyText"/>
+      </w:pPr>
+      <w:r>
+        <w:t xml:space="preserve">Kyrgyzstan is the closest Central Asian comparator in the published literature cited here, while Turkey provides a second disciplined comparison because it combines middle-income status with strong spatial disparities in school availability, household inputs, and educational inequality. Evidence from Turkey shows that mobility is higher in places with better schooling opportunity and stronger home resources, which helps motivate this paper’s attention to region, cohort, and place-based heterogeneity</w:t>
+      </w:r>
+      <w:r>
+        <w:t xml:space="preserve"> </w:t>
+      </w:r>
+      <w:r>
+        <w:t xml:space="preserve">(</w:t>
+      </w:r>
+      <w:hyperlink w:anchor="ref-aydemir_yazici_2019">
+        <w:r>
+          <w:rPr>
+            <w:rStyle w:val="Hyperlink"/>
+          </w:rPr>
+          <w:t xml:space="preserve">Aydemir and Yazici 2019</w:t>
+        </w:r>
+      </w:hyperlink>
+      <w:r>
+        <w:t xml:space="preserve">)</w:t>
+      </w:r>
+      <w:r>
+        <w:t xml:space="preserve">. Some comparator studies go further by exploiting reform-driven or provincial variation in schooling opportunity</w:t>
+      </w:r>
+      <w:r>
+        <w:t xml:space="preserve"> </w:t>
+      </w:r>
+      <w:r>
+        <w:t xml:space="preserve">(</w:t>
+      </w:r>
+      <w:hyperlink w:anchor="ref-akarcay_polat_2017">
+        <w:r>
+          <w:rPr>
+            <w:rStyle w:val="Hyperlink"/>
+          </w:rPr>
+          <w:t xml:space="preserve">Akarçay-Gürbüz and Polat 2017</w:t>
+        </w:r>
+      </w:hyperlink>
+      <w:r>
+        <w:t xml:space="preserve">;</w:t>
+      </w:r>
+      <w:r>
+        <w:t xml:space="preserve"> </w:t>
+      </w:r>
+      <w:hyperlink w:anchor="ref-urbina_2018">
+        <w:r>
+          <w:rPr>
+            <w:rStyle w:val="Hyperlink"/>
+          </w:rPr>
+          <w:t xml:space="preserve">Urbina 2018</w:t>
+        </w:r>
+      </w:hyperlink>
+      <w:r>
+        <w:t xml:space="preserve">)</w:t>
+      </w:r>
+      <w:r>
+        <w:t xml:space="preserve">. Those papers are useful here not because the present study adopts their design, but because they clarify what a genuinely causal architecture would require and why the claims in this manuscript remain more limited. Broader evidence linking mobility to local development conditions likewise supports the inclusion of region and cohort effects while reinforcing an associational reading of the pooled coefficients</w:t>
+      </w:r>
+      <w:r>
+        <w:t xml:space="preserve"> </w:t>
+      </w:r>
+      <w:r>
+        <w:t xml:space="preserve">(</w:t>
+      </w:r>
+      <w:hyperlink w:anchor="ref-guell_etal_2018">
+        <w:r>
+          <w:rPr>
+            <w:rStyle w:val="Hyperlink"/>
+          </w:rPr>
+          <w:t xml:space="preserve">Guell et al. 2018</w:t>
         </w:r>
       </w:hyperlink>
       <w:r>
@@ -276,22 +556,12 @@
         <w:t xml:space="preserve">.</w:t>
       </w:r>
     </w:p>
-    <w:bookmarkEnd w:id="22"/>
-    <w:bookmarkStart w:id="23" w:name="Xf7cc99bfb492b7b9d87e84d4bb99a8893a21bb6"/>
-    <w:p>
-      <w:pPr>
-        <w:pStyle w:val="Heading3"/>
-      </w:pPr>
-      <w:r>
-        <w:t xml:space="preserve">Measurement Choices and Contribution Discipline</w:t>
-      </w:r>
-    </w:p>
-    <w:p>
-      <w:pPr>
-        <w:pStyle w:val="FirstParagraph"/>
-      </w:pPr>
-      <w:r>
-        <w:t xml:space="preserve">The mobility literature further cautions against treating any single statistic as a complete description of opportunity. Torche</w:t>
+    <w:p>
+      <w:pPr>
+        <w:pStyle w:val="BodyText"/>
+      </w:pPr>
+      <w:r>
+        <w:t xml:space="preserve">Uzbekistan deserves separate attention rather than inference from neighboring settings or richer-country evidence alone. World Bank and UNICEF diagnostics point to persistent disparities across region, urban and rural location, gender, tertiary pathways, and the quality of household learning environments</w:t>
       </w:r>
       <w:r>
         <w:t xml:space="preserve"> </w:t>
@@ -299,73 +569,307 @@
       <w:r>
         <w:t xml:space="preserve">(</w:t>
       </w:r>
-      <w:hyperlink w:anchor="ref-torche_2015">
+      <w:hyperlink w:anchor="ref-wb_uzb_2018">
         <w:r>
           <w:rPr>
             <w:rStyle w:val="Hyperlink"/>
           </w:rPr>
-          <w:t xml:space="preserve">Torche 2015</w:t>
+          <w:t xml:space="preserve">World Bank 2018</w:t>
         </w:r>
       </w:hyperlink>
       <w:r>
-        <w:t xml:space="preserve">)</w:t>
-      </w:r>
-      <w:r>
-        <w:t xml:space="preserve"> </w:t>
-      </w:r>
-      <w:r>
-        <w:t xml:space="preserve">emphasizes that mobility measures summarize intergenerational association rather than directly recovering a full structural model of equality of opportunity. Recent measurement work strengthens that warning: Stromberg and Engzell</w:t>
-      </w:r>
-      <w:r>
-        <w:t xml:space="preserve"> </w:t>
-      </w:r>
-      <w:r>
-        <w:t xml:space="preserve">(</w:t>
-      </w:r>
-      <w:hyperlink w:anchor="ref-stromberg_engzell_2025">
+        <w:t xml:space="preserve">,</w:t>
+      </w:r>
+      <w:r>
+        <w:t xml:space="preserve"> </w:t>
+      </w:r>
+      <w:hyperlink w:anchor="ref-wb_gender_2024">
         <w:r>
           <w:rPr>
             <w:rStyle w:val="Hyperlink"/>
           </w:rPr>
-          <w:t xml:space="preserve">Strömberg and Engzell 2025</w:t>
+          <w:t xml:space="preserve">2024</w:t>
         </w:r>
       </w:hyperlink>
       <w:r>
-        <w:t xml:space="preserve">)</w:t>
-      </w:r>
-      <w:r>
-        <w:t xml:space="preserve"> </w:t>
-      </w:r>
-      <w:r>
-        <w:t xml:space="preserve">show that country rankings can move materially with coding, sample, and estimator choices. For a paper based on repeated surveys with modest cross-wave questionnaire differences, that is a direct argument against relying on one headline number.</w:t>
-      </w:r>
-    </w:p>
-    <w:p>
-      <w:pPr>
-        <w:pStyle w:val="BodyText"/>
-      </w:pPr>
-      <w:r>
-        <w:t xml:space="preserve">This is why the manuscript uses a deliberately locked measure bundle rather than a single preferred statistic. Category-based measures retain the intuitive language of educational transitions by asking whether respondents surpass, match, or fall below parental schooling categories. Rank-based measures, in contrast, are better suited to cross-wave comparison because they locate respondents within the educational distribution of each wave. The two families therefore answer related but not identical questions: category rates preserve substantive interpretation, while rank-based persistence is more robust to shifts in educational expansion and coding detail</w:t>
-      </w:r>
-      <w:r>
-        <w:t xml:space="preserve"> </w:t>
-      </w:r>
-      <w:r>
-        <w:t xml:space="preserve">(</w:t>
-      </w:r>
-      <w:hyperlink w:anchor="ref-torche_2015">
+        <w:t xml:space="preserve">;</w:t>
+      </w:r>
+      <w:r>
+        <w:t xml:space="preserve"> </w:t>
+      </w:r>
+      <w:hyperlink w:anchor="ref-unicef_sitan_2020">
         <w:r>
           <w:rPr>
             <w:rStyle w:val="Hyperlink"/>
           </w:rPr>
-          <w:t xml:space="preserve">Torche 2015</w:t>
+          <w:t xml:space="preserve">UNICEF Uzbekistan 2020</w:t>
         </w:r>
       </w:hyperlink>
       <w:r>
+        <w:t xml:space="preserve">,</w:t>
+      </w:r>
+      <w:r>
+        <w:t xml:space="preserve"> </w:t>
+      </w:r>
+      <w:hyperlink w:anchor="ref-unicef_sitan_2024">
+        <w:r>
+          <w:rPr>
+            <w:rStyle w:val="Hyperlink"/>
+          </w:rPr>
+          <w:t xml:space="preserve">2024</w:t>
+        </w:r>
+      </w:hyperlink>
+      <w:r>
+        <w:t xml:space="preserve">)</w:t>
+      </w:r>
+      <w:r>
+        <w:t xml:space="preserve">. These sources are not mobility designs, but they establish why parental education, place-based conditions, and household support capacity are plausible correlates of educational mobility in Uzbekistan and why a descriptive benchmark is policy-relevant even without a causal design. The tertiary margin is especially important. World Bank analysis of Uzbekistan’s higher-education system highlights long-standing constraints in access, quality, governance, and labor-market relevance</w:t>
+      </w:r>
+      <w:r>
+        <w:t xml:space="preserve"> </w:t>
+      </w:r>
+      <w:r>
+        <w:t xml:space="preserve">(</w:t>
+      </w:r>
+      <w:hyperlink w:anchor="ref-wb_modernizing_tertiary_2017">
+        <w:r>
+          <w:rPr>
+            <w:rStyle w:val="Hyperlink"/>
+          </w:rPr>
+          <w:t xml:space="preserve">World Bank 2014</w:t>
+        </w:r>
+      </w:hyperlink>
+      <w:r>
+        <w:t xml:space="preserve">)</w:t>
+      </w:r>
+      <w:r>
+        <w:t xml:space="preserve">. In a setting where bottlenecks remain strongest at advanced levels of schooling, intergenerational persistence may survive even when basic and secondary participation improve.</w:t>
+      </w:r>
+    </w:p>
+    <w:p>
+      <w:pPr>
+        <w:pStyle w:val="BodyText"/>
+      </w:pPr>
+      <w:r>
+        <w:t xml:space="preserve">Recent mobility patterns also need to be read against a changed policy backdrop. Since 2017, Uzbekistan’s education system has moved through a broad reform cycle spanning preschool expansion, sector restructuring, renewed attention to quality and management, and major efforts to widen tertiary access. Official diagnostics and partnership documents frame this period as one of institutional reorganization and sustained reform priority rather than policy stasis</w:t>
+      </w:r>
+      <w:r>
+        <w:t xml:space="preserve"> </w:t>
+      </w:r>
+      <w:r>
+        <w:t xml:space="preserve">(</w:t>
+      </w:r>
+      <w:hyperlink w:anchor="ref-wb_uzb_2018">
+        <w:r>
+          <w:rPr>
+            <w:rStyle w:val="Hyperlink"/>
+          </w:rPr>
+          <w:t xml:space="preserve">World Bank 2018</w:t>
+        </w:r>
+      </w:hyperlink>
+      <w:r>
         <w:t xml:space="preserve">;</w:t>
       </w:r>
       <w:r>
         <w:t xml:space="preserve"> </w:t>
+      </w:r>
+      <w:hyperlink w:anchor="ref-unicef_compact_2024">
+        <w:r>
+          <w:rPr>
+            <w:rStyle w:val="Hyperlink"/>
+          </w:rPr>
+          <w:t xml:space="preserve">UNICEF 2024</w:t>
+        </w:r>
+      </w:hyperlink>
+      <w:r>
+        <w:t xml:space="preserve">;</w:t>
+      </w:r>
+      <w:r>
+        <w:t xml:space="preserve"> </w:t>
+      </w:r>
+      <w:hyperlink w:anchor="ref-unicef_sitan_2024">
+        <w:r>
+          <w:rPr>
+            <w:rStyle w:val="Hyperlink"/>
+          </w:rPr>
+          <w:t xml:space="preserve">UNICEF Uzbekistan 2024</w:t>
+        </w:r>
+      </w:hyperlink>
+      <w:r>
+        <w:t xml:space="preserve">)</w:t>
+      </w:r>
+      <w:r>
+        <w:t xml:space="preserve">. For this paper, that context matters not as a source of clean treatment variation, but because the 2022-23 wave reflects an environment of expanded access and system change. At the same time, the reform literature continues to distinguish gains in access from the harder problems of quality, equity, and labor-market alignment</w:t>
+      </w:r>
+      <w:r>
+        <w:t xml:space="preserve"> </w:t>
+      </w:r>
+      <w:r>
+        <w:t xml:space="preserve">(</w:t>
+      </w:r>
+      <w:hyperlink w:anchor="ref-wb_modernizing_tertiary_2017">
+        <w:r>
+          <w:rPr>
+            <w:rStyle w:val="Hyperlink"/>
+          </w:rPr>
+          <w:t xml:space="preserve">World Bank 2014</w:t>
+        </w:r>
+      </w:hyperlink>
+      <w:r>
+        <w:t xml:space="preserve">,</w:t>
+      </w:r>
+      <w:r>
+        <w:t xml:space="preserve"> </w:t>
+      </w:r>
+      <w:hyperlink w:anchor="ref-wb_uzb_2018">
+        <w:r>
+          <w:rPr>
+            <w:rStyle w:val="Hyperlink"/>
+          </w:rPr>
+          <w:t xml:space="preserve">2018</w:t>
+        </w:r>
+      </w:hyperlink>
+      <w:r>
+        <w:t xml:space="preserve">)</w:t>
+      </w:r>
+      <w:r>
+        <w:t xml:space="preserve">. The manuscript therefore does not attribute observed mobility patterns to reforms; it treats reform as context that sharpens interpretation of cohort, place, and household differences.</w:t>
+      </w:r>
+    </w:p>
+    <w:bookmarkEnd w:id="24"/>
+    <w:bookmarkStart w:id="25" w:name="identification-limits-and-contribution"/>
+    <w:p>
+      <w:pPr>
+        <w:pStyle w:val="Heading3"/>
+      </w:pPr>
+      <w:r>
+        <w:t xml:space="preserve">Identification Limits and Contribution</w:t>
+      </w:r>
+    </w:p>
+    <w:p>
+      <w:pPr>
+        <w:pStyle w:val="FirstParagraph"/>
+      </w:pPr>
+      <w:r>
+        <w:t xml:space="preserve">The literature relevant to this project falls into three broad groups. One documents intergenerational mobility descriptively, using transition matrices, rank correlations, or related persistence measures to summarize how strongly children’s schooling tracks parental background. A second identifies causal effects of schooling access or reform by exploiting exogenous variation across place, cohort, or policy exposure. A third, especially after 2020, studies pandemic-era learning disruption and the unequal burden that school closures shifted back onto households</w:t>
+      </w:r>
+      <w:r>
+        <w:t xml:space="preserve"> </w:t>
+      </w:r>
+      <w:r>
+        <w:t xml:space="preserve">(</w:t>
+      </w:r>
+      <w:hyperlink w:anchor="ref-urbina_2018">
+        <w:r>
+          <w:rPr>
+            <w:rStyle w:val="Hyperlink"/>
+          </w:rPr>
+          <w:t xml:space="preserve">Urbina 2018</w:t>
+        </w:r>
+      </w:hyperlink>
+      <w:r>
+        <w:t xml:space="preserve">;</w:t>
+      </w:r>
+      <w:r>
+        <w:t xml:space="preserve"> </w:t>
+      </w:r>
+      <w:hyperlink w:anchor="ref-alam_tiwari_2020">
+        <w:r>
+          <w:rPr>
+            <w:rStyle w:val="Hyperlink"/>
+          </w:rPr>
+          <w:t xml:space="preserve">Alam and Tiwari 2020</w:t>
+        </w:r>
+      </w:hyperlink>
+      <w:r>
+        <w:t xml:space="preserve">;</w:t>
+      </w:r>
+      <w:r>
+        <w:t xml:space="preserve"> </w:t>
+      </w:r>
+      <w:hyperlink w:anchor="ref-munoz_najar_etal_2021">
+        <w:r>
+          <w:rPr>
+            <w:rStyle w:val="Hyperlink"/>
+          </w:rPr>
+          <w:t xml:space="preserve">Muñoz-Najar et al. 2021</w:t>
+        </w:r>
+      </w:hyperlink>
+      <w:r>
+        <w:t xml:space="preserve">)</w:t>
+      </w:r>
+      <w:r>
+        <w:t xml:space="preserve">. These literatures are complementary, but they support different kinds of claims.</w:t>
+      </w:r>
+    </w:p>
+    <w:p>
+      <w:pPr>
+        <w:pStyle w:val="BodyText"/>
+      </w:pPr>
+      <w:r>
+        <w:t xml:space="preserve">This paper belongs mainly in the first category. Its core evidence comes from repeated LiTS cross-sections rather than a panel following fixed families over time, so it can describe population-level persistence and estimate pooled correlates, but it cannot isolate within-family causal change or identify the effects of reforms. The same discipline applies to Module C. Global and Uzbekistan-specific pandemic evidence justifies asking whether lower-parent-education households report greater disruption, but the LiTS IV child module remains a small cross-sectional subsample and does not support a causal account of household mechanisms</w:t>
+      </w:r>
+      <w:r>
+        <w:t xml:space="preserve"> </w:t>
+      </w:r>
+      <w:r>
+        <w:t xml:space="preserve">(</w:t>
+      </w:r>
+      <w:hyperlink w:anchor="ref-alam_tiwari_2020">
+        <w:r>
+          <w:rPr>
+            <w:rStyle w:val="Hyperlink"/>
+          </w:rPr>
+          <w:t xml:space="preserve">Alam and Tiwari 2020</w:t>
+        </w:r>
+      </w:hyperlink>
+      <w:r>
+        <w:t xml:space="preserve">;</w:t>
+      </w:r>
+      <w:r>
+        <w:t xml:space="preserve"> </w:t>
+      </w:r>
+      <w:hyperlink w:anchor="ref-munoz_najar_etal_2021">
+        <w:r>
+          <w:rPr>
+            <w:rStyle w:val="Hyperlink"/>
+          </w:rPr>
+          <w:t xml:space="preserve">Muñoz-Najar et al. 2021</w:t>
+        </w:r>
+      </w:hyperlink>
+      <w:r>
+        <w:t xml:space="preserve">;</w:t>
+      </w:r>
+      <w:r>
+        <w:t xml:space="preserve"> </w:t>
+      </w:r>
+      <w:hyperlink w:anchor="ref-iqbal_patrinos_2025">
+        <w:r>
+          <w:rPr>
+            <w:rStyle w:val="Hyperlink"/>
+          </w:rPr>
+          <w:t xml:space="preserve">Iqbal and Patrinos 2025</w:t>
+        </w:r>
+      </w:hyperlink>
+      <w:r>
+        <w:t xml:space="preserve">)</w:t>
+      </w:r>
+      <w:r>
+        <w:t xml:space="preserve">.</w:t>
+      </w:r>
+    </w:p>
+    <w:p>
+      <w:pPr>
+        <w:pStyle w:val="BodyText"/>
+      </w:pPr>
+      <w:r>
+        <w:t xml:space="preserve">Taken together, the literature leaves a clear but modest empirical gap. Comparative work on intergenerational educational mobility is now extensive, developing-country evidence is growing, and post-socialist comparators are increasingly informative. For Uzbekistan, however, the evidence base remains weighted toward sector diagnostics and policy discussion rather than a reproducible multi-wave profile of how educational attainment is transmitted across generations. The contribution of this paper is therefore narrow by design but substantively useful: it provides a transparent benchmark for educational mobility in Uzbekistan using a locked bundle of persistence measures, a pooled associational framework, and a short descriptive child-module extension. Its aim is not to evaluate reforms or pandemic shocks, but to place Uzbekistan into the comparative mobility conversation with an empirical profile that is explicit about measurement choices, identification limits, and policy-relevant heterogeneity</w:t>
+      </w:r>
+      <w:r>
+        <w:t xml:space="preserve"> </w:t>
+      </w:r>
+      <w:r>
+        <w:t xml:space="preserve">(</w:t>
       </w:r>
       <w:hyperlink w:anchor="ref-weide_etal_2024">
         <w:r>
@@ -376,111 +880,10 @@
         </w:r>
       </w:hyperlink>
       <w:r>
-        <w:t xml:space="preserve">)</w:t>
-      </w:r>
-      <w:r>
-        <w:t xml:space="preserve">.</w:t>
-      </w:r>
-    </w:p>
-    <w:p>
-      <w:pPr>
-        <w:pStyle w:val="BodyText"/>
-      </w:pPr>
-      <w:r>
-        <w:t xml:space="preserve">A related lesson from the earlier comparative literature is that educational expansion does not automatically imply weaker persistence. Chevalier, Denny, and McMahon</w:t>
-      </w:r>
-      <w:r>
-        <w:t xml:space="preserve"> </w:t>
-      </w:r>
-      <w:r>
-        <w:t xml:space="preserve">(</w:t>
-      </w:r>
-      <w:hyperlink w:anchor="ref-chevalier_denny_mcmahon_2009">
-        <w:r>
-          <w:rPr>
-            <w:rStyle w:val="Hyperlink"/>
-          </w:rPr>
-          <w:t xml:space="preserve">Chevalier, Denny, and McMahon 2009</w:t>
-        </w:r>
-      </w:hyperlink>
-      <w:r>
-        <w:t xml:space="preserve">)</w:t>
-      </w:r>
-      <w:r>
-        <w:t xml:space="preserve"> </w:t>
-      </w:r>
-      <w:r>
-        <w:t xml:space="preserve">show that broader access to higher education need not erase family-background gradients, and Razzu and Wambile</w:t>
-      </w:r>
-      <w:r>
-        <w:t xml:space="preserve"> </w:t>
-      </w:r>
-      <w:r>
-        <w:t xml:space="preserve">(</w:t>
-      </w:r>
-      <w:hyperlink w:anchor="ref-razzu_wambile_2022">
-        <w:r>
-          <w:rPr>
-            <w:rStyle w:val="Hyperlink"/>
-          </w:rPr>
-          <w:t xml:space="preserve">Razzu and Wambile 2022</w:t>
-        </w:r>
-      </w:hyperlink>
-      <w:r>
-        <w:t xml:space="preserve">)</w:t>
-      </w:r>
-      <w:r>
-        <w:t xml:space="preserve"> </w:t>
-      </w:r>
-      <w:r>
-        <w:t xml:space="preserve">similarly stress that cohort change can coexist with persistent intergenerational gradients. That point is important for this paper’s contribution discipline: descriptive increases in persistence across LiTS waves are informative, but they are not by themselves proof of a precisely estimated structural trend.</w:t>
-      </w:r>
-    </w:p>
-    <w:bookmarkEnd w:id="23"/>
-    <w:bookmarkStart w:id="24" w:name="X860bec3a4fe6febda157ac1960898ecb61a6e30"/>
-    <w:p>
-      <w:pPr>
-        <w:pStyle w:val="Heading3"/>
-      </w:pPr>
-      <w:r>
-        <w:t xml:space="preserve">Transition Economies and Regional Comparators</w:t>
-      </w:r>
-    </w:p>
-    <w:p>
-      <w:pPr>
-        <w:pStyle w:val="FirstParagraph"/>
-      </w:pPr>
-      <w:r>
-        <w:t xml:space="preserve">Transition settings are especially relevant for Uzbekistan because market transition, institutional restructuring, and uneven regional development can alter both schooling opportunities and the household strategies through which education is reproduced. Comparative post-communist evidence does not suggest a single mobility path. Verashchagina</w:t>
-      </w:r>
-      <w:r>
-        <w:t xml:space="preserve"> </w:t>
-      </w:r>
-      <w:r>
-        <w:t xml:space="preserve">(</w:t>
-      </w:r>
-      <w:hyperlink w:anchor="ref-verashchagina_2012">
-        <w:r>
-          <w:rPr>
-            <w:rStyle w:val="Hyperlink"/>
-          </w:rPr>
-          <w:t xml:space="preserve">Verashchagina 2012</w:t>
-        </w:r>
-      </w:hyperlink>
-      <w:r>
-        <w:t xml:space="preserve">)</w:t>
-      </w:r>
-      <w:r>
-        <w:t xml:space="preserve"> </w:t>
-      </w:r>
-      <w:r>
-        <w:t xml:space="preserve">finds substantial heterogeneity in educational inheritance across post-communist countries, while Bruck and Esenaliev</w:t>
-      </w:r>
-      <w:r>
-        <w:t xml:space="preserve"> </w:t>
-      </w:r>
-      <w:r>
-        <w:t xml:space="preserve">(</w:t>
+        <w:t xml:space="preserve">;</w:t>
+      </w:r>
+      <w:r>
+        <w:t xml:space="preserve"> </w:t>
       </w:r>
       <w:hyperlink w:anchor="ref-bruck_esenaliev_2018">
         <w:r>
@@ -491,145 +894,10 @@
         </w:r>
       </w:hyperlink>
       <w:r>
-        <w:t xml:space="preserve">)</w:t>
-      </w:r>
-      <w:r>
-        <w:t xml:space="preserve"> </w:t>
-      </w:r>
-      <w:r>
-        <w:t xml:space="preserve">document a distinct trajectory for Kyrgyzstan, the closest Central Asian comparator in the published literature currently cited here. Together, these studies suggest that Soviet legacy alone does not determine current mobility outcomes.</w:t>
-      </w:r>
-    </w:p>
-    <w:p>
-      <w:pPr>
-        <w:pStyle w:val="BodyText"/>
-      </w:pPr>
-      <w:r>
-        <w:t xml:space="preserve">Turkey provides a second useful comparator because it combines middle-income status, strong spatial disparities, and variation in local schooling opportunity. Aydemir and Yazici</w:t>
-      </w:r>
-      <w:r>
-        <w:t xml:space="preserve"> </w:t>
-      </w:r>
-      <w:r>
-        <w:t xml:space="preserve">(</w:t>
-      </w:r>
-      <w:hyperlink w:anchor="ref-aydemir_yazici_2019">
-        <w:r>
-          <w:rPr>
-            <w:rStyle w:val="Hyperlink"/>
-          </w:rPr>
-          <w:t xml:space="preserve">Aydemir and Yazici 2019</w:t>
-        </w:r>
-      </w:hyperlink>
-      <w:r>
-        <w:t xml:space="preserve">)</w:t>
-      </w:r>
-      <w:r>
-        <w:t xml:space="preserve"> </w:t>
-      </w:r>
-      <w:r>
-        <w:t xml:space="preserve">show that intergenerational educational mobility is higher in Turkish regions with better school availability, stronger home resources, and lower educational inequality. Akarcay-Gurbuz and Polat</w:t>
-      </w:r>
-      <w:r>
-        <w:t xml:space="preserve"> </w:t>
-      </w:r>
-      <w:r>
-        <w:t xml:space="preserve">(</w:t>
-      </w:r>
-      <w:hyperlink w:anchor="ref-akarcay_polat_2017">
-        <w:r>
-          <w:rPr>
-            <w:rStyle w:val="Hyperlink"/>
-          </w:rPr>
-          <w:t xml:space="preserve">Akarçay-Gürbüz and Polat 2017</w:t>
-        </w:r>
-      </w:hyperlink>
-      <w:r>
-        <w:t xml:space="preserve">)</w:t>
-      </w:r>
-      <w:r>
-        <w:t xml:space="preserve"> </w:t>
-      </w:r>
-      <w:r>
-        <w:t xml:space="preserve">go further by using exogenous provincial variation in schooling opportunity, which is helpful here not because the paper adopts that design, but because it clarifies what a causal architecture would require and why the present manuscript does not claim one.</w:t>
-      </w:r>
-    </w:p>
-    <w:p>
-      <w:pPr>
-        <w:pStyle w:val="BodyText"/>
-      </w:pPr>
-      <w:r>
-        <w:t xml:space="preserve">Broader evidence also links mobility to local development conditions rather than to family background alone. Guell et al.</w:t>
-      </w:r>
-      <w:r>
-        <w:t xml:space="preserve"> </w:t>
-      </w:r>
-      <w:r>
-        <w:t xml:space="preserve">(</w:t>
-      </w:r>
-      <w:hyperlink w:anchor="ref-guell_etal_2018">
-        <w:r>
-          <w:rPr>
-            <w:rStyle w:val="Hyperlink"/>
-          </w:rPr>
-          <w:t xml:space="preserve">Guell et al. 2018</w:t>
-        </w:r>
-      </w:hyperlink>
-      <w:r>
-        <w:t xml:space="preserve">)</w:t>
-      </w:r>
-      <w:r>
-        <w:t xml:space="preserve"> </w:t>
-      </w:r>
-      <w:r>
-        <w:t xml:space="preserve">show that intergenerational mobility covaries with provincial inequality, social capital, and economic activity, and Neidhoefer et al.</w:t>
-      </w:r>
-      <w:r>
-        <w:t xml:space="preserve"> </w:t>
-      </w:r>
-      <w:r>
-        <w:t xml:space="preserve">(</w:t>
-      </w:r>
-      <w:hyperlink w:anchor="ref-neidhoefer_etal_2024">
-        <w:r>
-          <w:rPr>
-            <w:rStyle w:val="Hyperlink"/>
-          </w:rPr>
-          <w:t xml:space="preserve">Neidhöfer et al. 2024</w:t>
-        </w:r>
-      </w:hyperlink>
-      <w:r>
-        <w:t xml:space="preserve">)</w:t>
-      </w:r>
-      <w:r>
-        <w:t xml:space="preserve"> </w:t>
-      </w:r>
-      <w:r>
-        <w:t xml:space="preserve">connect changes in mobility to regional development indicators. That literature supports the inclusion of region, cohort, and wave effects in the pooled correlates models while reinforcing the paper’s decision to treat those coefficients as associational rather than causal.</w:t>
-      </w:r>
-    </w:p>
-    <w:bookmarkEnd w:id="24"/>
-    <w:bookmarkStart w:id="25" w:name="why-uzbekistan-matters"/>
-    <w:p>
-      <w:pPr>
-        <w:pStyle w:val="Heading3"/>
-      </w:pPr>
-      <w:r>
-        <w:t xml:space="preserve">Why Uzbekistan Matters</w:t>
-      </w:r>
-    </w:p>
-    <w:p>
-      <w:pPr>
-        <w:pStyle w:val="FirstParagraph"/>
-      </w:pPr>
-      <w:r>
-        <w:t xml:space="preserve">Country diagnostics explain why the Uzbek case deserves separate attention rather than inference from neighboring settings alone. World Bank and UNICEF assessments point to persistent disparities in access, tertiary pathways, gendered constraints, and rural-urban differences in educational opportunity</w:t>
-      </w:r>
-      <w:r>
-        <w:t xml:space="preserve"> </w:t>
-      </w:r>
-      <w:r>
-        <w:t xml:space="preserve">(</w:t>
+        <w:t xml:space="preserve">;</w:t>
+      </w:r>
+      <w:r>
+        <w:t xml:space="preserve"> </w:t>
       </w:r>
       <w:hyperlink w:anchor="ref-wb_uzb_2018">
         <w:r>
@@ -640,62 +908,30 @@
         </w:r>
       </w:hyperlink>
       <w:r>
-        <w:t xml:space="preserve">,</w:t>
-      </w:r>
-      <w:r>
-        <w:t xml:space="preserve"> </w:t>
-      </w:r>
-      <w:hyperlink w:anchor="ref-wb_gender_2024">
-        <w:r>
-          <w:rPr>
-            <w:rStyle w:val="Hyperlink"/>
-          </w:rPr>
-          <w:t xml:space="preserve">2024</w:t>
-        </w:r>
-      </w:hyperlink>
-      <w:r>
-        <w:t xml:space="preserve">;</w:t>
-      </w:r>
-      <w:r>
-        <w:t xml:space="preserve"> </w:t>
-      </w:r>
-      <w:hyperlink w:anchor="ref-unicef_sitan_2020">
-        <w:r>
-          <w:rPr>
-            <w:rStyle w:val="Hyperlink"/>
-          </w:rPr>
-          <w:t xml:space="preserve">UNICEF Uzbekistan 2020</w:t>
-        </w:r>
-      </w:hyperlink>
-      <w:r>
-        <w:t xml:space="preserve">,</w:t>
-      </w:r>
-      <w:r>
-        <w:t xml:space="preserve"> </w:t>
-      </w:r>
-      <w:hyperlink w:anchor="ref-unicef_sitan_2024">
-        <w:r>
-          <w:rPr>
-            <w:rStyle w:val="Hyperlink"/>
-          </w:rPr>
-          <w:t xml:space="preserve">2024</w:t>
-        </w:r>
-      </w:hyperlink>
-      <w:r>
         <w:t xml:space="preserve">)</w:t>
       </w:r>
       <w:r>
-        <w:t xml:space="preserve">. These sources are not mobility designs, but they establish why parental education, household support, and place-based conditions are plausible correlates in Uzbekistan and why a descriptive mobility profile is policy-relevant even without a causal design.</w:t>
+        <w:t xml:space="preserve">.</w:t>
       </w:r>
     </w:p>
     <w:bookmarkEnd w:id="25"/>
-    <w:bookmarkStart w:id="26" w:name="X42679dabf73d04686fcbf45baf2aa97ef885a13"/>
+    <w:bookmarkEnd w:id="26"/>
+    <w:bookmarkStart w:id="32" w:name="data-and-measurement"/>
+    <w:p>
+      <w:pPr>
+        <w:pStyle w:val="Heading2"/>
+      </w:pPr>
+      <w:r>
+        <w:t xml:space="preserve">Data and Measurement</w:t>
+      </w:r>
+    </w:p>
+    <w:bookmarkStart w:id="27" w:name="core-data"/>
     <w:p>
       <w:pPr>
         <w:pStyle w:val="Heading3"/>
       </w:pPr>
       <w:r>
-        <w:t xml:space="preserve">Pandemic Learning Background and Bounded Module C Framing</w:t>
+        <w:t xml:space="preserve">Core Data</w:t>
       </w:r>
     </w:p>
     <w:p>
@@ -703,75 +939,7 @@
         <w:pStyle w:val="FirstParagraph"/>
       </w:pPr>
       <w:r>
-        <w:t xml:space="preserve">The pandemic-learning literature is used here only to motivate the limited role of Module C. Global evidence shows that remote schooling shifted a large share of learning support back into the household and amplified differences in connectivity, device access, supervision time, and caregiver capacity</w:t>
-      </w:r>
-      <w:r>
-        <w:t xml:space="preserve"> </w:t>
-      </w:r>
-      <w:r>
-        <w:t xml:space="preserve">(</w:t>
-      </w:r>
-      <w:hyperlink w:anchor="ref-alam_tiwari_2020">
-        <w:r>
-          <w:rPr>
-            <w:rStyle w:val="Hyperlink"/>
-          </w:rPr>
-          <w:t xml:space="preserve">Alam and Tiwari 2020</w:t>
-        </w:r>
-      </w:hyperlink>
-      <w:r>
-        <w:t xml:space="preserve">;</w:t>
-      </w:r>
-      <w:r>
-        <w:t xml:space="preserve"> </w:t>
-      </w:r>
-      <w:hyperlink w:anchor="ref-munoz_najar_etal_2021">
-        <w:r>
-          <w:rPr>
-            <w:rStyle w:val="Hyperlink"/>
-          </w:rPr>
-          <w:t xml:space="preserve">Muñoz-Najar et al. 2021</w:t>
-        </w:r>
-      </w:hyperlink>
-      <w:r>
-        <w:t xml:space="preserve">)</w:t>
-      </w:r>
-      <w:r>
-        <w:t xml:space="preserve">. Parent-survey evidence from Europe similarly finds that parents became active learning agents during school closures and faced uneven burdens in sustaining children’s study routines</w:t>
-      </w:r>
-      <w:r>
-        <w:t xml:space="preserve"> </w:t>
-      </w:r>
-      <w:r>
-        <w:t xml:space="preserve">(</w:t>
-      </w:r>
-      <w:hyperlink w:anchor="ref-daniela_etal_2021">
-        <w:r>
-          <w:rPr>
-            <w:rStyle w:val="Hyperlink"/>
-          </w:rPr>
-          <w:t xml:space="preserve">Daniela, Rubene, and Rudolfa 2021</w:t>
-        </w:r>
-      </w:hyperlink>
-      <w:r>
-        <w:t xml:space="preserve">;</w:t>
-      </w:r>
-      <w:r>
-        <w:t xml:space="preserve"> </w:t>
-      </w:r>
-      <w:hyperlink w:anchor="ref-knopik_etal_2021">
-        <w:r>
-          <w:rPr>
-            <w:rStyle w:val="Hyperlink"/>
-          </w:rPr>
-          <w:t xml:space="preserve">Knopik et al. 2021</w:t>
-        </w:r>
-      </w:hyperlink>
-      <w:r>
-        <w:t xml:space="preserve">)</w:t>
-      </w:r>
-      <w:r>
-        <w:t xml:space="preserve">.</w:t>
+        <w:t xml:space="preserve">The main source is the Life in Transition Survey (LiTS) for 2010, 2016, and 2022-23. These repeated cross-sections provide comparable information on respondents’ own education, parental education, age, sex, place of residence, and regional identifiers, which makes them suitable for multi-wave mobility analysis.</w:t>
       </w:r>
     </w:p>
     <w:p>
@@ -779,60 +947,25 @@
         <w:pStyle w:val="BodyText"/>
       </w:pPr>
       <w:r>
-        <w:t xml:space="preserve">For Uzbekistan, policy-response and learning-recovery evidence provide useful background but do not identify household causal channels on their own. World Bank reporting documents the country’s rapid emergency response during school closures</w:t>
-      </w:r>
-      <w:r>
-        <w:t xml:space="preserve"> </w:t>
-      </w:r>
-      <w:r>
-        <w:t xml:space="preserve">(</w:t>
-      </w:r>
-      <w:hyperlink w:anchor="ref-wb_blog_2020">
-        <w:r>
-          <w:rPr>
-            <w:rStyle w:val="Hyperlink"/>
-          </w:rPr>
-          <w:t xml:space="preserve">Meliboeva, Patrinos, and Teixeira 2020</w:t>
-        </w:r>
-      </w:hyperlink>
-      <w:r>
-        <w:t xml:space="preserve">)</w:t>
-      </w:r>
-      <w:r>
-        <w:t xml:space="preserve">, while Iqbal and Patrinos</w:t>
-      </w:r>
-      <w:r>
-        <w:t xml:space="preserve"> </w:t>
-      </w:r>
-      <w:r>
-        <w:t xml:space="preserve">(</w:t>
-      </w:r>
-      <w:hyperlink w:anchor="ref-iqbal_patrinos_2025">
-        <w:r>
-          <w:rPr>
-            <w:rStyle w:val="Hyperlink"/>
-          </w:rPr>
-          <w:t xml:space="preserve">Iqbal and Patrinos 2025</w:t>
-        </w:r>
-      </w:hyperlink>
-      <w:r>
-        <w:t xml:space="preserve">)</w:t>
-      </w:r>
-      <w:r>
-        <w:t xml:space="preserve"> </w:t>
-      </w:r>
-      <w:r>
-        <w:t xml:space="preserve">show that pandemic-era learning outcomes were unevenly distributed across students and household conditions. Those studies justify asking whether lower-parent-education households in the LiTS child module report more disruption, but they do not convert the present child-module exercise into a causal design.</w:t>
-      </w:r>
-    </w:p>
-    <w:bookmarkEnd w:id="26"/>
-    <w:bookmarkStart w:id="27" w:name="positioning-this-paper"/>
+        <w:t xml:space="preserve">The analytical sample is restricted to respondents aged 25-64 so that own education is largely complete. Cohorts are grouped as 25-34, 35-44, 45-54, and 55-64. Weighted estimates are used throughout, and subgroup outputs are suppressed when the valid cell size is below 30.</w:t>
+      </w:r>
+    </w:p>
+    <w:p>
+      <w:pPr>
+        <w:pStyle w:val="BodyText"/>
+      </w:pPr>
+      <w:r>
+        <w:t xml:space="preserve">The Household Budget Survey is used only as a supplementary source for context and construct validation, especially around household structure, migration, schooling expenses, tutoring, and internet access. Because direct parent-child linkage in HBS is only partially supported in the current audit, it is not the source of the intergenerational estimates reported here.</w:t>
+      </w:r>
+    </w:p>
+    <w:bookmarkEnd w:id="27"/>
+    <w:bookmarkStart w:id="28" w:name="education-measures"/>
     <w:p>
       <w:pPr>
         <w:pStyle w:val="Heading3"/>
       </w:pPr>
       <w:r>
-        <w:t xml:space="preserve">Positioning This Paper</w:t>
+        <w:t xml:space="preserve">Education Measures</w:t>
       </w:r>
     </w:p>
     <w:p>
@@ -840,65 +973,7 @@
         <w:pStyle w:val="FirstParagraph"/>
       </w:pPr>
       <w:r>
-        <w:t xml:space="preserve">Taken together, the literature supports a narrow but meaningful contribution: a transparent multi-wave profile of intergenerational educational mobility in Uzbekistan that combines descriptive persistence measures, pooled associational correlates, and a short descriptive child-module extension. Module A shows the levels of persistence, Module B asks how those patterns covary with household and regional characteristics, and Module C adds bounded evidence on pandemic-era household vulnerability. The manuscript’s contribution is therefore not to offer a broad review or a causal identification strategy, but to provide a disciplined empirical benchmark for an important transition-economy case that remains understudied in the mobility literature.</w:t>
-      </w:r>
-    </w:p>
-    <w:bookmarkEnd w:id="27"/>
-    <w:bookmarkStart w:id="28" w:name="scope-and-identification-limits"/>
-    <w:p>
-      <w:pPr>
-        <w:pStyle w:val="Heading3"/>
-      </w:pPr>
-      <w:r>
-        <w:t xml:space="preserve">Scope and Identification Limits</w:t>
-      </w:r>
-    </w:p>
-    <w:p>
-      <w:pPr>
-        <w:pStyle w:val="FirstParagraph"/>
-      </w:pPr>
-      <w:r>
-        <w:t xml:space="preserve">The literature also disciplines what these data can and cannot identify. Mobility statistics are informative summaries of intergenerational association, but they are not themselves causal estimates of equality of opportunity</w:t>
-      </w:r>
-      <w:r>
-        <w:t xml:space="preserve"> </w:t>
-      </w:r>
-      <w:r>
-        <w:t xml:space="preserve">(</w:t>
-      </w:r>
-      <w:hyperlink w:anchor="ref-torche_2015">
-        <w:r>
-          <w:rPr>
-            <w:rStyle w:val="Hyperlink"/>
-          </w:rPr>
-          <w:t xml:space="preserve">Torche 2015</w:t>
-        </w:r>
-      </w:hyperlink>
-      <w:r>
-        <w:t xml:space="preserve">)</w:t>
-      </w:r>
-      <w:r>
-        <w:t xml:space="preserve">. Measurement studies likewise show that cross-country or cross-study rankings can move materially with coding, sample, and estimator choices</w:t>
-      </w:r>
-      <w:r>
-        <w:t xml:space="preserve"> </w:t>
-      </w:r>
-      <w:r>
-        <w:t xml:space="preserve">(</w:t>
-      </w:r>
-      <w:hyperlink w:anchor="ref-stromberg_engzell_2025">
-        <w:r>
-          <w:rPr>
-            <w:rStyle w:val="Hyperlink"/>
-          </w:rPr>
-          <w:t xml:space="preserve">Strömberg and Engzell 2025</w:t>
-        </w:r>
-      </w:hyperlink>
-      <w:r>
-        <w:t xml:space="preserve">)</w:t>
-      </w:r>
-      <w:r>
-        <w:t xml:space="preserve">. That is why this paper reports a locked bundle of complementary metrics rather than a single headline measure.</w:t>
+        <w:t xml:space="preserve">The paper uses two measurement families built from a single parental-education harmonization rule. LiTS parental-schooling responses vary somewhat across waves in wording and granularity, so all observed mother and father responses are first mapped onto a common six-category ladder: no formal education, primary, lower secondary, upper secondary, post-secondary non-tertiary, and tertiary. When both parents are observed, the analysis uses the higher reported category as the parental education measure; when only one parent’s schooling is available, the observed value is retained. This rule keeps the comparison consistent across waves while limiting attrition from asymmetric parental reporting.</w:t>
       </w:r>
     </w:p>
     <w:p>
@@ -906,154 +981,11 @@
         <w:pStyle w:val="BodyText"/>
       </w:pPr>
       <w:r>
-        <w:t xml:space="preserve">The core evidence is based on repeated LiTS cross-sections rather than a panel following fixed families over time. The design can therefore characterize population-level persistence in each survey wave, but it cannot isolate within-family causal change. This distinction is central for the manuscript’s time-trend language: descriptive persistence measures rise across waves, but pooled models do not estimate the change precisely once controls and fixed effects are added.</w:t>
-      </w:r>
-    </w:p>
-    <w:p>
-      <w:pPr>
-        <w:pStyle w:val="BodyText"/>
-      </w:pPr>
-      <w:r>
-        <w:t xml:space="preserve">The causal literature clarifies the boundary even more sharply. Akarcay-Gurbuz and Polat</w:t>
-      </w:r>
-      <w:r>
-        <w:t xml:space="preserve"> </w:t>
-      </w:r>
-      <w:r>
-        <w:t xml:space="preserve">(</w:t>
-      </w:r>
-      <w:hyperlink w:anchor="ref-akarcay_polat_2017">
-        <w:r>
-          <w:rPr>
-            <w:rStyle w:val="Hyperlink"/>
-          </w:rPr>
-          <w:t xml:space="preserve">Akarçay-Gürbüz and Polat 2017</w:t>
-        </w:r>
-      </w:hyperlink>
-      <w:r>
-        <w:t xml:space="preserve">)</w:t>
-      </w:r>
-      <w:r>
-        <w:t xml:space="preserve"> </w:t>
-      </w:r>
-      <w:r>
-        <w:t xml:space="preserve">identify schooling-opportunity effects using exogenous provincial variation. The Uzbekistan design does not contain a comparable source of plausibly exogenous region-time exposure, so Modules A and B are appropriately interpreted as descriptive and associational. The same logic applies to Module C. Pandemic-learning studies motivate attention to devices, internet quality, and household support</w:t>
-      </w:r>
-      <w:r>
-        <w:t xml:space="preserve"> </w:t>
-      </w:r>
-      <w:r>
-        <w:t xml:space="preserve">(</w:t>
-      </w:r>
-      <w:hyperlink w:anchor="ref-alam_tiwari_2020">
-        <w:r>
-          <w:rPr>
-            <w:rStyle w:val="Hyperlink"/>
-          </w:rPr>
-          <w:t xml:space="preserve">Alam and Tiwari 2020</w:t>
-        </w:r>
-      </w:hyperlink>
-      <w:r>
-        <w:t xml:space="preserve">;</w:t>
-      </w:r>
-      <w:r>
-        <w:t xml:space="preserve"> </w:t>
-      </w:r>
-      <w:hyperlink w:anchor="ref-munoz_najar_etal_2021">
-        <w:r>
-          <w:rPr>
-            <w:rStyle w:val="Hyperlink"/>
-          </w:rPr>
-          <w:t xml:space="preserve">Muñoz-Najar et al. 2021</w:t>
-        </w:r>
-      </w:hyperlink>
-      <w:r>
-        <w:t xml:space="preserve">)</w:t>
-      </w:r>
-      <w:r>
-        <w:t xml:space="preserve">, but the LiTS IV child module remains a small cross-sectional subsample. It can identify descriptive vulnerability gaps, especially around education stoppage, but not the causal effect of parental education net of all correlated household constraints.</w:t>
-      </w:r>
-    </w:p>
-    <w:p>
-      <w:pPr>
-        <w:pStyle w:val="BodyText"/>
-      </w:pPr>
-      <w:r>
-        <w:t xml:space="preserve">These limits are substantive design choices rather than caveats added after the fact. They keep the paper’s claims aligned with what the available data can credibly support.</w:t>
+        <w:t xml:space="preserve">That harmonized ladder then supports two complementary measures. First, the paper constructs an ordered education score used for category-based mobility rates and pooled attainment regressions. Second, it converts both respondent and parental schooling into within-wave weighted percentile ranks for the rank-rank persistence models. The category-based outcomes preserve the intuitive language of upward mobility, downward mobility, and same-category persistence. The rank-based outcomes, by contrast, are better suited to cross-wave comparison because they are less sensitive to modest questionnaire differences and to aggregate educational expansion. Reporting both is therefore deliberate rather than redundant: one family preserves substantive interpretability, while the other provides the paper’s preferred cross-wave benchmark.</w:t>
       </w:r>
     </w:p>
     <w:bookmarkEnd w:id="28"/>
-    <w:bookmarkEnd w:id="29"/>
-    <w:bookmarkStart w:id="35" w:name="data-and-measurement"/>
-    <w:p>
-      <w:pPr>
-        <w:pStyle w:val="Heading2"/>
-      </w:pPr>
-      <w:r>
-        <w:t xml:space="preserve">Data and Measurement</w:t>
-      </w:r>
-    </w:p>
-    <w:bookmarkStart w:id="30" w:name="core-data"/>
-    <w:p>
-      <w:pPr>
-        <w:pStyle w:val="Heading3"/>
-      </w:pPr>
-      <w:r>
-        <w:t xml:space="preserve">Core Data</w:t>
-      </w:r>
-    </w:p>
-    <w:p>
-      <w:pPr>
-        <w:pStyle w:val="FirstParagraph"/>
-      </w:pPr>
-      <w:r>
-        <w:t xml:space="preserve">The main source is the Life in Transition Survey (LiTS) for 2010, 2016, and 2022-23. These repeated cross-sections provide comparable information on respondents’ own education, parental education, age, sex, place of residence, and regional identifiers, which makes them suitable for multi-wave mobility analysis.</w:t>
-      </w:r>
-    </w:p>
-    <w:p>
-      <w:pPr>
-        <w:pStyle w:val="BodyText"/>
-      </w:pPr>
-      <w:r>
-        <w:t xml:space="preserve">The analytical sample is restricted to respondents aged 25-64 so that own education is largely complete. Cohorts are grouped as 25-34, 35-44, 45-54, and 55-64. Weighted estimates are used throughout, and subgroup outputs are suppressed when the valid cell size is below 30.</w:t>
-      </w:r>
-    </w:p>
-    <w:p>
-      <w:pPr>
-        <w:pStyle w:val="BodyText"/>
-      </w:pPr>
-      <w:r>
-        <w:t xml:space="preserve">The Household Budget Survey is used only as a supplementary source for context and construct validation, especially around household structure, migration, schooling expenses, tutoring, and internet access. Because direct parent-child linkage in HBS is only partially supported in the current audit, it is not the source of the intergenerational estimates reported here.</w:t>
-      </w:r>
-    </w:p>
-    <w:bookmarkEnd w:id="30"/>
-    <w:bookmarkStart w:id="31" w:name="education-measures"/>
-    <w:p>
-      <w:pPr>
-        <w:pStyle w:val="Heading3"/>
-      </w:pPr>
-      <w:r>
-        <w:t xml:space="preserve">Education Measures</w:t>
-      </w:r>
-    </w:p>
-    <w:p>
-      <w:pPr>
-        <w:pStyle w:val="FirstParagraph"/>
-      </w:pPr>
-      <w:r>
-        <w:t xml:space="preserve">The paper uses two measurement families built from a single parental-education harmonization rule. LiTS parental-schooling responses vary somewhat across waves in wording and granularity, so all observed mother and father responses are first mapped onto a common six-category ladder: no formal education, primary, lower secondary, upper secondary, post-secondary non-tertiary, and tertiary. When both parents are observed, the analysis uses the higher reported category as the parental education measure; when only one parent’s schooling is available, the observed value is retained. This rule keeps the comparison consistent across waves while limiting attrition from asymmetric parental reporting.</w:t>
-      </w:r>
-    </w:p>
-    <w:p>
-      <w:pPr>
-        <w:pStyle w:val="BodyText"/>
-      </w:pPr>
-      <w:r>
-        <w:t xml:space="preserve">That harmonized ladder then supports two complementary measures. First, the paper constructs an ordered education score used for category-based mobility rates and pooled attainment regressions. Second, it converts both respondent and parental schooling into within-wave weighted percentile ranks for the rank-rank persistence models. The category-based outcomes preserve the intuitive language of upward mobility, downward mobility, and same-category persistence. The rank-based outcomes, by contrast, are better suited to cross-wave comparison because they are less sensitive to modest questionnaire differences and to aggregate educational expansion. Reporting both is therefore deliberate rather than redundant: one family preserves substantive interpretability, while the other provides the paper’s preferred cross-wave benchmark.</w:t>
-      </w:r>
-    </w:p>
-    <w:bookmarkEnd w:id="31"/>
-    <w:bookmarkStart w:id="32" w:name="mobility-outcomes"/>
+    <w:bookmarkStart w:id="29" w:name="mobility-outcomes"/>
     <w:p>
       <w:pPr>
         <w:pStyle w:val="Heading3"/>
@@ -1126,53 +1058,53 @@
         <w:t xml:space="preserve">These measures are reported nationally and, where the denominator permits, by subgroup.</w:t>
       </w:r>
     </w:p>
+    <w:bookmarkEnd w:id="29"/>
+    <w:bookmarkStart w:id="30" w:name="covariates"/>
+    <w:p>
+      <w:pPr>
+        <w:pStyle w:val="Heading3"/>
+      </w:pPr>
+      <w:r>
+        <w:t xml:space="preserve">Covariates</w:t>
+      </w:r>
+    </w:p>
+    <w:p>
+      <w:pPr>
+        <w:pStyle w:val="FirstParagraph"/>
+      </w:pPr>
+      <w:r>
+        <w:t xml:space="preserve">The core covariates in the pooled correlates models are urban residence, female, migration exposure, and multigenerational household structure, with region, cohort, and wave fixed effects. These were selected through the project’s audit and coverage rules and represent the active set of non-core controls in the current design.</w:t>
+      </w:r>
+    </w:p>
+    <w:bookmarkEnd w:id="30"/>
+    <w:bookmarkStart w:id="31" w:name="pandemic-mechanism-variables"/>
+    <w:p>
+      <w:pPr>
+        <w:pStyle w:val="Heading3"/>
+      </w:pPr>
+      <w:r>
+        <w:t xml:space="preserve">Pandemic Mechanism Variables</w:t>
+      </w:r>
+    </w:p>
+    <w:p>
+      <w:pPr>
+        <w:pStyle w:val="FirstParagraph"/>
+      </w:pPr>
+      <w:r>
+        <w:t xml:space="preserve">The 2022-23 LiTS child module is used to create descriptive indicators for remote-learning disruption, learning support, and home-learning constraints. These include switching to online learning, switching to hybrid learning, education stopping during COVID, school closure without online learning, shared-device use, support from mother, father, or relatives, and indicators for internet, device, cost, and time-balance challenges.</w:t>
+      </w:r>
+    </w:p>
+    <w:p>
+      <w:pPr>
+        <w:pStyle w:val="BodyText"/>
+      </w:pPr>
+      <w:r>
+        <w:t xml:space="preserve">The mechanism sample is much smaller than the full LiTS IV sample. The child-module flow is as follows: 1006 Uzbekistan respondents in LiTS IV, 650 with child-module eligibility information, 186 with a child enrolled before COVID, and 183 with non-missing parental schooling. This extension is therefore used to illustrate patterns rather than to support broad generalization.</w:t>
+      </w:r>
+    </w:p>
+    <w:bookmarkEnd w:id="31"/>
     <w:bookmarkEnd w:id="32"/>
-    <w:bookmarkStart w:id="33" w:name="covariates"/>
-    <w:p>
-      <w:pPr>
-        <w:pStyle w:val="Heading3"/>
-      </w:pPr>
-      <w:r>
-        <w:t xml:space="preserve">Covariates</w:t>
-      </w:r>
-    </w:p>
-    <w:p>
-      <w:pPr>
-        <w:pStyle w:val="FirstParagraph"/>
-      </w:pPr>
-      <w:r>
-        <w:t xml:space="preserve">The core covariates in the pooled correlates models are urban residence, female, migration exposure, and multigenerational household structure, with region, cohort, and wave fixed effects. These were selected through the project’s audit and coverage rules and represent the active set of non-core controls in the current design.</w:t>
-      </w:r>
-    </w:p>
-    <w:bookmarkEnd w:id="33"/>
-    <w:bookmarkStart w:id="34" w:name="pandemic-mechanism-variables"/>
-    <w:p>
-      <w:pPr>
-        <w:pStyle w:val="Heading3"/>
-      </w:pPr>
-      <w:r>
-        <w:t xml:space="preserve">Pandemic Mechanism Variables</w:t>
-      </w:r>
-    </w:p>
-    <w:p>
-      <w:pPr>
-        <w:pStyle w:val="FirstParagraph"/>
-      </w:pPr>
-      <w:r>
-        <w:t xml:space="preserve">The 2022-23 LiTS child module is used to create descriptive indicators for remote-learning disruption, learning support, and home-learning constraints. These include switching to online learning, switching to hybrid learning, education stopping during COVID, school closure without online learning, shared-device use, support from mother, father, or relatives, and indicators for internet, device, cost, and time-balance challenges.</w:t>
-      </w:r>
-    </w:p>
-    <w:p>
-      <w:pPr>
-        <w:pStyle w:val="BodyText"/>
-      </w:pPr>
-      <w:r>
-        <w:t xml:space="preserve">The mechanism sample is much smaller than the full LiTS IV sample. The child-module flow is as follows: 1006 Uzbekistan respondents in LiTS IV, 650 with child-module eligibility information, 186 with a child enrolled before COVID, and 183 with non-missing parental schooling. This extension is therefore used to illustrate patterns rather than to support broad generalization.</w:t>
-      </w:r>
-    </w:p>
-    <w:bookmarkEnd w:id="34"/>
-    <w:bookmarkEnd w:id="35"/>
-    <w:bookmarkStart w:id="39" w:name="empirical-strategy"/>
+    <w:bookmarkStart w:id="36" w:name="empirical-strategy"/>
     <w:p>
       <w:pPr>
         <w:pStyle w:val="Heading2"/>
@@ -1609,7 +1541,7 @@
         <w:t xml:space="preserve">a male child.</w:t>
       </w:r>
     </w:p>
-    <w:bookmarkStart w:id="36" w:name="module-a-mobility-levels-and-trends"/>
+    <w:bookmarkStart w:id="33" w:name="module-a-mobility-levels-and-trends"/>
     <w:p>
       <w:pPr>
         <w:pStyle w:val="Heading3"/>
@@ -1819,8 +1751,8 @@
         <w:t xml:space="preserve">is the within-wave persistence slope: larger values imply that respondent rank tracks parental rank more closely and therefore signal lower relative mobility. The same module also reports weighted rates of upward mobility, downward mobility, and same-category persistence on the harmonized categorical scale.</w:t>
       </w:r>
     </w:p>
-    <w:bookmarkEnd w:id="36"/>
-    <w:bookmarkStart w:id="37" w:name="module-b-correlates-of-mobility"/>
+    <w:bookmarkEnd w:id="33"/>
+    <w:bookmarkStart w:id="34" w:name="module-b-correlates-of-mobility"/>
     <w:p>
       <w:pPr>
         <w:pStyle w:val="Heading3"/>
@@ -2435,8 +2367,8 @@
         <w:t xml:space="preserve">. Throughout, the coefficients are interpreted as conditional associations rather than causal effects.</w:t>
       </w:r>
     </w:p>
-    <w:bookmarkEnd w:id="37"/>
-    <w:bookmarkStart w:id="38" w:name="module-c-pandemic-era-mechanisms"/>
+    <w:bookmarkEnd w:id="34"/>
+    <w:bookmarkStart w:id="35" w:name="module-c-pandemic-era-mechanisms"/>
     <w:p>
       <w:pPr>
         <w:pStyle w:val="Heading3"/>
@@ -2711,9 +2643,9 @@
         <w:t xml:space="preserve">indicates whether that gap differs between urban and non-urban households. Parallel estimates for online switching, school closure without online learning, and the broad remote-learning-challenge indicator are reported in the appendix. These regressions are descriptive heterogeneity exercises rather than identification strategies.</w:t>
       </w:r>
     </w:p>
-    <w:bookmarkEnd w:id="38"/>
-    <w:bookmarkEnd w:id="39"/>
-    <w:bookmarkStart w:id="70" w:name="descriptive-results"/>
+    <w:bookmarkEnd w:id="35"/>
+    <w:bookmarkEnd w:id="36"/>
+    <w:bookmarkStart w:id="67" w:name="descriptive-results"/>
     <w:p>
       <w:pPr>
         <w:pStyle w:val="Heading2"/>
@@ -2722,7 +2654,7 @@
         <w:t xml:space="preserve">Descriptive Results</w:t>
       </w:r>
     </w:p>
-    <w:bookmarkStart w:id="41" w:name="sample-composition-and-completeness"/>
+    <w:bookmarkStart w:id="38" w:name="sample-composition-and-completeness"/>
     <w:p>
       <w:pPr>
         <w:pStyle w:val="Heading3"/>
@@ -2777,7 +2709,7 @@
       <w:tr>
         <w:tc>
           <w:tcPr/>
-          <w:bookmarkStart w:id="40" w:name="tbl-sample-composition"/>
+          <w:bookmarkStart w:id="37" w:name="tbl-sample-composition"/>
           <w:p>
             <w:pPr>
               <w:jc w:val="center"/>
@@ -3183,7 +3115,7 @@
               </w:tc>
             </w:tr>
           </w:tbl>
-          <w:bookmarkEnd w:id="40"/>
+          <w:bookmarkEnd w:id="37"/>
           <w:p/>
         </w:tc>
       </w:tr>
@@ -3213,8 +3145,8 @@
         <w:t xml:space="preserve">combines the published Tier A sample and completeness outputs with simple analytical-sample composition shares from the harmonized LiTS file; the main takeaway is that the descriptive section rests on usable national samples in every wave, but 2022-23 has substantially weaker education completeness than the earlier surveys.</w:t>
       </w:r>
     </w:p>
-    <w:bookmarkEnd w:id="41"/>
-    <w:bookmarkStart w:id="51" w:name="national-mobility-metrics-by-wave"/>
+    <w:bookmarkEnd w:id="38"/>
+    <w:bookmarkStart w:id="48" w:name="national-mobility-metrics-by-wave"/>
     <w:p>
       <w:pPr>
         <w:pStyle w:val="Heading3"/>
@@ -3317,7 +3249,7 @@
       <w:tr>
         <w:tc>
           <w:tcPr/>
-          <w:bookmarkStart w:id="42" w:name="tbl-mobility-metrics"/>
+          <w:bookmarkStart w:id="39" w:name="tbl-mobility-metrics"/>
           <w:p>
             <w:pPr>
               <w:jc w:val="center"/>
@@ -3670,7 +3602,7 @@
               </w:tc>
             </w:tr>
           </w:tbl>
-          <w:bookmarkEnd w:id="42"/>
+          <w:bookmarkEnd w:id="39"/>
           <w:p/>
         </w:tc>
       </w:tr>
@@ -3747,7 +3679,7 @@
       <w:tr>
         <w:tc>
           <w:tcPr/>
-          <w:bookmarkStart w:id="46" w:name="fig-rank-rank"/>
+          <w:bookmarkStart w:id="43" w:name="fig-rank-rank"/>
           <w:p>
             <w:pPr>
               <w:pStyle w:val="Compact"/>
@@ -3758,18 +3690,18 @@
                 <wp:inline>
                   <wp:extent cx="5334000" cy="3555999"/>
                   <wp:effectExtent b="0" l="0" r="0" t="0"/>
-                  <wp:docPr descr="" title="" id="44" name="Picture"/>
+                  <wp:docPr descr="" title="" id="41" name="Picture"/>
                   <a:graphic>
                     <a:graphicData uri="http://schemas.openxmlformats.org/drawingml/2006/picture">
                       <pic:pic>
                         <pic:nvPicPr>
-                          <pic:cNvPr descr="../outputs/figures/tier_a_rank_rank_by_wave.png" id="45" name="Picture"/>
+                          <pic:cNvPr descr="../outputs/figures/tier_a_rank_rank_by_wave.png" id="42" name="Picture"/>
                           <pic:cNvPicPr>
                             <a:picLocks noChangeArrowheads="1" noChangeAspect="1"/>
                           </pic:cNvPicPr>
                         </pic:nvPicPr>
                         <pic:blipFill>
-                          <a:blip r:embed="rId43"/>
+                          <a:blip r:embed="rId40"/>
                           <a:stretch>
                             <a:fillRect/>
                           </a:stretch>
@@ -3809,7 +3741,7 @@
               <w:t xml:space="preserve">Figure 1: Rank-rank slope by LiTS wave.</w:t>
             </w:r>
           </w:p>
-          <w:bookmarkEnd w:id="46"/>
+          <w:bookmarkEnd w:id="43"/>
         </w:tc>
       </w:tr>
     </w:tbl>
@@ -3834,7 +3766,7 @@
       <w:tr>
         <w:tc>
           <w:tcPr/>
-          <w:bookmarkStart w:id="50" w:name="fig-directional-rates"/>
+          <w:bookmarkStart w:id="47" w:name="fig-directional-rates"/>
           <w:p>
             <w:pPr>
               <w:pStyle w:val="Compact"/>
@@ -3845,18 +3777,18 @@
                 <wp:inline>
                   <wp:extent cx="5334000" cy="3555999"/>
                   <wp:effectExtent b="0" l="0" r="0" t="0"/>
-                  <wp:docPr descr="" title="" id="48" name="Picture"/>
+                  <wp:docPr descr="" title="" id="45" name="Picture"/>
                   <a:graphic>
                     <a:graphicData uri="http://schemas.openxmlformats.org/drawingml/2006/picture">
                       <pic:pic>
                         <pic:nvPicPr>
-                          <pic:cNvPr descr="../outputs/figures/tier_a_directional_rates_by_wave.png" id="49" name="Picture"/>
+                          <pic:cNvPr descr="../outputs/figures/tier_a_directional_rates_by_wave.png" id="46" name="Picture"/>
                           <pic:cNvPicPr>
                             <a:picLocks noChangeArrowheads="1" noChangeAspect="1"/>
                           </pic:cNvPicPr>
                         </pic:nvPicPr>
                         <pic:blipFill>
-                          <a:blip r:embed="rId47"/>
+                          <a:blip r:embed="rId44"/>
                           <a:stretch>
                             <a:fillRect/>
                           </a:stretch>
@@ -3896,12 +3828,12 @@
               <w:t xml:space="preserve">Figure 2: Directional mobility rates by LiTS wave.</w:t>
             </w:r>
           </w:p>
-          <w:bookmarkEnd w:id="50"/>
+          <w:bookmarkEnd w:id="47"/>
         </w:tc>
       </w:tr>
     </w:tbl>
-    <w:bookmarkEnd w:id="51"/>
-    <w:bookmarkStart w:id="53" w:name="transition-structure"/>
+    <w:bookmarkEnd w:id="48"/>
+    <w:bookmarkStart w:id="50" w:name="transition-structure"/>
     <w:p>
       <w:pPr>
         <w:pStyle w:val="Heading3"/>
@@ -3953,7 +3885,7 @@
       <w:tr>
         <w:tc>
           <w:tcPr/>
-          <w:bookmarkStart w:id="52" w:name="tbl-transition-structure"/>
+          <w:bookmarkStart w:id="49" w:name="tbl-transition-structure"/>
           <w:p>
             <w:pPr>
               <w:jc w:val="center"/>
@@ -4633,13 +4565,13 @@
               </w:tc>
             </w:tr>
           </w:tbl>
-          <w:bookmarkEnd w:id="52"/>
+          <w:bookmarkEnd w:id="49"/>
           <w:p/>
         </w:tc>
       </w:tr>
     </w:tbl>
-    <w:bookmarkEnd w:id="53"/>
-    <w:bookmarkStart w:id="69" w:name="descriptive-heterogeneity"/>
+    <w:bookmarkEnd w:id="50"/>
+    <w:bookmarkStart w:id="66" w:name="descriptive-heterogeneity"/>
     <w:p>
       <w:pPr>
         <w:pStyle w:val="Heading3"/>
@@ -4648,7 +4580,7 @@
         <w:t xml:space="preserve">Descriptive Heterogeneity</w:t>
       </w:r>
     </w:p>
-    <w:bookmarkStart w:id="58" w:name="cohort-profiles"/>
+    <w:bookmarkStart w:id="55" w:name="cohort-profiles"/>
     <w:p>
       <w:pPr>
         <w:pStyle w:val="Heading4"/>
@@ -4727,7 +4659,7 @@
       <w:tr>
         <w:tc>
           <w:tcPr/>
-          <w:bookmarkStart w:id="57" w:name="fig-cohort-rank-rank"/>
+          <w:bookmarkStart w:id="54" w:name="fig-cohort-rank-rank"/>
           <w:p>
             <w:pPr>
               <w:pStyle w:val="Compact"/>
@@ -4738,18 +4670,18 @@
                 <wp:inline>
                   <wp:extent cx="4620126" cy="3696101"/>
                   <wp:effectExtent b="0" l="0" r="0" t="0"/>
-                  <wp:docPr descr="" title="" id="55" name="Picture"/>
+                  <wp:docPr descr="" title="" id="52" name="Picture"/>
                   <a:graphic>
                     <a:graphicData uri="http://schemas.openxmlformats.org/drawingml/2006/picture">
                       <pic:pic>
                         <pic:nvPicPr>
-                          <pic:cNvPr descr="00_main_files/figure-docx/fig-cohort-rank-rank-1.png" id="56" name="Picture"/>
+                          <pic:cNvPr descr="00_main_files/figure-docx/fig-cohort-rank-rank-1.png" id="53" name="Picture"/>
                           <pic:cNvPicPr>
                             <a:picLocks noChangeArrowheads="1" noChangeAspect="1"/>
                           </pic:cNvPicPr>
                         </pic:nvPicPr>
                         <pic:blipFill>
-                          <a:blip r:embed="rId54"/>
+                          <a:blip r:embed="rId51"/>
                           <a:stretch>
                             <a:fillRect/>
                           </a:stretch>
@@ -4789,7 +4721,7 @@
               <w:t xml:space="preserve">Figure 3: Rank-rank persistence by cohort and LiTS wave.</w:t>
             </w:r>
           </w:p>
-          <w:bookmarkEnd w:id="57"/>
+          <w:bookmarkEnd w:id="54"/>
         </w:tc>
       </w:tr>
     </w:tbl>
@@ -4801,8 +4733,8 @@
         <w:t xml:space="preserve">The main takeaway is that cohort profiles are heterogeneous in levels, but they do not overturn the broader descriptive picture of substantial persistence across all waves.</w:t>
       </w:r>
     </w:p>
-    <w:bookmarkEnd w:id="58"/>
-    <w:bookmarkStart w:id="63" w:name="regional-variation"/>
+    <w:bookmarkEnd w:id="55"/>
+    <w:bookmarkStart w:id="60" w:name="regional-variation"/>
     <w:p>
       <w:pPr>
         <w:pStyle w:val="Heading4"/>
@@ -4888,7 +4820,7 @@
       <w:tr>
         <w:tc>
           <w:tcPr/>
-          <w:bookmarkStart w:id="62" w:name="fig-region-rank-rank"/>
+          <w:bookmarkStart w:id="59" w:name="fig-region-rank-rank"/>
           <w:p>
             <w:pPr>
               <w:pStyle w:val="Compact"/>
@@ -4899,18 +4831,18 @@
                 <wp:inline>
                   <wp:extent cx="4620126" cy="3696101"/>
                   <wp:effectExtent b="0" l="0" r="0" t="0"/>
-                  <wp:docPr descr="" title="" id="60" name="Picture"/>
+                  <wp:docPr descr="" title="" id="57" name="Picture"/>
                   <a:graphic>
                     <a:graphicData uri="http://schemas.openxmlformats.org/drawingml/2006/picture">
                       <pic:pic>
                         <pic:nvPicPr>
-                          <pic:cNvPr descr="00_main_files/figure-docx/fig-region-rank-rank-1.png" id="61" name="Picture"/>
+                          <pic:cNvPr descr="00_main_files/figure-docx/fig-region-rank-rank-1.png" id="58" name="Picture"/>
                           <pic:cNvPicPr>
                             <a:picLocks noChangeArrowheads="1" noChangeAspect="1"/>
                           </pic:cNvPicPr>
                         </pic:nvPicPr>
                         <pic:blipFill>
-                          <a:blip r:embed="rId59"/>
+                          <a:blip r:embed="rId56"/>
                           <a:stretch>
                             <a:fillRect/>
                           </a:stretch>
@@ -4950,7 +4882,7 @@
               <w:t xml:space="preserve">Figure 4: Regional dispersion in the 2022-23 rank-rank slope.</w:t>
             </w:r>
           </w:p>
-          <w:bookmarkEnd w:id="62"/>
+          <w:bookmarkEnd w:id="59"/>
         </w:tc>
       </w:tr>
     </w:tbl>
@@ -4962,8 +4894,8 @@
         <w:t xml:space="preserve">The main takeaway is that regional differences are descriptively large enough to matter for interpretation, even though the paper does not treat them as identified regional effects.</w:t>
       </w:r>
     </w:p>
-    <w:bookmarkEnd w:id="63"/>
-    <w:bookmarkStart w:id="68" w:name="subgroup-split"/>
+    <w:bookmarkEnd w:id="60"/>
+    <w:bookmarkStart w:id="65" w:name="subgroup-split"/>
     <w:p>
       <w:pPr>
         <w:pStyle w:val="Heading4"/>
@@ -5018,7 +4950,7 @@
       <w:tr>
         <w:tc>
           <w:tcPr/>
-          <w:bookmarkStart w:id="67" w:name="fig-upward-urban-rural"/>
+          <w:bookmarkStart w:id="64" w:name="fig-upward-urban-rural"/>
           <w:p>
             <w:pPr>
               <w:pStyle w:val="Compact"/>
@@ -5029,18 +4961,18 @@
                 <wp:inline>
                   <wp:extent cx="5334000" cy="3555999"/>
                   <wp:effectExtent b="0" l="0" r="0" t="0"/>
-                  <wp:docPr descr="" title="" id="65" name="Picture"/>
+                  <wp:docPr descr="" title="" id="62" name="Picture"/>
                   <a:graphic>
                     <a:graphicData uri="http://schemas.openxmlformats.org/drawingml/2006/picture">
                       <pic:pic>
                         <pic:nvPicPr>
-                          <pic:cNvPr descr="../outputs/figures/tier_a_upward_by_urban_rural.png" id="66" name="Picture"/>
+                          <pic:cNvPr descr="../outputs/figures/tier_a_upward_by_urban_rural.png" id="63" name="Picture"/>
                           <pic:cNvPicPr>
                             <a:picLocks noChangeArrowheads="1" noChangeAspect="1"/>
                           </pic:cNvPicPr>
                         </pic:nvPicPr>
                         <pic:blipFill>
-                          <a:blip r:embed="rId64"/>
+                          <a:blip r:embed="rId61"/>
                           <a:stretch>
                             <a:fillRect/>
                           </a:stretch>
@@ -5080,7 +5012,7 @@
               <w:t xml:space="preserve">Figure 5: Upward mobility by urban and rural residence.</w:t>
             </w:r>
           </w:p>
-          <w:bookmarkEnd w:id="67"/>
+          <w:bookmarkEnd w:id="64"/>
         </w:tc>
       </w:tr>
     </w:tbl>
@@ -5092,10 +5024,10 @@
         <w:t xml:space="preserve">The main takeaway is that subgroup descriptives are useful for orientation, but the rank-based national series remains the most reliable summary of cross-wave mobility levels.</w:t>
       </w:r>
     </w:p>
-    <w:bookmarkEnd w:id="68"/>
-    <w:bookmarkEnd w:id="69"/>
-    <w:bookmarkEnd w:id="70"/>
-    <w:bookmarkStart w:id="78" w:name="correlates-of-educational-mobility"/>
+    <w:bookmarkEnd w:id="65"/>
+    <w:bookmarkEnd w:id="66"/>
+    <w:bookmarkEnd w:id="67"/>
+    <w:bookmarkStart w:id="75" w:name="correlates-of-educational-mobility"/>
     <w:p>
       <w:pPr>
         <w:pStyle w:val="Heading2"/>
@@ -5104,7 +5036,7 @@
         <w:t xml:space="preserve">Correlates of Educational Mobility</w:t>
       </w:r>
     </w:p>
-    <w:bookmarkStart w:id="71" w:name="pooled-persistence-trend-model"/>
+    <w:bookmarkStart w:id="68" w:name="pooled-persistence-trend-model"/>
     <w:p>
       <w:pPr>
         <w:pStyle w:val="Heading3"/>
@@ -5142,8 +5074,8 @@
         <w:t xml:space="preserve">This result matters for interpretation. The descriptive by-wave rank-rank slopes clearly rise across the three surveys, but once the model adds region, cohort, wave fixed effects, and the selected covariates, the change in persistence over time is estimated less precisely. That suggests that part of the raw trend may reflect shifts in composition or limited power rather than a simple structural break. Descriptive persistence measures rise across waves, but pooled models do not estimate the change precisely.</w:t>
       </w:r>
     </w:p>
-    <w:bookmarkEnd w:id="71"/>
-    <w:bookmarkStart w:id="72" w:name="attainment-score-model"/>
+    <w:bookmarkEnd w:id="68"/>
+    <w:bookmarkStart w:id="69" w:name="attainment-score-model"/>
     <w:p>
       <w:pPr>
         <w:pStyle w:val="Heading3"/>
@@ -5197,8 +5129,8 @@
         <w:t xml:space="preserve">, while the urban coefficient is positive but not estimated precisely. Migration exposure and multigenerational household structure are also imprecisely estimated in this specification. The central correlates result is that parental educational background remains the strongest and most stable predictor in the pooled attainment model.</w:t>
       </w:r>
     </w:p>
-    <w:bookmarkEnd w:id="72"/>
-    <w:bookmarkStart w:id="73" w:name="upward-mobility-models"/>
+    <w:bookmarkEnd w:id="69"/>
+    <w:bookmarkStart w:id="70" w:name="upward-mobility-models"/>
     <w:p>
       <w:pPr>
         <w:pStyle w:val="Heading3"/>
@@ -5252,8 +5184,8 @@
         <w:t xml:space="preserve">The non-parental covariates in the upward-mobility models are weaker. Urban residence is close to zero, the female coefficient is negative but only modestly estimated, migration exposure is not precise, and multigenerational household structure is positive but not strongly estimated. In substantive terms, the upward-mobility models mostly reflect where households begin in the parental education ladder rather than strong independent roles for the additional covariates.</w:t>
       </w:r>
     </w:p>
-    <w:bookmarkEnd w:id="73"/>
-    <w:bookmarkStart w:id="75" w:name="heterogeneity-in-persistence"/>
+    <w:bookmarkEnd w:id="70"/>
+    <w:bookmarkStart w:id="72" w:name="heterogeneity-in-persistence"/>
     <w:p>
       <w:pPr>
         <w:pStyle w:val="Heading3"/>
@@ -5358,7 +5290,7 @@
       <w:tr>
         <w:tc>
           <w:tcPr/>
-          <w:bookmarkStart w:id="74" w:name="tbl-pooled-correlates"/>
+          <w:bookmarkStart w:id="71" w:name="tbl-pooled-correlates"/>
           <w:p>
             <w:pPr>
               <w:jc w:val="center"/>
@@ -6266,13 +6198,13 @@
               </w:tc>
             </w:tr>
           </w:tbl>
-          <w:bookmarkEnd w:id="74"/>
+          <w:bookmarkEnd w:id="71"/>
           <w:p/>
         </w:tc>
       </w:tr>
     </w:tbl>
-    <w:bookmarkEnd w:id="75"/>
-    <w:bookmarkStart w:id="77" w:name="household-support-environment-from-hbs"/>
+    <w:bookmarkEnd w:id="72"/>
+    <w:bookmarkStart w:id="74" w:name="household-support-environment-from-hbs"/>
     <w:p>
       <w:pPr>
         <w:pStyle w:val="Heading3"/>
@@ -6310,7 +6242,7 @@
       <w:tr>
         <w:tc>
           <w:tcPr/>
-          <w:bookmarkStart w:id="76" w:name="tbl-hbs-context"/>
+          <w:bookmarkStart w:id="73" w:name="tbl-hbs-context"/>
           <w:p>
             <w:pPr>
               <w:jc w:val="center"/>
@@ -6773,14 +6705,14 @@
               </w:tc>
             </w:tr>
           </w:tbl>
-          <w:bookmarkEnd w:id="76"/>
+          <w:bookmarkEnd w:id="73"/>
           <w:p/>
         </w:tc>
       </w:tr>
     </w:tbl>
-    <w:bookmarkEnd w:id="77"/>
-    <w:bookmarkEnd w:id="78"/>
-    <w:bookmarkStart w:id="82" w:name="bounded-lits-iv-child-module-extension"/>
+    <w:bookmarkEnd w:id="74"/>
+    <w:bookmarkEnd w:id="75"/>
+    <w:bookmarkStart w:id="79" w:name="bounded-lits-iv-child-module-extension"/>
     <w:p>
       <w:pPr>
         <w:pStyle w:val="Heading2"/>
@@ -6789,7 +6721,7 @@
         <w:t xml:space="preserve">Bounded LiTS IV Child Module Extension</w:t>
       </w:r>
     </w:p>
-    <w:bookmarkStart w:id="80" w:name="sample-and-disruption-profile"/>
+    <w:bookmarkStart w:id="77" w:name="sample-and-disruption-profile"/>
     <w:p>
       <w:pPr>
         <w:pStyle w:val="Heading3"/>
@@ -6892,7 +6824,7 @@
       <w:tr>
         <w:tc>
           <w:tcPr/>
-          <w:bookmarkStart w:id="79" w:name="tbl-modulec-sample"/>
+          <w:bookmarkStart w:id="76" w:name="tbl-modulec-sample"/>
           <w:p>
             <w:pPr>
               <w:jc w:val="center"/>
@@ -7145,13 +7077,13 @@
               </w:tc>
             </w:tr>
           </w:tbl>
-          <w:bookmarkEnd w:id="79"/>
+          <w:bookmarkEnd w:id="76"/>
           <w:p/>
         </w:tc>
       </w:tr>
     </w:tbl>
-    <w:bookmarkEnd w:id="80"/>
-    <w:bookmarkStart w:id="81" w:name="main-regression-takeaway"/>
+    <w:bookmarkEnd w:id="77"/>
+    <w:bookmarkStart w:id="78" w:name="main-regression-takeaway"/>
     <w:p>
       <w:pPr>
         <w:pStyle w:val="Heading3"/>
@@ -7224,205 +7156,205 @@
         <w:t xml:space="preserve">Beyond this stoppage result, the remaining mechanism regressions are secondary and less precise, so they are reported in the technical appendix rather than emphasized in the main text. Module C therefore contributes bounded descriptive evidence on household vulnerability, not causal evidence on pandemic mechanisms.</w:t>
       </w:r>
     </w:p>
+    <w:bookmarkEnd w:id="78"/>
+    <w:bookmarkEnd w:id="79"/>
+    <w:bookmarkStart w:id="80" w:name="discussion-and-policy-implications"/>
+    <w:p>
+      <w:pPr>
+        <w:pStyle w:val="Heading2"/>
+      </w:pPr>
+      <w:r>
+        <w:t xml:space="preserve">Discussion and Policy Implications</w:t>
+      </w:r>
+    </w:p>
+    <w:p>
+      <w:pPr>
+        <w:pStyle w:val="FirstParagraph"/>
+      </w:pPr>
+      <w:r>
+        <w:t xml:space="preserve">Three broad conclusions emerge from the analysis.</w:t>
+      </w:r>
+    </w:p>
+    <w:p>
+      <w:pPr>
+        <w:pStyle w:val="BodyText"/>
+      </w:pPr>
+      <w:r>
+        <w:t xml:space="preserve">First, Uzbekistan exhibits substantial intergenerational educational persistence. Descriptive persistence measures rise across waves, but the pooled models do not estimate the change precisely, so the evidence is stronger on levels than on time trends.</w:t>
+      </w:r>
+    </w:p>
+    <w:p>
+      <w:pPr>
+        <w:pStyle w:val="BodyText"/>
+      </w:pPr>
+      <w:r>
+        <w:t xml:space="preserve">Second, parental education is the most consistent predictor in the pooled correlates models. The data provide less clear evidence that migration exposure or multigenerational household structure independently explain mobility once the core controls and fixed effects are added, although these factors may still matter through channels the present specifications do not capture well.</w:t>
+      </w:r>
+    </w:p>
+    <w:p>
+      <w:pPr>
+        <w:pStyle w:val="BodyText"/>
+      </w:pPr>
+      <w:r>
+        <w:t xml:space="preserve">Third, the pandemic mechanism evidence underscores the practical importance of household learning conditions. Device sharing, internet quality, and time- or cost-related constraints were common, and support was overwhelmingly provided by mothers. This suggests that inequality in education is shaped not only by formal access to schools but also by what households can do when schools are disrupted or when learning increasingly depends on home resources.</w:t>
+      </w:r>
+    </w:p>
+    <w:p>
+      <w:pPr>
+        <w:pStyle w:val="BodyText"/>
+      </w:pPr>
+      <w:r>
+        <w:t xml:space="preserve">These findings imply several policy priorities. The first is to reduce the degree to which educational attainment depends on parental background through earlier remedial support, stronger transitions across schooling stages, and wider access to quality secondary and post-secondary pathways. The second is to address spatial and household bottlenecks directly. Even when the pooled urban coefficient is imprecise, the broader pattern points to local infrastructure, service access, and household support conditions as meaningful constraints on mobility.</w:t>
+      </w:r>
+    </w:p>
+    <w:p>
+      <w:pPr>
+        <w:pStyle w:val="BodyText"/>
+      </w:pPr>
+      <w:r>
+        <w:t xml:space="preserve">The third priority is to strengthen household support capacity in periods of disruption. The child module shows that digital inclusion is not only a question of nominal internet access, but also of connection quality, device availability, and adults’ ability to help children learn. A related implication is that education policy should recognize mothers’ support burden as a real part of learning continuity rather than assume that home-based adjustment is costless inside the household.</w:t>
+      </w:r>
+    </w:p>
+    <w:bookmarkEnd w:id="80"/>
+    <w:bookmarkStart w:id="81" w:name="limitations"/>
+    <w:p>
+      <w:pPr>
+        <w:pStyle w:val="Heading2"/>
+      </w:pPr>
+      <w:r>
+        <w:t xml:space="preserve">Limitations</w:t>
+      </w:r>
+    </w:p>
+    <w:p>
+      <w:pPr>
+        <w:pStyle w:val="FirstParagraph"/>
+      </w:pPr>
+      <w:r>
+        <w:t xml:space="preserve">This paper has four main limitations.</w:t>
+      </w:r>
+    </w:p>
+    <w:p>
+      <w:pPr>
+        <w:pStyle w:val="BodyText"/>
+      </w:pPr>
+      <w:r>
+        <w:t xml:space="preserve">First, the three LiTS waves are repeated cross-sections rather than a panel, so changes over time should be interpreted as changes in population-level patterns rather than changes within fixed families.</w:t>
+      </w:r>
+    </w:p>
+    <w:p>
+      <w:pPr>
+        <w:pStyle w:val="BodyText"/>
+      </w:pPr>
+      <w:r>
+        <w:t xml:space="preserve">Second, the comparability of some parental education information across waves is imperfect, which is why the rank-based measures are more reliable than some category-based comparisons.</w:t>
+      </w:r>
+    </w:p>
+    <w:p>
+      <w:pPr>
+        <w:pStyle w:val="BodyText"/>
+      </w:pPr>
+      <w:r>
+        <w:t xml:space="preserve">Third, the 2022-23 category-based mobility estimates rely on a much smaller valid denominator than the 2022 rank-based measure. This means the apparent spike in persistence in 2022-23 should be interpreted as suggestive rather than definitive.</w:t>
+      </w:r>
+    </w:p>
+    <w:p>
+      <w:pPr>
+        <w:pStyle w:val="BodyText"/>
+      </w:pPr>
+      <w:r>
+        <w:t xml:space="preserve">Fourth, the pandemic mechanism module is based on a limited child subsample and is not a causal design. It is useful for describing disruption and support patterns, but it should not be treated as evidence of the causal effect of parental education.</w:t>
+      </w:r>
+    </w:p>
+    <w:p>
+      <w:pPr>
+        <w:pStyle w:val="BodyText"/>
+      </w:pPr>
+      <w:r>
+        <w:t xml:space="preserve">These limitations do not undermine the central contribution of the paper, but they do shape the appropriate scope of the conclusions.</w:t>
+      </w:r>
+    </w:p>
     <w:bookmarkEnd w:id="81"/>
+    <w:bookmarkStart w:id="82" w:name="conclusion"/>
+    <w:p>
+      <w:pPr>
+        <w:pStyle w:val="Heading2"/>
+      </w:pPr>
+      <w:r>
+        <w:t xml:space="preserve">Conclusion</w:t>
+      </w:r>
+    </w:p>
+    <w:p>
+      <w:pPr>
+        <w:pStyle w:val="FirstParagraph"/>
+      </w:pPr>
+      <w:r>
+        <w:t xml:space="preserve">This paper provides structured multi-wave evidence on intergenerational educational mobility in Uzbekistan using LiTS 2010, 2016, and 2022-23. The results indicate substantial educational persistence across generations. Descriptive persistence measures rise across waves, but the pooled models do not estimate that change precisely enough to support a firm trend claim. Parental education remains the clearest predictor of children’s educational attainment in the pooled correlates models.</w:t>
+      </w:r>
+    </w:p>
+    <w:p>
+      <w:pPr>
+        <w:pStyle w:val="BodyText"/>
+      </w:pPr>
+      <w:r>
+        <w:t xml:space="preserve">The extension based on the LiTS IV child module shows that pandemic-era learning disruption was widespread and that household support, especially maternal support, was central to learning continuity. Lower parental education appears to be associated with a higher risk that education stopped during COVID, but these patterns should be treated as suggestive due to sample limits.</w:t>
+      </w:r>
+    </w:p>
+    <w:p>
+      <w:pPr>
+        <w:pStyle w:val="BodyText"/>
+      </w:pPr>
+      <w:r>
+        <w:t xml:space="preserve">The broader message is that improving educational mobility in Uzbekistan will require more than expanding formal access. It will require reducing the degree to which family background governs educational trajectories, especially through the unequal household conditions under which children study, recover from shocks, and convert schooling opportunities into completed attainment.</w:t>
+      </w:r>
+    </w:p>
     <w:bookmarkEnd w:id="82"/>
-    <w:bookmarkStart w:id="83" w:name="discussion-and-policy-implications"/>
-    <w:p>
-      <w:pPr>
-        <w:pStyle w:val="Heading2"/>
-      </w:pPr>
-      <w:r>
-        <w:t xml:space="preserve">Discussion and Policy Implications</w:t>
-      </w:r>
-    </w:p>
-    <w:p>
-      <w:pPr>
-        <w:pStyle w:val="FirstParagraph"/>
-      </w:pPr>
-      <w:r>
-        <w:t xml:space="preserve">Three broad conclusions emerge from the analysis.</w:t>
-      </w:r>
-    </w:p>
-    <w:p>
-      <w:pPr>
-        <w:pStyle w:val="BodyText"/>
-      </w:pPr>
-      <w:r>
-        <w:t xml:space="preserve">First, Uzbekistan exhibits substantial intergenerational educational persistence. Descriptive persistence measures rise across waves, but the pooled models do not estimate the change precisely, so the evidence is stronger on levels than on time trends.</w:t>
-      </w:r>
-    </w:p>
-    <w:p>
-      <w:pPr>
-        <w:pStyle w:val="BodyText"/>
-      </w:pPr>
-      <w:r>
-        <w:t xml:space="preserve">Second, parental education is the most consistent predictor in the pooled correlates models. The data provide less clear evidence that migration exposure or multigenerational household structure independently explain mobility once the core controls and fixed effects are added, although these factors may still matter through channels the present specifications do not capture well.</w:t>
-      </w:r>
-    </w:p>
-    <w:p>
-      <w:pPr>
-        <w:pStyle w:val="BodyText"/>
-      </w:pPr>
-      <w:r>
-        <w:t xml:space="preserve">Third, the pandemic mechanism evidence underscores the practical importance of household learning conditions. Device sharing, internet quality, and time- or cost-related constraints were common, and support was overwhelmingly provided by mothers. This suggests that inequality in education is shaped not only by formal access to schools but also by what households can do when schools are disrupted or when learning increasingly depends on home resources.</w:t>
-      </w:r>
-    </w:p>
-    <w:p>
-      <w:pPr>
-        <w:pStyle w:val="BodyText"/>
-      </w:pPr>
-      <w:r>
-        <w:t xml:space="preserve">These findings imply several policy priorities. The first is to reduce the degree to which educational attainment depends on parental background through earlier remedial support, stronger transitions across schooling stages, and wider access to quality secondary and post-secondary pathways. The second is to address spatial and household bottlenecks directly. Even when the pooled urban coefficient is imprecise, the broader pattern points to local infrastructure, service access, and household support conditions as meaningful constraints on mobility.</w:t>
-      </w:r>
-    </w:p>
-    <w:p>
-      <w:pPr>
-        <w:pStyle w:val="BodyText"/>
-      </w:pPr>
-      <w:r>
-        <w:t xml:space="preserve">The third priority is to strengthen household support capacity in periods of disruption. The child module shows that digital inclusion is not only a question of nominal internet access, but also of connection quality, device availability, and adults’ ability to help children learn. A related implication is that education policy should recognize mothers’ support burden as a real part of learning continuity rather than assume that home-based adjustment is costless inside the household.</w:t>
+    <w:bookmarkStart w:id="129" w:name="bibliography"/>
+    <w:p>
+      <w:pPr>
+        <w:pStyle w:val="Heading1"/>
+      </w:pPr>
+      <w:r>
+        <w:t xml:space="preserve">References</w:t>
+      </w:r>
+    </w:p>
+    <w:bookmarkStart w:id="128" w:name="refs"/>
+    <w:bookmarkStart w:id="83" w:name="ref-akarcay_polat_2017"/>
+    <w:p>
+      <w:pPr>
+        <w:pStyle w:val="Bibliography"/>
+      </w:pPr>
+      <w:r>
+        <w:t xml:space="preserve">Akarçay-Gürbüz, Asli, and Seher Polat. 2017.</w:t>
+      </w:r>
+      <w:r>
+        <w:t xml:space="preserve"> </w:t>
+      </w:r>
+      <w:r>
+        <w:t xml:space="preserve">“Schooling Opportunities and Intergenerational Educational Mobility in</w:t>
+      </w:r>
+      <w:r>
+        <w:t xml:space="preserve"> </w:t>
+      </w:r>
+      <w:r>
+        <w:t xml:space="preserve">T</w:t>
+      </w:r>
+      <w:r>
+        <w:t xml:space="preserve">urkey.”</w:t>
+      </w:r>
+      <w:r>
+        <w:t xml:space="preserve"> </w:t>
+      </w:r>
+      <w:r>
+        <w:t xml:space="preserve">Working Paper. Piri Reis University; Yildiz Technical University.</w:t>
       </w:r>
     </w:p>
     <w:bookmarkEnd w:id="83"/>
-    <w:bookmarkStart w:id="84" w:name="limitations"/>
-    <w:p>
-      <w:pPr>
-        <w:pStyle w:val="Heading2"/>
-      </w:pPr>
-      <w:r>
-        <w:t xml:space="preserve">Limitations</w:t>
-      </w:r>
-    </w:p>
-    <w:p>
-      <w:pPr>
-        <w:pStyle w:val="FirstParagraph"/>
-      </w:pPr>
-      <w:r>
-        <w:t xml:space="preserve">This paper has four main limitations.</w:t>
-      </w:r>
-    </w:p>
-    <w:p>
-      <w:pPr>
-        <w:pStyle w:val="BodyText"/>
-      </w:pPr>
-      <w:r>
-        <w:t xml:space="preserve">First, the three LiTS waves are repeated cross-sections rather than a panel, so changes over time should be interpreted as changes in population-level patterns rather than changes within fixed families.</w:t>
-      </w:r>
-    </w:p>
-    <w:p>
-      <w:pPr>
-        <w:pStyle w:val="BodyText"/>
-      </w:pPr>
-      <w:r>
-        <w:t xml:space="preserve">Second, the comparability of some parental education information across waves is imperfect, which is why the rank-based measures are more reliable than some category-based comparisons.</w:t>
-      </w:r>
-    </w:p>
-    <w:p>
-      <w:pPr>
-        <w:pStyle w:val="BodyText"/>
-      </w:pPr>
-      <w:r>
-        <w:t xml:space="preserve">Third, the 2022-23 category-based mobility estimates rely on a much smaller valid denominator than the 2022 rank-based measure. This means the apparent spike in persistence in 2022-23 should be interpreted as suggestive rather than definitive.</w:t>
-      </w:r>
-    </w:p>
-    <w:p>
-      <w:pPr>
-        <w:pStyle w:val="BodyText"/>
-      </w:pPr>
-      <w:r>
-        <w:t xml:space="preserve">Fourth, the pandemic mechanism module is based on a limited child subsample and is not a causal design. It is useful for describing disruption and support patterns, but it should not be treated as evidence of the causal effect of parental education.</w:t>
-      </w:r>
-    </w:p>
-    <w:p>
-      <w:pPr>
-        <w:pStyle w:val="BodyText"/>
-      </w:pPr>
-      <w:r>
-        <w:t xml:space="preserve">These limitations do not undermine the central contribution of the paper, but they do shape the appropriate scope of the conclusions.</w:t>
-      </w:r>
-    </w:p>
-    <w:bookmarkEnd w:id="84"/>
-    <w:bookmarkStart w:id="85" w:name="conclusion"/>
-    <w:p>
-      <w:pPr>
-        <w:pStyle w:val="Heading2"/>
-      </w:pPr>
-      <w:r>
-        <w:t xml:space="preserve">Conclusion</w:t>
-      </w:r>
-    </w:p>
-    <w:p>
-      <w:pPr>
-        <w:pStyle w:val="FirstParagraph"/>
-      </w:pPr>
-      <w:r>
-        <w:t xml:space="preserve">This paper provides structured multi-wave evidence on intergenerational educational mobility in Uzbekistan using LiTS 2010, 2016, and 2022-23. The results indicate substantial educational persistence across generations. Descriptive persistence measures rise across waves, but the pooled models do not estimate that change precisely enough to support a firm trend claim. Parental education remains the clearest predictor of children’s educational attainment in the pooled correlates models.</w:t>
-      </w:r>
-    </w:p>
-    <w:p>
-      <w:pPr>
-        <w:pStyle w:val="BodyText"/>
-      </w:pPr>
-      <w:r>
-        <w:t xml:space="preserve">The extension based on the LiTS IV child module shows that pandemic-era learning disruption was widespread and that household support, especially maternal support, was central to learning continuity. Lower parental education appears to be associated with a higher risk that education stopped during COVID, but these patterns should be treated as suggestive due to sample limits.</w:t>
-      </w:r>
-    </w:p>
-    <w:p>
-      <w:pPr>
-        <w:pStyle w:val="BodyText"/>
-      </w:pPr>
-      <w:r>
-        <w:t xml:space="preserve">The broader message is that improving educational mobility in Uzbekistan will require more than expanding formal access. It will require reducing the degree to which family background governs educational trajectories, especially through the unequal household conditions under which children study, recover from shocks, and convert schooling opportunities into completed attainment.</w:t>
-      </w:r>
-    </w:p>
-    <w:bookmarkEnd w:id="85"/>
-    <w:bookmarkStart w:id="130" w:name="bibliography"/>
-    <w:p>
-      <w:pPr>
-        <w:pStyle w:val="Heading1"/>
-      </w:pPr>
-      <w:r>
-        <w:t xml:space="preserve">References</w:t>
-      </w:r>
-    </w:p>
-    <w:bookmarkStart w:id="129" w:name="refs"/>
-    <w:bookmarkStart w:id="86" w:name="ref-akarcay_polat_2017"/>
+    <w:bookmarkStart w:id="85" w:name="ref-alam_tiwari_2020"/>
     <w:p>
       <w:pPr>
         <w:pStyle w:val="Bibliography"/>
       </w:pPr>
       <w:r>
-        <w:t xml:space="preserve">Akarçay-Gürbüz, Asli, and Seher Polat. 2017.</w:t>
-      </w:r>
-      <w:r>
-        <w:t xml:space="preserve"> </w:t>
-      </w:r>
-      <w:r>
-        <w:t xml:space="preserve">“Schooling Opportunities and Intergenerational Educational Mobility in</w:t>
-      </w:r>
-      <w:r>
-        <w:t xml:space="preserve"> </w:t>
-      </w:r>
-      <w:r>
-        <w:t xml:space="preserve">T</w:t>
-      </w:r>
-      <w:r>
-        <w:t xml:space="preserve">urkey.”</w:t>
-      </w:r>
-      <w:r>
-        <w:t xml:space="preserve"> </w:t>
-      </w:r>
-      <w:r>
-        <w:t xml:space="preserve">Working Paper. Piri Reis University; Yildiz Technical University.</w:t>
-      </w:r>
-    </w:p>
-    <w:bookmarkEnd w:id="86"/>
-    <w:bookmarkStart w:id="88" w:name="ref-alam_tiwari_2020"/>
-    <w:p>
-      <w:pPr>
-        <w:pStyle w:val="Bibliography"/>
-      </w:pPr>
-      <w:r>
         <w:t xml:space="preserve">Alam, Andaleeb, and Priyanka Tiwari. 2020.</w:t>
       </w:r>
       <w:r>
@@ -7452,7 +7384,7 @@
       <w:r>
         <w:t xml:space="preserve"> </w:t>
       </w:r>
-      <w:hyperlink r:id="rId87">
+      <w:hyperlink r:id="rId84">
         <w:r>
           <w:rPr>
             <w:rStyle w:val="Hyperlink"/>
@@ -7464,8 +7396,8 @@
         <w:t xml:space="preserve">.</w:t>
       </w:r>
     </w:p>
-    <w:bookmarkEnd w:id="88"/>
-    <w:bookmarkStart w:id="90" w:name="ref-aydemir_yazici_2019"/>
+    <w:bookmarkEnd w:id="85"/>
+    <w:bookmarkStart w:id="87" w:name="ref-aydemir_yazici_2019"/>
     <w:p>
       <w:pPr>
         <w:pStyle w:val="Bibliography"/>
@@ -7507,7 +7439,7 @@
       <w:r>
         <w:t xml:space="preserve"> </w:t>
       </w:r>
-      <w:hyperlink r:id="rId89">
+      <w:hyperlink r:id="rId86">
         <w:r>
           <w:rPr>
             <w:rStyle w:val="Hyperlink"/>
@@ -7519,8 +7451,8 @@
         <w:t xml:space="preserve">.</w:t>
       </w:r>
     </w:p>
-    <w:bookmarkEnd w:id="90"/>
-    <w:bookmarkStart w:id="92" w:name="ref-bruck_esenaliev_2018"/>
+    <w:bookmarkEnd w:id="87"/>
+    <w:bookmarkStart w:id="89" w:name="ref-bruck_esenaliev_2018"/>
     <w:p>
       <w:pPr>
         <w:pStyle w:val="Bibliography"/>
@@ -7562,7 +7494,7 @@
       <w:r>
         <w:t xml:space="preserve"> </w:t>
       </w:r>
-      <w:hyperlink r:id="rId91">
+      <w:hyperlink r:id="rId88">
         <w:r>
           <w:rPr>
             <w:rStyle w:val="Hyperlink"/>
@@ -7574,8 +7506,8 @@
         <w:t xml:space="preserve">.</w:t>
       </w:r>
     </w:p>
-    <w:bookmarkEnd w:id="92"/>
-    <w:bookmarkStart w:id="94" w:name="ref-causa_johansson_2010"/>
+    <w:bookmarkEnd w:id="89"/>
+    <w:bookmarkStart w:id="91" w:name="ref-causa_johansson_2010"/>
     <w:p>
       <w:pPr>
         <w:pStyle w:val="Bibliography"/>
@@ -7610,7 +7542,7 @@
       <w:r>
         <w:t xml:space="preserve"> </w:t>
       </w:r>
-      <w:hyperlink r:id="rId93">
+      <w:hyperlink r:id="rId90">
         <w:r>
           <w:rPr>
             <w:rStyle w:val="Hyperlink"/>
@@ -7622,8 +7554,8 @@
         <w:t xml:space="preserve">.</w:t>
       </w:r>
     </w:p>
-    <w:bookmarkEnd w:id="94"/>
-    <w:bookmarkStart w:id="95" w:name="ref-chevalier_denny_mcmahon_2009"/>
+    <w:bookmarkEnd w:id="91"/>
+    <w:bookmarkStart w:id="92" w:name="ref-chevalier_denny_mcmahon_2009"/>
     <w:p>
       <w:pPr>
         <w:pStyle w:val="Bibliography"/>
@@ -7657,20 +7589,20 @@
         <w:t xml:space="preserve">, edited by Peter Dolton, Rita Asplund, and Erling Barth. Cheltenham: Edward Elgar.</w:t>
       </w:r>
     </w:p>
-    <w:bookmarkEnd w:id="95"/>
-    <w:bookmarkStart w:id="97" w:name="ref-daniela_etal_2021"/>
+    <w:bookmarkEnd w:id="92"/>
+    <w:bookmarkStart w:id="94" w:name="ref-duong_2024"/>
     <w:p>
       <w:pPr>
         <w:pStyle w:val="Bibliography"/>
       </w:pPr>
       <w:r>
-        <w:t xml:space="preserve">Daniela, Linda, Zanda Rubene, and Arta Rudolfa. 2021.</w:t>
-      </w:r>
-      <w:r>
-        <w:t xml:space="preserve"> </w:t>
-      </w:r>
-      <w:r>
-        <w:t xml:space="preserve">“Parents’ Perspectives on Remote Learning in the Pandemic Context.”</w:t>
+        <w:t xml:space="preserve">Duong, Khanh. 2024.</w:t>
+      </w:r>
+      <w:r>
+        <w:t xml:space="preserve"> </w:t>
+      </w:r>
+      <w:r>
+        <w:t xml:space="preserve">“What Really Matters for Global Intergenerational Mobility?”</w:t>
       </w:r>
       <w:r>
         <w:t xml:space="preserve"> </w:t>
@@ -7680,31 +7612,31 @@
           <w:i/>
           <w:iCs/>
         </w:rPr>
-        <w:t xml:space="preserve">Sustainability</w:t>
-      </w:r>
-      <w:r>
-        <w:t xml:space="preserve"> </w:t>
-      </w:r>
-      <w:r>
-        <w:t xml:space="preserve">13 (7): 3640.</w:t>
-      </w:r>
-      <w:r>
-        <w:t xml:space="preserve"> </w:t>
-      </w:r>
-      <w:hyperlink r:id="rId96">
+        <w:t xml:space="preserve">PLOS ONE</w:t>
+      </w:r>
+      <w:r>
+        <w:t xml:space="preserve"> </w:t>
+      </w:r>
+      <w:r>
+        <w:t xml:space="preserve">19 (6): e0302173.</w:t>
+      </w:r>
+      <w:r>
+        <w:t xml:space="preserve"> </w:t>
+      </w:r>
+      <w:hyperlink r:id="rId93">
         <w:r>
           <w:rPr>
             <w:rStyle w:val="Hyperlink"/>
           </w:rPr>
-          <w:t xml:space="preserve">https://doi.org/10.3390/su13073640</w:t>
+          <w:t xml:space="preserve">https://doi.org/10.1371/journal.pone.0302173</w:t>
         </w:r>
       </w:hyperlink>
       <w:r>
         <w:t xml:space="preserve">.</w:t>
       </w:r>
     </w:p>
-    <w:bookmarkEnd w:id="97"/>
-    <w:bookmarkStart w:id="99" w:name="ref-guell_etal_2018"/>
+    <w:bookmarkEnd w:id="94"/>
+    <w:bookmarkStart w:id="96" w:name="ref-guell_etal_2018"/>
     <w:p>
       <w:pPr>
         <w:pStyle w:val="Bibliography"/>
@@ -7737,7 +7669,7 @@
       <w:r>
         <w:t xml:space="preserve"> </w:t>
       </w:r>
-      <w:hyperlink r:id="rId98">
+      <w:hyperlink r:id="rId95">
         <w:r>
           <w:rPr>
             <w:rStyle w:val="Hyperlink"/>
@@ -7749,8 +7681,8 @@
         <w:t xml:space="preserve">.</w:t>
       </w:r>
     </w:p>
-    <w:bookmarkEnd w:id="99"/>
-    <w:bookmarkStart w:id="101" w:name="ref-hertz_2008"/>
+    <w:bookmarkEnd w:id="96"/>
+    <w:bookmarkStart w:id="98" w:name="ref-hertz_2008"/>
     <w:p>
       <w:pPr>
         <w:pStyle w:val="Bibliography"/>
@@ -7783,7 +7715,7 @@
       <w:r>
         <w:t xml:space="preserve"> </w:t>
       </w:r>
-      <w:hyperlink r:id="rId100">
+      <w:hyperlink r:id="rId97">
         <w:r>
           <w:rPr>
             <w:rStyle w:val="Hyperlink"/>
@@ -7795,8 +7727,8 @@
         <w:t xml:space="preserve">.</w:t>
       </w:r>
     </w:p>
-    <w:bookmarkEnd w:id="101"/>
-    <w:bookmarkStart w:id="103" w:name="ref-iqbal_patrinos_2025"/>
+    <w:bookmarkEnd w:id="98"/>
+    <w:bookmarkStart w:id="100" w:name="ref-iqbal_patrinos_2025"/>
     <w:p>
       <w:pPr>
         <w:pStyle w:val="Bibliography"/>
@@ -7835,7 +7767,7 @@
       <w:r>
         <w:t xml:space="preserve"> </w:t>
       </w:r>
-      <w:hyperlink r:id="rId102">
+      <w:hyperlink r:id="rId99">
         <w:r>
           <w:rPr>
             <w:rStyle w:val="Hyperlink"/>
@@ -7847,20 +7779,20 @@
         <w:t xml:space="preserve">.</w:t>
       </w:r>
     </w:p>
-    <w:bookmarkEnd w:id="103"/>
-    <w:bookmarkStart w:id="105" w:name="ref-knopik_etal_2021"/>
+    <w:bookmarkEnd w:id="100"/>
+    <w:bookmarkStart w:id="102" w:name="ref-munoz_najar_etal_2021"/>
     <w:p>
       <w:pPr>
         <w:pStyle w:val="Bibliography"/>
       </w:pPr>
       <w:r>
-        <w:t xml:space="preserve">Knopik, Tomasz, Agnieszka Blaszczak, Renata Maksymiuk, and Urszula Oszwa. 2021.</w:t>
-      </w:r>
-      <w:r>
-        <w:t xml:space="preserve"> </w:t>
-      </w:r>
-      <w:r>
-        <w:t xml:space="preserve">“Parental Involvement in Remote Learning During the</w:t>
+        <w:t xml:space="preserve">Muñoz-Najar, Alberto, Alison Gilberto, Amer Hasan, Cristobal Cobo, João Pedro Azevedo, and Maryam Akmal. 2021.</w:t>
+      </w:r>
+      <w:r>
+        <w:t xml:space="preserve"> </w:t>
+      </w:r>
+      <w:r>
+        <w:t xml:space="preserve">“Remote Learning During</w:t>
       </w:r>
       <w:r>
         <w:t xml:space="preserve"> </w:t>
@@ -7869,97 +7801,6 @@
         <w:t xml:space="preserve">COVID</w:t>
       </w:r>
       <w:r>
-        <w:t xml:space="preserve">-19 Pandemic: Dominant Approaches and Their Diverse Implications.”</w:t>
-      </w:r>
-      <w:r>
-        <w:t xml:space="preserve"> </w:t>
-      </w:r>
-      <w:r>
-        <w:rPr>
-          <w:i/>
-          <w:iCs/>
-        </w:rPr>
-        <w:t xml:space="preserve">European Journal of Education</w:t>
-      </w:r>
-      <w:r>
-        <w:t xml:space="preserve"> </w:t>
-      </w:r>
-      <w:r>
-        <w:t xml:space="preserve">56 (4): 623–40.</w:t>
-      </w:r>
-      <w:r>
-        <w:t xml:space="preserve"> </w:t>
-      </w:r>
-      <w:hyperlink r:id="rId104">
-        <w:r>
-          <w:rPr>
-            <w:rStyle w:val="Hyperlink"/>
-          </w:rPr>
-          <w:t xml:space="preserve">https://doi.org/10.1111/ejed.12474</w:t>
-        </w:r>
-      </w:hyperlink>
-      <w:r>
-        <w:t xml:space="preserve">.</w:t>
-      </w:r>
-    </w:p>
-    <w:bookmarkEnd w:id="105"/>
-    <w:bookmarkStart w:id="107" w:name="ref-wb_blog_2020"/>
-    <w:p>
-      <w:pPr>
-        <w:pStyle w:val="Bibliography"/>
-      </w:pPr>
-      <w:r>
-        <w:t xml:space="preserve">Meliboeva, Nodira, Harry Anthony Patrinos, and Janssen Teixeira. 2020.</w:t>
-      </w:r>
-      <w:r>
-        <w:t xml:space="preserve"> </w:t>
-      </w:r>
-      <w:r>
-        <w:t xml:space="preserve">“</w:t>
-      </w:r>
-      <w:r>
-        <w:t xml:space="preserve">Uzbekistan</w:t>
-      </w:r>
-      <w:r>
-        <w:t xml:space="preserve">: A Timely Response on Learning During School Closures.”</w:t>
-      </w:r>
-      <w:r>
-        <w:t xml:space="preserve"> </w:t>
-      </w:r>
-      <w:hyperlink r:id="rId106">
-        <w:r>
-          <w:rPr>
-            <w:rStyle w:val="Hyperlink"/>
-          </w:rPr>
-          <w:t xml:space="preserve">https://blogs.worldbank.org/en/europeandcentralasia/uzbekistan-timely-response-learning-during-school-closures</w:t>
-        </w:r>
-      </w:hyperlink>
-      <w:r>
-        <w:t xml:space="preserve">.</w:t>
-      </w:r>
-    </w:p>
-    <w:bookmarkEnd w:id="107"/>
-    <w:bookmarkStart w:id="109" w:name="ref-munoz_najar_etal_2021"/>
-    <w:p>
-      <w:pPr>
-        <w:pStyle w:val="Bibliography"/>
-      </w:pPr>
-      <w:r>
-        <w:t xml:space="preserve">Muñoz-Najar, Alberto, Alison Gilberto, Amer Hasan, Cristobal Cobo, João Pedro Azevedo, and Maryam Akmal. 2021.</w:t>
-      </w:r>
-      <w:r>
-        <w:t xml:space="preserve"> </w:t>
-      </w:r>
-      <w:r>
-        <w:t xml:space="preserve">“Remote Learning During</w:t>
-      </w:r>
-      <w:r>
-        <w:t xml:space="preserve"> </w:t>
-      </w:r>
-      <w:r>
-        <w:t xml:space="preserve">COVID</w:t>
-      </w:r>
-      <w:r>
         <w:t xml:space="preserve">-19: Lessons from Today, Principles for Tomorrow.”</w:t>
       </w:r>
       <w:r>
@@ -7971,7 +7812,7 @@
       <w:r>
         <w:t xml:space="preserve"> </w:t>
       </w:r>
-      <w:hyperlink r:id="rId108">
+      <w:hyperlink r:id="rId101">
         <w:r>
           <w:rPr>
             <w:rStyle w:val="Hyperlink"/>
@@ -7983,8 +7824,8 @@
         <w:t xml:space="preserve">.</w:t>
       </w:r>
     </w:p>
-    <w:bookmarkEnd w:id="109"/>
-    <w:bookmarkStart w:id="111" w:name="ref-neidhoefer_etal_2024"/>
+    <w:bookmarkEnd w:id="102"/>
+    <w:bookmarkStart w:id="104" w:name="ref-neidhoefer_etal_2024"/>
     <w:p>
       <w:pPr>
         <w:pStyle w:val="Bibliography"/>
@@ -8017,7 +7858,7 @@
       <w:r>
         <w:t xml:space="preserve"> </w:t>
       </w:r>
-      <w:hyperlink r:id="rId110">
+      <w:hyperlink r:id="rId103">
         <w:r>
           <w:rPr>
             <w:rStyle w:val="Hyperlink"/>
@@ -8029,8 +7870,8 @@
         <w:t xml:space="preserve">.</w:t>
       </w:r>
     </w:p>
-    <w:bookmarkEnd w:id="111"/>
-    <w:bookmarkStart w:id="113" w:name="ref-razzu_wambile_2022"/>
+    <w:bookmarkEnd w:id="104"/>
+    <w:bookmarkStart w:id="106" w:name="ref-razzu_wambile_2022"/>
     <w:p>
       <w:pPr>
         <w:pStyle w:val="Bibliography"/>
@@ -8078,7 +7919,7 @@
       <w:r>
         <w:t xml:space="preserve"> </w:t>
       </w:r>
-      <w:hyperlink r:id="rId112">
+      <w:hyperlink r:id="rId105">
         <w:r>
           <w:rPr>
             <w:rStyle w:val="Hyperlink"/>
@@ -8090,8 +7931,8 @@
         <w:t xml:space="preserve">.</w:t>
       </w:r>
     </w:p>
-    <w:bookmarkEnd w:id="113"/>
-    <w:bookmarkStart w:id="115" w:name="ref-stromberg_engzell_2025"/>
+    <w:bookmarkEnd w:id="106"/>
+    <w:bookmarkStart w:id="108" w:name="ref-stromberg_engzell_2025"/>
     <w:p>
       <w:pPr>
         <w:pStyle w:val="Bibliography"/>
@@ -8124,7 +7965,7 @@
       <w:r>
         <w:t xml:space="preserve"> </w:t>
       </w:r>
-      <w:hyperlink r:id="rId114">
+      <w:hyperlink r:id="rId107">
         <w:r>
           <w:rPr>
             <w:rStyle w:val="Hyperlink"/>
@@ -8136,8 +7977,8 @@
         <w:t xml:space="preserve">.</w:t>
       </w:r>
     </w:p>
-    <w:bookmarkEnd w:id="115"/>
-    <w:bookmarkStart w:id="117" w:name="ref-torche_2015"/>
+    <w:bookmarkEnd w:id="108"/>
+    <w:bookmarkStart w:id="110" w:name="ref-torche_2015"/>
     <w:p>
       <w:pPr>
         <w:pStyle w:val="Bibliography"/>
@@ -8184,7 +8025,7 @@
       <w:r>
         <w:t xml:space="preserve"> </w:t>
       </w:r>
-      <w:hyperlink r:id="rId116">
+      <w:hyperlink r:id="rId109">
         <w:r>
           <w:rPr>
             <w:rStyle w:val="Hyperlink"/>
@@ -8196,13 +8037,49 @@
         <w:t xml:space="preserve">.</w:t>
       </w:r>
     </w:p>
-    <w:bookmarkEnd w:id="117"/>
-    <w:bookmarkStart w:id="119" w:name="ref-unicef_sitan_2020"/>
+    <w:bookmarkEnd w:id="110"/>
+    <w:bookmarkStart w:id="112" w:name="ref-unicef_compact_2024"/>
     <w:p>
       <w:pPr>
         <w:pStyle w:val="Bibliography"/>
       </w:pPr>
       <w:r>
+        <w:t xml:space="preserve">UNICEF. 2024.</w:t>
+      </w:r>
+      <w:r>
+        <w:t xml:space="preserve"> </w:t>
+      </w:r>
+      <w:r>
+        <w:t xml:space="preserve">“Partnership Compact for Education Reform.”</w:t>
+      </w:r>
+      <w:r>
+        <w:t xml:space="preserve"> </w:t>
+      </w:r>
+      <w:r>
+        <w:t xml:space="preserve">UNICEF Uzbekistan.</w:t>
+      </w:r>
+      <w:r>
+        <w:t xml:space="preserve"> </w:t>
+      </w:r>
+      <w:hyperlink r:id="rId111">
+        <w:r>
+          <w:rPr>
+            <w:rStyle w:val="Hyperlink"/>
+          </w:rPr>
+          <w:t xml:space="preserve">https://www.unicef.org/uzbekistan/en/reports/partnership-compact-education-reform</w:t>
+        </w:r>
+      </w:hyperlink>
+      <w:r>
+        <w:t xml:space="preserve">.</w:t>
+      </w:r>
+    </w:p>
+    <w:bookmarkEnd w:id="112"/>
+    <w:bookmarkStart w:id="114" w:name="ref-unicef_sitan_2020"/>
+    <w:p>
+      <w:pPr>
+        <w:pStyle w:val="Bibliography"/>
+      </w:pPr>
+      <w:r>
         <w:t xml:space="preserve">UNICEF Uzbekistan. 2020.</w:t>
       </w:r>
       <w:r>
@@ -8229,7 +8106,7 @@
       <w:r>
         <w:t xml:space="preserve"> </w:t>
       </w:r>
-      <w:hyperlink r:id="rId118">
+      <w:hyperlink r:id="rId113">
         <w:r>
           <w:rPr>
             <w:rStyle w:val="Hyperlink"/>
@@ -8241,8 +8118,8 @@
         <w:t xml:space="preserve">.</w:t>
       </w:r>
     </w:p>
-    <w:bookmarkEnd w:id="119"/>
-    <w:bookmarkStart w:id="121" w:name="ref-unicef_sitan_2024"/>
+    <w:bookmarkEnd w:id="114"/>
+    <w:bookmarkStart w:id="116" w:name="ref-unicef_sitan_2024"/>
     <w:p>
       <w:pPr>
         <w:pStyle w:val="Bibliography"/>
@@ -8274,7 +8151,7 @@
       <w:r>
         <w:t xml:space="preserve"> </w:t>
       </w:r>
-      <w:hyperlink r:id="rId120">
+      <w:hyperlink r:id="rId115">
         <w:r>
           <w:rPr>
             <w:rStyle w:val="Hyperlink"/>
@@ -8286,8 +8163,63 @@
         <w:t xml:space="preserve">.</w:t>
       </w:r>
     </w:p>
-    <w:bookmarkEnd w:id="121"/>
-    <w:bookmarkStart w:id="122" w:name="ref-verashchagina_2012"/>
+    <w:bookmarkEnd w:id="116"/>
+    <w:bookmarkStart w:id="118" w:name="ref-urbina_2018"/>
+    <w:p>
+      <w:pPr>
+        <w:pStyle w:val="Bibliography"/>
+      </w:pPr>
+      <w:r>
+        <w:t xml:space="preserve">Urbina, Daniela R. 2018.</w:t>
+      </w:r>
+      <w:r>
+        <w:t xml:space="preserve"> </w:t>
+      </w:r>
+      <w:r>
+        <w:t xml:space="preserve">“Intergenerational Educational Mobility During Expansion Reform: Evidence from</w:t>
+      </w:r>
+      <w:r>
+        <w:t xml:space="preserve"> </w:t>
+      </w:r>
+      <w:r>
+        <w:t xml:space="preserve">M</w:t>
+      </w:r>
+      <w:r>
+        <w:t xml:space="preserve">exico.”</w:t>
+      </w:r>
+      <w:r>
+        <w:t xml:space="preserve"> </w:t>
+      </w:r>
+      <w:r>
+        <w:rPr>
+          <w:i/>
+          <w:iCs/>
+        </w:rPr>
+        <w:t xml:space="preserve">Population Research and Policy Review</w:t>
+      </w:r>
+      <w:r>
+        <w:t xml:space="preserve"> </w:t>
+      </w:r>
+      <w:r>
+        <w:t xml:space="preserve">37 (3): 367–417.</w:t>
+      </w:r>
+      <w:r>
+        <w:t xml:space="preserve"> </w:t>
+      </w:r>
+      <w:hyperlink r:id="rId117">
+        <w:r>
+          <w:rPr>
+            <w:rStyle w:val="Hyperlink"/>
+          </w:rPr>
+          <w:t xml:space="preserve">https://doi.org/10.1007/s11113-018-9466-4</w:t>
+        </w:r>
+      </w:hyperlink>
+      <w:r>
+        <w:t xml:space="preserve">.</w:t>
+      </w:r>
+    </w:p>
+    <w:bookmarkEnd w:id="118"/>
+    <w:bookmarkStart w:id="119" w:name="ref-verashchagina_2012"/>
     <w:p>
       <w:pPr>
         <w:pStyle w:val="Bibliography"/>
@@ -8321,8 +8253,8 @@
         <w:t xml:space="preserve">, edited by Giuliana Parodi and Dario Sciulli. AIEL Series in Labour Economics. Heidelberg: Springer.</w:t>
       </w:r>
     </w:p>
-    <w:bookmarkEnd w:id="122"/>
-    <w:bookmarkStart w:id="124" w:name="ref-weide_etal_2024"/>
+    <w:bookmarkEnd w:id="119"/>
+    <w:bookmarkStart w:id="121" w:name="ref-weide_etal_2024"/>
     <w:p>
       <w:pPr>
         <w:pStyle w:val="Bibliography"/>
@@ -8355,7 +8287,7 @@
       <w:r>
         <w:t xml:space="preserve"> </w:t>
       </w:r>
-      <w:hyperlink r:id="rId123">
+      <w:hyperlink r:id="rId120">
         <w:r>
           <w:rPr>
             <w:rStyle w:val="Hyperlink"/>
@@ -8367,14 +8299,50 @@
         <w:t xml:space="preserve">.</w:t>
       </w:r>
     </w:p>
-    <w:bookmarkEnd w:id="124"/>
-    <w:bookmarkStart w:id="126" w:name="ref-wb_uzb_2018"/>
+    <w:bookmarkEnd w:id="121"/>
+    <w:bookmarkStart w:id="123" w:name="ref-wb_modernizing_tertiary_2017"/>
     <w:p>
       <w:pPr>
         <w:pStyle w:val="Bibliography"/>
       </w:pPr>
       <w:r>
-        <w:t xml:space="preserve">World Bank. 2018.</w:t>
+        <w:t xml:space="preserve">World Bank. 2014.</w:t>
+      </w:r>
+      <w:r>
+        <w:t xml:space="preserve"> </w:t>
+      </w:r>
+      <w:r>
+        <w:t xml:space="preserve">“Uzbekistan: Modernizing Tertiary Education.”</w:t>
+      </w:r>
+      <w:r>
+        <w:t xml:space="preserve"> </w:t>
+      </w:r>
+      <w:r>
+        <w:t xml:space="preserve">World Bank.</w:t>
+      </w:r>
+      <w:r>
+        <w:t xml:space="preserve"> </w:t>
+      </w:r>
+      <w:hyperlink r:id="rId122">
+        <w:r>
+          <w:rPr>
+            <w:rStyle w:val="Hyperlink"/>
+          </w:rPr>
+          <w:t xml:space="preserve">https://hdl.handle.net/10986/27992</w:t>
+        </w:r>
+      </w:hyperlink>
+      <w:r>
+        <w:t xml:space="preserve">.</w:t>
+      </w:r>
+    </w:p>
+    <w:bookmarkEnd w:id="123"/>
+    <w:bookmarkStart w:id="125" w:name="ref-wb_uzb_2018"/>
+    <w:p>
+      <w:pPr>
+        <w:pStyle w:val="Bibliography"/>
+      </w:pPr>
+      <w:r>
+        <w:t xml:space="preserve">———. 2018.</w:t>
       </w:r>
       <w:r>
         <w:t xml:space="preserve"> </w:t>
@@ -8391,7 +8359,7 @@
       <w:r>
         <w:t xml:space="preserve"> </w:t>
       </w:r>
-      <w:hyperlink r:id="rId125">
+      <w:hyperlink r:id="rId124">
         <w:r>
           <w:rPr>
             <w:rStyle w:val="Hyperlink"/>
@@ -8403,8 +8371,8 @@
         <w:t xml:space="preserve">.</w:t>
       </w:r>
     </w:p>
-    <w:bookmarkEnd w:id="126"/>
-    <w:bookmarkStart w:id="128" w:name="ref-wb_gender_2024"/>
+    <w:bookmarkEnd w:id="125"/>
+    <w:bookmarkStart w:id="127" w:name="ref-wb_gender_2024"/>
     <w:p>
       <w:pPr>
         <w:pStyle w:val="Bibliography"/>
@@ -8436,7 +8404,7 @@
       <w:r>
         <w:t xml:space="preserve"> </w:t>
       </w:r>
-      <w:hyperlink r:id="rId127">
+      <w:hyperlink r:id="rId126">
         <w:r>
           <w:rPr>
             <w:rStyle w:val="Hyperlink"/>
@@ -8448,9 +8416,9 @@
         <w:t xml:space="preserve">.</w:t>
       </w:r>
     </w:p>
+    <w:bookmarkEnd w:id="127"/>
     <w:bookmarkEnd w:id="128"/>
     <w:bookmarkEnd w:id="129"/>
-    <w:bookmarkEnd w:id="130"/>
     <w:sectPr>
       <w:footnotePr>
         <w:numRestart w:val="eachSect"/>

--- a/outputs/publication/reports/00_main.docx
+++ b/outputs/publication/reports/00_main.docx
@@ -74,7 +74,7 @@
         <w:pStyle w:val="BodyText"/>
       </w:pPr>
       <w:r>
-        <w:t xml:space="preserve">The paper’s contribution is a reproducible multi-wave mobility profile built around descriptive and associational evidence. Descriptive rank-based persistence measures rise from 0.133 in 2010 to 0.299 in 2016 and 0.350 in 2022-23, but pooled models do not estimate that change precisely once controls and fixed effects are added. Category-based rates move in the same direction, yet the 2022-23 categorical estimates rely on only 124 valid observations and therefore receive limited interpretive weight. In pooled correlates models, parental education remains the clearest predictor of attainment, while women record somewhat lower attainment scores conditional on controls. The LiTS IV child module suggests widespread disruption and household-based support, and lower parental education is associated with a higher probability that education stopped during COVID, though the child-module evidence remains suggestive because of sample limits.</w:t>
+        <w:t xml:space="preserve">The paper’s contribution is a reproducible multi-wave mobility profile built around descriptive and associational evidence. The national rank-rank slope rises from 0.133 in 2010 to 0.307 in 2016 and remains elevated at 0.253 in 2022-23. In pooled correlates models, parental rank is positively associated with respondent rank, the 2016 persistence interaction is stronger than in 2010, and parental education remains the clearest predictor of attainment. The LiTS IV child module documents widespread disruption and household-based support, but adjusted parental-education gaps in education stoppage are near zero in the baseline specification and fragile across alternative split rules.</w:t>
       </w:r>
     </w:p>
     <w:p>
@@ -82,7 +82,7 @@
         <w:pStyle w:val="BodyText"/>
       </w:pPr>
       <w:r>
-        <w:t xml:space="preserve">The results point to substantial educational persistence and to the importance of household support conditions, but they do not provide precise model-based evidence of a worsening time trend or a causal pandemic mechanism.</w:t>
+        <w:t xml:space="preserve">The results point to substantial educational persistence and to the importance of household support conditions, but the time profile is clearer between 2010 and 2016 than between 2016 and 2022-23, and the child-module evidence does not identify a causal pandemic mechanism.</w:t>
       </w:r>
     </w:p>
     <w:bookmarkEnd w:id="20"/>
@@ -124,7 +124,7 @@
         <w:pStyle w:val="BodyText"/>
       </w:pPr>
       <w:r>
-        <w:t xml:space="preserve">The claims are intentionally limited by design. Module A is descriptive, Module B is associational, and Module C is a bounded non-causal extension. Descriptive persistence measures rise across waves, but the pooled models do not estimate the change precisely. The paper therefore emphasizes levels, correlates, and household constraints rather than a firm time-trend claim. Section 2 positions the paper in the literature, Section 3 describes the data and measurement choices, Sections 4-7 present the empirical design and results, and Sections 8-10 discuss interpretation, limitations, and conclusion.</w:t>
+        <w:t xml:space="preserve">The claims are intentionally limited by design. Module A is descriptive, Module B is associational, and Module C is a bounded non-causal extension. Descriptive persistence rises sharply from 2010 to 2016 and remains above the 2010 level in 2022-23, while the pooled persistence model indicates a clearer 2016 strengthening than an additional 2022 shift. The paper therefore emphasizes levels, correlates, and household constraints rather than a causal mechanism claim. Section 2 positions the paper in the literature, Section 3 describes the data and measurement choices, Sections 4-7 present the empirical design and results, and Sections 8-10 discuss interpretation, limitations, and conclusion.</w:t>
       </w:r>
     </w:p>
     <w:bookmarkEnd w:id="21"/>
@@ -973,7 +973,7 @@
         <w:pStyle w:val="FirstParagraph"/>
       </w:pPr>
       <w:r>
-        <w:t xml:space="preserve">The paper uses two measurement families built from a single parental-education harmonization rule. LiTS parental-schooling responses vary somewhat across waves in wording and granularity, so all observed mother and father responses are first mapped onto a common six-category ladder: no formal education, primary, lower secondary, upper secondary, post-secondary non-tertiary, and tertiary. When both parents are observed, the analysis uses the higher reported category as the parental education measure; when only one parent’s schooling is available, the observed value is retained. This rule keeps the comparison consistent across waves while limiting attrition from asymmetric parental reporting.</w:t>
+        <w:t xml:space="preserve">The paper uses two measurement families built from a single parental-education harmonization rule. LiTS parental-schooling responses vary somewhat across waves in wording and granularity, so all observed mother and father responses are first mapped onto a common six-category ladder: no formal education, primary, lower secondary, upper secondary, post-secondary non-tertiary, and tertiary. When both parents are observed, the analysis uses the higher reported category as the parental education measure; when only one parent’s schooling is available, the observed value is retained. This rule keeps the comparison consistent across waves while limiting attrition from asymmetric parental reporting. Appendix D2 shows that the rank-based national series is qualitatively stable under alternative parent constructions, although some category-based rates are more sensitive to whether the parent proxy uses the maximum, an average, or a single observed parent.</w:t>
       </w:r>
     </w:p>
     <w:p>
@@ -1099,7 +1099,7 @@
         <w:pStyle w:val="BodyText"/>
       </w:pPr>
       <w:r>
-        <w:t xml:space="preserve">The mechanism sample is much smaller than the full LiTS IV sample. The child-module flow is as follows: 1006 Uzbekistan respondents in LiTS IV, 650 with child-module eligibility information, 186 with a child enrolled before COVID, and 183 with non-missing parental schooling. This extension is therefore used to illustrate patterns rather than to support broad generalization.</w:t>
+        <w:t xml:space="preserve">The mechanism sample is much smaller than the full LiTS IV sample. The child-module flow moves from 1006 Uzbekistan respondents in LiTS IV to 650 with child-module eligibility information, 186 with a child enrolled before COVID, and 183 with non-missing parental schooling. This extension is therefore used to illustrate patterns rather than to support broad generalization.</w:t>
       </w:r>
     </w:p>
     <w:bookmarkEnd w:id="31"/>
@@ -2612,7 +2612,7 @@
         <w:t xml:space="preserve"> </w:t>
       </w:r>
       <w:r>
-        <w:t xml:space="preserve">is a binary child-module outcome. In the main text, the focal case is education stoppage during COVID, so</w:t>
+        <w:t xml:space="preserve">is a binary child-module outcome estimated with a weighted logit model and region fixed effects. In the main text, the focal case is education stoppage during COVID, so</w:t>
       </w:r>
       <w:r>
         <w:t xml:space="preserve"> </w:t>
@@ -2626,7 +2626,7 @@
         <w:t xml:space="preserve"> </w:t>
       </w:r>
       <w:r>
-        <w:t xml:space="preserve">is the conditional difference in stoppage risk between lower- and higher-parent-education households, while</w:t>
+        <w:t xml:space="preserve">is a log-odds coefficient comparing lower- and higher-parent-education households conditional on controls, while</w:t>
       </w:r>
       <w:r>
         <w:t xml:space="preserve"> </w:t>
@@ -2640,7 +2640,7 @@
         <w:t xml:space="preserve"> </w:t>
       </w:r>
       <w:r>
-        <w:t xml:space="preserve">indicates whether that gap differs between urban and non-urban households. Parallel estimates for online switching, school closure without online learning, and the broad remote-learning-challenge indicator are reported in the appendix. These regressions are descriptive heterogeneity exercises rather than identification strategies.</w:t>
+        <w:t xml:space="preserve">indicates whether that log-odds gap differs between urban and non-urban households. Parallel estimates for online switching, school closure without online learning, and the broad remote-learning-challenge indicator are reported in the appendix. These regressions are descriptive heterogeneity exercises rather than identification strategies.</w:t>
       </w:r>
     </w:p>
     <w:bookmarkEnd w:id="35"/>
@@ -2685,7 +2685,7 @@
         <w:t xml:space="preserve"> </w:t>
       </w:r>
       <w:r>
-        <w:t xml:space="preserve">establishes the analytical base by wave. The age-restricted Uzbekistan LiTS samples contain 1,157 respondents in 2010, 1,240 in 2016, and 797 in 2022-23. The 2022-23 wave is notably more female in the harmonized adult sample, while the cohort mix remains centered on the younger and middle adult cohorts in all three surveys.</w:t>
+        <w:t xml:space="preserve">establishes the analytical base by wave. The age-restricted Uzbekistan LiTS samples contain 1,157 respondents in 2010, 1,240 in 2016, and 794 in 2022-23. The 2022-23 wave is somewhat more female in the unweighted analytical sample, although the weighted estimation sample is much closer to balanced, while the cohort mix remains centered on the younger and middle adult cohorts in all three surveys.</w:t>
       </w:r>
     </w:p>
     <w:p>
@@ -2693,7 +2693,7 @@
         <w:pStyle w:val="BodyText"/>
       </w:pPr>
       <w:r>
-        <w:t xml:space="preserve">The more consequential descriptive issue is completeness rather than headline sample size. Missingness in respondents’ own education rises to 74.3 percent in 2022-23, and missingness in parental education reaches 65.9 percent, which helps explain why category-based mobility denominators deteriorate more sharply than the rank-based sample in the latest wave.</w:t>
+        <w:t xml:space="preserve">The more consequential descriptive issue is now uncertainty rather than missingness. After harmonization, respondents’ own education is fully observed in all three waves, while parental education remains observed for 81.1 percent of the 2010 sample, 95.6 percent of the 2016 sample, and 98.1 percent of the 2022-23 sample. The latest-wave caution therefore comes less from a collapsing denominator than from wider confidence intervals in subgroup and regional descriptives.</w:t>
       </w:r>
     </w:p>
     <w:tbl>
@@ -2910,20 +2910,20 @@
                     <w:jc w:val="center"/>
                   </w:pPr>
                   <w:r>
-                    <w:t xml:space="preserve">16.7 percent</w:t>
-                  </w:r>
-                </w:p>
-              </w:tc>
-              <w:tc>
-                <w:tcPr/>
-                <w:p>
-                  <w:pPr>
-                    <w:pStyle w:val="Compact"/>
-                    <w:jc w:val="left"/>
-                    <w:jc w:val="center"/>
-                  </w:pPr>
-                  <w:r>
-                    <w:t xml:space="preserve">38.2 percent</w:t>
+                    <w:t xml:space="preserve">0.0 percent</w:t>
+                  </w:r>
+                </w:p>
+              </w:tc>
+              <w:tc>
+                <w:tcPr/>
+                <w:p>
+                  <w:pPr>
+                    <w:pStyle w:val="Compact"/>
+                    <w:jc w:val="left"/>
+                    <w:jc w:val="center"/>
+                  </w:pPr>
+                  <w:r>
+                    <w:t xml:space="preserve">18.9 percent</w:t>
                   </w:r>
                 </w:p>
               </w:tc>
@@ -3003,20 +3003,20 @@
                     <w:jc w:val="center"/>
                   </w:pPr>
                   <w:r>
-                    <w:t xml:space="preserve">45.9 percent</w:t>
-                  </w:r>
-                </w:p>
-              </w:tc>
-              <w:tc>
-                <w:tcPr/>
-                <w:p>
-                  <w:pPr>
-                    <w:pStyle w:val="Compact"/>
-                    <w:jc w:val="left"/>
-                    <w:jc w:val="center"/>
-                  </w:pPr>
-                  <w:r>
-                    <w:t xml:space="preserve">47.2 percent</w:t>
+                    <w:t xml:space="preserve">0.0 percent</w:t>
+                  </w:r>
+                </w:p>
+              </w:tc>
+              <w:tc>
+                <w:tcPr/>
+                <w:p>
+                  <w:pPr>
+                    <w:pStyle w:val="Compact"/>
+                    <w:jc w:val="left"/>
+                    <w:jc w:val="center"/>
+                  </w:pPr>
+                  <w:r>
+                    <w:t xml:space="preserve">4.4 percent</w:t>
                   </w:r>
                 </w:p>
               </w:tc>
@@ -3044,72 +3044,72 @@
                     <w:jc w:val="center"/>
                   </w:pPr>
                   <w:r>
-                    <w:t xml:space="preserve">797</w:t>
-                  </w:r>
-                </w:p>
-              </w:tc>
-              <w:tc>
-                <w:tcPr/>
-                <w:p>
-                  <w:pPr>
-                    <w:pStyle w:val="Compact"/>
-                    <w:jc w:val="left"/>
-                    <w:jc w:val="center"/>
-                  </w:pPr>
-                  <w:r>
-                    <w:t xml:space="preserve">91.2 percent</w:t>
-                  </w:r>
-                </w:p>
-              </w:tc>
-              <w:tc>
-                <w:tcPr/>
-                <w:p>
-                  <w:pPr>
-                    <w:pStyle w:val="Compact"/>
-                    <w:jc w:val="left"/>
-                    <w:jc w:val="center"/>
-                  </w:pPr>
-                  <w:r>
-                    <w:t xml:space="preserve">36.4 percent</w:t>
-                  </w:r>
-                </w:p>
-              </w:tc>
-              <w:tc>
-                <w:tcPr/>
-                <w:p>
-                  <w:pPr>
-                    <w:pStyle w:val="Compact"/>
-                    <w:jc w:val="left"/>
-                    <w:jc w:val="center"/>
-                  </w:pPr>
-                  <w:r>
-                    <w:t xml:space="preserve">32.6 / 29.1 / 23.7 / 14.6</w:t>
-                  </w:r>
-                </w:p>
-              </w:tc>
-              <w:tc>
-                <w:tcPr/>
-                <w:p>
-                  <w:pPr>
-                    <w:pStyle w:val="Compact"/>
-                    <w:jc w:val="left"/>
-                    <w:jc w:val="center"/>
-                  </w:pPr>
-                  <w:r>
-                    <w:t xml:space="preserve">74.3 percent</w:t>
-                  </w:r>
-                </w:p>
-              </w:tc>
-              <w:tc>
-                <w:tcPr/>
-                <w:p>
-                  <w:pPr>
-                    <w:pStyle w:val="Compact"/>
-                    <w:jc w:val="left"/>
-                    <w:jc w:val="center"/>
-                  </w:pPr>
-                  <w:r>
-                    <w:t xml:space="preserve">65.9 percent</w:t>
+                    <w:t xml:space="preserve">794</w:t>
+                  </w:r>
+                </w:p>
+              </w:tc>
+              <w:tc>
+                <w:tcPr/>
+                <w:p>
+                  <w:pPr>
+                    <w:pStyle w:val="Compact"/>
+                    <w:jc w:val="left"/>
+                    <w:jc w:val="center"/>
+                  </w:pPr>
+                  <w:r>
+                    <w:t xml:space="preserve">66.9 percent</w:t>
+                  </w:r>
+                </w:p>
+              </w:tc>
+              <w:tc>
+                <w:tcPr/>
+                <w:p>
+                  <w:pPr>
+                    <w:pStyle w:val="Compact"/>
+                    <w:jc w:val="left"/>
+                    <w:jc w:val="center"/>
+                  </w:pPr>
+                  <w:r>
+                    <w:t xml:space="preserve">36.5 percent</w:t>
+                  </w:r>
+                </w:p>
+              </w:tc>
+              <w:tc>
+                <w:tcPr/>
+                <w:p>
+                  <w:pPr>
+                    <w:pStyle w:val="Compact"/>
+                    <w:jc w:val="left"/>
+                    <w:jc w:val="center"/>
+                  </w:pPr>
+                  <w:r>
+                    <w:t xml:space="preserve">32.7 / 29.2 / 23.4 / 14.6</w:t>
+                  </w:r>
+                </w:p>
+              </w:tc>
+              <w:tc>
+                <w:tcPr/>
+                <w:p>
+                  <w:pPr>
+                    <w:pStyle w:val="Compact"/>
+                    <w:jc w:val="left"/>
+                    <w:jc w:val="center"/>
+                  </w:pPr>
+                  <w:r>
+                    <w:t xml:space="preserve">0.0 percent</w:t>
+                  </w:r>
+                </w:p>
+              </w:tc>
+              <w:tc>
+                <w:tcPr/>
+                <w:p>
+                  <w:pPr>
+                    <w:pStyle w:val="Compact"/>
+                    <w:jc w:val="left"/>
+                    <w:jc w:val="center"/>
+                  </w:pPr>
+                  <w:r>
+                    <w:t xml:space="preserve">1.9 percent</w:t>
                   </w:r>
                 </w:p>
               </w:tc>
@@ -3142,7 +3142,7 @@
         <w:t xml:space="preserve"> </w:t>
       </w:r>
       <w:r>
-        <w:t xml:space="preserve">combines the published Tier A sample and completeness outputs with simple analytical-sample composition shares from the harmonized LiTS file; the main takeaway is that the descriptive section rests on usable national samples in every wave, but 2022-23 has substantially weaker education completeness than the earlier surveys.</w:t>
+        <w:t xml:space="preserve">combines the published Tier A sample and completeness outputs with simple analytical-sample composition shares from the harmonized LiTS file; the main takeaway is that the descriptive section rests on usable national samples in every wave and that the harmonized adult sample retains broad parental-education coverage even in 2022-23.</w:t>
       </w:r>
     </w:p>
     <w:bookmarkEnd w:id="38"/>
@@ -3203,13 +3203,13 @@
           <w:b/>
           <w:bCs/>
         </w:rPr>
-        <w:t xml:space="preserve">0.299</w:t>
-      </w:r>
-      <w:r>
-        <w:t xml:space="preserve"> </w:t>
-      </w:r>
-      <w:r>
-        <w:t xml:space="preserve">in 2016 and</w:t>
+        <w:t xml:space="preserve">0.307</w:t>
+      </w:r>
+      <w:r>
+        <w:t xml:space="preserve"> </w:t>
+      </w:r>
+      <w:r>
+        <w:t xml:space="preserve">in 2016 and remains at</w:t>
       </w:r>
       <w:r>
         <w:t xml:space="preserve"> </w:t>
@@ -3219,13 +3219,13 @@
           <w:b/>
           <w:bCs/>
         </w:rPr>
-        <w:t xml:space="preserve">0.350</w:t>
-      </w:r>
-      <w:r>
-        <w:t xml:space="preserve"> </w:t>
-      </w:r>
-      <w:r>
-        <w:t xml:space="preserve">in 2022-23, while the category-based measures move in the same direction but with much thinner support in the latest wave.</w:t>
+        <w:t xml:space="preserve">0.253</w:t>
+      </w:r>
+      <w:r>
+        <w:t xml:space="preserve"> </w:t>
+      </w:r>
+      <w:r>
+        <w:t xml:space="preserve">in 2022-23; the corresponding 95 percent confidence intervals are [0.075, 0.190], [0.254, 0.359], and [0.195, 0.310]. Category-based rates tell a similar broad story, with persistence rising and downward mobility falling in the later waves.</w:t>
       </w:r>
     </w:p>
     <w:p>
@@ -3233,7 +3233,7 @@
         <w:pStyle w:val="BodyText"/>
       </w:pPr>
       <w:r>
-        <w:t xml:space="preserve">The 2022-23 category profile therefore remains strictly secondary. The valid denominator for the 2022 rank-rank slope is 782, whereas the valid denominator for the 2022 category-based rates is only 124. As a result, the rank-based series is the paper’s preferred descriptive benchmark across waves.</w:t>
+        <w:t xml:space="preserve">The harmonized denominator is now aligned across the rank and category measures within each wave. In 2022-23, both the rank-rank slope and the category-based rates rely on 779 valid observations. The main caution is therefore inferential rather than mechanical: the 2022 national estimates remain noisier than the 2016 values, and several subgroup or regional intervals are wide.</w:t>
       </w:r>
     </w:p>
     <w:tbl>
@@ -3271,12 +3271,12 @@
               <w:tblLook w:firstRow="1" w:lastRow="0" w:firstColumn="0" w:lastColumn="0" w:noHBand="0" w:noVBand="0" w:val="0020"/>
             </w:tblPr>
             <w:tblGrid>
-              <w:gridCol w:w="653"/>
-              <w:gridCol w:w="1306"/>
-              <w:gridCol w:w="1306"/>
-              <w:gridCol w:w="1469"/>
-              <w:gridCol w:w="1061"/>
-              <w:gridCol w:w="2122"/>
+              <w:gridCol w:w="720"/>
+              <w:gridCol w:w="2250"/>
+              <w:gridCol w:w="1440"/>
+              <w:gridCol w:w="1620"/>
+              <w:gridCol w:w="1170"/>
+              <w:gridCol w:w="720"/>
             </w:tblGrid>
             <w:tr>
               <w:trPr>
@@ -3304,7 +3304,7 @@
                     <w:jc w:val="center"/>
                   </w:pPr>
                   <w:r>
-                    <w:t xml:space="preserve">Rank-rank slope</w:t>
+                    <w:t xml:space="preserve">Rank-rank slope (95% CI)</w:t>
                   </w:r>
                 </w:p>
               </w:tc>
@@ -3356,7 +3356,7 @@
                     <w:jc w:val="center"/>
                   </w:pPr>
                   <w:r>
-                    <w:t xml:space="preserve">Valid N (rank / category)</w:t>
+                    <w:t xml:space="preserve">Valid N</w:t>
                   </w:r>
                 </w:p>
               </w:tc>
@@ -3384,59 +3384,59 @@
                     <w:jc w:val="center"/>
                   </w:pPr>
                   <w:r>
-                    <w:t xml:space="preserve">0.133</w:t>
-                  </w:r>
-                </w:p>
-              </w:tc>
-              <w:tc>
-                <w:tcPr/>
-                <w:p>
-                  <w:pPr>
-                    <w:pStyle w:val="Compact"/>
-                    <w:jc w:val="left"/>
-                    <w:jc w:val="center"/>
-                  </w:pPr>
-                  <w:r>
-                    <w:t xml:space="preserve">26.2 percent</w:t>
-                  </w:r>
-                </w:p>
-              </w:tc>
-              <w:tc>
-                <w:tcPr/>
-                <w:p>
-                  <w:pPr>
-                    <w:pStyle w:val="Compact"/>
-                    <w:jc w:val="left"/>
-                    <w:jc w:val="center"/>
-                  </w:pPr>
-                  <w:r>
-                    <w:t xml:space="preserve">13.5 percent</w:t>
-                  </w:r>
-                </w:p>
-              </w:tc>
-              <w:tc>
-                <w:tcPr/>
-                <w:p>
-                  <w:pPr>
-                    <w:pStyle w:val="Compact"/>
-                    <w:jc w:val="left"/>
-                    <w:jc w:val="center"/>
-                  </w:pPr>
-                  <w:r>
-                    <w:t xml:space="preserve">60.3 percent</w:t>
-                  </w:r>
-                </w:p>
-              </w:tc>
-              <w:tc>
-                <w:tcPr/>
-                <w:p>
-                  <w:pPr>
-                    <w:pStyle w:val="Compact"/>
-                    <w:jc w:val="left"/>
-                    <w:jc w:val="center"/>
-                  </w:pPr>
-                  <w:r>
-                    <w:t xml:space="preserve">936 / 612</w:t>
+                    <w:t xml:space="preserve">0.133 [0.075, 0.190]</w:t>
+                  </w:r>
+                </w:p>
+              </w:tc>
+              <w:tc>
+                <w:tcPr/>
+                <w:p>
+                  <w:pPr>
+                    <w:pStyle w:val="Compact"/>
+                    <w:jc w:val="left"/>
+                    <w:jc w:val="center"/>
+                  </w:pPr>
+                  <w:r>
+                    <w:t xml:space="preserve">30.5 percent</w:t>
+                  </w:r>
+                </w:p>
+              </w:tc>
+              <w:tc>
+                <w:tcPr/>
+                <w:p>
+                  <w:pPr>
+                    <w:pStyle w:val="Compact"/>
+                    <w:jc w:val="left"/>
+                    <w:jc w:val="center"/>
+                  </w:pPr>
+                  <w:r>
+                    <w:t xml:space="preserve">25.4 percent</w:t>
+                  </w:r>
+                </w:p>
+              </w:tc>
+              <w:tc>
+                <w:tcPr/>
+                <w:p>
+                  <w:pPr>
+                    <w:pStyle w:val="Compact"/>
+                    <w:jc w:val="left"/>
+                    <w:jc w:val="center"/>
+                  </w:pPr>
+                  <w:r>
+                    <w:t xml:space="preserve">44.1 percent</w:t>
+                  </w:r>
+                </w:p>
+              </w:tc>
+              <w:tc>
+                <w:tcPr/>
+                <w:p>
+                  <w:pPr>
+                    <w:pStyle w:val="Compact"/>
+                    <w:jc w:val="left"/>
+                    <w:jc w:val="center"/>
+                  </w:pPr>
+                  <w:r>
+                    <w:t xml:space="preserve">936</w:t>
                   </w:r>
                 </w:p>
               </w:tc>
@@ -3464,59 +3464,59 @@
                     <w:jc w:val="center"/>
                   </w:pPr>
                   <w:r>
-                    <w:t xml:space="preserve">0.299</w:t>
-                  </w:r>
-                </w:p>
-              </w:tc>
-              <w:tc>
-                <w:tcPr/>
-                <w:p>
-                  <w:pPr>
-                    <w:pStyle w:val="Compact"/>
-                    <w:jc w:val="left"/>
-                    <w:jc w:val="center"/>
-                  </w:pPr>
-                  <w:r>
-                    <w:t xml:space="preserve">24.7 percent</w:t>
-                  </w:r>
-                </w:p>
-              </w:tc>
-              <w:tc>
-                <w:tcPr/>
-                <w:p>
-                  <w:pPr>
-                    <w:pStyle w:val="Compact"/>
-                    <w:jc w:val="left"/>
-                    <w:jc w:val="center"/>
-                  </w:pPr>
-                  <w:r>
-                    <w:t xml:space="preserve">5.8 percent</w:t>
-                  </w:r>
-                </w:p>
-              </w:tc>
-              <w:tc>
-                <w:tcPr/>
-                <w:p>
-                  <w:pPr>
-                    <w:pStyle w:val="Compact"/>
-                    <w:jc w:val="left"/>
-                    <w:jc w:val="center"/>
-                  </w:pPr>
-                  <w:r>
-                    <w:t xml:space="preserve">69.5 percent</w:t>
-                  </w:r>
-                </w:p>
-              </w:tc>
-              <w:tc>
-                <w:tcPr/>
-                <w:p>
-                  <w:pPr>
-                    <w:pStyle w:val="Compact"/>
-                    <w:jc w:val="left"/>
-                    <w:jc w:val="center"/>
-                  </w:pPr>
-                  <w:r>
-                    <w:t xml:space="preserve">1,186 / 439</w:t>
+                    <w:t xml:space="preserve">0.307 [0.254, 0.359]</w:t>
+                  </w:r>
+                </w:p>
+              </w:tc>
+              <w:tc>
+                <w:tcPr/>
+                <w:p>
+                  <w:pPr>
+                    <w:pStyle w:val="Compact"/>
+                    <w:jc w:val="left"/>
+                    <w:jc w:val="center"/>
+                  </w:pPr>
+                  <w:r>
+                    <w:t xml:space="preserve">25.6 percent</w:t>
+                  </w:r>
+                </w:p>
+              </w:tc>
+              <w:tc>
+                <w:tcPr/>
+                <w:p>
+                  <w:pPr>
+                    <w:pStyle w:val="Compact"/>
+                    <w:jc w:val="left"/>
+                    <w:jc w:val="center"/>
+                  </w:pPr>
+                  <w:r>
+                    <w:t xml:space="preserve">18.1 percent</w:t>
+                  </w:r>
+                </w:p>
+              </w:tc>
+              <w:tc>
+                <w:tcPr/>
+                <w:p>
+                  <w:pPr>
+                    <w:pStyle w:val="Compact"/>
+                    <w:jc w:val="left"/>
+                    <w:jc w:val="center"/>
+                  </w:pPr>
+                  <w:r>
+                    <w:t xml:space="preserve">56.3 percent</w:t>
+                  </w:r>
+                </w:p>
+              </w:tc>
+              <w:tc>
+                <w:tcPr/>
+                <w:p>
+                  <w:pPr>
+                    <w:pStyle w:val="Compact"/>
+                    <w:jc w:val="left"/>
+                    <w:jc w:val="center"/>
+                  </w:pPr>
+                  <w:r>
+                    <w:t xml:space="preserve">1,186</w:t>
                   </w:r>
                 </w:p>
               </w:tc>
@@ -3544,59 +3544,59 @@
                     <w:jc w:val="center"/>
                   </w:pPr>
                   <w:r>
-                    <w:t xml:space="preserve">0.350</w:t>
-                  </w:r>
-                </w:p>
-              </w:tc>
-              <w:tc>
-                <w:tcPr/>
-                <w:p>
-                  <w:pPr>
-                    <w:pStyle w:val="Compact"/>
-                    <w:jc w:val="left"/>
-                    <w:jc w:val="center"/>
-                  </w:pPr>
-                  <w:r>
-                    <w:t xml:space="preserve">3.0 percent</w:t>
-                  </w:r>
-                </w:p>
-              </w:tc>
-              <w:tc>
-                <w:tcPr/>
-                <w:p>
-                  <w:pPr>
-                    <w:pStyle w:val="Compact"/>
-                    <w:jc w:val="left"/>
-                    <w:jc w:val="center"/>
-                  </w:pPr>
-                  <w:r>
-                    <w:t xml:space="preserve">1.6 percent</w:t>
-                  </w:r>
-                </w:p>
-              </w:tc>
-              <w:tc>
-                <w:tcPr/>
-                <w:p>
-                  <w:pPr>
-                    <w:pStyle w:val="Compact"/>
-                    <w:jc w:val="left"/>
-                    <w:jc w:val="center"/>
-                  </w:pPr>
-                  <w:r>
-                    <w:t xml:space="preserve">95.3 percent</w:t>
-                  </w:r>
-                </w:p>
-              </w:tc>
-              <w:tc>
-                <w:tcPr/>
-                <w:p>
-                  <w:pPr>
-                    <w:pStyle w:val="Compact"/>
-                    <w:jc w:val="left"/>
-                    <w:jc w:val="center"/>
-                  </w:pPr>
-                  <w:r>
-                    <w:t xml:space="preserve">782 / 124</w:t>
+                    <w:t xml:space="preserve">0.253 [0.195, 0.310]</w:t>
+                  </w:r>
+                </w:p>
+              </w:tc>
+              <w:tc>
+                <w:tcPr/>
+                <w:p>
+                  <w:pPr>
+                    <w:pStyle w:val="Compact"/>
+                    <w:jc w:val="left"/>
+                    <w:jc w:val="center"/>
+                  </w:pPr>
+                  <w:r>
+                    <w:t xml:space="preserve">24.6 percent</w:t>
+                  </w:r>
+                </w:p>
+              </w:tc>
+              <w:tc>
+                <w:tcPr/>
+                <w:p>
+                  <w:pPr>
+                    <w:pStyle w:val="Compact"/>
+                    <w:jc w:val="left"/>
+                    <w:jc w:val="center"/>
+                  </w:pPr>
+                  <w:r>
+                    <w:t xml:space="preserve">8.1 percent</w:t>
+                  </w:r>
+                </w:p>
+              </w:tc>
+              <w:tc>
+                <w:tcPr/>
+                <w:p>
+                  <w:pPr>
+                    <w:pStyle w:val="Compact"/>
+                    <w:jc w:val="left"/>
+                    <w:jc w:val="center"/>
+                  </w:pPr>
+                  <w:r>
+                    <w:t xml:space="preserve">67.3 percent</w:t>
+                  </w:r>
+                </w:p>
+              </w:tc>
+              <w:tc>
+                <w:tcPr/>
+                <w:p>
+                  <w:pPr>
+                    <w:pStyle w:val="Compact"/>
+                    <w:jc w:val="left"/>
+                    <w:jc w:val="center"/>
+                  </w:pPr>
+                  <w:r>
+                    <w:t xml:space="preserve">779</w:t>
                   </w:r>
                 </w:p>
               </w:tc>
@@ -3663,7 +3663,7 @@
         <w:t xml:space="preserve"> </w:t>
       </w:r>
       <w:r>
-        <w:t xml:space="preserve">tell the same high-level story: educational persistence is substantial in every wave, and the rise in descriptive persistence is clearer in the rank-based series than in the much thinner 2022-23 category measures. The main takeaway is that descriptive persistence measures rise across waves, but pooled models do not estimate the change precisely.</w:t>
+        <w:t xml:space="preserve">tell the same high-level story: educational persistence is substantial in every wave, the steepest descriptive increase occurs between 2010 and 2016, and the 2022-23 profile remains more persistent than the 2010 baseline without clearly exceeding the 2016 peak once uncertainty is shown.</w:t>
       </w:r>
     </w:p>
     <w:tbl>
@@ -3869,7 +3869,7 @@
         <w:pStyle w:val="BodyText"/>
       </w:pPr>
       <w:r>
-        <w:t xml:space="preserve">The 2022-23 transition matrix is too sparse to serve as a persuasive main-text exhibit. Only the upper-secondary parental-origin row clears the reporting threshold, and within that row the table shows 98.3 percent persistence out of 121 valid cases. The main takeaway is that the transition evidence reinforces high persistence in the upper-middle of the education ladder, while the latest-wave category detail is too sparse to anchor a time-trend claim.</w:t>
+        <w:t xml:space="preserve">The 2022-23 transition matrix remains thin at the lowest parental origins, but it is no longer confined to a single usable row. The tertiary parental-origin row shows 87.3 percent same-category persistence out of 503 valid cases, while the upper-secondary parental-origin row shows 63.0 percent movement into tertiary and 36.4 percent same-category persistence out of 263 valid cases. The main takeaway is that the transition evidence reinforces strong persistence at the top of the ladder while lower-origin 2022 rows remain too sparse for fine-grained inference.</w:t>
       </w:r>
     </w:p>
     <w:tbl>
@@ -4055,46 +4055,46 @@
                     <w:jc w:val="center"/>
                   </w:pPr>
                   <w:r>
-                    <w:t xml:space="preserve">3.1 percent</w:t>
-                  </w:r>
-                </w:p>
-              </w:tc>
-              <w:tc>
-                <w:tcPr/>
-                <w:p>
-                  <w:pPr>
-                    <w:pStyle w:val="Compact"/>
-                    <w:jc w:val="left"/>
-                    <w:jc w:val="center"/>
-                  </w:pPr>
-                  <w:r>
-                    <w:t xml:space="preserve">22.7 percent</w:t>
-                  </w:r>
-                </w:p>
-              </w:tc>
-              <w:tc>
-                <w:tcPr/>
-                <w:p>
-                  <w:pPr>
-                    <w:pStyle w:val="Compact"/>
-                    <w:jc w:val="left"/>
-                    <w:jc w:val="center"/>
-                  </w:pPr>
-                  <w:r>
-                    <w:t xml:space="preserve">74.3 percent</w:t>
-                  </w:r>
-                </w:p>
-              </w:tc>
-              <w:tc>
-                <w:tcPr/>
-                <w:p>
-                  <w:pPr>
-                    <w:pStyle w:val="Compact"/>
-                    <w:jc w:val="left"/>
-                    <w:jc w:val="center"/>
-                  </w:pPr>
-                  <w:r>
-                    <w:t xml:space="preserve">42</w:t>
+                    <w:t xml:space="preserve">2.7 percent</w:t>
+                  </w:r>
+                </w:p>
+              </w:tc>
+              <w:tc>
+                <w:tcPr/>
+                <w:p>
+                  <w:pPr>
+                    <w:pStyle w:val="Compact"/>
+                    <w:jc w:val="left"/>
+                    <w:jc w:val="center"/>
+                  </w:pPr>
+                  <w:r>
+                    <w:t xml:space="preserve">20.1 percent</w:t>
+                  </w:r>
+                </w:p>
+              </w:tc>
+              <w:tc>
+                <w:tcPr/>
+                <w:p>
+                  <w:pPr>
+                    <w:pStyle w:val="Compact"/>
+                    <w:jc w:val="left"/>
+                    <w:jc w:val="center"/>
+                  </w:pPr>
+                  <w:r>
+                    <w:t xml:space="preserve">65.6 percent</w:t>
+                  </w:r>
+                </w:p>
+              </w:tc>
+              <w:tc>
+                <w:tcPr/>
+                <w:p>
+                  <w:pPr>
+                    <w:pStyle w:val="Compact"/>
+                    <w:jc w:val="left"/>
+                    <w:jc w:val="center"/>
+                  </w:pPr>
+                  <w:r>
+                    <w:t xml:space="preserve">48</w:t>
                   </w:r>
                 </w:p>
               </w:tc>
@@ -4148,46 +4148,46 @@
                     <w:jc w:val="center"/>
                   </w:pPr>
                   <w:r>
-                    <w:t xml:space="preserve">0.7 percent</w:t>
-                  </w:r>
-                </w:p>
-              </w:tc>
-              <w:tc>
-                <w:tcPr/>
-                <w:p>
-                  <w:pPr>
-                    <w:pStyle w:val="Compact"/>
-                    <w:jc w:val="left"/>
-                    <w:jc w:val="center"/>
-                  </w:pPr>
-                  <w:r>
-                    <w:t xml:space="preserve">29.3 percent</w:t>
-                  </w:r>
-                </w:p>
-              </w:tc>
-              <w:tc>
-                <w:tcPr/>
-                <w:p>
-                  <w:pPr>
-                    <w:pStyle w:val="Compact"/>
-                    <w:jc w:val="left"/>
-                    <w:jc w:val="center"/>
-                  </w:pPr>
-                  <w:r>
-                    <w:t xml:space="preserve">70.0 percent</w:t>
-                  </w:r>
-                </w:p>
-              </w:tc>
-              <w:tc>
-                <w:tcPr/>
-                <w:p>
-                  <w:pPr>
-                    <w:pStyle w:val="Compact"/>
-                    <w:jc w:val="left"/>
-                    <w:jc w:val="center"/>
-                  </w:pPr>
-                  <w:r>
-                    <w:t xml:space="preserve">198</w:t>
+                    <w:t xml:space="preserve">0.6 percent</w:t>
+                  </w:r>
+                </w:p>
+              </w:tc>
+              <w:tc>
+                <w:tcPr/>
+                <w:p>
+                  <w:pPr>
+                    <w:pStyle w:val="Compact"/>
+                    <w:jc w:val="left"/>
+                    <w:jc w:val="center"/>
+                  </w:pPr>
+                  <w:r>
+                    <w:t xml:space="preserve">25.5 percent</w:t>
+                  </w:r>
+                </w:p>
+              </w:tc>
+              <w:tc>
+                <w:tcPr/>
+                <w:p>
+                  <w:pPr>
+                    <w:pStyle w:val="Compact"/>
+                    <w:jc w:val="left"/>
+                    <w:jc w:val="center"/>
+                  </w:pPr>
+                  <w:r>
+                    <w:t xml:space="preserve">60.9 percent</w:t>
+                  </w:r>
+                </w:p>
+              </w:tc>
+              <w:tc>
+                <w:tcPr/>
+                <w:p>
+                  <w:pPr>
+                    <w:pStyle w:val="Compact"/>
+                    <w:jc w:val="left"/>
+                    <w:jc w:val="center"/>
+                  </w:pPr>
+                  <w:r>
+                    <w:t xml:space="preserve">232</w:t>
                   </w:r>
                 </w:p>
               </w:tc>
@@ -4254,33 +4254,33 @@
                     <w:jc w:val="center"/>
                   </w:pPr>
                   <w:r>
-                    <w:t xml:space="preserve">20.6 percent</w:t>
-                  </w:r>
-                </w:p>
-              </w:tc>
-              <w:tc>
-                <w:tcPr/>
-                <w:p>
-                  <w:pPr>
-                    <w:pStyle w:val="Compact"/>
-                    <w:jc w:val="left"/>
-                    <w:jc w:val="center"/>
-                  </w:pPr>
-                  <w:r>
-                    <w:t xml:space="preserve">79.4 percent</w:t>
-                  </w:r>
-                </w:p>
-              </w:tc>
-              <w:tc>
-                <w:tcPr/>
-                <w:p>
-                  <w:pPr>
-                    <w:pStyle w:val="Compact"/>
-                    <w:jc w:val="left"/>
-                    <w:jc w:val="center"/>
-                  </w:pPr>
-                  <w:r>
-                    <w:t xml:space="preserve">372</w:t>
+                    <w:t xml:space="preserve">18.0 percent</w:t>
+                  </w:r>
+                </w:p>
+              </w:tc>
+              <w:tc>
+                <w:tcPr/>
+                <w:p>
+                  <w:pPr>
+                    <w:pStyle w:val="Compact"/>
+                    <w:jc w:val="left"/>
+                    <w:jc w:val="center"/>
+                  </w:pPr>
+                  <w:r>
+                    <w:t xml:space="preserve">69.7 percent</w:t>
+                  </w:r>
+                </w:p>
+              </w:tc>
+              <w:tc>
+                <w:tcPr/>
+                <w:p>
+                  <w:pPr>
+                    <w:pStyle w:val="Compact"/>
+                    <w:jc w:val="left"/>
+                    <w:jc w:val="center"/>
+                  </w:pPr>
+                  <w:r>
+                    <w:t xml:space="preserve">433</w:t>
                   </w:r>
                 </w:p>
               </w:tc>
@@ -4347,33 +4347,33 @@
                     <w:jc w:val="center"/>
                   </w:pPr>
                   <w:r>
-                    <w:t xml:space="preserve">Suppressed</w:t>
-                  </w:r>
-                </w:p>
-              </w:tc>
-              <w:tc>
-                <w:tcPr/>
-                <w:p>
-                  <w:pPr>
-                    <w:pStyle w:val="Compact"/>
-                    <w:jc w:val="left"/>
-                    <w:jc w:val="center"/>
-                  </w:pPr>
-                  <w:r>
-                    <w:t xml:space="preserve">Suppressed</w:t>
-                  </w:r>
-                </w:p>
-              </w:tc>
-              <w:tc>
-                <w:tcPr/>
-                <w:p>
-                  <w:pPr>
-                    <w:pStyle w:val="Compact"/>
-                    <w:jc w:val="left"/>
-                    <w:jc w:val="center"/>
-                  </w:pPr>
-                  <w:r>
-                    <w:t xml:space="preserve">26</w:t>
+                    <w:t xml:space="preserve">14.2 percent</w:t>
+                  </w:r>
+                </w:p>
+              </w:tc>
+              <w:tc>
+                <w:tcPr/>
+                <w:p>
+                  <w:pPr>
+                    <w:pStyle w:val="Compact"/>
+                    <w:jc w:val="left"/>
+                    <w:jc w:val="center"/>
+                  </w:pPr>
+                  <w:r>
+                    <w:t xml:space="preserve">56.1 percent</w:t>
+                  </w:r>
+                </w:p>
+              </w:tc>
+              <w:tc>
+                <w:tcPr/>
+                <w:p>
+                  <w:pPr>
+                    <w:pStyle w:val="Compact"/>
+                    <w:jc w:val="left"/>
+                    <w:jc w:val="center"/>
+                  </w:pPr>
+                  <w:r>
+                    <w:t xml:space="preserve">39</w:t>
                   </w:r>
                 </w:p>
               </w:tc>
@@ -4440,33 +4440,33 @@
                     <w:jc w:val="center"/>
                   </w:pPr>
                   <w:r>
-                    <w:t xml:space="preserve">25.7 percent</w:t>
-                  </w:r>
-                </w:p>
-              </w:tc>
-              <w:tc>
-                <w:tcPr/>
-                <w:p>
-                  <w:pPr>
-                    <w:pStyle w:val="Compact"/>
-                    <w:jc w:val="left"/>
-                    <w:jc w:val="center"/>
-                  </w:pPr>
-                  <w:r>
-                    <w:t xml:space="preserve">74.3 percent</w:t>
-                  </w:r>
-                </w:p>
-              </w:tc>
-              <w:tc>
-                <w:tcPr/>
-                <w:p>
-                  <w:pPr>
-                    <w:pStyle w:val="Compact"/>
-                    <w:jc w:val="left"/>
-                    <w:jc w:val="center"/>
-                  </w:pPr>
-                  <w:r>
-                    <w:t xml:space="preserve">122</w:t>
+                    <w:t xml:space="preserve">17.1 percent</w:t>
+                  </w:r>
+                </w:p>
+              </w:tc>
+              <w:tc>
+                <w:tcPr/>
+                <w:p>
+                  <w:pPr>
+                    <w:pStyle w:val="Compact"/>
+                    <w:jc w:val="left"/>
+                    <w:jc w:val="center"/>
+                  </w:pPr>
+                  <w:r>
+                    <w:t xml:space="preserve">49.6 percent</w:t>
+                  </w:r>
+                </w:p>
+              </w:tc>
+              <w:tc>
+                <w:tcPr/>
+                <w:p>
+                  <w:pPr>
+                    <w:pStyle w:val="Compact"/>
+                    <w:jc w:val="left"/>
+                    <w:jc w:val="center"/>
+                  </w:pPr>
+                  <w:r>
+                    <w:t xml:space="preserve">187</w:t>
                   </w:r>
                 </w:p>
               </w:tc>
@@ -4533,33 +4533,33 @@
                     <w:jc w:val="center"/>
                   </w:pPr>
                   <w:r>
-                    <w:t xml:space="preserve">8.5 percent</w:t>
-                  </w:r>
-                </w:p>
-              </w:tc>
-              <w:tc>
-                <w:tcPr/>
-                <w:p>
-                  <w:pPr>
-                    <w:pStyle w:val="Compact"/>
-                    <w:jc w:val="left"/>
-                    <w:jc w:val="center"/>
-                  </w:pPr>
-                  <w:r>
-                    <w:t xml:space="preserve">91.5 percent</w:t>
-                  </w:r>
-                </w:p>
-              </w:tc>
-              <w:tc>
-                <w:tcPr/>
-                <w:p>
-                  <w:pPr>
-                    <w:pStyle w:val="Compact"/>
-                    <w:jc w:val="left"/>
-                    <w:jc w:val="center"/>
-                  </w:pPr>
-                  <w:r>
-                    <w:t xml:space="preserve">291</w:t>
+                    <w:t xml:space="preserve">6.0 percent</w:t>
+                  </w:r>
+                </w:p>
+              </w:tc>
+              <w:tc>
+                <w:tcPr/>
+                <w:p>
+                  <w:pPr>
+                    <w:pStyle w:val="Compact"/>
+                    <w:jc w:val="left"/>
+                    <w:jc w:val="center"/>
+                  </w:pPr>
+                  <w:r>
+                    <w:t xml:space="preserve">64.3 percent</w:t>
+                  </w:r>
+                </w:p>
+              </w:tc>
+              <w:tc>
+                <w:tcPr/>
+                <w:p>
+                  <w:pPr>
+                    <w:pStyle w:val="Compact"/>
+                    <w:jc w:val="left"/>
+                    <w:jc w:val="center"/>
+                  </w:pPr>
+                  <w:r>
+                    <w:t xml:space="preserve">429</w:t>
                   </w:r>
                 </w:p>
               </w:tc>
@@ -4637,7 +4637,7 @@
           <w:b/>
           <w:bCs/>
         </w:rPr>
-        <w:t xml:space="preserve">0.409</w:t>
+        <w:t xml:space="preserve">0.196</w:t>
       </w:r>
       <w:r>
         <w:t xml:space="preserve"> </w:t>
@@ -4748,7 +4748,7 @@
         <w:pStyle w:val="FirstParagraph"/>
       </w:pPr>
       <w:r>
-        <w:t xml:space="preserve">Regional dispersion is most legible in the rank-based measure, because the 2022 category-based regional outputs are sparse for most origin cells. Figure</w:t>
+        <w:t xml:space="preserve">Regional dispersion is most legible in the rank-based measure, because the 2022 category-based regional outputs remain sparse for many origin cells. Figure</w:t>
       </w:r>
       <w:r>
         <w:t xml:space="preserve"> </w:t>
@@ -4775,10 +4775,10 @@
           <w:b/>
           <w:bCs/>
         </w:rPr>
-        <w:t xml:space="preserve">0.350</w:t>
-      </w:r>
-      <w:r>
-        <w:t xml:space="preserve">. The highest observed persistence appears in Andijan region at</w:t>
+        <w:t xml:space="preserve">0.253</w:t>
+      </w:r>
+      <w:r>
+        <w:t xml:space="preserve">. The highest observed persistence appears in Tashkent city at</w:t>
       </w:r>
       <w:r>
         <w:t xml:space="preserve"> </w:t>
@@ -4788,10 +4788,10 @@
           <w:b/>
           <w:bCs/>
         </w:rPr>
-        <w:t xml:space="preserve">0.592</w:t>
-      </w:r>
-      <w:r>
-        <w:t xml:space="preserve">, while Surkhandarya region sits at</w:t>
+        <w:t xml:space="preserve">0.734</w:t>
+      </w:r>
+      <w:r>
+        <w:t xml:space="preserve">, while Khorezm region sits near</w:t>
       </w:r>
       <w:r>
         <w:t xml:space="preserve"> </w:t>
@@ -4801,10 +4801,10 @@
           <w:b/>
           <w:bCs/>
         </w:rPr>
-        <w:t xml:space="preserve">0.124</w:t>
-      </w:r>
-      <w:r>
-        <w:t xml:space="preserve">.</w:t>
+        <w:t xml:space="preserve">0.036</w:t>
+      </w:r>
+      <w:r>
+        <w:t xml:space="preserve">. These regional differences are descriptive and several intervals remain wide, so they should be read as dispersion rather than ranked certainty.</w:t>
       </w:r>
     </w:p>
     <w:tbl>
@@ -4891,7 +4891,7 @@
         <w:pStyle w:val="BodyText"/>
       </w:pPr>
       <w:r>
-        <w:t xml:space="preserve">The main takeaway is that regional differences are descriptively large enough to matter for interpretation, even though the paper does not treat them as identified regional effects.</w:t>
+        <w:t xml:space="preserve">The main takeaway is that regional differences are descriptively large enough to matter for interpretation, even though the paper does not treat them as identified regional effects and several regional estimates remain imprecise.</w:t>
       </w:r>
     </w:p>
     <w:bookmarkEnd w:id="60"/>
@@ -4934,7 +4934,7 @@
         <w:pStyle w:val="BodyText"/>
       </w:pPr>
       <w:r>
-        <w:t xml:space="preserve">The companion gender split is not promoted to the main text because the 2022-23 male denominator for category-based upward mobility is only 11, which makes that panel less informative than the urban-rural comparison.</w:t>
+        <w:t xml:space="preserve">The companion gender split is not promoted to the main text because the 2022-23 male category-mobility sample is only 260 with a weighted effective N of about 164.9, which makes that panel less informative than the urban-rural comparison.</w:t>
       </w:r>
     </w:p>
     <w:tbl>
@@ -5050,7 +5050,7 @@
         <w:pStyle w:val="FirstParagraph"/>
       </w:pPr>
       <w:r>
-        <w:t xml:space="preserve">The pooled rank-based persistence model does not provide precise evidence that persistence changed relative to 2010 once controls and fixed effects are added. The coefficient on parental rank is positive at</w:t>
+        <w:t xml:space="preserve">The pooled rank-based persistence model shows a clear positive association between parental rank and respondent rank. The coefficient on parental rank is</w:t>
       </w:r>
       <w:r>
         <w:t xml:space="preserve"> </w:t>
@@ -5060,36 +5060,10 @@
           <w:b/>
           <w:bCs/>
         </w:rPr>
-        <w:t xml:space="preserve">0.080</w:t>
-      </w:r>
-      <w:r>
-        <w:t xml:space="preserve">, but the interaction terms for 2016 and 2022 relative to 2010 are imprecisely estimated in this specification.</w:t>
-      </w:r>
-    </w:p>
-    <w:p>
-      <w:pPr>
-        <w:pStyle w:val="BodyText"/>
-      </w:pPr>
-      <w:r>
-        <w:t xml:space="preserve">This result matters for interpretation. The descriptive by-wave rank-rank slopes clearly rise across the three surveys, but once the model adds region, cohort, wave fixed effects, and the selected covariates, the change in persistence over time is estimated less precisely. That suggests that part of the raw trend may reflect shifts in composition or limited power rather than a simple structural break. Descriptive persistence measures rise across waves, but pooled models do not estimate the change precisely.</w:t>
-      </w:r>
-    </w:p>
-    <w:bookmarkEnd w:id="68"/>
-    <w:bookmarkStart w:id="69" w:name="attainment-score-model"/>
-    <w:p>
-      <w:pPr>
-        <w:pStyle w:val="Heading3"/>
-      </w:pPr>
-      <w:r>
-        <w:t xml:space="preserve">Attainment-Score Model</w:t>
-      </w:r>
-    </w:p>
-    <w:p>
-      <w:pPr>
-        <w:pStyle w:val="FirstParagraph"/>
-      </w:pPr>
-      <w:r>
-        <w:t xml:space="preserve">The attainment-score regression shows a robust positive association between parental education and own educational attainment. The coefficient on parental education score is</w:t>
+        <w:t xml:space="preserve">0.146</w:t>
+      </w:r>
+      <w:r>
+        <w:t xml:space="preserve">, the interaction with 2016 is positive and precisely estimated at</w:t>
       </w:r>
       <w:r>
         <w:t xml:space="preserve"> </w:t>
@@ -5099,21 +5073,10 @@
           <w:b/>
           <w:bCs/>
         </w:rPr>
-        <w:t xml:space="preserve">0.082</w:t>
-      </w:r>
-      <w:r>
-        <w:t xml:space="preserve"> </w:t>
-      </w:r>
-      <w:r>
-        <w:t xml:space="preserve">and is precisely estimated. This is the clearest correlates result in the paper: better-educated parents are associated with higher educational attainment among adult children even after adding fixed effects and the active covariates.</w:t>
-      </w:r>
-    </w:p>
-    <w:p>
-      <w:pPr>
-        <w:pStyle w:val="BodyText"/>
-      </w:pPr>
-      <w:r>
-        <w:t xml:space="preserve">Among the covariates, the female coefficient is negative at</w:t>
+        <w:t xml:space="preserve">0.164</w:t>
+      </w:r>
+      <w:r>
+        <w:t xml:space="preserve">, and the additional 2022 interaction is also positive but only marginally estimated at</w:t>
       </w:r>
       <w:r>
         <w:t xml:space="preserve"> </w:t>
@@ -5123,20 +5086,28 @@
           <w:b/>
           <w:bCs/>
         </w:rPr>
-        <w:t xml:space="preserve">-0.045</w:t>
-      </w:r>
-      <w:r>
-        <w:t xml:space="preserve">, while the urban coefficient is positive but not estimated precisely. Migration exposure and multigenerational household structure are also imprecisely estimated in this specification. The central correlates result is that parental educational background remains the strongest and most stable predictor in the pooled attainment model.</w:t>
-      </w:r>
-    </w:p>
-    <w:bookmarkEnd w:id="69"/>
-    <w:bookmarkStart w:id="70" w:name="upward-mobility-models"/>
+        <w:t xml:space="preserve">0.107</w:t>
+      </w:r>
+      <w:r>
+        <w:t xml:space="preserve">.</w:t>
+      </w:r>
+    </w:p>
+    <w:p>
+      <w:pPr>
+        <w:pStyle w:val="BodyText"/>
+      </w:pPr>
+      <w:r>
+        <w:t xml:space="preserve">This result sharpens the descriptive reading. Once the model adds region, cohort, wave fixed effects, and the selected covariates, the data support a stronger parent-child gradient in 2016 than in 2010, while the 2022-23 gradient remains above the 2010 baseline but is less clearly distinguished from the 2016 level. The pooled evidence therefore supports persistence and a mid-period strengthening more clearly than a monotonic worsening in every later wave.</w:t>
+      </w:r>
+    </w:p>
+    <w:bookmarkEnd w:id="68"/>
+    <w:bookmarkStart w:id="69" w:name="attainment-score-model"/>
     <w:p>
       <w:pPr>
         <w:pStyle w:val="Heading3"/>
       </w:pPr>
       <w:r>
-        <w:t xml:space="preserve">Upward Mobility Models</w:t>
+        <w:t xml:space="preserve">Attainment-Score Model</w:t>
       </w:r>
     </w:p>
     <w:p>
@@ -5144,7 +5115,7 @@
         <w:pStyle w:val="FirstParagraph"/>
       </w:pPr>
       <w:r>
-        <w:t xml:space="preserve">The upward-mobility linear probability models are useful mainly for showing where upward transitions are mechanically more likely. Relative to the upper-secondary reference group, respondents from primary-educated households and lower-secondary households have much higher estimated probabilities of upward mobility, with coefficients of</w:t>
+        <w:t xml:space="preserve">The attainment-score regression shows a robust positive association between parental education and own educational attainment. The coefficient on parental education score is</w:t>
       </w:r>
       <w:r>
         <w:t xml:space="preserve"> </w:t>
@@ -5154,13 +5125,21 @@
           <w:b/>
           <w:bCs/>
         </w:rPr>
-        <w:t xml:space="preserve">0.974</w:t>
-      </w:r>
-      <w:r>
-        <w:t xml:space="preserve"> </w:t>
-      </w:r>
-      <w:r>
-        <w:t xml:space="preserve">and</w:t>
+        <w:t xml:space="preserve">0.244</w:t>
+      </w:r>
+      <w:r>
+        <w:t xml:space="preserve"> </w:t>
+      </w:r>
+      <w:r>
+        <w:t xml:space="preserve">and is precisely estimated. This is the clearest correlates result in the paper: better-educated parents are associated with higher educational attainment among adult children even after adding fixed effects and the active covariates.</w:t>
+      </w:r>
+    </w:p>
+    <w:p>
+      <w:pPr>
+        <w:pStyle w:val="BodyText"/>
+      </w:pPr>
+      <w:r>
+        <w:t xml:space="preserve">Among the non-parental covariates, none is precisely estimated in the current pooled specification. The female coefficient is slightly negative at</w:t>
       </w:r>
       <w:r>
         <w:t xml:space="preserve"> </w:t>
@@ -5170,28 +5149,20 @@
           <w:b/>
           <w:bCs/>
         </w:rPr>
-        <w:t xml:space="preserve">0.736</w:t>
-      </w:r>
-      <w:r>
-        <w:t xml:space="preserve">, respectively.</w:t>
-      </w:r>
-    </w:p>
-    <w:p>
-      <w:pPr>
-        <w:pStyle w:val="BodyText"/>
-      </w:pPr>
-      <w:r>
-        <w:t xml:space="preserve">The non-parental covariates in the upward-mobility models are weaker. Urban residence is close to zero, the female coefficient is negative but only modestly estimated, migration exposure is not precise, and multigenerational household structure is positive but not strongly estimated. In substantive terms, the upward-mobility models mostly reflect where households begin in the parental education ladder rather than strong independent roles for the additional covariates.</w:t>
-      </w:r>
-    </w:p>
-    <w:bookmarkEnd w:id="70"/>
-    <w:bookmarkStart w:id="72" w:name="heterogeneity-in-persistence"/>
+        <w:t xml:space="preserve">-0.026</w:t>
+      </w:r>
+      <w:r>
+        <w:t xml:space="preserve">, while urban residence, migration exposure, and multigenerational household structure are likewise imprecisely estimated. The central correlates result is therefore narrow: parental educational background remains the strongest and most stable predictor in the pooled attainment model.</w:t>
+      </w:r>
+    </w:p>
+    <w:bookmarkEnd w:id="69"/>
+    <w:bookmarkStart w:id="70" w:name="upward-mobility-models"/>
     <w:p>
       <w:pPr>
         <w:pStyle w:val="Heading3"/>
       </w:pPr>
       <w:r>
-        <w:t xml:space="preserve">Heterogeneity in Persistence</w:t>
+        <w:t xml:space="preserve">Upward Mobility Models</w:t>
       </w:r>
     </w:p>
     <w:p>
@@ -5199,7 +5170,7 @@
         <w:pStyle w:val="FirstParagraph"/>
       </w:pPr>
       <w:r>
-        <w:t xml:space="preserve">The persistence heterogeneity model shows a strong positive association between parental education score and the probability of remaining in the same education category as one’s parents. The coefficient on parental education score is</w:t>
+        <w:t xml:space="preserve">The upward-mobility linear probability models are useful mainly for showing where upward transitions are mechanically more likely. Relative to the upper-secondary reference group, respondents from primary-educated households and lower-secondary households have much higher estimated probabilities of upward mobility, with coefficients of</w:t>
       </w:r>
       <w:r>
         <w:t xml:space="preserve"> </w:t>
@@ -5209,21 +5180,13 @@
           <w:b/>
           <w:bCs/>
         </w:rPr>
-        <w:t xml:space="preserve">0.512</w:t>
-      </w:r>
-      <w:r>
-        <w:t xml:space="preserve"> </w:t>
-      </w:r>
-      <w:r>
-        <w:t xml:space="preserve">and is precisely estimated.</w:t>
-      </w:r>
-    </w:p>
-    <w:p>
-      <w:pPr>
-        <w:pStyle w:val="BodyText"/>
-      </w:pPr>
-      <w:r>
-        <w:t xml:space="preserve">There is suggestive heterogeneity by subgroup. The interaction between parent education and urban residence is positive at</w:t>
+        <w:t xml:space="preserve">0.681</w:t>
+      </w:r>
+      <w:r>
+        <w:t xml:space="preserve"> </w:t>
+      </w:r>
+      <w:r>
+        <w:t xml:space="preserve">and</w:t>
       </w:r>
       <w:r>
         <w:t xml:space="preserve"> </w:t>
@@ -5233,10 +5196,36 @@
           <w:b/>
           <w:bCs/>
         </w:rPr>
-        <w:t xml:space="preserve">0.076</w:t>
-      </w:r>
-      <w:r>
-        <w:t xml:space="preserve">, while the interaction between parent education and female is negative at</w:t>
+        <w:t xml:space="preserve">0.494</w:t>
+      </w:r>
+      <w:r>
+        <w:t xml:space="preserve">, respectively.</w:t>
+      </w:r>
+    </w:p>
+    <w:p>
+      <w:pPr>
+        <w:pStyle w:val="BodyText"/>
+      </w:pPr>
+      <w:r>
+        <w:t xml:space="preserve">The non-parental covariates in the upward-mobility models are weaker. Urban residence is close to zero, migration exposure is not precisely estimated, and multigenerational household structure is negligible. The one clearer non-parental pattern is a lower upward-mobility probability for women conditional on the same controls. In substantive terms, the upward-mobility models still mostly reflect where households begin in the parental education ladder rather than strong independent roles for the additional covariates.</w:t>
+      </w:r>
+    </w:p>
+    <w:bookmarkEnd w:id="70"/>
+    <w:bookmarkStart w:id="72" w:name="heterogeneity-in-persistence"/>
+    <w:p>
+      <w:pPr>
+        <w:pStyle w:val="Heading3"/>
+      </w:pPr>
+      <w:r>
+        <w:t xml:space="preserve">Heterogeneity in Persistence</w:t>
+      </w:r>
+    </w:p>
+    <w:p>
+      <w:pPr>
+        <w:pStyle w:val="FirstParagraph"/>
+      </w:pPr>
+      <w:r>
+        <w:t xml:space="preserve">The persistence heterogeneity model shows a positive association between parental education score and the probability of remaining in the same education category as one’s parents. The coefficient on parental education score is</w:t>
       </w:r>
       <w:r>
         <w:t xml:space="preserve"> </w:t>
@@ -5246,10 +5235,13 @@
           <w:b/>
           <w:bCs/>
         </w:rPr>
-        <w:t xml:space="preserve">-0.081</w:t>
-      </w:r>
-      <w:r>
-        <w:t xml:space="preserve">. By contrast, the interaction between parent education and the 2022 wave is not precisely estimated.</w:t>
+        <w:t xml:space="preserve">0.088</w:t>
+      </w:r>
+      <w:r>
+        <w:t xml:space="preserve"> </w:t>
+      </w:r>
+      <w:r>
+        <w:t xml:space="preserve">and is precisely estimated.</w:t>
       </w:r>
     </w:p>
     <w:p>
@@ -5257,7 +5249,23 @@
         <w:pStyle w:val="BodyText"/>
       </w:pPr>
       <w:r>
-        <w:t xml:space="preserve">A cautious reading is that parental education translates into same-category persistence across the entire sample, but the strength of that translation may vary by subgroup. In this dataset, the strongest subgroup signal points to weaker persistence among women and somewhat stronger persistence in urban settings. The broader result, however, remains the overall persistence gradient by parental education. Table</w:t>
+        <w:t xml:space="preserve">The interaction pattern differs from the earlier draft. The urban and female interaction terms are small and not precisely estimated, while the interaction between parent education and the 2022 wave is positive at</w:t>
+      </w:r>
+      <w:r>
+        <w:t xml:space="preserve"> </w:t>
+      </w:r>
+      <w:r>
+        <w:rPr>
+          <w:b/>
+          <w:bCs/>
+        </w:rPr>
+        <w:t xml:space="preserve">0.158</w:t>
+      </w:r>
+      <w:r>
+        <w:t xml:space="preserve"> </w:t>
+      </w:r>
+      <w:r>
+        <w:t xml:space="preserve">and precisely estimated. A cautious reading is that parental education translates into same-category persistence across the full sample, and that this translation is stronger in 2022-23 than in the earlier pooled baseline, but there is little evidence here of separate urban or female heterogeneity in that persistence gradient. Table</w:t>
       </w:r>
       <w:r>
         <w:t xml:space="preserve"> </w:t>
@@ -5446,33 +5454,33 @@
                     <w:jc w:val="center"/>
                   </w:pPr>
                   <w:r>
-                    <w:t xml:space="preserve">0.080</w:t>
-                  </w:r>
-                </w:p>
-              </w:tc>
-              <w:tc>
-                <w:tcPr/>
-                <w:p>
-                  <w:pPr>
-                    <w:pStyle w:val="Compact"/>
-                    <w:jc w:val="left"/>
-                    <w:jc w:val="center"/>
-                  </w:pPr>
-                  <w:r>
-                    <w:t xml:space="preserve">0.058</w:t>
-                  </w:r>
-                </w:p>
-              </w:tc>
-              <w:tc>
-                <w:tcPr/>
-                <w:p>
-                  <w:pPr>
-                    <w:pStyle w:val="Compact"/>
-                    <w:jc w:val="left"/>
-                    <w:jc w:val="center"/>
-                  </w:pPr>
-                  <w:r>
-                    <w:t xml:space="preserve">0.179</w:t>
+                    <w:t xml:space="preserve">0.146</w:t>
+                  </w:r>
+                </w:p>
+              </w:tc>
+              <w:tc>
+                <w:tcPr/>
+                <w:p>
+                  <w:pPr>
+                    <w:pStyle w:val="Compact"/>
+                    <w:jc w:val="left"/>
+                    <w:jc w:val="center"/>
+                  </w:pPr>
+                  <w:r>
+                    <w:t xml:space="preserve">0.036</w:t>
+                  </w:r>
+                </w:p>
+              </w:tc>
+              <w:tc>
+                <w:tcPr/>
+                <w:p>
+                  <w:pPr>
+                    <w:pStyle w:val="Compact"/>
+                    <w:jc w:val="left"/>
+                    <w:jc w:val="center"/>
+                  </w:pPr>
+                  <w:r>
+                    <w:t xml:space="preserve">&lt;0.001</w:t>
                   </w:r>
                 </w:p>
               </w:tc>
@@ -5526,33 +5534,33 @@
                     <w:jc w:val="center"/>
                   </w:pPr>
                   <w:r>
-                    <w:t xml:space="preserve">0.057</w:t>
-                  </w:r>
-                </w:p>
-              </w:tc>
-              <w:tc>
-                <w:tcPr/>
-                <w:p>
-                  <w:pPr>
-                    <w:pStyle w:val="Compact"/>
-                    <w:jc w:val="left"/>
-                    <w:jc w:val="center"/>
-                  </w:pPr>
-                  <w:r>
-                    <w:t xml:space="preserve">0.132</w:t>
-                  </w:r>
-                </w:p>
-              </w:tc>
-              <w:tc>
-                <w:tcPr/>
-                <w:p>
-                  <w:pPr>
-                    <w:pStyle w:val="Compact"/>
-                    <w:jc w:val="left"/>
-                    <w:jc w:val="center"/>
-                  </w:pPr>
-                  <w:r>
-                    <w:t xml:space="preserve">0.670</w:t>
+                    <w:t xml:space="preserve">0.164</w:t>
+                  </w:r>
+                </w:p>
+              </w:tc>
+              <w:tc>
+                <w:tcPr/>
+                <w:p>
+                  <w:pPr>
+                    <w:pStyle w:val="Compact"/>
+                    <w:jc w:val="left"/>
+                    <w:jc w:val="center"/>
+                  </w:pPr>
+                  <w:r>
+                    <w:t xml:space="preserve">0.046</w:t>
+                  </w:r>
+                </w:p>
+              </w:tc>
+              <w:tc>
+                <w:tcPr/>
+                <w:p>
+                  <w:pPr>
+                    <w:pStyle w:val="Compact"/>
+                    <w:jc w:val="left"/>
+                    <w:jc w:val="center"/>
+                  </w:pPr>
+                  <w:r>
+                    <w:t xml:space="preserve">0.002</w:t>
                   </w:r>
                 </w:p>
               </w:tc>
@@ -5606,33 +5614,33 @@
                     <w:jc w:val="center"/>
                   </w:pPr>
                   <w:r>
-                    <w:t xml:space="preserve">-0.028</w:t>
-                  </w:r>
-                </w:p>
-              </w:tc>
-              <w:tc>
-                <w:tcPr/>
-                <w:p>
-                  <w:pPr>
-                    <w:pStyle w:val="Compact"/>
-                    <w:jc w:val="left"/>
-                    <w:jc w:val="center"/>
-                  </w:pPr>
-                  <w:r>
-                    <w:t xml:space="preserve">0.067</w:t>
-                  </w:r>
-                </w:p>
-              </w:tc>
-              <w:tc>
-                <w:tcPr/>
-                <w:p>
-                  <w:pPr>
-                    <w:pStyle w:val="Compact"/>
-                    <w:jc w:val="left"/>
-                    <w:jc w:val="center"/>
-                  </w:pPr>
-                  <w:r>
-                    <w:t xml:space="preserve">0.680</w:t>
+                    <w:t xml:space="preserve">0.107</w:t>
+                  </w:r>
+                </w:p>
+              </w:tc>
+              <w:tc>
+                <w:tcPr/>
+                <w:p>
+                  <w:pPr>
+                    <w:pStyle w:val="Compact"/>
+                    <w:jc w:val="left"/>
+                    <w:jc w:val="center"/>
+                  </w:pPr>
+                  <w:r>
+                    <w:t xml:space="preserve">0.062</w:t>
+                  </w:r>
+                </w:p>
+              </w:tc>
+              <w:tc>
+                <w:tcPr/>
+                <w:p>
+                  <w:pPr>
+                    <w:pStyle w:val="Compact"/>
+                    <w:jc w:val="left"/>
+                    <w:jc w:val="center"/>
+                  </w:pPr>
+                  <w:r>
+                    <w:t xml:space="preserve">0.096</w:t>
                   </w:r>
                 </w:p>
               </w:tc>
@@ -5686,33 +5694,33 @@
                     <w:jc w:val="center"/>
                   </w:pPr>
                   <w:r>
-                    <w:t xml:space="preserve">0.082</w:t>
-                  </w:r>
-                </w:p>
-              </w:tc>
-              <w:tc>
-                <w:tcPr/>
-                <w:p>
-                  <w:pPr>
-                    <w:pStyle w:val="Compact"/>
-                    <w:jc w:val="left"/>
-                    <w:jc w:val="center"/>
-                  </w:pPr>
-                  <w:r>
-                    <w:t xml:space="preserve">0.024</w:t>
-                  </w:r>
-                </w:p>
-              </w:tc>
-              <w:tc>
-                <w:tcPr/>
-                <w:p>
-                  <w:pPr>
-                    <w:pStyle w:val="Compact"/>
-                    <w:jc w:val="left"/>
-                    <w:jc w:val="center"/>
-                  </w:pPr>
-                  <w:r>
-                    <w:t xml:space="preserve">0.002</w:t>
+                    <w:t xml:space="preserve">0.244</w:t>
+                  </w:r>
+                </w:p>
+              </w:tc>
+              <w:tc>
+                <w:tcPr/>
+                <w:p>
+                  <w:pPr>
+                    <w:pStyle w:val="Compact"/>
+                    <w:jc w:val="left"/>
+                    <w:jc w:val="center"/>
+                  </w:pPr>
+                  <w:r>
+                    <w:t xml:space="preserve">0.023</w:t>
+                  </w:r>
+                </w:p>
+              </w:tc>
+              <w:tc>
+                <w:tcPr/>
+                <w:p>
+                  <w:pPr>
+                    <w:pStyle w:val="Compact"/>
+                    <w:jc w:val="left"/>
+                    <w:jc w:val="center"/>
+                  </w:pPr>
+                  <w:r>
+                    <w:t xml:space="preserve">&lt;0.001</w:t>
                   </w:r>
                 </w:p>
               </w:tc>
@@ -5766,33 +5774,33 @@
                     <w:jc w:val="center"/>
                   </w:pPr>
                   <w:r>
-                    <w:t xml:space="preserve">-0.045</w:t>
-                  </w:r>
-                </w:p>
-              </w:tc>
-              <w:tc>
-                <w:tcPr/>
-                <w:p>
-                  <w:pPr>
-                    <w:pStyle w:val="Compact"/>
-                    <w:jc w:val="left"/>
-                    <w:jc w:val="center"/>
-                  </w:pPr>
-                  <w:r>
-                    <w:t xml:space="preserve">0.020</w:t>
-                  </w:r>
-                </w:p>
-              </w:tc>
-              <w:tc>
-                <w:tcPr/>
-                <w:p>
-                  <w:pPr>
-                    <w:pStyle w:val="Compact"/>
-                    <w:jc w:val="left"/>
-                    <w:jc w:val="center"/>
-                  </w:pPr>
-                  <w:r>
-                    <w:t xml:space="preserve">0.034</w:t>
+                    <w:t xml:space="preserve">-0.026</w:t>
+                  </w:r>
+                </w:p>
+              </w:tc>
+              <w:tc>
+                <w:tcPr/>
+                <w:p>
+                  <w:pPr>
+                    <w:pStyle w:val="Compact"/>
+                    <w:jc w:val="left"/>
+                    <w:jc w:val="center"/>
+                  </w:pPr>
+                  <w:r>
+                    <w:t xml:space="preserve">0.041</w:t>
+                  </w:r>
+                </w:p>
+              </w:tc>
+              <w:tc>
+                <w:tcPr/>
+                <w:p>
+                  <w:pPr>
+                    <w:pStyle w:val="Compact"/>
+                    <w:jc w:val="left"/>
+                    <w:jc w:val="center"/>
+                  </w:pPr>
+                  <w:r>
+                    <w:t xml:space="preserve">0.533</w:t>
                   </w:r>
                 </w:p>
               </w:tc>
@@ -5807,7 +5815,7 @@
                     <w:jc w:val="center"/>
                   </w:pPr>
                   <w:r>
-                    <w:t xml:space="preserve">13</w:t>
+                    <w:t xml:space="preserve">14</w:t>
                   </w:r>
                 </w:p>
               </w:tc>
@@ -5846,20 +5854,20 @@
                     <w:jc w:val="center"/>
                   </w:pPr>
                   <w:r>
-                    <w:t xml:space="preserve">0.974</w:t>
-                  </w:r>
-                </w:p>
-              </w:tc>
-              <w:tc>
-                <w:tcPr/>
-                <w:p>
-                  <w:pPr>
-                    <w:pStyle w:val="Compact"/>
-                    <w:jc w:val="left"/>
-                    <w:jc w:val="center"/>
-                  </w:pPr>
-                  <w:r>
-                    <w:t xml:space="preserve">0.010</w:t>
+                    <w:t xml:space="preserve">0.681</w:t>
+                  </w:r>
+                </w:p>
+              </w:tc>
+              <w:tc>
+                <w:tcPr/>
+                <w:p>
+                  <w:pPr>
+                    <w:pStyle w:val="Compact"/>
+                    <w:jc w:val="left"/>
+                    <w:jc w:val="center"/>
+                  </w:pPr>
+                  <w:r>
+                    <w:t xml:space="preserve">0.040</w:t>
                   </w:r>
                 </w:p>
               </w:tc>
@@ -5887,7 +5895,7 @@
                     <w:jc w:val="center"/>
                   </w:pPr>
                   <w:r>
-                    <w:t xml:space="preserve">14</w:t>
+                    <w:t xml:space="preserve">15</w:t>
                   </w:r>
                 </w:p>
               </w:tc>
@@ -5926,20 +5934,20 @@
                     <w:jc w:val="center"/>
                   </w:pPr>
                   <w:r>
-                    <w:t xml:space="preserve">0.736</w:t>
-                  </w:r>
-                </w:p>
-              </w:tc>
-              <w:tc>
-                <w:tcPr/>
-                <w:p>
-                  <w:pPr>
-                    <w:pStyle w:val="Compact"/>
-                    <w:jc w:val="left"/>
-                    <w:jc w:val="center"/>
-                  </w:pPr>
-                  <w:r>
-                    <w:t xml:space="preserve">0.039</w:t>
+                    <w:t xml:space="preserve">0.494</w:t>
+                  </w:r>
+                </w:p>
+              </w:tc>
+              <w:tc>
+                <w:tcPr/>
+                <w:p>
+                  <w:pPr>
+                    <w:pStyle w:val="Compact"/>
+                    <w:jc w:val="left"/>
+                    <w:jc w:val="center"/>
+                  </w:pPr>
+                  <w:r>
+                    <w:t xml:space="preserve">0.046</w:t>
                   </w:r>
                 </w:p>
               </w:tc>
@@ -5967,7 +5975,7 @@
                     <w:jc w:val="center"/>
                   </w:pPr>
                   <w:r>
-                    <w:t xml:space="preserve">25</w:t>
+                    <w:t xml:space="preserve">29</w:t>
                   </w:r>
                 </w:p>
               </w:tc>
@@ -6006,20 +6014,20 @@
                     <w:jc w:val="center"/>
                   </w:pPr>
                   <w:r>
-                    <w:t xml:space="preserve">0.512</w:t>
-                  </w:r>
-                </w:p>
-              </w:tc>
-              <w:tc>
-                <w:tcPr/>
-                <w:p>
-                  <w:pPr>
-                    <w:pStyle w:val="Compact"/>
-                    <w:jc w:val="left"/>
-                    <w:jc w:val="center"/>
-                  </w:pPr>
-                  <w:r>
-                    <w:t xml:space="preserve">0.035</w:t>
+                    <w:t xml:space="preserve">0.088</w:t>
+                  </w:r>
+                </w:p>
+              </w:tc>
+              <w:tc>
+                <w:tcPr/>
+                <w:p>
+                  <w:pPr>
+                    <w:pStyle w:val="Compact"/>
+                    <w:jc w:val="left"/>
+                    <w:jc w:val="center"/>
+                  </w:pPr>
+                  <w:r>
+                    <w:t xml:space="preserve">0.015</w:t>
                   </w:r>
                 </w:p>
               </w:tc>
@@ -6047,7 +6055,7 @@
                     <w:jc w:val="center"/>
                   </w:pPr>
                   <w:r>
-                    <w:t xml:space="preserve">30</w:t>
+                    <w:t xml:space="preserve">36</w:t>
                   </w:r>
                 </w:p>
               </w:tc>
@@ -6073,46 +6081,46 @@
                     <w:jc w:val="center"/>
                   </w:pPr>
                   <w:r>
-                    <w:t xml:space="preserve">Parent education score x urban</w:t>
-                  </w:r>
-                </w:p>
-              </w:tc>
-              <w:tc>
-                <w:tcPr/>
-                <w:p>
-                  <w:pPr>
-                    <w:pStyle w:val="Compact"/>
-                    <w:jc w:val="left"/>
-                    <w:jc w:val="center"/>
-                  </w:pPr>
-                  <w:r>
-                    <w:t xml:space="preserve">0.076</w:t>
-                  </w:r>
-                </w:p>
-              </w:tc>
-              <w:tc>
-                <w:tcPr/>
-                <w:p>
-                  <w:pPr>
-                    <w:pStyle w:val="Compact"/>
-                    <w:jc w:val="left"/>
-                    <w:jc w:val="center"/>
-                  </w:pPr>
-                  <w:r>
-                    <w:t xml:space="preserve">0.037</w:t>
-                  </w:r>
-                </w:p>
-              </w:tc>
-              <w:tc>
-                <w:tcPr/>
-                <w:p>
-                  <w:pPr>
-                    <w:pStyle w:val="Compact"/>
-                    <w:jc w:val="left"/>
-                    <w:jc w:val="center"/>
-                  </w:pPr>
-                  <w:r>
-                    <w:t xml:space="preserve">0.052</w:t>
+                    <w:t xml:space="preserve">Parent education score x 2022-23</w:t>
+                  </w:r>
+                </w:p>
+              </w:tc>
+              <w:tc>
+                <w:tcPr/>
+                <w:p>
+                  <w:pPr>
+                    <w:pStyle w:val="Compact"/>
+                    <w:jc w:val="left"/>
+                    <w:jc w:val="center"/>
+                  </w:pPr>
+                  <w:r>
+                    <w:t xml:space="preserve">0.158</w:t>
+                  </w:r>
+                </w:p>
+              </w:tc>
+              <w:tc>
+                <w:tcPr/>
+                <w:p>
+                  <w:pPr>
+                    <w:pStyle w:val="Compact"/>
+                    <w:jc w:val="left"/>
+                    <w:jc w:val="center"/>
+                  </w:pPr>
+                  <w:r>
+                    <w:t xml:space="preserve">0.038</w:t>
+                  </w:r>
+                </w:p>
+              </w:tc>
+              <w:tc>
+                <w:tcPr/>
+                <w:p>
+                  <w:pPr>
+                    <w:pStyle w:val="Compact"/>
+                    <w:jc w:val="left"/>
+                    <w:jc w:val="center"/>
+                  </w:pPr>
+                  <w:r>
+                    <w:t xml:space="preserve">&lt;0.001</w:t>
                   </w:r>
                 </w:p>
               </w:tc>
@@ -6127,7 +6135,7 @@
                     <w:jc w:val="center"/>
                   </w:pPr>
                   <w:r>
-                    <w:t xml:space="preserve">31</w:t>
+                    <w:t xml:space="preserve">34</w:t>
                   </w:r>
                 </w:p>
               </w:tc>
@@ -6153,6 +6161,86 @@
                     <w:jc w:val="center"/>
                   </w:pPr>
                   <w:r>
+                    <w:t xml:space="preserve">Parent education score x urban</w:t>
+                  </w:r>
+                </w:p>
+              </w:tc>
+              <w:tc>
+                <w:tcPr/>
+                <w:p>
+                  <w:pPr>
+                    <w:pStyle w:val="Compact"/>
+                    <w:jc w:val="left"/>
+                    <w:jc w:val="center"/>
+                  </w:pPr>
+                  <w:r>
+                    <w:t xml:space="preserve">0.019</w:t>
+                  </w:r>
+                </w:p>
+              </w:tc>
+              <w:tc>
+                <w:tcPr/>
+                <w:p>
+                  <w:pPr>
+                    <w:pStyle w:val="Compact"/>
+                    <w:jc w:val="left"/>
+                    <w:jc w:val="center"/>
+                  </w:pPr>
+                  <w:r>
+                    <w:t xml:space="preserve">0.021</w:t>
+                  </w:r>
+                </w:p>
+              </w:tc>
+              <w:tc>
+                <w:tcPr/>
+                <w:p>
+                  <w:pPr>
+                    <w:pStyle w:val="Compact"/>
+                    <w:jc w:val="left"/>
+                    <w:jc w:val="center"/>
+                  </w:pPr>
+                  <w:r>
+                    <w:t xml:space="preserve">0.386</w:t>
+                  </w:r>
+                </w:p>
+              </w:tc>
+            </w:tr>
+            <w:tr>
+              <w:tc>
+                <w:tcPr/>
+                <w:p>
+                  <w:pPr>
+                    <w:pStyle w:val="Compact"/>
+                    <w:jc w:val="left"/>
+                    <w:jc w:val="center"/>
+                  </w:pPr>
+                  <w:r>
+                    <w:t xml:space="preserve">35</w:t>
+                  </w:r>
+                </w:p>
+              </w:tc>
+              <w:tc>
+                <w:tcPr/>
+                <w:p>
+                  <w:pPr>
+                    <w:pStyle w:val="Compact"/>
+                    <w:jc w:val="left"/>
+                    <w:jc w:val="center"/>
+                  </w:pPr>
+                  <w:r>
+                    <w:t xml:space="preserve">Persistence heterogeneity</w:t>
+                  </w:r>
+                </w:p>
+              </w:tc>
+              <w:tc>
+                <w:tcPr/>
+                <w:p>
+                  <w:pPr>
+                    <w:pStyle w:val="Compact"/>
+                    <w:jc w:val="left"/>
+                    <w:jc w:val="center"/>
+                  </w:pPr>
+                  <w:r>
                     <w:t xml:space="preserve">Parent education score x female</w:t>
                   </w:r>
                 </w:p>
@@ -6166,33 +6254,33 @@
                     <w:jc w:val="center"/>
                   </w:pPr>
                   <w:r>
-                    <w:t xml:space="preserve">-0.081</w:t>
-                  </w:r>
-                </w:p>
-              </w:tc>
-              <w:tc>
-                <w:tcPr/>
-                <w:p>
-                  <w:pPr>
-                    <w:pStyle w:val="Compact"/>
-                    <w:jc w:val="left"/>
-                    <w:jc w:val="center"/>
-                  </w:pPr>
-                  <w:r>
-                    <w:t xml:space="preserve">0.035</w:t>
-                  </w:r>
-                </w:p>
-              </w:tc>
-              <w:tc>
-                <w:tcPr/>
-                <w:p>
-                  <w:pPr>
-                    <w:pStyle w:val="Compact"/>
-                    <w:jc w:val="left"/>
-                    <w:jc w:val="center"/>
-                  </w:pPr>
-                  <w:r>
-                    <w:t xml:space="preserve">0.029</w:t>
+                    <w:t xml:space="preserve">-0.032</w:t>
+                  </w:r>
+                </w:p>
+              </w:tc>
+              <w:tc>
+                <w:tcPr/>
+                <w:p>
+                  <w:pPr>
+                    <w:pStyle w:val="Compact"/>
+                    <w:jc w:val="left"/>
+                    <w:jc w:val="center"/>
+                  </w:pPr>
+                  <w:r>
+                    <w:t xml:space="preserve">0.015</w:t>
+                  </w:r>
+                </w:p>
+              </w:tc>
+              <w:tc>
+                <w:tcPr/>
+                <w:p>
+                  <w:pPr>
+                    <w:pStyle w:val="Compact"/>
+                    <w:jc w:val="left"/>
+                    <w:jc w:val="center"/>
+                  </w:pPr>
+                  <w:r>
+                    <w:t xml:space="preserve">0.038</w:t>
                   </w:r>
                 </w:p>
               </w:tc>
@@ -6808,7 +6896,7 @@
         <w:t xml:space="preserve"> </w:t>
       </w:r>
       <w:r>
-        <w:t xml:space="preserve">of cases. Additional descriptive splits and the lower-value mechanism details are reported in the technical appendix so that the main text remains focused on the strongest facts.</w:t>
+        <w:t xml:space="preserve">of cases. Additional descriptive splits and the fragility checks for the mechanism regressions are reported in the technical appendix so that the main text remains focused on the strongest facts.</w:t>
       </w:r>
     </w:p>
     <w:tbl>
@@ -6846,8 +6934,8 @@
               <w:tblLook w:firstRow="1" w:lastRow="0" w:firstColumn="0" w:lastColumn="0" w:noHBand="0" w:noVBand="0" w:val="0020"/>
             </w:tblPr>
             <w:tblGrid>
-              <w:gridCol w:w="7362"/>
-              <w:gridCol w:w="557"/>
+              <w:gridCol w:w="7160"/>
+              <w:gridCol w:w="759"/>
             </w:tblGrid>
             <w:tr>
               <w:trPr>
@@ -6903,7 +6991,7 @@
                     <w:jc w:val="center"/>
                   </w:pPr>
                   <w:r>
-                    <w:t xml:space="preserve">1006</w:t>
+                    <w:t xml:space="preserve">1006.0</w:t>
                   </w:r>
                 </w:p>
               </w:tc>
@@ -6931,7 +7019,7 @@
                     <w:jc w:val="center"/>
                   </w:pPr>
                   <w:r>
-                    <w:t xml:space="preserve">650</w:t>
+                    <w:t xml:space="preserve">650.0</w:t>
                   </w:r>
                 </w:p>
               </w:tc>
@@ -6959,7 +7047,7 @@
                     <w:jc w:val="center"/>
                   </w:pPr>
                   <w:r>
-                    <w:t xml:space="preserve">186</w:t>
+                    <w:t xml:space="preserve">186.0</w:t>
                   </w:r>
                 </w:p>
               </w:tc>
@@ -6987,7 +7075,7 @@
                     <w:jc w:val="center"/>
                   </w:pPr>
                   <w:r>
-                    <w:t xml:space="preserve">183</w:t>
+                    <w:t xml:space="preserve">183.0</w:t>
                   </w:r>
                 </w:p>
               </w:tc>
@@ -7015,7 +7103,7 @@
                     <w:jc w:val="center"/>
                   </w:pPr>
                   <w:r>
-                    <w:t xml:space="preserve">12</w:t>
+                    <w:t xml:space="preserve">13.5</w:t>
                   </w:r>
                 </w:p>
               </w:tc>
@@ -7043,7 +7131,7 @@
                     <w:jc w:val="center"/>
                   </w:pPr>
                   <w:r>
-                    <w:t xml:space="preserve">99</w:t>
+                    <w:t xml:space="preserve">114.0</w:t>
                   </w:r>
                 </w:p>
               </w:tc>
@@ -7071,7 +7159,7 @@
                     <w:jc w:val="center"/>
                   </w:pPr>
                   <w:r>
-                    <w:t xml:space="preserve">87</w:t>
+                    <w:t xml:space="preserve">69.0</w:t>
                   </w:r>
                 </w:p>
               </w:tc>
@@ -7097,7 +7185,7 @@
         <w:pStyle w:val="FirstParagraph"/>
       </w:pPr>
       <w:r>
-        <w:t xml:space="preserve">One regression result deserves emphasis. Low parental education is positively associated with the probability that a child’s education stopped during COVID, with a coefficient of</w:t>
+        <w:t xml:space="preserve">The adjusted regression evidence is much weaker than the descriptive disruption rates. In the baseline weighted median-split specification, the coefficient on low parental education in the stoppage model is</w:t>
       </w:r>
       <w:r>
         <w:t xml:space="preserve"> </w:t>
@@ -7107,13 +7195,13 @@
           <w:b/>
           <w:bCs/>
         </w:rPr>
-        <w:t xml:space="preserve">1.040</w:t>
-      </w:r>
-      <w:r>
-        <w:t xml:space="preserve"> </w:t>
-      </w:r>
-      <w:r>
-        <w:t xml:space="preserve">in the stoppage model. This aligns with the descriptive split: the stoppage rate is</w:t>
+        <w:t xml:space="preserve">0.025</w:t>
+      </w:r>
+      <w:r>
+        <w:t xml:space="preserve"> </w:t>
+      </w:r>
+      <w:r>
+        <w:t xml:space="preserve">with p-value</w:t>
       </w:r>
       <w:r>
         <w:t xml:space="preserve"> </w:t>
@@ -7123,13 +7211,10 @@
           <w:b/>
           <w:bCs/>
         </w:rPr>
-        <w:t xml:space="preserve">81.5 percent</w:t>
-      </w:r>
-      <w:r>
-        <w:t xml:space="preserve"> </w:t>
-      </w:r>
-      <w:r>
-        <w:t xml:space="preserve">among children from lower-parent-education households versus</w:t>
+        <w:t xml:space="preserve">0.952</w:t>
+      </w:r>
+      <w:r>
+        <w:t xml:space="preserve">, and the descriptive stoppage rates are nearly identical:</w:t>
       </w:r>
       <w:r>
         <w:t xml:space="preserve"> </w:t>
@@ -7139,7 +7224,23 @@
           <w:b/>
           <w:bCs/>
         </w:rPr>
-        <w:t xml:space="preserve">74.5 percent</w:t>
+        <w:t xml:space="preserve">78.2 percent</w:t>
+      </w:r>
+      <w:r>
+        <w:t xml:space="preserve"> </w:t>
+      </w:r>
+      <w:r>
+        <w:t xml:space="preserve">among children from lower-parent-education households versus</w:t>
+      </w:r>
+      <w:r>
+        <w:t xml:space="preserve"> </w:t>
+      </w:r>
+      <w:r>
+        <w:rPr>
+          <w:b/>
+          <w:bCs/>
+        </w:rPr>
+        <w:t xml:space="preserve">78.0 percent</w:t>
       </w:r>
       <w:r>
         <w:t xml:space="preserve"> </w:t>
@@ -7153,7 +7254,22 @@
         <w:pStyle w:val="BodyText"/>
       </w:pPr>
       <w:r>
-        <w:t xml:space="preserve">Beyond this stoppage result, the remaining mechanism regressions are secondary and less precise, so they are reported in the technical appendix rather than emphasized in the main text. Module C therefore contributes bounded descriptive evidence on household vulnerability, not causal evidence on pandemic mechanisms.</w:t>
+        <w:t xml:space="preserve">The technical appendix shows that the stoppage coefficient is fragile across weighting and threshold choices and becomes unstable under the strict</w:t>
+      </w:r>
+      <w:r>
+        <w:t xml:space="preserve"> </w:t>
+      </w:r>
+      <w:r>
+        <w:rPr>
+          <w:rStyle w:val="VerbatimChar"/>
+        </w:rPr>
+        <w:t xml:space="preserve">&lt;=9</w:t>
+      </w:r>
+      <w:r>
+        <w:t xml:space="preserve"> </w:t>
+      </w:r>
+      <w:r>
+        <w:t xml:space="preserve">split. Module C therefore contributes bounded descriptive evidence on household vulnerability and learning support, not a stable adjusted parental-education gradient and not causal evidence on pandemic mechanisms.</w:t>
       </w:r>
     </w:p>
     <w:bookmarkEnd w:id="78"/>
@@ -7180,7 +7296,7 @@
         <w:pStyle w:val="BodyText"/>
       </w:pPr>
       <w:r>
-        <w:t xml:space="preserve">First, Uzbekistan exhibits substantial intergenerational educational persistence. Descriptive persistence measures rise across waves, but the pooled models do not estimate the change precisely, so the evidence is stronger on levels than on time trends.</w:t>
+        <w:t xml:space="preserve">First, Uzbekistan exhibits substantial intergenerational educational persistence. Descriptive persistence rises strongly from 2010 to 2016 and remains above the 2010 level in 2022-23. The pooled rank-based model supports a stronger persistence gradient in 2016 relative to 2010, while the additional 2022 increment is less precisely estimated.</w:t>
       </w:r>
     </w:p>
     <w:p>
@@ -7196,7 +7312,7 @@
         <w:pStyle w:val="BodyText"/>
       </w:pPr>
       <w:r>
-        <w:t xml:space="preserve">Third, the pandemic mechanism evidence underscores the practical importance of household learning conditions. Device sharing, internet quality, and time- or cost-related constraints were common, and support was overwhelmingly provided by mothers. This suggests that inequality in education is shaped not only by formal access to schools but also by what households can do when schools are disrupted or when learning increasingly depends on home resources.</w:t>
+        <w:t xml:space="preserve">Third, the pandemic mechanism evidence underscores the practical importance of household learning conditions. Device sharing, internet quality, and time- or cost-related constraints were common, and support was overwhelmingly provided by mothers. What the child module establishes most clearly is the scale of disruption and household substitution, not a robust adjusted stoppage gap by parental education.</w:t>
       </w:r>
     </w:p>
     <w:p>
@@ -7204,7 +7320,7 @@
         <w:pStyle w:val="BodyText"/>
       </w:pPr>
       <w:r>
-        <w:t xml:space="preserve">These findings imply several policy priorities. The first is to reduce the degree to which educational attainment depends on parental background through earlier remedial support, stronger transitions across schooling stages, and wider access to quality secondary and post-secondary pathways. The second is to address spatial and household bottlenecks directly. Even when the pooled urban coefficient is imprecise, the broader pattern points to local infrastructure, service access, and household support conditions as meaningful constraints on mobility.</w:t>
+        <w:t xml:space="preserve">These findings imply several policy priorities. The first is to reduce the degree to which educational attainment depends on parental background through earlier remedial support, stronger transitions across schooling stages, and wider access to quality secondary and post-secondary pathways. The second is to address spatial and household bottlenecks directly. Even without a precise pooled urban coefficient, the broader descriptive evidence points to local infrastructure, service access, and household support conditions as meaningful constraints on mobility.</w:t>
       </w:r>
     </w:p>
     <w:p>
@@ -7254,7 +7370,7 @@
         <w:pStyle w:val="BodyText"/>
       </w:pPr>
       <w:r>
-        <w:t xml:space="preserve">Third, the 2022-23 category-based mobility estimates rely on a much smaller valid denominator than the 2022 rank-based measure. This means the apparent spike in persistence in 2022-23 should be interpreted as suggestive rather than definitive.</w:t>
+        <w:t xml:space="preserve">Third, several 2022-23 subgroup and regional estimates remain noisy even after the harmonized denominator problem is resolved. The national 2022 profile is informative, but some disaggregated category-based and regional comparisons still have wide confidence intervals or sparse origin cells.</w:t>
       </w:r>
     </w:p>
     <w:p>
@@ -7262,7 +7378,7 @@
         <w:pStyle w:val="BodyText"/>
       </w:pPr>
       <w:r>
-        <w:t xml:space="preserve">Fourth, the pandemic mechanism module is based on a limited child subsample and is not a causal design. It is useful for describing disruption and support patterns, but it should not be treated as evidence of the causal effect of parental education.</w:t>
+        <w:t xml:space="preserve">Fourth, the pandemic mechanism module is based on a limited child subsample and is not a causal design. Its adjusted parental-education coefficients are also fragile across weighting and threshold choices, so it is useful for describing disruption and support patterns rather than for establishing a stable mechanism.</w:t>
       </w:r>
     </w:p>
     <w:p>
@@ -7288,7 +7404,7 @@
         <w:pStyle w:val="FirstParagraph"/>
       </w:pPr>
       <w:r>
-        <w:t xml:space="preserve">This paper provides structured multi-wave evidence on intergenerational educational mobility in Uzbekistan using LiTS 2010, 2016, and 2022-23. The results indicate substantial educational persistence across generations. Descriptive persistence measures rise across waves, but the pooled models do not estimate that change precisely enough to support a firm trend claim. Parental education remains the clearest predictor of children’s educational attainment in the pooled correlates models.</w:t>
+        <w:t xml:space="preserve">This paper provides structured multi-wave evidence on intergenerational educational mobility in Uzbekistan using LiTS 2010, 2016, and 2022-23. The results indicate substantial educational persistence across generations. Descriptive persistence rises from 2010 to 2016 and remains elevated in 2022-23, while the pooled correlates models point to a stronger mid-period persistence gradient and continue to show parental education as the clearest predictor of children’s educational attainment.</w:t>
       </w:r>
     </w:p>
     <w:p>
@@ -7296,7 +7412,7 @@
         <w:pStyle w:val="BodyText"/>
       </w:pPr>
       <w:r>
-        <w:t xml:space="preserve">The extension based on the LiTS IV child module shows that pandemic-era learning disruption was widespread and that household support, especially maternal support, was central to learning continuity. Lower parental education appears to be associated with a higher risk that education stopped during COVID, but these patterns should be treated as suggestive due to sample limits.</w:t>
+        <w:t xml:space="preserve">The extension based on the LiTS IV child module shows that pandemic-era learning disruption was widespread and that household support, especially maternal support, was central to learning continuity. The same extension does not provide robust adjusted evidence that lower parental education raised the probability that education stopped during COVID.</w:t>
       </w:r>
     </w:p>
     <w:p>

--- a/outputs/publication/reports/00_main.docx
+++ b/outputs/publication/reports/00_main.docx
@@ -23,7 +23,7 @@
         <w:pStyle w:val="Date"/>
       </w:pPr>
       <w:r>
-        <w:t xml:space="preserve">2026-03-28</w:t>
+        <w:t xml:space="preserve">2026-03-29</w:t>
       </w:r>
     </w:p>
     <w:sdt>
@@ -939,7 +939,7 @@
         <w:pStyle w:val="FirstParagraph"/>
       </w:pPr>
       <w:r>
-        <w:t xml:space="preserve">The main source is the Life in Transition Survey (LiTS) for 2010, 2016, and 2022-23. These repeated cross-sections provide comparable information on respondents’ own education, parental education, age, sex, place of residence, and regional identifiers, which makes them suitable for multi-wave mobility analysis.</w:t>
+        <w:t xml:space="preserve">The main source is the Life in Transition Survey (LiTS) for 2010, 2016, and 2022-23. These repeated cross-sections provide comparable information on respondents’ own education, parental education, age, sex, and place of residence. Regional labels are harmonized with a locked cross-wave mapping before pooled estimation; regional coverage still differs by wave, so regional results are interpreted as composition-conditional rather than fully balanced panel comparisons.</w:t>
       </w:r>
     </w:p>
     <w:p>
@@ -5060,7 +5060,7 @@
           <w:b/>
           <w:bCs/>
         </w:rPr>
-        <w:t xml:space="preserve">0.146</w:t>
+        <w:t xml:space="preserve">0.154</w:t>
       </w:r>
       <w:r>
         <w:t xml:space="preserve">, the interaction with 2016 is positive and precisely estimated at</w:t>
@@ -5073,7 +5073,7 @@
           <w:b/>
           <w:bCs/>
         </w:rPr>
-        <w:t xml:space="preserve">0.164</w:t>
+        <w:t xml:space="preserve">0.160</w:t>
       </w:r>
       <w:r>
         <w:t xml:space="preserve">, and the additional 2022 interaction is also positive but only marginally estimated at</w:t>
@@ -5086,7 +5086,7 @@
           <w:b/>
           <w:bCs/>
         </w:rPr>
-        <w:t xml:space="preserve">0.107</w:t>
+        <w:t xml:space="preserve">0.094</w:t>
       </w:r>
       <w:r>
         <w:t xml:space="preserve">.</w:t>
@@ -5125,7 +5125,7 @@
           <w:b/>
           <w:bCs/>
         </w:rPr>
-        <w:t xml:space="preserve">0.244</w:t>
+        <w:t xml:space="preserve">0.245</w:t>
       </w:r>
       <w:r>
         <w:t xml:space="preserve"> </w:t>
@@ -5149,7 +5149,7 @@
           <w:b/>
           <w:bCs/>
         </w:rPr>
-        <w:t xml:space="preserve">-0.026</w:t>
+        <w:t xml:space="preserve">-0.036</w:t>
       </w:r>
       <w:r>
         <w:t xml:space="preserve">, while urban residence, migration exposure, and multigenerational household structure are likewise imprecisely estimated. The central correlates result is therefore narrow: parental educational background remains the strongest and most stable predictor in the pooled attainment model.</w:t>
@@ -5180,7 +5180,7 @@
           <w:b/>
           <w:bCs/>
         </w:rPr>
-        <w:t xml:space="preserve">0.681</w:t>
+        <w:t xml:space="preserve">0.679</w:t>
       </w:r>
       <w:r>
         <w:t xml:space="preserve"> </w:t>
@@ -5196,7 +5196,7 @@
           <w:b/>
           <w:bCs/>
         </w:rPr>
-        <w:t xml:space="preserve">0.494</w:t>
+        <w:t xml:space="preserve">0.496</w:t>
       </w:r>
       <w:r>
         <w:t xml:space="preserve">, respectively.</w:t>
@@ -5235,7 +5235,7 @@
           <w:b/>
           <w:bCs/>
         </w:rPr>
-        <w:t xml:space="preserve">0.088</w:t>
+        <w:t xml:space="preserve">0.083</w:t>
       </w:r>
       <w:r>
         <w:t xml:space="preserve"> </w:t>
@@ -5249,7 +5249,7 @@
         <w:pStyle w:val="BodyText"/>
       </w:pPr>
       <w:r>
-        <w:t xml:space="preserve">The interaction pattern differs from the earlier draft. The urban and female interaction terms are small and not precisely estimated, while the interaction between parent education and the 2022 wave is positive at</w:t>
+        <w:t xml:space="preserve">The interaction pattern differs from the earlier draft. The urban interaction is close to zero and not precisely estimated, while the female interaction is negative at</w:t>
       </w:r>
       <w:r>
         <w:t xml:space="preserve"> </w:t>
@@ -5259,13 +5259,42 @@
           <w:b/>
           <w:bCs/>
         </w:rPr>
-        <w:t xml:space="preserve">0.158</w:t>
-      </w:r>
-      <w:r>
-        <w:t xml:space="preserve"> </w:t>
-      </w:r>
-      <w:r>
-        <w:t xml:space="preserve">and precisely estimated. A cautious reading is that parental education translates into same-category persistence across the full sample, and that this translation is stronger in 2022-23 than in the earlier pooled baseline, but there is little evidence here of separate urban or female heterogeneity in that persistence gradient. Table</w:t>
+        <w:t xml:space="preserve">-0.028</w:t>
+      </w:r>
+      <w:r>
+        <w:t xml:space="preserve"> </w:t>
+      </w:r>
+      <w:r>
+        <w:t xml:space="preserve">with p-value</w:t>
+      </w:r>
+      <w:r>
+        <w:t xml:space="preserve"> </w:t>
+      </w:r>
+      <w:r>
+        <w:rPr>
+          <w:b/>
+          <w:bCs/>
+        </w:rPr>
+        <w:t xml:space="preserve">0.050</w:t>
+      </w:r>
+      <w:r>
+        <w:t xml:space="preserve">. The interaction between parent education and the 2022 wave is positive at</w:t>
+      </w:r>
+      <w:r>
+        <w:t xml:space="preserve"> </w:t>
+      </w:r>
+      <w:r>
+        <w:rPr>
+          <w:b/>
+          <w:bCs/>
+        </w:rPr>
+        <w:t xml:space="preserve">0.161</w:t>
+      </w:r>
+      <w:r>
+        <w:t xml:space="preserve"> </w:t>
+      </w:r>
+      <w:r>
+        <w:t xml:space="preserve">and precisely estimated. A cautious reading is that parental education translates into same-category persistence across the pooled sample, with a stronger gradient in 2022-23 and weaker transmission among women in this specification. Table</w:t>
       </w:r>
       <w:r>
         <w:t xml:space="preserve"> </w:t>
@@ -5454,33 +5483,33 @@
                     <w:jc w:val="center"/>
                   </w:pPr>
                   <w:r>
-                    <w:t xml:space="preserve">0.146</w:t>
-                  </w:r>
-                </w:p>
-              </w:tc>
-              <w:tc>
-                <w:tcPr/>
-                <w:p>
-                  <w:pPr>
-                    <w:pStyle w:val="Compact"/>
-                    <w:jc w:val="left"/>
-                    <w:jc w:val="center"/>
-                  </w:pPr>
-                  <w:r>
-                    <w:t xml:space="preserve">0.036</w:t>
-                  </w:r>
-                </w:p>
-              </w:tc>
-              <w:tc>
-                <w:tcPr/>
-                <w:p>
-                  <w:pPr>
-                    <w:pStyle w:val="Compact"/>
-                    <w:jc w:val="left"/>
-                    <w:jc w:val="center"/>
-                  </w:pPr>
-                  <w:r>
-                    <w:t xml:space="preserve">&lt;0.001</w:t>
+                    <w:t xml:space="preserve">0.154</w:t>
+                  </w:r>
+                </w:p>
+              </w:tc>
+              <w:tc>
+                <w:tcPr/>
+                <w:p>
+                  <w:pPr>
+                    <w:pStyle w:val="Compact"/>
+                    <w:jc w:val="left"/>
+                    <w:jc w:val="center"/>
+                  </w:pPr>
+                  <w:r>
+                    <w:t xml:space="preserve">0.041</w:t>
+                  </w:r>
+                </w:p>
+              </w:tc>
+              <w:tc>
+                <w:tcPr/>
+                <w:p>
+                  <w:pPr>
+                    <w:pStyle w:val="Compact"/>
+                    <w:jc w:val="left"/>
+                    <w:jc w:val="center"/>
+                  </w:pPr>
+                  <w:r>
+                    <w:t xml:space="preserve">0.002</w:t>
                   </w:r>
                 </w:p>
               </w:tc>
@@ -5534,33 +5563,33 @@
                     <w:jc w:val="center"/>
                   </w:pPr>
                   <w:r>
-                    <w:t xml:space="preserve">0.164</w:t>
-                  </w:r>
-                </w:p>
-              </w:tc>
-              <w:tc>
-                <w:tcPr/>
-                <w:p>
-                  <w:pPr>
-                    <w:pStyle w:val="Compact"/>
-                    <w:jc w:val="left"/>
-                    <w:jc w:val="center"/>
-                  </w:pPr>
-                  <w:r>
-                    <w:t xml:space="preserve">0.046</w:t>
-                  </w:r>
-                </w:p>
-              </w:tc>
-              <w:tc>
-                <w:tcPr/>
-                <w:p>
-                  <w:pPr>
-                    <w:pStyle w:val="Compact"/>
-                    <w:jc w:val="left"/>
-                    <w:jc w:val="center"/>
-                  </w:pPr>
-                  <w:r>
-                    <w:t xml:space="preserve">0.002</w:t>
+                    <w:t xml:space="preserve">0.160</w:t>
+                  </w:r>
+                </w:p>
+              </w:tc>
+              <w:tc>
+                <w:tcPr/>
+                <w:p>
+                  <w:pPr>
+                    <w:pStyle w:val="Compact"/>
+                    <w:jc w:val="left"/>
+                    <w:jc w:val="center"/>
+                  </w:pPr>
+                  <w:r>
+                    <w:t xml:space="preserve">0.047</w:t>
+                  </w:r>
+                </w:p>
+              </w:tc>
+              <w:tc>
+                <w:tcPr/>
+                <w:p>
+                  <w:pPr>
+                    <w:pStyle w:val="Compact"/>
+                    <w:jc w:val="left"/>
+                    <w:jc w:val="center"/>
+                  </w:pPr>
+                  <w:r>
+                    <w:t xml:space="preserve">0.005</w:t>
                   </w:r>
                 </w:p>
               </w:tc>
@@ -5614,33 +5643,33 @@
                     <w:jc w:val="center"/>
                   </w:pPr>
                   <w:r>
-                    <w:t xml:space="preserve">0.107</w:t>
-                  </w:r>
-                </w:p>
-              </w:tc>
-              <w:tc>
-                <w:tcPr/>
-                <w:p>
-                  <w:pPr>
-                    <w:pStyle w:val="Compact"/>
-                    <w:jc w:val="left"/>
-                    <w:jc w:val="center"/>
-                  </w:pPr>
-                  <w:r>
-                    <w:t xml:space="preserve">0.062</w:t>
-                  </w:r>
-                </w:p>
-              </w:tc>
-              <w:tc>
-                <w:tcPr/>
-                <w:p>
-                  <w:pPr>
-                    <w:pStyle w:val="Compact"/>
-                    <w:jc w:val="left"/>
-                    <w:jc w:val="center"/>
-                  </w:pPr>
-                  <w:r>
-                    <w:t xml:space="preserve">0.096</w:t>
+                    <w:t xml:space="preserve">0.094</w:t>
+                  </w:r>
+                </w:p>
+              </w:tc>
+              <w:tc>
+                <w:tcPr/>
+                <w:p>
+                  <w:pPr>
+                    <w:pStyle w:val="Compact"/>
+                    <w:jc w:val="left"/>
+                    <w:jc w:val="center"/>
+                  </w:pPr>
+                  <w:r>
+                    <w:t xml:space="preserve">0.067</w:t>
+                  </w:r>
+                </w:p>
+              </w:tc>
+              <w:tc>
+                <w:tcPr/>
+                <w:p>
+                  <w:pPr>
+                    <w:pStyle w:val="Compact"/>
+                    <w:jc w:val="left"/>
+                    <w:jc w:val="center"/>
+                  </w:pPr>
+                  <w:r>
+                    <w:t xml:space="preserve">0.182</w:t>
                   </w:r>
                 </w:p>
               </w:tc>
@@ -5694,20 +5723,20 @@
                     <w:jc w:val="center"/>
                   </w:pPr>
                   <w:r>
-                    <w:t xml:space="preserve">0.244</w:t>
-                  </w:r>
-                </w:p>
-              </w:tc>
-              <w:tc>
-                <w:tcPr/>
-                <w:p>
-                  <w:pPr>
-                    <w:pStyle w:val="Compact"/>
-                    <w:jc w:val="left"/>
-                    <w:jc w:val="center"/>
-                  </w:pPr>
-                  <w:r>
-                    <w:t xml:space="preserve">0.023</w:t>
+                    <w:t xml:space="preserve">0.245</w:t>
+                  </w:r>
+                </w:p>
+              </w:tc>
+              <w:tc>
+                <w:tcPr/>
+                <w:p>
+                  <w:pPr>
+                    <w:pStyle w:val="Compact"/>
+                    <w:jc w:val="left"/>
+                    <w:jc w:val="center"/>
+                  </w:pPr>
+                  <w:r>
+                    <w:t xml:space="preserve">0.022</w:t>
                   </w:r>
                 </w:p>
               </w:tc>
@@ -5774,33 +5803,33 @@
                     <w:jc w:val="center"/>
                   </w:pPr>
                   <w:r>
-                    <w:t xml:space="preserve">-0.026</w:t>
-                  </w:r>
-                </w:p>
-              </w:tc>
-              <w:tc>
-                <w:tcPr/>
-                <w:p>
-                  <w:pPr>
-                    <w:pStyle w:val="Compact"/>
-                    <w:jc w:val="left"/>
-                    <w:jc w:val="center"/>
-                  </w:pPr>
-                  <w:r>
-                    <w:t xml:space="preserve">0.041</w:t>
-                  </w:r>
-                </w:p>
-              </w:tc>
-              <w:tc>
-                <w:tcPr/>
-                <w:p>
-                  <w:pPr>
-                    <w:pStyle w:val="Compact"/>
-                    <w:jc w:val="left"/>
-                    <w:jc w:val="center"/>
-                  </w:pPr>
-                  <w:r>
-                    <w:t xml:space="preserve">0.533</w:t>
+                    <w:t xml:space="preserve">-0.036</w:t>
+                  </w:r>
+                </w:p>
+              </w:tc>
+              <w:tc>
+                <w:tcPr/>
+                <w:p>
+                  <w:pPr>
+                    <w:pStyle w:val="Compact"/>
+                    <w:jc w:val="left"/>
+                    <w:jc w:val="center"/>
+                  </w:pPr>
+                  <w:r>
+                    <w:t xml:space="preserve">0.034</w:t>
+                  </w:r>
+                </w:p>
+              </w:tc>
+              <w:tc>
+                <w:tcPr/>
+                <w:p>
+                  <w:pPr>
+                    <w:pStyle w:val="Compact"/>
+                    <w:jc w:val="left"/>
+                    <w:jc w:val="center"/>
+                  </w:pPr>
+                  <w:r>
+                    <w:t xml:space="preserve">0.314</w:t>
                   </w:r>
                 </w:p>
               </w:tc>
@@ -5854,20 +5883,20 @@
                     <w:jc w:val="center"/>
                   </w:pPr>
                   <w:r>
-                    <w:t xml:space="preserve">0.681</w:t>
-                  </w:r>
-                </w:p>
-              </w:tc>
-              <w:tc>
-                <w:tcPr/>
-                <w:p>
-                  <w:pPr>
-                    <w:pStyle w:val="Compact"/>
-                    <w:jc w:val="left"/>
-                    <w:jc w:val="center"/>
-                  </w:pPr>
-                  <w:r>
-                    <w:t xml:space="preserve">0.040</w:t>
+                    <w:t xml:space="preserve">0.679</w:t>
+                  </w:r>
+                </w:p>
+              </w:tc>
+              <w:tc>
+                <w:tcPr/>
+                <w:p>
+                  <w:pPr>
+                    <w:pStyle w:val="Compact"/>
+                    <w:jc w:val="left"/>
+                    <w:jc w:val="center"/>
+                  </w:pPr>
+                  <w:r>
+                    <w:t xml:space="preserve">0.036</w:t>
                   </w:r>
                 </w:p>
               </w:tc>
@@ -5934,20 +5963,20 @@
                     <w:jc w:val="center"/>
                   </w:pPr>
                   <w:r>
-                    <w:t xml:space="preserve">0.494</w:t>
-                  </w:r>
-                </w:p>
-              </w:tc>
-              <w:tc>
-                <w:tcPr/>
-                <w:p>
-                  <w:pPr>
-                    <w:pStyle w:val="Compact"/>
-                    <w:jc w:val="left"/>
-                    <w:jc w:val="center"/>
-                  </w:pPr>
-                  <w:r>
-                    <w:t xml:space="preserve">0.046</w:t>
+                    <w:t xml:space="preserve">0.496</w:t>
+                  </w:r>
+                </w:p>
+              </w:tc>
+              <w:tc>
+                <w:tcPr/>
+                <w:p>
+                  <w:pPr>
+                    <w:pStyle w:val="Compact"/>
+                    <w:jc w:val="left"/>
+                    <w:jc w:val="center"/>
+                  </w:pPr>
+                  <w:r>
+                    <w:t xml:space="preserve">0.045</w:t>
                   </w:r>
                 </w:p>
               </w:tc>
@@ -6014,20 +6043,20 @@
                     <w:jc w:val="center"/>
                   </w:pPr>
                   <w:r>
-                    <w:t xml:space="preserve">0.088</w:t>
-                  </w:r>
-                </w:p>
-              </w:tc>
-              <w:tc>
-                <w:tcPr/>
-                <w:p>
-                  <w:pPr>
-                    <w:pStyle w:val="Compact"/>
-                    <w:jc w:val="left"/>
-                    <w:jc w:val="center"/>
-                  </w:pPr>
-                  <w:r>
-                    <w:t xml:space="preserve">0.015</w:t>
+                    <w:t xml:space="preserve">0.083</w:t>
+                  </w:r>
+                </w:p>
+              </w:tc>
+              <w:tc>
+                <w:tcPr/>
+                <w:p>
+                  <w:pPr>
+                    <w:pStyle w:val="Compact"/>
+                    <w:jc w:val="left"/>
+                    <w:jc w:val="center"/>
+                  </w:pPr>
+                  <w:r>
+                    <w:t xml:space="preserve">0.013</w:t>
                   </w:r>
                 </w:p>
               </w:tc>
@@ -6094,33 +6123,33 @@
                     <w:jc w:val="center"/>
                   </w:pPr>
                   <w:r>
-                    <w:t xml:space="preserve">0.158</w:t>
-                  </w:r>
-                </w:p>
-              </w:tc>
-              <w:tc>
-                <w:tcPr/>
-                <w:p>
-                  <w:pPr>
-                    <w:pStyle w:val="Compact"/>
-                    <w:jc w:val="left"/>
-                    <w:jc w:val="center"/>
-                  </w:pPr>
-                  <w:r>
-                    <w:t xml:space="preserve">0.038</w:t>
-                  </w:r>
-                </w:p>
-              </w:tc>
-              <w:tc>
-                <w:tcPr/>
-                <w:p>
-                  <w:pPr>
-                    <w:pStyle w:val="Compact"/>
-                    <w:jc w:val="left"/>
-                    <w:jc w:val="center"/>
-                  </w:pPr>
-                  <w:r>
-                    <w:t xml:space="preserve">&lt;0.001</w:t>
+                    <w:t xml:space="preserve">0.161</w:t>
+                  </w:r>
+                </w:p>
+              </w:tc>
+              <w:tc>
+                <w:tcPr/>
+                <w:p>
+                  <w:pPr>
+                    <w:pStyle w:val="Compact"/>
+                    <w:jc w:val="left"/>
+                    <w:jc w:val="center"/>
+                  </w:pPr>
+                  <w:r>
+                    <w:t xml:space="preserve">0.040</w:t>
+                  </w:r>
+                </w:p>
+              </w:tc>
+              <w:tc>
+                <w:tcPr/>
+                <w:p>
+                  <w:pPr>
+                    <w:pStyle w:val="Compact"/>
+                    <w:jc w:val="left"/>
+                    <w:jc w:val="center"/>
+                  </w:pPr>
+                  <w:r>
+                    <w:t xml:space="preserve">0.001</w:t>
                   </w:r>
                 </w:p>
               </w:tc>
@@ -6174,33 +6203,33 @@
                     <w:jc w:val="center"/>
                   </w:pPr>
                   <w:r>
-                    <w:t xml:space="preserve">0.019</w:t>
-                  </w:r>
-                </w:p>
-              </w:tc>
-              <w:tc>
-                <w:tcPr/>
-                <w:p>
-                  <w:pPr>
-                    <w:pStyle w:val="Compact"/>
-                    <w:jc w:val="left"/>
-                    <w:jc w:val="center"/>
-                  </w:pPr>
-                  <w:r>
-                    <w:t xml:space="preserve">0.021</w:t>
-                  </w:r>
-                </w:p>
-              </w:tc>
-              <w:tc>
-                <w:tcPr/>
-                <w:p>
-                  <w:pPr>
-                    <w:pStyle w:val="Compact"/>
-                    <w:jc w:val="left"/>
-                    <w:jc w:val="center"/>
-                  </w:pPr>
-                  <w:r>
-                    <w:t xml:space="preserve">0.386</w:t>
+                    <w:t xml:space="preserve">0.023</w:t>
+                  </w:r>
+                </w:p>
+              </w:tc>
+              <w:tc>
+                <w:tcPr/>
+                <w:p>
+                  <w:pPr>
+                    <w:pStyle w:val="Compact"/>
+                    <w:jc w:val="left"/>
+                    <w:jc w:val="center"/>
+                  </w:pPr>
+                  <w:r>
+                    <w:t xml:space="preserve">0.020</w:t>
+                  </w:r>
+                </w:p>
+              </w:tc>
+              <w:tc>
+                <w:tcPr/>
+                <w:p>
+                  <w:pPr>
+                    <w:pStyle w:val="Compact"/>
+                    <w:jc w:val="left"/>
+                    <w:jc w:val="center"/>
+                  </w:pPr>
+                  <w:r>
+                    <w:t xml:space="preserve">0.280</w:t>
                   </w:r>
                 </w:p>
               </w:tc>
@@ -6254,33 +6283,33 @@
                     <w:jc w:val="center"/>
                   </w:pPr>
                   <w:r>
-                    <w:t xml:space="preserve">-0.032</w:t>
-                  </w:r>
-                </w:p>
-              </w:tc>
-              <w:tc>
-                <w:tcPr/>
-                <w:p>
-                  <w:pPr>
-                    <w:pStyle w:val="Compact"/>
-                    <w:jc w:val="left"/>
-                    <w:jc w:val="center"/>
-                  </w:pPr>
-                  <w:r>
-                    <w:t xml:space="preserve">0.015</w:t>
-                  </w:r>
-                </w:p>
-              </w:tc>
-              <w:tc>
-                <w:tcPr/>
-                <w:p>
-                  <w:pPr>
-                    <w:pStyle w:val="Compact"/>
-                    <w:jc w:val="left"/>
-                    <w:jc w:val="center"/>
-                  </w:pPr>
-                  <w:r>
-                    <w:t xml:space="preserve">0.038</w:t>
+                    <w:t xml:space="preserve">-0.028</w:t>
+                  </w:r>
+                </w:p>
+              </w:tc>
+              <w:tc>
+                <w:tcPr/>
+                <w:p>
+                  <w:pPr>
+                    <w:pStyle w:val="Compact"/>
+                    <w:jc w:val="left"/>
+                    <w:jc w:val="center"/>
+                  </w:pPr>
+                  <w:r>
+                    <w:t xml:space="preserve">0.013</w:t>
+                  </w:r>
+                </w:p>
+              </w:tc>
+              <w:tc>
+                <w:tcPr/>
+                <w:p>
+                  <w:pPr>
+                    <w:pStyle w:val="Compact"/>
+                    <w:jc w:val="left"/>
+                    <w:jc w:val="center"/>
+                  </w:pPr>
+                  <w:r>
+                    <w:t xml:space="preserve">0.050</w:t>
                   </w:r>
                 </w:p>
               </w:tc>
@@ -7254,7 +7283,7 @@
         <w:pStyle w:val="BodyText"/>
       </w:pPr>
       <w:r>
-        <w:t xml:space="preserve">The technical appendix shows that the stoppage coefficient is fragile across weighting and threshold choices and becomes unstable under the strict</w:t>
+        <w:t xml:space="preserve">The technical appendix shows that the stoppage coefficient is fragile across weighting and threshold choices. Under the strict</w:t>
       </w:r>
       <w:r>
         <w:t xml:space="preserve"> </w:t>
@@ -7269,7 +7298,39 @@
         <w:t xml:space="preserve"> </w:t>
       </w:r>
       <w:r>
-        <w:t xml:space="preserve">split. Module C therefore contributes bounded descriptive evidence on household vulnerability and learning support, not a stable adjusted parental-education gradient and not causal evidence on pandemic mechanisms.</w:t>
+        <w:t xml:space="preserve">split, the low-parent-education group falls to</w:t>
+      </w:r>
+      <w:r>
+        <w:t xml:space="preserve"> </w:t>
+      </w:r>
+      <w:r>
+        <w:rPr>
+          <w:b/>
+          <w:bCs/>
+        </w:rPr>
+        <w:t xml:space="preserve">7</w:t>
+      </w:r>
+      <w:r>
+        <w:t xml:space="preserve"> </w:t>
+      </w:r>
+      <w:r>
+        <w:t xml:space="preserve">observations (vs</w:t>
+      </w:r>
+      <w:r>
+        <w:t xml:space="preserve"> </w:t>
+      </w:r>
+      <w:r>
+        <w:rPr>
+          <w:b/>
+          <w:bCs/>
+        </w:rPr>
+        <w:t xml:space="preserve">176</w:t>
+      </w:r>
+      <w:r>
+        <w:t xml:space="preserve"> </w:t>
+      </w:r>
+      <w:r>
+        <w:t xml:space="preserve">in the comparison group), so this scenario is treated as degenerate support (degenerate_low_group_support) rather than an interpretable robustness estimate. Module C therefore contributes bounded descriptive evidence on household vulnerability and learning support, not a stable adjusted parental-education gradient and not causal evidence on pandemic mechanisms.</w:t>
       </w:r>
     </w:p>
     <w:bookmarkEnd w:id="78"/>

--- a/outputs/publication/reports/00_main.docx
+++ b/outputs/publication/reports/00_main.docx
@@ -23,7 +23,7 @@
         <w:pStyle w:val="Date"/>
       </w:pPr>
       <w:r>
-        <w:t xml:space="preserve">2026-03-29</w:t>
+        <w:t xml:space="preserve">2026-04-02</w:t>
       </w:r>
     </w:p>
     <w:sdt>
@@ -6335,7 +6335,7 @@
         <w:pStyle w:val="FirstParagraph"/>
       </w:pPr>
       <w:r>
-        <w:t xml:space="preserve">Supplementary HBS evidence is used here only to characterize the household support environment around schooling, not to replace the core LiTS intergenerational estimates. Across pooled HBS 2021-2025 households, 65.7 percent had an enrolled member, 62.6 percent reported positive education spending, 14.2 percent reported tutoring, 16.3 percent had an emigrant member, and 14.8 percent received remittances; internet access is observed for 79.7 percent of households in the 2021-2024 internet module. These patterns provide context for interpretation by showing that schooling support, migration-linked resources, and connectivity constraints sit inside the same household environment as the LiTS persistence patterns.</w:t>
+        <w:t xml:space="preserve">Supplementary HBS evidence is used here only to characterize the household support environment around schooling, not to replace the core LiTS intergenerational estimates. Across pooled HBS 2021-2025 households, 65.7 percent had an enrolled member, 62.6 percent reported positive education spending, 14.2 percent reported tutoring, 16.3 percent had an emigrant member, and 14.8 percent received remittances; internet access is observed for 79.7 percent of households in the 2021-2024 internet module. These patterns provide context for interpretation by showing that schooling support, migration-linked resources, and connectivity constraints sit inside the same household environment as the LiTS persistence patterns. A separate companion note extends the same HBS layer descriptively across years, urban-rural settings, regions, and high-versus-low expansion groupings without introducing HBS mobility estimates.</w:t>
       </w:r>
     </w:p>
     <w:p>

--- a/outputs/publication/reports/00_main.docx
+++ b/outputs/publication/reports/00_main.docx
@@ -23,7 +23,7 @@
         <w:pStyle w:val="Date"/>
       </w:pPr>
       <w:r>
-        <w:t xml:space="preserve">2026-04-02</w:t>
+        <w:t xml:space="preserve">2026-04-03</w:t>
       </w:r>
     </w:p>
     <w:sdt>
@@ -973,7 +973,7 @@
         <w:pStyle w:val="FirstParagraph"/>
       </w:pPr>
       <w:r>
-        <w:t xml:space="preserve">The paper uses two measurement families built from a single parental-education harmonization rule. LiTS parental-schooling responses vary somewhat across waves in wording and granularity, so all observed mother and father responses are first mapped onto a common six-category ladder: no formal education, primary, lower secondary, upper secondary, post-secondary non-tertiary, and tertiary. When both parents are observed, the analysis uses the higher reported category as the parental education measure; when only one parent’s schooling is available, the observed value is retained. This rule keeps the comparison consistent across waves while limiting attrition from asymmetric parental reporting. Appendix D2 shows that the rank-based national series is qualitatively stable under alternative parent constructions, although some category-based rates are more sensitive to whether the parent proxy uses the maximum, an average, or a single observed parent.</w:t>
+        <w:t xml:space="preserve">The paper uses two measurement families built from a common parental-education harmonization step. LiTS parental-schooling responses vary somewhat across waves in wording and granularity, so all observed mother and father responses are first mapped onto a common six-category ladder: no formal education, primary, lower secondary, upper secondary, post-secondary non-tertiary, and tertiary. In Modules A and B, when both parents are observed, the analysis uses the higher reported category as the parental education measure; when only one parent’s schooling is available, the observed value is retained. This rule keeps the main intergenerational comparison consistent across waves while limiting attrition from asymmetric parental reporting. Module C is narrower and uses the mean of observed mother and father years for the low-versus-high split, because a weighted median split built on the max-parent proxy would set the threshold at 16.0 years and leave 0 observations in the higher-parent comparison group. Appendix D2 shows that the rank-based national series is qualitatively stable under alternative parent constructions, although some category-based rates are more sensitive to whether the parent proxy uses the maximum, an average, or a single observed parent.</w:t>
       </w:r>
     </w:p>
     <w:p>
@@ -1515,30 +1515,7 @@
         <w:t xml:space="preserve"> </w:t>
       </w:r>
       <w:r>
-        <w:t xml:space="preserve">indicates low parental education and</w:t>
-      </w:r>
-      <w:r>
-        <w:t xml:space="preserve"> </w:t>
-      </w:r>
-      <m:oMath>
-        <m:sSub>
-          <m:e>
-            <m:r>
-              <m:t>M</m:t>
-            </m:r>
-          </m:e>
-          <m:sub>
-            <m:r>
-              <m:t>i</m:t>
-            </m:r>
-          </m:sub>
-        </m:sSub>
-      </m:oMath>
-      <w:r>
-        <w:t xml:space="preserve"> </w:t>
-      </w:r>
-      <w:r>
-        <w:t xml:space="preserve">a male child.</w:t>
+        <w:t xml:space="preserve">indicates low parental education.</w:t>
       </w:r>
     </w:p>
     <w:bookmarkStart w:id="33" w:name="module-a-mobility-levels-and-trends"/>
@@ -2382,265 +2359,7 @@
         <w:pStyle w:val="FirstParagraph"/>
       </w:pPr>
       <w:r>
-        <w:t xml:space="preserve">The third module uses the 2022-23 child module to examine whether disruption and support patterns differ by parental education. Its descriptive heterogeneity specification is:</w:t>
-      </w:r>
-    </w:p>
-    <w:p>
-      <w:pPr>
-        <w:pStyle w:val="BodyText"/>
-      </w:pPr>
-      <m:oMathPara>
-        <m:oMathParaPr>
-          <m:jc m:val="center"/>
-        </m:oMathParaPr>
-        <m:oMath>
-          <m:sSub>
-            <m:e>
-              <m:r>
-                <m:t>Y</m:t>
-              </m:r>
-            </m:e>
-            <m:sub>
-              <m:r>
-                <m:t>i</m:t>
-              </m:r>
-            </m:sub>
-          </m:sSub>
-          <m:r>
-            <m:rPr>
-              <m:sty m:val="p"/>
-            </m:rPr>
-            <m:t>=</m:t>
-          </m:r>
-          <m:r>
-            <m:t>α</m:t>
-          </m:r>
-          <m:r>
-            <m:rPr>
-              <m:sty m:val="p"/>
-            </m:rPr>
-            <m:t>+</m:t>
-          </m:r>
-          <m:r>
-            <m:t>β</m:t>
-          </m:r>
-          <m:sSub>
-            <m:e>
-              <m:r>
-                <m:t>L</m:t>
-              </m:r>
-            </m:e>
-            <m:sub>
-              <m:r>
-                <m:t>i</m:t>
-              </m:r>
-            </m:sub>
-          </m:sSub>
-          <m:r>
-            <m:rPr>
-              <m:sty m:val="p"/>
-            </m:rPr>
-            <m:t>+</m:t>
-          </m:r>
-          <m:sSub>
-            <m:e>
-              <m:r>
-                <m:t>δ</m:t>
-              </m:r>
-            </m:e>
-            <m:sub>
-              <m:r>
-                <m:t>1</m:t>
-              </m:r>
-            </m:sub>
-          </m:sSub>
-          <m:sSub>
-            <m:e>
-              <m:r>
-                <m:t>U</m:t>
-              </m:r>
-            </m:e>
-            <m:sub>
-              <m:r>
-                <m:t>i</m:t>
-              </m:r>
-            </m:sub>
-          </m:sSub>
-          <m:r>
-            <m:rPr>
-              <m:sty m:val="p"/>
-            </m:rPr>
-            <m:t>+</m:t>
-          </m:r>
-          <m:sSub>
-            <m:e>
-              <m:r>
-                <m:t>δ</m:t>
-              </m:r>
-            </m:e>
-            <m:sub>
-              <m:r>
-                <m:t>2</m:t>
-              </m:r>
-            </m:sub>
-          </m:sSub>
-          <m:sSub>
-            <m:e>
-              <m:r>
-                <m:t>M</m:t>
-              </m:r>
-            </m:e>
-            <m:sub>
-              <m:r>
-                <m:t>i</m:t>
-              </m:r>
-            </m:sub>
-          </m:sSub>
-          <m:r>
-            <m:rPr>
-              <m:sty m:val="p"/>
-            </m:rPr>
-            <m:t>+</m:t>
-          </m:r>
-          <m:r>
-            <m:t>κ</m:t>
-          </m:r>
-          <m:d>
-            <m:dPr>
-              <m:begChr m:val="("/>
-              <m:sepChr m:val=""/>
-              <m:endChr m:val=")"/>
-              <m:grow/>
-            </m:dPr>
-            <m:e>
-              <m:sSub>
-                <m:e>
-                  <m:r>
-                    <m:t>L</m:t>
-                  </m:r>
-                </m:e>
-                <m:sub>
-                  <m:r>
-                    <m:t>i</m:t>
-                  </m:r>
-                </m:sub>
-              </m:sSub>
-              <m:r>
-                <m:rPr>
-                  <m:sty m:val="p"/>
-                </m:rPr>
-                <m:t>×</m:t>
-              </m:r>
-              <m:sSub>
-                <m:e>
-                  <m:r>
-                    <m:t>U</m:t>
-                  </m:r>
-                </m:e>
-                <m:sub>
-                  <m:r>
-                    <m:t>i</m:t>
-                  </m:r>
-                </m:sub>
-              </m:sSub>
-            </m:e>
-          </m:d>
-          <m:r>
-            <m:rPr>
-              <m:sty m:val="p"/>
-            </m:rPr>
-            <m:t>+</m:t>
-          </m:r>
-          <m:sSub>
-            <m:e>
-              <m:r>
-                <m:t>μ</m:t>
-              </m:r>
-            </m:e>
-            <m:sub>
-              <m:r>
-                <m:t>r</m:t>
-              </m:r>
-            </m:sub>
-          </m:sSub>
-          <m:r>
-            <m:rPr>
-              <m:sty m:val="p"/>
-            </m:rPr>
-            <m:t>+</m:t>
-          </m:r>
-          <m:sSub>
-            <m:e>
-              <m:r>
-                <m:t>ε</m:t>
-              </m:r>
-            </m:e>
-            <m:sub>
-              <m:r>
-                <m:t>i</m:t>
-              </m:r>
-            </m:sub>
-          </m:sSub>
-        </m:oMath>
-      </m:oMathPara>
-    </w:p>
-    <w:p>
-      <w:pPr>
-        <w:pStyle w:val="FirstParagraph"/>
-      </w:pPr>
-      <w:r>
-        <w:t xml:space="preserve">where</w:t>
-      </w:r>
-      <w:r>
-        <w:t xml:space="preserve"> </w:t>
-      </w:r>
-      <m:oMath>
-        <m:sSub>
-          <m:e>
-            <m:r>
-              <m:t>Y</m:t>
-            </m:r>
-          </m:e>
-          <m:sub>
-            <m:r>
-              <m:t>i</m:t>
-            </m:r>
-          </m:sub>
-        </m:sSub>
-      </m:oMath>
-      <w:r>
-        <w:t xml:space="preserve"> </w:t>
-      </w:r>
-      <w:r>
-        <w:t xml:space="preserve">is a binary child-module outcome estimated with a weighted logit model and region fixed effects. In the main text, the focal case is education stoppage during COVID, so</w:t>
-      </w:r>
-      <w:r>
-        <w:t xml:space="preserve"> </w:t>
-      </w:r>
-      <m:oMath>
-        <m:r>
-          <m:t>β</m:t>
-        </m:r>
-      </m:oMath>
-      <w:r>
-        <w:t xml:space="preserve"> </w:t>
-      </w:r>
-      <w:r>
-        <w:t xml:space="preserve">is a log-odds coefficient comparing lower- and higher-parent-education households conditional on controls, while</w:t>
-      </w:r>
-      <w:r>
-        <w:t xml:space="preserve"> </w:t>
-      </w:r>
-      <m:oMath>
-        <m:r>
-          <m:t>κ</m:t>
-        </m:r>
-      </m:oMath>
-      <w:r>
-        <w:t xml:space="preserve"> </w:t>
-      </w:r>
-      <w:r>
-        <w:t xml:space="preserve">indicates whether that log-odds gap differs between urban and non-urban households. Parallel estimates for online switching, school closure without online learning, and the broad remote-learning-challenge indicator are reported in the appendix. These regressions are descriptive heterogeneity exercises rather than identification strategies.</w:t>
+        <w:t xml:space="preserve">The third module uses the 2022-23 child module to document disruption and household-support patterns by parental education group. In the main text, Module C is reported descriptively through weighted outcome rates and low-versus-high parental-education splits. Adjusted region-fixed-effects logits are retained only as appendix diagnostics because split support is unstable in this sample under stricter thresholds and alternative parent proxies. Module C is therefore interpreted as bounded descriptive evidence, not as a stable adjusted mechanism and not as a causal design.</w:t>
       </w:r>
     </w:p>
     <w:bookmarkEnd w:id="35"/>
@@ -7119,7 +6838,7 @@
                     <w:jc w:val="center"/>
                   </w:pPr>
                   <w:r>
-                    <w:t xml:space="preserve">Parental schooling median threshold (years)</w:t>
+                    <w:t xml:space="preserve">Baseline parental-schooling median threshold (mean parent years)</w:t>
                   </w:r>
                 </w:p>
               </w:tc>
@@ -7147,7 +6866,7 @@
                     <w:jc w:val="center"/>
                   </w:pPr>
                   <w:r>
-                    <w:t xml:space="preserve">Baseline low-parent-education group size</w:t>
+                    <w:t xml:space="preserve">Baseline low-parent-education group size (mean parent years)</w:t>
                   </w:r>
                 </w:p>
               </w:tc>
@@ -7175,7 +6894,7 @@
                     <w:jc w:val="center"/>
                   </w:pPr>
                   <w:r>
-                    <w:t xml:space="preserve">Baseline higher-parent-education group size</w:t>
+                    <w:t xml:space="preserve">Baseline higher-parent-education group size (mean parent years)</w:t>
                   </w:r>
                 </w:p>
               </w:tc>
@@ -7200,13 +6919,13 @@
       </w:tr>
     </w:tbl>
     <w:bookmarkEnd w:id="77"/>
-    <w:bookmarkStart w:id="78" w:name="main-regression-takeaway"/>
+    <w:bookmarkStart w:id="78" w:name="main-module-c-takeaway"/>
     <w:p>
       <w:pPr>
         <w:pStyle w:val="Heading3"/>
       </w:pPr>
       <w:r>
-        <w:t xml:space="preserve">Main Regression Takeaway</w:t>
+        <w:t xml:space="preserve">Main Module C Takeaway</w:t>
       </w:r>
     </w:p>
     <w:p>
@@ -7214,36 +6933,7 @@
         <w:pStyle w:val="FirstParagraph"/>
       </w:pPr>
       <w:r>
-        <w:t xml:space="preserve">The adjusted regression evidence is much weaker than the descriptive disruption rates. In the baseline weighted median-split specification, the coefficient on low parental education in the stoppage model is</w:t>
-      </w:r>
-      <w:r>
-        <w:t xml:space="preserve"> </w:t>
-      </w:r>
-      <w:r>
-        <w:rPr>
-          <w:b/>
-          <w:bCs/>
-        </w:rPr>
-        <w:t xml:space="preserve">0.025</w:t>
-      </w:r>
-      <w:r>
-        <w:t xml:space="preserve"> </w:t>
-      </w:r>
-      <w:r>
-        <w:t xml:space="preserve">with p-value</w:t>
-      </w:r>
-      <w:r>
-        <w:t xml:space="preserve"> </w:t>
-      </w:r>
-      <w:r>
-        <w:rPr>
-          <w:b/>
-          <w:bCs/>
-        </w:rPr>
-        <w:t xml:space="preserve">0.952</w:t>
-      </w:r>
-      <w:r>
-        <w:t xml:space="preserve">, and the descriptive stoppage rates are nearly identical:</w:t>
+        <w:t xml:space="preserve">The main-text conclusion is descriptive. Under the baseline weighted median split, stoppage rates are nearly identical:</w:t>
       </w:r>
       <w:r>
         <w:t xml:space="preserve"> </w:t>
@@ -7275,7 +6965,7 @@
         <w:t xml:space="preserve"> </w:t>
       </w:r>
       <w:r>
-        <w:t xml:space="preserve">among those from higher-parent-education households.</w:t>
+        <w:t xml:space="preserve">among those from higher-parent-education households. Together with the high overall disruption rates, this supports a practical reading centered on widespread household learning constraints rather than a precise adjusted parent-gap effect.</w:t>
       </w:r>
     </w:p>
     <w:p>
@@ -7283,7 +6973,7 @@
         <w:pStyle w:val="BodyText"/>
       </w:pPr>
       <w:r>
-        <w:t xml:space="preserve">The technical appendix shows that the stoppage coefficient is fragile across weighting and threshold choices. Under the strict</w:t>
+        <w:t xml:space="preserve">Appendix fragility diagnostics explain why adjusted split-based coefficients are not used as headline evidence. Under the strict</w:t>
       </w:r>
       <w:r>
         <w:t xml:space="preserve"> </w:t>
@@ -7330,7 +7020,23 @@
         <w:t xml:space="preserve"> </w:t>
       </w:r>
       <w:r>
-        <w:t xml:space="preserve">in the comparison group), so this scenario is treated as degenerate support (degenerate_low_group_support) rather than an interpretable robustness estimate. Module C therefore contributes bounded descriptive evidence on household vulnerability and learning support, not a stable adjusted parental-education gradient and not causal evidence on pandemic mechanisms.</w:t>
+        <w:t xml:space="preserve">in the comparison group), yielding a degenerate-support scenario (degenerate_low_group_support). Under the weighted median split with the project-wide max-parent proxy, the higher-parent group falls to</w:t>
+      </w:r>
+      <w:r>
+        <w:t xml:space="preserve"> </w:t>
+      </w:r>
+      <w:r>
+        <w:rPr>
+          <w:b/>
+          <w:bCs/>
+        </w:rPr>
+        <w:t xml:space="preserve">0</w:t>
+      </w:r>
+      <w:r>
+        <w:t xml:space="preserve"> </w:t>
+      </w:r>
+      <w:r>
+        <w:t xml:space="preserve">observations. Module C therefore contributes bounded descriptive evidence on household vulnerability and learning support, not a stable adjusted parental-education gradient and not causal evidence on pandemic mechanisms.</w:t>
       </w:r>
     </w:p>
     <w:bookmarkEnd w:id="78"/>

--- a/outputs/publication/reports/00_main.docx
+++ b/outputs/publication/reports/00_main.docx
@@ -74,7 +74,7 @@
         <w:pStyle w:val="BodyText"/>
       </w:pPr>
       <w:r>
-        <w:t xml:space="preserve">The paper’s contribution is a reproducible multi-wave mobility profile built around descriptive and associational evidence. The national rank-rank slope rises from 0.133 in 2010 to 0.307 in 2016 and remains elevated at 0.253 in 2022-23. In pooled correlates models, parental rank is positively associated with respondent rank, the 2016 persistence interaction is stronger than in 2010, and parental education remains the clearest predictor of attainment. The LiTS IV child module documents widespread disruption and household-based support, but adjusted parental-education gaps in education stoppage are near zero in the baseline specification and fragile across alternative split rules.</w:t>
+        <w:t xml:space="preserve">The paper’s contribution is a reproducible multi-wave mobility profile built around descriptive and associational evidence. The national rank-rank slope rises from 0.133 in 2010 to 0.307 in 2016 and is 0.253 in 2022-23. A formal descriptive slope test rejects no change between 2010 and 2016 (p = &lt;0.001) but not between 2016 and 2022-23 (p = 0.172). Parental-education missingness is concentrated in 2010; a transparent cell-based imputation sensitivity preserves the same cross-wave ordering, while extreme lower and upper bounds mainly widen uncertainty around the 2010 level. In nested pooled associational models, the 2016 persistence interaction remains positive across specifications, whereas the additional 2022 increment is not statistically distinguishable from either 2010 or 2016. The LiTS IV child module documents widespread disruption and household-based support, but adjusted parental-education gaps in education stoppage remain fragile across alternative split rules.</w:t>
       </w:r>
     </w:p>
     <w:p>
@@ -82,7 +82,7 @@
         <w:pStyle w:val="BodyText"/>
       </w:pPr>
       <w:r>
-        <w:t xml:space="preserve">The results point to substantial educational persistence and to the importance of household support conditions, but the time profile is clearer between 2010 and 2016 than between 2016 and 2022-23, and the child-module evidence does not identify a causal pandemic mechanism.</w:t>
+        <w:t xml:space="preserve">The results point to substantial educational persistence and to the importance of household support conditions. The statistically clearest strengthening is from 2010 to 2016; 2022-23 remains above the 2010 baseline, but the 2016-to-2022 difference is flatter and less precise. The child-module evidence does not identify a causal pandemic mechanism.</w:t>
       </w:r>
     </w:p>
     <w:bookmarkEnd w:id="20"/>
@@ -116,7 +116,7 @@
         <w:pStyle w:val="BodyText"/>
       </w:pPr>
       <w:r>
-        <w:t xml:space="preserve">This paper uses LiTS repeated cross-sections from 2010, 2016, and 2022-23 to provide a structured profile of intergenerational educational mobility in Uzbekistan. It makes three contributions. First, it documents national mobility patterns using a locked bundle of measures: a rank-rank slope, upward mobility, downward mobility, and same-category persistence. Second, it estimates pooled correlates models with a disciplined set of household and regional controls. Third, it adds a short LiTS IV child-module extension on pandemic-era disruption and support patterns.</w:t>
+        <w:t xml:space="preserve">This paper uses LiTS repeated cross-sections from 2010, 2016, and 2022-23 to provide a structured profile of intergenerational educational mobility in Uzbekistan. It makes three contributions. First, it documents national mobility patterns using a locked bundle of measures: a rank-rank slope, upward mobility, downward mobility, and same-category persistence. Second, it estimates a nested sequence of pooled associational models that separates pre-determined demographics from potentially endogenous current household controls. Third, it adds a short LiTS IV child-module extension on pandemic-era disruption and support patterns.</w:t>
       </w:r>
     </w:p>
     <w:p>
@@ -124,7 +124,7 @@
         <w:pStyle w:val="BodyText"/>
       </w:pPr>
       <w:r>
-        <w:t xml:space="preserve">The claims are intentionally limited by design. Module A is descriptive, Module B is associational, and Module C is a bounded non-causal extension. Descriptive persistence rises sharply from 2010 to 2016 and remains above the 2010 level in 2022-23, while the pooled persistence model indicates a clearer 2016 strengthening than an additional 2022 shift. The paper therefore emphasizes levels, correlates, and household constraints rather than a causal mechanism claim. Section 2 positions the paper in the literature, Section 3 describes the data and measurement choices, Sections 4-7 present the empirical design and results, and Sections 8-10 discuss interpretation, limitations, and conclusion.</w:t>
+        <w:t xml:space="preserve">The claims are intentionally limited by design. Module A is descriptive, Module B is associational, and Module C is a bounded non-causal extension. Parental-education missingness is explicitly audited by wave, formal slope-difference tests are reported rather than inferred from visual gaps, and current household controls enter only as sensitivity layers rather than as clean pre-treatment adjustments. Descriptive persistence rises sharply from 2010 to 2016 and remains above the 2010 level in 2022-23, while the pooled persistence model indicates a clearer mid-period strengthening than any additional 2022 shift. The paper therefore emphasizes levels, correlates, and household constraints rather than a causal mechanism claim. Section 2 positions the paper in the literature, Section 3 describes the data and measurement choices, Sections 4-7 present the empirical design and results, and Sections 8-10 discuss interpretation, limitations, and conclusion.</w:t>
       </w:r>
     </w:p>
     <w:bookmarkEnd w:id="21"/>
@@ -973,7 +973,7 @@
         <w:pStyle w:val="FirstParagraph"/>
       </w:pPr>
       <w:r>
-        <w:t xml:space="preserve">The paper uses two measurement families built from a common parental-education harmonization step. LiTS parental-schooling responses vary somewhat across waves in wording and granularity, so all observed mother and father responses are first mapped onto a common six-category ladder: no formal education, primary, lower secondary, upper secondary, post-secondary non-tertiary, and tertiary. In Modules A and B, when both parents are observed, the analysis uses the higher reported category as the parental education measure; when only one parent’s schooling is available, the observed value is retained. This rule keeps the main intergenerational comparison consistent across waves while limiting attrition from asymmetric parental reporting. Module C is narrower and uses the mean of observed mother and father years for the low-versus-high split, because a weighted median split built on the max-parent proxy would set the threshold at 16.0 years and leave 0 observations in the higher-parent comparison group. Appendix D2 shows that the rank-based national series is qualitatively stable under alternative parent constructions, although some category-based rates are more sensitive to whether the parent proxy uses the maximum, an average, or a single observed parent.</w:t>
+        <w:t xml:space="preserve">The paper uses two measurement families built from a common parental-education harmonization step. LiTS parental-schooling responses vary somewhat across waves in wording and granularity, so all observed mother and father responses are first mapped onto a common six-category ladder: no formal education, primary, lower secondary, upper secondary, post-secondary non-tertiary, and tertiary. In Modules A and B, when both parents are observed, the analysis uses the higher reported category as the parental education measure; when only one parent’s schooling is available, the observed value is retained. This rule keeps the main intergenerational comparison consistent across waves while limiting attrition from asymmetric parental reporting. Module C is narrower and uses the mean of observed mother and father years for the low-versus-high split, because a weighted median split built on the max-parent proxy would set the threshold at 16.0 years and leave 0 observations in the higher-parent comparison group. Appendix D2 shows that the rank-based national series is qualitatively stable under alternative parent constructions, although some category-based rates are more sensitive to whether the parent proxy uses the maximum, an average, or a single observed parent. The Module C split should therefore be read as a bounded within-module partition rather than as a directly comparable continuation of the max-parent gradient used in Modules A and B.</w:t>
       </w:r>
     </w:p>
     <w:p>
@@ -1073,7 +1073,7 @@
         <w:pStyle w:val="FirstParagraph"/>
       </w:pPr>
       <w:r>
-        <w:t xml:space="preserve">The core covariates in the pooled correlates models are urban residence, female, migration exposure, and multigenerational household structure, with region, cohort, and wave fixed effects. These were selected through the project’s audit and coverage rules and represent the active set of non-core controls in the current design.</w:t>
+        <w:t xml:space="preserve">The pooled correlates models are estimated as a nested sequence. All specifications include region, cohort, and wave fixed effects. The minimal specification includes only the parental education term or interaction of interest. The demographic specification adds two clearly pre-determined controls, urban residence and female. The extended specification then adds current household variables that pass the project’s coverage screen. In the current data this extended layer includes migration exposure and multigenerational household structure; the household income proxy is still classified as potentially endogenous but is not retained in the active extended model because its cross-wave coverage is too uneven. The extended controls are therefore reported as sensitivity variables rather than as clean pre-treatment adjustments.</w:t>
       </w:r>
     </w:p>
     <w:bookmarkEnd w:id="30"/>
@@ -2412,7 +2412,7 @@
         <w:pStyle w:val="BodyText"/>
       </w:pPr>
       <w:r>
-        <w:t xml:space="preserve">The more consequential descriptive issue is now uncertainty rather than missingness. After harmonization, respondents’ own education is fully observed in all three waves, while parental education remains observed for 81.1 percent of the 2010 sample, 95.6 percent of the 2016 sample, and 98.1 percent of the 2022-23 sample. The latest-wave caution therefore comes less from a collapsing denominator than from wider confidence intervals in subgroup and regional descriptives.</w:t>
+        <w:t xml:space="preserve">Parental-education missingness is not uniform across waves. After harmonization, respondents’ own education is fully observed in all three waves, while weighted parental-education missingness is 17.4 percent in 2010, 4.3 percent in 2016, and 0.8 percent in 2022-23. Missing-parent cases are older and somewhat less educated in 2010 and 2016: the weighted age gap is about 2.564 years in 2010 and 7.517 years in 2016, while the weighted own-schooling gap is about -0.321 and -1.437 years, respectively. Missingness therefore threatens level comparability most clearly in the earliest wave rather than disappearing as a concern.</w:t>
       </w:r>
     </w:p>
     <w:tbl>
@@ -2861,7 +2861,7 @@
         <w:t xml:space="preserve"> </w:t>
       </w:r>
       <w:r>
-        <w:t xml:space="preserve">combines the published Tier A sample and completeness outputs with simple analytical-sample composition shares from the harmonized LiTS file; the main takeaway is that the descriptive section rests on usable national samples in every wave and that the harmonized adult sample retains broad parental-education coverage even in 2022-23.</w:t>
+        <w:t xml:space="preserve">combines the published Tier A sample and completeness outputs with simple analytical-sample composition shares from the harmonized LiTS file. Appendix D3 adds missing-versus-observed diagnostics and simple sensitivity checks. A wave-by-cohort-by-sex-by-urban mode-imputation sensitivity moves the national rank-rank slopes to 0.115, 0.290, and 0.252, while even the extreme all-low and all-high assignments preserve the same wave ordering of the national slopes. The safest interpretation is therefore that parental-education missingness widens uncertainty around levels, especially in 2010, but does not mechanically create the 2016 peak.</w:t>
       </w:r>
     </w:p>
     <w:bookmarkEnd w:id="38"/>
@@ -2928,7 +2928,7 @@
         <w:t xml:space="preserve"> </w:t>
       </w:r>
       <w:r>
-        <w:t xml:space="preserve">in 2016 and remains at</w:t>
+        <w:t xml:space="preserve">in 2016 and is</w:t>
       </w:r>
       <w:r>
         <w:t xml:space="preserve"> </w:t>
@@ -2944,7 +2944,7 @@
         <w:t xml:space="preserve"> </w:t>
       </w:r>
       <w:r>
-        <w:t xml:space="preserve">in 2022-23; the corresponding 95 percent confidence intervals are [0.075, 0.190], [0.254, 0.359], and [0.195, 0.310]. Category-based rates tell a similar broad story, with persistence rising and downward mobility falling in the later waves.</w:t>
+        <w:t xml:space="preserve">in 2022-23; the corresponding 95 percent confidence intervals are [0.075, 0.190], [0.254, 0.359], and [0.195, 0.310]. The formal raw slope-difference test shows a statistically clear increase from 2010 to 2016 of 0.174 (p = &lt;0.001), but a 2016-to-2022 change of only -0.054 (p = 0.172). Category-based rates tell a similar broad story, with persistence rising and downward mobility falling in the later waves.</w:t>
       </w:r>
     </w:p>
     <w:p>
@@ -3382,7 +3382,7 @@
         <w:t xml:space="preserve"> </w:t>
       </w:r>
       <w:r>
-        <w:t xml:space="preserve">tell the same high-level story: educational persistence is substantial in every wave, the steepest descriptive increase occurs between 2010 and 2016, and the 2022-23 profile remains more persistent than the 2010 baseline without clearly exceeding the 2016 peak once uncertainty is shown.</w:t>
+        <w:t xml:space="preserve">tell the same high-level story: educational persistence is substantial in every wave, the statistically clear descriptive increase occurs between 2010 and 2016, and the 2022-23 profile remains more persistent than the 2010 baseline without clearly exceeding the 2016 peak once uncertainty is shown.</w:t>
       </w:r>
     </w:p>
     <w:tbl>
@@ -4746,7 +4746,7 @@
     <w:bookmarkEnd w:id="65"/>
     <w:bookmarkEnd w:id="66"/>
     <w:bookmarkEnd w:id="67"/>
-    <w:bookmarkStart w:id="75" w:name="correlates-of-educational-mobility"/>
+    <w:bookmarkStart w:id="76" w:name="correlates-of-educational-mobility"/>
     <w:p>
       <w:pPr>
         <w:pStyle w:val="Heading2"/>
@@ -4769,46 +4769,7 @@
         <w:pStyle w:val="FirstParagraph"/>
       </w:pPr>
       <w:r>
-        <w:t xml:space="preserve">The pooled rank-based persistence model shows a clear positive association between parental rank and respondent rank. The coefficient on parental rank is</w:t>
-      </w:r>
-      <w:r>
-        <w:t xml:space="preserve"> </w:t>
-      </w:r>
-      <w:r>
-        <w:rPr>
-          <w:b/>
-          <w:bCs/>
-        </w:rPr>
-        <w:t xml:space="preserve">0.154</w:t>
-      </w:r>
-      <w:r>
-        <w:t xml:space="preserve">, the interaction with 2016 is positive and precisely estimated at</w:t>
-      </w:r>
-      <w:r>
-        <w:t xml:space="preserve"> </w:t>
-      </w:r>
-      <w:r>
-        <w:rPr>
-          <w:b/>
-          <w:bCs/>
-        </w:rPr>
-        <w:t xml:space="preserve">0.160</w:t>
-      </w:r>
-      <w:r>
-        <w:t xml:space="preserve">, and the additional 2022 interaction is also positive but only marginally estimated at</w:t>
-      </w:r>
-      <w:r>
-        <w:t xml:space="preserve"> </w:t>
-      </w:r>
-      <w:r>
-        <w:rPr>
-          <w:b/>
-          <w:bCs/>
-        </w:rPr>
-        <w:t xml:space="preserve">0.094</w:t>
-      </w:r>
-      <w:r>
-        <w:t xml:space="preserve">.</w:t>
+        <w:t xml:space="preserve">The pooled rank-based persistence models keep the same fixed-effects structure and vary only in how much additional adjustment is imposed. Across the three nested specifications, the implied conditional 2010 parent-child slope ranges from 0.139 to 0.154, the 2016 slope ranges from 0.310 to 0.314, and the 2022-23 slope ranges from 0.251 to 0.248. The substantive picture is stable across specifications: the conditional association is strongest in 2016, and the 2022-23 gradient is closer to 2016 than to a full reversal back to 2010.</w:t>
       </w:r>
     </w:p>
     <w:p>
@@ -4816,7 +4777,7 @@
         <w:pStyle w:val="BodyText"/>
       </w:pPr>
       <w:r>
-        <w:t xml:space="preserve">This result sharpens the descriptive reading. Once the model adds region, cohort, wave fixed effects, and the selected covariates, the data support a stronger parent-child gradient in 2016 than in 2010, while the 2022-23 gradient remains above the 2010 baseline but is less clearly distinguished from the 2016 level. The pooled evidence therefore supports persistence and a mid-period strengthening more clearly than a monotonic worsening in every later wave.</w:t>
+        <w:t xml:space="preserve">The formal conditional tests mirror the descriptive ones. The 2010-to-2016 slope increase remains positive in the minimal, demographic, and extended specifications at 0.171, 0.156, and 0.160, with p-values &lt;0.001, &lt;0.001, and &lt;0.001. By contrast, the 2016-to-2022 difference is negative but imprecise in all three specifications (-0.059, -0.062, and -0.065; p-values 0.286, 0.273, and 0.244). The pooled evidence therefore supports persistence and a mid-period strengthening more clearly than a monotonic worsening in every later wave.</w:t>
       </w:r>
     </w:p>
     <w:bookmarkEnd w:id="68"/>
@@ -4834,23 +4795,7 @@
         <w:pStyle w:val="FirstParagraph"/>
       </w:pPr>
       <w:r>
-        <w:t xml:space="preserve">The attainment-score regression shows a robust positive association between parental education and own educational attainment. The coefficient on parental education score is</w:t>
-      </w:r>
-      <w:r>
-        <w:t xml:space="preserve"> </w:t>
-      </w:r>
-      <w:r>
-        <w:rPr>
-          <w:b/>
-          <w:bCs/>
-        </w:rPr>
-        <w:t xml:space="preserve">0.245</w:t>
-      </w:r>
-      <w:r>
-        <w:t xml:space="preserve"> </w:t>
-      </w:r>
-      <w:r>
-        <w:t xml:space="preserve">and is precisely estimated. This is the clearest correlates result in the paper: better-educated parents are associated with higher educational attainment among adult children even after adding fixed effects and the active covariates.</w:t>
+        <w:t xml:space="preserve">The attainment-score regression shows the most stable parental association in the paper. The parental education score coefficient is 0.235 in the minimal model, 0.243 after adding urban residence and female, and 0.245 in the extended specification. This stability is useful substantively because it shows that the central parental-education association is not being created by the additional current household controls.</w:t>
       </w:r>
     </w:p>
     <w:p>
@@ -4858,29 +4803,42 @@
         <w:pStyle w:val="BodyText"/>
       </w:pPr>
       <w:r>
-        <w:t xml:space="preserve">Among the non-parental covariates, none is precisely estimated in the current pooled specification. The female coefficient is slightly negative at</w:t>
-      </w:r>
-      <w:r>
-        <w:t xml:space="preserve"> </w:t>
-      </w:r>
-      <w:r>
-        <w:rPr>
-          <w:b/>
-          <w:bCs/>
-        </w:rPr>
-        <w:t xml:space="preserve">-0.036</w:t>
-      </w:r>
-      <w:r>
-        <w:t xml:space="preserve">, while urban residence, migration exposure, and multigenerational household structure are likewise imprecisely estimated. The central correlates result is therefore narrow: parental educational background remains the strongest and most stable predictor in the pooled attainment model.</w:t>
+        <w:t xml:space="preserve">That result should still be read associationally. Urban residence and female are treated as background adjustment variables, while migration exposure and multigenerational household structure are current household characteristics that may themselves be shaped by education, migration, marriage, or later-life family responses. The extended specification is therefore a sensitivity layer rather than a cleaner design. The central correlates result is narrow but robust: parental educational background remains the strongest and most stable predictor in the pooled attainment model.</w:t>
       </w:r>
     </w:p>
     <w:bookmarkEnd w:id="69"/>
-    <w:bookmarkStart w:id="70" w:name="upward-mobility-models"/>
+    <w:bookmarkStart w:id="70" w:name="X7329119cad2818c34878c62dcf12812fde9e8cd"/>
     <w:p>
       <w:pPr>
         <w:pStyle w:val="Heading3"/>
       </w:pPr>
       <w:r>
+        <w:t xml:space="preserve">Raw Versus Conditional Trend Interpretation</w:t>
+      </w:r>
+    </w:p>
+    <w:p>
+      <w:pPr>
+        <w:pStyle w:val="FirstParagraph"/>
+      </w:pPr>
+      <w:r>
+        <w:t xml:space="preserve">The raw descriptive and conditional associational profiles are close. The national raw slopes are 0.133, 0.307, and 0.253, while the extended conditional slopes are 0.154, 0.314, and 0.248. Conditioning therefore does not overturn the headline profile or suggest that the 2016 peak is purely an artifact of observed demographic composition.</w:t>
+      </w:r>
+    </w:p>
+    <w:p>
+      <w:pPr>
+        <w:pStyle w:val="BodyText"/>
+      </w:pPr>
+      <w:r>
+        <w:t xml:space="preserve">At the same time, the subgroup checks show that the descriptive increase is not uniform across every group. The 2010-to-2016 rise is larger and more precisely estimated among women, rural respondents, and the 35-44 cohort than among men, urban respondents, or the oldest cohort. The safest interpretation is therefore that the rise in persistence between 2010 and 2016 is only partly compositional and not equally strong in every subgroup, while the flatter 2016-to-2022 pattern should be read as a combination of composition and substantive change that the current repeated cross-sections cannot fully separate.</w:t>
+      </w:r>
+    </w:p>
+    <w:bookmarkEnd w:id="70"/>
+    <w:bookmarkStart w:id="71" w:name="upward-mobility-models"/>
+    <w:p>
+      <w:pPr>
+        <w:pStyle w:val="Heading3"/>
+      </w:pPr>
+      <w:r>
         <w:t xml:space="preserve">Upward Mobility Models</w:t>
       </w:r>
     </w:p>
@@ -4889,36 +4847,7 @@
         <w:pStyle w:val="FirstParagraph"/>
       </w:pPr>
       <w:r>
-        <w:t xml:space="preserve">The upward-mobility linear probability models are useful mainly for showing where upward transitions are mechanically more likely. Relative to the upper-secondary reference group, respondents from primary-educated households and lower-secondary households have much higher estimated probabilities of upward mobility, with coefficients of</w:t>
-      </w:r>
-      <w:r>
-        <w:t xml:space="preserve"> </w:t>
-      </w:r>
-      <w:r>
-        <w:rPr>
-          <w:b/>
-          <w:bCs/>
-        </w:rPr>
-        <w:t xml:space="preserve">0.679</w:t>
-      </w:r>
-      <w:r>
-        <w:t xml:space="preserve"> </w:t>
-      </w:r>
-      <w:r>
-        <w:t xml:space="preserve">and</w:t>
-      </w:r>
-      <w:r>
-        <w:t xml:space="preserve"> </w:t>
-      </w:r>
-      <w:r>
-        <w:rPr>
-          <w:b/>
-          <w:bCs/>
-        </w:rPr>
-        <w:t xml:space="preserve">0.496</w:t>
-      </w:r>
-      <w:r>
-        <w:t xml:space="preserve">, respectively.</w:t>
+        <w:t xml:space="preserve">The upward-mobility linear probability models are retained as secondary associational diagnostics. They continue to show that upward transitions are mechanically more common from lower starting positions on the parental education ladder, but these category-based coefficients are not the paper’s preferred cross-wave trend evidence.</w:t>
       </w:r>
     </w:p>
     <w:p>
@@ -4926,11 +4855,11 @@
         <w:pStyle w:val="BodyText"/>
       </w:pPr>
       <w:r>
-        <w:t xml:space="preserve">The non-parental covariates in the upward-mobility models are weaker. Urban residence is close to zero, migration exposure is not precisely estimated, and multigenerational household structure is negligible. The one clearer non-parental pattern is a lower upward-mobility probability for women conditional on the same controls. In substantive terms, the upward-mobility models still mostly reflect where households begin in the parental education ladder rather than strong independent roles for the additional covariates.</w:t>
-      </w:r>
-    </w:p>
-    <w:bookmarkEnd w:id="70"/>
-    <w:bookmarkStart w:id="72" w:name="heterogeneity-in-persistence"/>
+        <w:t xml:space="preserve">Because these models are anchored to a coarse six-category ladder and the same current household controls discussed above, they are best used to orient transition patterns rather than to motivate stronger design claims. Appendix D4 reports the fuller coefficient tables.</w:t>
+      </w:r>
+    </w:p>
+    <w:bookmarkEnd w:id="71"/>
+    <w:bookmarkStart w:id="73" w:name="heterogeneity-in-persistence"/>
     <w:p>
       <w:pPr>
         <w:pStyle w:val="Heading3"/>
@@ -4944,23 +4873,7 @@
         <w:pStyle w:val="FirstParagraph"/>
       </w:pPr>
       <w:r>
-        <w:t xml:space="preserve">The persistence heterogeneity model shows a positive association between parental education score and the probability of remaining in the same education category as one’s parents. The coefficient on parental education score is</w:t>
-      </w:r>
-      <w:r>
-        <w:t xml:space="preserve"> </w:t>
-      </w:r>
-      <w:r>
-        <w:rPr>
-          <w:b/>
-          <w:bCs/>
-        </w:rPr>
-        <w:t xml:space="preserve">0.083</w:t>
-      </w:r>
-      <w:r>
-        <w:t xml:space="preserve"> </w:t>
-      </w:r>
-      <w:r>
-        <w:t xml:space="preserve">and is precisely estimated.</w:t>
+        <w:t xml:space="preserve">The same-category persistence heterogeneity models are also retained as associational diagnostics rather than as headline evidence. They continue to show a positive association between parental education score and remaining in the same category, but those interaction patterns are more specification-dependent than the core rank-based and attainment results.</w:t>
       </w:r>
     </w:p>
     <w:p>
@@ -4968,52 +4881,7 @@
         <w:pStyle w:val="BodyText"/>
       </w:pPr>
       <w:r>
-        <w:t xml:space="preserve">The interaction pattern differs from the earlier draft. The urban interaction is close to zero and not precisely estimated, while the female interaction is negative at</w:t>
-      </w:r>
-      <w:r>
-        <w:t xml:space="preserve"> </w:t>
-      </w:r>
-      <w:r>
-        <w:rPr>
-          <w:b/>
-          <w:bCs/>
-        </w:rPr>
-        <w:t xml:space="preserve">-0.028</w:t>
-      </w:r>
-      <w:r>
-        <w:t xml:space="preserve"> </w:t>
-      </w:r>
-      <w:r>
-        <w:t xml:space="preserve">with p-value</w:t>
-      </w:r>
-      <w:r>
-        <w:t xml:space="preserve"> </w:t>
-      </w:r>
-      <w:r>
-        <w:rPr>
-          <w:b/>
-          <w:bCs/>
-        </w:rPr>
-        <w:t xml:space="preserve">0.050</w:t>
-      </w:r>
-      <w:r>
-        <w:t xml:space="preserve">. The interaction between parent education and the 2022 wave is positive at</w:t>
-      </w:r>
-      <w:r>
-        <w:t xml:space="preserve"> </w:t>
-      </w:r>
-      <w:r>
-        <w:rPr>
-          <w:b/>
-          <w:bCs/>
-        </w:rPr>
-        <w:t xml:space="preserve">0.161</w:t>
-      </w:r>
-      <w:r>
-        <w:t xml:space="preserve"> </w:t>
-      </w:r>
-      <w:r>
-        <w:t xml:space="preserve">and precisely estimated. A cautious reading is that parental education translates into same-category persistence across the pooled sample, with a stronger gradient in 2022-23 and weaker transmission among women in this specification. Table</w:t>
+        <w:t xml:space="preserve">In particular, the positive 2022 interaction in these secondary category-based models does not overturn the more cautious reading from the preferred rank-based specifications: the paper’s strongest evidence is a 2010-to-2016 strengthening, not a clean step-up in every later wave. Table</w:t>
       </w:r>
       <w:r>
         <w:t xml:space="preserve"> </w:t>
@@ -5030,7 +4898,7 @@
         <w:t xml:space="preserve"> </w:t>
       </w:r>
       <w:r>
-        <w:t xml:space="preserve">collects the selected coefficients discussed in Section 6.</w:t>
+        <w:t xml:space="preserve">summarizes the main nested parental coefficients.</w:t>
       </w:r>
     </w:p>
     <w:tbl>
@@ -5046,7 +4914,7 @@
       <w:tr>
         <w:tc>
           <w:tcPr/>
-          <w:bookmarkStart w:id="71" w:name="tbl-pooled-correlates"/>
+          <w:bookmarkStart w:id="72" w:name="tbl-pooled-correlates"/>
           <w:p>
             <w:pPr>
               <w:jc w:val="center"/>
@@ -5057,7 +4925,7 @@
               <w:pStyle w:val="ImageCaption"/>
             </w:pPr>
             <w:r>
-              <w:t xml:space="preserve">Table 4: Selected pooled correlates estimates.</w:t>
+              <w:t xml:space="preserve">Table 4: Nested associational estimates for the main parental coefficients.</w:t>
             </w:r>
           </w:p>
           <w:tbl>
@@ -5068,12 +4936,13 @@
               <w:tblLook w:firstRow="1" w:lastRow="0" w:firstColumn="0" w:lastColumn="0" w:noHBand="0" w:noVBand="0" w:val="0020"/>
             </w:tblPr>
             <w:tblGrid>
-              <w:gridCol w:w="261"/>
-              <w:gridCol w:w="2262"/>
-              <w:gridCol w:w="2959"/>
-              <w:gridCol w:w="783"/>
-              <w:gridCol w:w="957"/>
-              <w:gridCol w:w="696"/>
+              <w:gridCol w:w="270"/>
+              <w:gridCol w:w="1620"/>
+              <w:gridCol w:w="1260"/>
+              <w:gridCol w:w="2250"/>
+              <w:gridCol w:w="810"/>
+              <w:gridCol w:w="990"/>
+              <w:gridCol w:w="720"/>
             </w:tblGrid>
             <w:tr>
               <w:trPr>
@@ -5109,6 +4978,19 @@
                     <w:jc w:val="center"/>
                   </w:pPr>
                   <w:r>
+                    <w:t xml:space="preserve">Specification</w:t>
+                  </w:r>
+                </w:p>
+              </w:tc>
+              <w:tc>
+                <w:tcPr/>
+                <w:p>
+                  <w:pPr>
+                    <w:pStyle w:val="Compact"/>
+                    <w:jc w:val="left"/>
+                    <w:jc w:val="center"/>
+                  </w:pPr>
+                  <w:r>
                     <w:t xml:space="preserve">Term</w:t>
                   </w:r>
                 </w:p>
@@ -5163,7 +5045,7 @@
                     <w:jc w:val="center"/>
                   </w:pPr>
                   <w:r>
-                    <w:t xml:space="preserve">1</w:t>
+                    <w:t xml:space="preserve">7</w:t>
                   </w:r>
                 </w:p>
               </w:tc>
@@ -5189,20 +5071,33 @@
                     <w:jc w:val="center"/>
                   </w:pPr>
                   <w:r>
-                    <w:t xml:space="preserve">Parent rank</w:t>
-                  </w:r>
-                </w:p>
-              </w:tc>
-              <w:tc>
-                <w:tcPr/>
-                <w:p>
-                  <w:pPr>
-                    <w:pStyle w:val="Compact"/>
-                    <w:jc w:val="left"/>
-                    <w:jc w:val="center"/>
-                  </w:pPr>
-                  <w:r>
-                    <w:t xml:space="preserve">0.154</w:t>
+                    <w:t xml:space="preserve">Demographic</w:t>
+                  </w:r>
+                </w:p>
+              </w:tc>
+              <w:tc>
+                <w:tcPr/>
+                <w:p>
+                  <w:pPr>
+                    <w:pStyle w:val="Compact"/>
+                    <w:jc w:val="left"/>
+                    <w:jc w:val="center"/>
+                  </w:pPr>
+                  <w:r>
+                    <w:t xml:space="preserve">Parent rank (2010 slope)</w:t>
+                  </w:r>
+                </w:p>
+              </w:tc>
+              <w:tc>
+                <w:tcPr/>
+                <w:p>
+                  <w:pPr>
+                    <w:pStyle w:val="Compact"/>
+                    <w:jc w:val="left"/>
+                    <w:jc w:val="center"/>
+                  </w:pPr>
+                  <w:r>
+                    <w:t xml:space="preserve">0.153</w:t>
                   </w:r>
                 </w:p>
               </w:tc>
@@ -5243,7 +5138,7 @@
                     <w:jc w:val="center"/>
                   </w:pPr>
                   <w:r>
-                    <w:t xml:space="preserve">2</w:t>
+                    <w:t xml:space="preserve">8</w:t>
                   </w:r>
                 </w:p>
               </w:tc>
@@ -5269,20 +5164,33 @@
                     <w:jc w:val="center"/>
                   </w:pPr>
                   <w:r>
-                    <w:t xml:space="preserve">Parent rank x 2016</w:t>
-                  </w:r>
-                </w:p>
-              </w:tc>
-              <w:tc>
-                <w:tcPr/>
-                <w:p>
-                  <w:pPr>
-                    <w:pStyle w:val="Compact"/>
-                    <w:jc w:val="left"/>
-                    <w:jc w:val="center"/>
-                  </w:pPr>
-                  <w:r>
-                    <w:t xml:space="preserve">0.160</w:t>
+                    <w:t xml:space="preserve">Demographic</w:t>
+                  </w:r>
+                </w:p>
+              </w:tc>
+              <w:tc>
+                <w:tcPr/>
+                <w:p>
+                  <w:pPr>
+                    <w:pStyle w:val="Compact"/>
+                    <w:jc w:val="left"/>
+                    <w:jc w:val="center"/>
+                  </w:pPr>
+                  <w:r>
+                    <w:t xml:space="preserve">2016 minus 2010 slope</w:t>
+                  </w:r>
+                </w:p>
+              </w:tc>
+              <w:tc>
+                <w:tcPr/>
+                <w:p>
+                  <w:pPr>
+                    <w:pStyle w:val="Compact"/>
+                    <w:jc w:val="left"/>
+                    <w:jc w:val="center"/>
+                  </w:pPr>
+                  <w:r>
+                    <w:t xml:space="preserve">0.156</w:t>
                   </w:r>
                 </w:p>
               </w:tc>
@@ -5323,7 +5231,7 @@
                     <w:jc w:val="center"/>
                   </w:pPr>
                   <w:r>
-                    <w:t xml:space="preserve">3</w:t>
+                    <w:t xml:space="preserve">9</w:t>
                   </w:r>
                 </w:p>
               </w:tc>
@@ -5349,20 +5257,33 @@
                     <w:jc w:val="center"/>
                   </w:pPr>
                   <w:r>
-                    <w:t xml:space="preserve">Parent rank x 2022-23</w:t>
-                  </w:r>
-                </w:p>
-              </w:tc>
-              <w:tc>
-                <w:tcPr/>
-                <w:p>
-                  <w:pPr>
-                    <w:pStyle w:val="Compact"/>
-                    <w:jc w:val="left"/>
-                    <w:jc w:val="center"/>
-                  </w:pPr>
-                  <w:r>
-                    <w:t xml:space="preserve">0.094</w:t>
+                    <w:t xml:space="preserve">Demographic</w:t>
+                  </w:r>
+                </w:p>
+              </w:tc>
+              <w:tc>
+                <w:tcPr/>
+                <w:p>
+                  <w:pPr>
+                    <w:pStyle w:val="Compact"/>
+                    <w:jc w:val="left"/>
+                    <w:jc w:val="center"/>
+                  </w:pPr>
+                  <w:r>
+                    <w:t xml:space="preserve">2022-23 minus 2010 slope</w:t>
+                  </w:r>
+                </w:p>
+              </w:tc>
+              <w:tc>
+                <w:tcPr/>
+                <w:p>
+                  <w:pPr>
+                    <w:pStyle w:val="Compact"/>
+                    <w:jc w:val="left"/>
+                    <w:jc w:val="center"/>
+                  </w:pPr>
+                  <w:r>
+                    <w:t xml:space="preserve">0.095</w:t>
                   </w:r>
                 </w:p>
               </w:tc>
@@ -5388,7 +5309,7 @@
                     <w:jc w:val="center"/>
                   </w:pPr>
                   <w:r>
-                    <w:t xml:space="preserve">0.182</w:t>
+                    <w:t xml:space="preserve">0.180</w:t>
                   </w:r>
                 </w:p>
               </w:tc>
@@ -5403,7 +5324,7 @@
                     <w:jc w:val="center"/>
                   </w:pPr>
                   <w:r>
-                    <w:t xml:space="preserve">8</w:t>
+                    <w:t xml:space="preserve">10</w:t>
                   </w:r>
                 </w:p>
               </w:tc>
@@ -5429,6 +5350,19 @@
                     <w:jc w:val="center"/>
                   </w:pPr>
                   <w:r>
+                    <w:t xml:space="preserve">Demographic</w:t>
+                  </w:r>
+                </w:p>
+              </w:tc>
+              <w:tc>
+                <w:tcPr/>
+                <w:p>
+                  <w:pPr>
+                    <w:pStyle w:val="Compact"/>
+                    <w:jc w:val="left"/>
+                    <w:jc w:val="center"/>
+                  </w:pPr>
+                  <w:r>
                     <w:t xml:space="preserve">Parent education score</w:t>
                   </w:r>
                 </w:p>
@@ -5442,20 +5376,20 @@
                     <w:jc w:val="center"/>
                   </w:pPr>
                   <w:r>
-                    <w:t xml:space="preserve">0.245</w:t>
-                  </w:r>
-                </w:p>
-              </w:tc>
-              <w:tc>
-                <w:tcPr/>
-                <w:p>
-                  <w:pPr>
-                    <w:pStyle w:val="Compact"/>
-                    <w:jc w:val="left"/>
-                    <w:jc w:val="center"/>
-                  </w:pPr>
-                  <w:r>
-                    <w:t xml:space="preserve">0.022</w:t>
+                    <w:t xml:space="preserve">0.243</w:t>
+                  </w:r>
+                </w:p>
+              </w:tc>
+              <w:tc>
+                <w:tcPr/>
+                <w:p>
+                  <w:pPr>
+                    <w:pStyle w:val="Compact"/>
+                    <w:jc w:val="left"/>
+                    <w:jc w:val="center"/>
+                  </w:pPr>
+                  <w:r>
+                    <w:t xml:space="preserve">0.021</w:t>
                   </w:r>
                 </w:p>
               </w:tc>
@@ -5483,72 +5417,85 @@
                     <w:jc w:val="center"/>
                   </w:pPr>
                   <w:r>
-                    <w:t xml:space="preserve">10</w:t>
-                  </w:r>
-                </w:p>
-              </w:tc>
-              <w:tc>
-                <w:tcPr/>
-                <w:p>
-                  <w:pPr>
-                    <w:pStyle w:val="Compact"/>
-                    <w:jc w:val="left"/>
-                    <w:jc w:val="center"/>
-                  </w:pPr>
-                  <w:r>
-                    <w:t xml:space="preserve">Attainment score</w:t>
-                  </w:r>
-                </w:p>
-              </w:tc>
-              <w:tc>
-                <w:tcPr/>
-                <w:p>
-                  <w:pPr>
-                    <w:pStyle w:val="Compact"/>
-                    <w:jc w:val="left"/>
-                    <w:jc w:val="center"/>
-                  </w:pPr>
-                  <w:r>
-                    <w:t xml:space="preserve">Female</w:t>
-                  </w:r>
-                </w:p>
-              </w:tc>
-              <w:tc>
-                <w:tcPr/>
-                <w:p>
-                  <w:pPr>
-                    <w:pStyle w:val="Compact"/>
-                    <w:jc w:val="left"/>
-                    <w:jc w:val="center"/>
-                  </w:pPr>
-                  <w:r>
-                    <w:t xml:space="preserve">-0.036</w:t>
-                  </w:r>
-                </w:p>
-              </w:tc>
-              <w:tc>
-                <w:tcPr/>
-                <w:p>
-                  <w:pPr>
-                    <w:pStyle w:val="Compact"/>
-                    <w:jc w:val="left"/>
-                    <w:jc w:val="center"/>
-                  </w:pPr>
-                  <w:r>
-                    <w:t xml:space="preserve">0.034</w:t>
-                  </w:r>
-                </w:p>
-              </w:tc>
-              <w:tc>
-                <w:tcPr/>
-                <w:p>
-                  <w:pPr>
-                    <w:pStyle w:val="Compact"/>
-                    <w:jc w:val="left"/>
-                    <w:jc w:val="center"/>
-                  </w:pPr>
-                  <w:r>
-                    <w:t xml:space="preserve">0.314</w:t>
+                    <w:t xml:space="preserve">13</w:t>
+                  </w:r>
+                </w:p>
+              </w:tc>
+              <w:tc>
+                <w:tcPr/>
+                <w:p>
+                  <w:pPr>
+                    <w:pStyle w:val="Compact"/>
+                    <w:jc w:val="left"/>
+                    <w:jc w:val="center"/>
+                  </w:pPr>
+                  <w:r>
+                    <w:t xml:space="preserve">Persistence trend</w:t>
+                  </w:r>
+                </w:p>
+              </w:tc>
+              <w:tc>
+                <w:tcPr/>
+                <w:p>
+                  <w:pPr>
+                    <w:pStyle w:val="Compact"/>
+                    <w:jc w:val="left"/>
+                    <w:jc w:val="center"/>
+                  </w:pPr>
+                  <w:r>
+                    <w:t xml:space="preserve">Extended</w:t>
+                  </w:r>
+                </w:p>
+              </w:tc>
+              <w:tc>
+                <w:tcPr/>
+                <w:p>
+                  <w:pPr>
+                    <w:pStyle w:val="Compact"/>
+                    <w:jc w:val="left"/>
+                    <w:jc w:val="center"/>
+                  </w:pPr>
+                  <w:r>
+                    <w:t xml:space="preserve">Parent rank (2010 slope)</w:t>
+                  </w:r>
+                </w:p>
+              </w:tc>
+              <w:tc>
+                <w:tcPr/>
+                <w:p>
+                  <w:pPr>
+                    <w:pStyle w:val="Compact"/>
+                    <w:jc w:val="left"/>
+                    <w:jc w:val="center"/>
+                  </w:pPr>
+                  <w:r>
+                    <w:t xml:space="preserve">0.154</w:t>
+                  </w:r>
+                </w:p>
+              </w:tc>
+              <w:tc>
+                <w:tcPr/>
+                <w:p>
+                  <w:pPr>
+                    <w:pStyle w:val="Compact"/>
+                    <w:jc w:val="left"/>
+                    <w:jc w:val="center"/>
+                  </w:pPr>
+                  <w:r>
+                    <w:t xml:space="preserve">0.041</w:t>
+                  </w:r>
+                </w:p>
+              </w:tc>
+              <w:tc>
+                <w:tcPr/>
+                <w:p>
+                  <w:pPr>
+                    <w:pStyle w:val="Compact"/>
+                    <w:jc w:val="left"/>
+                    <w:jc w:val="center"/>
+                  </w:pPr>
+                  <w:r>
+                    <w:t xml:space="preserve">0.002</w:t>
                   </w:r>
                 </w:p>
               </w:tc>
@@ -5576,59 +5523,72 @@
                     <w:jc w:val="center"/>
                   </w:pPr>
                   <w:r>
-                    <w:t xml:space="preserve">Upward mobility</w:t>
-                  </w:r>
-                </w:p>
-              </w:tc>
-              <w:tc>
-                <w:tcPr/>
-                <w:p>
-                  <w:pPr>
-                    <w:pStyle w:val="Compact"/>
-                    <w:jc w:val="left"/>
-                    <w:jc w:val="center"/>
-                  </w:pPr>
-                  <w:r>
-                    <w:t xml:space="preserve">Parent education: primary</w:t>
-                  </w:r>
-                </w:p>
-              </w:tc>
-              <w:tc>
-                <w:tcPr/>
-                <w:p>
-                  <w:pPr>
-                    <w:pStyle w:val="Compact"/>
-                    <w:jc w:val="left"/>
-                    <w:jc w:val="center"/>
-                  </w:pPr>
-                  <w:r>
-                    <w:t xml:space="preserve">0.679</w:t>
-                  </w:r>
-                </w:p>
-              </w:tc>
-              <w:tc>
-                <w:tcPr/>
-                <w:p>
-                  <w:pPr>
-                    <w:pStyle w:val="Compact"/>
-                    <w:jc w:val="left"/>
-                    <w:jc w:val="center"/>
-                  </w:pPr>
-                  <w:r>
-                    <w:t xml:space="preserve">0.036</w:t>
-                  </w:r>
-                </w:p>
-              </w:tc>
-              <w:tc>
-                <w:tcPr/>
-                <w:p>
-                  <w:pPr>
-                    <w:pStyle w:val="Compact"/>
-                    <w:jc w:val="left"/>
-                    <w:jc w:val="center"/>
-                  </w:pPr>
-                  <w:r>
-                    <w:t xml:space="preserve">&lt;0.001</w:t>
+                    <w:t xml:space="preserve">Persistence trend</w:t>
+                  </w:r>
+                </w:p>
+              </w:tc>
+              <w:tc>
+                <w:tcPr/>
+                <w:p>
+                  <w:pPr>
+                    <w:pStyle w:val="Compact"/>
+                    <w:jc w:val="left"/>
+                    <w:jc w:val="center"/>
+                  </w:pPr>
+                  <w:r>
+                    <w:t xml:space="preserve">Extended</w:t>
+                  </w:r>
+                </w:p>
+              </w:tc>
+              <w:tc>
+                <w:tcPr/>
+                <w:p>
+                  <w:pPr>
+                    <w:pStyle w:val="Compact"/>
+                    <w:jc w:val="left"/>
+                    <w:jc w:val="center"/>
+                  </w:pPr>
+                  <w:r>
+                    <w:t xml:space="preserve">2016 minus 2010 slope</w:t>
+                  </w:r>
+                </w:p>
+              </w:tc>
+              <w:tc>
+                <w:tcPr/>
+                <w:p>
+                  <w:pPr>
+                    <w:pStyle w:val="Compact"/>
+                    <w:jc w:val="left"/>
+                    <w:jc w:val="center"/>
+                  </w:pPr>
+                  <w:r>
+                    <w:t xml:space="preserve">0.160</w:t>
+                  </w:r>
+                </w:p>
+              </w:tc>
+              <w:tc>
+                <w:tcPr/>
+                <w:p>
+                  <w:pPr>
+                    <w:pStyle w:val="Compact"/>
+                    <w:jc w:val="left"/>
+                    <w:jc w:val="center"/>
+                  </w:pPr>
+                  <w:r>
+                    <w:t xml:space="preserve">0.047</w:t>
+                  </w:r>
+                </w:p>
+              </w:tc>
+              <w:tc>
+                <w:tcPr/>
+                <w:p>
+                  <w:pPr>
+                    <w:pStyle w:val="Compact"/>
+                    <w:jc w:val="left"/>
+                    <w:jc w:val="center"/>
+                  </w:pPr>
+                  <w:r>
+                    <w:t xml:space="preserve">0.005</w:t>
                   </w:r>
                 </w:p>
               </w:tc>
@@ -5656,59 +5616,72 @@
                     <w:jc w:val="center"/>
                   </w:pPr>
                   <w:r>
-                    <w:t xml:space="preserve">Upward mobility</w:t>
-                  </w:r>
-                </w:p>
-              </w:tc>
-              <w:tc>
-                <w:tcPr/>
-                <w:p>
-                  <w:pPr>
-                    <w:pStyle w:val="Compact"/>
-                    <w:jc w:val="left"/>
-                    <w:jc w:val="center"/>
-                  </w:pPr>
-                  <w:r>
-                    <w:t xml:space="preserve">Parent education: lower secondary</w:t>
-                  </w:r>
-                </w:p>
-              </w:tc>
-              <w:tc>
-                <w:tcPr/>
-                <w:p>
-                  <w:pPr>
-                    <w:pStyle w:val="Compact"/>
-                    <w:jc w:val="left"/>
-                    <w:jc w:val="center"/>
-                  </w:pPr>
-                  <w:r>
-                    <w:t xml:space="preserve">0.496</w:t>
-                  </w:r>
-                </w:p>
-              </w:tc>
-              <w:tc>
-                <w:tcPr/>
-                <w:p>
-                  <w:pPr>
-                    <w:pStyle w:val="Compact"/>
-                    <w:jc w:val="left"/>
-                    <w:jc w:val="center"/>
-                  </w:pPr>
-                  <w:r>
-                    <w:t xml:space="preserve">0.045</w:t>
-                  </w:r>
-                </w:p>
-              </w:tc>
-              <w:tc>
-                <w:tcPr/>
-                <w:p>
-                  <w:pPr>
-                    <w:pStyle w:val="Compact"/>
-                    <w:jc w:val="left"/>
-                    <w:jc w:val="center"/>
-                  </w:pPr>
-                  <w:r>
-                    <w:t xml:space="preserve">&lt;0.001</w:t>
+                    <w:t xml:space="preserve">Persistence trend</w:t>
+                  </w:r>
+                </w:p>
+              </w:tc>
+              <w:tc>
+                <w:tcPr/>
+                <w:p>
+                  <w:pPr>
+                    <w:pStyle w:val="Compact"/>
+                    <w:jc w:val="left"/>
+                    <w:jc w:val="center"/>
+                  </w:pPr>
+                  <w:r>
+                    <w:t xml:space="preserve">Extended</w:t>
+                  </w:r>
+                </w:p>
+              </w:tc>
+              <w:tc>
+                <w:tcPr/>
+                <w:p>
+                  <w:pPr>
+                    <w:pStyle w:val="Compact"/>
+                    <w:jc w:val="left"/>
+                    <w:jc w:val="center"/>
+                  </w:pPr>
+                  <w:r>
+                    <w:t xml:space="preserve">2022-23 minus 2010 slope</w:t>
+                  </w:r>
+                </w:p>
+              </w:tc>
+              <w:tc>
+                <w:tcPr/>
+                <w:p>
+                  <w:pPr>
+                    <w:pStyle w:val="Compact"/>
+                    <w:jc w:val="left"/>
+                    <w:jc w:val="center"/>
+                  </w:pPr>
+                  <w:r>
+                    <w:t xml:space="preserve">0.094</w:t>
+                  </w:r>
+                </w:p>
+              </w:tc>
+              <w:tc>
+                <w:tcPr/>
+                <w:p>
+                  <w:pPr>
+                    <w:pStyle w:val="Compact"/>
+                    <w:jc w:val="left"/>
+                    <w:jc w:val="center"/>
+                  </w:pPr>
+                  <w:r>
+                    <w:t xml:space="preserve">0.067</w:t>
+                  </w:r>
+                </w:p>
+              </w:tc>
+              <w:tc>
+                <w:tcPr/>
+                <w:p>
+                  <w:pPr>
+                    <w:pStyle w:val="Compact"/>
+                    <w:jc w:val="left"/>
+                    <w:jc w:val="center"/>
+                  </w:pPr>
+                  <w:r>
+                    <w:t xml:space="preserve">0.182</w:t>
                   </w:r>
                 </w:p>
               </w:tc>
@@ -5723,20 +5696,33 @@
                     <w:jc w:val="center"/>
                   </w:pPr>
                   <w:r>
-                    <w:t xml:space="preserve">29</w:t>
-                  </w:r>
-                </w:p>
-              </w:tc>
-              <w:tc>
-                <w:tcPr/>
-                <w:p>
-                  <w:pPr>
-                    <w:pStyle w:val="Compact"/>
-                    <w:jc w:val="left"/>
-                    <w:jc w:val="center"/>
-                  </w:pPr>
-                  <w:r>
-                    <w:t xml:space="preserve">Persistence heterogeneity</w:t>
+                    <w:t xml:space="preserve">16</w:t>
+                  </w:r>
+                </w:p>
+              </w:tc>
+              <w:tc>
+                <w:tcPr/>
+                <w:p>
+                  <w:pPr>
+                    <w:pStyle w:val="Compact"/>
+                    <w:jc w:val="left"/>
+                    <w:jc w:val="center"/>
+                  </w:pPr>
+                  <w:r>
+                    <w:t xml:space="preserve">Attainment score</w:t>
+                  </w:r>
+                </w:p>
+              </w:tc>
+              <w:tc>
+                <w:tcPr/>
+                <w:p>
+                  <w:pPr>
+                    <w:pStyle w:val="Compact"/>
+                    <w:jc w:val="left"/>
+                    <w:jc w:val="center"/>
+                  </w:pPr>
+                  <w:r>
+                    <w:t xml:space="preserve">Extended</w:t>
                   </w:r>
                 </w:p>
               </w:tc>
@@ -5762,20 +5748,20 @@
                     <w:jc w:val="center"/>
                   </w:pPr>
                   <w:r>
-                    <w:t xml:space="preserve">0.083</w:t>
-                  </w:r>
-                </w:p>
-              </w:tc>
-              <w:tc>
-                <w:tcPr/>
-                <w:p>
-                  <w:pPr>
-                    <w:pStyle w:val="Compact"/>
-                    <w:jc w:val="left"/>
-                    <w:jc w:val="center"/>
-                  </w:pPr>
-                  <w:r>
-                    <w:t xml:space="preserve">0.013</w:t>
+                    <w:t xml:space="preserve">0.245</w:t>
+                  </w:r>
+                </w:p>
+              </w:tc>
+              <w:tc>
+                <w:tcPr/>
+                <w:p>
+                  <w:pPr>
+                    <w:pStyle w:val="Compact"/>
+                    <w:jc w:val="left"/>
+                    <w:jc w:val="center"/>
+                  </w:pPr>
+                  <w:r>
+                    <w:t xml:space="preserve">0.022</w:t>
                   </w:r>
                 </w:p>
               </w:tc>
@@ -5803,72 +5789,85 @@
                     <w:jc w:val="center"/>
                   </w:pPr>
                   <w:r>
-                    <w:t xml:space="preserve">36</w:t>
-                  </w:r>
-                </w:p>
-              </w:tc>
-              <w:tc>
-                <w:tcPr/>
-                <w:p>
-                  <w:pPr>
-                    <w:pStyle w:val="Compact"/>
-                    <w:jc w:val="left"/>
-                    <w:jc w:val="center"/>
-                  </w:pPr>
-                  <w:r>
-                    <w:t xml:space="preserve">Persistence heterogeneity</w:t>
-                  </w:r>
-                </w:p>
-              </w:tc>
-              <w:tc>
-                <w:tcPr/>
-                <w:p>
-                  <w:pPr>
-                    <w:pStyle w:val="Compact"/>
-                    <w:jc w:val="left"/>
-                    <w:jc w:val="center"/>
-                  </w:pPr>
-                  <w:r>
-                    <w:t xml:space="preserve">Parent education score x 2022-23</w:t>
-                  </w:r>
-                </w:p>
-              </w:tc>
-              <w:tc>
-                <w:tcPr/>
-                <w:p>
-                  <w:pPr>
-                    <w:pStyle w:val="Compact"/>
-                    <w:jc w:val="left"/>
-                    <w:jc w:val="center"/>
-                  </w:pPr>
-                  <w:r>
-                    <w:t xml:space="preserve">0.161</w:t>
-                  </w:r>
-                </w:p>
-              </w:tc>
-              <w:tc>
-                <w:tcPr/>
-                <w:p>
-                  <w:pPr>
-                    <w:pStyle w:val="Compact"/>
-                    <w:jc w:val="left"/>
-                    <w:jc w:val="center"/>
-                  </w:pPr>
-                  <w:r>
-                    <w:t xml:space="preserve">0.040</w:t>
-                  </w:r>
-                </w:p>
-              </w:tc>
-              <w:tc>
-                <w:tcPr/>
-                <w:p>
-                  <w:pPr>
-                    <w:pStyle w:val="Compact"/>
-                    <w:jc w:val="left"/>
-                    <w:jc w:val="center"/>
-                  </w:pPr>
-                  <w:r>
-                    <w:t xml:space="preserve">0.001</w:t>
+                    <w:t xml:space="preserve">1</w:t>
+                  </w:r>
+                </w:p>
+              </w:tc>
+              <w:tc>
+                <w:tcPr/>
+                <w:p>
+                  <w:pPr>
+                    <w:pStyle w:val="Compact"/>
+                    <w:jc w:val="left"/>
+                    <w:jc w:val="center"/>
+                  </w:pPr>
+                  <w:r>
+                    <w:t xml:space="preserve">Persistence trend</w:t>
+                  </w:r>
+                </w:p>
+              </w:tc>
+              <w:tc>
+                <w:tcPr/>
+                <w:p>
+                  <w:pPr>
+                    <w:pStyle w:val="Compact"/>
+                    <w:jc w:val="left"/>
+                    <w:jc w:val="center"/>
+                  </w:pPr>
+                  <w:r>
+                    <w:t xml:space="preserve">Minimal</w:t>
+                  </w:r>
+                </w:p>
+              </w:tc>
+              <w:tc>
+                <w:tcPr/>
+                <w:p>
+                  <w:pPr>
+                    <w:pStyle w:val="Compact"/>
+                    <w:jc w:val="left"/>
+                    <w:jc w:val="center"/>
+                  </w:pPr>
+                  <w:r>
+                    <w:t xml:space="preserve">Parent rank (2010 slope)</w:t>
+                  </w:r>
+                </w:p>
+              </w:tc>
+              <w:tc>
+                <w:tcPr/>
+                <w:p>
+                  <w:pPr>
+                    <w:pStyle w:val="Compact"/>
+                    <w:jc w:val="left"/>
+                    <w:jc w:val="center"/>
+                  </w:pPr>
+                  <w:r>
+                    <w:t xml:space="preserve">0.139</w:t>
+                  </w:r>
+                </w:p>
+              </w:tc>
+              <w:tc>
+                <w:tcPr/>
+                <w:p>
+                  <w:pPr>
+                    <w:pStyle w:val="Compact"/>
+                    <w:jc w:val="left"/>
+                    <w:jc w:val="center"/>
+                  </w:pPr>
+                  <w:r>
+                    <w:t xml:space="preserve">0.037</w:t>
+                  </w:r>
+                </w:p>
+              </w:tc>
+              <w:tc>
+                <w:tcPr/>
+                <w:p>
+                  <w:pPr>
+                    <w:pStyle w:val="Compact"/>
+                    <w:jc w:val="left"/>
+                    <w:jc w:val="center"/>
+                  </w:pPr>
+                  <w:r>
+                    <w:t xml:space="preserve">0.003</w:t>
                   </w:r>
                 </w:p>
               </w:tc>
@@ -5883,72 +5882,85 @@
                     <w:jc w:val="center"/>
                   </w:pPr>
                   <w:r>
-                    <w:t xml:space="preserve">34</w:t>
-                  </w:r>
-                </w:p>
-              </w:tc>
-              <w:tc>
-                <w:tcPr/>
-                <w:p>
-                  <w:pPr>
-                    <w:pStyle w:val="Compact"/>
-                    <w:jc w:val="left"/>
-                    <w:jc w:val="center"/>
-                  </w:pPr>
-                  <w:r>
-                    <w:t xml:space="preserve">Persistence heterogeneity</w:t>
-                  </w:r>
-                </w:p>
-              </w:tc>
-              <w:tc>
-                <w:tcPr/>
-                <w:p>
-                  <w:pPr>
-                    <w:pStyle w:val="Compact"/>
-                    <w:jc w:val="left"/>
-                    <w:jc w:val="center"/>
-                  </w:pPr>
-                  <w:r>
-                    <w:t xml:space="preserve">Parent education score x urban</w:t>
-                  </w:r>
-                </w:p>
-              </w:tc>
-              <w:tc>
-                <w:tcPr/>
-                <w:p>
-                  <w:pPr>
-                    <w:pStyle w:val="Compact"/>
-                    <w:jc w:val="left"/>
-                    <w:jc w:val="center"/>
-                  </w:pPr>
-                  <w:r>
-                    <w:t xml:space="preserve">0.023</w:t>
-                  </w:r>
-                </w:p>
-              </w:tc>
-              <w:tc>
-                <w:tcPr/>
-                <w:p>
-                  <w:pPr>
-                    <w:pStyle w:val="Compact"/>
-                    <w:jc w:val="left"/>
-                    <w:jc w:val="center"/>
-                  </w:pPr>
-                  <w:r>
-                    <w:t xml:space="preserve">0.020</w:t>
-                  </w:r>
-                </w:p>
-              </w:tc>
-              <w:tc>
-                <w:tcPr/>
-                <w:p>
-                  <w:pPr>
-                    <w:pStyle w:val="Compact"/>
-                    <w:jc w:val="left"/>
-                    <w:jc w:val="center"/>
-                  </w:pPr>
-                  <w:r>
-                    <w:t xml:space="preserve">0.280</w:t>
+                    <w:t xml:space="preserve">2</w:t>
+                  </w:r>
+                </w:p>
+              </w:tc>
+              <w:tc>
+                <w:tcPr/>
+                <w:p>
+                  <w:pPr>
+                    <w:pStyle w:val="Compact"/>
+                    <w:jc w:val="left"/>
+                    <w:jc w:val="center"/>
+                  </w:pPr>
+                  <w:r>
+                    <w:t xml:space="preserve">Persistence trend</w:t>
+                  </w:r>
+                </w:p>
+              </w:tc>
+              <w:tc>
+                <w:tcPr/>
+                <w:p>
+                  <w:pPr>
+                    <w:pStyle w:val="Compact"/>
+                    <w:jc w:val="left"/>
+                    <w:jc w:val="center"/>
+                  </w:pPr>
+                  <w:r>
+                    <w:t xml:space="preserve">Minimal</w:t>
+                  </w:r>
+                </w:p>
+              </w:tc>
+              <w:tc>
+                <w:tcPr/>
+                <w:p>
+                  <w:pPr>
+                    <w:pStyle w:val="Compact"/>
+                    <w:jc w:val="left"/>
+                    <w:jc w:val="center"/>
+                  </w:pPr>
+                  <w:r>
+                    <w:t xml:space="preserve">2016 minus 2010 slope</w:t>
+                  </w:r>
+                </w:p>
+              </w:tc>
+              <w:tc>
+                <w:tcPr/>
+                <w:p>
+                  <w:pPr>
+                    <w:pStyle w:val="Compact"/>
+                    <w:jc w:val="left"/>
+                    <w:jc w:val="center"/>
+                  </w:pPr>
+                  <w:r>
+                    <w:t xml:space="preserve">0.171</w:t>
+                  </w:r>
+                </w:p>
+              </w:tc>
+              <w:tc>
+                <w:tcPr/>
+                <w:p>
+                  <w:pPr>
+                    <w:pStyle w:val="Compact"/>
+                    <w:jc w:val="left"/>
+                    <w:jc w:val="center"/>
+                  </w:pPr>
+                  <w:r>
+                    <w:t xml:space="preserve">0.046</w:t>
+                  </w:r>
+                </w:p>
+              </w:tc>
+              <w:tc>
+                <w:tcPr/>
+                <w:p>
+                  <w:pPr>
+                    <w:pStyle w:val="Compact"/>
+                    <w:jc w:val="left"/>
+                    <w:jc w:val="center"/>
+                  </w:pPr>
+                  <w:r>
+                    <w:t xml:space="preserve">0.003</w:t>
                   </w:r>
                 </w:p>
               </w:tc>
@@ -5963,84 +5975,190 @@
                     <w:jc w:val="center"/>
                   </w:pPr>
                   <w:r>
-                    <w:t xml:space="preserve">35</w:t>
-                  </w:r>
-                </w:p>
-              </w:tc>
-              <w:tc>
-                <w:tcPr/>
-                <w:p>
-                  <w:pPr>
-                    <w:pStyle w:val="Compact"/>
-                    <w:jc w:val="left"/>
-                    <w:jc w:val="center"/>
-                  </w:pPr>
-                  <w:r>
-                    <w:t xml:space="preserve">Persistence heterogeneity</w:t>
-                  </w:r>
-                </w:p>
-              </w:tc>
-              <w:tc>
-                <w:tcPr/>
-                <w:p>
-                  <w:pPr>
-                    <w:pStyle w:val="Compact"/>
-                    <w:jc w:val="left"/>
-                    <w:jc w:val="center"/>
-                  </w:pPr>
-                  <w:r>
-                    <w:t xml:space="preserve">Parent education score x female</w:t>
-                  </w:r>
-                </w:p>
-              </w:tc>
-              <w:tc>
-                <w:tcPr/>
-                <w:p>
-                  <w:pPr>
-                    <w:pStyle w:val="Compact"/>
-                    <w:jc w:val="left"/>
-                    <w:jc w:val="center"/>
-                  </w:pPr>
-                  <w:r>
-                    <w:t xml:space="preserve">-0.028</w:t>
-                  </w:r>
-                </w:p>
-              </w:tc>
-              <w:tc>
-                <w:tcPr/>
-                <w:p>
-                  <w:pPr>
-                    <w:pStyle w:val="Compact"/>
-                    <w:jc w:val="left"/>
-                    <w:jc w:val="center"/>
-                  </w:pPr>
-                  <w:r>
-                    <w:t xml:space="preserve">0.013</w:t>
-                  </w:r>
-                </w:p>
-              </w:tc>
-              <w:tc>
-                <w:tcPr/>
-                <w:p>
-                  <w:pPr>
-                    <w:pStyle w:val="Compact"/>
-                    <w:jc w:val="left"/>
-                    <w:jc w:val="center"/>
-                  </w:pPr>
-                  <w:r>
-                    <w:t xml:space="preserve">0.050</w:t>
+                    <w:t xml:space="preserve">3</w:t>
+                  </w:r>
+                </w:p>
+              </w:tc>
+              <w:tc>
+                <w:tcPr/>
+                <w:p>
+                  <w:pPr>
+                    <w:pStyle w:val="Compact"/>
+                    <w:jc w:val="left"/>
+                    <w:jc w:val="center"/>
+                  </w:pPr>
+                  <w:r>
+                    <w:t xml:space="preserve">Persistence trend</w:t>
+                  </w:r>
+                </w:p>
+              </w:tc>
+              <w:tc>
+                <w:tcPr/>
+                <w:p>
+                  <w:pPr>
+                    <w:pStyle w:val="Compact"/>
+                    <w:jc w:val="left"/>
+                    <w:jc w:val="center"/>
+                  </w:pPr>
+                  <w:r>
+                    <w:t xml:space="preserve">Minimal</w:t>
+                  </w:r>
+                </w:p>
+              </w:tc>
+              <w:tc>
+                <w:tcPr/>
+                <w:p>
+                  <w:pPr>
+                    <w:pStyle w:val="Compact"/>
+                    <w:jc w:val="left"/>
+                    <w:jc w:val="center"/>
+                  </w:pPr>
+                  <w:r>
+                    <w:t xml:space="preserve">2022-23 minus 2010 slope</w:t>
+                  </w:r>
+                </w:p>
+              </w:tc>
+              <w:tc>
+                <w:tcPr/>
+                <w:p>
+                  <w:pPr>
+                    <w:pStyle w:val="Compact"/>
+                    <w:jc w:val="left"/>
+                    <w:jc w:val="center"/>
+                  </w:pPr>
+                  <w:r>
+                    <w:t xml:space="preserve">0.112</w:t>
+                  </w:r>
+                </w:p>
+              </w:tc>
+              <w:tc>
+                <w:tcPr/>
+                <w:p>
+                  <w:pPr>
+                    <w:pStyle w:val="Compact"/>
+                    <w:jc w:val="left"/>
+                    <w:jc w:val="center"/>
+                  </w:pPr>
+                  <w:r>
+                    <w:t xml:space="preserve">0.064</w:t>
+                  </w:r>
+                </w:p>
+              </w:tc>
+              <w:tc>
+                <w:tcPr/>
+                <w:p>
+                  <w:pPr>
+                    <w:pStyle w:val="Compact"/>
+                    <w:jc w:val="left"/>
+                    <w:jc w:val="center"/>
+                  </w:pPr>
+                  <w:r>
+                    <w:t xml:space="preserve">0.106</w:t>
+                  </w:r>
+                </w:p>
+              </w:tc>
+            </w:tr>
+            <w:tr>
+              <w:tc>
+                <w:tcPr/>
+                <w:p>
+                  <w:pPr>
+                    <w:pStyle w:val="Compact"/>
+                    <w:jc w:val="left"/>
+                    <w:jc w:val="center"/>
+                  </w:pPr>
+                  <w:r>
+                    <w:t xml:space="preserve">4</w:t>
+                  </w:r>
+                </w:p>
+              </w:tc>
+              <w:tc>
+                <w:tcPr/>
+                <w:p>
+                  <w:pPr>
+                    <w:pStyle w:val="Compact"/>
+                    <w:jc w:val="left"/>
+                    <w:jc w:val="center"/>
+                  </w:pPr>
+                  <w:r>
+                    <w:t xml:space="preserve">Attainment score</w:t>
+                  </w:r>
+                </w:p>
+              </w:tc>
+              <w:tc>
+                <w:tcPr/>
+                <w:p>
+                  <w:pPr>
+                    <w:pStyle w:val="Compact"/>
+                    <w:jc w:val="left"/>
+                    <w:jc w:val="center"/>
+                  </w:pPr>
+                  <w:r>
+                    <w:t xml:space="preserve">Minimal</w:t>
+                  </w:r>
+                </w:p>
+              </w:tc>
+              <w:tc>
+                <w:tcPr/>
+                <w:p>
+                  <w:pPr>
+                    <w:pStyle w:val="Compact"/>
+                    <w:jc w:val="left"/>
+                    <w:jc w:val="center"/>
+                  </w:pPr>
+                  <w:r>
+                    <w:t xml:space="preserve">Parent education score</w:t>
+                  </w:r>
+                </w:p>
+              </w:tc>
+              <w:tc>
+                <w:tcPr/>
+                <w:p>
+                  <w:pPr>
+                    <w:pStyle w:val="Compact"/>
+                    <w:jc w:val="left"/>
+                    <w:jc w:val="center"/>
+                  </w:pPr>
+                  <w:r>
+                    <w:t xml:space="preserve">0.235</w:t>
+                  </w:r>
+                </w:p>
+              </w:tc>
+              <w:tc>
+                <w:tcPr/>
+                <w:p>
+                  <w:pPr>
+                    <w:pStyle w:val="Compact"/>
+                    <w:jc w:val="left"/>
+                    <w:jc w:val="center"/>
+                  </w:pPr>
+                  <w:r>
+                    <w:t xml:space="preserve">0.020</w:t>
+                  </w:r>
+                </w:p>
+              </w:tc>
+              <w:tc>
+                <w:tcPr/>
+                <w:p>
+                  <w:pPr>
+                    <w:pStyle w:val="Compact"/>
+                    <w:jc w:val="left"/>
+                    <w:jc w:val="center"/>
+                  </w:pPr>
+                  <w:r>
+                    <w:t xml:space="preserve">&lt;0.001</w:t>
                   </w:r>
                 </w:p>
               </w:tc>
             </w:tr>
           </w:tbl>
-          <w:bookmarkEnd w:id="71"/>
+          <w:bookmarkEnd w:id="72"/>
           <w:p/>
         </w:tc>
       </w:tr>
     </w:tbl>
-    <w:bookmarkEnd w:id="72"/>
-    <w:bookmarkStart w:id="74" w:name="household-support-environment-from-hbs"/>
+    <w:bookmarkEnd w:id="73"/>
+    <w:bookmarkStart w:id="75" w:name="household-support-environment-from-hbs"/>
     <w:p>
       <w:pPr>
         <w:pStyle w:val="Heading3"/>
@@ -6078,7 +6196,7 @@
       <w:tr>
         <w:tc>
           <w:tcPr/>
-          <w:bookmarkStart w:id="73" w:name="tbl-hbs-context"/>
+          <w:bookmarkStart w:id="74" w:name="tbl-hbs-context"/>
           <w:p>
             <w:pPr>
               <w:jc w:val="center"/>
@@ -6541,14 +6659,14 @@
               </w:tc>
             </w:tr>
           </w:tbl>
-          <w:bookmarkEnd w:id="73"/>
+          <w:bookmarkEnd w:id="74"/>
           <w:p/>
         </w:tc>
       </w:tr>
     </w:tbl>
-    <w:bookmarkEnd w:id="74"/>
     <w:bookmarkEnd w:id="75"/>
-    <w:bookmarkStart w:id="79" w:name="bounded-lits-iv-child-module-extension"/>
+    <w:bookmarkEnd w:id="76"/>
+    <w:bookmarkStart w:id="80" w:name="bounded-lits-iv-child-module-extension"/>
     <w:p>
       <w:pPr>
         <w:pStyle w:val="Heading2"/>
@@ -6557,7 +6675,7 @@
         <w:t xml:space="preserve">Bounded LiTS IV Child Module Extension</w:t>
       </w:r>
     </w:p>
-    <w:bookmarkStart w:id="77" w:name="sample-and-disruption-profile"/>
+    <w:bookmarkStart w:id="78" w:name="sample-and-disruption-profile"/>
     <w:p>
       <w:pPr>
         <w:pStyle w:val="Heading3"/>
@@ -6645,6 +6763,14 @@
       </w:r>
       <w:r>
         <w:t xml:space="preserve">of cases. Additional descriptive splits and the fragility checks for the mechanism regressions are reported in the technical appendix so that the main text remains focused on the strongest facts.</w:t>
+      </w:r>
+    </w:p>
+    <w:p>
+      <w:pPr>
+        <w:pStyle w:val="BodyText"/>
+      </w:pPr>
+      <w:r>
+        <w:t xml:space="preserve">The bridge from Modules A and B to Module C requires one explicit caveat. Modules A and B use the harmonized max-parent measure because it is the most stable adult-sample proxy across waves. Module C instead uses mean observed parent years only to create a low-versus-high split inside the much smaller 2022-23 child-module sample; under the max-parent weighted median rule, the higher-parent comparison group collapses to 0 observations. Module C should therefore be interpreted as a bounded within-module contrast, not as a directly comparable continuation of the main max-parent gradient.</w:t>
       </w:r>
     </w:p>
     <w:tbl>
@@ -6660,7 +6786,7 @@
       <w:tr>
         <w:tc>
           <w:tcPr/>
-          <w:bookmarkStart w:id="76" w:name="tbl-modulec-sample"/>
+          <w:bookmarkStart w:id="77" w:name="tbl-modulec-sample"/>
           <w:p>
             <w:pPr>
               <w:jc w:val="center"/>
@@ -6913,13 +7039,13 @@
               </w:tc>
             </w:tr>
           </w:tbl>
-          <w:bookmarkEnd w:id="76"/>
+          <w:bookmarkEnd w:id="77"/>
           <w:p/>
         </w:tc>
       </w:tr>
     </w:tbl>
-    <w:bookmarkEnd w:id="77"/>
-    <w:bookmarkStart w:id="78" w:name="main-module-c-takeaway"/>
+    <w:bookmarkEnd w:id="78"/>
+    <w:bookmarkStart w:id="79" w:name="main-module-c-takeaway"/>
     <w:p>
       <w:pPr>
         <w:pStyle w:val="Heading3"/>
@@ -7039,9 +7165,9 @@
         <w:t xml:space="preserve">observations. Module C therefore contributes bounded descriptive evidence on household vulnerability and learning support, not a stable adjusted parental-education gradient and not causal evidence on pandemic mechanisms.</w:t>
       </w:r>
     </w:p>
-    <w:bookmarkEnd w:id="78"/>
     <w:bookmarkEnd w:id="79"/>
-    <w:bookmarkStart w:id="80" w:name="discussion-and-policy-implications"/>
+    <w:bookmarkEnd w:id="80"/>
+    <w:bookmarkStart w:id="81" w:name="discussion-and-policy-implications"/>
     <w:p>
       <w:pPr>
         <w:pStyle w:val="Heading2"/>
@@ -7063,7 +7189,7 @@
         <w:pStyle w:val="BodyText"/>
       </w:pPr>
       <w:r>
-        <w:t xml:space="preserve">First, Uzbekistan exhibits substantial intergenerational educational persistence. Descriptive persistence rises strongly from 2010 to 2016 and remains above the 2010 level in 2022-23. The pooled rank-based model supports a stronger persistence gradient in 2016 relative to 2010, while the additional 2022 increment is less precisely estimated.</w:t>
+        <w:t xml:space="preserve">First, Uzbekistan exhibits substantial intergenerational educational persistence. Descriptive persistence rises strongly from 2010 to 2016 and remains above the 2010 level in 2022-23, but the statistically clear change is the 2010-to-2016 increase rather than the 2016-to-2022 comparison. The pooled rank-based associational models reproduce that same pattern across the minimal, demographic, and extended specifications.</w:t>
       </w:r>
     </w:p>
     <w:p>
@@ -7071,7 +7197,7 @@
         <w:pStyle w:val="BodyText"/>
       </w:pPr>
       <w:r>
-        <w:t xml:space="preserve">Second, parental education is the most consistent predictor in the pooled correlates models. The data provide less clear evidence that migration exposure or multigenerational household structure independently explain mobility once the core controls and fixed effects are added, although these factors may still matter through channels the present specifications do not capture well.</w:t>
+        <w:t xml:space="preserve">Second, parental education is the most consistent predictor in the pooled correlates models. The main attainment association changes little when the specification moves from parental education alone to demographic adjustment and then to the extended household-control sensitivity. The data provide much less clear evidence that migration exposure or multigenerational household structure independently explain mobility once the core fixed effects are added, and those variables should not be given a causal interpretation in any case because they may themselves be endogenous to later-life outcomes.</w:t>
       </w:r>
     </w:p>
     <w:p>
@@ -7098,8 +7224,8 @@
         <w:t xml:space="preserve">The third priority is to strengthen household support capacity in periods of disruption. The child module shows that digital inclusion is not only a question of nominal internet access, but also of connection quality, device availability, and adults’ ability to help children learn. A related implication is that education policy should recognize mothers’ support burden as a real part of learning continuity rather than assume that home-based adjustment is costless inside the household.</w:t>
       </w:r>
     </w:p>
-    <w:bookmarkEnd w:id="80"/>
-    <w:bookmarkStart w:id="81" w:name="limitations"/>
+    <w:bookmarkEnd w:id="81"/>
+    <w:bookmarkStart w:id="82" w:name="limitations"/>
     <w:p>
       <w:pPr>
         <w:pStyle w:val="Heading2"/>
@@ -7113,7 +7239,7 @@
         <w:pStyle w:val="FirstParagraph"/>
       </w:pPr>
       <w:r>
-        <w:t xml:space="preserve">This paper has four main limitations.</w:t>
+        <w:t xml:space="preserve">This paper has five main limitations.</w:t>
       </w:r>
     </w:p>
     <w:p>
@@ -7129,7 +7255,7 @@
         <w:pStyle w:val="BodyText"/>
       </w:pPr>
       <w:r>
-        <w:t xml:space="preserve">Second, the comparability of some parental education information across waves is imperfect, which is why the rank-based measures are more reliable than some category-based comparisons.</w:t>
+        <w:t xml:space="preserve">Second, parental-education missingness is concentrated in 2010 and is not random on observables: missing-parent cases are older and somewhat less educated in the earlier waves. The simple imputation and extreme-bound checks preserve the qualitative wave ordering, but they leave the 2010 level less tightly pinned down than the later waves.</w:t>
       </w:r>
     </w:p>
     <w:p>
@@ -7137,7 +7263,7 @@
         <w:pStyle w:val="BodyText"/>
       </w:pPr>
       <w:r>
-        <w:t xml:space="preserve">Third, several 2022-23 subgroup and regional estimates remain noisy even after the harmonized denominator problem is resolved. The national 2022 profile is informative, but some disaggregated category-based and regional comparisons still have wide confidence intervals or sparse origin cells.</w:t>
+        <w:t xml:space="preserve">Third, the comparability of some parental education information across waves is imperfect, which is why the rank-based measures are more reliable than some category-based comparisons.</w:t>
       </w:r>
     </w:p>
     <w:p>
@@ -7145,7 +7271,7 @@
         <w:pStyle w:val="BodyText"/>
       </w:pPr>
       <w:r>
-        <w:t xml:space="preserve">Fourth, the pandemic mechanism module is based on a limited child subsample and is not a causal design. Its adjusted parental-education coefficients are also fragile across weighting and threshold choices, so it is useful for describing disruption and support patterns rather than for establishing a stable mechanism.</w:t>
+        <w:t xml:space="preserve">Fourth, several 2022-23 subgroup and regional estimates remain noisy even after the harmonized denominator problem is resolved. The national 2022 profile is informative, but some disaggregated category-based and regional comparisons still have wide confidence intervals or sparse origin cells. Inference also relies on region-clustered standard errors without an extra small-sample correction, so marginal p-values should be read cautiously.</w:t>
       </w:r>
     </w:p>
     <w:p>
@@ -7153,11 +7279,19 @@
         <w:pStyle w:val="BodyText"/>
       </w:pPr>
       <w:r>
+        <w:t xml:space="preserve">Fifth, the pandemic mechanism module is based on a limited child subsample and is not a causal design. Its adjusted parental-education coefficients are also fragile across weighting and threshold choices, so it is useful for describing disruption and support patterns rather than for establishing a stable mechanism.</w:t>
+      </w:r>
+    </w:p>
+    <w:p>
+      <w:pPr>
+        <w:pStyle w:val="BodyText"/>
+      </w:pPr>
+      <w:r>
         <w:t xml:space="preserve">These limitations do not undermine the central contribution of the paper, but they do shape the appropriate scope of the conclusions.</w:t>
       </w:r>
     </w:p>
-    <w:bookmarkEnd w:id="81"/>
-    <w:bookmarkStart w:id="82" w:name="conclusion"/>
+    <w:bookmarkEnd w:id="82"/>
+    <w:bookmarkStart w:id="83" w:name="conclusion"/>
     <w:p>
       <w:pPr>
         <w:pStyle w:val="Heading2"/>
@@ -7171,7 +7305,7 @@
         <w:pStyle w:val="FirstParagraph"/>
       </w:pPr>
       <w:r>
-        <w:t xml:space="preserve">This paper provides structured multi-wave evidence on intergenerational educational mobility in Uzbekistan using LiTS 2010, 2016, and 2022-23. The results indicate substantial educational persistence across generations. Descriptive persistence rises from 2010 to 2016 and remains elevated in 2022-23, while the pooled correlates models point to a stronger mid-period persistence gradient and continue to show parental education as the clearest predictor of children’s educational attainment.</w:t>
+        <w:t xml:space="preserve">This paper provides structured multi-wave evidence on intergenerational educational mobility in Uzbekistan using LiTS 2010, 2016, and 2022-23. The results indicate substantial educational persistence across generations. The statistically clearest strengthening is from 2010 to 2016; 2022-23 remains above the 2010 baseline, but the 2016-to-2022 difference is flatter and less precise. The pooled associational models reproduce that same mid-period strengthening across nested specifications and continue to show parental education as the clearest predictor of children’s educational attainment.</w:t>
       </w:r>
     </w:p>
     <w:p>
@@ -7190,8 +7324,8 @@
         <w:t xml:space="preserve">The broader message is that improving educational mobility in Uzbekistan will require more than expanding formal access. It will require reducing the degree to which family background governs educational trajectories, especially through the unequal household conditions under which children study, recover from shocks, and convert schooling opportunities into completed attainment.</w:t>
       </w:r>
     </w:p>
-    <w:bookmarkEnd w:id="82"/>
-    <w:bookmarkStart w:id="129" w:name="bibliography"/>
+    <w:bookmarkEnd w:id="83"/>
+    <w:bookmarkStart w:id="130" w:name="bibliography"/>
     <w:p>
       <w:pPr>
         <w:pStyle w:val="Heading1"/>
@@ -7200,8 +7334,8 @@
         <w:t xml:space="preserve">References</w:t>
       </w:r>
     </w:p>
-    <w:bookmarkStart w:id="128" w:name="refs"/>
-    <w:bookmarkStart w:id="83" w:name="ref-akarcay_polat_2017"/>
+    <w:bookmarkStart w:id="129" w:name="refs"/>
+    <w:bookmarkStart w:id="84" w:name="ref-akarcay_polat_2017"/>
     <w:p>
       <w:pPr>
         <w:pStyle w:val="Bibliography"/>
@@ -7231,8 +7365,8 @@
         <w:t xml:space="preserve">Working Paper. Piri Reis University; Yildiz Technical University.</w:t>
       </w:r>
     </w:p>
-    <w:bookmarkEnd w:id="83"/>
-    <w:bookmarkStart w:id="85" w:name="ref-alam_tiwari_2020"/>
+    <w:bookmarkEnd w:id="84"/>
+    <w:bookmarkStart w:id="86" w:name="ref-alam_tiwari_2020"/>
     <w:p>
       <w:pPr>
         <w:pStyle w:val="Bibliography"/>
@@ -7267,7 +7401,7 @@
       <w:r>
         <w:t xml:space="preserve"> </w:t>
       </w:r>
-      <w:hyperlink r:id="rId84">
+      <w:hyperlink r:id="rId85">
         <w:r>
           <w:rPr>
             <w:rStyle w:val="Hyperlink"/>
@@ -7279,8 +7413,8 @@
         <w:t xml:space="preserve">.</w:t>
       </w:r>
     </w:p>
-    <w:bookmarkEnd w:id="85"/>
-    <w:bookmarkStart w:id="87" w:name="ref-aydemir_yazici_2019"/>
+    <w:bookmarkEnd w:id="86"/>
+    <w:bookmarkStart w:id="88" w:name="ref-aydemir_yazici_2019"/>
     <w:p>
       <w:pPr>
         <w:pStyle w:val="Bibliography"/>
@@ -7322,7 +7456,7 @@
       <w:r>
         <w:t xml:space="preserve"> </w:t>
       </w:r>
-      <w:hyperlink r:id="rId86">
+      <w:hyperlink r:id="rId87">
         <w:r>
           <w:rPr>
             <w:rStyle w:val="Hyperlink"/>
@@ -7334,8 +7468,8 @@
         <w:t xml:space="preserve">.</w:t>
       </w:r>
     </w:p>
-    <w:bookmarkEnd w:id="87"/>
-    <w:bookmarkStart w:id="89" w:name="ref-bruck_esenaliev_2018"/>
+    <w:bookmarkEnd w:id="88"/>
+    <w:bookmarkStart w:id="90" w:name="ref-bruck_esenaliev_2018"/>
     <w:p>
       <w:pPr>
         <w:pStyle w:val="Bibliography"/>
@@ -7377,7 +7511,7 @@
       <w:r>
         <w:t xml:space="preserve"> </w:t>
       </w:r>
-      <w:hyperlink r:id="rId88">
+      <w:hyperlink r:id="rId89">
         <w:r>
           <w:rPr>
             <w:rStyle w:val="Hyperlink"/>
@@ -7389,8 +7523,8 @@
         <w:t xml:space="preserve">.</w:t>
       </w:r>
     </w:p>
-    <w:bookmarkEnd w:id="89"/>
-    <w:bookmarkStart w:id="91" w:name="ref-causa_johansson_2010"/>
+    <w:bookmarkEnd w:id="90"/>
+    <w:bookmarkStart w:id="92" w:name="ref-causa_johansson_2010"/>
     <w:p>
       <w:pPr>
         <w:pStyle w:val="Bibliography"/>
@@ -7425,7 +7559,7 @@
       <w:r>
         <w:t xml:space="preserve"> </w:t>
       </w:r>
-      <w:hyperlink r:id="rId90">
+      <w:hyperlink r:id="rId91">
         <w:r>
           <w:rPr>
             <w:rStyle w:val="Hyperlink"/>
@@ -7437,8 +7571,8 @@
         <w:t xml:space="preserve">.</w:t>
       </w:r>
     </w:p>
-    <w:bookmarkEnd w:id="91"/>
-    <w:bookmarkStart w:id="92" w:name="ref-chevalier_denny_mcmahon_2009"/>
+    <w:bookmarkEnd w:id="92"/>
+    <w:bookmarkStart w:id="93" w:name="ref-chevalier_denny_mcmahon_2009"/>
     <w:p>
       <w:pPr>
         <w:pStyle w:val="Bibliography"/>
@@ -7472,8 +7606,8 @@
         <w:t xml:space="preserve">, edited by Peter Dolton, Rita Asplund, and Erling Barth. Cheltenham: Edward Elgar.</w:t>
       </w:r>
     </w:p>
-    <w:bookmarkEnd w:id="92"/>
-    <w:bookmarkStart w:id="94" w:name="ref-duong_2024"/>
+    <w:bookmarkEnd w:id="93"/>
+    <w:bookmarkStart w:id="95" w:name="ref-duong_2024"/>
     <w:p>
       <w:pPr>
         <w:pStyle w:val="Bibliography"/>
@@ -7506,7 +7640,7 @@
       <w:r>
         <w:t xml:space="preserve"> </w:t>
       </w:r>
-      <w:hyperlink r:id="rId93">
+      <w:hyperlink r:id="rId94">
         <w:r>
           <w:rPr>
             <w:rStyle w:val="Hyperlink"/>
@@ -7518,8 +7652,8 @@
         <w:t xml:space="preserve">.</w:t>
       </w:r>
     </w:p>
-    <w:bookmarkEnd w:id="94"/>
-    <w:bookmarkStart w:id="96" w:name="ref-guell_etal_2018"/>
+    <w:bookmarkEnd w:id="95"/>
+    <w:bookmarkStart w:id="97" w:name="ref-guell_etal_2018"/>
     <w:p>
       <w:pPr>
         <w:pStyle w:val="Bibliography"/>
@@ -7552,7 +7686,7 @@
       <w:r>
         <w:t xml:space="preserve"> </w:t>
       </w:r>
-      <w:hyperlink r:id="rId95">
+      <w:hyperlink r:id="rId96">
         <w:r>
           <w:rPr>
             <w:rStyle w:val="Hyperlink"/>
@@ -7564,8 +7698,8 @@
         <w:t xml:space="preserve">.</w:t>
       </w:r>
     </w:p>
-    <w:bookmarkEnd w:id="96"/>
-    <w:bookmarkStart w:id="98" w:name="ref-hertz_2008"/>
+    <w:bookmarkEnd w:id="97"/>
+    <w:bookmarkStart w:id="99" w:name="ref-hertz_2008"/>
     <w:p>
       <w:pPr>
         <w:pStyle w:val="Bibliography"/>
@@ -7598,7 +7732,7 @@
       <w:r>
         <w:t xml:space="preserve"> </w:t>
       </w:r>
-      <w:hyperlink r:id="rId97">
+      <w:hyperlink r:id="rId98">
         <w:r>
           <w:rPr>
             <w:rStyle w:val="Hyperlink"/>
@@ -7610,8 +7744,8 @@
         <w:t xml:space="preserve">.</w:t>
       </w:r>
     </w:p>
-    <w:bookmarkEnd w:id="98"/>
-    <w:bookmarkStart w:id="100" w:name="ref-iqbal_patrinos_2025"/>
+    <w:bookmarkEnd w:id="99"/>
+    <w:bookmarkStart w:id="101" w:name="ref-iqbal_patrinos_2025"/>
     <w:p>
       <w:pPr>
         <w:pStyle w:val="Bibliography"/>
@@ -7650,7 +7784,7 @@
       <w:r>
         <w:t xml:space="preserve"> </w:t>
       </w:r>
-      <w:hyperlink r:id="rId99">
+      <w:hyperlink r:id="rId100">
         <w:r>
           <w:rPr>
             <w:rStyle w:val="Hyperlink"/>
@@ -7662,8 +7796,8 @@
         <w:t xml:space="preserve">.</w:t>
       </w:r>
     </w:p>
-    <w:bookmarkEnd w:id="100"/>
-    <w:bookmarkStart w:id="102" w:name="ref-munoz_najar_etal_2021"/>
+    <w:bookmarkEnd w:id="101"/>
+    <w:bookmarkStart w:id="103" w:name="ref-munoz_najar_etal_2021"/>
     <w:p>
       <w:pPr>
         <w:pStyle w:val="Bibliography"/>
@@ -7695,7 +7829,7 @@
       <w:r>
         <w:t xml:space="preserve"> </w:t>
       </w:r>
-      <w:hyperlink r:id="rId101">
+      <w:hyperlink r:id="rId102">
         <w:r>
           <w:rPr>
             <w:rStyle w:val="Hyperlink"/>
@@ -7707,8 +7841,8 @@
         <w:t xml:space="preserve">.</w:t>
       </w:r>
     </w:p>
-    <w:bookmarkEnd w:id="102"/>
-    <w:bookmarkStart w:id="104" w:name="ref-neidhoefer_etal_2024"/>
+    <w:bookmarkEnd w:id="103"/>
+    <w:bookmarkStart w:id="105" w:name="ref-neidhoefer_etal_2024"/>
     <w:p>
       <w:pPr>
         <w:pStyle w:val="Bibliography"/>
@@ -7741,7 +7875,7 @@
       <w:r>
         <w:t xml:space="preserve"> </w:t>
       </w:r>
-      <w:hyperlink r:id="rId103">
+      <w:hyperlink r:id="rId104">
         <w:r>
           <w:rPr>
             <w:rStyle w:val="Hyperlink"/>
@@ -7753,8 +7887,8 @@
         <w:t xml:space="preserve">.</w:t>
       </w:r>
     </w:p>
-    <w:bookmarkEnd w:id="104"/>
-    <w:bookmarkStart w:id="106" w:name="ref-razzu_wambile_2022"/>
+    <w:bookmarkEnd w:id="105"/>
+    <w:bookmarkStart w:id="107" w:name="ref-razzu_wambile_2022"/>
     <w:p>
       <w:pPr>
         <w:pStyle w:val="Bibliography"/>
@@ -7802,7 +7936,7 @@
       <w:r>
         <w:t xml:space="preserve"> </w:t>
       </w:r>
-      <w:hyperlink r:id="rId105">
+      <w:hyperlink r:id="rId106">
         <w:r>
           <w:rPr>
             <w:rStyle w:val="Hyperlink"/>
@@ -7814,8 +7948,8 @@
         <w:t xml:space="preserve">.</w:t>
       </w:r>
     </w:p>
-    <w:bookmarkEnd w:id="106"/>
-    <w:bookmarkStart w:id="108" w:name="ref-stromberg_engzell_2025"/>
+    <w:bookmarkEnd w:id="107"/>
+    <w:bookmarkStart w:id="109" w:name="ref-stromberg_engzell_2025"/>
     <w:p>
       <w:pPr>
         <w:pStyle w:val="Bibliography"/>
@@ -7848,7 +7982,7 @@
       <w:r>
         <w:t xml:space="preserve"> </w:t>
       </w:r>
-      <w:hyperlink r:id="rId107">
+      <w:hyperlink r:id="rId108">
         <w:r>
           <w:rPr>
             <w:rStyle w:val="Hyperlink"/>
@@ -7860,8 +7994,8 @@
         <w:t xml:space="preserve">.</w:t>
       </w:r>
     </w:p>
-    <w:bookmarkEnd w:id="108"/>
-    <w:bookmarkStart w:id="110" w:name="ref-torche_2015"/>
+    <w:bookmarkEnd w:id="109"/>
+    <w:bookmarkStart w:id="111" w:name="ref-torche_2015"/>
     <w:p>
       <w:pPr>
         <w:pStyle w:val="Bibliography"/>
@@ -7908,7 +8042,7 @@
       <w:r>
         <w:t xml:space="preserve"> </w:t>
       </w:r>
-      <w:hyperlink r:id="rId109">
+      <w:hyperlink r:id="rId110">
         <w:r>
           <w:rPr>
             <w:rStyle w:val="Hyperlink"/>
@@ -7920,8 +8054,8 @@
         <w:t xml:space="preserve">.</w:t>
       </w:r>
     </w:p>
-    <w:bookmarkEnd w:id="110"/>
-    <w:bookmarkStart w:id="112" w:name="ref-unicef_compact_2024"/>
+    <w:bookmarkEnd w:id="111"/>
+    <w:bookmarkStart w:id="113" w:name="ref-unicef_compact_2024"/>
     <w:p>
       <w:pPr>
         <w:pStyle w:val="Bibliography"/>
@@ -7944,7 +8078,7 @@
       <w:r>
         <w:t xml:space="preserve"> </w:t>
       </w:r>
-      <w:hyperlink r:id="rId111">
+      <w:hyperlink r:id="rId112">
         <w:r>
           <w:rPr>
             <w:rStyle w:val="Hyperlink"/>
@@ -7956,8 +8090,8 @@
         <w:t xml:space="preserve">.</w:t>
       </w:r>
     </w:p>
-    <w:bookmarkEnd w:id="112"/>
-    <w:bookmarkStart w:id="114" w:name="ref-unicef_sitan_2020"/>
+    <w:bookmarkEnd w:id="113"/>
+    <w:bookmarkStart w:id="115" w:name="ref-unicef_sitan_2020"/>
     <w:p>
       <w:pPr>
         <w:pStyle w:val="Bibliography"/>
@@ -7989,7 +8123,7 @@
       <w:r>
         <w:t xml:space="preserve"> </w:t>
       </w:r>
-      <w:hyperlink r:id="rId113">
+      <w:hyperlink r:id="rId114">
         <w:r>
           <w:rPr>
             <w:rStyle w:val="Hyperlink"/>
@@ -8001,8 +8135,8 @@
         <w:t xml:space="preserve">.</w:t>
       </w:r>
     </w:p>
-    <w:bookmarkEnd w:id="114"/>
-    <w:bookmarkStart w:id="116" w:name="ref-unicef_sitan_2024"/>
+    <w:bookmarkEnd w:id="115"/>
+    <w:bookmarkStart w:id="117" w:name="ref-unicef_sitan_2024"/>
     <w:p>
       <w:pPr>
         <w:pStyle w:val="Bibliography"/>
@@ -8034,7 +8168,7 @@
       <w:r>
         <w:t xml:space="preserve"> </w:t>
       </w:r>
-      <w:hyperlink r:id="rId115">
+      <w:hyperlink r:id="rId116">
         <w:r>
           <w:rPr>
             <w:rStyle w:val="Hyperlink"/>
@@ -8046,8 +8180,8 @@
         <w:t xml:space="preserve">.</w:t>
       </w:r>
     </w:p>
-    <w:bookmarkEnd w:id="116"/>
-    <w:bookmarkStart w:id="118" w:name="ref-urbina_2018"/>
+    <w:bookmarkEnd w:id="117"/>
+    <w:bookmarkStart w:id="119" w:name="ref-urbina_2018"/>
     <w:p>
       <w:pPr>
         <w:pStyle w:val="Bibliography"/>
@@ -8089,7 +8223,7 @@
       <w:r>
         <w:t xml:space="preserve"> </w:t>
       </w:r>
-      <w:hyperlink r:id="rId117">
+      <w:hyperlink r:id="rId118">
         <w:r>
           <w:rPr>
             <w:rStyle w:val="Hyperlink"/>
@@ -8101,8 +8235,8 @@
         <w:t xml:space="preserve">.</w:t>
       </w:r>
     </w:p>
-    <w:bookmarkEnd w:id="118"/>
-    <w:bookmarkStart w:id="119" w:name="ref-verashchagina_2012"/>
+    <w:bookmarkEnd w:id="119"/>
+    <w:bookmarkStart w:id="120" w:name="ref-verashchagina_2012"/>
     <w:p>
       <w:pPr>
         <w:pStyle w:val="Bibliography"/>
@@ -8136,8 +8270,8 @@
         <w:t xml:space="preserve">, edited by Giuliana Parodi and Dario Sciulli. AIEL Series in Labour Economics. Heidelberg: Springer.</w:t>
       </w:r>
     </w:p>
-    <w:bookmarkEnd w:id="119"/>
-    <w:bookmarkStart w:id="121" w:name="ref-weide_etal_2024"/>
+    <w:bookmarkEnd w:id="120"/>
+    <w:bookmarkStart w:id="122" w:name="ref-weide_etal_2024"/>
     <w:p>
       <w:pPr>
         <w:pStyle w:val="Bibliography"/>
@@ -8170,7 +8304,7 @@
       <w:r>
         <w:t xml:space="preserve"> </w:t>
       </w:r>
-      <w:hyperlink r:id="rId120">
+      <w:hyperlink r:id="rId121">
         <w:r>
           <w:rPr>
             <w:rStyle w:val="Hyperlink"/>
@@ -8182,8 +8316,8 @@
         <w:t xml:space="preserve">.</w:t>
       </w:r>
     </w:p>
-    <w:bookmarkEnd w:id="121"/>
-    <w:bookmarkStart w:id="123" w:name="ref-wb_modernizing_tertiary_2017"/>
+    <w:bookmarkEnd w:id="122"/>
+    <w:bookmarkStart w:id="124" w:name="ref-wb_modernizing_tertiary_2017"/>
     <w:p>
       <w:pPr>
         <w:pStyle w:val="Bibliography"/>
@@ -8206,7 +8340,7 @@
       <w:r>
         <w:t xml:space="preserve"> </w:t>
       </w:r>
-      <w:hyperlink r:id="rId122">
+      <w:hyperlink r:id="rId123">
         <w:r>
           <w:rPr>
             <w:rStyle w:val="Hyperlink"/>
@@ -8218,8 +8352,8 @@
         <w:t xml:space="preserve">.</w:t>
       </w:r>
     </w:p>
-    <w:bookmarkEnd w:id="123"/>
-    <w:bookmarkStart w:id="125" w:name="ref-wb_uzb_2018"/>
+    <w:bookmarkEnd w:id="124"/>
+    <w:bookmarkStart w:id="126" w:name="ref-wb_uzb_2018"/>
     <w:p>
       <w:pPr>
         <w:pStyle w:val="Bibliography"/>
@@ -8242,7 +8376,7 @@
       <w:r>
         <w:t xml:space="preserve"> </w:t>
       </w:r>
-      <w:hyperlink r:id="rId124">
+      <w:hyperlink r:id="rId125">
         <w:r>
           <w:rPr>
             <w:rStyle w:val="Hyperlink"/>
@@ -8254,8 +8388,8 @@
         <w:t xml:space="preserve">.</w:t>
       </w:r>
     </w:p>
-    <w:bookmarkEnd w:id="125"/>
-    <w:bookmarkStart w:id="127" w:name="ref-wb_gender_2024"/>
+    <w:bookmarkEnd w:id="126"/>
+    <w:bookmarkStart w:id="128" w:name="ref-wb_gender_2024"/>
     <w:p>
       <w:pPr>
         <w:pStyle w:val="Bibliography"/>
@@ -8287,7 +8421,7 @@
       <w:r>
         <w:t xml:space="preserve"> </w:t>
       </w:r>
-      <w:hyperlink r:id="rId126">
+      <w:hyperlink r:id="rId127">
         <w:r>
           <w:rPr>
             <w:rStyle w:val="Hyperlink"/>
@@ -8299,9 +8433,9 @@
         <w:t xml:space="preserve">.</w:t>
       </w:r>
     </w:p>
-    <w:bookmarkEnd w:id="127"/>
     <w:bookmarkEnd w:id="128"/>
     <w:bookmarkEnd w:id="129"/>
+    <w:bookmarkEnd w:id="130"/>
     <w:sectPr>
       <w:footnotePr>
         <w:numRestart w:val="eachSect"/>
